--- a/Resume_latest - Copy.docx
+++ b/Resume_latest - Copy.docx
@@ -874,7 +874,23 @@
           <w:szCs w:val="22"/>
         </w:rPr>
         <w:tab/>
-        <w:t xml:space="preserve">   2020 - 2024 (Present)</w:t>
+        <w:t xml:space="preserve"> 2020 </w:t>
+      </w:r>
+      <w:r>
+        <w:rPr>
+          <w:bCs/>
+          <w:sz w:val="22"/>
+          <w:szCs w:val="22"/>
+        </w:rPr>
+        <w:t>–</w:t>
+      </w:r>
+      <w:r>
+        <w:rPr>
+          <w:bCs/>
+          <w:sz w:val="22"/>
+          <w:szCs w:val="22"/>
+        </w:rPr>
+        <w:t xml:space="preserve"> 2024</w:t>
       </w:r>
     </w:p>
     <w:p>
@@ -978,6 +994,8 @@
       </w:r>
       <w:r>
         <w:rPr>
+          <w:i/>
+          <w:iCs/>
           <w:sz w:val="22"/>
           <w:szCs w:val="22"/>
         </w:rPr>
@@ -985,6 +1003,8 @@
       </w:r>
       <w:r>
         <w:rPr>
+          <w:i/>
+          <w:iCs/>
           <w:sz w:val="22"/>
           <w:szCs w:val="22"/>
           <w:cs/>
@@ -993,10 +1013,68 @@
       </w:r>
       <w:r>
         <w:rPr>
+          <w:i/>
+          <w:iCs/>
           <w:sz w:val="22"/>
           <w:szCs w:val="22"/>
         </w:rPr>
         <w:t xml:space="preserve"> Present</w:t>
+      </w:r>
+    </w:p>
+    <w:p>
+      <w:pPr>
+        <w:pStyle w:val="ListParagraph"/>
+        <w:numPr>
+          <w:ilvl w:val="0"/>
+          <w:numId w:val="39"/>
+        </w:numPr>
+        <w:spacing w:after="0" w:line="240" w:lineRule="auto"/>
+        <w:ind w:right="281"/>
+        <w:rPr>
+          <w:sz w:val="22"/>
+          <w:szCs w:val="22"/>
+        </w:rPr>
+      </w:pPr>
+      <w:hyperlink r:id="rId22" w:history="1">
+        <w:r>
+          <w:rPr>
+            <w:rStyle w:val="Hyperlink"/>
+            <w:sz w:val="24"/>
+            <w:szCs w:val="24"/>
+            <w:u w:val="none"/>
+          </w:rPr>
+          <w:t>OFY Wellness Android app</w:t>
+        </w:r>
+      </w:hyperlink>
+      <w:r>
+        <w:rPr>
+          <w:sz w:val="24"/>
+          <w:szCs w:val="24"/>
+        </w:rPr>
+        <w:t xml:space="preserve"> </w:t>
+      </w:r>
+      <w:r>
+        <w:rPr>
+          <w:sz w:val="22"/>
+          <w:szCs w:val="22"/>
+        </w:rPr>
+        <w:t>(</w:t>
+      </w:r>
+      <w:r>
+        <w:rPr>
+          <w:b/>
+          <w:bCs/>
+          <w:sz w:val="22"/>
+          <w:szCs w:val="22"/>
+        </w:rPr>
+        <w:t>Java</w:t>
+      </w:r>
+      <w:r>
+        <w:rPr>
+          <w:sz w:val="22"/>
+          <w:szCs w:val="22"/>
+        </w:rPr>
+        <w:t>)</w:t>
       </w:r>
     </w:p>
     <w:p>
@@ -1123,14 +1201,137 @@
           <w:sz w:val="22"/>
           <w:szCs w:val="22"/>
         </w:rPr>
-        <w:t>Developed a Spring Boot revenue converter to convert earnings into different time brackets to assist freelancer and worker onboarding and revenue calculations</w:t>
-      </w:r>
-      <w:r>
-        <w:rPr>
-          <w:sz w:val="22"/>
-          <w:szCs w:val="22"/>
-        </w:rPr>
-        <w:t xml:space="preserve">. </w:t>
+        <w:t>Tun</w:t>
+      </w:r>
+      <w:r>
+        <w:rPr>
+          <w:sz w:val="22"/>
+          <w:szCs w:val="22"/>
+        </w:rPr>
+        <w:t>ed</w:t>
+      </w:r>
+      <w:r>
+        <w:rPr>
+          <w:sz w:val="22"/>
+          <w:szCs w:val="22"/>
+        </w:rPr>
+        <w:t xml:space="preserve"> the model</w:t>
+      </w:r>
+      <w:r>
+        <w:rPr>
+          <w:sz w:val="22"/>
+          <w:szCs w:val="22"/>
+        </w:rPr>
+        <w:t xml:space="preserve"> </w:t>
+      </w:r>
+      <w:r>
+        <w:rPr>
+          <w:sz w:val="22"/>
+          <w:szCs w:val="22"/>
+        </w:rPr>
+        <w:t>and i</w:t>
+      </w:r>
+      <w:r>
+        <w:rPr>
+          <w:sz w:val="22"/>
+          <w:szCs w:val="22"/>
+        </w:rPr>
+        <w:t>mproved meal image and nutrient detection by</w:t>
+      </w:r>
+      <w:r>
+        <w:rPr>
+          <w:sz w:val="22"/>
+          <w:szCs w:val="22"/>
+        </w:rPr>
+        <w:t xml:space="preserve"> ov</w:t>
+      </w:r>
+      <w:r>
+        <w:rPr>
+          <w:sz w:val="22"/>
+          <w:szCs w:val="22"/>
+        </w:rPr>
+        <w:t>e</w:t>
+      </w:r>
+      <w:r>
+        <w:rPr>
+          <w:sz w:val="22"/>
+          <w:szCs w:val="22"/>
+        </w:rPr>
+        <w:t xml:space="preserve">r </w:t>
+      </w:r>
+      <w:r>
+        <w:rPr>
+          <w:sz w:val="22"/>
+          <w:szCs w:val="22"/>
+        </w:rPr>
+        <w:t>50%.</w:t>
+      </w:r>
+    </w:p>
+    <w:p>
+      <w:pPr>
+        <w:pStyle w:val="ListParagraph"/>
+        <w:numPr>
+          <w:ilvl w:val="0"/>
+          <w:numId w:val="39"/>
+        </w:numPr>
+        <w:spacing w:line="240" w:lineRule="auto"/>
+        <w:ind w:right="0"/>
+        <w:jc w:val="both"/>
+        <w:rPr>
+          <w:sz w:val="22"/>
+          <w:szCs w:val="22"/>
+        </w:rPr>
+      </w:pPr>
+      <w:hyperlink r:id="rId23" w:history="1">
+        <w:r>
+          <w:rPr>
+            <w:rStyle w:val="Hyperlink"/>
+            <w:rFonts w:cs="Arial"/>
+            <w:sz w:val="24"/>
+            <w:szCs w:val="24"/>
+            <w:u w:val="none"/>
+          </w:rPr>
+          <w:t>A Spring Boot</w:t>
+        </w:r>
+        <w:r>
+          <w:rPr>
+            <w:rStyle w:val="Hyperlink"/>
+            <w:sz w:val="24"/>
+            <w:szCs w:val="24"/>
+            <w:u w:val="none"/>
+          </w:rPr>
+          <w:t xml:space="preserve"> revenue converter</w:t>
+        </w:r>
+      </w:hyperlink>
+      <w:r>
+        <w:rPr>
+          <w:sz w:val="24"/>
+          <w:szCs w:val="24"/>
+        </w:rPr>
+        <w:t xml:space="preserve"> </w:t>
+      </w:r>
+      <w:r>
+        <w:rPr>
+          <w:sz w:val="22"/>
+          <w:szCs w:val="22"/>
+        </w:rPr>
+        <w:t>(</w:t>
+      </w:r>
+      <w:r>
+        <w:rPr>
+          <w:b/>
+          <w:bCs/>
+          <w:sz w:val="22"/>
+          <w:szCs w:val="22"/>
+        </w:rPr>
+        <w:t>Java</w:t>
+      </w:r>
+      <w:r>
+        <w:rPr>
+          <w:sz w:val="22"/>
+          <w:szCs w:val="22"/>
+        </w:rPr>
+        <w:t>)</w:t>
       </w:r>
     </w:p>
     <w:p>
@@ -1153,7 +1354,21 @@
           <w:sz w:val="22"/>
           <w:szCs w:val="22"/>
         </w:rPr>
-        <w:t>Supplemented currency conversion feature and scaled currency pairs to 10+ currency pairs</w:t>
+        <w:t>Developed a Spring Boot revenue converter to convert earnings into different time brackets to assist</w:t>
+      </w:r>
+      <w:r>
+        <w:rPr>
+          <w:sz w:val="22"/>
+          <w:szCs w:val="22"/>
+        </w:rPr>
+        <w:t xml:space="preserve"> </w:t>
+      </w:r>
+      <w:r>
+        <w:rPr>
+          <w:sz w:val="22"/>
+          <w:szCs w:val="22"/>
+        </w:rPr>
+        <w:t>freelancer and worker onboarding and revenue calculations</w:t>
       </w:r>
       <w:r>
         <w:rPr>
@@ -1178,84 +1393,12 @@
           <w:szCs w:val="22"/>
         </w:rPr>
       </w:pPr>
-      <w:proofErr w:type="spellStart"/>
-      <w:r>
-        <w:rPr>
-          <w:sz w:val="22"/>
-          <w:szCs w:val="22"/>
-        </w:rPr>
-        <w:t>Dockerize</w:t>
-      </w:r>
-      <w:r>
-        <w:rPr>
-          <w:sz w:val="22"/>
-          <w:szCs w:val="22"/>
-        </w:rPr>
-        <w:t>d</w:t>
-      </w:r>
-      <w:proofErr w:type="spellEnd"/>
-      <w:r>
-        <w:rPr>
-          <w:sz w:val="22"/>
-          <w:szCs w:val="22"/>
-        </w:rPr>
-        <w:t xml:space="preserve"> </w:t>
-      </w:r>
-      <w:r>
-        <w:rPr>
-          <w:sz w:val="22"/>
-          <w:szCs w:val="22"/>
-        </w:rPr>
-        <w:t>the Spring Boot application, and increased its availability by more than 10% by deploying it</w:t>
-      </w:r>
-      <w:r>
-        <w:rPr>
-          <w:sz w:val="22"/>
-          <w:szCs w:val="22"/>
-        </w:rPr>
-        <w:t xml:space="preserve"> to</w:t>
-      </w:r>
-      <w:r>
-        <w:rPr>
-          <w:sz w:val="22"/>
-          <w:szCs w:val="22"/>
-        </w:rPr>
-        <w:t xml:space="preserve"> </w:t>
-      </w:r>
-      <w:r>
-        <w:rPr>
-          <w:sz w:val="22"/>
-          <w:szCs w:val="22"/>
-        </w:rPr>
-        <w:t xml:space="preserve">an </w:t>
-      </w:r>
-      <w:r>
-        <w:rPr>
-          <w:sz w:val="22"/>
-          <w:szCs w:val="22"/>
-        </w:rPr>
-        <w:t>AWS EC2 instance</w:t>
-      </w:r>
-      <w:r>
-        <w:rPr>
-          <w:sz w:val="22"/>
-          <w:szCs w:val="22"/>
-        </w:rPr>
-        <w:t xml:space="preserve"> and</w:t>
-      </w:r>
-      <w:r>
-        <w:rPr>
-          <w:sz w:val="22"/>
-          <w:szCs w:val="22"/>
-        </w:rPr>
-        <w:t xml:space="preserve"> multiple Docker container</w:t>
-      </w:r>
-      <w:r>
-        <w:rPr>
-          <w:sz w:val="22"/>
-          <w:szCs w:val="22"/>
-        </w:rPr>
-        <w:t>s</w:t>
+      <w:r>
+        <w:rPr>
+          <w:sz w:val="22"/>
+          <w:szCs w:val="22"/>
+        </w:rPr>
+        <w:t>Supplemented currency conversion feature and scaled currency pairs to 10+ currency pairs</w:t>
       </w:r>
       <w:r>
         <w:rPr>
@@ -1280,18 +1423,97 @@
           <w:szCs w:val="22"/>
         </w:rPr>
       </w:pPr>
-      <w:r>
-        <w:rPr>
-          <w:sz w:val="22"/>
-          <w:szCs w:val="22"/>
-        </w:rPr>
-        <w:t>Proposed adding a live market exchange rate API to the application to get updated exchange rates at regular intervals.</w:t>
+      <w:proofErr w:type="spellStart"/>
+      <w:r>
+        <w:rPr>
+          <w:sz w:val="22"/>
+          <w:szCs w:val="22"/>
+        </w:rPr>
+        <w:t>Dockerize</w:t>
+      </w:r>
+      <w:r>
+        <w:rPr>
+          <w:sz w:val="22"/>
+          <w:szCs w:val="22"/>
+        </w:rPr>
+        <w:t>d</w:t>
+      </w:r>
+      <w:proofErr w:type="spellEnd"/>
+      <w:r>
+        <w:rPr>
+          <w:sz w:val="22"/>
+          <w:szCs w:val="22"/>
+        </w:rPr>
+        <w:t xml:space="preserve"> </w:t>
+      </w:r>
+      <w:r>
+        <w:rPr>
+          <w:sz w:val="22"/>
+          <w:szCs w:val="22"/>
+        </w:rPr>
+        <w:t>the Spring Boot application, and increased its availability by more than 10% by deploying it</w:t>
+      </w:r>
+      <w:r>
+        <w:rPr>
+          <w:sz w:val="22"/>
+          <w:szCs w:val="22"/>
+        </w:rPr>
+        <w:t xml:space="preserve"> to</w:t>
+      </w:r>
+      <w:r>
+        <w:rPr>
+          <w:sz w:val="22"/>
+          <w:szCs w:val="22"/>
+        </w:rPr>
+        <w:t xml:space="preserve"> </w:t>
+      </w:r>
+      <w:r>
+        <w:rPr>
+          <w:sz w:val="22"/>
+          <w:szCs w:val="22"/>
+        </w:rPr>
+        <w:t xml:space="preserve">an </w:t>
+      </w:r>
+      <w:r>
+        <w:rPr>
+          <w:sz w:val="22"/>
+          <w:szCs w:val="22"/>
+        </w:rPr>
+        <w:t>AWS EC2 instance</w:t>
+      </w:r>
+      <w:r>
+        <w:rPr>
+          <w:sz w:val="22"/>
+          <w:szCs w:val="22"/>
+        </w:rPr>
+        <w:t xml:space="preserve"> and</w:t>
+      </w:r>
+      <w:r>
+        <w:rPr>
+          <w:sz w:val="22"/>
+          <w:szCs w:val="22"/>
+        </w:rPr>
+        <w:t xml:space="preserve"> multiple Docker container</w:t>
+      </w:r>
+      <w:r>
+        <w:rPr>
+          <w:sz w:val="22"/>
+          <w:szCs w:val="22"/>
+        </w:rPr>
+        <w:t>s</w:t>
+      </w:r>
+      <w:r>
+        <w:rPr>
+          <w:sz w:val="22"/>
+          <w:szCs w:val="22"/>
+        </w:rPr>
+        <w:t>.</w:t>
       </w:r>
     </w:p>
     <w:p>
       <w:pPr>
-        <w:spacing w:after="0" w:line="240" w:lineRule="auto"/>
-        <w:ind w:right="281"/>
+        <w:spacing w:line="240" w:lineRule="auto"/>
+        <w:ind w:right="0"/>
         <w:jc w:val="both"/>
         <w:rPr>
           <w:sz w:val="22"/>
@@ -1324,7 +1546,7 @@
         </w:rPr>
         <w:t xml:space="preserve"> | </w:t>
       </w:r>
-      <w:hyperlink r:id="rId22" w:history="1">
+      <w:hyperlink r:id="rId24" w:history="1">
         <w:proofErr w:type="spellStart"/>
         <w:r>
           <w:rPr>
@@ -1360,10 +1582,21 @@
           <w:sz w:val="22"/>
           <w:szCs w:val="22"/>
         </w:rPr>
-        <w:t>| D</w:t>
-      </w:r>
-      <w:r>
-        <w:rPr>
+        <w:t xml:space="preserve">| </w:t>
+      </w:r>
+      <w:r>
+        <w:rPr>
+          <w:i/>
+          <w:iCs/>
+          <w:sz w:val="22"/>
+          <w:szCs w:val="22"/>
+        </w:rPr>
+        <w:t>D</w:t>
+      </w:r>
+      <w:r>
+        <w:rPr>
+          <w:i/>
+          <w:iCs/>
           <w:sz w:val="22"/>
           <w:szCs w:val="22"/>
         </w:rPr>
@@ -1371,6 +1604,8 @@
       </w:r>
       <w:r>
         <w:rPr>
+          <w:i/>
+          <w:iCs/>
           <w:sz w:val="22"/>
           <w:szCs w:val="22"/>
         </w:rPr>
@@ -1378,6 +1613,8 @@
       </w:r>
       <w:r>
         <w:rPr>
+          <w:i/>
+          <w:iCs/>
           <w:sz w:val="22"/>
           <w:szCs w:val="22"/>
         </w:rPr>
@@ -1785,7 +2022,7 @@
           <w:sz w:val="22"/>
           <w:szCs w:val="22"/>
         </w:rPr>
-        <w:t>Also i</w:t>
+        <w:t>R</w:t>
       </w:r>
       <w:r>
         <w:rPr>
@@ -1793,7 +2030,7 @@
           <w:sz w:val="22"/>
           <w:szCs w:val="22"/>
         </w:rPr>
-        <w:t>mproved the UI</w:t>
+        <w:t>educed</w:t>
       </w:r>
       <w:r>
         <w:rPr>
@@ -1801,7 +2038,7 @@
           <w:sz w:val="22"/>
           <w:szCs w:val="22"/>
         </w:rPr>
-        <w:t>,</w:t>
+        <w:t xml:space="preserve"> the</w:t>
       </w:r>
       <w:r>
         <w:rPr>
@@ -1809,7 +2046,7 @@
           <w:sz w:val="22"/>
           <w:szCs w:val="22"/>
         </w:rPr>
-        <w:t xml:space="preserve"> </w:t>
+        <w:t xml:space="preserve"> number of clicks required before reaching </w:t>
       </w:r>
       <w:r>
         <w:rPr>
@@ -1817,7 +2054,7 @@
           <w:sz w:val="22"/>
           <w:szCs w:val="22"/>
         </w:rPr>
-        <w:t>affixed</w:t>
+        <w:t xml:space="preserve">the </w:t>
       </w:r>
       <w:r>
         <w:rPr>
@@ -1825,7 +2062,7 @@
           <w:sz w:val="22"/>
           <w:szCs w:val="22"/>
         </w:rPr>
-        <w:t xml:space="preserve"> </w:t>
+        <w:t>home page by</w:t>
       </w:r>
       <w:r>
         <w:rPr>
@@ -1833,7 +2070,7 @@
           <w:sz w:val="22"/>
           <w:szCs w:val="22"/>
         </w:rPr>
-        <w:t xml:space="preserve">a </w:t>
+        <w:t xml:space="preserve"> about 33%</w:t>
       </w:r>
       <w:r>
         <w:rPr>
@@ -1841,71 +2078,7 @@
           <w:sz w:val="22"/>
           <w:szCs w:val="22"/>
         </w:rPr>
-        <w:t>profile and log-out button</w:t>
-      </w:r>
-      <w:r>
-        <w:rPr>
-          <w:rFonts w:cstheme="minorBidi"/>
-          <w:sz w:val="22"/>
-          <w:szCs w:val="22"/>
-        </w:rPr>
-        <w:t>,</w:t>
-      </w:r>
-      <w:r>
-        <w:rPr>
-          <w:rFonts w:cstheme="minorBidi"/>
-          <w:sz w:val="22"/>
-          <w:szCs w:val="22"/>
-        </w:rPr>
-        <w:t xml:space="preserve"> and </w:t>
-      </w:r>
-      <w:r>
-        <w:rPr>
-          <w:rFonts w:cstheme="minorBidi"/>
-          <w:sz w:val="22"/>
-          <w:szCs w:val="22"/>
-        </w:rPr>
-        <w:t xml:space="preserve">added </w:t>
-      </w:r>
-      <w:r>
-        <w:rPr>
-          <w:rFonts w:cstheme="minorBidi"/>
-          <w:sz w:val="22"/>
-          <w:szCs w:val="22"/>
-        </w:rPr>
-        <w:t xml:space="preserve">the </w:t>
-      </w:r>
-      <w:r>
-        <w:rPr>
-          <w:rFonts w:cstheme="minorBidi"/>
-          <w:sz w:val="22"/>
-          <w:szCs w:val="22"/>
-        </w:rPr>
-        <w:t>G</w:t>
-      </w:r>
-      <w:r>
-        <w:rPr>
-          <w:rFonts w:cstheme="minorBidi"/>
-          <w:sz w:val="22"/>
-          <w:szCs w:val="22"/>
-        </w:rPr>
-        <w:t xml:space="preserve">oogle </w:t>
-      </w:r>
-      <w:r>
-        <w:rPr>
-          <w:rFonts w:cstheme="minorBidi"/>
-          <w:sz w:val="22"/>
-          <w:szCs w:val="22"/>
-        </w:rPr>
-        <w:t xml:space="preserve">Sign-In </w:t>
-      </w:r>
-      <w:r>
-        <w:rPr>
-          <w:rFonts w:cstheme="minorBidi"/>
-          <w:sz w:val="22"/>
-          <w:szCs w:val="22"/>
-        </w:rPr>
-        <w:t>API.</w:t>
+        <w:t>.</w:t>
       </w:r>
       <w:r>
         <w:rPr>
@@ -1942,8 +2115,8 @@
           <w:rFonts w:cstheme="minorBidi"/>
           <w:b/>
           <w:bCs/>
-          <w:sz w:val="22"/>
-          <w:szCs w:val="22"/>
+          <w:sz w:val="24"/>
+          <w:szCs w:val="24"/>
         </w:rPr>
       </w:pPr>
       <w:r>
@@ -1951,8 +2124,8 @@
           <w:rFonts w:cstheme="minorBidi"/>
           <w:b/>
           <w:bCs/>
-          <w:sz w:val="22"/>
-          <w:szCs w:val="22"/>
+          <w:sz w:val="24"/>
+          <w:szCs w:val="24"/>
         </w:rPr>
         <w:t>Projects</w:t>
       </w:r>
@@ -1972,216 +2145,7 @@
           <w:szCs w:val="22"/>
         </w:rPr>
       </w:pPr>
-      <w:hyperlink r:id="rId23" w:history="1">
-        <w:r>
-          <w:rPr>
-            <w:rStyle w:val="Hyperlink"/>
-            <w:sz w:val="24"/>
-            <w:szCs w:val="24"/>
-            <w:u w:val="none"/>
-          </w:rPr>
-          <w:t>OFY Wellness Android app</w:t>
-        </w:r>
-      </w:hyperlink>
-      <w:r>
-        <w:rPr>
-          <w:sz w:val="24"/>
-          <w:szCs w:val="24"/>
-        </w:rPr>
-        <w:t xml:space="preserve"> </w:t>
-      </w:r>
-      <w:r>
-        <w:rPr>
-          <w:sz w:val="22"/>
-          <w:szCs w:val="22"/>
-        </w:rPr>
-        <w:t>(</w:t>
-      </w:r>
-      <w:r>
-        <w:rPr>
-          <w:b/>
-          <w:bCs/>
-          <w:sz w:val="22"/>
-          <w:szCs w:val="22"/>
-        </w:rPr>
-        <w:t>Java</w:t>
-      </w:r>
-      <w:r>
-        <w:rPr>
-          <w:sz w:val="22"/>
-          <w:szCs w:val="22"/>
-        </w:rPr>
-        <w:t>): The OFY Wellness Android app with diet tracking</w:t>
-      </w:r>
-      <w:r>
-        <w:rPr>
-          <w:sz w:val="22"/>
-          <w:szCs w:val="22"/>
-        </w:rPr>
-        <w:t xml:space="preserve"> features.</w:t>
-      </w:r>
-    </w:p>
-    <w:p>
-      <w:pPr>
-        <w:pStyle w:val="ListParagraph"/>
-        <w:numPr>
-          <w:ilvl w:val="0"/>
-          <w:numId w:val="31"/>
-        </w:numPr>
-        <w:spacing w:line="240" w:lineRule="auto"/>
-        <w:ind w:right="281"/>
-        <w:jc w:val="both"/>
-        <w:rPr>
-          <w:sz w:val="22"/>
-          <w:szCs w:val="22"/>
-        </w:rPr>
-      </w:pPr>
-      <w:hyperlink r:id="rId24" w:history="1">
-        <w:r>
-          <w:rPr>
-            <w:rStyle w:val="Hyperlink"/>
-            <w:rFonts w:cs="Arial"/>
-            <w:sz w:val="24"/>
-            <w:szCs w:val="24"/>
-            <w:u w:val="none"/>
-          </w:rPr>
-          <w:t>A Spring Boot</w:t>
-        </w:r>
-        <w:r>
-          <w:rPr>
-            <w:rStyle w:val="Hyperlink"/>
-            <w:sz w:val="24"/>
-            <w:szCs w:val="24"/>
-            <w:u w:val="none"/>
-          </w:rPr>
-          <w:t xml:space="preserve"> revenue converter</w:t>
-        </w:r>
-      </w:hyperlink>
-      <w:r>
-        <w:rPr>
-          <w:sz w:val="24"/>
-          <w:szCs w:val="24"/>
-        </w:rPr>
-        <w:t xml:space="preserve"> </w:t>
-      </w:r>
-      <w:r>
-        <w:rPr>
-          <w:sz w:val="22"/>
-          <w:szCs w:val="22"/>
-        </w:rPr>
-        <w:t>(</w:t>
-      </w:r>
-      <w:r>
-        <w:rPr>
-          <w:b/>
-          <w:bCs/>
-          <w:sz w:val="22"/>
-          <w:szCs w:val="22"/>
-        </w:rPr>
-        <w:t>Java</w:t>
-      </w:r>
-      <w:r>
-        <w:rPr>
-          <w:sz w:val="22"/>
-          <w:szCs w:val="22"/>
-        </w:rPr>
-        <w:t>): provides your valuable earnings in 10+ currencies in multiple time brackets using</w:t>
-      </w:r>
-      <w:r>
-        <w:rPr>
-          <w:sz w:val="22"/>
-          <w:szCs w:val="22"/>
-        </w:rPr>
-        <w:t xml:space="preserve"> an</w:t>
-      </w:r>
-      <w:r>
-        <w:rPr>
-          <w:sz w:val="22"/>
-          <w:szCs w:val="22"/>
-        </w:rPr>
-        <w:t xml:space="preserve"> independent microservice</w:t>
-      </w:r>
-      <w:r>
-        <w:rPr>
-          <w:sz w:val="22"/>
-          <w:szCs w:val="22"/>
-        </w:rPr>
-        <w:t xml:space="preserve"> in Spring Boot</w:t>
-      </w:r>
-      <w:r>
-        <w:rPr>
-          <w:sz w:val="22"/>
-          <w:szCs w:val="22"/>
-        </w:rPr>
-        <w:t xml:space="preserve">. </w:t>
-      </w:r>
-    </w:p>
-    <w:p>
-      <w:pPr>
-        <w:pStyle w:val="ListParagraph"/>
-        <w:numPr>
-          <w:ilvl w:val="0"/>
-          <w:numId w:val="31"/>
-        </w:numPr>
-        <w:spacing w:line="240" w:lineRule="auto"/>
-        <w:ind w:right="281"/>
-        <w:jc w:val="both"/>
-        <w:rPr>
-          <w:sz w:val="22"/>
-          <w:szCs w:val="22"/>
-        </w:rPr>
-      </w:pPr>
       <w:hyperlink r:id="rId25" w:history="1">
-        <w:r>
-          <w:rPr>
-            <w:rStyle w:val="Hyperlink"/>
-            <w:sz w:val="24"/>
-            <w:szCs w:val="24"/>
-            <w:u w:val="none"/>
-          </w:rPr>
-          <w:t>Portfolio Site</w:t>
-        </w:r>
-      </w:hyperlink>
-      <w:r>
-        <w:rPr>
-          <w:sz w:val="22"/>
-          <w:szCs w:val="22"/>
-        </w:rPr>
-        <w:t xml:space="preserve"> (</w:t>
-      </w:r>
-      <w:r>
-        <w:rPr>
-          <w:b/>
-          <w:bCs/>
-          <w:sz w:val="22"/>
-          <w:szCs w:val="22"/>
-        </w:rPr>
-        <w:t>JavaScript, React</w:t>
-      </w:r>
-      <w:r>
-        <w:rPr>
-          <w:sz w:val="22"/>
-          <w:szCs w:val="22"/>
-        </w:rPr>
-        <w:t>): React JS-based portfolio site with an overview of projects done.</w:t>
-      </w:r>
-    </w:p>
-    <w:p>
-      <w:pPr>
-        <w:pStyle w:val="ListParagraph"/>
-        <w:numPr>
-          <w:ilvl w:val="0"/>
-          <w:numId w:val="31"/>
-        </w:numPr>
-        <w:spacing w:line="240" w:lineRule="auto"/>
-        <w:ind w:right="281"/>
-        <w:jc w:val="both"/>
-        <w:rPr>
-          <w:sz w:val="22"/>
-          <w:szCs w:val="22"/>
-        </w:rPr>
-      </w:pPr>
-      <w:hyperlink r:id="rId26" w:history="1">
         <w:r>
           <w:rPr>
             <w:rStyle w:val="Hyperlink"/>
@@ -2312,7 +2276,7 @@
           <w:szCs w:val="22"/>
         </w:rPr>
       </w:pPr>
-      <w:hyperlink r:id="rId27" w:history="1">
+      <w:hyperlink r:id="rId26" w:history="1">
         <w:r>
           <w:rPr>
             <w:rStyle w:val="Hyperlink"/>
@@ -2363,7 +2327,7 @@
           <w:sz w:val="22"/>
           <w:szCs w:val="22"/>
         </w:rPr>
-        <w:t>that operated on JSON data from APIs provided by famous Indian stock brokers</w:t>
+        <w:t>that operated APIs provided by Indian stock brokers</w:t>
       </w:r>
       <w:r>
         <w:rPr>
@@ -2393,7 +2357,44 @@
           <w:sz w:val="22"/>
           <w:szCs w:val="22"/>
         </w:rPr>
-        <w:t>, Kota Securities</w:t>
+        <w:t xml:space="preserve"> and </w:t>
+      </w:r>
+      <w:r>
+        <w:rPr>
+          <w:sz w:val="22"/>
+          <w:szCs w:val="22"/>
+        </w:rPr>
+        <w:t xml:space="preserve">Kota </w:t>
+      </w:r>
+      <w:proofErr w:type="spellStart"/>
+      <w:r>
+        <w:rPr>
+          <w:sz w:val="22"/>
+          <w:szCs w:val="22"/>
+        </w:rPr>
+        <w:t>Securities</w:t>
+      </w:r>
+      <w:r>
+        <w:rPr>
+          <w:sz w:val="22"/>
+          <w:szCs w:val="22"/>
+        </w:rPr>
+        <w:t>’s</w:t>
+      </w:r>
+      <w:proofErr w:type="spellEnd"/>
+      <w:r>
+        <w:rPr>
+          <w:sz w:val="22"/>
+          <w:szCs w:val="22"/>
+        </w:rPr>
+        <w:t xml:space="preserve"> server</w:t>
+      </w:r>
+      <w:r>
+        <w:rPr>
+          <w:sz w:val="22"/>
+          <w:szCs w:val="22"/>
+        </w:rPr>
+        <w:t>s</w:t>
       </w:r>
       <w:r>
         <w:rPr>
@@ -2407,14 +2408,49 @@
           <w:sz w:val="22"/>
           <w:szCs w:val="22"/>
         </w:rPr>
-        <w:t xml:space="preserve"> and Fyers’s server</w:t>
-      </w:r>
-      <w:r>
-        <w:rPr>
-          <w:sz w:val="22"/>
-          <w:szCs w:val="22"/>
-        </w:rPr>
-        <w:t>s</w:t>
+        <w:t xml:space="preserve"> </w:t>
+      </w:r>
+      <w:r>
+        <w:rPr>
+          <w:sz w:val="22"/>
+          <w:szCs w:val="22"/>
+        </w:rPr>
+        <w:t>t</w:t>
+      </w:r>
+      <w:r>
+        <w:rPr>
+          <w:sz w:val="22"/>
+          <w:szCs w:val="22"/>
+        </w:rPr>
+        <w:t>rade</w:t>
+      </w:r>
+      <w:r>
+        <w:rPr>
+          <w:sz w:val="22"/>
+          <w:szCs w:val="22"/>
+        </w:rPr>
+        <w:t>d</w:t>
+      </w:r>
+      <w:r>
+        <w:rPr>
+          <w:sz w:val="22"/>
+          <w:szCs w:val="22"/>
+        </w:rPr>
+        <w:t xml:space="preserve"> stocks worth 10</w:t>
+      </w:r>
+      <w:r>
+        <w:rPr>
+          <w:sz w:val="22"/>
+          <w:szCs w:val="22"/>
+        </w:rPr>
+        <w:t>,</w:t>
+      </w:r>
+      <w:r>
+        <w:rPr>
+          <w:sz w:val="22"/>
+          <w:szCs w:val="22"/>
+        </w:rPr>
+        <w:t>000 INR</w:t>
       </w:r>
       <w:r>
         <w:rPr>
@@ -2422,6 +2458,13 @@
           <w:szCs w:val="22"/>
         </w:rPr>
         <w:t>.</w:t>
+      </w:r>
+      <w:r>
+        <w:rPr>
+          <w:sz w:val="22"/>
+          <w:szCs w:val="22"/>
+        </w:rPr>
+        <w:t xml:space="preserve"> </w:t>
       </w:r>
     </w:p>
     <w:p>
@@ -2439,7 +2482,7 @@
           <w:szCs w:val="22"/>
         </w:rPr>
       </w:pPr>
-      <w:hyperlink r:id="rId28" w:history="1">
+      <w:hyperlink r:id="rId27" w:history="1">
         <w:r>
           <w:rPr>
             <w:rStyle w:val="Hyperlink"/>
@@ -2499,38 +2542,92 @@
     </w:p>
     <w:p>
       <w:pPr>
+        <w:pStyle w:val="ListParagraph"/>
+        <w:numPr>
+          <w:ilvl w:val="0"/>
+          <w:numId w:val="31"/>
+        </w:numPr>
+        <w:spacing w:line="240" w:lineRule="auto"/>
+        <w:ind w:right="281"/>
+        <w:jc w:val="both"/>
+        <w:rPr>
+          <w:sz w:val="22"/>
+          <w:szCs w:val="22"/>
+        </w:rPr>
+      </w:pPr>
+      <w:hyperlink r:id="rId28" w:history="1">
+        <w:r>
+          <w:rPr>
+            <w:rStyle w:val="Hyperlink"/>
+            <w:sz w:val="24"/>
+            <w:szCs w:val="24"/>
+            <w:u w:val="none"/>
+          </w:rPr>
+          <w:t>Portfolio Site</w:t>
+        </w:r>
+      </w:hyperlink>
+      <w:r>
+        <w:rPr>
+          <w:sz w:val="22"/>
+          <w:szCs w:val="22"/>
+        </w:rPr>
+        <w:t xml:space="preserve"> (</w:t>
+      </w:r>
+      <w:r>
+        <w:rPr>
+          <w:b/>
+          <w:bCs/>
+          <w:sz w:val="22"/>
+          <w:szCs w:val="22"/>
+        </w:rPr>
+        <w:t>JavaScript, React</w:t>
+      </w:r>
+      <w:r>
+        <w:rPr>
+          <w:sz w:val="22"/>
+          <w:szCs w:val="22"/>
+        </w:rPr>
+        <w:t>): React JS-based portfolio site with an overview of projects done.</w:t>
+      </w:r>
+    </w:p>
+    <w:p>
+      <w:pPr>
+        <w:pBdr>
+          <w:bottom w:val="single" w:sz="6" w:space="1" w:color="auto"/>
+        </w:pBdr>
         <w:spacing w:line="240" w:lineRule="auto"/>
         <w:ind w:right="0"/>
         <w:jc w:val="both"/>
-        <w:rPr>
-          <w:rFonts w:cstheme="minorBidi"/>
-          <w:sz w:val="22"/>
-          <w:szCs w:val="22"/>
-        </w:rPr>
-      </w:pPr>
-      <w:r>
         <w:rPr>
           <w:b/>
           <w:bCs/>
           <w:sz w:val="24"/>
           <w:szCs w:val="24"/>
         </w:rPr>
+      </w:pPr>
+    </w:p>
+    <w:p>
+      <w:pPr>
+        <w:spacing w:line="240" w:lineRule="auto"/>
+        <w:ind w:right="0"/>
+        <w:jc w:val="center"/>
+        <w:rPr>
+          <w:rFonts w:cstheme="minorBidi"/>
+          <w:b/>
+          <w:bCs/>
+          <w:sz w:val="24"/>
+          <w:szCs w:val="24"/>
+        </w:rPr>
+      </w:pPr>
+      <w:r>
+        <w:rPr>
+          <w:rFonts w:cstheme="minorBidi"/>
+          <w:b/>
+          <w:bCs/>
+          <w:sz w:val="24"/>
+          <w:szCs w:val="24"/>
+        </w:rPr>
         <w:t>Expertise</w:t>
-      </w:r>
-      <w:r>
-        <w:rPr>
-          <w:sz w:val="22"/>
-          <w:szCs w:val="22"/>
-        </w:rPr>
-        <w:t>___________________________________________________________________________</w:t>
-      </w:r>
-      <w:r>
-        <w:rPr>
-          <w:rFonts w:cstheme="minorBidi"/>
-          <w:sz w:val="22"/>
-          <w:szCs w:val="22"/>
-        </w:rPr>
-        <w:t>__</w:t>
       </w:r>
     </w:p>
     <w:p>
@@ -2879,6 +2976,9 @@
     </w:p>
     <w:p>
       <w:pPr>
+        <w:pBdr>
+          <w:bottom w:val="single" w:sz="6" w:space="1" w:color="auto"/>
+        </w:pBdr>
         <w:spacing w:line="240" w:lineRule="auto"/>
         <w:ind w:left="0" w:right="281" w:firstLine="0"/>
         <w:jc w:val="both"/>
@@ -3009,13 +3109,24 @@
     </w:p>
     <w:p>
       <w:pPr>
+        <w:pBdr>
+          <w:bottom w:val="single" w:sz="6" w:space="1" w:color="auto"/>
+        </w:pBdr>
+        <w:spacing w:line="240" w:lineRule="auto"/>
+        <w:ind w:left="0" w:right="281" w:firstLine="0"/>
+        <w:jc w:val="both"/>
+        <w:rPr>
+          <w:sz w:val="22"/>
+          <w:szCs w:val="22"/>
+        </w:rPr>
+      </w:pPr>
+    </w:p>
+    <w:p>
+      <w:pPr>
         <w:spacing w:line="240" w:lineRule="auto"/>
         <w:ind w:right="0"/>
-        <w:jc w:val="both"/>
-        <w:rPr>
-          <w:rFonts w:cstheme="minorBidi"/>
-          <w:b/>
-          <w:bCs/>
+        <w:jc w:val="center"/>
+        <w:rPr>
           <w:sz w:val="22"/>
           <w:szCs w:val="22"/>
         </w:rPr>
@@ -3028,13 +3139,6 @@
           <w:szCs w:val="24"/>
         </w:rPr>
         <w:t>Skills</w:t>
-      </w:r>
-      <w:r>
-        <w:rPr>
-          <w:sz w:val="22"/>
-          <w:szCs w:val="22"/>
-        </w:rPr>
-        <w:t>_________________________________________________________________________________</w:t>
       </w:r>
     </w:p>
     <w:p>
@@ -3219,15 +3323,6 @@
       </w:r>
       <w:r>
         <w:rPr>
-          <w:b/>
-          <w:bCs/>
-          <w:sz w:val="22"/>
-          <w:szCs w:val="22"/>
-        </w:rPr>
-        <w:t xml:space="preserve"> </w:t>
-      </w:r>
-      <w:r>
-        <w:rPr>
           <w:sz w:val="22"/>
           <w:szCs w:val="22"/>
         </w:rPr>
@@ -3281,59 +3376,66 @@
           <w:szCs w:val="22"/>
         </w:rPr>
         <w:t>.</w:t>
-      </w:r>
-      <w:r>
-        <w:rPr>
-          <w:sz w:val="22"/>
-          <w:szCs w:val="22"/>
-        </w:rPr>
-        <w:br/>
       </w:r>
     </w:p>
     <w:p>
       <w:pPr>
-        <w:pStyle w:val="ListParagraph"/>
-        <w:numPr>
-          <w:ilvl w:val="0"/>
-          <w:numId w:val="32"/>
-        </w:numPr>
+        <w:pBdr>
+          <w:bottom w:val="single" w:sz="6" w:space="1" w:color="auto"/>
+        </w:pBdr>
         <w:spacing w:line="240" w:lineRule="auto"/>
         <w:ind w:right="281"/>
         <w:jc w:val="both"/>
-        <w:rPr>
-          <w:bCs/>
-          <w:sz w:val="22"/>
-          <w:szCs w:val="22"/>
-        </w:rPr>
-      </w:pPr>
-    </w:p>
-    <w:p>
-      <w:pPr>
-        <w:spacing w:line="240" w:lineRule="auto"/>
-        <w:ind w:right="281"/>
-        <w:jc w:val="both"/>
-        <w:rPr>
-          <w:bCs/>
-          <w:sz w:val="22"/>
-          <w:szCs w:val="22"/>
-        </w:rPr>
-      </w:pPr>
-      <w:r>
         <w:rPr>
           <w:b/>
           <w:bCs/>
           <w:sz w:val="24"/>
           <w:szCs w:val="24"/>
         </w:rPr>
+      </w:pPr>
+    </w:p>
+    <w:p>
+      <w:pPr>
+        <w:spacing w:line="240" w:lineRule="auto"/>
+        <w:ind w:left="0" w:right="281" w:firstLine="0"/>
+        <w:jc w:val="center"/>
+        <w:rPr>
+          <w:b/>
+          <w:bCs/>
+          <w:sz w:val="24"/>
+          <w:szCs w:val="24"/>
+        </w:rPr>
+      </w:pPr>
+      <w:r>
+        <w:rPr>
+          <w:b/>
+          <w:bCs/>
+          <w:sz w:val="24"/>
+          <w:szCs w:val="24"/>
+        </w:rPr>
+        <w:t xml:space="preserve">  </w:t>
+      </w:r>
+      <w:r>
+        <w:rPr>
+          <w:b/>
+          <w:bCs/>
+          <w:sz w:val="24"/>
+          <w:szCs w:val="24"/>
+        </w:rPr>
         <w:t>Certifications</w:t>
       </w:r>
-      <w:r>
-        <w:rPr>
-          <w:sz w:val="22"/>
-          <w:szCs w:val="22"/>
-        </w:rPr>
-        <w:t>_________________________________________________________________________</w:t>
-      </w:r>
+    </w:p>
+    <w:p>
+      <w:pPr>
+        <w:spacing w:line="240" w:lineRule="auto"/>
+        <w:ind w:right="281"/>
+        <w:jc w:val="both"/>
+        <w:rPr>
+          <w:bCs/>
+          <w:sz w:val="22"/>
+          <w:szCs w:val="22"/>
+        </w:rPr>
+      </w:pPr>
       <w:r>
         <w:rPr>
           <w:b/>
@@ -3623,6 +3725,14 @@
           <w:szCs w:val="22"/>
         </w:rPr>
         <w:t>evelopment</w:t>
+      </w:r>
+      <w:r>
+        <w:rPr>
+          <w:bCs/>
+          <w:sz w:val="22"/>
+          <w:szCs w:val="22"/>
+        </w:rPr>
+        <w:t>;</w:t>
       </w:r>
     </w:p>
     <w:sectPr>
@@ -3708,42 +3818,42 @@
         <v:path o:extrusionok="f" gradientshapeok="t" o:connecttype="rect"/>
         <o:lock v:ext="edit" aspectratio="t"/>
       </v:shapetype>
-      <v:shape id="_x0000_i1398" type="#_x0000_t75" style="width:512.25pt;height:512.25pt;rotation:180;flip:x y;visibility:visible;mso-wrap-style:square" o:bullet="t">
+      <v:shape id="_x0000_i1176" type="#_x0000_t75" style="width:512.25pt;height:512.25pt;rotation:180;flip:x y;visibility:visible;mso-wrap-style:square" o:bullet="t">
         <v:imagedata r:id="rId1" o:title="107161_circle_github_icon"/>
       </v:shape>
     </w:pict>
   </w:numPicBullet>
   <w:numPicBullet w:numPicBulletId="1">
     <w:pict>
-      <v:shape id="_x0000_i1399" type="#_x0000_t75" style="width:169.5pt;height:169.5pt;visibility:visible;mso-wrap-style:square" o:bullet="t">
+      <v:shape id="_x0000_i1177" type="#_x0000_t75" style="width:169.5pt;height:169.5pt;visibility:visible;mso-wrap-style:square" o:bullet="t">
         <v:imagedata r:id="rId2" o:title="941C13C7"/>
       </v:shape>
     </w:pict>
   </w:numPicBullet>
   <w:numPicBullet w:numPicBulletId="2">
     <w:pict>
-      <v:shape id="_x0000_i1400" type="#_x0000_t75" style="width:28.5pt;height:16.5pt;visibility:visible;mso-wrap-style:square" o:bullet="t">
+      <v:shape id="_x0000_i1178" type="#_x0000_t75" style="width:28.5pt;height:16.5pt;visibility:visible;mso-wrap-style:square" o:bullet="t">
         <v:imagedata r:id="rId3" o:title="107161_circle_github_icon"/>
       </v:shape>
     </w:pict>
   </w:numPicBullet>
   <w:numPicBullet w:numPicBulletId="3">
     <w:pict>
-      <v:shape id="_x0000_i1401" type="#_x0000_t75" style="width:240pt;height:234pt;visibility:visible;mso-wrap-style:square" o:bullet="t">
+      <v:shape id="_x0000_i1179" type="#_x0000_t75" style="width:240pt;height:234pt;visibility:visible;mso-wrap-style:square" o:bullet="t">
         <v:imagedata r:id="rId4" o:title="Indian_Institute_of_Technology_Bombay_Logo"/>
       </v:shape>
     </w:pict>
   </w:numPicBullet>
   <w:numPicBullet w:numPicBulletId="4">
     <w:pict>
-      <v:shape id="_x0000_i1402" type="#_x0000_t75" style="width:22.5pt;height:16.5pt;visibility:visible;mso-wrap-style:square" o:bullet="t">
+      <v:shape id="_x0000_i1180" type="#_x0000_t75" style="width:22.5pt;height:16.5pt;visibility:visible;mso-wrap-style:square" o:bullet="t">
         <v:imagedata r:id="rId5" o:title="Indian_Institute_of_Technology_Bombay_Logo"/>
       </v:shape>
     </w:pict>
   </w:numPicBullet>
   <w:numPicBullet w:numPicBulletId="5">
     <w:pict>
-      <v:shape id="_x0000_i1403" type="#_x0000_t75" style="width:76.5pt;height:76.5pt;visibility:visible;mso-wrap-style:square" o:bullet="t">
+      <v:shape id="_x0000_i1181" type="#_x0000_t75" style="width:76.5pt;height:76.5pt;visibility:visible;mso-wrap-style:square" o:bullet="t">
         <v:imagedata r:id="rId6" o:title=""/>
       </v:shape>
     </w:pict>
@@ -4454,6 +4564,119 @@
     </w:lvl>
   </w:abstractNum>
   <w:abstractNum w:abstractNumId="6" w15:restartNumberingAfterBreak="0">
+    <w:nsid w:val="1A974193"/>
+    <w:multiLevelType w:val="hybridMultilevel"/>
+    <w:tmpl w:val="0D7CC7FA"/>
+    <w:lvl w:ilvl="0" w:tplc="04090001">
+      <w:start w:val="1"/>
+      <w:numFmt w:val="bullet"/>
+      <w:lvlText w:val=""/>
+      <w:lvlJc w:val="left"/>
+      <w:pPr>
+        <w:ind w:left="720" w:hanging="360"/>
+      </w:pPr>
+      <w:rPr>
+        <w:rFonts w:ascii="Symbol" w:hAnsi="Symbol" w:hint="default"/>
+      </w:rPr>
+    </w:lvl>
+    <w:lvl w:ilvl="1" w:tplc="04090003" w:tentative="1">
+      <w:start w:val="1"/>
+      <w:numFmt w:val="bullet"/>
+      <w:lvlText w:val="o"/>
+      <w:lvlJc w:val="left"/>
+      <w:pPr>
+        <w:ind w:left="1440" w:hanging="360"/>
+      </w:pPr>
+      <w:rPr>
+        <w:rFonts w:ascii="Courier New" w:hAnsi="Courier New" w:cs="Courier New" w:hint="default"/>
+      </w:rPr>
+    </w:lvl>
+    <w:lvl w:ilvl="2" w:tplc="04090005" w:tentative="1">
+      <w:start w:val="1"/>
+      <w:numFmt w:val="bullet"/>
+      <w:lvlText w:val=""/>
+      <w:lvlJc w:val="left"/>
+      <w:pPr>
+        <w:ind w:left="2160" w:hanging="360"/>
+      </w:pPr>
+      <w:rPr>
+        <w:rFonts w:ascii="Wingdings" w:hAnsi="Wingdings" w:hint="default"/>
+      </w:rPr>
+    </w:lvl>
+    <w:lvl w:ilvl="3" w:tplc="04090001" w:tentative="1">
+      <w:start w:val="1"/>
+      <w:numFmt w:val="bullet"/>
+      <w:lvlText w:val=""/>
+      <w:lvlJc w:val="left"/>
+      <w:pPr>
+        <w:ind w:left="2880" w:hanging="360"/>
+      </w:pPr>
+      <w:rPr>
+        <w:rFonts w:ascii="Symbol" w:hAnsi="Symbol" w:hint="default"/>
+      </w:rPr>
+    </w:lvl>
+    <w:lvl w:ilvl="4" w:tplc="04090003" w:tentative="1">
+      <w:start w:val="1"/>
+      <w:numFmt w:val="bullet"/>
+      <w:lvlText w:val="o"/>
+      <w:lvlJc w:val="left"/>
+      <w:pPr>
+        <w:ind w:left="3600" w:hanging="360"/>
+      </w:pPr>
+      <w:rPr>
+        <w:rFonts w:ascii="Courier New" w:hAnsi="Courier New" w:cs="Courier New" w:hint="default"/>
+      </w:rPr>
+    </w:lvl>
+    <w:lvl w:ilvl="5" w:tplc="04090005" w:tentative="1">
+      <w:start w:val="1"/>
+      <w:numFmt w:val="bullet"/>
+      <w:lvlText w:val=""/>
+      <w:lvlJc w:val="left"/>
+      <w:pPr>
+        <w:ind w:left="4320" w:hanging="360"/>
+      </w:pPr>
+      <w:rPr>
+        <w:rFonts w:ascii="Wingdings" w:hAnsi="Wingdings" w:hint="default"/>
+      </w:rPr>
+    </w:lvl>
+    <w:lvl w:ilvl="6" w:tplc="04090001" w:tentative="1">
+      <w:start w:val="1"/>
+      <w:numFmt w:val="bullet"/>
+      <w:lvlText w:val=""/>
+      <w:lvlJc w:val="left"/>
+      <w:pPr>
+        <w:ind w:left="5040" w:hanging="360"/>
+      </w:pPr>
+      <w:rPr>
+        <w:rFonts w:ascii="Symbol" w:hAnsi="Symbol" w:hint="default"/>
+      </w:rPr>
+    </w:lvl>
+    <w:lvl w:ilvl="7" w:tplc="04090003" w:tentative="1">
+      <w:start w:val="1"/>
+      <w:numFmt w:val="bullet"/>
+      <w:lvlText w:val="o"/>
+      <w:lvlJc w:val="left"/>
+      <w:pPr>
+        <w:ind w:left="5760" w:hanging="360"/>
+      </w:pPr>
+      <w:rPr>
+        <w:rFonts w:ascii="Courier New" w:hAnsi="Courier New" w:cs="Courier New" w:hint="default"/>
+      </w:rPr>
+    </w:lvl>
+    <w:lvl w:ilvl="8" w:tplc="04090005" w:tentative="1">
+      <w:start w:val="1"/>
+      <w:numFmt w:val="bullet"/>
+      <w:lvlText w:val=""/>
+      <w:lvlJc w:val="left"/>
+      <w:pPr>
+        <w:ind w:left="6480" w:hanging="360"/>
+      </w:pPr>
+      <w:rPr>
+        <w:rFonts w:ascii="Wingdings" w:hAnsi="Wingdings" w:hint="default"/>
+      </w:rPr>
+    </w:lvl>
+  </w:abstractNum>
+  <w:abstractNum w:abstractNumId="7" w15:restartNumberingAfterBreak="0">
     <w:nsid w:val="1D271E39"/>
     <w:multiLevelType w:val="hybridMultilevel"/>
     <w:tmpl w:val="5FF253B2"/>
@@ -4566,7 +4789,7 @@
       </w:rPr>
     </w:lvl>
   </w:abstractNum>
-  <w:abstractNum w:abstractNumId="7" w15:restartNumberingAfterBreak="0">
+  <w:abstractNum w:abstractNumId="8" w15:restartNumberingAfterBreak="0">
     <w:nsid w:val="21852048"/>
     <w:multiLevelType w:val="hybridMultilevel"/>
     <w:tmpl w:val="8D5ED942"/>
@@ -4680,7 +4903,7 @@
       </w:rPr>
     </w:lvl>
   </w:abstractNum>
-  <w:abstractNum w:abstractNumId="8" w15:restartNumberingAfterBreak="0">
+  <w:abstractNum w:abstractNumId="9" w15:restartNumberingAfterBreak="0">
     <w:nsid w:val="241A2022"/>
     <w:multiLevelType w:val="hybridMultilevel"/>
     <w:tmpl w:val="56EE53D8"/>
@@ -4793,7 +5016,7 @@
       </w:rPr>
     </w:lvl>
   </w:abstractNum>
-  <w:abstractNum w:abstractNumId="9" w15:restartNumberingAfterBreak="0">
+  <w:abstractNum w:abstractNumId="10" w15:restartNumberingAfterBreak="0">
     <w:nsid w:val="299B54CA"/>
     <w:multiLevelType w:val="hybridMultilevel"/>
     <w:tmpl w:val="1C10D3F4"/>
@@ -4934,10 +5157,10 @@
       </w:rPr>
     </w:lvl>
   </w:abstractNum>
-  <w:abstractNum w:abstractNumId="10" w15:restartNumberingAfterBreak="0">
+  <w:abstractNum w:abstractNumId="11" w15:restartNumberingAfterBreak="0">
     <w:nsid w:val="32727BF0"/>
     <w:multiLevelType w:val="hybridMultilevel"/>
-    <w:tmpl w:val="2FA88BFA"/>
+    <w:tmpl w:val="3AD20992"/>
     <w:lvl w:ilvl="0" w:tplc="9BE4FE80">
       <w:numFmt w:val="bullet"/>
       <w:lvlText w:val="–"/>
@@ -5048,7 +5271,7 @@
       </w:rPr>
     </w:lvl>
   </w:abstractNum>
-  <w:abstractNum w:abstractNumId="11" w15:restartNumberingAfterBreak="0">
+  <w:abstractNum w:abstractNumId="12" w15:restartNumberingAfterBreak="0">
     <w:nsid w:val="33963DD4"/>
     <w:multiLevelType w:val="hybridMultilevel"/>
     <w:tmpl w:val="6178B50A"/>
@@ -5161,7 +5384,7 @@
       </w:rPr>
     </w:lvl>
   </w:abstractNum>
-  <w:abstractNum w:abstractNumId="12" w15:restartNumberingAfterBreak="0">
+  <w:abstractNum w:abstractNumId="13" w15:restartNumberingAfterBreak="0">
     <w:nsid w:val="33F57A86"/>
     <w:multiLevelType w:val="hybridMultilevel"/>
     <w:tmpl w:val="86666D8E"/>
@@ -5302,7 +5525,7 @@
       </w:rPr>
     </w:lvl>
   </w:abstractNum>
-  <w:abstractNum w:abstractNumId="13" w15:restartNumberingAfterBreak="0">
+  <w:abstractNum w:abstractNumId="14" w15:restartNumberingAfterBreak="0">
     <w:nsid w:val="34E03B21"/>
     <w:multiLevelType w:val="hybridMultilevel"/>
     <w:tmpl w:val="3B0236FA"/>
@@ -5415,7 +5638,7 @@
       </w:rPr>
     </w:lvl>
   </w:abstractNum>
-  <w:abstractNum w:abstractNumId="14" w15:restartNumberingAfterBreak="0">
+  <w:abstractNum w:abstractNumId="15" w15:restartNumberingAfterBreak="0">
     <w:nsid w:val="37684598"/>
     <w:multiLevelType w:val="hybridMultilevel"/>
     <w:tmpl w:val="4AAE4B9C"/>
@@ -5501,7 +5724,7 @@
       </w:pPr>
     </w:lvl>
   </w:abstractNum>
-  <w:abstractNum w:abstractNumId="15" w15:restartNumberingAfterBreak="0">
+  <w:abstractNum w:abstractNumId="16" w15:restartNumberingAfterBreak="0">
     <w:nsid w:val="39A664E7"/>
     <w:multiLevelType w:val="hybridMultilevel"/>
     <w:tmpl w:val="CD386ED0"/>
@@ -5614,7 +5837,7 @@
       </w:rPr>
     </w:lvl>
   </w:abstractNum>
-  <w:abstractNum w:abstractNumId="16" w15:restartNumberingAfterBreak="0">
+  <w:abstractNum w:abstractNumId="17" w15:restartNumberingAfterBreak="0">
     <w:nsid w:val="3A371AED"/>
     <w:multiLevelType w:val="hybridMultilevel"/>
     <w:tmpl w:val="5258718A"/>
@@ -5755,7 +5978,7 @@
       </w:rPr>
     </w:lvl>
   </w:abstractNum>
-  <w:abstractNum w:abstractNumId="17" w15:restartNumberingAfterBreak="0">
+  <w:abstractNum w:abstractNumId="18" w15:restartNumberingAfterBreak="0">
     <w:nsid w:val="3B783AC7"/>
     <w:multiLevelType w:val="hybridMultilevel"/>
     <w:tmpl w:val="A678B802"/>
@@ -5868,7 +6091,7 @@
       </w:rPr>
     </w:lvl>
   </w:abstractNum>
-  <w:abstractNum w:abstractNumId="18" w15:restartNumberingAfterBreak="0">
+  <w:abstractNum w:abstractNumId="19" w15:restartNumberingAfterBreak="0">
     <w:nsid w:val="3D291FFA"/>
     <w:multiLevelType w:val="hybridMultilevel"/>
     <w:tmpl w:val="CDC0F008"/>
@@ -5981,7 +6204,7 @@
       </w:rPr>
     </w:lvl>
   </w:abstractNum>
-  <w:abstractNum w:abstractNumId="19" w15:restartNumberingAfterBreak="0">
+  <w:abstractNum w:abstractNumId="20" w15:restartNumberingAfterBreak="0">
     <w:nsid w:val="43FC703D"/>
     <w:multiLevelType w:val="hybridMultilevel"/>
     <w:tmpl w:val="9D8C8642"/>
@@ -6093,7 +6316,7 @@
       </w:rPr>
     </w:lvl>
   </w:abstractNum>
-  <w:abstractNum w:abstractNumId="20" w15:restartNumberingAfterBreak="0">
+  <w:abstractNum w:abstractNumId="21" w15:restartNumberingAfterBreak="0">
     <w:nsid w:val="45337AE8"/>
     <w:multiLevelType w:val="hybridMultilevel"/>
     <w:tmpl w:val="1C36B17C"/>
@@ -6206,7 +6429,7 @@
       </w:rPr>
     </w:lvl>
   </w:abstractNum>
-  <w:abstractNum w:abstractNumId="21" w15:restartNumberingAfterBreak="0">
+  <w:abstractNum w:abstractNumId="22" w15:restartNumberingAfterBreak="0">
     <w:nsid w:val="48D849B9"/>
     <w:multiLevelType w:val="hybridMultilevel"/>
     <w:tmpl w:val="D946FDC4"/>
@@ -6349,7 +6572,7 @@
       </w:rPr>
     </w:lvl>
   </w:abstractNum>
-  <w:abstractNum w:abstractNumId="22" w15:restartNumberingAfterBreak="0">
+  <w:abstractNum w:abstractNumId="23" w15:restartNumberingAfterBreak="0">
     <w:nsid w:val="4ABC4198"/>
     <w:multiLevelType w:val="hybridMultilevel"/>
     <w:tmpl w:val="456A6456"/>
@@ -6490,7 +6713,7 @@
       </w:rPr>
     </w:lvl>
   </w:abstractNum>
-  <w:abstractNum w:abstractNumId="23" w15:restartNumberingAfterBreak="0">
+  <w:abstractNum w:abstractNumId="24" w15:restartNumberingAfterBreak="0">
     <w:nsid w:val="4C5517AE"/>
     <w:multiLevelType w:val="hybridMultilevel"/>
     <w:tmpl w:val="5AC6DAC8"/>
@@ -6602,7 +6825,7 @@
       </w:rPr>
     </w:lvl>
   </w:abstractNum>
-  <w:abstractNum w:abstractNumId="24" w15:restartNumberingAfterBreak="0">
+  <w:abstractNum w:abstractNumId="25" w15:restartNumberingAfterBreak="0">
     <w:nsid w:val="520B48F6"/>
     <w:multiLevelType w:val="hybridMultilevel"/>
     <w:tmpl w:val="5AE44CE8"/>
@@ -6715,7 +6938,7 @@
       </w:rPr>
     </w:lvl>
   </w:abstractNum>
-  <w:abstractNum w:abstractNumId="25" w15:restartNumberingAfterBreak="0">
+  <w:abstractNum w:abstractNumId="26" w15:restartNumberingAfterBreak="0">
     <w:nsid w:val="56843DF2"/>
     <w:multiLevelType w:val="hybridMultilevel"/>
     <w:tmpl w:val="77E4E8A0"/>
@@ -6828,7 +7051,7 @@
       </w:rPr>
     </w:lvl>
   </w:abstractNum>
-  <w:abstractNum w:abstractNumId="26" w15:restartNumberingAfterBreak="0">
+  <w:abstractNum w:abstractNumId="27" w15:restartNumberingAfterBreak="0">
     <w:nsid w:val="587708B3"/>
     <w:multiLevelType w:val="hybridMultilevel"/>
     <w:tmpl w:val="B9ACA678"/>
@@ -6941,7 +7164,7 @@
       </w:rPr>
     </w:lvl>
   </w:abstractNum>
-  <w:abstractNum w:abstractNumId="27" w15:restartNumberingAfterBreak="0">
+  <w:abstractNum w:abstractNumId="28" w15:restartNumberingAfterBreak="0">
     <w:nsid w:val="587F39FC"/>
     <w:multiLevelType w:val="hybridMultilevel"/>
     <w:tmpl w:val="5C48A4A6"/>
@@ -7053,7 +7276,7 @@
       </w:rPr>
     </w:lvl>
   </w:abstractNum>
-  <w:abstractNum w:abstractNumId="28" w15:restartNumberingAfterBreak="0">
+  <w:abstractNum w:abstractNumId="29" w15:restartNumberingAfterBreak="0">
     <w:nsid w:val="59D45C0D"/>
     <w:multiLevelType w:val="hybridMultilevel"/>
     <w:tmpl w:val="E1783C6A"/>
@@ -7166,7 +7389,7 @@
       </w:rPr>
     </w:lvl>
   </w:abstractNum>
-  <w:abstractNum w:abstractNumId="29" w15:restartNumberingAfterBreak="0">
+  <w:abstractNum w:abstractNumId="30" w15:restartNumberingAfterBreak="0">
     <w:nsid w:val="5AB06BD2"/>
     <w:multiLevelType w:val="hybridMultilevel"/>
     <w:tmpl w:val="4634C7EC"/>
@@ -7279,7 +7502,7 @@
       </w:rPr>
     </w:lvl>
   </w:abstractNum>
-  <w:abstractNum w:abstractNumId="30" w15:restartNumberingAfterBreak="0">
+  <w:abstractNum w:abstractNumId="31" w15:restartNumberingAfterBreak="0">
     <w:nsid w:val="5E05349C"/>
     <w:multiLevelType w:val="hybridMultilevel"/>
     <w:tmpl w:val="00180AD8"/>
@@ -7392,7 +7615,7 @@
       </w:rPr>
     </w:lvl>
   </w:abstractNum>
-  <w:abstractNum w:abstractNumId="31" w15:restartNumberingAfterBreak="0">
+  <w:abstractNum w:abstractNumId="32" w15:restartNumberingAfterBreak="0">
     <w:nsid w:val="608A4DF4"/>
     <w:multiLevelType w:val="hybridMultilevel"/>
     <w:tmpl w:val="2CCE3E5C"/>
@@ -7506,7 +7729,7 @@
       </w:rPr>
     </w:lvl>
   </w:abstractNum>
-  <w:abstractNum w:abstractNumId="32" w15:restartNumberingAfterBreak="0">
+  <w:abstractNum w:abstractNumId="33" w15:restartNumberingAfterBreak="0">
     <w:nsid w:val="658612B3"/>
     <w:multiLevelType w:val="hybridMultilevel"/>
     <w:tmpl w:val="39BE8AE6"/>
@@ -7618,7 +7841,7 @@
       </w:rPr>
     </w:lvl>
   </w:abstractNum>
-  <w:abstractNum w:abstractNumId="33" w15:restartNumberingAfterBreak="0">
+  <w:abstractNum w:abstractNumId="34" w15:restartNumberingAfterBreak="0">
     <w:nsid w:val="66360483"/>
     <w:multiLevelType w:val="hybridMultilevel"/>
     <w:tmpl w:val="7E54E8BE"/>
@@ -7731,7 +7954,7 @@
       </w:rPr>
     </w:lvl>
   </w:abstractNum>
-  <w:abstractNum w:abstractNumId="34" w15:restartNumberingAfterBreak="0">
+  <w:abstractNum w:abstractNumId="35" w15:restartNumberingAfterBreak="0">
     <w:nsid w:val="68A013A6"/>
     <w:multiLevelType w:val="hybridMultilevel"/>
     <w:tmpl w:val="37EE2F0C"/>
@@ -7844,7 +8067,7 @@
       </w:rPr>
     </w:lvl>
   </w:abstractNum>
-  <w:abstractNum w:abstractNumId="35" w15:restartNumberingAfterBreak="0">
+  <w:abstractNum w:abstractNumId="36" w15:restartNumberingAfterBreak="0">
     <w:nsid w:val="6B211FE1"/>
     <w:multiLevelType w:val="hybridMultilevel"/>
     <w:tmpl w:val="774AE118"/>
@@ -7957,7 +8180,7 @@
       </w:rPr>
     </w:lvl>
   </w:abstractNum>
-  <w:abstractNum w:abstractNumId="36" w15:restartNumberingAfterBreak="0">
+  <w:abstractNum w:abstractNumId="37" w15:restartNumberingAfterBreak="0">
     <w:nsid w:val="75A80761"/>
     <w:multiLevelType w:val="hybridMultilevel"/>
     <w:tmpl w:val="B2946F7A"/>
@@ -8071,118 +8294,121 @@
     </w:lvl>
   </w:abstractNum>
   <w:num w:numId="1">
-    <w:abstractNumId w:val="15"/>
+    <w:abstractNumId w:val="16"/>
   </w:num>
   <w:num w:numId="2">
     <w:abstractNumId w:val="2"/>
   </w:num>
   <w:num w:numId="3">
+    <w:abstractNumId w:val="14"/>
+  </w:num>
+  <w:num w:numId="4">
+    <w:abstractNumId w:val="9"/>
+  </w:num>
+  <w:num w:numId="5">
+    <w:abstractNumId w:val="27"/>
+  </w:num>
+  <w:num w:numId="6">
+    <w:abstractNumId w:val="30"/>
+  </w:num>
+  <w:num w:numId="7">
+    <w:abstractNumId w:val="23"/>
+  </w:num>
+  <w:num w:numId="8">
     <w:abstractNumId w:val="13"/>
   </w:num>
-  <w:num w:numId="4">
-    <w:abstractNumId w:val="8"/>
+  <w:num w:numId="9">
+    <w:abstractNumId w:val="10"/>
   </w:num>
-  <w:num w:numId="5">
-    <w:abstractNumId w:val="26"/>
-  </w:num>
-  <w:num w:numId="6">
-    <w:abstractNumId w:val="29"/>
-  </w:num>
-  <w:num w:numId="7">
+  <w:num w:numId="10">
     <w:abstractNumId w:val="22"/>
   </w:num>
-  <w:num w:numId="8">
-    <w:abstractNumId w:val="12"/>
-  </w:num>
-  <w:num w:numId="9">
-    <w:abstractNumId w:val="9"/>
-  </w:num>
-  <w:num w:numId="10">
-    <w:abstractNumId w:val="21"/>
-  </w:num>
   <w:num w:numId="11">
-    <w:abstractNumId w:val="33"/>
+    <w:abstractNumId w:val="34"/>
   </w:num>
   <w:num w:numId="12">
-    <w:abstractNumId w:val="16"/>
+    <w:abstractNumId w:val="17"/>
   </w:num>
   <w:num w:numId="13">
     <w:abstractNumId w:val="5"/>
   </w:num>
   <w:num w:numId="14">
-    <w:abstractNumId w:val="25"/>
+    <w:abstractNumId w:val="26"/>
   </w:num>
   <w:num w:numId="15">
-    <w:abstractNumId w:val="6"/>
+    <w:abstractNumId w:val="7"/>
   </w:num>
   <w:num w:numId="16">
-    <w:abstractNumId w:val="14"/>
+    <w:abstractNumId w:val="15"/>
   </w:num>
   <w:num w:numId="17">
-    <w:abstractNumId w:val="18"/>
+    <w:abstractNumId w:val="19"/>
   </w:num>
   <w:num w:numId="18">
-    <w:abstractNumId w:val="11"/>
+    <w:abstractNumId w:val="12"/>
   </w:num>
   <w:num w:numId="19">
-    <w:abstractNumId w:val="15"/>
+    <w:abstractNumId w:val="16"/>
   </w:num>
   <w:num w:numId="20">
-    <w:abstractNumId w:val="35"/>
+    <w:abstractNumId w:val="36"/>
   </w:num>
   <w:num w:numId="21">
-    <w:abstractNumId w:val="20"/>
+    <w:abstractNumId w:val="21"/>
   </w:num>
   <w:num w:numId="22">
     <w:abstractNumId w:val="1"/>
   </w:num>
   <w:num w:numId="23">
-    <w:abstractNumId w:val="30"/>
+    <w:abstractNumId w:val="31"/>
   </w:num>
   <w:num w:numId="24">
-    <w:abstractNumId w:val="36"/>
+    <w:abstractNumId w:val="37"/>
   </w:num>
   <w:num w:numId="25">
-    <w:abstractNumId w:val="28"/>
+    <w:abstractNumId w:val="29"/>
   </w:num>
   <w:num w:numId="26">
     <w:abstractNumId w:val="4"/>
   </w:num>
   <w:num w:numId="27">
-    <w:abstractNumId w:val="34"/>
+    <w:abstractNumId w:val="35"/>
   </w:num>
   <w:num w:numId="28">
     <w:abstractNumId w:val="3"/>
   </w:num>
   <w:num w:numId="29">
+    <w:abstractNumId w:val="25"/>
+  </w:num>
+  <w:num w:numId="30">
+    <w:abstractNumId w:val="18"/>
+  </w:num>
+  <w:num w:numId="31">
     <w:abstractNumId w:val="24"/>
   </w:num>
-  <w:num w:numId="30">
-    <w:abstractNumId w:val="17"/>
-  </w:num>
-  <w:num w:numId="31">
-    <w:abstractNumId w:val="23"/>
-  </w:num>
   <w:num w:numId="32">
-    <w:abstractNumId w:val="10"/>
+    <w:abstractNumId w:val="11"/>
   </w:num>
   <w:num w:numId="33">
-    <w:abstractNumId w:val="32"/>
+    <w:abstractNumId w:val="33"/>
   </w:num>
   <w:num w:numId="34">
     <w:abstractNumId w:val="0"/>
   </w:num>
   <w:num w:numId="35">
-    <w:abstractNumId w:val="7"/>
+    <w:abstractNumId w:val="8"/>
   </w:num>
   <w:num w:numId="36">
-    <w:abstractNumId w:val="27"/>
+    <w:abstractNumId w:val="28"/>
   </w:num>
   <w:num w:numId="37">
-    <w:abstractNumId w:val="19"/>
+    <w:abstractNumId w:val="20"/>
   </w:num>
   <w:num w:numId="38">
-    <w:abstractNumId w:val="31"/>
+    <w:abstractNumId w:val="32"/>
+  </w:num>
+  <w:num w:numId="39">
+    <w:abstractNumId w:val="6"/>
   </w:num>
 </w:numbering>
 </file>

--- a/Resume_latest - Copy.docx
+++ b/Resume_latest - Copy.docx
@@ -799,6 +799,9 @@
         <w:pBdr>
           <w:bottom w:val="single" w:sz="6" w:space="1" w:color="auto"/>
         </w:pBdr>
+        <w:tabs>
+          <w:tab w:val="right" w:pos="10490"/>
+        </w:tabs>
         <w:spacing w:line="240" w:lineRule="auto"/>
         <w:ind w:right="0"/>
         <w:rPr>
@@ -882,7 +885,7 @@
           <w:sz w:val="22"/>
           <w:szCs w:val="22"/>
         </w:rPr>
-        <w:t>–</w:t>
+        <w:t>-</w:t>
       </w:r>
       <w:r>
         <w:rPr>
@@ -930,8 +933,11 @@
     </w:p>
     <w:p>
       <w:pPr>
+        <w:tabs>
+          <w:tab w:val="right" w:pos="10490"/>
+        </w:tabs>
         <w:spacing w:after="0" w:line="240" w:lineRule="auto"/>
-        <w:ind w:right="281"/>
+        <w:ind w:right="48"/>
         <w:rPr>
           <w:sz w:val="22"/>
           <w:szCs w:val="22"/>
@@ -977,48 +983,33 @@
       </w:hyperlink>
       <w:r>
         <w:rPr>
-          <w:rStyle w:val="Hyperlink"/>
-          <w:bCs/>
-          <w:sz w:val="22"/>
-          <w:szCs w:val="22"/>
-          <w:u w:val="none"/>
-        </w:rPr>
-        <w:t xml:space="preserve"> </w:t>
-      </w:r>
-      <w:r>
-        <w:rPr>
-          <w:sz w:val="22"/>
-          <w:szCs w:val="22"/>
-        </w:rPr>
-        <w:t xml:space="preserve">| </w:t>
-      </w:r>
-      <w:r>
-        <w:rPr>
           <w:i/>
           <w:iCs/>
           <w:sz w:val="22"/>
           <w:szCs w:val="22"/>
         </w:rPr>
+        <w:tab/>
+      </w:r>
+      <w:r>
+        <w:rPr>
+          <w:sz w:val="22"/>
+          <w:szCs w:val="22"/>
+        </w:rPr>
         <w:t xml:space="preserve">February 2024 </w:t>
       </w:r>
       <w:r>
         <w:rPr>
-          <w:i/>
-          <w:iCs/>
-          <w:sz w:val="22"/>
-          <w:szCs w:val="22"/>
-          <w:cs/>
-        </w:rPr>
-        <w:t>–</w:t>
-      </w:r>
-      <w:r>
-        <w:rPr>
-          <w:i/>
-          <w:iCs/>
-          <w:sz w:val="22"/>
-          <w:szCs w:val="22"/>
-        </w:rPr>
-        <w:t xml:space="preserve"> Present</w:t>
+          <w:sz w:val="22"/>
+          <w:szCs w:val="22"/>
+        </w:rPr>
+        <w:t>-</w:t>
+      </w:r>
+      <w:r>
+        <w:rPr>
+          <w:sz w:val="22"/>
+          <w:szCs w:val="22"/>
+        </w:rPr>
+        <w:t xml:space="preserve"> August 2024</w:t>
       </w:r>
     </w:p>
     <w:p>
@@ -1029,7 +1020,7 @@
           <w:numId w:val="39"/>
         </w:numPr>
         <w:spacing w:after="0" w:line="240" w:lineRule="auto"/>
-        <w:ind w:right="281"/>
+        <w:ind w:right="48"/>
         <w:rPr>
           <w:sz w:val="22"/>
           <w:szCs w:val="22"/>
@@ -1085,7 +1076,7 @@
           <w:numId w:val="32"/>
         </w:numPr>
         <w:spacing w:line="240" w:lineRule="auto"/>
-        <w:ind w:right="0"/>
+        <w:ind w:right="48"/>
         <w:jc w:val="both"/>
         <w:rPr>
           <w:sz w:val="22"/>
@@ -1115,7 +1106,7 @@
           <w:numId w:val="32"/>
         </w:numPr>
         <w:spacing w:line="240" w:lineRule="auto"/>
-        <w:ind w:right="0"/>
+        <w:ind w:right="48"/>
         <w:jc w:val="both"/>
         <w:rPr>
           <w:sz w:val="22"/>
@@ -1145,7 +1136,7 @@
           <w:numId w:val="32"/>
         </w:numPr>
         <w:spacing w:line="240" w:lineRule="auto"/>
-        <w:ind w:right="0"/>
+        <w:ind w:right="48"/>
         <w:jc w:val="both"/>
         <w:rPr>
           <w:sz w:val="22"/>
@@ -1189,7 +1180,7 @@
           <w:numId w:val="32"/>
         </w:numPr>
         <w:spacing w:line="240" w:lineRule="auto"/>
-        <w:ind w:right="0"/>
+        <w:ind w:right="48"/>
         <w:jc w:val="both"/>
         <w:rPr>
           <w:sz w:val="22"/>
@@ -1275,7 +1266,7 @@
           <w:numId w:val="39"/>
         </w:numPr>
         <w:spacing w:line="240" w:lineRule="auto"/>
-        <w:ind w:right="0"/>
+        <w:ind w:right="48"/>
         <w:jc w:val="both"/>
         <w:rPr>
           <w:sz w:val="22"/>
@@ -1342,7 +1333,7 @@
           <w:numId w:val="32"/>
         </w:numPr>
         <w:spacing w:line="240" w:lineRule="auto"/>
-        <w:ind w:right="0"/>
+        <w:ind w:right="48"/>
         <w:jc w:val="both"/>
         <w:rPr>
           <w:sz w:val="22"/>
@@ -1386,7 +1377,7 @@
           <w:numId w:val="32"/>
         </w:numPr>
         <w:spacing w:line="240" w:lineRule="auto"/>
-        <w:ind w:right="0"/>
+        <w:ind w:right="48"/>
         <w:jc w:val="both"/>
         <w:rPr>
           <w:sz w:val="22"/>
@@ -1416,7 +1407,7 @@
           <w:numId w:val="32"/>
         </w:numPr>
         <w:spacing w:line="240" w:lineRule="auto"/>
-        <w:ind w:right="0"/>
+        <w:ind w:right="48"/>
         <w:jc w:val="both"/>
         <w:rPr>
           <w:sz w:val="22"/>
@@ -1512,8 +1503,11 @@
     </w:p>
     <w:p>
       <w:pPr>
+        <w:tabs>
+          <w:tab w:val="right" w:pos="10490"/>
+        </w:tabs>
         <w:spacing w:line="240" w:lineRule="auto"/>
-        <w:ind w:right="0"/>
+        <w:ind w:left="0" w:right="0" w:firstLine="0"/>
         <w:jc w:val="both"/>
         <w:rPr>
           <w:sz w:val="22"/>
@@ -1575,46 +1569,17 @@
           <w:szCs w:val="22"/>
           <w:u w:val="none"/>
         </w:rPr>
-        <w:t xml:space="preserve"> </w:t>
-      </w:r>
-      <w:r>
-        <w:rPr>
-          <w:sz w:val="22"/>
-          <w:szCs w:val="22"/>
-        </w:rPr>
-        <w:t xml:space="preserve">| </w:t>
-      </w:r>
-      <w:r>
-        <w:rPr>
-          <w:i/>
-          <w:iCs/>
-          <w:sz w:val="22"/>
-          <w:szCs w:val="22"/>
-        </w:rPr>
-        <w:t>D</w:t>
-      </w:r>
-      <w:r>
-        <w:rPr>
-          <w:i/>
-          <w:iCs/>
-          <w:sz w:val="22"/>
-          <w:szCs w:val="22"/>
-        </w:rPr>
-        <w:t xml:space="preserve">ecember </w:t>
-      </w:r>
-      <w:r>
-        <w:rPr>
-          <w:i/>
-          <w:iCs/>
-          <w:sz w:val="22"/>
-          <w:szCs w:val="22"/>
-        </w:rPr>
-        <w:t>202</w:t>
-      </w:r>
-      <w:r>
-        <w:rPr>
-          <w:i/>
-          <w:iCs/>
+        <w:tab/>
+      </w:r>
+      <w:r>
+        <w:rPr>
+          <w:sz w:val="22"/>
+          <w:szCs w:val="22"/>
+        </w:rPr>
+        <w:t>December 202</w:t>
+      </w:r>
+      <w:r>
+        <w:rPr>
           <w:sz w:val="22"/>
           <w:szCs w:val="22"/>
         </w:rPr>
@@ -2138,7 +2103,7 @@
           <w:numId w:val="31"/>
         </w:numPr>
         <w:spacing w:line="240" w:lineRule="auto"/>
-        <w:ind w:right="281"/>
+        <w:ind w:right="48"/>
         <w:jc w:val="both"/>
         <w:rPr>
           <w:sz w:val="22"/>
@@ -2188,7 +2153,21 @@
           <w:sz w:val="22"/>
           <w:szCs w:val="22"/>
         </w:rPr>
-        <w:t>): Hindi4All, is</w:t>
+        <w:t xml:space="preserve">): Hindi4All, </w:t>
+      </w:r>
+      <w:r>
+        <w:rPr>
+          <w:sz w:val="22"/>
+          <w:szCs w:val="22"/>
+        </w:rPr>
+        <w:t xml:space="preserve">which </w:t>
+      </w:r>
+      <w:r>
+        <w:rPr>
+          <w:sz w:val="22"/>
+          <w:szCs w:val="22"/>
+        </w:rPr>
+        <w:t>is</w:t>
       </w:r>
       <w:r>
         <w:rPr>
@@ -2223,14 +2202,14 @@
           <w:sz w:val="22"/>
           <w:szCs w:val="22"/>
         </w:rPr>
-        <w:t xml:space="preserve">a </w:t>
-      </w:r>
-      <w:r>
-        <w:rPr>
-          <w:sz w:val="22"/>
-          <w:szCs w:val="22"/>
-        </w:rPr>
-        <w:t>compiler</w:t>
+        <w:t xml:space="preserve">an </w:t>
+      </w:r>
+      <w:r>
+        <w:rPr>
+          <w:sz w:val="22"/>
+          <w:szCs w:val="22"/>
+        </w:rPr>
+        <w:t>editor</w:t>
       </w:r>
       <w:r>
         <w:rPr>
@@ -2244,21 +2223,28 @@
           <w:sz w:val="22"/>
           <w:szCs w:val="22"/>
         </w:rPr>
-        <w:t xml:space="preserve"> and </w:t>
-      </w:r>
-      <w:r>
-        <w:rPr>
-          <w:sz w:val="22"/>
-          <w:szCs w:val="22"/>
-        </w:rPr>
-        <w:t xml:space="preserve">an </w:t>
-      </w:r>
-      <w:r>
-        <w:rPr>
-          <w:sz w:val="22"/>
-          <w:szCs w:val="22"/>
-        </w:rPr>
-        <w:t>editor.</w:t>
+        <w:t xml:space="preserve"> </w:t>
+      </w:r>
+      <w:r>
+        <w:rPr>
+          <w:sz w:val="22"/>
+          <w:szCs w:val="22"/>
+        </w:rPr>
+        <w:t>a</w:t>
+      </w:r>
+      <w:r>
+        <w:rPr>
+          <w:sz w:val="22"/>
+          <w:szCs w:val="22"/>
+        </w:rPr>
+        <w:t>nd CLI support</w:t>
+      </w:r>
+      <w:r>
+        <w:rPr>
+          <w:sz w:val="22"/>
+          <w:szCs w:val="22"/>
+        </w:rPr>
+        <w:t>.</w:t>
       </w:r>
     </w:p>
     <w:p>
@@ -2269,7 +2255,7 @@
           <w:numId w:val="31"/>
         </w:numPr>
         <w:spacing w:line="240" w:lineRule="auto"/>
-        <w:ind w:right="281"/>
+        <w:ind w:right="48"/>
         <w:jc w:val="both"/>
         <w:rPr>
           <w:sz w:val="22"/>
@@ -2327,7 +2313,28 @@
           <w:sz w:val="22"/>
           <w:szCs w:val="22"/>
         </w:rPr>
-        <w:t>that operated APIs provided by Indian stock brokers</w:t>
+        <w:t>that operated APIs provided by</w:t>
+      </w:r>
+      <w:r>
+        <w:rPr>
+          <w:sz w:val="22"/>
+          <w:szCs w:val="22"/>
+        </w:rPr>
+        <w:t xml:space="preserve"> leading</w:t>
+      </w:r>
+      <w:r>
+        <w:rPr>
+          <w:sz w:val="22"/>
+          <w:szCs w:val="22"/>
+        </w:rPr>
+        <w:t xml:space="preserve"> Indian stock brokers, namely </w:t>
+      </w:r>
+      <w:r>
+        <w:rPr>
+          <w:sz w:val="22"/>
+          <w:szCs w:val="22"/>
+        </w:rPr>
+        <w:t>Kota Securities, Fyers</w:t>
       </w:r>
       <w:r>
         <w:rPr>
@@ -2341,7 +2348,14 @@
           <w:sz w:val="22"/>
           <w:szCs w:val="22"/>
         </w:rPr>
-        <w:t xml:space="preserve"> namely </w:t>
+        <w:t xml:space="preserve"> </w:t>
+      </w:r>
+      <w:r>
+        <w:rPr>
+          <w:sz w:val="22"/>
+          <w:szCs w:val="22"/>
+        </w:rPr>
+        <w:t xml:space="preserve">and </w:t>
       </w:r>
       <w:proofErr w:type="spellStart"/>
       <w:r>
@@ -2357,44 +2371,42 @@
           <w:sz w:val="22"/>
           <w:szCs w:val="22"/>
         </w:rPr>
-        <w:t xml:space="preserve"> and </w:t>
-      </w:r>
-      <w:r>
-        <w:rPr>
-          <w:sz w:val="22"/>
-          <w:szCs w:val="22"/>
-        </w:rPr>
-        <w:t xml:space="preserve">Kota </w:t>
-      </w:r>
-      <w:proofErr w:type="spellStart"/>
-      <w:r>
-        <w:rPr>
-          <w:sz w:val="22"/>
-          <w:szCs w:val="22"/>
-        </w:rPr>
-        <w:t>Securities</w:t>
-      </w:r>
-      <w:r>
-        <w:rPr>
-          <w:sz w:val="22"/>
-          <w:szCs w:val="22"/>
-        </w:rPr>
-        <w:t>’s</w:t>
-      </w:r>
-      <w:proofErr w:type="spellEnd"/>
-      <w:r>
-        <w:rPr>
-          <w:sz w:val="22"/>
-          <w:szCs w:val="22"/>
-        </w:rPr>
-        <w:t xml:space="preserve"> server</w:t>
-      </w:r>
-      <w:r>
-        <w:rPr>
-          <w:sz w:val="22"/>
-          <w:szCs w:val="22"/>
-        </w:rPr>
-        <w:t>s</w:t>
+        <w:t>, and</w:t>
+      </w:r>
+      <w:r>
+        <w:rPr>
+          <w:sz w:val="22"/>
+          <w:szCs w:val="22"/>
+        </w:rPr>
+        <w:t xml:space="preserve"> </w:t>
+      </w:r>
+      <w:r>
+        <w:rPr>
+          <w:sz w:val="22"/>
+          <w:szCs w:val="22"/>
+        </w:rPr>
+        <w:t>t</w:t>
+      </w:r>
+      <w:r>
+        <w:rPr>
+          <w:sz w:val="22"/>
+          <w:szCs w:val="22"/>
+        </w:rPr>
+        <w:t>rade</w:t>
+      </w:r>
+      <w:r>
+        <w:rPr>
+          <w:sz w:val="22"/>
+          <w:szCs w:val="22"/>
+        </w:rPr>
+        <w:t>d</w:t>
+      </w:r>
+      <w:r>
+        <w:rPr>
+          <w:sz w:val="22"/>
+          <w:szCs w:val="22"/>
+        </w:rPr>
+        <w:t xml:space="preserve"> stocks worth 10</w:t>
       </w:r>
       <w:r>
         <w:rPr>
@@ -2408,48 +2420,6 @@
           <w:sz w:val="22"/>
           <w:szCs w:val="22"/>
         </w:rPr>
-        <w:t xml:space="preserve"> </w:t>
-      </w:r>
-      <w:r>
-        <w:rPr>
-          <w:sz w:val="22"/>
-          <w:szCs w:val="22"/>
-        </w:rPr>
-        <w:t>t</w:t>
-      </w:r>
-      <w:r>
-        <w:rPr>
-          <w:sz w:val="22"/>
-          <w:szCs w:val="22"/>
-        </w:rPr>
-        <w:t>rade</w:t>
-      </w:r>
-      <w:r>
-        <w:rPr>
-          <w:sz w:val="22"/>
-          <w:szCs w:val="22"/>
-        </w:rPr>
-        <w:t>d</w:t>
-      </w:r>
-      <w:r>
-        <w:rPr>
-          <w:sz w:val="22"/>
-          <w:szCs w:val="22"/>
-        </w:rPr>
-        <w:t xml:space="preserve"> stocks worth 10</w:t>
-      </w:r>
-      <w:r>
-        <w:rPr>
-          <w:sz w:val="22"/>
-          <w:szCs w:val="22"/>
-        </w:rPr>
-        <w:t>,</w:t>
-      </w:r>
-      <w:r>
-        <w:rPr>
-          <w:sz w:val="22"/>
-          <w:szCs w:val="22"/>
-        </w:rPr>
         <w:t>000 INR</w:t>
       </w:r>
       <w:r>
@@ -2458,13 +2428,6 @@
           <w:szCs w:val="22"/>
         </w:rPr>
         <w:t>.</w:t>
-      </w:r>
-      <w:r>
-        <w:rPr>
-          <w:sz w:val="22"/>
-          <w:szCs w:val="22"/>
-        </w:rPr>
-        <w:t xml:space="preserve"> </w:t>
       </w:r>
     </w:p>
     <w:p>
@@ -2475,7 +2438,7 @@
           <w:numId w:val="31"/>
         </w:numPr>
         <w:spacing w:line="240" w:lineRule="auto"/>
-        <w:ind w:right="281"/>
+        <w:ind w:right="48"/>
         <w:jc w:val="both"/>
         <w:rPr>
           <w:sz w:val="22"/>
@@ -2548,7 +2511,7 @@
           <w:numId w:val="31"/>
         </w:numPr>
         <w:spacing w:line="240" w:lineRule="auto"/>
-        <w:ind w:right="281"/>
+        <w:ind w:right="48"/>
         <w:jc w:val="both"/>
         <w:rPr>
           <w:sz w:val="22"/>
@@ -3818,42 +3781,42 @@
         <v:path o:extrusionok="f" gradientshapeok="t" o:connecttype="rect"/>
         <o:lock v:ext="edit" aspectratio="t"/>
       </v:shapetype>
-      <v:shape id="_x0000_i1176" type="#_x0000_t75" style="width:512.25pt;height:512.25pt;rotation:180;flip:x y;visibility:visible;mso-wrap-style:square" o:bullet="t">
+      <v:shape id="_x0000_i1513" type="#_x0000_t75" style="width:512pt;height:512pt;rotation:180;flip:x y;visibility:visible;mso-wrap-style:square" o:bullet="t">
         <v:imagedata r:id="rId1" o:title="107161_circle_github_icon"/>
       </v:shape>
     </w:pict>
   </w:numPicBullet>
   <w:numPicBullet w:numPicBulletId="1">
     <w:pict>
-      <v:shape id="_x0000_i1177" type="#_x0000_t75" style="width:169.5pt;height:169.5pt;visibility:visible;mso-wrap-style:square" o:bullet="t">
+      <v:shape id="_x0000_i1514" type="#_x0000_t75" style="width:169pt;height:169pt;visibility:visible;mso-wrap-style:square" o:bullet="t">
         <v:imagedata r:id="rId2" o:title="941C13C7"/>
       </v:shape>
     </w:pict>
   </w:numPicBullet>
   <w:numPicBullet w:numPicBulletId="2">
     <w:pict>
-      <v:shape id="_x0000_i1178" type="#_x0000_t75" style="width:28.5pt;height:16.5pt;visibility:visible;mso-wrap-style:square" o:bullet="t">
+      <v:shape id="_x0000_i1515" type="#_x0000_t75" style="width:29pt;height:16pt;visibility:visible;mso-wrap-style:square" o:bullet="t">
         <v:imagedata r:id="rId3" o:title="107161_circle_github_icon"/>
       </v:shape>
     </w:pict>
   </w:numPicBullet>
   <w:numPicBullet w:numPicBulletId="3">
     <w:pict>
-      <v:shape id="_x0000_i1179" type="#_x0000_t75" style="width:240pt;height:234pt;visibility:visible;mso-wrap-style:square" o:bullet="t">
+      <v:shape id="_x0000_i1516" type="#_x0000_t75" style="width:240pt;height:234pt;visibility:visible;mso-wrap-style:square" o:bullet="t">
         <v:imagedata r:id="rId4" o:title="Indian_Institute_of_Technology_Bombay_Logo"/>
       </v:shape>
     </w:pict>
   </w:numPicBullet>
   <w:numPicBullet w:numPicBulletId="4">
     <w:pict>
-      <v:shape id="_x0000_i1180" type="#_x0000_t75" style="width:22.5pt;height:16.5pt;visibility:visible;mso-wrap-style:square" o:bullet="t">
+      <v:shape id="_x0000_i1517" type="#_x0000_t75" style="width:22pt;height:16pt;visibility:visible;mso-wrap-style:square" o:bullet="t">
         <v:imagedata r:id="rId5" o:title="Indian_Institute_of_Technology_Bombay_Logo"/>
       </v:shape>
     </w:pict>
   </w:numPicBullet>
   <w:numPicBullet w:numPicBulletId="5">
     <w:pict>
-      <v:shape id="_x0000_i1181" type="#_x0000_t75" style="width:76.5pt;height:76.5pt;visibility:visible;mso-wrap-style:square" o:bullet="t">
+      <v:shape id="_x0000_i1518" type="#_x0000_t75" style="width:77pt;height:77pt;visibility:visible;mso-wrap-style:square" o:bullet="t">
         <v:imagedata r:id="rId6" o:title=""/>
       </v:shape>
     </w:pict>
@@ -8861,6 +8824,29 @@
       <w:sz w:val="24"/>
     </w:rPr>
   </w:style>
+  <w:style w:type="paragraph" w:styleId="Heading3">
+    <w:name w:val="heading 3"/>
+    <w:basedOn w:val="Normal"/>
+    <w:next w:val="Normal"/>
+    <w:link w:val="Heading3Char"/>
+    <w:uiPriority w:val="9"/>
+    <w:semiHidden/>
+    <w:unhideWhenUsed/>
+    <w:qFormat/>
+    <w:rsid w:val="00173AF0"/>
+    <w:pPr>
+      <w:keepNext/>
+      <w:keepLines/>
+      <w:spacing w:before="40" w:after="0"/>
+      <w:outlineLvl w:val="2"/>
+    </w:pPr>
+    <w:rPr>
+      <w:rFonts w:asciiTheme="majorHAnsi" w:eastAsiaTheme="majorEastAsia" w:hAnsiTheme="majorHAnsi" w:cstheme="majorBidi"/>
+      <w:color w:val="1F3763" w:themeColor="accent1" w:themeShade="7F"/>
+      <w:sz w:val="24"/>
+      <w:szCs w:val="21"/>
+    </w:rPr>
+  </w:style>
   <w:style w:type="character" w:default="1" w:styleId="DefaultParagraphFont">
     <w:name w:val="Default Paragraph Font"/>
     <w:uiPriority w:val="1"/>
@@ -9071,6 +9057,20 @@
       <w:color w:val="000000"/>
       <w:sz w:val="18"/>
       <w:szCs w:val="16"/>
+    </w:rPr>
+  </w:style>
+  <w:style w:type="character" w:customStyle="1" w:styleId="Heading3Char">
+    <w:name w:val="Heading 3 Char"/>
+    <w:basedOn w:val="DefaultParagraphFont"/>
+    <w:link w:val="Heading3"/>
+    <w:uiPriority w:val="9"/>
+    <w:semiHidden/>
+    <w:rsid w:val="00173AF0"/>
+    <w:rPr>
+      <w:rFonts w:asciiTheme="majorHAnsi" w:eastAsiaTheme="majorEastAsia" w:hAnsiTheme="majorHAnsi" w:cstheme="majorBidi"/>
+      <w:color w:val="1F3763" w:themeColor="accent1" w:themeShade="7F"/>
+      <w:sz w:val="24"/>
+      <w:szCs w:val="21"/>
     </w:rPr>
   </w:style>
 </w:styles>

--- a/Resume_latest - Copy.docx
+++ b/Resume_latest - Copy.docx
@@ -9,44 +9,54 @@
         <w:ind w:left="0" w:firstLine="0"/>
         <w:jc w:val="both"/>
         <w:rPr>
-          <w:sz w:val="22"/>
-          <w:szCs w:val="22"/>
-        </w:rPr>
-      </w:pPr>
-      <w:r>
-        <w:rPr>
-          <w:sz w:val="32"/>
-          <w:szCs w:val="32"/>
+          <w:sz w:val="20"/>
+        </w:rPr>
+      </w:pPr>
+      <w:r>
+        <w:rPr>
+          <w:szCs w:val="28"/>
         </w:rPr>
         <w:t>P</w:t>
       </w:r>
       <w:r>
         <w:rPr>
-          <w:sz w:val="32"/>
-          <w:szCs w:val="32"/>
+          <w:szCs w:val="28"/>
         </w:rPr>
         <w:t xml:space="preserve">rathamesh </w:t>
       </w:r>
       <w:r>
         <w:rPr>
-          <w:sz w:val="32"/>
-          <w:szCs w:val="32"/>
+          <w:szCs w:val="28"/>
         </w:rPr>
         <w:t xml:space="preserve">Vivek </w:t>
       </w:r>
       <w:r>
         <w:rPr>
-          <w:sz w:val="32"/>
-          <w:szCs w:val="32"/>
+          <w:szCs w:val="28"/>
         </w:rPr>
         <w:t>Bhaga</w:t>
       </w:r>
       <w:r>
         <w:rPr>
-          <w:sz w:val="32"/>
-          <w:szCs w:val="32"/>
+          <w:szCs w:val="28"/>
         </w:rPr>
         <w:t>t</w:t>
+      </w:r>
+      <w:r>
+        <w:rPr>
+          <w:b w:val="0"/>
+          <w:bCs/>
+          <w:szCs w:val="28"/>
+        </w:rPr>
+        <w:t xml:space="preserve"> </w:t>
+      </w:r>
+      <w:r>
+        <w:rPr>
+          <w:b w:val="0"/>
+          <w:bCs/>
+          <w:szCs w:val="28"/>
+        </w:rPr>
+        <w:t>|</w:t>
       </w:r>
       <w:r>
         <w:rPr>
@@ -59,26 +69,7 @@
       </w:r>
       <w:r>
         <w:rPr>
-          <w:b w:val="0"/>
-          <w:bCs/>
-          <w:sz w:val="32"/>
-          <w:szCs w:val="32"/>
-        </w:rPr>
-        <w:t>|</w:t>
-      </w:r>
-      <w:r>
-        <w:rPr>
-          <w:b w:val="0"/>
-          <w:bCs/>
-          <w:sz w:val="36"/>
-          <w:szCs w:val="36"/>
-        </w:rPr>
-        <w:t xml:space="preserve"> </w:t>
-      </w:r>
-      <w:r>
-        <w:rPr>
-          <w:sz w:val="22"/>
-          <w:szCs w:val="22"/>
+          <w:sz w:val="20"/>
         </w:rPr>
         <w:t>Nagpur, Maharashtra, India [440027]</w:t>
       </w:r>
@@ -91,8 +82,7 @@
         <w:jc w:val="both"/>
         <w:rPr>
           <w:b w:val="0"/>
-          <w:sz w:val="22"/>
-          <w:szCs w:val="22"/>
+          <w:sz w:val="20"/>
         </w:rPr>
       </w:pPr>
       <w:hyperlink r:id="rId8" w:history="1">
@@ -102,8 +92,7 @@
             <w:b w:val="0"/>
             <w:bCs/>
             <w:noProof/>
-            <w:sz w:val="22"/>
-            <w:szCs w:val="22"/>
+            <w:sz w:val="20"/>
             <w:u w:val="none"/>
           </w:rPr>
           <w:drawing>
@@ -161,8 +150,7 @@
             <w:b w:val="0"/>
             <w:bCs/>
             <w:noProof/>
-            <w:sz w:val="22"/>
-            <w:szCs w:val="22"/>
+            <w:sz w:val="20"/>
             <w:u w:val="none"/>
           </w:rPr>
           <w:t xml:space="preserve"> </w:t>
@@ -172,8 +160,7 @@
             <w:rStyle w:val="Hyperlink"/>
             <w:b w:val="0"/>
             <w:bCs/>
-            <w:sz w:val="22"/>
-            <w:szCs w:val="22"/>
+            <w:sz w:val="20"/>
             <w:u w:val="none"/>
           </w:rPr>
           <w:t>prathameshbhagat0608@gmail.com</w:t>
@@ -184,8 +171,7 @@
           <w:rStyle w:val="Hyperlink"/>
           <w:b w:val="0"/>
           <w:bCs/>
-          <w:sz w:val="22"/>
-          <w:szCs w:val="22"/>
+          <w:sz w:val="20"/>
           <w:u w:val="none"/>
         </w:rPr>
         <w:t xml:space="preserve"> </w:t>
@@ -195,8 +181,7 @@
           <w:rStyle w:val="Hyperlink"/>
           <w:b w:val="0"/>
           <w:bCs/>
-          <w:sz w:val="22"/>
-          <w:szCs w:val="22"/>
+          <w:sz w:val="20"/>
           <w:u w:val="none"/>
         </w:rPr>
         <w:t>|</w:t>
@@ -206,8 +191,7 @@
           <w:rStyle w:val="Hyperlink"/>
           <w:b w:val="0"/>
           <w:bCs/>
-          <w:sz w:val="22"/>
-          <w:szCs w:val="22"/>
+          <w:sz w:val="20"/>
           <w:u w:val="none"/>
         </w:rPr>
         <w:t xml:space="preserve"> </w:t>
@@ -219,8 +203,7 @@
             <w:b w:val="0"/>
             <w:bCs/>
             <w:noProof/>
-            <w:sz w:val="22"/>
-            <w:szCs w:val="22"/>
+            <w:sz w:val="20"/>
             <w:u w:val="none"/>
           </w:rPr>
           <w:drawing>
@@ -276,6 +259,8 @@
           <w:rPr>
             <w:b w:val="0"/>
             <w:bCs/>
+            <w:sz w:val="24"/>
+            <w:szCs w:val="18"/>
           </w:rPr>
           <w:t xml:space="preserve"> </w:t>
         </w:r>
@@ -284,8 +269,7 @@
             <w:rStyle w:val="Hyperlink"/>
             <w:b w:val="0"/>
             <w:bCs/>
-            <w:sz w:val="22"/>
-            <w:szCs w:val="22"/>
+            <w:sz w:val="20"/>
             <w:u w:val="none"/>
             <w:shd w:val="clear" w:color="auto" w:fill="FFFFFF"/>
           </w:rPr>
@@ -296,8 +280,7 @@
             <w:rStyle w:val="Hyperlink"/>
             <w:b w:val="0"/>
             <w:bCs/>
-            <w:sz w:val="22"/>
-            <w:szCs w:val="22"/>
+            <w:sz w:val="20"/>
             <w:u w:val="none"/>
             <w:shd w:val="clear" w:color="auto" w:fill="FFFFFF"/>
           </w:rPr>
@@ -309,8 +292,7 @@
             <w:rStyle w:val="Hyperlink"/>
             <w:b w:val="0"/>
             <w:bCs/>
-            <w:sz w:val="22"/>
-            <w:szCs w:val="22"/>
+            <w:sz w:val="20"/>
             <w:u w:val="none"/>
             <w:shd w:val="clear" w:color="auto" w:fill="FFFFFF"/>
           </w:rPr>
@@ -323,30 +305,16 @@
           <w:rStyle w:val="Hyperlink"/>
           <w:b w:val="0"/>
           <w:bCs/>
-          <w:sz w:val="22"/>
-          <w:szCs w:val="22"/>
+          <w:sz w:val="20"/>
           <w:u w:val="none"/>
           <w:shd w:val="clear" w:color="auto" w:fill="FFFFFF"/>
         </w:rPr>
-        <w:t xml:space="preserve"> |</w:t>
-      </w:r>
-      <w:r>
-        <w:rPr>
-          <w:rStyle w:val="Hyperlink"/>
-          <w:b w:val="0"/>
-          <w:bCs/>
-          <w:sz w:val="22"/>
-          <w:szCs w:val="22"/>
-          <w:u w:val="none"/>
-          <w:shd w:val="clear" w:color="auto" w:fill="FFFFFF"/>
-        </w:rPr>
-        <w:t xml:space="preserve"> </w:t>
+        <w:t xml:space="preserve"> | </w:t>
       </w:r>
       <w:r>
         <w:rPr>
           <w:noProof/>
-          <w:sz w:val="22"/>
-          <w:szCs w:val="22"/>
+          <w:sz w:val="20"/>
         </w:rPr>
         <w:drawing>
           <wp:inline distT="0" distB="0" distL="0" distR="0" wp14:anchorId="1A5DAAEE" wp14:editId="212F7776">
@@ -402,8 +370,7 @@
           <w:rStyle w:val="Hyperlink"/>
           <w:b w:val="0"/>
           <w:bCs/>
-          <w:sz w:val="22"/>
-          <w:szCs w:val="22"/>
+          <w:sz w:val="20"/>
           <w:u w:val="none"/>
           <w:shd w:val="clear" w:color="auto" w:fill="FFFFFF"/>
         </w:rPr>
@@ -415,8 +382,7 @@
             <w:rStyle w:val="Hyperlink"/>
             <w:b w:val="0"/>
             <w:bCs/>
-            <w:sz w:val="22"/>
-            <w:szCs w:val="22"/>
+            <w:sz w:val="20"/>
             <w:u w:val="none"/>
           </w:rPr>
           <w:t>(+91 7058031648)</w:t>
@@ -426,8 +392,7 @@
         <w:rPr>
           <w:b w:val="0"/>
           <w:bCs/>
-          <w:sz w:val="22"/>
-          <w:szCs w:val="22"/>
+          <w:sz w:val="20"/>
         </w:rPr>
         <w:t xml:space="preserve"> </w:t>
       </w:r>
@@ -442,8 +407,6 @@
         <w:jc w:val="both"/>
         <w:rPr>
           <w:bCs/>
-          <w:sz w:val="22"/>
-          <w:szCs w:val="22"/>
         </w:rPr>
       </w:pPr>
       <w:hyperlink r:id="rId14" w:history="1">
@@ -451,8 +414,6 @@
           <w:rPr>
             <w:rStyle w:val="Hyperlink"/>
             <w:noProof/>
-            <w:sz w:val="22"/>
-            <w:szCs w:val="22"/>
             <w:u w:val="none"/>
           </w:rPr>
           <w:drawing>
@@ -507,8 +468,6 @@
         <w:r>
           <w:rPr>
             <w:rStyle w:val="Hyperlink"/>
-            <w:sz w:val="22"/>
-            <w:szCs w:val="22"/>
             <w:u w:val="none"/>
             <w:shd w:val="clear" w:color="auto" w:fill="FFFFFF"/>
           </w:rPr>
@@ -517,8 +476,6 @@
         <w:r>
           <w:rPr>
             <w:rStyle w:val="Hyperlink"/>
-            <w:sz w:val="22"/>
-            <w:szCs w:val="22"/>
             <w:u w:val="none"/>
           </w:rPr>
           <w:t>github.com/</w:t>
@@ -527,8 +484,6 @@
         <w:r>
           <w:rPr>
             <w:rStyle w:val="Hyperlink"/>
-            <w:sz w:val="22"/>
-            <w:szCs w:val="22"/>
             <w:u w:val="none"/>
           </w:rPr>
           <w:t>PrathameshBhagat</w:t>
@@ -537,8 +492,6 @@
         <w:r>
           <w:rPr>
             <w:rStyle w:val="Hyperlink"/>
-            <w:sz w:val="22"/>
-            <w:szCs w:val="22"/>
             <w:u w:val="none"/>
           </w:rPr>
           <w:t xml:space="preserve"> </w:t>
@@ -547,8 +500,6 @@
       <w:r>
         <w:rPr>
           <w:rStyle w:val="Hyperlink"/>
-          <w:sz w:val="22"/>
-          <w:szCs w:val="22"/>
           <w:u w:val="none"/>
         </w:rPr>
         <w:t>|</w:t>
@@ -558,8 +509,6 @@
           <w:rPr>
             <w:rStyle w:val="Hyperlink"/>
             <w:bCs/>
-            <w:sz w:val="22"/>
-            <w:szCs w:val="22"/>
             <w:u w:val="none"/>
           </w:rPr>
           <w:t xml:space="preserve"> </w:t>
@@ -569,8 +518,6 @@
             <w:rStyle w:val="Hyperlink"/>
             <w:bCs/>
             <w:noProof/>
-            <w:sz w:val="22"/>
-            <w:szCs w:val="22"/>
             <w:u w:val="none"/>
           </w:rPr>
           <w:drawing>
@@ -626,29 +573,15 @@
           <w:rPr>
             <w:rStyle w:val="Hyperlink"/>
             <w:bCs/>
-            <w:sz w:val="22"/>
-            <w:szCs w:val="22"/>
             <w:u w:val="none"/>
           </w:rPr>
-          <w:t xml:space="preserve"> </w:t>
-        </w:r>
-        <w:r>
-          <w:rPr>
-            <w:rStyle w:val="Hyperlink"/>
-            <w:bCs/>
-            <w:sz w:val="22"/>
-            <w:szCs w:val="22"/>
-            <w:u w:val="none"/>
-          </w:rPr>
-          <w:t>prathameshbhagat.github.io</w:t>
+          <w:t xml:space="preserve"> prathameshbhagat.github.io</w:t>
         </w:r>
       </w:hyperlink>
       <w:r>
         <w:rPr>
           <w:rStyle w:val="Hyperlink"/>
           <w:bCs/>
-          <w:sz w:val="22"/>
-          <w:szCs w:val="22"/>
           <w:u w:val="none"/>
         </w:rPr>
         <w:t xml:space="preserve"> </w:t>
@@ -657,8 +590,6 @@
         <w:rPr>
           <w:rStyle w:val="Hyperlink"/>
           <w:bCs/>
-          <w:sz w:val="22"/>
-          <w:szCs w:val="22"/>
           <w:u w:val="none"/>
         </w:rPr>
         <w:t xml:space="preserve">| </w:t>
@@ -666,6 +597,8 @@
       <w:r>
         <w:rPr>
           <w:noProof/>
+          <w:sz w:val="18"/>
+          <w:szCs w:val="18"/>
         </w:rPr>
         <w:drawing>
           <wp:inline distT="0" distB="0" distL="0" distR="0" wp14:anchorId="1D517CFA" wp14:editId="0B21AEEE">
@@ -720,8 +653,6 @@
         <w:r>
           <w:rPr>
             <w:rStyle w:val="Hyperlink"/>
-            <w:sz w:val="22"/>
-            <w:szCs w:val="22"/>
             <w:u w:val="none"/>
           </w:rPr>
           <w:t xml:space="preserve"> </w:t>
@@ -730,8 +661,6 @@
           <w:rPr>
             <w:rStyle w:val="Hyperlink"/>
             <w:noProof/>
-            <w:sz w:val="22"/>
-            <w:szCs w:val="22"/>
             <w:u w:val="none"/>
           </w:rPr>
           <w:t>leetcode.com/Prathamesh_Bhagat</w:t>
@@ -741,19 +670,163 @@
         <w:rPr>
           <w:rStyle w:val="Hyperlink"/>
           <w:noProof/>
-          <w:sz w:val="22"/>
-          <w:szCs w:val="22"/>
           <w:u w:val="none"/>
         </w:rPr>
         <w:t xml:space="preserve"> </w:t>
       </w:r>
       <w:r>
         <w:rPr>
+          <w:bCs/>
+        </w:rPr>
+        <w:t xml:space="preserve"> </w:t>
+      </w:r>
+    </w:p>
+    <w:p>
+      <w:pPr>
+        <w:pBdr>
+          <w:bottom w:val="single" w:sz="6" w:space="1" w:color="auto"/>
+        </w:pBdr>
+        <w:spacing w:line="240" w:lineRule="auto"/>
+        <w:ind w:left="0" w:right="0" w:firstLine="0"/>
+        <w:jc w:val="both"/>
+        <w:rPr>
+          <w:b/>
+          <w:bCs/>
+        </w:rPr>
+      </w:pPr>
+    </w:p>
+    <w:p>
+      <w:pPr>
+        <w:spacing w:line="240" w:lineRule="auto"/>
+        <w:ind w:right="0"/>
+        <w:jc w:val="center"/>
+        <w:rPr>
+          <w:b/>
           <w:bCs/>
           <w:sz w:val="22"/>
           <w:szCs w:val="22"/>
         </w:rPr>
+      </w:pPr>
+      <w:r>
+        <w:rPr>
+          <w:b/>
+          <w:bCs/>
+          <w:sz w:val="22"/>
+          <w:szCs w:val="22"/>
+        </w:rPr>
+        <w:t>Summary</w:t>
+      </w:r>
+    </w:p>
+    <w:p>
+      <w:pPr>
+        <w:spacing w:line="240" w:lineRule="auto"/>
+        <w:ind w:right="0"/>
+        <w:jc w:val="both"/>
+      </w:pPr>
+      <w:r>
+        <w:t xml:space="preserve">A versatile programmer, </w:t>
+      </w:r>
+      <w:r>
+        <w:t xml:space="preserve">with </w:t>
+      </w:r>
+      <w:r>
+        <w:t>6</w:t>
+      </w:r>
+      <w:r>
+        <w:t xml:space="preserve"> months of experience, h</w:t>
+      </w:r>
+      <w:r>
+        <w:t xml:space="preserve">aving </w:t>
+      </w:r>
+      <w:r>
+        <w:t xml:space="preserve">tackled over </w:t>
+      </w:r>
+      <w:r>
+        <w:t>2</w:t>
+      </w:r>
+      <w:r>
+        <w:t>5</w:t>
+      </w:r>
+      <w:r>
+        <w:t>0+ Leet</w:t>
+      </w:r>
+      <w:r>
         <w:t xml:space="preserve"> </w:t>
+      </w:r>
+      <w:r>
+        <w:t>code problems</w:t>
+      </w:r>
+      <w:r>
+        <w:t>,</w:t>
+      </w:r>
+      <w:r>
+        <w:t xml:space="preserve"> </w:t>
+      </w:r>
+      <w:r>
+        <w:t xml:space="preserve">and </w:t>
+      </w:r>
+      <w:r>
+        <w:t xml:space="preserve">expertise in Android and </w:t>
+      </w:r>
+      <w:r>
+        <w:t>W</w:t>
+      </w:r>
+      <w:r>
+        <w:t>eb development</w:t>
+      </w:r>
+      <w:r>
+        <w:t xml:space="preserve">. With </w:t>
+      </w:r>
+      <w:r>
+        <w:t>strong problem</w:t>
+      </w:r>
+      <w:r>
+        <w:t>-</w:t>
+      </w:r>
+      <w:r>
+        <w:t xml:space="preserve">solving </w:t>
+      </w:r>
+      <w:r>
+        <w:t xml:space="preserve">capabilities, technical proficiency, and </w:t>
+      </w:r>
+      <w:r>
+        <w:t>a</w:t>
+      </w:r>
+      <w:r>
+        <w:t xml:space="preserve"> proven</w:t>
+      </w:r>
+      <w:r>
+        <w:t xml:space="preserve"> track record of</w:t>
+      </w:r>
+      <w:r>
+        <w:t xml:space="preserve"> deliver</w:t>
+      </w:r>
+      <w:r>
+        <w:t>ing</w:t>
+      </w:r>
+      <w:r>
+        <w:t xml:space="preserve"> innovative</w:t>
+      </w:r>
+      <w:r>
+        <w:t xml:space="preserve"> </w:t>
+      </w:r>
+      <w:r>
+        <w:t>projects</w:t>
+      </w:r>
+      <w:r>
+        <w:t>, ready to take on</w:t>
+      </w:r>
+      <w:r>
+        <w:t xml:space="preserve"> the </w:t>
+      </w:r>
+      <w:r>
+        <w:t xml:space="preserve">most ambitious and impactful </w:t>
+      </w:r>
+      <w:r>
+        <w:t>problems</w:t>
+      </w:r>
+      <w:r>
+        <w:t>.</w:t>
       </w:r>
     </w:p>
     <w:p>
@@ -767,8 +840,6 @@
         <w:rPr>
           <w:b/>
           <w:bCs/>
-          <w:sz w:val="22"/>
-          <w:szCs w:val="22"/>
         </w:rPr>
       </w:pPr>
     </w:p>
@@ -780,16 +851,16 @@
         <w:rPr>
           <w:b/>
           <w:bCs/>
-          <w:sz w:val="24"/>
-          <w:szCs w:val="24"/>
+          <w:sz w:val="22"/>
+          <w:szCs w:val="22"/>
         </w:rPr>
       </w:pPr>
       <w:r>
         <w:rPr>
           <w:b/>
           <w:bCs/>
-          <w:sz w:val="24"/>
-          <w:szCs w:val="24"/>
+          <w:sz w:val="22"/>
+          <w:szCs w:val="22"/>
         </w:rPr>
         <w:t>Education</w:t>
       </w:r>
@@ -806,8 +877,6 @@
         <w:ind w:right="0"/>
         <w:rPr>
           <w:bCs/>
-          <w:sz w:val="22"/>
-          <w:szCs w:val="22"/>
         </w:rPr>
       </w:pPr>
       <w:hyperlink r:id="rId20" w:history="1">
@@ -815,8 +884,6 @@
           <w:rPr>
             <w:rStyle w:val="Hyperlink"/>
             <w:bCs/>
-            <w:sz w:val="22"/>
-            <w:szCs w:val="22"/>
             <w:u w:val="none"/>
           </w:rPr>
           <w:t>Bajaj Institute of Technology</w:t>
@@ -825,56 +892,40 @@
       <w:r>
         <w:rPr>
           <w:bCs/>
-          <w:sz w:val="22"/>
-          <w:szCs w:val="22"/>
           <w:cs/>
         </w:rPr>
         <w:t xml:space="preserve"> </w:t>
       </w:r>
       <w:r>
         <w:rPr>
-          <w:sz w:val="22"/>
-          <w:szCs w:val="22"/>
           <w:cs/>
         </w:rPr>
         <w:t>–</w:t>
       </w:r>
       <w:r>
-        <w:rPr>
-          <w:sz w:val="22"/>
-          <w:szCs w:val="22"/>
-        </w:rPr>
         <w:t xml:space="preserve"> </w:t>
       </w:r>
       <w:r>
         <w:rPr>
           <w:bCs/>
-          <w:sz w:val="22"/>
-          <w:szCs w:val="22"/>
         </w:rPr>
         <w:t>B. Tech. (Computer Eng</w:t>
       </w:r>
       <w:r>
         <w:rPr>
           <w:bCs/>
-          <w:sz w:val="22"/>
-          <w:szCs w:val="22"/>
         </w:rPr>
         <w:t>ineering</w:t>
       </w:r>
       <w:r>
         <w:rPr>
           <w:bCs/>
-          <w:sz w:val="22"/>
-          <w:szCs w:val="22"/>
         </w:rPr>
         <w:t>) [DBATU]</w:t>
       </w:r>
       <w:r>
         <w:rPr>
           <w:bCs/>
-          <w:sz w:val="22"/>
-          <w:szCs w:val="22"/>
         </w:rPr>
         <w:tab/>
         <w:t xml:space="preserve"> 2020 </w:t>
@@ -882,16 +933,12 @@
       <w:r>
         <w:rPr>
           <w:bCs/>
-          <w:sz w:val="22"/>
-          <w:szCs w:val="22"/>
         </w:rPr>
         <w:t>-</w:t>
       </w:r>
       <w:r>
         <w:rPr>
           <w:bCs/>
-          <w:sz w:val="22"/>
-          <w:szCs w:val="22"/>
         </w:rPr>
         <w:t xml:space="preserve"> 2024</w:t>
       </w:r>
@@ -905,8 +952,6 @@
         <w:ind w:right="0"/>
         <w:rPr>
           <w:bCs/>
-          <w:sz w:val="22"/>
-          <w:szCs w:val="22"/>
         </w:rPr>
       </w:pPr>
     </w:p>
@@ -917,16 +962,14 @@
         <w:jc w:val="center"/>
         <w:rPr>
           <w:rFonts w:cstheme="minorBidi"/>
+        </w:rPr>
+      </w:pPr>
+      <w:r>
+        <w:rPr>
+          <w:b/>
+          <w:bCs/>
           <w:sz w:val="22"/>
           <w:szCs w:val="22"/>
-        </w:rPr>
-      </w:pPr>
-      <w:r>
-        <w:rPr>
-          <w:b/>
-          <w:bCs/>
-          <w:sz w:val="24"/>
-          <w:szCs w:val="24"/>
         </w:rPr>
         <w:t>Experience</w:t>
       </w:r>
@@ -937,18 +980,12 @@
           <w:tab w:val="right" w:pos="10490"/>
         </w:tabs>
         <w:spacing w:after="0" w:line="240" w:lineRule="auto"/>
-        <w:ind w:right="48"/>
-        <w:rPr>
-          <w:sz w:val="22"/>
-          <w:szCs w:val="22"/>
-        </w:rPr>
+        <w:ind w:right="0"/>
       </w:pPr>
       <w:r>
         <w:rPr>
           <w:b/>
           <w:bCs/>
-          <w:sz w:val="22"/>
-          <w:szCs w:val="22"/>
         </w:rPr>
         <w:t>Software Developer</w:t>
       </w:r>
@@ -957,16 +994,10 @@
           <w:rFonts w:cstheme="minorBidi"/>
           <w:b/>
           <w:bCs/>
-          <w:sz w:val="22"/>
-          <w:szCs w:val="22"/>
         </w:rPr>
         <w:t xml:space="preserve"> Intern</w:t>
       </w:r>
       <w:r>
-        <w:rPr>
-          <w:sz w:val="22"/>
-          <w:szCs w:val="22"/>
-        </w:rPr>
         <w:t xml:space="preserve"> | </w:t>
       </w:r>
       <w:hyperlink r:id="rId21" w:history="1">
@@ -974,8 +1005,6 @@
           <w:rPr>
             <w:rStyle w:val="Hyperlink"/>
             <w:bCs/>
-            <w:sz w:val="22"/>
-            <w:szCs w:val="22"/>
             <w:u w:val="none"/>
           </w:rPr>
           <w:t>OFY Wellness, Nagpur</w:t>
@@ -985,30 +1014,16 @@
         <w:rPr>
           <w:i/>
           <w:iCs/>
-          <w:sz w:val="22"/>
-          <w:szCs w:val="22"/>
         </w:rPr>
         <w:tab/>
       </w:r>
       <w:r>
-        <w:rPr>
-          <w:sz w:val="22"/>
-          <w:szCs w:val="22"/>
-        </w:rPr>
         <w:t xml:space="preserve">February 2024 </w:t>
       </w:r>
       <w:r>
-        <w:rPr>
-          <w:sz w:val="22"/>
-          <w:szCs w:val="22"/>
-        </w:rPr>
         <w:t>-</w:t>
       </w:r>
       <w:r>
-        <w:rPr>
-          <w:sz w:val="22"/>
-          <w:szCs w:val="22"/>
-        </w:rPr>
         <w:t xml:space="preserve"> August 2024</w:t>
       </w:r>
     </w:p>
@@ -1020,18 +1035,17 @@
           <w:numId w:val="39"/>
         </w:numPr>
         <w:spacing w:after="0" w:line="240" w:lineRule="auto"/>
-        <w:ind w:right="48"/>
-        <w:rPr>
-          <w:sz w:val="22"/>
-          <w:szCs w:val="22"/>
+        <w:ind w:right="0"/>
+        <w:rPr>
+          <w:szCs w:val="20"/>
         </w:rPr>
       </w:pPr>
       <w:hyperlink r:id="rId22" w:history="1">
         <w:r>
           <w:rPr>
             <w:rStyle w:val="Hyperlink"/>
-            <w:sz w:val="24"/>
-            <w:szCs w:val="24"/>
+            <w:sz w:val="22"/>
+            <w:szCs w:val="22"/>
             <w:u w:val="none"/>
           </w:rPr>
           <w:t>OFY Wellness Android app</w:t>
@@ -1039,31 +1053,28 @@
       </w:hyperlink>
       <w:r>
         <w:rPr>
-          <w:sz w:val="24"/>
-          <w:szCs w:val="24"/>
-        </w:rPr>
-        <w:t xml:space="preserve"> </w:t>
-      </w:r>
-      <w:r>
-        <w:rPr>
           <w:sz w:val="22"/>
           <w:szCs w:val="22"/>
         </w:rPr>
+        <w:t xml:space="preserve"> </w:t>
+      </w:r>
+      <w:r>
+        <w:rPr>
+          <w:szCs w:val="20"/>
+        </w:rPr>
         <w:t>(</w:t>
       </w:r>
       <w:r>
         <w:rPr>
           <w:b/>
           <w:bCs/>
-          <w:sz w:val="22"/>
-          <w:szCs w:val="22"/>
+          <w:szCs w:val="20"/>
         </w:rPr>
         <w:t>Java</w:t>
       </w:r>
       <w:r>
         <w:rPr>
-          <w:sz w:val="22"/>
-          <w:szCs w:val="22"/>
+          <w:szCs w:val="20"/>
         </w:rPr>
         <w:t>)</w:t>
       </w:r>
@@ -1076,24 +1087,21 @@
           <w:numId w:val="32"/>
         </w:numPr>
         <w:spacing w:line="240" w:lineRule="auto"/>
-        <w:ind w:right="48"/>
+        <w:ind w:right="0"/>
         <w:jc w:val="both"/>
         <w:rPr>
-          <w:sz w:val="22"/>
-          <w:szCs w:val="22"/>
-        </w:rPr>
-      </w:pPr>
-      <w:r>
-        <w:rPr>
-          <w:sz w:val="22"/>
-          <w:szCs w:val="22"/>
+          <w:szCs w:val="20"/>
+        </w:rPr>
+      </w:pPr>
+      <w:r>
+        <w:rPr>
+          <w:szCs w:val="20"/>
         </w:rPr>
         <w:t>Worked on building the OFY Wellness Android app in Java using XML and Firebase database</w:t>
       </w:r>
       <w:r>
         <w:rPr>
-          <w:sz w:val="22"/>
-          <w:szCs w:val="22"/>
+          <w:szCs w:val="20"/>
         </w:rPr>
         <w:t xml:space="preserve">. </w:t>
       </w:r>
@@ -1106,24 +1114,21 @@
           <w:numId w:val="32"/>
         </w:numPr>
         <w:spacing w:line="240" w:lineRule="auto"/>
-        <w:ind w:right="48"/>
+        <w:ind w:right="0"/>
         <w:jc w:val="both"/>
         <w:rPr>
-          <w:sz w:val="22"/>
-          <w:szCs w:val="22"/>
-        </w:rPr>
-      </w:pPr>
-      <w:r>
-        <w:rPr>
-          <w:sz w:val="22"/>
-          <w:szCs w:val="22"/>
+          <w:szCs w:val="20"/>
+        </w:rPr>
+      </w:pPr>
+      <w:r>
+        <w:rPr>
+          <w:szCs w:val="20"/>
         </w:rPr>
         <w:t>Added daily diet logging, and viewing features using Firebase real-time database and cloud storage.</w:t>
       </w:r>
       <w:r>
         <w:rPr>
-          <w:sz w:val="22"/>
-          <w:szCs w:val="22"/>
+          <w:szCs w:val="20"/>
         </w:rPr>
         <w:t xml:space="preserve"> </w:t>
       </w:r>
@@ -1136,38 +1141,33 @@
           <w:numId w:val="32"/>
         </w:numPr>
         <w:spacing w:line="240" w:lineRule="auto"/>
-        <w:ind w:right="48"/>
+        <w:ind w:right="0"/>
         <w:jc w:val="both"/>
         <w:rPr>
-          <w:sz w:val="22"/>
-          <w:szCs w:val="22"/>
-        </w:rPr>
-      </w:pPr>
-      <w:r>
-        <w:rPr>
-          <w:sz w:val="22"/>
-          <w:szCs w:val="22"/>
+          <w:szCs w:val="20"/>
+        </w:rPr>
+      </w:pPr>
+      <w:r>
+        <w:rPr>
+          <w:szCs w:val="20"/>
         </w:rPr>
         <w:t xml:space="preserve">Implemented meal </w:t>
       </w:r>
       <w:r>
         <w:rPr>
-          <w:sz w:val="22"/>
-          <w:szCs w:val="22"/>
+          <w:szCs w:val="20"/>
         </w:rPr>
         <w:t>i</w:t>
       </w:r>
       <w:r>
         <w:rPr>
-          <w:sz w:val="22"/>
-          <w:szCs w:val="22"/>
+          <w:szCs w:val="20"/>
         </w:rPr>
         <w:t>mage and nutrient detection via Gemini Pro Vision AI/ML models and APIs</w:t>
       </w:r>
       <w:r>
         <w:rPr>
-          <w:sz w:val="22"/>
-          <w:szCs w:val="22"/>
+          <w:szCs w:val="20"/>
         </w:rPr>
         <w:t xml:space="preserve">. </w:t>
       </w:r>
@@ -1180,80 +1180,57 @@
           <w:numId w:val="32"/>
         </w:numPr>
         <w:spacing w:line="240" w:lineRule="auto"/>
-        <w:ind w:right="48"/>
+        <w:ind w:right="0"/>
         <w:jc w:val="both"/>
         <w:rPr>
-          <w:sz w:val="22"/>
-          <w:szCs w:val="22"/>
-        </w:rPr>
-      </w:pPr>
-      <w:r>
-        <w:rPr>
-          <w:sz w:val="22"/>
-          <w:szCs w:val="22"/>
+          <w:szCs w:val="20"/>
+        </w:rPr>
+      </w:pPr>
+      <w:r>
+        <w:rPr>
+          <w:szCs w:val="20"/>
         </w:rPr>
         <w:t>Tun</w:t>
       </w:r>
       <w:r>
         <w:rPr>
-          <w:sz w:val="22"/>
-          <w:szCs w:val="22"/>
+          <w:szCs w:val="20"/>
         </w:rPr>
         <w:t>ed</w:t>
       </w:r>
       <w:r>
         <w:rPr>
-          <w:sz w:val="22"/>
-          <w:szCs w:val="22"/>
-        </w:rPr>
-        <w:t xml:space="preserve"> the model</w:t>
-      </w:r>
-      <w:r>
-        <w:rPr>
-          <w:sz w:val="22"/>
-          <w:szCs w:val="22"/>
-        </w:rPr>
-        <w:t xml:space="preserve"> </w:t>
-      </w:r>
-      <w:r>
-        <w:rPr>
-          <w:sz w:val="22"/>
-          <w:szCs w:val="22"/>
-        </w:rPr>
-        <w:t>and i</w:t>
-      </w:r>
-      <w:r>
-        <w:rPr>
-          <w:sz w:val="22"/>
-          <w:szCs w:val="22"/>
+          <w:szCs w:val="20"/>
+        </w:rPr>
+        <w:t xml:space="preserve"> the model and i</w:t>
+      </w:r>
+      <w:r>
+        <w:rPr>
+          <w:szCs w:val="20"/>
         </w:rPr>
         <w:t>mproved meal image and nutrient detection by</w:t>
       </w:r>
       <w:r>
         <w:rPr>
-          <w:sz w:val="22"/>
-          <w:szCs w:val="22"/>
+          <w:szCs w:val="20"/>
         </w:rPr>
         <w:t xml:space="preserve"> ov</w:t>
       </w:r>
       <w:r>
         <w:rPr>
-          <w:sz w:val="22"/>
-          <w:szCs w:val="22"/>
+          <w:szCs w:val="20"/>
         </w:rPr>
         <w:t>e</w:t>
       </w:r>
       <w:r>
         <w:rPr>
-          <w:sz w:val="22"/>
-          <w:szCs w:val="22"/>
+          <w:szCs w:val="20"/>
         </w:rPr>
         <w:t xml:space="preserve">r </w:t>
       </w:r>
       <w:r>
         <w:rPr>
-          <w:sz w:val="22"/>
-          <w:szCs w:val="22"/>
+          <w:szCs w:val="20"/>
         </w:rPr>
         <w:t>50%.</w:t>
       </w:r>
@@ -1266,11 +1243,10 @@
           <w:numId w:val="39"/>
         </w:numPr>
         <w:spacing w:line="240" w:lineRule="auto"/>
-        <w:ind w:right="48"/>
+        <w:ind w:right="0"/>
         <w:jc w:val="both"/>
         <w:rPr>
-          <w:sz w:val="22"/>
-          <w:szCs w:val="22"/>
+          <w:szCs w:val="20"/>
         </w:rPr>
       </w:pPr>
       <w:hyperlink r:id="rId23" w:history="1">
@@ -1278,8 +1254,8 @@
           <w:rPr>
             <w:rStyle w:val="Hyperlink"/>
             <w:rFonts w:cs="Arial"/>
-            <w:sz w:val="24"/>
-            <w:szCs w:val="24"/>
+            <w:sz w:val="22"/>
+            <w:szCs w:val="22"/>
             <w:u w:val="none"/>
           </w:rPr>
           <w:t>A Spring Boot</w:t>
@@ -1287,8 +1263,8 @@
         <w:r>
           <w:rPr>
             <w:rStyle w:val="Hyperlink"/>
-            <w:sz w:val="24"/>
-            <w:szCs w:val="24"/>
+            <w:sz w:val="22"/>
+            <w:szCs w:val="22"/>
             <w:u w:val="none"/>
           </w:rPr>
           <w:t xml:space="preserve"> revenue converter</w:t>
@@ -1296,31 +1272,28 @@
       </w:hyperlink>
       <w:r>
         <w:rPr>
-          <w:sz w:val="24"/>
-          <w:szCs w:val="24"/>
-        </w:rPr>
-        <w:t xml:space="preserve"> </w:t>
-      </w:r>
-      <w:r>
-        <w:rPr>
           <w:sz w:val="22"/>
           <w:szCs w:val="22"/>
         </w:rPr>
+        <w:t xml:space="preserve"> </w:t>
+      </w:r>
+      <w:r>
+        <w:rPr>
+          <w:szCs w:val="20"/>
+        </w:rPr>
         <w:t>(</w:t>
       </w:r>
       <w:r>
         <w:rPr>
           <w:b/>
           <w:bCs/>
-          <w:sz w:val="22"/>
-          <w:szCs w:val="22"/>
+          <w:szCs w:val="20"/>
         </w:rPr>
         <w:t>Java</w:t>
       </w:r>
       <w:r>
         <w:rPr>
-          <w:sz w:val="22"/>
-          <w:szCs w:val="22"/>
+          <w:szCs w:val="20"/>
         </w:rPr>
         <w:t>)</w:t>
       </w:r>
@@ -1333,38 +1306,33 @@
           <w:numId w:val="32"/>
         </w:numPr>
         <w:spacing w:line="240" w:lineRule="auto"/>
-        <w:ind w:right="48"/>
+        <w:ind w:right="0"/>
         <w:jc w:val="both"/>
         <w:rPr>
-          <w:sz w:val="22"/>
-          <w:szCs w:val="22"/>
-        </w:rPr>
-      </w:pPr>
-      <w:r>
-        <w:rPr>
-          <w:sz w:val="22"/>
-          <w:szCs w:val="22"/>
+          <w:szCs w:val="20"/>
+        </w:rPr>
+      </w:pPr>
+      <w:r>
+        <w:rPr>
+          <w:szCs w:val="20"/>
         </w:rPr>
         <w:t>Developed a Spring Boot revenue converter to convert earnings into different time brackets to assist</w:t>
       </w:r>
       <w:r>
         <w:rPr>
-          <w:sz w:val="22"/>
-          <w:szCs w:val="22"/>
+          <w:szCs w:val="20"/>
         </w:rPr>
         <w:t xml:space="preserve"> </w:t>
       </w:r>
       <w:r>
         <w:rPr>
-          <w:sz w:val="22"/>
-          <w:szCs w:val="22"/>
+          <w:szCs w:val="20"/>
         </w:rPr>
         <w:t>freelancer and worker onboarding and revenue calculations</w:t>
       </w:r>
       <w:r>
         <w:rPr>
-          <w:sz w:val="22"/>
-          <w:szCs w:val="22"/>
+          <w:szCs w:val="20"/>
         </w:rPr>
         <w:t xml:space="preserve">. </w:t>
       </w:r>
@@ -1377,24 +1345,21 @@
           <w:numId w:val="32"/>
         </w:numPr>
         <w:spacing w:line="240" w:lineRule="auto"/>
-        <w:ind w:right="48"/>
+        <w:ind w:right="0"/>
         <w:jc w:val="both"/>
         <w:rPr>
-          <w:sz w:val="22"/>
-          <w:szCs w:val="22"/>
-        </w:rPr>
-      </w:pPr>
-      <w:r>
-        <w:rPr>
-          <w:sz w:val="22"/>
-          <w:szCs w:val="22"/>
+          <w:szCs w:val="20"/>
+        </w:rPr>
+      </w:pPr>
+      <w:r>
+        <w:rPr>
+          <w:szCs w:val="20"/>
         </w:rPr>
         <w:t>Supplemented currency conversion feature and scaled currency pairs to 10+ currency pairs</w:t>
       </w:r>
       <w:r>
         <w:rPr>
-          <w:sz w:val="22"/>
-          <w:szCs w:val="22"/>
+          <w:szCs w:val="20"/>
         </w:rPr>
         <w:t xml:space="preserve">. </w:t>
       </w:r>
@@ -1407,96 +1372,65 @@
           <w:numId w:val="32"/>
         </w:numPr>
         <w:spacing w:line="240" w:lineRule="auto"/>
-        <w:ind w:right="48"/>
+        <w:ind w:right="0"/>
         <w:jc w:val="both"/>
         <w:rPr>
-          <w:sz w:val="22"/>
-          <w:szCs w:val="22"/>
+          <w:szCs w:val="20"/>
         </w:rPr>
       </w:pPr>
       <w:proofErr w:type="spellStart"/>
       <w:r>
         <w:rPr>
-          <w:sz w:val="22"/>
-          <w:szCs w:val="22"/>
-        </w:rPr>
-        <w:t>Dockerize</w:t>
-      </w:r>
-      <w:r>
-        <w:rPr>
-          <w:sz w:val="22"/>
-          <w:szCs w:val="22"/>
-        </w:rPr>
-        <w:t>d</w:t>
+          <w:szCs w:val="20"/>
+        </w:rPr>
+        <w:t>Dockerized</w:t>
       </w:r>
       <w:proofErr w:type="spellEnd"/>
       <w:r>
         <w:rPr>
-          <w:sz w:val="22"/>
-          <w:szCs w:val="22"/>
+          <w:szCs w:val="20"/>
         </w:rPr>
         <w:t xml:space="preserve"> </w:t>
       </w:r>
       <w:r>
         <w:rPr>
-          <w:sz w:val="22"/>
-          <w:szCs w:val="22"/>
+          <w:szCs w:val="20"/>
         </w:rPr>
         <w:t>the Spring Boot application, and increased its availability by more than 10% by deploying it</w:t>
       </w:r>
       <w:r>
         <w:rPr>
-          <w:sz w:val="22"/>
-          <w:szCs w:val="22"/>
+          <w:szCs w:val="20"/>
         </w:rPr>
         <w:t xml:space="preserve"> to</w:t>
       </w:r>
       <w:r>
         <w:rPr>
-          <w:sz w:val="22"/>
-          <w:szCs w:val="22"/>
+          <w:szCs w:val="20"/>
         </w:rPr>
         <w:t xml:space="preserve"> </w:t>
       </w:r>
       <w:r>
         <w:rPr>
-          <w:sz w:val="22"/>
-          <w:szCs w:val="22"/>
-        </w:rPr>
-        <w:t xml:space="preserve">an </w:t>
-      </w:r>
-      <w:r>
-        <w:rPr>
-          <w:sz w:val="22"/>
-          <w:szCs w:val="22"/>
-        </w:rPr>
-        <w:t>AWS EC2 instance</w:t>
-      </w:r>
-      <w:r>
-        <w:rPr>
-          <w:sz w:val="22"/>
-          <w:szCs w:val="22"/>
-        </w:rPr>
-        <w:t xml:space="preserve"> and</w:t>
-      </w:r>
-      <w:r>
-        <w:rPr>
-          <w:sz w:val="22"/>
-          <w:szCs w:val="22"/>
+          <w:szCs w:val="20"/>
+        </w:rPr>
+        <w:t>an AWS EC2 instance and</w:t>
+      </w:r>
+      <w:r>
+        <w:rPr>
+          <w:szCs w:val="20"/>
         </w:rPr>
         <w:t xml:space="preserve"> multiple Docker container</w:t>
       </w:r>
       <w:r>
         <w:rPr>
-          <w:sz w:val="22"/>
-          <w:szCs w:val="22"/>
+          <w:szCs w:val="20"/>
         </w:rPr>
         <w:t>s</w:t>
       </w:r>
       <w:r>
         <w:rPr>
-          <w:sz w:val="22"/>
-          <w:szCs w:val="22"/>
+          <w:szCs w:val="20"/>
         </w:rPr>
         <w:t>.</w:t>
       </w:r>
@@ -1509,17 +1443,11 @@
         <w:spacing w:line="240" w:lineRule="auto"/>
         <w:ind w:left="0" w:right="0" w:firstLine="0"/>
         <w:jc w:val="both"/>
-        <w:rPr>
-          <w:sz w:val="22"/>
-          <w:szCs w:val="22"/>
-        </w:rPr>
       </w:pPr>
       <w:r>
         <w:rPr>
           <w:b/>
           <w:bCs/>
-          <w:sz w:val="22"/>
-          <w:szCs w:val="22"/>
         </w:rPr>
         <w:t>Software Developer</w:t>
       </w:r>
@@ -1528,16 +1456,10 @@
           <w:rFonts w:cstheme="minorBidi"/>
           <w:b/>
           <w:bCs/>
-          <w:sz w:val="22"/>
-          <w:szCs w:val="22"/>
         </w:rPr>
         <w:t xml:space="preserve"> Freelancer</w:t>
       </w:r>
       <w:r>
-        <w:rPr>
-          <w:sz w:val="22"/>
-          <w:szCs w:val="22"/>
-        </w:rPr>
         <w:t xml:space="preserve"> | </w:t>
       </w:r>
       <w:hyperlink r:id="rId24" w:history="1">
@@ -1545,8 +1467,6 @@
         <w:r>
           <w:rPr>
             <w:rStyle w:val="Hyperlink"/>
-            <w:sz w:val="22"/>
-            <w:szCs w:val="22"/>
             <w:u w:val="none"/>
           </w:rPr>
           <w:t>Hazirs</w:t>
@@ -1555,8 +1475,6 @@
         <w:r>
           <w:rPr>
             <w:rStyle w:val="Hyperlink"/>
-            <w:sz w:val="22"/>
-            <w:szCs w:val="22"/>
             <w:u w:val="none"/>
           </w:rPr>
           <w:t>, remote</w:t>
@@ -1565,24 +1483,14 @@
       <w:r>
         <w:rPr>
           <w:rStyle w:val="Hyperlink"/>
-          <w:sz w:val="22"/>
-          <w:szCs w:val="22"/>
           <w:u w:val="none"/>
         </w:rPr>
         <w:tab/>
       </w:r>
       <w:r>
-        <w:rPr>
-          <w:sz w:val="22"/>
-          <w:szCs w:val="22"/>
-        </w:rPr>
         <w:t>December 202</w:t>
       </w:r>
       <w:r>
-        <w:rPr>
-          <w:sz w:val="22"/>
-          <w:szCs w:val="22"/>
-        </w:rPr>
         <w:t>2</w:t>
       </w:r>
     </w:p>
@@ -1597,112 +1505,90 @@
         <w:ind w:right="0"/>
         <w:jc w:val="both"/>
         <w:rPr>
-          <w:sz w:val="22"/>
-          <w:szCs w:val="22"/>
-        </w:rPr>
-      </w:pPr>
-      <w:r>
-        <w:rPr>
-          <w:sz w:val="22"/>
-          <w:szCs w:val="22"/>
+          <w:szCs w:val="20"/>
+        </w:rPr>
+      </w:pPr>
+      <w:r>
+        <w:rPr>
+          <w:szCs w:val="20"/>
         </w:rPr>
         <w:t xml:space="preserve">Crafted </w:t>
       </w:r>
       <w:r>
         <w:rPr>
-          <w:sz w:val="22"/>
-          <w:szCs w:val="22"/>
+          <w:szCs w:val="20"/>
         </w:rPr>
         <w:t>a</w:t>
       </w:r>
       <w:r>
         <w:rPr>
-          <w:sz w:val="22"/>
-          <w:szCs w:val="22"/>
+          <w:szCs w:val="20"/>
         </w:rPr>
         <w:t xml:space="preserve">n Android application </w:t>
       </w:r>
       <w:r>
         <w:rPr>
-          <w:sz w:val="22"/>
-          <w:szCs w:val="22"/>
+          <w:szCs w:val="20"/>
         </w:rPr>
         <w:t xml:space="preserve">in </w:t>
       </w:r>
       <w:r>
         <w:rPr>
-          <w:sz w:val="22"/>
-          <w:szCs w:val="22"/>
+          <w:szCs w:val="20"/>
         </w:rPr>
         <w:t>Java</w:t>
       </w:r>
       <w:r>
         <w:rPr>
-          <w:sz w:val="22"/>
-          <w:szCs w:val="22"/>
+          <w:szCs w:val="20"/>
         </w:rPr>
         <w:t xml:space="preserve"> and XML</w:t>
       </w:r>
       <w:r>
         <w:rPr>
-          <w:sz w:val="22"/>
-          <w:szCs w:val="22"/>
+          <w:szCs w:val="20"/>
+        </w:rPr>
+        <w:t xml:space="preserve"> from scratch</w:t>
+      </w:r>
+      <w:r>
+        <w:rPr>
+          <w:szCs w:val="20"/>
         </w:rPr>
         <w:t xml:space="preserve"> </w:t>
       </w:r>
       <w:r>
         <w:rPr>
-          <w:sz w:val="22"/>
-          <w:szCs w:val="22"/>
-        </w:rPr>
-        <w:t>from scratch</w:t>
-      </w:r>
-      <w:r>
-        <w:rPr>
-          <w:sz w:val="22"/>
-          <w:szCs w:val="22"/>
-        </w:rPr>
-        <w:t xml:space="preserve"> </w:t>
-      </w:r>
-      <w:r>
-        <w:rPr>
-          <w:sz w:val="22"/>
-          <w:szCs w:val="22"/>
+          <w:szCs w:val="20"/>
         </w:rPr>
         <w:t xml:space="preserve">using </w:t>
       </w:r>
       <w:r>
         <w:rPr>
-          <w:sz w:val="22"/>
-          <w:szCs w:val="22"/>
+          <w:szCs w:val="20"/>
         </w:rPr>
         <w:t xml:space="preserve">the </w:t>
       </w:r>
       <w:r>
         <w:rPr>
-          <w:sz w:val="22"/>
-          <w:szCs w:val="22"/>
+          <w:szCs w:val="20"/>
         </w:rPr>
         <w:t>Google</w:t>
       </w:r>
       <w:r>
         <w:rPr>
-          <w:sz w:val="22"/>
-          <w:szCs w:val="22"/>
+          <w:szCs w:val="20"/>
         </w:rPr>
         <w:t xml:space="preserve"> Sign-In API</w:t>
       </w:r>
       <w:r>
         <w:rPr>
-          <w:sz w:val="22"/>
-          <w:szCs w:val="22"/>
+          <w:szCs w:val="20"/>
         </w:rPr>
         <w:t>.</w:t>
       </w:r>
       <w:r>
         <w:rPr>
-          <w:sz w:val="22"/>
-          <w:szCs w:val="22"/>
+          <w:szCs w:val="20"/>
         </w:rPr>
         <w:t xml:space="preserve"> </w:t>
       </w:r>
@@ -1718,112 +1604,97 @@
         <w:ind w:right="0"/>
         <w:jc w:val="both"/>
         <w:rPr>
-          <w:sz w:val="22"/>
-          <w:szCs w:val="22"/>
-        </w:rPr>
-      </w:pPr>
-      <w:r>
-        <w:rPr>
-          <w:sz w:val="22"/>
-          <w:szCs w:val="22"/>
+          <w:rFonts w:cstheme="minorBidi"/>
+          <w:szCs w:val="20"/>
+        </w:rPr>
+      </w:pPr>
+      <w:r>
+        <w:rPr>
+          <w:szCs w:val="20"/>
         </w:rPr>
         <w:t xml:space="preserve">Implemented </w:t>
       </w:r>
       <w:r>
         <w:rPr>
-          <w:sz w:val="22"/>
-          <w:szCs w:val="22"/>
+          <w:szCs w:val="20"/>
         </w:rPr>
         <w:t xml:space="preserve">email </w:t>
       </w:r>
       <w:r>
         <w:rPr>
-          <w:sz w:val="22"/>
-          <w:szCs w:val="22"/>
+          <w:szCs w:val="20"/>
         </w:rPr>
         <w:t>authentica</w:t>
       </w:r>
       <w:r>
         <w:rPr>
-          <w:sz w:val="22"/>
-          <w:szCs w:val="22"/>
+          <w:szCs w:val="20"/>
         </w:rPr>
         <w:t xml:space="preserve">tion and </w:t>
       </w:r>
       <w:r>
         <w:rPr>
-          <w:sz w:val="22"/>
-          <w:szCs w:val="22"/>
+          <w:szCs w:val="20"/>
         </w:rPr>
         <w:t>log</w:t>
       </w:r>
       <w:r>
         <w:rPr>
-          <w:sz w:val="22"/>
-          <w:szCs w:val="22"/>
+          <w:szCs w:val="20"/>
         </w:rPr>
         <w:t>-</w:t>
       </w:r>
       <w:r>
         <w:rPr>
-          <w:sz w:val="22"/>
-          <w:szCs w:val="22"/>
+          <w:szCs w:val="20"/>
         </w:rPr>
         <w:t xml:space="preserve">in </w:t>
       </w:r>
       <w:r>
         <w:rPr>
-          <w:sz w:val="22"/>
-          <w:szCs w:val="22"/>
+          <w:szCs w:val="20"/>
         </w:rPr>
         <w:t xml:space="preserve">with </w:t>
       </w:r>
       <w:r>
         <w:rPr>
-          <w:sz w:val="22"/>
-          <w:szCs w:val="22"/>
+          <w:szCs w:val="20"/>
         </w:rPr>
         <w:t xml:space="preserve">page navigation via </w:t>
       </w:r>
       <w:r>
         <w:rPr>
-          <w:sz w:val="22"/>
-          <w:szCs w:val="22"/>
+          <w:szCs w:val="20"/>
         </w:rPr>
         <w:t>A</w:t>
       </w:r>
       <w:r>
         <w:rPr>
-          <w:sz w:val="22"/>
-          <w:szCs w:val="22"/>
+          <w:szCs w:val="20"/>
         </w:rPr>
         <w:t>ndroid intent</w:t>
       </w:r>
       <w:r>
         <w:rPr>
-          <w:sz w:val="22"/>
-          <w:szCs w:val="22"/>
+          <w:szCs w:val="20"/>
         </w:rPr>
         <w:t>s</w:t>
       </w:r>
       <w:r>
         <w:rPr>
-          <w:sz w:val="22"/>
-          <w:szCs w:val="22"/>
+          <w:szCs w:val="20"/>
         </w:rPr>
         <w:t xml:space="preserve"> and activit</w:t>
       </w:r>
       <w:r>
         <w:rPr>
-          <w:sz w:val="22"/>
-          <w:szCs w:val="22"/>
+          <w:szCs w:val="20"/>
         </w:rPr>
         <w:t>ies</w:t>
       </w:r>
       <w:r>
         <w:rPr>
-          <w:sz w:val="22"/>
-          <w:szCs w:val="22"/>
+          <w:szCs w:val="20"/>
         </w:rPr>
         <w:t>.</w:t>
       </w:r>
@@ -1840,129 +1711,816 @@
         <w:jc w:val="both"/>
         <w:rPr>
           <w:rFonts w:cstheme="minorBidi"/>
+          <w:szCs w:val="20"/>
+        </w:rPr>
+      </w:pPr>
+      <w:r>
+        <w:rPr>
+          <w:rFonts w:cstheme="minorBidi"/>
+          <w:szCs w:val="20"/>
+        </w:rPr>
+        <w:t>R</w:t>
+      </w:r>
+      <w:r>
+        <w:rPr>
+          <w:rFonts w:cstheme="minorBidi"/>
+          <w:szCs w:val="20"/>
+        </w:rPr>
+        <w:t>educed</w:t>
+      </w:r>
+      <w:r>
+        <w:rPr>
+          <w:rFonts w:cstheme="minorBidi"/>
+          <w:szCs w:val="20"/>
+        </w:rPr>
+        <w:t xml:space="preserve"> the</w:t>
+      </w:r>
+      <w:r>
+        <w:rPr>
+          <w:rFonts w:cstheme="minorBidi"/>
+          <w:szCs w:val="20"/>
+        </w:rPr>
+        <w:t xml:space="preserve"> number of clicks required before reaching </w:t>
+      </w:r>
+      <w:r>
+        <w:rPr>
+          <w:rFonts w:cstheme="minorBidi"/>
+          <w:szCs w:val="20"/>
+        </w:rPr>
+        <w:t xml:space="preserve">the </w:t>
+      </w:r>
+      <w:r>
+        <w:rPr>
+          <w:rFonts w:cstheme="minorBidi"/>
+          <w:szCs w:val="20"/>
+        </w:rPr>
+        <w:t>home page by</w:t>
+      </w:r>
+      <w:r>
+        <w:rPr>
+          <w:rFonts w:cstheme="minorBidi"/>
+          <w:szCs w:val="20"/>
+        </w:rPr>
+        <w:t xml:space="preserve"> about 33%</w:t>
+      </w:r>
+      <w:r>
+        <w:rPr>
+          <w:rFonts w:cstheme="minorBidi"/>
+          <w:szCs w:val="20"/>
+        </w:rPr>
+        <w:t>.</w:t>
+      </w:r>
+      <w:r>
+        <w:rPr>
+          <w:b/>
+          <w:bCs/>
+          <w:szCs w:val="20"/>
+        </w:rPr>
+        <w:t xml:space="preserve"> </w:t>
+      </w:r>
+    </w:p>
+    <w:p>
+      <w:pPr>
+        <w:pBdr>
+          <w:bottom w:val="single" w:sz="6" w:space="1" w:color="auto"/>
+        </w:pBdr>
+        <w:spacing w:line="240" w:lineRule="auto"/>
+        <w:ind w:right="0"/>
+        <w:jc w:val="both"/>
+        <w:rPr>
+          <w:b/>
+          <w:bCs/>
           <w:sz w:val="22"/>
           <w:szCs w:val="22"/>
         </w:rPr>
       </w:pPr>
-      <w:r>
+    </w:p>
+    <w:p>
+      <w:pPr>
+        <w:spacing w:line="240" w:lineRule="auto"/>
+        <w:ind w:right="0"/>
+        <w:jc w:val="center"/>
         <w:rPr>
           <w:rFonts w:cstheme="minorBidi"/>
+          <w:b/>
+          <w:bCs/>
           <w:sz w:val="22"/>
           <w:szCs w:val="22"/>
         </w:rPr>
-        <w:t xml:space="preserve">Added </w:t>
-      </w:r>
+      </w:pPr>
       <w:r>
         <w:rPr>
           <w:rFonts w:cstheme="minorBidi"/>
+          <w:b/>
+          <w:bCs/>
           <w:sz w:val="22"/>
           <w:szCs w:val="22"/>
         </w:rPr>
-        <w:t>h</w:t>
-      </w:r>
-      <w:r>
-        <w:rPr>
-          <w:rFonts w:cstheme="minorBidi"/>
+        <w:t>Projects</w:t>
+      </w:r>
+    </w:p>
+    <w:p>
+      <w:pPr>
+        <w:pStyle w:val="ListParagraph"/>
+        <w:numPr>
+          <w:ilvl w:val="0"/>
+          <w:numId w:val="31"/>
+        </w:numPr>
+        <w:spacing w:line="240" w:lineRule="auto"/>
+        <w:ind w:right="0"/>
+        <w:jc w:val="both"/>
+        <w:rPr>
+          <w:szCs w:val="20"/>
+        </w:rPr>
+      </w:pPr>
+      <w:hyperlink r:id="rId25" w:history="1">
+        <w:r>
+          <w:rPr>
+            <w:rStyle w:val="Hyperlink"/>
+            <w:rFonts w:cs="Arial"/>
+            <w:sz w:val="22"/>
+            <w:szCs w:val="22"/>
+            <w:u w:val="none"/>
+          </w:rPr>
+          <w:t>A brand-new programming language</w:t>
+        </w:r>
+      </w:hyperlink>
+      <w:r>
+        <w:rPr>
+          <w:rStyle w:val="Hyperlink"/>
+          <w:rFonts w:cs="Arial"/>
+          <w:szCs w:val="20"/>
+          <w:u w:val="none"/>
+        </w:rPr>
+        <w:t xml:space="preserve"> </w:t>
+      </w:r>
+      <w:r>
+        <w:rPr>
+          <w:szCs w:val="20"/>
+        </w:rPr>
+        <w:t>(</w:t>
+      </w:r>
+      <w:r>
+        <w:rPr>
+          <w:b/>
+          <w:bCs/>
+          <w:szCs w:val="20"/>
+        </w:rPr>
+        <w:t>JavaScript, PHP</w:t>
+      </w:r>
+      <w:r>
+        <w:rPr>
+          <w:szCs w:val="20"/>
+        </w:rPr>
+        <w:t xml:space="preserve">): Hindi4All, </w:t>
+      </w:r>
+      <w:r>
+        <w:rPr>
+          <w:szCs w:val="20"/>
+        </w:rPr>
+        <w:t xml:space="preserve">which </w:t>
+      </w:r>
+      <w:r>
+        <w:rPr>
+          <w:szCs w:val="20"/>
+        </w:rPr>
+        <w:t>is</w:t>
+      </w:r>
+      <w:r>
+        <w:rPr>
+          <w:szCs w:val="20"/>
+        </w:rPr>
+        <w:t xml:space="preserve"> </w:t>
+      </w:r>
+      <w:r>
+        <w:rPr>
+          <w:szCs w:val="20"/>
+        </w:rPr>
+        <w:t xml:space="preserve">in Hindi and has the features of a traditional programming language, documentation, </w:t>
+      </w:r>
+      <w:r>
+        <w:rPr>
+          <w:szCs w:val="20"/>
+        </w:rPr>
+        <w:t>an editor</w:t>
+      </w:r>
+      <w:r>
+        <w:rPr>
+          <w:szCs w:val="20"/>
+        </w:rPr>
+        <w:t>,</w:t>
+      </w:r>
+      <w:r>
+        <w:rPr>
+          <w:szCs w:val="20"/>
+        </w:rPr>
+        <w:t xml:space="preserve"> </w:t>
+      </w:r>
+      <w:r>
+        <w:rPr>
+          <w:szCs w:val="20"/>
+        </w:rPr>
+        <w:t>a</w:t>
+      </w:r>
+      <w:r>
+        <w:rPr>
+          <w:szCs w:val="20"/>
+        </w:rPr>
+        <w:t>nd CLI support</w:t>
+      </w:r>
+      <w:r>
+        <w:rPr>
+          <w:szCs w:val="20"/>
+        </w:rPr>
+        <w:t>.</w:t>
+      </w:r>
+    </w:p>
+    <w:p>
+      <w:pPr>
+        <w:pStyle w:val="ListParagraph"/>
+        <w:numPr>
+          <w:ilvl w:val="0"/>
+          <w:numId w:val="31"/>
+        </w:numPr>
+        <w:spacing w:line="240" w:lineRule="auto"/>
+        <w:ind w:right="0"/>
+        <w:jc w:val="both"/>
+        <w:rPr>
+          <w:szCs w:val="20"/>
+        </w:rPr>
+      </w:pPr>
+      <w:hyperlink r:id="rId26" w:history="1">
+        <w:r>
+          <w:rPr>
+            <w:rStyle w:val="Hyperlink"/>
+            <w:rFonts w:cs="Arial"/>
+            <w:sz w:val="22"/>
+            <w:szCs w:val="22"/>
+            <w:u w:val="none"/>
+          </w:rPr>
+          <w:t>Algorithmic stock-trading</w:t>
+        </w:r>
+      </w:hyperlink>
+      <w:r>
+        <w:rPr>
+          <w:rFonts w:cs="Arial"/>
           <w:sz w:val="22"/>
           <w:szCs w:val="22"/>
         </w:rPr>
-        <w:t>ome, categories</w:t>
-      </w:r>
-      <w:r>
-        <w:rPr>
-          <w:rFonts w:cstheme="minorBidi"/>
+        <w:t xml:space="preserve"> </w:t>
+      </w:r>
+      <w:r>
+        <w:rPr>
+          <w:rFonts w:cs="Arial"/>
+          <w:szCs w:val="20"/>
+        </w:rPr>
+        <w:t>(</w:t>
+      </w:r>
+      <w:r>
+        <w:rPr>
+          <w:rFonts w:cs="Arial"/>
+          <w:b/>
+          <w:bCs/>
+          <w:szCs w:val="20"/>
+        </w:rPr>
+        <w:t>Python</w:t>
+      </w:r>
+      <w:r>
+        <w:rPr>
+          <w:rFonts w:cs="Arial"/>
+          <w:szCs w:val="20"/>
+        </w:rPr>
+        <w:t xml:space="preserve">): applications </w:t>
+      </w:r>
+      <w:r>
+        <w:rPr>
+          <w:szCs w:val="20"/>
+        </w:rPr>
+        <w:t>that operated APIs provided by</w:t>
+      </w:r>
+      <w:r>
+        <w:rPr>
+          <w:szCs w:val="20"/>
+        </w:rPr>
+        <w:t xml:space="preserve"> leading</w:t>
+      </w:r>
+      <w:r>
+        <w:rPr>
+          <w:szCs w:val="20"/>
+        </w:rPr>
+        <w:t xml:space="preserve"> Indian stock brokers, namely </w:t>
+      </w:r>
+      <w:r>
+        <w:rPr>
+          <w:szCs w:val="20"/>
+        </w:rPr>
+        <w:t>Kota Securities, Fyers</w:t>
+      </w:r>
+      <w:r>
+        <w:rPr>
+          <w:szCs w:val="20"/>
+        </w:rPr>
+        <w:t>,</w:t>
+      </w:r>
+      <w:r>
+        <w:rPr>
+          <w:szCs w:val="20"/>
+        </w:rPr>
+        <w:t xml:space="preserve"> </w:t>
+      </w:r>
+      <w:r>
+        <w:rPr>
+          <w:szCs w:val="20"/>
+        </w:rPr>
+        <w:t xml:space="preserve">and </w:t>
+      </w:r>
+      <w:proofErr w:type="spellStart"/>
+      <w:r>
+        <w:rPr>
+          <w:szCs w:val="20"/>
+        </w:rPr>
+        <w:t>Zerodha</w:t>
+      </w:r>
+      <w:proofErr w:type="spellEnd"/>
+      <w:r>
+        <w:rPr>
+          <w:szCs w:val="20"/>
+        </w:rPr>
+        <w:t>, and</w:t>
+      </w:r>
+      <w:r>
+        <w:rPr>
+          <w:szCs w:val="20"/>
+        </w:rPr>
+        <w:t xml:space="preserve"> </w:t>
+      </w:r>
+      <w:r>
+        <w:rPr>
+          <w:szCs w:val="20"/>
+        </w:rPr>
+        <w:t>t</w:t>
+      </w:r>
+      <w:r>
+        <w:rPr>
+          <w:szCs w:val="20"/>
+        </w:rPr>
+        <w:t>rade</w:t>
+      </w:r>
+      <w:r>
+        <w:rPr>
+          <w:szCs w:val="20"/>
+        </w:rPr>
+        <w:t>d</w:t>
+      </w:r>
+      <w:r>
+        <w:rPr>
+          <w:szCs w:val="20"/>
+        </w:rPr>
+        <w:t xml:space="preserve"> stocks worth 10</w:t>
+      </w:r>
+      <w:r>
+        <w:rPr>
+          <w:szCs w:val="20"/>
+        </w:rPr>
+        <w:t>,</w:t>
+      </w:r>
+      <w:r>
+        <w:rPr>
+          <w:szCs w:val="20"/>
+        </w:rPr>
+        <w:t>000 INR</w:t>
+      </w:r>
+      <w:r>
+        <w:rPr>
+          <w:szCs w:val="20"/>
+        </w:rPr>
+        <w:t>.</w:t>
+      </w:r>
+    </w:p>
+    <w:p>
+      <w:pPr>
+        <w:pStyle w:val="ListParagraph"/>
+        <w:numPr>
+          <w:ilvl w:val="0"/>
+          <w:numId w:val="31"/>
+        </w:numPr>
+        <w:spacing w:line="240" w:lineRule="auto"/>
+        <w:ind w:right="0"/>
+        <w:jc w:val="both"/>
+        <w:rPr>
+          <w:szCs w:val="20"/>
+        </w:rPr>
+      </w:pPr>
+      <w:hyperlink r:id="rId27" w:history="1">
+        <w:r>
+          <w:rPr>
+            <w:rStyle w:val="Hyperlink"/>
+            <w:sz w:val="22"/>
+            <w:szCs w:val="22"/>
+            <w:u w:val="none"/>
+          </w:rPr>
+          <w:t>Internet-controlled drone</w:t>
+        </w:r>
+      </w:hyperlink>
+      <w:r>
+        <w:rPr>
+          <w:rStyle w:val="Hyperlink"/>
           <w:sz w:val="22"/>
           <w:szCs w:val="22"/>
-        </w:rPr>
-        <w:t>,</w:t>
-      </w:r>
-      <w:r>
-        <w:rPr>
-          <w:rFonts w:cstheme="minorBidi"/>
+          <w:u w:val="none"/>
+        </w:rPr>
+        <w:t xml:space="preserve"> </w:t>
+      </w:r>
+      <w:r>
+        <w:rPr>
+          <w:szCs w:val="20"/>
+        </w:rPr>
+        <w:t>(</w:t>
+      </w:r>
+      <w:r>
+        <w:rPr>
+          <w:b/>
+          <w:bCs/>
+          <w:szCs w:val="20"/>
+        </w:rPr>
+        <w:t>C++, JavaScript</w:t>
+      </w:r>
+      <w:r>
+        <w:rPr>
+          <w:szCs w:val="20"/>
+        </w:rPr>
+        <w:t>):</w:t>
+      </w:r>
+      <w:r>
+        <w:rPr>
+          <w:szCs w:val="20"/>
+        </w:rPr>
+        <w:t xml:space="preserve"> </w:t>
+      </w:r>
+      <w:r>
+        <w:rPr>
+          <w:szCs w:val="20"/>
+        </w:rPr>
+        <w:t>attempt to assemble an internet-controlled drone.</w:t>
+      </w:r>
+    </w:p>
+    <w:p>
+      <w:pPr>
+        <w:pStyle w:val="ListParagraph"/>
+        <w:numPr>
+          <w:ilvl w:val="0"/>
+          <w:numId w:val="31"/>
+        </w:numPr>
+        <w:spacing w:line="240" w:lineRule="auto"/>
+        <w:ind w:right="0"/>
+        <w:jc w:val="both"/>
+        <w:rPr>
+          <w:szCs w:val="20"/>
+        </w:rPr>
+      </w:pPr>
+      <w:hyperlink r:id="rId28" w:history="1">
+        <w:r>
+          <w:rPr>
+            <w:rStyle w:val="Hyperlink"/>
+            <w:sz w:val="22"/>
+            <w:szCs w:val="22"/>
+            <w:u w:val="none"/>
+          </w:rPr>
+          <w:t>Portfolio Site</w:t>
+        </w:r>
+      </w:hyperlink>
+      <w:r>
+        <w:rPr>
+          <w:szCs w:val="20"/>
+        </w:rPr>
+        <w:t xml:space="preserve"> (</w:t>
+      </w:r>
+      <w:r>
+        <w:rPr>
+          <w:b/>
+          <w:bCs/>
+          <w:szCs w:val="20"/>
+        </w:rPr>
+        <w:t>JavaScript, React</w:t>
+      </w:r>
+      <w:r>
+        <w:rPr>
+          <w:szCs w:val="20"/>
+        </w:rPr>
+        <w:t>): React JS-based portfolio site with an overview of projects done.</w:t>
+      </w:r>
+    </w:p>
+    <w:p>
+      <w:pPr>
+        <w:pBdr>
+          <w:bottom w:val="single" w:sz="6" w:space="1" w:color="auto"/>
+        </w:pBdr>
+        <w:spacing w:line="240" w:lineRule="auto"/>
+        <w:ind w:left="0" w:right="0" w:firstLine="0"/>
+        <w:jc w:val="both"/>
+        <w:rPr>
+          <w:b/>
+          <w:bCs/>
           <w:sz w:val="22"/>
           <w:szCs w:val="22"/>
         </w:rPr>
-        <w:t xml:space="preserve"> and</w:t>
-      </w:r>
-      <w:r>
+      </w:pPr>
+    </w:p>
+    <w:p>
+      <w:pPr>
+        <w:spacing w:line="240" w:lineRule="auto"/>
+        <w:ind w:right="0"/>
+        <w:jc w:val="center"/>
         <w:rPr>
           <w:rFonts w:cstheme="minorBidi"/>
+          <w:b/>
+          <w:bCs/>
           <w:sz w:val="22"/>
           <w:szCs w:val="22"/>
         </w:rPr>
-        <w:t xml:space="preserve"> a</w:t>
-      </w:r>
+      </w:pPr>
       <w:r>
         <w:rPr>
           <w:rFonts w:cstheme="minorBidi"/>
+          <w:b/>
+          <w:bCs/>
           <w:sz w:val="22"/>
           <w:szCs w:val="22"/>
         </w:rPr>
-        <w:t xml:space="preserve"> login page with </w:t>
-      </w:r>
-      <w:r>
-        <w:rPr>
-          <w:rFonts w:cstheme="minorBidi"/>
+        <w:t>Expertise</w:t>
+      </w:r>
+    </w:p>
+    <w:p>
+      <w:pPr>
+        <w:pStyle w:val="Heading2"/>
+        <w:numPr>
+          <w:ilvl w:val="0"/>
+          <w:numId w:val="32"/>
+        </w:numPr>
+        <w:spacing w:line="240" w:lineRule="auto"/>
+        <w:jc w:val="both"/>
+        <w:rPr>
+          <w:sz w:val="20"/>
+        </w:rPr>
+      </w:pPr>
+      <w:r>
+        <w:rPr>
+          <w:sz w:val="20"/>
+        </w:rPr>
+        <w:t>Java:</w:t>
+      </w:r>
+    </w:p>
+    <w:p>
+      <w:pPr>
+        <w:spacing w:after="0" w:line="240" w:lineRule="auto"/>
+        <w:ind w:right="0"/>
+        <w:jc w:val="both"/>
+      </w:pPr>
+      <w:r>
+        <w:t xml:space="preserve">Developed </w:t>
+      </w:r>
+      <w:r>
+        <w:t xml:space="preserve">Java </w:t>
+      </w:r>
+      <w:r>
+        <w:t xml:space="preserve">applications, including Android projects that used areas like </w:t>
+      </w:r>
+      <w:r>
+        <w:t xml:space="preserve">Android </w:t>
+      </w:r>
+      <w:r>
+        <w:t>Foreground Services, which used REST APIs for networking while transferring data in non-main threads</w:t>
+      </w:r>
+      <w:r>
+        <w:t xml:space="preserve"> and automated mailing</w:t>
+      </w:r>
+      <w:r>
+        <w:t xml:space="preserve">. </w:t>
+      </w:r>
+      <w:r>
+        <w:t>Also familiar with Spring Boot concepts</w:t>
+      </w:r>
+      <w:bookmarkStart w:id="0" w:name="_Hlk157827288"/>
+      <w:r>
+        <w:t xml:space="preserve"> </w:t>
+      </w:r>
+      <w:r>
+        <w:t xml:space="preserve">and </w:t>
+      </w:r>
+      <w:r>
+        <w:t>hav</w:t>
+      </w:r>
+      <w:r>
+        <w:t xml:space="preserve">e </w:t>
+      </w:r>
+      <w:r>
+        <w:t>built microservices</w:t>
+      </w:r>
+      <w:r>
+        <w:t xml:space="preserve"> in Spring Boot</w:t>
+      </w:r>
+      <w:r>
+        <w:t>.</w:t>
+      </w:r>
+    </w:p>
+    <w:p>
+      <w:pPr>
+        <w:pStyle w:val="Heading2"/>
+        <w:numPr>
+          <w:ilvl w:val="0"/>
+          <w:numId w:val="32"/>
+        </w:numPr>
+        <w:spacing w:line="240" w:lineRule="auto"/>
+        <w:jc w:val="both"/>
+        <w:rPr>
+          <w:sz w:val="20"/>
+        </w:rPr>
+      </w:pPr>
+      <w:r>
+        <w:rPr>
+          <w:sz w:val="20"/>
+        </w:rPr>
+        <w:t>Python:</w:t>
+      </w:r>
+    </w:p>
+    <w:bookmarkEnd w:id="0"/>
+    <w:p>
+      <w:pPr>
+        <w:spacing w:line="240" w:lineRule="auto"/>
+        <w:ind w:left="0" w:right="0" w:firstLine="0"/>
+        <w:jc w:val="both"/>
+      </w:pPr>
+      <w:r>
+        <w:t>Built Python applications using libraries such as Selenium, CSV</w:t>
+      </w:r>
+      <w:r>
+        <w:t>,</w:t>
+      </w:r>
+      <w:r>
+        <w:t xml:space="preserve"> and Matplotlib. </w:t>
+      </w:r>
+      <w:r>
+        <w:t>E</w:t>
+      </w:r>
+      <w:r>
+        <w:t xml:space="preserve">nhanced </w:t>
+      </w:r>
+      <w:r>
+        <w:t xml:space="preserve">web and desktop </w:t>
+      </w:r>
+      <w:r>
+        <w:t>applications using requests and other libraries to perform tasks like HTTP</w:t>
+      </w:r>
+      <w:r>
+        <w:t>(s)</w:t>
+      </w:r>
+      <w:r>
+        <w:t xml:space="preserve"> requests to server</w:t>
+      </w:r>
+      <w:r>
+        <w:t>s</w:t>
+      </w:r>
+      <w:r>
+        <w:t>, consuming third-party REST APIs, and automating logins.</w:t>
+      </w:r>
+      <w:r>
+        <w:t xml:space="preserve"> </w:t>
+      </w:r>
+      <w:r>
+        <w:t>B</w:t>
+      </w:r>
+      <w:r>
+        <w:t xml:space="preserve">uilt AI and ML models </w:t>
+      </w:r>
+      <w:r>
+        <w:t xml:space="preserve">in </w:t>
+      </w:r>
+      <w:proofErr w:type="spellStart"/>
+      <w:r>
+        <w:t>P</w:t>
+      </w:r>
+      <w:r>
+        <w:t>rolog</w:t>
+      </w:r>
+      <w:proofErr w:type="spellEnd"/>
+      <w:r>
+        <w:t xml:space="preserve"> and </w:t>
+      </w:r>
+      <w:r>
+        <w:t>Python</w:t>
+      </w:r>
+      <w:r>
+        <w:t>.</w:t>
+      </w:r>
+      <w:r>
+        <w:t xml:space="preserve"> </w:t>
+      </w:r>
+    </w:p>
+    <w:p>
+      <w:pPr>
+        <w:pStyle w:val="Heading2"/>
+        <w:numPr>
+          <w:ilvl w:val="0"/>
+          <w:numId w:val="32"/>
+        </w:numPr>
+        <w:spacing w:after="0" w:line="240" w:lineRule="auto"/>
+        <w:jc w:val="both"/>
+        <w:rPr>
+          <w:sz w:val="20"/>
+        </w:rPr>
+      </w:pPr>
+      <w:r>
+        <w:rPr>
+          <w:sz w:val="20"/>
+        </w:rPr>
+        <w:t>REST-APIs:</w:t>
+      </w:r>
+    </w:p>
+    <w:p>
+      <w:pPr>
+        <w:pBdr>
+          <w:bottom w:val="single" w:sz="6" w:space="1" w:color="auto"/>
+        </w:pBdr>
+        <w:spacing w:line="240" w:lineRule="auto"/>
+        <w:ind w:left="0" w:right="0" w:firstLine="0"/>
+        <w:jc w:val="both"/>
+      </w:pPr>
+      <w:r>
+        <w:t xml:space="preserve">Proficient in creating and handling REST APIs </w:t>
+      </w:r>
+      <w:r>
+        <w:t xml:space="preserve">and </w:t>
+      </w:r>
+      <w:r>
+        <w:t>HTTP</w:t>
+      </w:r>
+      <w:r>
+        <w:t>(s)</w:t>
+      </w:r>
+      <w:r>
+        <w:t xml:space="preserve"> requests.</w:t>
+      </w:r>
+      <w:r>
+        <w:t xml:space="preserve"> Delivered</w:t>
+      </w:r>
+      <w:r>
+        <w:t xml:space="preserve"> optimized REST APIs in JavaScript and PHP and handled different types of data using database management systems like MYSQL</w:t>
+      </w:r>
+      <w:r>
+        <w:t xml:space="preserve"> </w:t>
+      </w:r>
+      <w:r>
+        <w:t>(SQL) and MongoDB</w:t>
+      </w:r>
+      <w:r>
+        <w:t xml:space="preserve"> </w:t>
+      </w:r>
+      <w:r>
+        <w:t xml:space="preserve">(NoSQL). </w:t>
+      </w:r>
+      <w:r>
+        <w:t>C</w:t>
+      </w:r>
+      <w:r>
+        <w:t xml:space="preserve">onsumed </w:t>
+      </w:r>
+      <w:r>
+        <w:t>3rd</w:t>
+      </w:r>
+      <w:r>
+        <w:t>-party APIs in Java, Python, JavaScript</w:t>
+      </w:r>
+      <w:r>
+        <w:t>,</w:t>
+      </w:r>
+      <w:r>
+        <w:t xml:space="preserve"> and PHP.</w:t>
+      </w:r>
+    </w:p>
+    <w:p>
+      <w:pPr>
+        <w:pBdr>
+          <w:bottom w:val="single" w:sz="6" w:space="1" w:color="auto"/>
+        </w:pBdr>
+        <w:spacing w:line="240" w:lineRule="auto"/>
+        <w:ind w:left="0" w:right="0" w:firstLine="0"/>
+        <w:jc w:val="both"/>
+      </w:pPr>
+    </w:p>
+    <w:p>
+      <w:pPr>
+        <w:spacing w:line="240" w:lineRule="auto"/>
+        <w:ind w:right="0"/>
+        <w:jc w:val="center"/>
+      </w:pPr>
+      <w:r>
+        <w:rPr>
+          <w:b/>
+          <w:bCs/>
           <w:sz w:val="22"/>
           <w:szCs w:val="22"/>
         </w:rPr>
-        <w:t>custom theme</w:t>
-      </w:r>
-      <w:r>
-        <w:rPr>
-          <w:rFonts w:cstheme="minorBidi"/>
-          <w:sz w:val="22"/>
-          <w:szCs w:val="22"/>
-        </w:rPr>
-        <w:t>s</w:t>
-      </w:r>
-      <w:r>
-        <w:rPr>
-          <w:rFonts w:cstheme="minorBidi"/>
-          <w:sz w:val="22"/>
-          <w:szCs w:val="22"/>
-        </w:rPr>
-        <w:t>, different</w:t>
-      </w:r>
-      <w:r>
-        <w:rPr>
-          <w:rFonts w:cstheme="minorBidi"/>
-          <w:sz w:val="22"/>
-          <w:szCs w:val="22"/>
-        </w:rPr>
-        <w:t xml:space="preserve"> style</w:t>
-      </w:r>
-      <w:r>
-        <w:rPr>
-          <w:rFonts w:cstheme="minorBidi"/>
-          <w:sz w:val="22"/>
-          <w:szCs w:val="22"/>
-        </w:rPr>
-        <w:t>s</w:t>
-      </w:r>
-      <w:r>
-        <w:rPr>
-          <w:rFonts w:cstheme="minorBidi"/>
-          <w:sz w:val="22"/>
-          <w:szCs w:val="22"/>
-        </w:rPr>
-        <w:t>,</w:t>
-      </w:r>
-      <w:r>
-        <w:rPr>
-          <w:rFonts w:cstheme="minorBidi"/>
-          <w:sz w:val="22"/>
-          <w:szCs w:val="22"/>
-        </w:rPr>
-        <w:t xml:space="preserve"> and images</w:t>
-      </w:r>
-      <w:r>
-        <w:rPr>
-          <w:rFonts w:cstheme="minorBidi"/>
-          <w:sz w:val="22"/>
-          <w:szCs w:val="22"/>
-        </w:rPr>
-        <w:t>.</w:t>
+        <w:t>Skills</w:t>
       </w:r>
     </w:p>
     <w:p>
@@ -1976,83 +2534,201 @@
         <w:ind w:right="0"/>
         <w:jc w:val="both"/>
         <w:rPr>
-          <w:rFonts w:cstheme="minorBidi"/>
-          <w:sz w:val="22"/>
-          <w:szCs w:val="22"/>
-        </w:rPr>
-      </w:pPr>
-      <w:r>
-        <w:rPr>
-          <w:rFonts w:cstheme="minorBidi"/>
-          <w:sz w:val="22"/>
-          <w:szCs w:val="22"/>
-        </w:rPr>
-        <w:t>R</w:t>
-      </w:r>
-      <w:r>
-        <w:rPr>
-          <w:rFonts w:cstheme="minorBidi"/>
-          <w:sz w:val="22"/>
-          <w:szCs w:val="22"/>
-        </w:rPr>
-        <w:t>educed</w:t>
-      </w:r>
-      <w:r>
-        <w:rPr>
-          <w:rFonts w:cstheme="minorBidi"/>
-          <w:sz w:val="22"/>
-          <w:szCs w:val="22"/>
-        </w:rPr>
-        <w:t xml:space="preserve"> the</w:t>
-      </w:r>
-      <w:r>
-        <w:rPr>
-          <w:rFonts w:cstheme="minorBidi"/>
-          <w:sz w:val="22"/>
-          <w:szCs w:val="22"/>
-        </w:rPr>
-        <w:t xml:space="preserve"> number of clicks required before reaching </w:t>
-      </w:r>
-      <w:r>
-        <w:rPr>
-          <w:rFonts w:cstheme="minorBidi"/>
-          <w:sz w:val="22"/>
-          <w:szCs w:val="22"/>
-        </w:rPr>
-        <w:t xml:space="preserve">the </w:t>
-      </w:r>
-      <w:r>
-        <w:rPr>
-          <w:rFonts w:cstheme="minorBidi"/>
-          <w:sz w:val="22"/>
-          <w:szCs w:val="22"/>
-        </w:rPr>
-        <w:t>home page by</w:t>
-      </w:r>
-      <w:r>
-        <w:rPr>
-          <w:rFonts w:cstheme="minorBidi"/>
-          <w:sz w:val="22"/>
-          <w:szCs w:val="22"/>
-        </w:rPr>
-        <w:t xml:space="preserve"> about 33%</w:t>
-      </w:r>
-      <w:r>
-        <w:rPr>
-          <w:rFonts w:cstheme="minorBidi"/>
-          <w:sz w:val="22"/>
-          <w:szCs w:val="22"/>
-        </w:rPr>
-        <w:t>.</w:t>
-      </w:r>
+          <w:szCs w:val="20"/>
+        </w:rPr>
+      </w:pPr>
       <w:r>
         <w:rPr>
           <w:b/>
           <w:bCs/>
-          <w:sz w:val="22"/>
-          <w:szCs w:val="22"/>
+          <w:szCs w:val="20"/>
+        </w:rPr>
+        <w:t>Languages</w:t>
+      </w:r>
+      <w:r>
+        <w:rPr>
+          <w:szCs w:val="20"/>
+        </w:rPr>
+        <w:t>: Java, JavaScript, Python, PHP, SQL,</w:t>
+      </w:r>
+      <w:r>
+        <w:rPr>
+          <w:szCs w:val="20"/>
+        </w:rPr>
+        <w:t xml:space="preserve"> C, C++, </w:t>
+      </w:r>
+      <w:r>
+        <w:rPr>
+          <w:szCs w:val="20"/>
+        </w:rPr>
+        <w:t xml:space="preserve">HTML, </w:t>
+      </w:r>
+      <w:r>
+        <w:rPr>
+          <w:szCs w:val="20"/>
+        </w:rPr>
+        <w:t xml:space="preserve">XML, </w:t>
+      </w:r>
+      <w:r>
+        <w:rPr>
+          <w:szCs w:val="20"/>
+        </w:rPr>
+        <w:t xml:space="preserve">CSS, </w:t>
+      </w:r>
+      <w:r>
+        <w:rPr>
+          <w:szCs w:val="20"/>
+        </w:rPr>
+        <w:t xml:space="preserve">and </w:t>
+      </w:r>
+      <w:r>
+        <w:rPr>
+          <w:szCs w:val="20"/>
+        </w:rPr>
+        <w:t>JSON.</w:t>
+      </w:r>
+      <w:r>
+        <w:rPr>
+          <w:szCs w:val="20"/>
         </w:rPr>
         <w:t xml:space="preserve"> </w:t>
+      </w:r>
+    </w:p>
+    <w:p>
+      <w:pPr>
+        <w:pStyle w:val="ListParagraph"/>
+        <w:numPr>
+          <w:ilvl w:val="0"/>
+          <w:numId w:val="32"/>
+        </w:numPr>
+        <w:spacing w:line="240" w:lineRule="auto"/>
+        <w:ind w:right="0"/>
+        <w:jc w:val="both"/>
+        <w:rPr>
+          <w:szCs w:val="20"/>
+        </w:rPr>
+      </w:pPr>
+      <w:r>
+        <w:rPr>
+          <w:b/>
+          <w:bCs/>
+          <w:szCs w:val="20"/>
+        </w:rPr>
+        <w:t>Technologies</w:t>
+      </w:r>
+      <w:r>
+        <w:rPr>
+          <w:szCs w:val="20"/>
+        </w:rPr>
+        <w:t>: REST APIs, microservices, multi</w:t>
+      </w:r>
+      <w:r>
+        <w:rPr>
+          <w:szCs w:val="20"/>
+        </w:rPr>
+        <w:t>-</w:t>
+      </w:r>
+      <w:r>
+        <w:rPr>
+          <w:szCs w:val="20"/>
+        </w:rPr>
+        <w:t xml:space="preserve">threading, MySQL, </w:t>
+      </w:r>
+      <w:r>
+        <w:rPr>
+          <w:szCs w:val="20"/>
+        </w:rPr>
+        <w:t>MongoDB</w:t>
+      </w:r>
+      <w:r>
+        <w:rPr>
+          <w:szCs w:val="20"/>
+        </w:rPr>
+        <w:t>, AWS</w:t>
+      </w:r>
+      <w:r>
+        <w:rPr>
+          <w:szCs w:val="20"/>
+        </w:rPr>
+        <w:t>, React</w:t>
+      </w:r>
+      <w:r>
+        <w:rPr>
+          <w:szCs w:val="20"/>
+        </w:rPr>
+        <w:t>.</w:t>
+      </w:r>
+    </w:p>
+    <w:p>
+      <w:pPr>
+        <w:pStyle w:val="ListParagraph"/>
+        <w:numPr>
+          <w:ilvl w:val="0"/>
+          <w:numId w:val="32"/>
+        </w:numPr>
+        <w:spacing w:line="240" w:lineRule="auto"/>
+        <w:ind w:right="0"/>
+        <w:jc w:val="both"/>
+        <w:rPr>
+          <w:bCs/>
+          <w:szCs w:val="20"/>
+        </w:rPr>
+      </w:pPr>
+      <w:r>
+        <w:rPr>
+          <w:b/>
+          <w:bCs/>
+          <w:szCs w:val="20"/>
+        </w:rPr>
+        <w:t xml:space="preserve">Tools: </w:t>
+      </w:r>
+      <w:r>
+        <w:rPr>
+          <w:szCs w:val="20"/>
+        </w:rPr>
+        <w:t xml:space="preserve">Git, GitHub, GitHub Actions, </w:t>
+      </w:r>
+      <w:r>
+        <w:rPr>
+          <w:szCs w:val="20"/>
+        </w:rPr>
+        <w:t xml:space="preserve">Docker, </w:t>
+      </w:r>
+      <w:r>
+        <w:rPr>
+          <w:szCs w:val="20"/>
+        </w:rPr>
+        <w:t xml:space="preserve">Postman, Selenium, </w:t>
+      </w:r>
+      <w:r>
+        <w:rPr>
+          <w:szCs w:val="20"/>
+        </w:rPr>
+        <w:t>VS Code</w:t>
+      </w:r>
+      <w:r>
+        <w:rPr>
+          <w:szCs w:val="20"/>
+        </w:rPr>
+        <w:t>,</w:t>
+      </w:r>
+      <w:r>
+        <w:rPr>
+          <w:szCs w:val="20"/>
+        </w:rPr>
+        <w:t xml:space="preserve"> and</w:t>
+      </w:r>
+      <w:r>
+        <w:rPr>
+          <w:szCs w:val="20"/>
+        </w:rPr>
+        <w:t xml:space="preserve"> Android Studio</w:t>
+      </w:r>
+      <w:r>
+        <w:rPr>
+          <w:szCs w:val="20"/>
+        </w:rPr>
+        <w:t>.</w:t>
       </w:r>
     </w:p>
     <w:p>
@@ -2066,411 +2742,31 @@
         <w:rPr>
           <w:b/>
           <w:bCs/>
-          <w:sz w:val="24"/>
-          <w:szCs w:val="24"/>
+          <w:sz w:val="22"/>
+          <w:szCs w:val="22"/>
         </w:rPr>
       </w:pPr>
     </w:p>
     <w:p>
       <w:pPr>
         <w:spacing w:line="240" w:lineRule="auto"/>
-        <w:ind w:right="0"/>
+        <w:ind w:left="0" w:right="0" w:firstLine="0"/>
         <w:jc w:val="center"/>
-        <w:rPr>
-          <w:rFonts w:cstheme="minorBidi"/>
-          <w:b/>
-          <w:bCs/>
-          <w:sz w:val="24"/>
-          <w:szCs w:val="24"/>
-        </w:rPr>
-      </w:pPr>
-      <w:r>
-        <w:rPr>
-          <w:rFonts w:cstheme="minorBidi"/>
-          <w:b/>
-          <w:bCs/>
-          <w:sz w:val="24"/>
-          <w:szCs w:val="24"/>
-        </w:rPr>
-        <w:t>Projects</w:t>
-      </w:r>
-    </w:p>
-    <w:p>
-      <w:pPr>
-        <w:pStyle w:val="ListParagraph"/>
-        <w:numPr>
-          <w:ilvl w:val="0"/>
-          <w:numId w:val="31"/>
-        </w:numPr>
-        <w:spacing w:line="240" w:lineRule="auto"/>
-        <w:ind w:right="48"/>
-        <w:jc w:val="both"/>
-        <w:rPr>
-          <w:sz w:val="22"/>
-          <w:szCs w:val="22"/>
-        </w:rPr>
-      </w:pPr>
-      <w:hyperlink r:id="rId25" w:history="1">
-        <w:r>
-          <w:rPr>
-            <w:rStyle w:val="Hyperlink"/>
-            <w:rFonts w:cs="Arial"/>
-            <w:sz w:val="24"/>
-            <w:szCs w:val="24"/>
-            <w:u w:val="none"/>
-          </w:rPr>
-          <w:t>A brand-new programming language</w:t>
-        </w:r>
-      </w:hyperlink>
-      <w:r>
-        <w:rPr>
-          <w:rStyle w:val="Hyperlink"/>
-          <w:rFonts w:cs="Arial"/>
-          <w:sz w:val="22"/>
-          <w:szCs w:val="22"/>
-          <w:u w:val="none"/>
-        </w:rPr>
-        <w:t xml:space="preserve"> </w:t>
-      </w:r>
-      <w:r>
-        <w:rPr>
-          <w:sz w:val="22"/>
-          <w:szCs w:val="22"/>
-        </w:rPr>
-        <w:t>(</w:t>
-      </w:r>
-      <w:r>
         <w:rPr>
           <w:b/>
           <w:bCs/>
           <w:sz w:val="22"/>
           <w:szCs w:val="22"/>
         </w:rPr>
-        <w:t>JavaScript, PHP</w:t>
-      </w:r>
-      <w:r>
-        <w:rPr>
-          <w:sz w:val="22"/>
-          <w:szCs w:val="22"/>
-        </w:rPr>
-        <w:t xml:space="preserve">): Hindi4All, </w:t>
-      </w:r>
-      <w:r>
-        <w:rPr>
-          <w:sz w:val="22"/>
-          <w:szCs w:val="22"/>
-        </w:rPr>
-        <w:t xml:space="preserve">which </w:t>
-      </w:r>
-      <w:r>
-        <w:rPr>
-          <w:sz w:val="22"/>
-          <w:szCs w:val="22"/>
-        </w:rPr>
-        <w:t>is</w:t>
-      </w:r>
-      <w:r>
-        <w:rPr>
-          <w:sz w:val="22"/>
-          <w:szCs w:val="22"/>
-        </w:rPr>
-        <w:t xml:space="preserve"> </w:t>
-      </w:r>
-      <w:r>
-        <w:rPr>
-          <w:sz w:val="22"/>
-          <w:szCs w:val="22"/>
-        </w:rPr>
-        <w:t>in Hindi</w:t>
-      </w:r>
-      <w:r>
-        <w:rPr>
-          <w:sz w:val="22"/>
-          <w:szCs w:val="22"/>
-        </w:rPr>
-        <w:t xml:space="preserve"> and has</w:t>
-      </w:r>
-      <w:r>
-        <w:rPr>
-          <w:sz w:val="22"/>
-          <w:szCs w:val="22"/>
-        </w:rPr>
-        <w:t xml:space="preserve"> the features of a traditional programming language, documentation, </w:t>
-      </w:r>
-      <w:r>
-        <w:rPr>
-          <w:sz w:val="22"/>
-          <w:szCs w:val="22"/>
-        </w:rPr>
-        <w:t xml:space="preserve">an </w:t>
-      </w:r>
-      <w:r>
-        <w:rPr>
-          <w:sz w:val="22"/>
-          <w:szCs w:val="22"/>
-        </w:rPr>
-        <w:t>editor</w:t>
-      </w:r>
-      <w:r>
-        <w:rPr>
-          <w:sz w:val="22"/>
-          <w:szCs w:val="22"/>
-        </w:rPr>
-        <w:t>,</w:t>
-      </w:r>
-      <w:r>
-        <w:rPr>
-          <w:sz w:val="22"/>
-          <w:szCs w:val="22"/>
-        </w:rPr>
-        <w:t xml:space="preserve"> </w:t>
-      </w:r>
-      <w:r>
-        <w:rPr>
-          <w:sz w:val="22"/>
-          <w:szCs w:val="22"/>
-        </w:rPr>
-        <w:t>a</w:t>
-      </w:r>
-      <w:r>
-        <w:rPr>
-          <w:sz w:val="22"/>
-          <w:szCs w:val="22"/>
-        </w:rPr>
-        <w:t>nd CLI support</w:t>
-      </w:r>
-      <w:r>
-        <w:rPr>
-          <w:sz w:val="22"/>
-          <w:szCs w:val="22"/>
-        </w:rPr>
-        <w:t>.</w:t>
-      </w:r>
-    </w:p>
-    <w:p>
-      <w:pPr>
-        <w:pStyle w:val="ListParagraph"/>
-        <w:numPr>
-          <w:ilvl w:val="0"/>
-          <w:numId w:val="31"/>
-        </w:numPr>
-        <w:spacing w:line="240" w:lineRule="auto"/>
-        <w:ind w:right="48"/>
-        <w:jc w:val="both"/>
-        <w:rPr>
-          <w:sz w:val="22"/>
-          <w:szCs w:val="22"/>
-        </w:rPr>
-      </w:pPr>
-      <w:hyperlink r:id="rId26" w:history="1">
-        <w:r>
-          <w:rPr>
-            <w:rStyle w:val="Hyperlink"/>
-            <w:rFonts w:cs="Arial"/>
-            <w:sz w:val="24"/>
-            <w:szCs w:val="24"/>
-            <w:u w:val="none"/>
-          </w:rPr>
-          <w:t>Algorithmic stock-trading</w:t>
-        </w:r>
-      </w:hyperlink>
-      <w:r>
-        <w:rPr>
-          <w:rFonts w:cs="Arial"/>
-          <w:sz w:val="24"/>
-          <w:szCs w:val="24"/>
-        </w:rPr>
-        <w:t xml:space="preserve"> </w:t>
-      </w:r>
-      <w:r>
-        <w:rPr>
-          <w:rFonts w:cs="Arial"/>
-          <w:sz w:val="22"/>
-          <w:szCs w:val="22"/>
-        </w:rPr>
-        <w:t>(</w:t>
-      </w:r>
-      <w:r>
-        <w:rPr>
-          <w:rFonts w:cs="Arial"/>
+      </w:pPr>
+      <w:r>
+        <w:rPr>
           <w:b/>
           <w:bCs/>
           <w:sz w:val="22"/>
           <w:szCs w:val="22"/>
         </w:rPr>
-        <w:t>Python</w:t>
-      </w:r>
-      <w:r>
-        <w:rPr>
-          <w:rFonts w:cs="Arial"/>
-          <w:sz w:val="22"/>
-          <w:szCs w:val="22"/>
-        </w:rPr>
-        <w:t xml:space="preserve">): applications </w:t>
-      </w:r>
-      <w:r>
-        <w:rPr>
-          <w:sz w:val="22"/>
-          <w:szCs w:val="22"/>
-        </w:rPr>
-        <w:t>that operated APIs provided by</w:t>
-      </w:r>
-      <w:r>
-        <w:rPr>
-          <w:sz w:val="22"/>
-          <w:szCs w:val="22"/>
-        </w:rPr>
-        <w:t xml:space="preserve"> leading</w:t>
-      </w:r>
-      <w:r>
-        <w:rPr>
-          <w:sz w:val="22"/>
-          <w:szCs w:val="22"/>
-        </w:rPr>
-        <w:t xml:space="preserve"> Indian stock brokers, namely </w:t>
-      </w:r>
-      <w:r>
-        <w:rPr>
-          <w:sz w:val="22"/>
-          <w:szCs w:val="22"/>
-        </w:rPr>
-        <w:t>Kota Securities, Fyers</w:t>
-      </w:r>
-      <w:r>
-        <w:rPr>
-          <w:sz w:val="22"/>
-          <w:szCs w:val="22"/>
-        </w:rPr>
-        <w:t>,</w:t>
-      </w:r>
-      <w:r>
-        <w:rPr>
-          <w:sz w:val="22"/>
-          <w:szCs w:val="22"/>
-        </w:rPr>
-        <w:t xml:space="preserve"> </w:t>
-      </w:r>
-      <w:r>
-        <w:rPr>
-          <w:sz w:val="22"/>
-          <w:szCs w:val="22"/>
-        </w:rPr>
-        <w:t xml:space="preserve">and </w:t>
-      </w:r>
-      <w:proofErr w:type="spellStart"/>
-      <w:r>
-        <w:rPr>
-          <w:sz w:val="22"/>
-          <w:szCs w:val="22"/>
-        </w:rPr>
-        <w:t>Zerodha</w:t>
-      </w:r>
-      <w:proofErr w:type="spellEnd"/>
-      <w:r>
-        <w:rPr>
-          <w:sz w:val="22"/>
-          <w:szCs w:val="22"/>
-        </w:rPr>
-        <w:t>, and</w:t>
-      </w:r>
-      <w:r>
-        <w:rPr>
-          <w:sz w:val="22"/>
-          <w:szCs w:val="22"/>
-        </w:rPr>
-        <w:t xml:space="preserve"> </w:t>
-      </w:r>
-      <w:r>
-        <w:rPr>
-          <w:sz w:val="22"/>
-          <w:szCs w:val="22"/>
-        </w:rPr>
-        <w:t>t</w:t>
-      </w:r>
-      <w:r>
-        <w:rPr>
-          <w:sz w:val="22"/>
-          <w:szCs w:val="22"/>
-        </w:rPr>
-        <w:t>rade</w:t>
-      </w:r>
-      <w:r>
-        <w:rPr>
-          <w:sz w:val="22"/>
-          <w:szCs w:val="22"/>
-        </w:rPr>
-        <w:t>d</w:t>
-      </w:r>
-      <w:r>
-        <w:rPr>
-          <w:sz w:val="22"/>
-          <w:szCs w:val="22"/>
-        </w:rPr>
-        <w:t xml:space="preserve"> stocks worth 10</w:t>
-      </w:r>
-      <w:r>
-        <w:rPr>
-          <w:sz w:val="22"/>
-          <w:szCs w:val="22"/>
-        </w:rPr>
-        <w:t>,</w:t>
-      </w:r>
-      <w:r>
-        <w:rPr>
-          <w:sz w:val="22"/>
-          <w:szCs w:val="22"/>
-        </w:rPr>
-        <w:t>000 INR</w:t>
-      </w:r>
-      <w:r>
-        <w:rPr>
-          <w:sz w:val="22"/>
-          <w:szCs w:val="22"/>
-        </w:rPr>
-        <w:t>.</w:t>
-      </w:r>
-    </w:p>
-    <w:p>
-      <w:pPr>
-        <w:pStyle w:val="ListParagraph"/>
-        <w:numPr>
-          <w:ilvl w:val="0"/>
-          <w:numId w:val="31"/>
-        </w:numPr>
-        <w:spacing w:line="240" w:lineRule="auto"/>
-        <w:ind w:right="48"/>
-        <w:jc w:val="both"/>
-        <w:rPr>
-          <w:sz w:val="22"/>
-          <w:szCs w:val="22"/>
-        </w:rPr>
-      </w:pPr>
-      <w:hyperlink r:id="rId27" w:history="1">
-        <w:r>
-          <w:rPr>
-            <w:rStyle w:val="Hyperlink"/>
-            <w:sz w:val="24"/>
-            <w:szCs w:val="24"/>
-            <w:u w:val="none"/>
-          </w:rPr>
-          <w:t>Internet-controlled drone</w:t>
-        </w:r>
-      </w:hyperlink>
-      <w:r>
-        <w:rPr>
-          <w:rStyle w:val="Hyperlink"/>
-          <w:sz w:val="24"/>
-          <w:szCs w:val="24"/>
-          <w:u w:val="none"/>
-        </w:rPr>
-        <w:t xml:space="preserve"> </w:t>
-      </w:r>
-      <w:r>
-        <w:rPr>
-          <w:sz w:val="22"/>
-          <w:szCs w:val="22"/>
-        </w:rPr>
-        <w:t>(</w:t>
+        <w:t xml:space="preserve">  </w:t>
       </w:r>
       <w:r>
         <w:rPr>
@@ -2479,1024 +2775,84 @@
           <w:sz w:val="22"/>
           <w:szCs w:val="22"/>
         </w:rPr>
-        <w:t>C++, JavaScript</w:t>
-      </w:r>
-      <w:r>
-        <w:rPr>
-          <w:sz w:val="22"/>
-          <w:szCs w:val="22"/>
-        </w:rPr>
-        <w:t>):</w:t>
-      </w:r>
-      <w:r>
-        <w:rPr>
-          <w:sz w:val="22"/>
-          <w:szCs w:val="22"/>
-        </w:rPr>
-        <w:t xml:space="preserve"> </w:t>
-      </w:r>
-      <w:r>
-        <w:rPr>
-          <w:sz w:val="22"/>
-          <w:szCs w:val="22"/>
-        </w:rPr>
-        <w:t>attempt to assemble an internet-controlled drone.</w:t>
+        <w:t>Certifications</w:t>
       </w:r>
     </w:p>
     <w:p>
       <w:pPr>
-        <w:pStyle w:val="ListParagraph"/>
-        <w:numPr>
-          <w:ilvl w:val="0"/>
-          <w:numId w:val="31"/>
-        </w:numPr>
-        <w:spacing w:line="240" w:lineRule="auto"/>
-        <w:ind w:right="48"/>
-        <w:jc w:val="both"/>
-        <w:rPr>
-          <w:sz w:val="22"/>
-          <w:szCs w:val="22"/>
-        </w:rPr>
-      </w:pPr>
-      <w:hyperlink r:id="rId28" w:history="1">
-        <w:r>
-          <w:rPr>
-            <w:rStyle w:val="Hyperlink"/>
-            <w:sz w:val="24"/>
-            <w:szCs w:val="24"/>
-            <w:u w:val="none"/>
-          </w:rPr>
-          <w:t>Portfolio Site</w:t>
-        </w:r>
-      </w:hyperlink>
-      <w:r>
-        <w:rPr>
-          <w:sz w:val="22"/>
-          <w:szCs w:val="22"/>
-        </w:rPr>
-        <w:t xml:space="preserve"> (</w:t>
-      </w:r>
-      <w:r>
-        <w:rPr>
-          <w:b/>
-          <w:bCs/>
-          <w:sz w:val="22"/>
-          <w:szCs w:val="22"/>
-        </w:rPr>
-        <w:t>JavaScript, React</w:t>
-      </w:r>
-      <w:r>
-        <w:rPr>
-          <w:sz w:val="22"/>
-          <w:szCs w:val="22"/>
-        </w:rPr>
-        <w:t>): React JS-based portfolio site with an overview of projects done.</w:t>
-      </w:r>
-    </w:p>
-    <w:p>
-      <w:pPr>
-        <w:pBdr>
-          <w:bottom w:val="single" w:sz="6" w:space="1" w:color="auto"/>
-        </w:pBdr>
         <w:spacing w:line="240" w:lineRule="auto"/>
         <w:ind w:right="0"/>
         <w:jc w:val="both"/>
         <w:rPr>
+          <w:bCs/>
+        </w:rPr>
+      </w:pPr>
+      <w:r>
+        <w:rPr>
           <w:b/>
           <w:bCs/>
-          <w:sz w:val="24"/>
-          <w:szCs w:val="24"/>
-        </w:rPr>
-      </w:pPr>
-    </w:p>
-    <w:p>
-      <w:pPr>
-        <w:spacing w:line="240" w:lineRule="auto"/>
-        <w:ind w:right="0"/>
-        <w:jc w:val="center"/>
-        <w:rPr>
-          <w:rFonts w:cstheme="minorBidi"/>
+        </w:rPr>
+        <w:t>AWS:</w:t>
+      </w:r>
+      <w:r>
+        <w:t xml:space="preserve"> </w:t>
+      </w:r>
+      <w:r>
+        <w:rPr>
+          <w:bCs/>
+        </w:rPr>
+        <w:t xml:space="preserve">Cloud Foundations; </w:t>
+      </w:r>
+      <w:r>
+        <w:rPr>
           <w:b/>
           <w:bCs/>
-          <w:sz w:val="24"/>
-          <w:szCs w:val="24"/>
-        </w:rPr>
-      </w:pPr>
-      <w:r>
-        <w:rPr>
-          <w:rFonts w:cstheme="minorBidi"/>
+        </w:rPr>
+        <w:t>Cisco</w:t>
+      </w:r>
+      <w:r>
+        <w:rPr>
           <w:b/>
           <w:bCs/>
-          <w:sz w:val="24"/>
-          <w:szCs w:val="24"/>
-        </w:rPr>
-        <w:t>Expertise</w:t>
-      </w:r>
-    </w:p>
-    <w:p>
-      <w:pPr>
-        <w:pStyle w:val="Heading2"/>
-        <w:numPr>
-          <w:ilvl w:val="0"/>
-          <w:numId w:val="32"/>
-        </w:numPr>
-        <w:spacing w:line="240" w:lineRule="auto"/>
-        <w:jc w:val="both"/>
-        <w:rPr>
-          <w:sz w:val="22"/>
-          <w:szCs w:val="22"/>
-        </w:rPr>
-      </w:pPr>
-      <w:r>
-        <w:rPr>
-          <w:sz w:val="22"/>
-          <w:szCs w:val="22"/>
-        </w:rPr>
-        <w:t>Java:</w:t>
-      </w:r>
-    </w:p>
-    <w:p>
-      <w:pPr>
-        <w:spacing w:after="0" w:line="240" w:lineRule="auto"/>
-        <w:ind w:right="281"/>
-        <w:jc w:val="both"/>
-        <w:rPr>
-          <w:sz w:val="22"/>
-          <w:szCs w:val="22"/>
-        </w:rPr>
-      </w:pPr>
-      <w:r>
-        <w:rPr>
-          <w:sz w:val="22"/>
-          <w:szCs w:val="22"/>
-        </w:rPr>
-        <w:t xml:space="preserve">Developed </w:t>
-      </w:r>
-      <w:r>
-        <w:rPr>
-          <w:sz w:val="22"/>
-          <w:szCs w:val="22"/>
-        </w:rPr>
-        <w:t xml:space="preserve">Java </w:t>
-      </w:r>
-      <w:r>
-        <w:rPr>
-          <w:sz w:val="22"/>
-          <w:szCs w:val="22"/>
-        </w:rPr>
-        <w:t xml:space="preserve">applications, including Android projects that used areas like </w:t>
-      </w:r>
-      <w:r>
-        <w:rPr>
-          <w:sz w:val="22"/>
-          <w:szCs w:val="22"/>
-        </w:rPr>
-        <w:t xml:space="preserve">Android </w:t>
-      </w:r>
-      <w:r>
-        <w:rPr>
-          <w:sz w:val="22"/>
-          <w:szCs w:val="22"/>
-        </w:rPr>
-        <w:t>Foreground Services, which used REST APIs for networking while transferring data in non-main threads</w:t>
-      </w:r>
-      <w:r>
-        <w:rPr>
-          <w:sz w:val="22"/>
-          <w:szCs w:val="22"/>
-        </w:rPr>
-        <w:t xml:space="preserve"> and automated mailing</w:t>
-      </w:r>
-      <w:r>
-        <w:rPr>
-          <w:sz w:val="22"/>
-          <w:szCs w:val="22"/>
-        </w:rPr>
-        <w:t xml:space="preserve">. </w:t>
-      </w:r>
-      <w:r>
-        <w:rPr>
-          <w:sz w:val="22"/>
-          <w:szCs w:val="22"/>
-        </w:rPr>
-        <w:t>Also familiar with Spring Boot concepts</w:t>
-      </w:r>
-      <w:bookmarkStart w:id="0" w:name="_Hlk157827288"/>
-      <w:r>
-        <w:rPr>
-          <w:sz w:val="22"/>
-          <w:szCs w:val="22"/>
+        </w:rPr>
+        <w:t>:</w:t>
+      </w:r>
+      <w:r>
+        <w:rPr>
+          <w:bCs/>
+        </w:rPr>
+        <w:t xml:space="preserve"> NDG Linux Unhatched</w:t>
+      </w:r>
+      <w:r>
+        <w:rPr>
+          <w:bCs/>
+        </w:rPr>
+        <w:t>;</w:t>
+      </w:r>
+      <w:r>
+        <w:rPr>
+          <w:bCs/>
         </w:rPr>
         <w:t xml:space="preserve"> </w:t>
       </w:r>
-      <w:r>
-        <w:rPr>
-          <w:sz w:val="22"/>
-          <w:szCs w:val="22"/>
-        </w:rPr>
-        <w:t xml:space="preserve">and </w:t>
-      </w:r>
-      <w:r>
-        <w:rPr>
-          <w:sz w:val="22"/>
-          <w:szCs w:val="22"/>
-        </w:rPr>
-        <w:t>hav</w:t>
-      </w:r>
-      <w:r>
-        <w:rPr>
-          <w:sz w:val="22"/>
-          <w:szCs w:val="22"/>
-        </w:rPr>
-        <w:t xml:space="preserve">e </w:t>
-      </w:r>
-      <w:r>
-        <w:rPr>
-          <w:sz w:val="22"/>
-          <w:szCs w:val="22"/>
-        </w:rPr>
-        <w:t>built microservices</w:t>
-      </w:r>
-      <w:r>
-        <w:rPr>
-          <w:sz w:val="22"/>
-          <w:szCs w:val="22"/>
-        </w:rPr>
-        <w:t xml:space="preserve"> in Spring Boot</w:t>
-      </w:r>
-      <w:r>
-        <w:rPr>
-          <w:sz w:val="22"/>
-          <w:szCs w:val="22"/>
-        </w:rPr>
-        <w:t>.</w:t>
-      </w:r>
-    </w:p>
-    <w:p>
-      <w:pPr>
-        <w:pStyle w:val="Heading2"/>
-        <w:numPr>
-          <w:ilvl w:val="0"/>
-          <w:numId w:val="32"/>
-        </w:numPr>
-        <w:spacing w:line="240" w:lineRule="auto"/>
-        <w:jc w:val="both"/>
-        <w:rPr>
-          <w:sz w:val="22"/>
-          <w:szCs w:val="22"/>
-        </w:rPr>
-      </w:pPr>
-      <w:r>
-        <w:rPr>
-          <w:sz w:val="22"/>
-          <w:szCs w:val="22"/>
-        </w:rPr>
-        <w:t>Python:</w:t>
-      </w:r>
-    </w:p>
-    <w:bookmarkEnd w:id="0"/>
-    <w:p>
-      <w:pPr>
-        <w:spacing w:line="240" w:lineRule="auto"/>
-        <w:ind w:left="0" w:right="281" w:firstLine="0"/>
-        <w:jc w:val="both"/>
-        <w:rPr>
-          <w:sz w:val="22"/>
-          <w:szCs w:val="22"/>
-        </w:rPr>
-      </w:pPr>
-      <w:r>
-        <w:rPr>
-          <w:sz w:val="22"/>
-          <w:szCs w:val="22"/>
-        </w:rPr>
-        <w:t>Built Python applications using libraries such as Selenium, CSV</w:t>
-      </w:r>
-      <w:r>
-        <w:rPr>
-          <w:sz w:val="22"/>
-          <w:szCs w:val="22"/>
-        </w:rPr>
-        <w:t>,</w:t>
-      </w:r>
-      <w:r>
-        <w:rPr>
-          <w:sz w:val="22"/>
-          <w:szCs w:val="22"/>
-        </w:rPr>
-        <w:t xml:space="preserve"> and Matplotlib. </w:t>
-      </w:r>
-      <w:r>
-        <w:rPr>
-          <w:sz w:val="22"/>
-          <w:szCs w:val="22"/>
-        </w:rPr>
-        <w:t>E</w:t>
-      </w:r>
-      <w:r>
-        <w:rPr>
-          <w:sz w:val="22"/>
-          <w:szCs w:val="22"/>
-        </w:rPr>
-        <w:t xml:space="preserve">nhanced </w:t>
-      </w:r>
-      <w:r>
-        <w:rPr>
-          <w:sz w:val="22"/>
-          <w:szCs w:val="22"/>
-        </w:rPr>
-        <w:t xml:space="preserve">web and desktop </w:t>
-      </w:r>
-      <w:r>
-        <w:rPr>
-          <w:sz w:val="22"/>
-          <w:szCs w:val="22"/>
-        </w:rPr>
-        <w:t>applications using requests and other libraries to perform tasks like HTTP</w:t>
-      </w:r>
-      <w:r>
-        <w:rPr>
-          <w:sz w:val="22"/>
-          <w:szCs w:val="22"/>
-        </w:rPr>
-        <w:t>(s)</w:t>
-      </w:r>
-      <w:r>
-        <w:rPr>
-          <w:sz w:val="22"/>
-          <w:szCs w:val="22"/>
-        </w:rPr>
-        <w:t xml:space="preserve"> requests to server</w:t>
-      </w:r>
-      <w:r>
-        <w:rPr>
-          <w:sz w:val="22"/>
-          <w:szCs w:val="22"/>
-        </w:rPr>
-        <w:t>s</w:t>
-      </w:r>
-      <w:r>
-        <w:rPr>
-          <w:sz w:val="22"/>
-          <w:szCs w:val="22"/>
-        </w:rPr>
-        <w:t>, consuming third-party REST APIs, and automating logins.</w:t>
-      </w:r>
-      <w:r>
-        <w:rPr>
-          <w:sz w:val="22"/>
-          <w:szCs w:val="22"/>
-        </w:rPr>
-        <w:t xml:space="preserve"> </w:t>
-      </w:r>
-      <w:r>
-        <w:rPr>
-          <w:sz w:val="22"/>
-          <w:szCs w:val="22"/>
-        </w:rPr>
-        <w:t>B</w:t>
-      </w:r>
-      <w:r>
-        <w:rPr>
-          <w:sz w:val="22"/>
-          <w:szCs w:val="22"/>
-        </w:rPr>
-        <w:t xml:space="preserve">uilt AI and ML models </w:t>
-      </w:r>
-      <w:r>
-        <w:rPr>
-          <w:sz w:val="22"/>
-          <w:szCs w:val="22"/>
-        </w:rPr>
-        <w:t xml:space="preserve">in </w:t>
-      </w:r>
-      <w:proofErr w:type="spellStart"/>
-      <w:r>
-        <w:rPr>
-          <w:sz w:val="22"/>
-          <w:szCs w:val="22"/>
-        </w:rPr>
-        <w:t>P</w:t>
-      </w:r>
-      <w:r>
-        <w:rPr>
-          <w:sz w:val="22"/>
-          <w:szCs w:val="22"/>
-        </w:rPr>
-        <w:t>rolog</w:t>
-      </w:r>
-      <w:proofErr w:type="spellEnd"/>
-      <w:r>
-        <w:rPr>
-          <w:sz w:val="22"/>
-          <w:szCs w:val="22"/>
-        </w:rPr>
-        <w:t xml:space="preserve"> and </w:t>
-      </w:r>
-      <w:r>
-        <w:rPr>
-          <w:sz w:val="22"/>
-          <w:szCs w:val="22"/>
-        </w:rPr>
-        <w:t>Python</w:t>
-      </w:r>
-      <w:r>
-        <w:rPr>
-          <w:sz w:val="22"/>
-          <w:szCs w:val="22"/>
-        </w:rPr>
-        <w:t>.</w:t>
-      </w:r>
-      <w:r>
-        <w:rPr>
-          <w:sz w:val="22"/>
-          <w:szCs w:val="22"/>
-        </w:rPr>
-        <w:t xml:space="preserve"> </w:t>
-      </w:r>
-    </w:p>
-    <w:p>
-      <w:pPr>
-        <w:pStyle w:val="Heading2"/>
-        <w:numPr>
-          <w:ilvl w:val="0"/>
-          <w:numId w:val="32"/>
-        </w:numPr>
-        <w:spacing w:after="0" w:line="240" w:lineRule="auto"/>
-        <w:jc w:val="both"/>
-        <w:rPr>
-          <w:sz w:val="22"/>
-          <w:szCs w:val="22"/>
-        </w:rPr>
-      </w:pPr>
-      <w:r>
-        <w:rPr>
-          <w:sz w:val="22"/>
-          <w:szCs w:val="22"/>
-        </w:rPr>
-        <w:t>REST-APIs:</w:t>
-      </w:r>
-    </w:p>
-    <w:p>
-      <w:pPr>
-        <w:pBdr>
-          <w:bottom w:val="single" w:sz="6" w:space="1" w:color="auto"/>
-        </w:pBdr>
-        <w:spacing w:line="240" w:lineRule="auto"/>
-        <w:ind w:left="0" w:right="281" w:firstLine="0"/>
-        <w:jc w:val="both"/>
-        <w:rPr>
-          <w:sz w:val="22"/>
-          <w:szCs w:val="22"/>
-        </w:rPr>
-      </w:pPr>
-      <w:r>
-        <w:rPr>
-          <w:sz w:val="22"/>
-          <w:szCs w:val="22"/>
-        </w:rPr>
-        <w:t xml:space="preserve">Proficient in creating and handling REST APIs </w:t>
-      </w:r>
-      <w:r>
-        <w:rPr>
-          <w:sz w:val="22"/>
-          <w:szCs w:val="22"/>
-        </w:rPr>
-        <w:t xml:space="preserve">and </w:t>
-      </w:r>
-      <w:r>
-        <w:rPr>
-          <w:sz w:val="22"/>
-          <w:szCs w:val="22"/>
-        </w:rPr>
-        <w:t>HTTP</w:t>
-      </w:r>
-      <w:r>
-        <w:rPr>
-          <w:sz w:val="22"/>
-          <w:szCs w:val="22"/>
-        </w:rPr>
-        <w:t>(s)</w:t>
-      </w:r>
-      <w:r>
-        <w:rPr>
-          <w:sz w:val="22"/>
-          <w:szCs w:val="22"/>
-        </w:rPr>
-        <w:t xml:space="preserve"> requests.</w:t>
-      </w:r>
-      <w:r>
-        <w:rPr>
-          <w:sz w:val="22"/>
-          <w:szCs w:val="22"/>
-        </w:rPr>
-        <w:t xml:space="preserve"> Delivered</w:t>
-      </w:r>
-      <w:r>
-        <w:rPr>
-          <w:sz w:val="22"/>
-          <w:szCs w:val="22"/>
-        </w:rPr>
-        <w:t xml:space="preserve"> optimized REST APIs in JavaScript and PHP and handled different types of data using database management systems like MYSQL</w:t>
-      </w:r>
-      <w:r>
-        <w:rPr>
-          <w:sz w:val="22"/>
-          <w:szCs w:val="22"/>
-        </w:rPr>
-        <w:t xml:space="preserve"> </w:t>
-      </w:r>
-      <w:r>
-        <w:rPr>
-          <w:sz w:val="22"/>
-          <w:szCs w:val="22"/>
-        </w:rPr>
-        <w:t>(SQL) and MongoDB</w:t>
-      </w:r>
-      <w:r>
-        <w:rPr>
-          <w:sz w:val="22"/>
-          <w:szCs w:val="22"/>
-        </w:rPr>
-        <w:t xml:space="preserve"> </w:t>
-      </w:r>
-      <w:r>
-        <w:rPr>
-          <w:sz w:val="22"/>
-          <w:szCs w:val="22"/>
-        </w:rPr>
-        <w:t xml:space="preserve">(NoSQL). </w:t>
-      </w:r>
-      <w:r>
-        <w:rPr>
-          <w:sz w:val="22"/>
-          <w:szCs w:val="22"/>
-        </w:rPr>
-        <w:t>C</w:t>
-      </w:r>
-      <w:r>
-        <w:rPr>
-          <w:sz w:val="22"/>
-          <w:szCs w:val="22"/>
-        </w:rPr>
-        <w:t xml:space="preserve">onsumed </w:t>
-      </w:r>
-      <w:r>
-        <w:rPr>
-          <w:sz w:val="22"/>
-          <w:szCs w:val="22"/>
-        </w:rPr>
-        <w:t>3rd</w:t>
-      </w:r>
-      <w:r>
-        <w:rPr>
-          <w:sz w:val="22"/>
-          <w:szCs w:val="22"/>
-        </w:rPr>
-        <w:t>-party APIs in Java, Python, JavaScript</w:t>
-      </w:r>
-      <w:r>
-        <w:rPr>
-          <w:sz w:val="22"/>
-          <w:szCs w:val="22"/>
-        </w:rPr>
-        <w:t>,</w:t>
-      </w:r>
-      <w:r>
-        <w:rPr>
-          <w:sz w:val="22"/>
-          <w:szCs w:val="22"/>
-        </w:rPr>
-        <w:t xml:space="preserve"> and PHP.</w:t>
-      </w:r>
-    </w:p>
-    <w:p>
-      <w:pPr>
-        <w:pBdr>
-          <w:bottom w:val="single" w:sz="6" w:space="1" w:color="auto"/>
-        </w:pBdr>
-        <w:spacing w:line="240" w:lineRule="auto"/>
-        <w:ind w:left="0" w:right="281" w:firstLine="0"/>
-        <w:jc w:val="both"/>
-        <w:rPr>
-          <w:sz w:val="22"/>
-          <w:szCs w:val="22"/>
-        </w:rPr>
-      </w:pPr>
-    </w:p>
-    <w:p>
-      <w:pPr>
-        <w:spacing w:line="240" w:lineRule="auto"/>
-        <w:ind w:right="0"/>
-        <w:jc w:val="center"/>
-        <w:rPr>
-          <w:sz w:val="22"/>
-          <w:szCs w:val="22"/>
-        </w:rPr>
-      </w:pPr>
       <w:r>
         <w:rPr>
           <w:b/>
           <w:bCs/>
-          <w:sz w:val="24"/>
-          <w:szCs w:val="24"/>
-        </w:rPr>
-        <w:t>Skills</w:t>
-      </w:r>
-    </w:p>
-    <w:p>
-      <w:pPr>
-        <w:pStyle w:val="ListParagraph"/>
-        <w:numPr>
-          <w:ilvl w:val="0"/>
-          <w:numId w:val="32"/>
-        </w:numPr>
-        <w:spacing w:line="240" w:lineRule="auto"/>
-        <w:ind w:right="281"/>
-        <w:jc w:val="both"/>
-        <w:rPr>
-          <w:sz w:val="22"/>
-          <w:szCs w:val="22"/>
-        </w:rPr>
-      </w:pPr>
-      <w:r>
-        <w:rPr>
-          <w:b/>
+        </w:rPr>
+        <w:t>Cisco:</w:t>
+      </w:r>
+      <w:r>
+        <w:rPr>
           <w:bCs/>
-          <w:sz w:val="22"/>
-          <w:szCs w:val="22"/>
-        </w:rPr>
-        <w:t>Languages</w:t>
-      </w:r>
-      <w:r>
-        <w:rPr>
-          <w:sz w:val="22"/>
-          <w:szCs w:val="22"/>
-        </w:rPr>
-        <w:t>: Java, JavaScript, Python, PHP, SQL,</w:t>
-      </w:r>
-      <w:r>
-        <w:rPr>
-          <w:sz w:val="22"/>
-          <w:szCs w:val="22"/>
-        </w:rPr>
-        <w:t xml:space="preserve"> C, C++, </w:t>
-      </w:r>
-      <w:r>
-        <w:rPr>
-          <w:sz w:val="22"/>
-          <w:szCs w:val="22"/>
-        </w:rPr>
-        <w:t xml:space="preserve">HTML, </w:t>
-      </w:r>
-      <w:r>
-        <w:rPr>
-          <w:sz w:val="22"/>
-          <w:szCs w:val="22"/>
-        </w:rPr>
-        <w:t xml:space="preserve">XML, </w:t>
-      </w:r>
-      <w:r>
-        <w:rPr>
-          <w:sz w:val="22"/>
-          <w:szCs w:val="22"/>
-        </w:rPr>
-        <w:t xml:space="preserve">CSS, </w:t>
-      </w:r>
-      <w:r>
-        <w:rPr>
-          <w:sz w:val="22"/>
-          <w:szCs w:val="22"/>
-        </w:rPr>
-        <w:t xml:space="preserve">and </w:t>
-      </w:r>
-      <w:r>
-        <w:rPr>
-          <w:sz w:val="22"/>
-          <w:szCs w:val="22"/>
-        </w:rPr>
-        <w:t>JSON.</w:t>
-      </w:r>
-      <w:r>
-        <w:rPr>
-          <w:sz w:val="22"/>
-          <w:szCs w:val="22"/>
+        </w:rPr>
+        <w:t xml:space="preserve"> Programming Essentials in Python;</w:t>
+      </w:r>
+      <w:r>
+        <w:rPr>
+          <w:bCs/>
         </w:rPr>
         <w:t xml:space="preserve"> </w:t>
-      </w:r>
-    </w:p>
-    <w:p>
-      <w:pPr>
-        <w:pStyle w:val="ListParagraph"/>
-        <w:numPr>
-          <w:ilvl w:val="0"/>
-          <w:numId w:val="32"/>
-        </w:numPr>
-        <w:spacing w:line="240" w:lineRule="auto"/>
-        <w:ind w:right="281"/>
-        <w:jc w:val="both"/>
-        <w:rPr>
-          <w:sz w:val="22"/>
-          <w:szCs w:val="22"/>
-        </w:rPr>
-      </w:pPr>
-      <w:r>
-        <w:rPr>
-          <w:b/>
-          <w:bCs/>
-          <w:sz w:val="22"/>
-          <w:szCs w:val="22"/>
-        </w:rPr>
-        <w:t>Technologies</w:t>
-      </w:r>
-      <w:r>
-        <w:rPr>
-          <w:sz w:val="22"/>
-          <w:szCs w:val="22"/>
-        </w:rPr>
-        <w:t>: REST APIs, microservices, multi</w:t>
-      </w:r>
-      <w:r>
-        <w:rPr>
-          <w:sz w:val="22"/>
-          <w:szCs w:val="22"/>
-        </w:rPr>
-        <w:t>-</w:t>
-      </w:r>
-      <w:r>
-        <w:rPr>
-          <w:sz w:val="22"/>
-          <w:szCs w:val="22"/>
-        </w:rPr>
-        <w:t xml:space="preserve">threading, MySQL, </w:t>
-      </w:r>
-      <w:r>
-        <w:rPr>
-          <w:sz w:val="22"/>
-          <w:szCs w:val="22"/>
-        </w:rPr>
-        <w:t>MongoDB</w:t>
-      </w:r>
-      <w:r>
-        <w:rPr>
-          <w:sz w:val="22"/>
-          <w:szCs w:val="22"/>
-        </w:rPr>
-        <w:t>, AWS</w:t>
-      </w:r>
-      <w:r>
-        <w:rPr>
-          <w:sz w:val="22"/>
-          <w:szCs w:val="22"/>
-        </w:rPr>
-        <w:t>, React</w:t>
-      </w:r>
-      <w:r>
-        <w:rPr>
-          <w:sz w:val="22"/>
-          <w:szCs w:val="22"/>
-        </w:rPr>
-        <w:t>.</w:t>
-      </w:r>
-    </w:p>
-    <w:p>
-      <w:pPr>
-        <w:pStyle w:val="ListParagraph"/>
-        <w:numPr>
-          <w:ilvl w:val="0"/>
-          <w:numId w:val="32"/>
-        </w:numPr>
-        <w:spacing w:line="240" w:lineRule="auto"/>
-        <w:ind w:right="281"/>
-        <w:jc w:val="both"/>
-        <w:rPr>
-          <w:bCs/>
-          <w:sz w:val="22"/>
-          <w:szCs w:val="22"/>
-        </w:rPr>
-      </w:pPr>
-      <w:r>
-        <w:rPr>
-          <w:b/>
-          <w:bCs/>
-          <w:sz w:val="22"/>
-          <w:szCs w:val="22"/>
-        </w:rPr>
-        <w:t xml:space="preserve">Tools: </w:t>
-      </w:r>
-      <w:r>
-        <w:rPr>
-          <w:sz w:val="22"/>
-          <w:szCs w:val="22"/>
-        </w:rPr>
-        <w:t xml:space="preserve">Git, GitHub, GitHub Actions, </w:t>
-      </w:r>
-      <w:r>
-        <w:rPr>
-          <w:sz w:val="22"/>
-          <w:szCs w:val="22"/>
-        </w:rPr>
-        <w:t xml:space="preserve">Docker, </w:t>
-      </w:r>
-      <w:r>
-        <w:rPr>
-          <w:sz w:val="22"/>
-          <w:szCs w:val="22"/>
-        </w:rPr>
-        <w:t xml:space="preserve">Postman, Selenium, </w:t>
-      </w:r>
-      <w:r>
-        <w:rPr>
-          <w:sz w:val="22"/>
-          <w:szCs w:val="22"/>
-        </w:rPr>
-        <w:t>VS Code</w:t>
-      </w:r>
-      <w:r>
-        <w:rPr>
-          <w:sz w:val="22"/>
-          <w:szCs w:val="22"/>
-        </w:rPr>
-        <w:t>,</w:t>
-      </w:r>
-      <w:r>
-        <w:rPr>
-          <w:sz w:val="22"/>
-          <w:szCs w:val="22"/>
-        </w:rPr>
-        <w:t xml:space="preserve"> and</w:t>
-      </w:r>
-      <w:r>
-        <w:rPr>
-          <w:sz w:val="22"/>
-          <w:szCs w:val="22"/>
-        </w:rPr>
-        <w:t xml:space="preserve"> Android Studio</w:t>
-      </w:r>
-      <w:r>
-        <w:rPr>
-          <w:sz w:val="22"/>
-          <w:szCs w:val="22"/>
-        </w:rPr>
-        <w:t>.</w:t>
-      </w:r>
-    </w:p>
-    <w:p>
-      <w:pPr>
-        <w:pBdr>
-          <w:bottom w:val="single" w:sz="6" w:space="1" w:color="auto"/>
-        </w:pBdr>
-        <w:spacing w:line="240" w:lineRule="auto"/>
-        <w:ind w:right="281"/>
-        <w:jc w:val="both"/>
-        <w:rPr>
-          <w:b/>
-          <w:bCs/>
-          <w:sz w:val="24"/>
-          <w:szCs w:val="24"/>
-        </w:rPr>
-      </w:pPr>
-    </w:p>
-    <w:p>
-      <w:pPr>
-        <w:spacing w:line="240" w:lineRule="auto"/>
-        <w:ind w:left="0" w:right="281" w:firstLine="0"/>
-        <w:jc w:val="center"/>
-        <w:rPr>
-          <w:b/>
-          <w:bCs/>
-          <w:sz w:val="24"/>
-          <w:szCs w:val="24"/>
-        </w:rPr>
-      </w:pPr>
-      <w:r>
-        <w:rPr>
-          <w:b/>
-          <w:bCs/>
-          <w:sz w:val="24"/>
-          <w:szCs w:val="24"/>
-        </w:rPr>
-        <w:t xml:space="preserve">  </w:t>
-      </w:r>
-      <w:r>
-        <w:rPr>
-          <w:b/>
-          <w:bCs/>
-          <w:sz w:val="24"/>
-          <w:szCs w:val="24"/>
-        </w:rPr>
-        <w:t>Certifications</w:t>
-      </w:r>
-    </w:p>
-    <w:p>
-      <w:pPr>
-        <w:spacing w:line="240" w:lineRule="auto"/>
-        <w:ind w:right="281"/>
-        <w:jc w:val="both"/>
-        <w:rPr>
-          <w:bCs/>
-          <w:sz w:val="22"/>
-          <w:szCs w:val="22"/>
-        </w:rPr>
-      </w:pPr>
-      <w:r>
-        <w:rPr>
-          <w:b/>
-          <w:bCs/>
-          <w:sz w:val="22"/>
-          <w:szCs w:val="22"/>
-        </w:rPr>
-        <w:t>AWS:</w:t>
-      </w:r>
-      <w:r>
-        <w:rPr>
-          <w:sz w:val="22"/>
-          <w:szCs w:val="22"/>
-        </w:rPr>
-        <w:t xml:space="preserve"> </w:t>
-      </w:r>
-      <w:r>
-        <w:rPr>
-          <w:bCs/>
-          <w:sz w:val="22"/>
-          <w:szCs w:val="22"/>
-        </w:rPr>
-        <w:t xml:space="preserve">Cloud Foundations; </w:t>
-      </w:r>
-      <w:r>
-        <w:rPr>
-          <w:b/>
-          <w:bCs/>
-          <w:sz w:val="22"/>
-          <w:szCs w:val="22"/>
-        </w:rPr>
-        <w:t>Cisco</w:t>
-      </w:r>
-      <w:r>
-        <w:rPr>
-          <w:b/>
-          <w:bCs/>
-          <w:sz w:val="22"/>
-          <w:szCs w:val="22"/>
-        </w:rPr>
-        <w:t>:</w:t>
-      </w:r>
-      <w:r>
-        <w:rPr>
-          <w:bCs/>
-          <w:sz w:val="22"/>
-          <w:szCs w:val="22"/>
-        </w:rPr>
-        <w:t xml:space="preserve"> NDG Linux Unhatched</w:t>
-      </w:r>
-      <w:r>
-        <w:rPr>
-          <w:bCs/>
-          <w:sz w:val="22"/>
-          <w:szCs w:val="22"/>
-        </w:rPr>
-        <w:t>;</w:t>
-      </w:r>
-      <w:r>
-        <w:rPr>
-          <w:bCs/>
-          <w:sz w:val="22"/>
-          <w:szCs w:val="22"/>
-        </w:rPr>
-        <w:t xml:space="preserve"> </w:t>
-      </w:r>
-      <w:r>
-        <w:rPr>
-          <w:b/>
-          <w:bCs/>
-          <w:sz w:val="22"/>
-          <w:szCs w:val="22"/>
-        </w:rPr>
-        <w:t>Cisco:</w:t>
-      </w:r>
-      <w:r>
-        <w:rPr>
-          <w:bCs/>
-          <w:sz w:val="22"/>
-          <w:szCs w:val="22"/>
-        </w:rPr>
-        <w:t xml:space="preserve"> Programming </w:t>
-      </w:r>
-      <w:r>
-        <w:rPr>
-          <w:bCs/>
-          <w:sz w:val="22"/>
-          <w:szCs w:val="22"/>
-        </w:rPr>
-        <w:t>E</w:t>
-      </w:r>
-      <w:r>
-        <w:rPr>
-          <w:bCs/>
-          <w:sz w:val="22"/>
-          <w:szCs w:val="22"/>
-        </w:rPr>
-        <w:t xml:space="preserve">ssentials in Python; </w:t>
       </w:r>
     </w:p>
     <w:p>
@@ -3505,197 +2861,53 @@
         <w:ind w:right="0"/>
         <w:jc w:val="both"/>
         <w:rPr>
+          <w:bCs/>
+        </w:rPr>
+      </w:pPr>
+      <w:r>
+        <w:rPr>
           <w:b/>
           <w:bCs/>
-          <w:sz w:val="22"/>
-          <w:szCs w:val="22"/>
-        </w:rPr>
-      </w:pPr>
+        </w:rPr>
+        <w:t>Cisco:</w:t>
+      </w:r>
+      <w:r>
+        <w:rPr>
+          <w:bCs/>
+        </w:rPr>
+        <w:t xml:space="preserve"> Networking Basics;</w:t>
+      </w:r>
+      <w:r>
+        <w:rPr>
+          <w:bCs/>
+        </w:rPr>
+        <w:t xml:space="preserve"> </w:t>
+      </w:r>
       <w:r>
         <w:rPr>
           <w:b/>
           <w:bCs/>
-          <w:sz w:val="22"/>
-          <w:szCs w:val="22"/>
-        </w:rPr>
-        <w:t>Cisco:</w:t>
+        </w:rPr>
+        <w:t>IIT KGP(NPTEL):</w:t>
       </w:r>
       <w:r>
         <w:rPr>
           <w:bCs/>
-          <w:sz w:val="22"/>
-          <w:szCs w:val="22"/>
-        </w:rPr>
-        <w:t xml:space="preserve"> Networking Basics;</w:t>
-      </w:r>
-      <w:r>
-        <w:rPr>
-          <w:bCs/>
-          <w:sz w:val="22"/>
-          <w:szCs w:val="22"/>
-        </w:rPr>
-        <w:t xml:space="preserve"> </w:t>
+        </w:rPr>
+        <w:t xml:space="preserve"> Programming in Java; </w:t>
       </w:r>
       <w:r>
         <w:rPr>
           <w:b/>
           <w:bCs/>
-          <w:sz w:val="22"/>
-          <w:szCs w:val="22"/>
-        </w:rPr>
-        <w:t>IIT</w:t>
-      </w:r>
-      <w:r>
-        <w:rPr>
-          <w:b/>
+        </w:rPr>
+        <w:t>IIT Bombay:</w:t>
+      </w:r>
+      <w:r>
+        <w:rPr>
           <w:bCs/>
-          <w:sz w:val="22"/>
-          <w:szCs w:val="22"/>
-        </w:rPr>
-        <w:t xml:space="preserve"> KGP</w:t>
-      </w:r>
-      <w:r>
-        <w:rPr>
-          <w:b/>
-          <w:bCs/>
-          <w:sz w:val="22"/>
-          <w:szCs w:val="22"/>
-        </w:rPr>
-        <w:t>(</w:t>
-      </w:r>
-      <w:r>
-        <w:rPr>
-          <w:b/>
-          <w:bCs/>
-          <w:sz w:val="22"/>
-          <w:szCs w:val="22"/>
-        </w:rPr>
-        <w:t>NPTE</w:t>
-      </w:r>
-      <w:r>
-        <w:rPr>
-          <w:b/>
-          <w:bCs/>
-          <w:sz w:val="22"/>
-          <w:szCs w:val="22"/>
-        </w:rPr>
-        <w:t>L</w:t>
-      </w:r>
-      <w:r>
-        <w:rPr>
-          <w:b/>
-          <w:bCs/>
-          <w:sz w:val="22"/>
-          <w:szCs w:val="22"/>
-        </w:rPr>
-        <w:t>):</w:t>
-      </w:r>
-      <w:r>
-        <w:rPr>
-          <w:bCs/>
-          <w:sz w:val="22"/>
-          <w:szCs w:val="22"/>
-        </w:rPr>
-        <w:t xml:space="preserve"> Programming in </w:t>
-      </w:r>
-      <w:r>
-        <w:rPr>
-          <w:bCs/>
-          <w:sz w:val="22"/>
-          <w:szCs w:val="22"/>
-        </w:rPr>
-        <w:t>Java</w:t>
-      </w:r>
-      <w:r>
-        <w:rPr>
-          <w:bCs/>
-          <w:sz w:val="22"/>
-          <w:szCs w:val="22"/>
-        </w:rPr>
-        <w:t>;</w:t>
-      </w:r>
-      <w:r>
-        <w:rPr>
-          <w:bCs/>
-          <w:sz w:val="22"/>
-          <w:szCs w:val="22"/>
-        </w:rPr>
-        <w:t xml:space="preserve"> </w:t>
-      </w:r>
-      <w:r>
-        <w:rPr>
-          <w:b/>
-          <w:bCs/>
-          <w:sz w:val="22"/>
-          <w:szCs w:val="22"/>
-        </w:rPr>
-        <w:t>IIT Bomba</w:t>
-      </w:r>
-      <w:r>
-        <w:rPr>
-          <w:b/>
-          <w:bCs/>
-          <w:sz w:val="22"/>
-          <w:szCs w:val="22"/>
-        </w:rPr>
-        <w:t>y</w:t>
-      </w:r>
-      <w:r>
-        <w:rPr>
-          <w:b/>
-          <w:bCs/>
-          <w:sz w:val="22"/>
-          <w:szCs w:val="22"/>
-        </w:rPr>
-        <w:t>:</w:t>
-      </w:r>
-      <w:r>
-        <w:rPr>
-          <w:bCs/>
-          <w:sz w:val="22"/>
-          <w:szCs w:val="22"/>
-        </w:rPr>
-        <w:t xml:space="preserve"> </w:t>
-      </w:r>
-      <w:r>
-        <w:rPr>
-          <w:bCs/>
-          <w:sz w:val="22"/>
-          <w:szCs w:val="22"/>
-        </w:rPr>
-        <w:t>W</w:t>
-      </w:r>
-      <w:r>
-        <w:rPr>
-          <w:bCs/>
-          <w:sz w:val="22"/>
-          <w:szCs w:val="22"/>
-        </w:rPr>
-        <w:t xml:space="preserve">eb </w:t>
-      </w:r>
-      <w:r>
-        <w:rPr>
-          <w:bCs/>
-          <w:sz w:val="22"/>
-          <w:szCs w:val="22"/>
-        </w:rPr>
-        <w:t>d</w:t>
-      </w:r>
-      <w:r>
-        <w:rPr>
-          <w:bCs/>
-          <w:sz w:val="22"/>
-          <w:szCs w:val="22"/>
-        </w:rPr>
-        <w:t>evelopment</w:t>
-      </w:r>
-      <w:r>
-        <w:rPr>
-          <w:bCs/>
-          <w:sz w:val="22"/>
-          <w:szCs w:val="22"/>
-        </w:rPr>
-        <w:t>;</w:t>
+        </w:rPr>
+        <w:t xml:space="preserve"> Web development;</w:t>
       </w:r>
     </w:p>
     <w:sectPr>
@@ -3781,42 +2993,42 @@
         <v:path o:extrusionok="f" gradientshapeok="t" o:connecttype="rect"/>
         <o:lock v:ext="edit" aspectratio="t"/>
       </v:shapetype>
-      <v:shape id="_x0000_i1513" type="#_x0000_t75" style="width:512pt;height:512pt;rotation:180;flip:x y;visibility:visible;mso-wrap-style:square" o:bullet="t">
+      <v:shape id="_x0000_i1422" type="#_x0000_t75" style="width:511.8pt;height:511.8pt;rotation:180;flip:x y;visibility:visible;mso-wrap-style:square" o:bullet="t">
         <v:imagedata r:id="rId1" o:title="107161_circle_github_icon"/>
       </v:shape>
     </w:pict>
   </w:numPicBullet>
   <w:numPicBullet w:numPicBulletId="1">
     <w:pict>
-      <v:shape id="_x0000_i1514" type="#_x0000_t75" style="width:169pt;height:169pt;visibility:visible;mso-wrap-style:square" o:bullet="t">
+      <v:shape id="_x0000_i1423" type="#_x0000_t75" style="width:169.2pt;height:169.2pt;visibility:visible;mso-wrap-style:square" o:bullet="t">
         <v:imagedata r:id="rId2" o:title="941C13C7"/>
       </v:shape>
     </w:pict>
   </w:numPicBullet>
   <w:numPicBullet w:numPicBulletId="2">
     <w:pict>
-      <v:shape id="_x0000_i1515" type="#_x0000_t75" style="width:29pt;height:16pt;visibility:visible;mso-wrap-style:square" o:bullet="t">
+      <v:shape id="_x0000_i1424" type="#_x0000_t75" style="width:28.8pt;height:16.2pt;visibility:visible;mso-wrap-style:square" o:bullet="t">
         <v:imagedata r:id="rId3" o:title="107161_circle_github_icon"/>
       </v:shape>
     </w:pict>
   </w:numPicBullet>
   <w:numPicBullet w:numPicBulletId="3">
     <w:pict>
-      <v:shape id="_x0000_i1516" type="#_x0000_t75" style="width:240pt;height:234pt;visibility:visible;mso-wrap-style:square" o:bullet="t">
+      <v:shape id="_x0000_i1425" type="#_x0000_t75" style="width:240pt;height:234pt;visibility:visible;mso-wrap-style:square" o:bullet="t">
         <v:imagedata r:id="rId4" o:title="Indian_Institute_of_Technology_Bombay_Logo"/>
       </v:shape>
     </w:pict>
   </w:numPicBullet>
   <w:numPicBullet w:numPicBulletId="4">
     <w:pict>
-      <v:shape id="_x0000_i1517" type="#_x0000_t75" style="width:22pt;height:16pt;visibility:visible;mso-wrap-style:square" o:bullet="t">
+      <v:shape id="_x0000_i1426" type="#_x0000_t75" style="width:22.2pt;height:16.2pt;visibility:visible;mso-wrap-style:square" o:bullet="t">
         <v:imagedata r:id="rId5" o:title="Indian_Institute_of_Technology_Bombay_Logo"/>
       </v:shape>
     </w:pict>
   </w:numPicBullet>
   <w:numPicBullet w:numPicBulletId="5">
     <w:pict>
-      <v:shape id="_x0000_i1518" type="#_x0000_t75" style="width:77pt;height:77pt;visibility:visible;mso-wrap-style:square" o:bullet="t">
+      <v:shape id="_x0000_i1427" type="#_x0000_t75" style="width:76.8pt;height:76.8pt;visibility:visible;mso-wrap-style:square" o:bullet="t">
         <v:imagedata r:id="rId6" o:title=""/>
       </v:shape>
     </w:pict>

--- a/Resume_latest - Copy.docx
+++ b/Resume_latest - Copy.docx
@@ -733,6 +733,9 @@
         <w:t>6</w:t>
       </w:r>
       <w:r>
+        <w:t>+</w:t>
+      </w:r>
+      <w:r>
         <w:t xml:space="preserve"> months of experience, h</w:t>
       </w:r>
       <w:r>
@@ -775,7 +778,13 @@
         <w:t>eb development</w:t>
       </w:r>
       <w:r>
-        <w:t xml:space="preserve">. With </w:t>
+        <w:t>.</w:t>
+      </w:r>
+      <w:r>
+        <w:t xml:space="preserve"> Equipped with</w:t>
+      </w:r>
+      <w:r>
+        <w:t xml:space="preserve"> </w:t>
       </w:r>
       <w:r>
         <w:t>strong problem</w:t>
@@ -787,7 +796,13 @@
         <w:t xml:space="preserve">solving </w:t>
       </w:r>
       <w:r>
-        <w:t xml:space="preserve">capabilities, technical proficiency, and </w:t>
+        <w:t>capabilities</w:t>
+      </w:r>
+      <w:r>
+        <w:t xml:space="preserve"> </w:t>
+      </w:r>
+      <w:r>
+        <w:t xml:space="preserve">and </w:t>
       </w:r>
       <w:r>
         <w:t>a</w:t>
@@ -814,16 +829,31 @@
         <w:t>projects</w:t>
       </w:r>
       <w:r>
-        <w:t>, ready to take on</w:t>
+        <w:t>,</w:t>
+      </w:r>
+      <w:r>
+        <w:t xml:space="preserve"> eager </w:t>
+      </w:r>
+      <w:r>
+        <w:t>to take on</w:t>
       </w:r>
       <w:r>
         <w:t xml:space="preserve"> the </w:t>
       </w:r>
       <w:r>
-        <w:t xml:space="preserve">most ambitious and impactful </w:t>
-      </w:r>
-      <w:r>
-        <w:t>problems</w:t>
+        <w:t xml:space="preserve">most ambitious </w:t>
+      </w:r>
+      <w:r>
+        <w:t xml:space="preserve">problems and bring </w:t>
+      </w:r>
+      <w:r>
+        <w:t xml:space="preserve">life to </w:t>
+      </w:r>
+      <w:r>
+        <w:t>impactful</w:t>
+      </w:r>
+      <w:r>
+        <w:t xml:space="preserve"> solutions</w:t>
       </w:r>
       <w:r>
         <w:t>.</w:t>
@@ -875,9 +905,6 @@
         </w:tabs>
         <w:spacing w:line="240" w:lineRule="auto"/>
         <w:ind w:right="0"/>
-        <w:rPr>
-          <w:bCs/>
-        </w:rPr>
       </w:pPr>
       <w:hyperlink r:id="rId20" w:history="1">
         <w:r>
@@ -886,7 +913,7 @@
             <w:bCs/>
             <w:u w:val="none"/>
           </w:rPr>
-          <w:t>Bajaj Institute of Technology</w:t>
+          <w:t>Bajaj Institute of Technology, Wardha</w:t>
         </w:r>
       </w:hyperlink>
       <w:r>
@@ -909,38 +936,116 @@
         <w:rPr>
           <w:bCs/>
         </w:rPr>
-        <w:t>B. Tech. (Computer Eng</w:t>
-      </w:r>
+        <w:t>B. Tech. (Computer Engineering) [</w:t>
+      </w:r>
+      <w:hyperlink r:id="rId21" w:history="1">
+        <w:r>
+          <w:rPr>
+            <w:rStyle w:val="Hyperlink"/>
+            <w:bCs/>
+            <w:color w:val="auto"/>
+          </w:rPr>
+          <w:t>DBATU</w:t>
+        </w:r>
+      </w:hyperlink>
       <w:r>
         <w:rPr>
           <w:bCs/>
         </w:rPr>
-        <w:t>ineering</w:t>
+        <w:t>]</w:t>
       </w:r>
       <w:r>
         <w:rPr>
           <w:bCs/>
         </w:rPr>
-        <w:t>) [DBATU]</w:t>
-      </w:r>
-      <w:r>
+        <w:tab/>
+        <w:t xml:space="preserve"> 2020 - 2024</w:t>
+      </w:r>
+    </w:p>
+    <w:p>
+      <w:pPr>
+        <w:pBdr>
+          <w:bottom w:val="single" w:sz="6" w:space="1" w:color="auto"/>
+        </w:pBdr>
+        <w:tabs>
+          <w:tab w:val="right" w:pos="10490"/>
+        </w:tabs>
+        <w:spacing w:line="240" w:lineRule="auto"/>
+        <w:ind w:right="0"/>
         <w:rPr>
           <w:bCs/>
         </w:rPr>
+      </w:pPr>
+      <w:hyperlink r:id="rId22" w:history="1">
+        <w:r>
+          <w:rPr>
+            <w:rStyle w:val="Hyperlink"/>
+            <w:sz w:val="21"/>
+            <w:szCs w:val="21"/>
+            <w:u w:val="none"/>
+            <w:shd w:val="clear" w:color="auto" w:fill="FFFFFF"/>
+          </w:rPr>
+          <w:t>Indian Institute of Technology, Kharagpur</w:t>
+        </w:r>
+      </w:hyperlink>
+      <w:r>
+        <w:rPr>
+          <w:bCs/>
+          <w:cs/>
+        </w:rPr>
+        <w:t xml:space="preserve"> </w:t>
+      </w:r>
+      <w:r>
+        <w:rPr>
+          <w:cs/>
+        </w:rPr>
+        <w:t>–</w:t>
+      </w:r>
+      <w:r>
+        <w:t xml:space="preserve"> </w:t>
+      </w:r>
+      <w:r>
+        <w:t>Programming in Java (</w:t>
+      </w:r>
+      <w:r>
+        <w:t>A n</w:t>
+      </w:r>
+      <w:r>
+        <w:t>on-degree course</w:t>
+      </w:r>
+      <w:r>
+        <w:t>) [</w:t>
+      </w:r>
+      <w:hyperlink r:id="rId23" w:history="1">
+        <w:r>
+          <w:rPr>
+            <w:rStyle w:val="Hyperlink"/>
+            <w:bCs/>
+            <w:color w:val="auto"/>
+          </w:rPr>
+          <w:t>NPTEL</w:t>
+        </w:r>
+      </w:hyperlink>
+      <w:r>
+        <w:rPr>
+          <w:rStyle w:val="Hyperlink"/>
+          <w:bCs/>
+          <w:color w:val="auto"/>
+        </w:rPr>
+        <w:t>]</w:t>
+      </w:r>
+      <w:r>
+        <w:rPr>
+          <w:bCs/>
+        </w:rPr>
         <w:tab/>
-        <w:t xml:space="preserve"> 2020 </w:t>
+        <w:t xml:space="preserve"> </w:t>
       </w:r>
       <w:r>
         <w:rPr>
           <w:bCs/>
         </w:rPr>
-        <w:t>-</w:t>
-      </w:r>
-      <w:r>
-        <w:rPr>
-          <w:bCs/>
-        </w:rPr>
-        <w:t xml:space="preserve"> 2024</w:t>
+        <w:t>Jul - Oct 2021</w:t>
       </w:r>
     </w:p>
     <w:p>
@@ -1000,7 +1105,7 @@
       <w:r>
         <w:t xml:space="preserve"> | </w:t>
       </w:r>
-      <w:hyperlink r:id="rId21" w:history="1">
+      <w:hyperlink r:id="rId24" w:history="1">
         <w:r>
           <w:rPr>
             <w:rStyle w:val="Hyperlink"/>
@@ -1040,7 +1145,7 @@
           <w:szCs w:val="20"/>
         </w:rPr>
       </w:pPr>
-      <w:hyperlink r:id="rId22" w:history="1">
+      <w:hyperlink r:id="rId25" w:history="1">
         <w:r>
           <w:rPr>
             <w:rStyle w:val="Hyperlink"/>
@@ -1249,7 +1354,7 @@
           <w:szCs w:val="20"/>
         </w:rPr>
       </w:pPr>
-      <w:hyperlink r:id="rId23" w:history="1">
+      <w:hyperlink r:id="rId26" w:history="1">
         <w:r>
           <w:rPr>
             <w:rStyle w:val="Hyperlink"/>
@@ -1462,7 +1567,7 @@
       <w:r>
         <w:t xml:space="preserve"> | </w:t>
       </w:r>
-      <w:hyperlink r:id="rId24" w:history="1">
+      <w:hyperlink r:id="rId27" w:history="1">
         <w:proofErr w:type="spellStart"/>
         <w:r>
           <w:rPr>
@@ -1833,7 +1938,7 @@
           <w:szCs w:val="20"/>
         </w:rPr>
       </w:pPr>
-      <w:hyperlink r:id="rId25" w:history="1">
+      <w:hyperlink r:id="rId28" w:history="1">
         <w:r>
           <w:rPr>
             <w:rStyle w:val="Hyperlink"/>
@@ -1949,7 +2054,7 @@
           <w:szCs w:val="20"/>
         </w:rPr>
       </w:pPr>
-      <w:hyperlink r:id="rId26" w:history="1">
+      <w:hyperlink r:id="rId29" w:history="1">
         <w:r>
           <w:rPr>
             <w:rStyle w:val="Hyperlink"/>
@@ -2076,7 +2181,31 @@
         <w:rPr>
           <w:szCs w:val="20"/>
         </w:rPr>
-        <w:t xml:space="preserve"> stocks worth 10</w:t>
+        <w:t xml:space="preserve"> stocks worth</w:t>
+      </w:r>
+      <w:r>
+        <w:rPr>
+          <w:szCs w:val="20"/>
+        </w:rPr>
+        <w:t xml:space="preserve"> around</w:t>
+      </w:r>
+      <w:r>
+        <w:rPr>
+          <w:szCs w:val="20"/>
+        </w:rPr>
+        <w:t xml:space="preserve"> </w:t>
+      </w:r>
+      <w:r>
+        <w:rPr>
+          <w:szCs w:val="20"/>
+        </w:rPr>
+        <w:t>₹</w:t>
+      </w:r>
+      <w:r>
+        <w:rPr>
+          <w:szCs w:val="20"/>
+        </w:rPr>
+        <w:t>10</w:t>
       </w:r>
       <w:r>
         <w:rPr>
@@ -2088,7 +2217,7 @@
         <w:rPr>
           <w:szCs w:val="20"/>
         </w:rPr>
-        <w:t>000 INR</w:t>
+        <w:t>000</w:t>
       </w:r>
       <w:r>
         <w:rPr>
@@ -2111,7 +2240,7 @@
           <w:szCs w:val="20"/>
         </w:rPr>
       </w:pPr>
-      <w:hyperlink r:id="rId27" w:history="1">
+      <w:hyperlink r:id="rId30" w:history="1">
         <w:r>
           <w:rPr>
             <w:rStyle w:val="Hyperlink"/>
@@ -2119,7 +2248,7 @@
             <w:szCs w:val="22"/>
             <w:u w:val="none"/>
           </w:rPr>
-          <w:t>Internet-controlled drone</w:t>
+          <w:t>Autonomous drone</w:t>
         </w:r>
       </w:hyperlink>
       <w:r>
@@ -2161,7 +2290,19 @@
         <w:rPr>
           <w:szCs w:val="20"/>
         </w:rPr>
-        <w:t>attempt to assemble an internet-controlled drone.</w:t>
+        <w:t xml:space="preserve">attempt to assemble an internet-controlled </w:t>
+      </w:r>
+      <w:r>
+        <w:rPr>
+          <w:szCs w:val="20"/>
+        </w:rPr>
+        <w:t xml:space="preserve">autonomous </w:t>
+      </w:r>
+      <w:r>
+        <w:rPr>
+          <w:szCs w:val="20"/>
+        </w:rPr>
+        <w:t>drone.</w:t>
       </w:r>
     </w:p>
     <w:p>
@@ -2178,7 +2319,7 @@
           <w:szCs w:val="20"/>
         </w:rPr>
       </w:pPr>
-      <w:hyperlink r:id="rId28" w:history="1">
+      <w:hyperlink r:id="rId31" w:history="1">
         <w:r>
           <w:rPr>
             <w:rStyle w:val="Hyperlink"/>
@@ -2446,7 +2587,7 @@
         <w:jc w:val="both"/>
       </w:pPr>
       <w:r>
-        <w:t xml:space="preserve">Proficient in creating and handling REST APIs </w:t>
+        <w:t xml:space="preserve">Proficient in handling REST APIs </w:t>
       </w:r>
       <w:r>
         <w:t xml:space="preserve">and </w:t>
@@ -2464,19 +2605,13 @@
         <w:t xml:space="preserve"> Delivered</w:t>
       </w:r>
       <w:r>
-        <w:t xml:space="preserve"> optimized REST APIs in JavaScript and PHP and handled different types of data using database management systems like MYSQL</w:t>
-      </w:r>
-      <w:r>
-        <w:t xml:space="preserve"> </w:t>
-      </w:r>
-      <w:r>
-        <w:t>(SQL) and MongoDB</w:t>
-      </w:r>
-      <w:r>
-        <w:t xml:space="preserve"> </w:t>
-      </w:r>
-      <w:r>
-        <w:t xml:space="preserve">(NoSQL). </w:t>
+        <w:t xml:space="preserve"> optimized REST APIs in JavaScript and PHP and handled data using SQL and NoSQL</w:t>
+      </w:r>
+      <w:r>
+        <w:t xml:space="preserve"> Databases</w:t>
+      </w:r>
+      <w:r>
+        <w:t xml:space="preserve">. </w:t>
       </w:r>
       <w:r>
         <w:t>C</w:t>
@@ -2620,7 +2755,7 @@
         <w:rPr>
           <w:szCs w:val="20"/>
         </w:rPr>
-        <w:t>: REST APIs, microservices, multi</w:t>
+        <w:t>: REST APIs, multi</w:t>
       </w:r>
       <w:r>
         <w:rPr>
@@ -2632,7 +2767,25 @@
         <w:rPr>
           <w:szCs w:val="20"/>
         </w:rPr>
-        <w:t xml:space="preserve">threading, MySQL, </w:t>
+        <w:t xml:space="preserve">threading, </w:t>
+      </w:r>
+      <w:r>
+        <w:rPr>
+          <w:szCs w:val="20"/>
+        </w:rPr>
+        <w:t>microservices,</w:t>
+      </w:r>
+      <w:r>
+        <w:rPr>
+          <w:szCs w:val="20"/>
+        </w:rPr>
+        <w:t xml:space="preserve"> Firebase, </w:t>
+      </w:r>
+      <w:r>
+        <w:rPr>
+          <w:szCs w:val="20"/>
+        </w:rPr>
+        <w:t xml:space="preserve">MySQL, </w:t>
       </w:r>
       <w:r>
         <w:rPr>
@@ -2888,26 +3041,67 @@
           <w:b/>
           <w:bCs/>
         </w:rPr>
-        <w:t>IIT KGP(NPTEL):</w:t>
-      </w:r>
-      <w:r>
-        <w:rPr>
-          <w:bCs/>
-        </w:rPr>
-        <w:t xml:space="preserve"> Programming in Java; </w:t>
+        <w:t>I</w:t>
       </w:r>
       <w:r>
         <w:rPr>
           <w:b/>
           <w:bCs/>
         </w:rPr>
-        <w:t>IIT Bombay:</w:t>
-      </w:r>
-      <w:r>
-        <w:rPr>
+        <w:t xml:space="preserve">ndian </w:t>
+      </w:r>
+      <w:r>
+        <w:rPr>
+          <w:b/>
           <w:bCs/>
         </w:rPr>
-        <w:t xml:space="preserve"> Web development;</w:t>
+        <w:t>I</w:t>
+      </w:r>
+      <w:r>
+        <w:rPr>
+          <w:b/>
+          <w:bCs/>
+        </w:rPr>
+        <w:t xml:space="preserve">nstitute of </w:t>
+      </w:r>
+      <w:r>
+        <w:rPr>
+          <w:b/>
+          <w:bCs/>
+        </w:rPr>
+        <w:t>T</w:t>
+      </w:r>
+      <w:r>
+        <w:rPr>
+          <w:b/>
+          <w:bCs/>
+        </w:rPr>
+        <w:t>echnology,</w:t>
+      </w:r>
+      <w:r>
+        <w:rPr>
+          <w:b/>
+          <w:bCs/>
+        </w:rPr>
+        <w:t xml:space="preserve"> Bombay:</w:t>
+      </w:r>
+      <w:r>
+        <w:rPr>
+          <w:bCs/>
+        </w:rPr>
+        <w:t xml:space="preserve"> Web development</w:t>
+      </w:r>
+      <w:r>
+        <w:rPr>
+          <w:bCs/>
+        </w:rPr>
+        <w:t xml:space="preserve"> workshop</w:t>
+      </w:r>
+      <w:r>
+        <w:rPr>
+          <w:bCs/>
+        </w:rPr>
+        <w:t>;</w:t>
       </w:r>
     </w:p>
     <w:sectPr>
@@ -2993,42 +3187,42 @@
         <v:path o:extrusionok="f" gradientshapeok="t" o:connecttype="rect"/>
         <o:lock v:ext="edit" aspectratio="t"/>
       </v:shapetype>
-      <v:shape id="_x0000_i1422" type="#_x0000_t75" style="width:511.8pt;height:511.8pt;rotation:180;flip:x y;visibility:visible;mso-wrap-style:square" o:bullet="t">
+      <v:shape id="_x0000_i1248" type="#_x0000_t75" style="width:511.8pt;height:511.8pt;rotation:180;flip:x y;visibility:visible;mso-wrap-style:square" o:bullet="t">
         <v:imagedata r:id="rId1" o:title="107161_circle_github_icon"/>
       </v:shape>
     </w:pict>
   </w:numPicBullet>
   <w:numPicBullet w:numPicBulletId="1">
     <w:pict>
-      <v:shape id="_x0000_i1423" type="#_x0000_t75" style="width:169.2pt;height:169.2pt;visibility:visible;mso-wrap-style:square" o:bullet="t">
+      <v:shape id="_x0000_i1249" type="#_x0000_t75" style="width:169.2pt;height:169.2pt;visibility:visible;mso-wrap-style:square" o:bullet="t">
         <v:imagedata r:id="rId2" o:title="941C13C7"/>
       </v:shape>
     </w:pict>
   </w:numPicBullet>
   <w:numPicBullet w:numPicBulletId="2">
     <w:pict>
-      <v:shape id="_x0000_i1424" type="#_x0000_t75" style="width:28.8pt;height:16.2pt;visibility:visible;mso-wrap-style:square" o:bullet="t">
+      <v:shape id="_x0000_i1250" type="#_x0000_t75" style="width:28.8pt;height:16.2pt;visibility:visible;mso-wrap-style:square" o:bullet="t">
         <v:imagedata r:id="rId3" o:title="107161_circle_github_icon"/>
       </v:shape>
     </w:pict>
   </w:numPicBullet>
   <w:numPicBullet w:numPicBulletId="3">
     <w:pict>
-      <v:shape id="_x0000_i1425" type="#_x0000_t75" style="width:240pt;height:234pt;visibility:visible;mso-wrap-style:square" o:bullet="t">
+      <v:shape id="_x0000_i1251" type="#_x0000_t75" style="width:240pt;height:234pt;visibility:visible;mso-wrap-style:square" o:bullet="t">
         <v:imagedata r:id="rId4" o:title="Indian_Institute_of_Technology_Bombay_Logo"/>
       </v:shape>
     </w:pict>
   </w:numPicBullet>
   <w:numPicBullet w:numPicBulletId="4">
     <w:pict>
-      <v:shape id="_x0000_i1426" type="#_x0000_t75" style="width:22.2pt;height:16.2pt;visibility:visible;mso-wrap-style:square" o:bullet="t">
+      <v:shape id="_x0000_i1252" type="#_x0000_t75" style="width:22.2pt;height:16.2pt;visibility:visible;mso-wrap-style:square" o:bullet="t">
         <v:imagedata r:id="rId5" o:title="Indian_Institute_of_Technology_Bombay_Logo"/>
       </v:shape>
     </w:pict>
   </w:numPicBullet>
   <w:numPicBullet w:numPicBulletId="5">
     <w:pict>
-      <v:shape id="_x0000_i1427" type="#_x0000_t75" style="width:76.8pt;height:76.8pt;visibility:visible;mso-wrap-style:square" o:bullet="t">
+      <v:shape id="_x0000_i1253" type="#_x0000_t75" style="width:76.8pt;height:76.8pt;visibility:visible;mso-wrap-style:square" o:bullet="t">
         <v:imagedata r:id="rId6" o:title=""/>
       </v:shape>
     </w:pict>

--- a/Resume_latest - Copy.docx
+++ b/Resume_latest - Copy.docx
@@ -733,25 +733,28 @@
         <w:t>6</w:t>
       </w:r>
       <w:r>
+        <w:t xml:space="preserve">+ </w:t>
+      </w:r>
+      <w:r>
+        <w:t>months of experience, h</w:t>
+      </w:r>
+      <w:r>
+        <w:t xml:space="preserve">aving </w:t>
+      </w:r>
+      <w:r>
+        <w:t xml:space="preserve">tackled </w:t>
+      </w:r>
+      <w:r>
+        <w:t>30</w:t>
+      </w:r>
+      <w:r>
+        <w:t>0</w:t>
+      </w:r>
+      <w:r>
         <w:t>+</w:t>
       </w:r>
       <w:r>
-        <w:t xml:space="preserve"> months of experience, h</w:t>
-      </w:r>
-      <w:r>
-        <w:t xml:space="preserve">aving </w:t>
-      </w:r>
-      <w:r>
-        <w:t xml:space="preserve">tackled over </w:t>
-      </w:r>
-      <w:r>
-        <w:t>2</w:t>
-      </w:r>
-      <w:r>
-        <w:t>5</w:t>
-      </w:r>
-      <w:r>
-        <w:t>0+ Leet</w:t>
+        <w:t xml:space="preserve"> Leet</w:t>
       </w:r>
       <w:r>
         <w:t xml:space="preserve"> </w:t>
@@ -1126,10 +1129,13 @@
         <w:t xml:space="preserve">February 2024 </w:t>
       </w:r>
       <w:r>
-        <w:t>-</w:t>
-      </w:r>
-      <w:r>
-        <w:t xml:space="preserve"> August 2024</w:t>
+        <w:t>–</w:t>
+      </w:r>
+      <w:r>
+        <w:t xml:space="preserve"> </w:t>
+      </w:r>
+      <w:r>
+        <w:t>Present</w:t>
       </w:r>
     </w:p>
     <w:p>
@@ -1229,7 +1235,7 @@
         <w:rPr>
           <w:szCs w:val="20"/>
         </w:rPr>
-        <w:t>Added daily diet logging, and viewing features using Firebase real-time database and cloud storage.</w:t>
+        <w:t>Added daily diet logging and viewing features using Firebase real-time database and cloud storage.</w:t>
       </w:r>
       <w:r>
         <w:rPr>
@@ -1295,6 +1301,39 @@
         <w:rPr>
           <w:szCs w:val="20"/>
         </w:rPr>
+        <w:t>Added</w:t>
+      </w:r>
+      <w:r>
+        <w:rPr>
+          <w:szCs w:val="20"/>
+        </w:rPr>
+        <w:t xml:space="preserve"> </w:t>
+      </w:r>
+      <w:r>
+        <w:rPr>
+          <w:szCs w:val="20"/>
+        </w:rPr>
+        <w:t>broadcast messaging features for users to interact with each other.</w:t>
+      </w:r>
+    </w:p>
+    <w:p>
+      <w:pPr>
+        <w:pStyle w:val="ListParagraph"/>
+        <w:numPr>
+          <w:ilvl w:val="0"/>
+          <w:numId w:val="32"/>
+        </w:numPr>
+        <w:spacing w:line="240" w:lineRule="auto"/>
+        <w:ind w:right="0"/>
+        <w:jc w:val="both"/>
+        <w:rPr>
+          <w:szCs w:val="20"/>
+        </w:rPr>
+      </w:pPr>
+      <w:r>
+        <w:rPr>
+          <w:szCs w:val="20"/>
+        </w:rPr>
         <w:t>Tun</w:t>
       </w:r>
       <w:r>
@@ -1338,6 +1377,27 @@
           <w:szCs w:val="20"/>
         </w:rPr>
         <w:t>50%.</w:t>
+      </w:r>
+    </w:p>
+    <w:p>
+      <w:pPr>
+        <w:pStyle w:val="ListParagraph"/>
+        <w:numPr>
+          <w:ilvl w:val="0"/>
+          <w:numId w:val="32"/>
+        </w:numPr>
+        <w:spacing w:line="240" w:lineRule="auto"/>
+        <w:ind w:right="0"/>
+        <w:jc w:val="both"/>
+        <w:rPr>
+          <w:szCs w:val="20"/>
+        </w:rPr>
+      </w:pPr>
+      <w:r>
+        <w:rPr>
+          <w:szCs w:val="20"/>
+        </w:rPr>
+        <w:t>Close to releasing alpha versions of the app to the Google Play Store.</w:t>
       </w:r>
     </w:p>
     <w:p>
@@ -1501,7 +1561,7 @@
         <w:rPr>
           <w:szCs w:val="20"/>
         </w:rPr>
-        <w:t>the Spring Boot application, and increased its availability by more than 10% by deploying it</w:t>
+        <w:t>the Spring Boot application and increased its availability by more than 10% by deploying it</w:t>
       </w:r>
       <w:r>
         <w:rPr>
@@ -1539,6 +1599,13 @@
         </w:rPr>
         <w:t>.</w:t>
       </w:r>
+    </w:p>
+    <w:p>
+      <w:pPr>
+        <w:spacing w:line="240" w:lineRule="auto"/>
+        <w:ind w:right="0"/>
+        <w:jc w:val="both"/>
+      </w:pPr>
     </w:p>
     <w:p>
       <w:pPr>
@@ -1759,93 +1826,35 @@
         <w:rPr>
           <w:szCs w:val="20"/>
         </w:rPr>
-        <w:t xml:space="preserve">with </w:t>
-      </w:r>
-      <w:r>
-        <w:rPr>
-          <w:szCs w:val="20"/>
-        </w:rPr>
-        <w:t xml:space="preserve">page navigation via </w:t>
-      </w:r>
-      <w:r>
-        <w:rPr>
-          <w:szCs w:val="20"/>
-        </w:rPr>
-        <w:t>A</w:t>
-      </w:r>
-      <w:r>
-        <w:rPr>
-          <w:szCs w:val="20"/>
-        </w:rPr>
-        <w:t>ndroid intent</w:t>
-      </w:r>
-      <w:r>
-        <w:rPr>
-          <w:szCs w:val="20"/>
-        </w:rPr>
-        <w:t>s</w:t>
-      </w:r>
-      <w:r>
-        <w:rPr>
-          <w:szCs w:val="20"/>
-        </w:rPr>
-        <w:t xml:space="preserve"> and activit</w:t>
-      </w:r>
-      <w:r>
-        <w:rPr>
-          <w:szCs w:val="20"/>
-        </w:rPr>
-        <w:t>ies</w:t>
-      </w:r>
-      <w:r>
-        <w:rPr>
-          <w:szCs w:val="20"/>
-        </w:rPr>
-        <w:t>.</w:t>
-      </w:r>
-    </w:p>
-    <w:p>
-      <w:pPr>
-        <w:pStyle w:val="ListParagraph"/>
-        <w:numPr>
-          <w:ilvl w:val="0"/>
-          <w:numId w:val="32"/>
-        </w:numPr>
-        <w:spacing w:line="240" w:lineRule="auto"/>
-        <w:ind w:right="0"/>
-        <w:jc w:val="both"/>
+        <w:t>and r</w:t>
+      </w:r>
+      <w:r>
         <w:rPr>
           <w:rFonts w:cstheme="minorBidi"/>
           <w:szCs w:val="20"/>
         </w:rPr>
-      </w:pPr>
+        <w:t>educed</w:t>
+      </w:r>
       <w:r>
         <w:rPr>
           <w:rFonts w:cstheme="minorBidi"/>
           <w:szCs w:val="20"/>
         </w:rPr>
-        <w:t>R</w:t>
+        <w:t xml:space="preserve"> </w:t>
       </w:r>
       <w:r>
         <w:rPr>
           <w:rFonts w:cstheme="minorBidi"/>
           <w:szCs w:val="20"/>
         </w:rPr>
-        <w:t>educed</w:t>
+        <w:t xml:space="preserve">the </w:t>
       </w:r>
       <w:r>
         <w:rPr>
           <w:rFonts w:cstheme="minorBidi"/>
           <w:szCs w:val="20"/>
         </w:rPr>
-        <w:t xml:space="preserve"> the</w:t>
-      </w:r>
-      <w:r>
-        <w:rPr>
-          <w:rFonts w:cstheme="minorBidi"/>
-          <w:szCs w:val="20"/>
-        </w:rPr>
-        <w:t xml:space="preserve"> number of clicks required before reaching </w:t>
+        <w:t xml:space="preserve">number of clicks required before reaching </w:t>
       </w:r>
       <w:r>
         <w:rPr>
@@ -2093,6 +2102,33 @@
       <w:r>
         <w:rPr>
           <w:rFonts w:cs="Arial"/>
+          <w:b/>
+          <w:bCs/>
+          <w:szCs w:val="20"/>
+        </w:rPr>
+        <w:t>,</w:t>
+      </w:r>
+      <w:r>
+        <w:rPr>
+          <w:rFonts w:cs="Arial"/>
+          <w:b/>
+          <w:bCs/>
+          <w:szCs w:val="20"/>
+        </w:rPr>
+        <w:t xml:space="preserve"> </w:t>
+      </w:r>
+      <w:r>
+        <w:rPr>
+          <w:rFonts w:cs="Arial"/>
+          <w:b/>
+          <w:bCs/>
+          <w:szCs w:val="20"/>
+        </w:rPr>
+        <w:t>Java</w:t>
+      </w:r>
+      <w:r>
+        <w:rPr>
+          <w:rFonts w:cs="Arial"/>
           <w:szCs w:val="20"/>
         </w:rPr>
         <w:t xml:space="preserve">): applications </w:t>
@@ -2359,303 +2395,47 @@
         <w:spacing w:line="240" w:lineRule="auto"/>
         <w:ind w:left="0" w:right="0" w:firstLine="0"/>
         <w:jc w:val="both"/>
+      </w:pPr>
+    </w:p>
+    <w:p>
+      <w:pPr>
+        <w:spacing w:line="240" w:lineRule="auto"/>
+        <w:ind w:right="0"/>
+        <w:jc w:val="center"/>
+      </w:pPr>
+      <w:r>
         <w:rPr>
           <w:b/>
           <w:bCs/>
           <w:sz w:val="22"/>
           <w:szCs w:val="22"/>
         </w:rPr>
-      </w:pPr>
+        <w:t>Skills</w:t>
+      </w:r>
     </w:p>
     <w:p>
       <w:pPr>
         <w:spacing w:line="240" w:lineRule="auto"/>
         <w:ind w:right="0"/>
-        <w:jc w:val="center"/>
-        <w:rPr>
-          <w:rFonts w:cstheme="minorBidi"/>
+        <w:jc w:val="both"/>
+        <w:rPr>
           <w:b/>
           <w:bCs/>
-          <w:sz w:val="22"/>
-          <w:szCs w:val="22"/>
-        </w:rPr>
-      </w:pPr>
-      <w:r>
-        <w:rPr>
-          <w:rFonts w:cstheme="minorBidi"/>
+        </w:rPr>
+      </w:pPr>
+      <w:r>
+        <w:rPr>
           <w:b/>
           <w:bCs/>
-          <w:sz w:val="22"/>
-          <w:szCs w:val="22"/>
-        </w:rPr>
-        <w:t>Expertise</w:t>
-      </w:r>
-    </w:p>
-    <w:p>
-      <w:pPr>
-        <w:pStyle w:val="Heading2"/>
-        <w:numPr>
-          <w:ilvl w:val="0"/>
-          <w:numId w:val="32"/>
-        </w:numPr>
-        <w:spacing w:line="240" w:lineRule="auto"/>
-        <w:jc w:val="both"/>
-        <w:rPr>
-          <w:sz w:val="20"/>
-        </w:rPr>
-      </w:pPr>
-      <w:r>
-        <w:rPr>
-          <w:sz w:val="20"/>
-        </w:rPr>
-        <w:t>Java:</w:t>
-      </w:r>
-    </w:p>
-    <w:p>
-      <w:pPr>
-        <w:spacing w:after="0" w:line="240" w:lineRule="auto"/>
-        <w:ind w:right="0"/>
-        <w:jc w:val="both"/>
-      </w:pPr>
-      <w:r>
-        <w:t xml:space="preserve">Developed </w:t>
-      </w:r>
-      <w:r>
-        <w:t xml:space="preserve">Java </w:t>
-      </w:r>
-      <w:r>
-        <w:t xml:space="preserve">applications, including Android projects that used areas like </w:t>
-      </w:r>
-      <w:r>
-        <w:t xml:space="preserve">Android </w:t>
-      </w:r>
-      <w:r>
-        <w:t>Foreground Services, which used REST APIs for networking while transferring data in non-main threads</w:t>
-      </w:r>
-      <w:r>
-        <w:t xml:space="preserve"> and automated mailing</w:t>
-      </w:r>
-      <w:r>
-        <w:t xml:space="preserve">. </w:t>
-      </w:r>
-      <w:r>
-        <w:t>Also familiar with Spring Boot concepts</w:t>
-      </w:r>
-      <w:bookmarkStart w:id="0" w:name="_Hlk157827288"/>
-      <w:r>
-        <w:t xml:space="preserve"> </w:t>
-      </w:r>
-      <w:r>
-        <w:t xml:space="preserve">and </w:t>
-      </w:r>
-      <w:r>
-        <w:t>hav</w:t>
-      </w:r>
-      <w:r>
-        <w:t xml:space="preserve">e </w:t>
-      </w:r>
-      <w:r>
-        <w:t>built microservices</w:t>
-      </w:r>
-      <w:r>
-        <w:t xml:space="preserve"> in Spring Boot</w:t>
-      </w:r>
-      <w:r>
-        <w:t>.</w:t>
-      </w:r>
-    </w:p>
-    <w:p>
-      <w:pPr>
-        <w:pStyle w:val="Heading2"/>
-        <w:numPr>
-          <w:ilvl w:val="0"/>
-          <w:numId w:val="32"/>
-        </w:numPr>
-        <w:spacing w:line="240" w:lineRule="auto"/>
-        <w:jc w:val="both"/>
-        <w:rPr>
-          <w:sz w:val="20"/>
-        </w:rPr>
-      </w:pPr>
-      <w:r>
-        <w:rPr>
-          <w:sz w:val="20"/>
-        </w:rPr>
-        <w:t>Python:</w:t>
-      </w:r>
-    </w:p>
-    <w:bookmarkEnd w:id="0"/>
-    <w:p>
-      <w:pPr>
-        <w:spacing w:line="240" w:lineRule="auto"/>
-        <w:ind w:left="0" w:right="0" w:firstLine="0"/>
-        <w:jc w:val="both"/>
-      </w:pPr>
-      <w:r>
-        <w:t>Built Python applications using libraries such as Selenium, CSV</w:t>
-      </w:r>
-      <w:r>
-        <w:t>,</w:t>
-      </w:r>
-      <w:r>
-        <w:t xml:space="preserve"> and Matplotlib. </w:t>
-      </w:r>
-      <w:r>
-        <w:t>E</w:t>
-      </w:r>
-      <w:r>
-        <w:t xml:space="preserve">nhanced </w:t>
-      </w:r>
-      <w:r>
-        <w:t xml:space="preserve">web and desktop </w:t>
-      </w:r>
-      <w:r>
-        <w:t>applications using requests and other libraries to perform tasks like HTTP</w:t>
-      </w:r>
-      <w:r>
-        <w:t>(s)</w:t>
-      </w:r>
-      <w:r>
-        <w:t xml:space="preserve"> requests to server</w:t>
-      </w:r>
-      <w:r>
-        <w:t>s</w:t>
-      </w:r>
-      <w:r>
-        <w:t>, consuming third-party REST APIs, and automating logins.</w:t>
-      </w:r>
-      <w:r>
-        <w:t xml:space="preserve"> </w:t>
-      </w:r>
-      <w:r>
-        <w:t>B</w:t>
-      </w:r>
-      <w:r>
-        <w:t xml:space="preserve">uilt AI and ML models </w:t>
-      </w:r>
-      <w:r>
-        <w:t xml:space="preserve">in </w:t>
-      </w:r>
-      <w:proofErr w:type="spellStart"/>
-      <w:r>
-        <w:t>P</w:t>
-      </w:r>
-      <w:r>
-        <w:t>rolog</w:t>
-      </w:r>
-      <w:proofErr w:type="spellEnd"/>
-      <w:r>
-        <w:t xml:space="preserve"> and </w:t>
-      </w:r>
-      <w:r>
-        <w:t>Python</w:t>
-      </w:r>
-      <w:r>
-        <w:t>.</w:t>
-      </w:r>
-      <w:r>
-        <w:t xml:space="preserve"> </w:t>
-      </w:r>
-    </w:p>
-    <w:p>
-      <w:pPr>
-        <w:pStyle w:val="Heading2"/>
-        <w:numPr>
-          <w:ilvl w:val="0"/>
-          <w:numId w:val="32"/>
-        </w:numPr>
-        <w:spacing w:after="0" w:line="240" w:lineRule="auto"/>
-        <w:jc w:val="both"/>
-        <w:rPr>
-          <w:sz w:val="20"/>
-        </w:rPr>
-      </w:pPr>
-      <w:r>
-        <w:rPr>
-          <w:sz w:val="20"/>
-        </w:rPr>
-        <w:t>REST-APIs:</w:t>
-      </w:r>
-    </w:p>
-    <w:p>
-      <w:pPr>
-        <w:pBdr>
-          <w:bottom w:val="single" w:sz="6" w:space="1" w:color="auto"/>
-        </w:pBdr>
-        <w:spacing w:line="240" w:lineRule="auto"/>
-        <w:ind w:left="0" w:right="0" w:firstLine="0"/>
-        <w:jc w:val="both"/>
-      </w:pPr>
-      <w:r>
-        <w:t xml:space="preserve">Proficient in handling REST APIs </w:t>
-      </w:r>
-      <w:r>
-        <w:t xml:space="preserve">and </w:t>
-      </w:r>
-      <w:r>
-        <w:t>HTTP</w:t>
-      </w:r>
-      <w:r>
-        <w:t>(s)</w:t>
-      </w:r>
-      <w:r>
-        <w:t xml:space="preserve"> requests.</w:t>
-      </w:r>
-      <w:r>
-        <w:t xml:space="preserve"> Delivered</w:t>
-      </w:r>
-      <w:r>
-        <w:t xml:space="preserve"> optimized REST APIs in JavaScript and PHP and handled data using SQL and NoSQL</w:t>
-      </w:r>
-      <w:r>
-        <w:t xml:space="preserve"> Databases</w:t>
-      </w:r>
-      <w:r>
-        <w:t xml:space="preserve">. </w:t>
-      </w:r>
-      <w:r>
-        <w:t>C</w:t>
-      </w:r>
-      <w:r>
-        <w:t xml:space="preserve">onsumed </w:t>
-      </w:r>
-      <w:r>
-        <w:t>3rd</w:t>
-      </w:r>
-      <w:r>
-        <w:t>-party APIs in Java, Python, JavaScript</w:t>
-      </w:r>
-      <w:r>
-        <w:t>,</w:t>
-      </w:r>
-      <w:r>
-        <w:t xml:space="preserve"> and PHP.</w:t>
-      </w:r>
-    </w:p>
-    <w:p>
-      <w:pPr>
-        <w:pBdr>
-          <w:bottom w:val="single" w:sz="6" w:space="1" w:color="auto"/>
-        </w:pBdr>
-        <w:spacing w:line="240" w:lineRule="auto"/>
-        <w:ind w:left="0" w:right="0" w:firstLine="0"/>
-        <w:jc w:val="both"/>
-      </w:pPr>
-    </w:p>
-    <w:p>
-      <w:pPr>
-        <w:spacing w:line="240" w:lineRule="auto"/>
-        <w:ind w:right="0"/>
-        <w:jc w:val="center"/>
-      </w:pPr>
+        </w:rPr>
+        <w:t>Proficiencies</w:t>
+      </w:r>
       <w:r>
         <w:rPr>
           <w:b/>
           <w:bCs/>
-          <w:sz w:val="22"/>
-          <w:szCs w:val="22"/>
-        </w:rPr>
-        <w:t>Skills</w:t>
+        </w:rPr>
+        <w:t>:</w:t>
       </w:r>
     </w:p>
     <w:p>
@@ -2674,8 +2454,8 @@
       </w:pPr>
       <w:r>
         <w:rPr>
-          <w:b/>
-          <w:bCs/>
+          <w:i/>
+          <w:iCs/>
           <w:szCs w:val="20"/>
         </w:rPr>
         <w:t>Languages</w:t>
@@ -2684,31 +2464,7 @@
         <w:rPr>
           <w:szCs w:val="20"/>
         </w:rPr>
-        <w:t>: Java, JavaScript, Python, PHP, SQL,</w:t>
-      </w:r>
-      <w:r>
-        <w:rPr>
-          <w:szCs w:val="20"/>
-        </w:rPr>
-        <w:t xml:space="preserve"> C, C++, </w:t>
-      </w:r>
-      <w:r>
-        <w:rPr>
-          <w:szCs w:val="20"/>
-        </w:rPr>
-        <w:t xml:space="preserve">HTML, </w:t>
-      </w:r>
-      <w:r>
-        <w:rPr>
-          <w:szCs w:val="20"/>
-        </w:rPr>
-        <w:t xml:space="preserve">XML, </w:t>
-      </w:r>
-      <w:r>
-        <w:rPr>
-          <w:szCs w:val="20"/>
-        </w:rPr>
-        <w:t xml:space="preserve">CSS, </w:t>
+        <w:t xml:space="preserve">: Java, JavaScript, PHP, </w:t>
       </w:r>
       <w:r>
         <w:rPr>
@@ -2720,7 +2476,13 @@
         <w:rPr>
           <w:szCs w:val="20"/>
         </w:rPr>
-        <w:t>JSON.</w:t>
+        <w:t>SQL</w:t>
+      </w:r>
+      <w:r>
+        <w:rPr>
+          <w:szCs w:val="20"/>
+        </w:rPr>
+        <w:t>.</w:t>
       </w:r>
       <w:r>
         <w:rPr>
@@ -2745,41 +2507,23 @@
       </w:pPr>
       <w:r>
         <w:rPr>
-          <w:b/>
-          <w:bCs/>
-          <w:szCs w:val="20"/>
-        </w:rPr>
-        <w:t>Technologies</w:t>
-      </w:r>
-      <w:r>
-        <w:rPr>
-          <w:szCs w:val="20"/>
-        </w:rPr>
-        <w:t>: REST APIs, multi</w:t>
-      </w:r>
-      <w:r>
-        <w:rPr>
-          <w:szCs w:val="20"/>
-        </w:rPr>
-        <w:t>-</w:t>
-      </w:r>
-      <w:r>
-        <w:rPr>
-          <w:szCs w:val="20"/>
-        </w:rPr>
-        <w:t xml:space="preserve">threading, </w:t>
-      </w:r>
-      <w:r>
-        <w:rPr>
-          <w:szCs w:val="20"/>
-        </w:rPr>
-        <w:t>microservices,</w:t>
-      </w:r>
-      <w:r>
-        <w:rPr>
-          <w:szCs w:val="20"/>
-        </w:rPr>
-        <w:t xml:space="preserve"> Firebase, </w:t>
+          <w:i/>
+          <w:iCs/>
+          <w:szCs w:val="20"/>
+        </w:rPr>
+        <w:t>Databases</w:t>
+      </w:r>
+      <w:r>
+        <w:rPr>
+          <w:szCs w:val="20"/>
+        </w:rPr>
+        <w:t xml:space="preserve">: </w:t>
+      </w:r>
+      <w:r>
+        <w:rPr>
+          <w:szCs w:val="20"/>
+        </w:rPr>
+        <w:t xml:space="preserve">Firebase, </w:t>
       </w:r>
       <w:r>
         <w:rPr>
@@ -2791,25 +2535,13 @@
         <w:rPr>
           <w:szCs w:val="20"/>
         </w:rPr>
-        <w:t>MongoDB</w:t>
-      </w:r>
-      <w:r>
-        <w:rPr>
-          <w:szCs w:val="20"/>
-        </w:rPr>
-        <w:t>, AWS</w:t>
-      </w:r>
-      <w:r>
-        <w:rPr>
-          <w:szCs w:val="20"/>
-        </w:rPr>
-        <w:t>, React</w:t>
-      </w:r>
-      <w:r>
-        <w:rPr>
-          <w:szCs w:val="20"/>
-        </w:rPr>
-        <w:t>.</w:t>
+        <w:t xml:space="preserve">and </w:t>
+      </w:r>
+      <w:r>
+        <w:rPr>
+          <w:szCs w:val="20"/>
+        </w:rPr>
+        <w:t>MySQL Workbench.</w:t>
       </w:r>
     </w:p>
     <w:p>
@@ -2823,41 +2555,121 @@
         <w:ind w:right="0"/>
         <w:jc w:val="both"/>
         <w:rPr>
+          <w:szCs w:val="20"/>
+        </w:rPr>
+      </w:pPr>
+      <w:r>
+        <w:rPr>
+          <w:i/>
+          <w:iCs/>
+          <w:szCs w:val="20"/>
+        </w:rPr>
+        <w:t>Technologies</w:t>
+      </w:r>
+      <w:r>
+        <w:rPr>
+          <w:szCs w:val="20"/>
+        </w:rPr>
+        <w:t>: REST APIs, multi-threading</w:t>
+      </w:r>
+      <w:r>
+        <w:rPr>
+          <w:szCs w:val="20"/>
+        </w:rPr>
+        <w:t>.</w:t>
+      </w:r>
+    </w:p>
+    <w:p>
+      <w:pPr>
+        <w:pStyle w:val="ListParagraph"/>
+        <w:numPr>
+          <w:ilvl w:val="0"/>
+          <w:numId w:val="32"/>
+        </w:numPr>
+        <w:spacing w:line="240" w:lineRule="auto"/>
+        <w:ind w:right="0"/>
+        <w:jc w:val="both"/>
+        <w:rPr>
+          <w:szCs w:val="20"/>
+        </w:rPr>
+      </w:pPr>
+      <w:r>
+        <w:rPr>
+          <w:i/>
+          <w:iCs/>
+          <w:szCs w:val="20"/>
+        </w:rPr>
+        <w:t>Domains</w:t>
+      </w:r>
+      <w:r>
+        <w:rPr>
+          <w:szCs w:val="20"/>
+        </w:rPr>
+        <w:t>:</w:t>
+      </w:r>
+      <w:r>
+        <w:rPr>
+          <w:szCs w:val="20"/>
+        </w:rPr>
+        <w:t xml:space="preserve"> </w:t>
+      </w:r>
+      <w:r>
+        <w:rPr>
+          <w:szCs w:val="20"/>
+        </w:rPr>
+        <w:t>Android application development and web back-end development</w:t>
+      </w:r>
+      <w:r>
+        <w:rPr>
+          <w:szCs w:val="20"/>
+        </w:rPr>
+        <w:t>.</w:t>
+      </w:r>
+    </w:p>
+    <w:p>
+      <w:pPr>
+        <w:pStyle w:val="ListParagraph"/>
+        <w:numPr>
+          <w:ilvl w:val="0"/>
+          <w:numId w:val="32"/>
+        </w:numPr>
+        <w:spacing w:line="240" w:lineRule="auto"/>
+        <w:ind w:right="0"/>
+        <w:jc w:val="both"/>
+        <w:rPr>
           <w:bCs/>
           <w:szCs w:val="20"/>
         </w:rPr>
       </w:pPr>
+      <w:r>
+        <w:rPr>
+          <w:i/>
+          <w:iCs/>
+          <w:szCs w:val="20"/>
+        </w:rPr>
+        <w:t>Others</w:t>
+      </w:r>
+      <w:r>
+        <w:rPr>
+          <w:i/>
+          <w:iCs/>
+          <w:szCs w:val="20"/>
+        </w:rPr>
+        <w:t>:</w:t>
+      </w:r>
       <w:r>
         <w:rPr>
           <w:b/>
           <w:bCs/>
           <w:szCs w:val="20"/>
         </w:rPr>
-        <w:t xml:space="preserve">Tools: </w:t>
-      </w:r>
-      <w:r>
-        <w:rPr>
-          <w:szCs w:val="20"/>
-        </w:rPr>
-        <w:t xml:space="preserve">Git, GitHub, GitHub Actions, </w:t>
-      </w:r>
-      <w:r>
-        <w:rPr>
-          <w:szCs w:val="20"/>
-        </w:rPr>
-        <w:t xml:space="preserve">Docker, </w:t>
-      </w:r>
-      <w:r>
-        <w:rPr>
-          <w:szCs w:val="20"/>
-        </w:rPr>
-        <w:t xml:space="preserve">Postman, Selenium, </w:t>
-      </w:r>
-      <w:r>
-        <w:rPr>
-          <w:szCs w:val="20"/>
-        </w:rPr>
-        <w:t>VS Code</w:t>
+        <w:t xml:space="preserve"> </w:t>
+      </w:r>
+      <w:r>
+        <w:rPr>
+          <w:szCs w:val="20"/>
+        </w:rPr>
+        <w:t>Git, GitHub, VS Code</w:t>
       </w:r>
       <w:r>
         <w:rPr>
@@ -2876,6 +2688,321 @@
           <w:szCs w:val="20"/>
         </w:rPr>
         <w:t xml:space="preserve"> Android Studio</w:t>
+      </w:r>
+      <w:r>
+        <w:rPr>
+          <w:szCs w:val="20"/>
+        </w:rPr>
+        <w:t>.</w:t>
+      </w:r>
+    </w:p>
+    <w:p>
+      <w:pPr>
+        <w:spacing w:line="240" w:lineRule="auto"/>
+        <w:ind w:right="0"/>
+        <w:jc w:val="both"/>
+        <w:rPr>
+          <w:bCs/>
+          <w:sz w:val="18"/>
+          <w:szCs w:val="18"/>
+        </w:rPr>
+      </w:pPr>
+    </w:p>
+    <w:p>
+      <w:pPr>
+        <w:spacing w:line="240" w:lineRule="auto"/>
+        <w:ind w:right="0"/>
+        <w:rPr>
+          <w:rFonts w:cstheme="minorBidi"/>
+          <w:b/>
+          <w:bCs/>
+        </w:rPr>
+      </w:pPr>
+      <w:r>
+        <w:rPr>
+          <w:rFonts w:cstheme="minorBidi"/>
+          <w:b/>
+          <w:bCs/>
+        </w:rPr>
+        <w:t>Familiarities</w:t>
+      </w:r>
+      <w:r>
+        <w:rPr>
+          <w:rFonts w:cstheme="minorBidi"/>
+          <w:b/>
+          <w:bCs/>
+        </w:rPr>
+        <w:t>:</w:t>
+      </w:r>
+    </w:p>
+    <w:p>
+      <w:pPr>
+        <w:pStyle w:val="ListParagraph"/>
+        <w:numPr>
+          <w:ilvl w:val="0"/>
+          <w:numId w:val="32"/>
+        </w:numPr>
+        <w:spacing w:line="240" w:lineRule="auto"/>
+        <w:ind w:right="0"/>
+        <w:jc w:val="both"/>
+        <w:rPr>
+          <w:szCs w:val="20"/>
+        </w:rPr>
+      </w:pPr>
+      <w:r>
+        <w:rPr>
+          <w:i/>
+          <w:iCs/>
+          <w:szCs w:val="20"/>
+        </w:rPr>
+        <w:t>Languages</w:t>
+      </w:r>
+      <w:r>
+        <w:rPr>
+          <w:szCs w:val="20"/>
+        </w:rPr>
+        <w:t xml:space="preserve">: </w:t>
+      </w:r>
+      <w:r>
+        <w:rPr>
+          <w:szCs w:val="20"/>
+        </w:rPr>
+        <w:t>Python,</w:t>
+      </w:r>
+      <w:r>
+        <w:rPr>
+          <w:szCs w:val="20"/>
+        </w:rPr>
+        <w:t xml:space="preserve"> </w:t>
+      </w:r>
+      <w:r>
+        <w:rPr>
+          <w:szCs w:val="20"/>
+        </w:rPr>
+        <w:t xml:space="preserve">C, C++, HTML, XML, CSS, and JSON. </w:t>
+      </w:r>
+    </w:p>
+    <w:p>
+      <w:pPr>
+        <w:pStyle w:val="ListParagraph"/>
+        <w:numPr>
+          <w:ilvl w:val="0"/>
+          <w:numId w:val="32"/>
+        </w:numPr>
+        <w:spacing w:line="240" w:lineRule="auto"/>
+        <w:ind w:right="0"/>
+        <w:jc w:val="both"/>
+        <w:rPr>
+          <w:szCs w:val="20"/>
+        </w:rPr>
+      </w:pPr>
+      <w:r>
+        <w:rPr>
+          <w:i/>
+          <w:iCs/>
+          <w:szCs w:val="20"/>
+        </w:rPr>
+        <w:t xml:space="preserve">Databases: </w:t>
+      </w:r>
+      <w:r>
+        <w:rPr>
+          <w:szCs w:val="20"/>
+        </w:rPr>
+        <w:t>MongoDB.</w:t>
+      </w:r>
+    </w:p>
+    <w:p>
+      <w:pPr>
+        <w:pStyle w:val="ListParagraph"/>
+        <w:numPr>
+          <w:ilvl w:val="0"/>
+          <w:numId w:val="32"/>
+        </w:numPr>
+        <w:spacing w:line="240" w:lineRule="auto"/>
+        <w:ind w:right="0"/>
+        <w:jc w:val="both"/>
+        <w:rPr>
+          <w:szCs w:val="20"/>
+        </w:rPr>
+      </w:pPr>
+      <w:r>
+        <w:rPr>
+          <w:i/>
+          <w:iCs/>
+          <w:szCs w:val="20"/>
+        </w:rPr>
+        <w:t>Technologies</w:t>
+      </w:r>
+      <w:r>
+        <w:rPr>
+          <w:szCs w:val="20"/>
+        </w:rPr>
+        <w:t xml:space="preserve">: </w:t>
+      </w:r>
+      <w:r>
+        <w:rPr>
+          <w:szCs w:val="20"/>
+        </w:rPr>
+        <w:t>M</w:t>
+      </w:r>
+      <w:r>
+        <w:rPr>
+          <w:szCs w:val="20"/>
+        </w:rPr>
+        <w:t>icroservices</w:t>
+      </w:r>
+      <w:r>
+        <w:rPr>
+          <w:szCs w:val="20"/>
+        </w:rPr>
+        <w:t>, ReactJS, Bootstrap, Spring Boot</w:t>
+      </w:r>
+      <w:r>
+        <w:rPr>
+          <w:szCs w:val="20"/>
+        </w:rPr>
+        <w:t>.</w:t>
+      </w:r>
+    </w:p>
+    <w:p>
+      <w:pPr>
+        <w:pStyle w:val="ListParagraph"/>
+        <w:numPr>
+          <w:ilvl w:val="0"/>
+          <w:numId w:val="32"/>
+        </w:numPr>
+        <w:spacing w:line="240" w:lineRule="auto"/>
+        <w:ind w:right="0"/>
+        <w:jc w:val="both"/>
+        <w:rPr>
+          <w:szCs w:val="20"/>
+        </w:rPr>
+      </w:pPr>
+      <w:r>
+        <w:rPr>
+          <w:i/>
+          <w:iCs/>
+          <w:szCs w:val="20"/>
+        </w:rPr>
+        <w:t>Domains</w:t>
+      </w:r>
+      <w:r>
+        <w:rPr>
+          <w:szCs w:val="20"/>
+        </w:rPr>
+        <w:t>:</w:t>
+      </w:r>
+      <w:r>
+        <w:rPr>
+          <w:szCs w:val="20"/>
+        </w:rPr>
+        <w:t xml:space="preserve"> F</w:t>
+      </w:r>
+      <w:r>
+        <w:rPr>
+          <w:szCs w:val="20"/>
+        </w:rPr>
+        <w:t>ull-stack web development</w:t>
+      </w:r>
+      <w:r>
+        <w:rPr>
+          <w:szCs w:val="20"/>
+        </w:rPr>
+        <w:t>, AI/ML model development and integration</w:t>
+      </w:r>
+      <w:r>
+        <w:rPr>
+          <w:szCs w:val="20"/>
+        </w:rPr>
+        <w:t>.</w:t>
+      </w:r>
+    </w:p>
+    <w:p>
+      <w:pPr>
+        <w:pStyle w:val="ListParagraph"/>
+        <w:numPr>
+          <w:ilvl w:val="0"/>
+          <w:numId w:val="32"/>
+        </w:numPr>
+        <w:spacing w:line="240" w:lineRule="auto"/>
+        <w:ind w:right="0"/>
+        <w:jc w:val="both"/>
+        <w:rPr>
+          <w:bCs/>
+          <w:szCs w:val="20"/>
+        </w:rPr>
+      </w:pPr>
+      <w:r>
+        <w:rPr>
+          <w:i/>
+          <w:iCs/>
+          <w:szCs w:val="20"/>
+        </w:rPr>
+        <w:t>Others</w:t>
+      </w:r>
+      <w:r>
+        <w:rPr>
+          <w:i/>
+          <w:iCs/>
+          <w:szCs w:val="20"/>
+        </w:rPr>
+        <w:t>:</w:t>
+      </w:r>
+      <w:r>
+        <w:rPr>
+          <w:b/>
+          <w:bCs/>
+          <w:szCs w:val="20"/>
+        </w:rPr>
+        <w:t xml:space="preserve"> </w:t>
+      </w:r>
+      <w:r>
+        <w:rPr>
+          <w:szCs w:val="20"/>
+        </w:rPr>
+        <w:t xml:space="preserve">AWS, Docker, </w:t>
+      </w:r>
+      <w:r>
+        <w:rPr>
+          <w:szCs w:val="20"/>
+        </w:rPr>
+        <w:t>Postman, Selenium</w:t>
+      </w:r>
+      <w:r>
+        <w:rPr>
+          <w:szCs w:val="20"/>
+        </w:rPr>
+        <w:t>, Chromium, Ubuntu (Linux)</w:t>
+      </w:r>
+      <w:r>
+        <w:rPr>
+          <w:szCs w:val="20"/>
+        </w:rPr>
+        <w:t>,</w:t>
+      </w:r>
+      <w:r>
+        <w:rPr>
+          <w:szCs w:val="20"/>
+        </w:rPr>
+        <w:t xml:space="preserve"> and</w:t>
+      </w:r>
+      <w:r>
+        <w:rPr>
+          <w:szCs w:val="20"/>
+        </w:rPr>
+        <w:t xml:space="preserve"> PHP My</w:t>
+      </w:r>
+      <w:r>
+        <w:rPr>
+          <w:szCs w:val="20"/>
+        </w:rPr>
+        <w:t xml:space="preserve"> </w:t>
+      </w:r>
+      <w:r>
+        <w:rPr>
+          <w:szCs w:val="20"/>
+        </w:rPr>
+        <w:t>Admin</w:t>
       </w:r>
       <w:r>
         <w:rPr>
@@ -2919,7 +3046,7 @@
           <w:sz w:val="22"/>
           <w:szCs w:val="22"/>
         </w:rPr>
-        <w:t xml:space="preserve">  </w:t>
+        <w:t xml:space="preserve"> </w:t>
       </w:r>
       <w:r>
         <w:rPr>
@@ -3187,42 +3314,42 @@
         <v:path o:extrusionok="f" gradientshapeok="t" o:connecttype="rect"/>
         <o:lock v:ext="edit" aspectratio="t"/>
       </v:shapetype>
-      <v:shape id="_x0000_i1248" type="#_x0000_t75" style="width:511.8pt;height:511.8pt;rotation:180;flip:x y;visibility:visible;mso-wrap-style:square" o:bullet="t">
+      <v:shape id="_x0000_i1782" type="#_x0000_t75" style="width:512.25pt;height:512.25pt;rotation:180;flip:x y;visibility:visible;mso-wrap-style:square" o:bullet="t">
         <v:imagedata r:id="rId1" o:title="107161_circle_github_icon"/>
       </v:shape>
     </w:pict>
   </w:numPicBullet>
   <w:numPicBullet w:numPicBulletId="1">
     <w:pict>
-      <v:shape id="_x0000_i1249" type="#_x0000_t75" style="width:169.2pt;height:169.2pt;visibility:visible;mso-wrap-style:square" o:bullet="t">
+      <v:shape id="_x0000_i1783" type="#_x0000_t75" style="width:169.5pt;height:169.5pt;visibility:visible;mso-wrap-style:square" o:bullet="t">
         <v:imagedata r:id="rId2" o:title="941C13C7"/>
       </v:shape>
     </w:pict>
   </w:numPicBullet>
   <w:numPicBullet w:numPicBulletId="2">
     <w:pict>
-      <v:shape id="_x0000_i1250" type="#_x0000_t75" style="width:28.8pt;height:16.2pt;visibility:visible;mso-wrap-style:square" o:bullet="t">
+      <v:shape id="_x0000_i1784" type="#_x0000_t75" style="width:28.5pt;height:16.5pt;visibility:visible;mso-wrap-style:square" o:bullet="t">
         <v:imagedata r:id="rId3" o:title="107161_circle_github_icon"/>
       </v:shape>
     </w:pict>
   </w:numPicBullet>
   <w:numPicBullet w:numPicBulletId="3">
     <w:pict>
-      <v:shape id="_x0000_i1251" type="#_x0000_t75" style="width:240pt;height:234pt;visibility:visible;mso-wrap-style:square" o:bullet="t">
+      <v:shape id="_x0000_i1785" type="#_x0000_t75" style="width:240pt;height:234pt;visibility:visible;mso-wrap-style:square" o:bullet="t">
         <v:imagedata r:id="rId4" o:title="Indian_Institute_of_Technology_Bombay_Logo"/>
       </v:shape>
     </w:pict>
   </w:numPicBullet>
   <w:numPicBullet w:numPicBulletId="4">
     <w:pict>
-      <v:shape id="_x0000_i1252" type="#_x0000_t75" style="width:22.2pt;height:16.2pt;visibility:visible;mso-wrap-style:square" o:bullet="t">
+      <v:shape id="_x0000_i1786" type="#_x0000_t75" style="width:22.5pt;height:16.5pt;visibility:visible;mso-wrap-style:square" o:bullet="t">
         <v:imagedata r:id="rId5" o:title="Indian_Institute_of_Technology_Bombay_Logo"/>
       </v:shape>
     </w:pict>
   </w:numPicBullet>
   <w:numPicBullet w:numPicBulletId="5">
     <w:pict>
-      <v:shape id="_x0000_i1253" type="#_x0000_t75" style="width:76.8pt;height:76.8pt;visibility:visible;mso-wrap-style:square" o:bullet="t">
+      <v:shape id="_x0000_i1787" type="#_x0000_t75" style="width:76.5pt;height:76.5pt;visibility:visible;mso-wrap-style:square" o:bullet="t">
         <v:imagedata r:id="rId6" o:title=""/>
       </v:shape>
     </w:pict>

--- a/Resume_latest - Copy.docx
+++ b/Resume_latest - Copy.docx
@@ -284,21 +284,8 @@
             <w:u w:val="none"/>
             <w:shd w:val="clear" w:color="auto" w:fill="FFFFFF"/>
           </w:rPr>
-          <w:t>inkedin.com/in/</w:t>
+          <w:t>inkedin.com/in/prathameshvivekbhagat</w:t>
         </w:r>
-        <w:proofErr w:type="spellStart"/>
-        <w:r>
-          <w:rPr>
-            <w:rStyle w:val="Hyperlink"/>
-            <w:b w:val="0"/>
-            <w:bCs/>
-            <w:sz w:val="20"/>
-            <w:u w:val="none"/>
-            <w:shd w:val="clear" w:color="auto" w:fill="FFFFFF"/>
-          </w:rPr>
-          <w:t>prathameshvivekbhagat</w:t>
-        </w:r>
-        <w:proofErr w:type="spellEnd"/>
       </w:hyperlink>
       <w:r>
         <w:rPr>
@@ -478,17 +465,8 @@
             <w:rStyle w:val="Hyperlink"/>
             <w:u w:val="none"/>
           </w:rPr>
-          <w:t>github.com/</w:t>
+          <w:t>github.com/PrathameshBhagat</w:t>
         </w:r>
-        <w:proofErr w:type="spellStart"/>
-        <w:r>
-          <w:rPr>
-            <w:rStyle w:val="Hyperlink"/>
-            <w:u w:val="none"/>
-          </w:rPr>
-          <w:t>PrathameshBhagat</w:t>
-        </w:r>
-        <w:proofErr w:type="spellEnd"/>
         <w:r>
           <w:rPr>
             <w:rStyle w:val="Hyperlink"/>
@@ -724,7 +702,7 @@
         <w:jc w:val="both"/>
       </w:pPr>
       <w:r>
-        <w:t xml:space="preserve">A versatile programmer, </w:t>
+        <w:t xml:space="preserve">A versatile programmer </w:t>
       </w:r>
       <w:r>
         <w:t xml:space="preserve">with </w:t>
@@ -736,7 +714,13 @@
         <w:t xml:space="preserve">+ </w:t>
       </w:r>
       <w:r>
-        <w:t>months of experience, h</w:t>
+        <w:t xml:space="preserve">months of </w:t>
+      </w:r>
+      <w:r>
+        <w:t xml:space="preserve">internship </w:t>
+      </w:r>
+      <w:r>
+        <w:t>experience, h</w:t>
       </w:r>
       <w:r>
         <w:t xml:space="preserve">aving </w:t>
@@ -757,25 +741,25 @@
         <w:t xml:space="preserve"> Leet</w:t>
       </w:r>
       <w:r>
+        <w:t>C</w:t>
+      </w:r>
+      <w:r>
+        <w:t>ode problems</w:t>
+      </w:r>
+      <w:r>
+        <w:t>,</w:t>
+      </w:r>
+      <w:r>
         <w:t xml:space="preserve"> </w:t>
       </w:r>
       <w:r>
-        <w:t>code problems</w:t>
-      </w:r>
-      <w:r>
-        <w:t>,</w:t>
-      </w:r>
-      <w:r>
-        <w:t xml:space="preserve"> </w:t>
-      </w:r>
-      <w:r>
         <w:t xml:space="preserve">and </w:t>
       </w:r>
       <w:r>
         <w:t xml:space="preserve">expertise in Android and </w:t>
       </w:r>
       <w:r>
-        <w:t>W</w:t>
+        <w:t>w</w:t>
       </w:r>
       <w:r>
         <w:t>eb development</w:t>
@@ -1397,7 +1381,19 @@
         <w:rPr>
           <w:szCs w:val="20"/>
         </w:rPr>
-        <w:t>Close to releasing alpha versions of the app to the Google Play Store.</w:t>
+        <w:t xml:space="preserve">Close to </w:t>
+      </w:r>
+      <w:r>
+        <w:rPr>
+          <w:szCs w:val="20"/>
+        </w:rPr>
+        <w:t>publishing</w:t>
+      </w:r>
+      <w:r>
+        <w:rPr>
+          <w:szCs w:val="20"/>
+        </w:rPr>
+        <w:t xml:space="preserve"> the app to the Google Play Store.</w:t>
       </w:r>
     </w:p>
     <w:p>
@@ -1493,7 +1489,13 @@
         <w:rPr>
           <w:szCs w:val="20"/>
         </w:rPr>
-        <w:t>freelancer and worker onboarding and revenue calculations</w:t>
+        <w:t>costs</w:t>
+      </w:r>
+      <w:r>
+        <w:rPr>
+          <w:szCs w:val="20"/>
+        </w:rPr>
+        <w:t xml:space="preserve"> and revenue calculations</w:t>
       </w:r>
       <w:r>
         <w:rPr>
@@ -1543,19 +1545,11 @@
           <w:szCs w:val="20"/>
         </w:rPr>
       </w:pPr>
-      <w:proofErr w:type="spellStart"/>
-      <w:r>
-        <w:rPr>
-          <w:szCs w:val="20"/>
-        </w:rPr>
-        <w:t>Dockerized</w:t>
-      </w:r>
-      <w:proofErr w:type="spellEnd"/>
-      <w:r>
-        <w:rPr>
-          <w:szCs w:val="20"/>
-        </w:rPr>
-        <w:t xml:space="preserve"> </w:t>
+      <w:r>
+        <w:rPr>
+          <w:szCs w:val="20"/>
+        </w:rPr>
+        <w:t xml:space="preserve">Dockerized </w:t>
       </w:r>
       <w:r>
         <w:rPr>
@@ -1635,7 +1629,6 @@
         <w:t xml:space="preserve"> | </w:t>
       </w:r>
       <w:hyperlink r:id="rId27" w:history="1">
-        <w:proofErr w:type="spellStart"/>
         <w:r>
           <w:rPr>
             <w:rStyle w:val="Hyperlink"/>
@@ -1643,7 +1636,6 @@
           </w:rPr>
           <w:t>Hazirs</w:t>
         </w:r>
-        <w:proofErr w:type="spellEnd"/>
         <w:r>
           <w:rPr>
             <w:rStyle w:val="Hyperlink"/>
@@ -2072,7 +2064,27 @@
             <w:szCs w:val="22"/>
             <w:u w:val="none"/>
           </w:rPr>
-          <w:t>Algorithmic stock-trading</w:t>
+          <w:t>Algorithmic stock</w:t>
+        </w:r>
+        <w:r>
+          <w:rPr>
+            <w:rStyle w:val="Hyperlink"/>
+            <w:rFonts w:cs="Arial"/>
+            <w:sz w:val="22"/>
+            <w:szCs w:val="22"/>
+            <w:u w:val="none"/>
+          </w:rPr>
+          <w:t xml:space="preserve"> </w:t>
+        </w:r>
+        <w:r>
+          <w:rPr>
+            <w:rStyle w:val="Hyperlink"/>
+            <w:rFonts w:cs="Arial"/>
+            <w:sz w:val="22"/>
+            <w:szCs w:val="22"/>
+            <w:u w:val="none"/>
+          </w:rPr>
+          <w:t>trading</w:t>
         </w:r>
       </w:hyperlink>
       <w:r>
@@ -2175,14 +2187,12 @@
         </w:rPr>
         <w:t xml:space="preserve">and </w:t>
       </w:r>
-      <w:proofErr w:type="spellStart"/>
       <w:r>
         <w:rPr>
           <w:szCs w:val="20"/>
         </w:rPr>
         <w:t>Zerodha</w:t>
       </w:r>
-      <w:proofErr w:type="spellEnd"/>
       <w:r>
         <w:rPr>
           <w:szCs w:val="20"/>
@@ -2217,19 +2227,37 @@
         <w:rPr>
           <w:szCs w:val="20"/>
         </w:rPr>
-        <w:t xml:space="preserve"> stocks worth</w:t>
-      </w:r>
-      <w:r>
-        <w:rPr>
-          <w:szCs w:val="20"/>
-        </w:rPr>
-        <w:t xml:space="preserve"> around</w:t>
+        <w:t xml:space="preserve"> stocks</w:t>
+      </w:r>
+      <w:r>
+        <w:rPr>
+          <w:szCs w:val="20"/>
+        </w:rPr>
+        <w:t xml:space="preserve"> and </w:t>
+      </w:r>
+      <w:r>
+        <w:rPr>
+          <w:szCs w:val="20"/>
+        </w:rPr>
+        <w:t xml:space="preserve">futures contracts </w:t>
+      </w:r>
+      <w:r>
+        <w:rPr>
+          <w:szCs w:val="20"/>
+        </w:rPr>
+        <w:t>worth</w:t>
       </w:r>
       <w:r>
         <w:rPr>
           <w:szCs w:val="20"/>
         </w:rPr>
         <w:t xml:space="preserve"> </w:t>
+      </w:r>
+      <w:r>
+        <w:rPr>
+          <w:szCs w:val="20"/>
+        </w:rPr>
+        <w:t>~</w:t>
       </w:r>
       <w:r>
         <w:rPr>
@@ -2384,7 +2412,31 @@
         <w:rPr>
           <w:szCs w:val="20"/>
         </w:rPr>
-        <w:t>): React JS-based portfolio site with an overview of projects done.</w:t>
+        <w:t>): React J</w:t>
+      </w:r>
+      <w:r>
+        <w:rPr>
+          <w:szCs w:val="20"/>
+        </w:rPr>
+        <w:t>.</w:t>
+      </w:r>
+      <w:r>
+        <w:rPr>
+          <w:szCs w:val="20"/>
+        </w:rPr>
+        <w:t>S</w:t>
+      </w:r>
+      <w:r>
+        <w:rPr>
+          <w:szCs w:val="20"/>
+        </w:rPr>
+        <w:t>.</w:t>
+      </w:r>
+      <w:r>
+        <w:rPr>
+          <w:szCs w:val="20"/>
+        </w:rPr>
+        <w:t>-based portfolio site with an overview of projects done.</w:t>
       </w:r>
     </w:p>
     <w:p>
@@ -2779,7 +2831,7 @@
         <w:rPr>
           <w:szCs w:val="20"/>
         </w:rPr>
-        <w:t xml:space="preserve">C, C++, HTML, XML, CSS, and JSON. </w:t>
+        <w:t>C, C++, HTML, XML, CSS, and JSON.</w:t>
       </w:r>
     </w:p>
     <w:p>
@@ -2960,6 +3012,26 @@
         <w:rPr>
           <w:szCs w:val="20"/>
         </w:rPr>
+        <w:t>GitHub</w:t>
+      </w:r>
+      <w:r>
+        <w:rPr>
+          <w:szCs w:val="20"/>
+        </w:rPr>
+        <w:t xml:space="preserve"> Actions,</w:t>
+      </w:r>
+      <w:r>
+        <w:rPr>
+          <w:b/>
+          <w:bCs/>
+          <w:szCs w:val="20"/>
+        </w:rPr>
+        <w:t xml:space="preserve"> </w:t>
+      </w:r>
+      <w:r>
+        <w:rPr>
+          <w:szCs w:val="20"/>
+        </w:rPr>
         <w:t xml:space="preserve">AWS, Docker, </w:t>
       </w:r>
       <w:r>
@@ -2972,7 +3044,7 @@
         <w:rPr>
           <w:szCs w:val="20"/>
         </w:rPr>
-        <w:t>, Chromium, Ubuntu (Linux)</w:t>
+        <w:t>, Ubuntu (Linux)</w:t>
       </w:r>
       <w:r>
         <w:rPr>
@@ -2990,19 +3062,7 @@
         <w:rPr>
           <w:szCs w:val="20"/>
         </w:rPr>
-        <w:t xml:space="preserve"> PHP My</w:t>
-      </w:r>
-      <w:r>
-        <w:rPr>
-          <w:szCs w:val="20"/>
-        </w:rPr>
-        <w:t xml:space="preserve"> </w:t>
-      </w:r>
-      <w:r>
-        <w:rPr>
-          <w:szCs w:val="20"/>
-        </w:rPr>
-        <w:t>Admin</w:t>
+        <w:t xml:space="preserve"> PHPMyAdmin</w:t>
       </w:r>
       <w:r>
         <w:rPr>
@@ -3216,13 +3276,37 @@
         <w:rPr>
           <w:bCs/>
         </w:rPr>
-        <w:t xml:space="preserve"> Web development</w:t>
-      </w:r>
-      <w:r>
-        <w:rPr>
-          <w:bCs/>
-        </w:rPr>
-        <w:t xml:space="preserve"> workshop</w:t>
+        <w:t xml:space="preserve"> Web </w:t>
+      </w:r>
+      <w:r>
+        <w:rPr>
+          <w:bCs/>
+        </w:rPr>
+        <w:t>D</w:t>
+      </w:r>
+      <w:r>
+        <w:rPr>
+          <w:bCs/>
+        </w:rPr>
+        <w:t>evelopment</w:t>
+      </w:r>
+      <w:r>
+        <w:rPr>
+          <w:bCs/>
+        </w:rPr>
+        <w:t xml:space="preserve"> </w:t>
+      </w:r>
+      <w:r>
+        <w:rPr>
+          <w:bCs/>
+        </w:rPr>
+        <w:t>W</w:t>
+      </w:r>
+      <w:r>
+        <w:rPr>
+          <w:bCs/>
+        </w:rPr>
+        <w:t>orkshop</w:t>
       </w:r>
       <w:r>
         <w:rPr>
@@ -3314,42 +3398,42 @@
         <v:path o:extrusionok="f" gradientshapeok="t" o:connecttype="rect"/>
         <o:lock v:ext="edit" aspectratio="t"/>
       </v:shapetype>
-      <v:shape id="_x0000_i1782" type="#_x0000_t75" style="width:512.25pt;height:512.25pt;rotation:180;flip:x y;visibility:visible;mso-wrap-style:square" o:bullet="t">
+      <v:shape id="_x0000_i2040" type="#_x0000_t75" style="width:512.25pt;height:512.25pt;rotation:180;flip:x y;visibility:visible;mso-wrap-style:square" o:bullet="t">
         <v:imagedata r:id="rId1" o:title="107161_circle_github_icon"/>
       </v:shape>
     </w:pict>
   </w:numPicBullet>
   <w:numPicBullet w:numPicBulletId="1">
     <w:pict>
-      <v:shape id="_x0000_i1783" type="#_x0000_t75" style="width:169.5pt;height:169.5pt;visibility:visible;mso-wrap-style:square" o:bullet="t">
+      <v:shape id="_x0000_i2041" type="#_x0000_t75" style="width:169.5pt;height:169.5pt;visibility:visible;mso-wrap-style:square" o:bullet="t">
         <v:imagedata r:id="rId2" o:title="941C13C7"/>
       </v:shape>
     </w:pict>
   </w:numPicBullet>
   <w:numPicBullet w:numPicBulletId="2">
     <w:pict>
-      <v:shape id="_x0000_i1784" type="#_x0000_t75" style="width:28.5pt;height:16.5pt;visibility:visible;mso-wrap-style:square" o:bullet="t">
+      <v:shape id="_x0000_i2042" type="#_x0000_t75" style="width:28.5pt;height:16.5pt;visibility:visible;mso-wrap-style:square" o:bullet="t">
         <v:imagedata r:id="rId3" o:title="107161_circle_github_icon"/>
       </v:shape>
     </w:pict>
   </w:numPicBullet>
   <w:numPicBullet w:numPicBulletId="3">
     <w:pict>
-      <v:shape id="_x0000_i1785" type="#_x0000_t75" style="width:240pt;height:234pt;visibility:visible;mso-wrap-style:square" o:bullet="t">
+      <v:shape id="_x0000_i2043" type="#_x0000_t75" style="width:240pt;height:234pt;visibility:visible;mso-wrap-style:square" o:bullet="t">
         <v:imagedata r:id="rId4" o:title="Indian_Institute_of_Technology_Bombay_Logo"/>
       </v:shape>
     </w:pict>
   </w:numPicBullet>
   <w:numPicBullet w:numPicBulletId="4">
     <w:pict>
-      <v:shape id="_x0000_i1786" type="#_x0000_t75" style="width:22.5pt;height:16.5pt;visibility:visible;mso-wrap-style:square" o:bullet="t">
+      <v:shape id="_x0000_i2044" type="#_x0000_t75" style="width:22.5pt;height:16.5pt;visibility:visible;mso-wrap-style:square" o:bullet="t">
         <v:imagedata r:id="rId5" o:title="Indian_Institute_of_Technology_Bombay_Logo"/>
       </v:shape>
     </w:pict>
   </w:numPicBullet>
   <w:numPicBullet w:numPicBulletId="5">
     <w:pict>
-      <v:shape id="_x0000_i1787" type="#_x0000_t75" style="width:76.5pt;height:76.5pt;visibility:visible;mso-wrap-style:square" o:bullet="t">
+      <v:shape id="_x0000_i2045" type="#_x0000_t75" style="width:76.5pt;height:76.5pt;visibility:visible;mso-wrap-style:square" o:bullet="t">
         <v:imagedata r:id="rId6" o:title=""/>
       </v:shape>
     </w:pict>

--- a/Resume_latest - Copy.docx
+++ b/Resume_latest - Copy.docx
@@ -7,15 +7,15 @@
         <w:pStyle w:val="Heading1"/>
         <w:spacing w:after="0" w:line="240" w:lineRule="auto"/>
         <w:ind w:left="0" w:firstLine="0"/>
-        <w:jc w:val="both"/>
-        <w:rPr>
-          <w:sz w:val="20"/>
-        </w:rPr>
-      </w:pPr>
-      <w:r>
+        <w:jc w:val="center"/>
         <w:rPr>
           <w:szCs w:val="28"/>
         </w:rPr>
+      </w:pPr>
+      <w:r>
+        <w:rPr>
+          <w:szCs w:val="28"/>
+        </w:rPr>
         <w:t>P</w:t>
       </w:r>
       <w:r>
@@ -41,37 +41,6 @@
           <w:szCs w:val="28"/>
         </w:rPr>
         <w:t>t</w:t>
-      </w:r>
-      <w:r>
-        <w:rPr>
-          <w:b w:val="0"/>
-          <w:bCs/>
-          <w:szCs w:val="28"/>
-        </w:rPr>
-        <w:t xml:space="preserve"> </w:t>
-      </w:r>
-      <w:r>
-        <w:rPr>
-          <w:b w:val="0"/>
-          <w:bCs/>
-          <w:szCs w:val="28"/>
-        </w:rPr>
-        <w:t>|</w:t>
-      </w:r>
-      <w:r>
-        <w:rPr>
-          <w:b w:val="0"/>
-          <w:bCs/>
-          <w:sz w:val="32"/>
-          <w:szCs w:val="32"/>
-        </w:rPr>
-        <w:t xml:space="preserve"> </w:t>
-      </w:r>
-      <w:r>
-        <w:rPr>
-          <w:sz w:val="20"/>
-        </w:rPr>
-        <w:t>Nagpur, Maharashtra, India [440027]</w:t>
       </w:r>
     </w:p>
     <w:p>
@@ -79,7 +48,6 @@
         <w:pStyle w:val="Heading1"/>
         <w:spacing w:after="0" w:line="240" w:lineRule="auto"/>
         <w:ind w:left="0" w:firstLine="0"/>
-        <w:jc w:val="both"/>
         <w:rPr>
           <w:b w:val="0"/>
           <w:sz w:val="20"/>
@@ -284,8 +252,21 @@
             <w:u w:val="none"/>
             <w:shd w:val="clear" w:color="auto" w:fill="FFFFFF"/>
           </w:rPr>
-          <w:t>inkedin.com/in/prathameshvivekbhagat</w:t>
+          <w:t>inkedin.com/in/</w:t>
         </w:r>
+        <w:proofErr w:type="spellStart"/>
+        <w:r>
+          <w:rPr>
+            <w:rStyle w:val="Hyperlink"/>
+            <w:b w:val="0"/>
+            <w:bCs/>
+            <w:sz w:val="20"/>
+            <w:u w:val="none"/>
+            <w:shd w:val="clear" w:color="auto" w:fill="FFFFFF"/>
+          </w:rPr>
+          <w:t>prathameshvivekbhagat</w:t>
+        </w:r>
+        <w:proofErr w:type="spellEnd"/>
       </w:hyperlink>
       <w:r>
         <w:rPr>
@@ -391,7 +372,6 @@
         </w:pBdr>
         <w:spacing w:line="240" w:lineRule="auto"/>
         <w:ind w:left="0" w:right="0" w:firstLine="10"/>
-        <w:jc w:val="both"/>
         <w:rPr>
           <w:bCs/>
         </w:rPr>
@@ -465,8 +445,17 @@
             <w:rStyle w:val="Hyperlink"/>
             <w:u w:val="none"/>
           </w:rPr>
-          <w:t>github.com/PrathameshBhagat</w:t>
+          <w:t>github.com/</w:t>
         </w:r>
+        <w:proofErr w:type="spellStart"/>
+        <w:r>
+          <w:rPr>
+            <w:rStyle w:val="Hyperlink"/>
+            <w:u w:val="none"/>
+          </w:rPr>
+          <w:t>PrathameshBhagat</w:t>
+        </w:r>
+        <w:proofErr w:type="spellEnd"/>
         <w:r>
           <w:rPr>
             <w:rStyle w:val="Hyperlink"/>
@@ -738,13 +727,21 @@
         <w:t>+</w:t>
       </w:r>
       <w:r>
-        <w:t xml:space="preserve"> Leet</w:t>
+        <w:t xml:space="preserve"> </w:t>
+      </w:r>
+      <w:proofErr w:type="spellStart"/>
+      <w:r>
+        <w:t>Leet</w:t>
       </w:r>
       <w:r>
         <w:t>C</w:t>
       </w:r>
       <w:r>
-        <w:t>ode problems</w:t>
+        <w:t>ode</w:t>
+      </w:r>
+      <w:proofErr w:type="spellEnd"/>
+      <w:r>
+        <w:t xml:space="preserve"> problems</w:t>
       </w:r>
       <w:r>
         <w:t>,</w:t>
@@ -897,6 +894,7 @@
         <w:r>
           <w:rPr>
             <w:rStyle w:val="Hyperlink"/>
+            <w:b/>
             <w:bCs/>
             <w:u w:val="none"/>
           </w:rPr>
@@ -967,8 +965,8 @@
         <w:r>
           <w:rPr>
             <w:rStyle w:val="Hyperlink"/>
-            <w:sz w:val="21"/>
-            <w:szCs w:val="21"/>
+            <w:b/>
+            <w:bCs/>
             <w:u w:val="none"/>
             <w:shd w:val="clear" w:color="auto" w:fill="FFFFFF"/>
           </w:rPr>
@@ -977,6 +975,7 @@
       </w:hyperlink>
       <w:r>
         <w:rPr>
+          <w:b/>
           <w:bCs/>
           <w:cs/>
         </w:rPr>
@@ -1132,6 +1131,8 @@
         <w:spacing w:after="0" w:line="240" w:lineRule="auto"/>
         <w:ind w:right="0"/>
         <w:rPr>
+          <w:b/>
+          <w:bCs/>
           <w:szCs w:val="20"/>
         </w:rPr>
       </w:pPr>
@@ -1139,8 +1140,9 @@
         <w:r>
           <w:rPr>
             <w:rStyle w:val="Hyperlink"/>
-            <w:sz w:val="22"/>
-            <w:szCs w:val="22"/>
+            <w:b/>
+            <w:bCs/>
+            <w:szCs w:val="20"/>
             <w:u w:val="none"/>
           </w:rPr>
           <w:t>OFY Wellness Android app</w:t>
@@ -1148,30 +1150,11 @@
       </w:hyperlink>
       <w:r>
         <w:rPr>
-          <w:sz w:val="22"/>
-          <w:szCs w:val="22"/>
-        </w:rPr>
-        <w:t xml:space="preserve"> </w:t>
-      </w:r>
-      <w:r>
-        <w:rPr>
-          <w:szCs w:val="20"/>
-        </w:rPr>
-        <w:t>(</w:t>
-      </w:r>
-      <w:r>
-        <w:rPr>
           <w:b/>
           <w:bCs/>
           <w:szCs w:val="20"/>
         </w:rPr>
-        <w:t>Java</w:t>
-      </w:r>
-      <w:r>
-        <w:rPr>
-          <w:szCs w:val="20"/>
-        </w:rPr>
-        <w:t>)</w:t>
+        <w:t xml:space="preserve"> (Java)</w:t>
       </w:r>
     </w:p>
     <w:p>
@@ -1264,7 +1247,7 @@
         <w:rPr>
           <w:szCs w:val="20"/>
         </w:rPr>
-        <w:t xml:space="preserve">. </w:t>
+        <w:t>.</w:t>
       </w:r>
     </w:p>
     <w:p>
@@ -1285,19 +1268,7 @@
         <w:rPr>
           <w:szCs w:val="20"/>
         </w:rPr>
-        <w:t>Added</w:t>
-      </w:r>
-      <w:r>
-        <w:rPr>
-          <w:szCs w:val="20"/>
-        </w:rPr>
-        <w:t xml:space="preserve"> </w:t>
-      </w:r>
-      <w:r>
-        <w:rPr>
-          <w:szCs w:val="20"/>
-        </w:rPr>
-        <w:t>broadcast messaging features for users to interact with each other.</w:t>
+        <w:t>Tuned the model and improved meal image and nutrient detection by over 50%.</w:t>
       </w:r>
     </w:p>
     <w:p>
@@ -1318,49 +1289,19 @@
         <w:rPr>
           <w:szCs w:val="20"/>
         </w:rPr>
-        <w:t>Tun</w:t>
-      </w:r>
-      <w:r>
-        <w:rPr>
-          <w:szCs w:val="20"/>
-        </w:rPr>
-        <w:t>ed</w:t>
-      </w:r>
-      <w:r>
-        <w:rPr>
-          <w:szCs w:val="20"/>
-        </w:rPr>
-        <w:t xml:space="preserve"> the model and i</w:t>
-      </w:r>
-      <w:r>
-        <w:rPr>
-          <w:szCs w:val="20"/>
-        </w:rPr>
-        <w:t>mproved meal image and nutrient detection by</w:t>
-      </w:r>
-      <w:r>
-        <w:rPr>
-          <w:szCs w:val="20"/>
-        </w:rPr>
-        <w:t xml:space="preserve"> ov</w:t>
-      </w:r>
-      <w:r>
-        <w:rPr>
-          <w:szCs w:val="20"/>
-        </w:rPr>
-        <w:t>e</w:t>
-      </w:r>
-      <w:r>
-        <w:rPr>
-          <w:szCs w:val="20"/>
-        </w:rPr>
-        <w:t xml:space="preserve">r </w:t>
-      </w:r>
-      <w:r>
-        <w:rPr>
-          <w:szCs w:val="20"/>
-        </w:rPr>
-        <w:t>50%.</w:t>
+        <w:t>Added</w:t>
+      </w:r>
+      <w:r>
+        <w:rPr>
+          <w:szCs w:val="20"/>
+        </w:rPr>
+        <w:t xml:space="preserve"> broadcast messaging features for users to interact with each other</w:t>
+      </w:r>
+      <w:r>
+        <w:rPr>
+          <w:szCs w:val="20"/>
+        </w:rPr>
+        <w:t>.</w:t>
       </w:r>
     </w:p>
     <w:p>
@@ -1381,6 +1322,47 @@
         <w:rPr>
           <w:szCs w:val="20"/>
         </w:rPr>
+        <w:t xml:space="preserve">Complemented meal logging with </w:t>
+      </w:r>
+      <w:r>
+        <w:rPr>
+          <w:szCs w:val="20"/>
+        </w:rPr>
+        <w:t>medicine intake logging and viewing</w:t>
+      </w:r>
+      <w:r>
+        <w:rPr>
+          <w:szCs w:val="20"/>
+        </w:rPr>
+        <w:t xml:space="preserve"> features</w:t>
+      </w:r>
+      <w:r>
+        <w:rPr>
+          <w:szCs w:val="20"/>
+        </w:rPr>
+        <w:t>.</w:t>
+      </w:r>
+    </w:p>
+    <w:p>
+      <w:pPr>
+        <w:pStyle w:val="ListParagraph"/>
+        <w:numPr>
+          <w:ilvl w:val="0"/>
+          <w:numId w:val="32"/>
+        </w:numPr>
+        <w:spacing w:line="240" w:lineRule="auto"/>
+        <w:ind w:right="0"/>
+        <w:jc w:val="both"/>
+        <w:rPr>
+          <w:b/>
+          <w:bCs/>
+          <w:szCs w:val="20"/>
+        </w:rPr>
+      </w:pPr>
+      <w:r>
+        <w:rPr>
+          <w:szCs w:val="20"/>
+        </w:rPr>
         <w:t xml:space="preserve">Close to </w:t>
       </w:r>
       <w:r>
@@ -1407,6 +1389,8 @@
         <w:ind w:right="0"/>
         <w:jc w:val="both"/>
         <w:rPr>
+          <w:b/>
+          <w:bCs/>
           <w:szCs w:val="20"/>
         </w:rPr>
       </w:pPr>
@@ -1415,8 +1399,9 @@
           <w:rPr>
             <w:rStyle w:val="Hyperlink"/>
             <w:rFonts w:cs="Arial"/>
-            <w:sz w:val="22"/>
-            <w:szCs w:val="22"/>
+            <w:b/>
+            <w:bCs/>
+            <w:szCs w:val="20"/>
             <w:u w:val="none"/>
           </w:rPr>
           <w:t>A Spring Boot</w:t>
@@ -1424,8 +1409,9 @@
         <w:r>
           <w:rPr>
             <w:rStyle w:val="Hyperlink"/>
-            <w:sz w:val="22"/>
-            <w:szCs w:val="22"/>
+            <w:b/>
+            <w:bCs/>
+            <w:szCs w:val="20"/>
             <w:u w:val="none"/>
           </w:rPr>
           <w:t xml:space="preserve"> revenue converter</w:t>
@@ -1433,30 +1419,11 @@
       </w:hyperlink>
       <w:r>
         <w:rPr>
-          <w:sz w:val="22"/>
-          <w:szCs w:val="22"/>
-        </w:rPr>
-        <w:t xml:space="preserve"> </w:t>
-      </w:r>
-      <w:r>
-        <w:rPr>
-          <w:szCs w:val="20"/>
-        </w:rPr>
-        <w:t>(</w:t>
-      </w:r>
-      <w:r>
-        <w:rPr>
           <w:b/>
           <w:bCs/>
           <w:szCs w:val="20"/>
         </w:rPr>
-        <w:t>Java</w:t>
-      </w:r>
-      <w:r>
-        <w:rPr>
-          <w:szCs w:val="20"/>
-        </w:rPr>
-        <w:t>)</w:t>
+        <w:t xml:space="preserve"> (Java)</w:t>
       </w:r>
     </w:p>
     <w:p>
@@ -1477,7 +1444,13 @@
         <w:rPr>
           <w:szCs w:val="20"/>
         </w:rPr>
-        <w:t>Developed a Spring Boot revenue converter to convert earnings into different time brackets to assist</w:t>
+        <w:t xml:space="preserve">Built </w:t>
+      </w:r>
+      <w:r>
+        <w:rPr>
+          <w:szCs w:val="20"/>
+        </w:rPr>
+        <w:t>a Spring Boot revenue converter and scaled</w:t>
       </w:r>
       <w:r>
         <w:rPr>
@@ -1489,13 +1462,13 @@
         <w:rPr>
           <w:szCs w:val="20"/>
         </w:rPr>
-        <w:t>costs</w:t>
-      </w:r>
-      <w:r>
-        <w:rPr>
-          <w:szCs w:val="20"/>
-        </w:rPr>
-        <w:t xml:space="preserve"> and revenue calculations</w:t>
+        <w:t>conversion feature</w:t>
+      </w:r>
+      <w:r>
+        <w:rPr>
+          <w:szCs w:val="20"/>
+        </w:rPr>
+        <w:t xml:space="preserve"> to 10+ currency pairs</w:t>
       </w:r>
       <w:r>
         <w:rPr>
@@ -1518,17 +1491,127 @@
           <w:szCs w:val="20"/>
         </w:rPr>
       </w:pPr>
-      <w:r>
-        <w:rPr>
-          <w:szCs w:val="20"/>
-        </w:rPr>
-        <w:t>Supplemented currency conversion feature and scaled currency pairs to 10+ currency pairs</w:t>
-      </w:r>
-      <w:r>
-        <w:rPr>
-          <w:szCs w:val="20"/>
-        </w:rPr>
-        <w:t xml:space="preserve">. </w:t>
+      <w:proofErr w:type="spellStart"/>
+      <w:r>
+        <w:rPr>
+          <w:szCs w:val="20"/>
+        </w:rPr>
+        <w:t>Dockerized</w:t>
+      </w:r>
+      <w:proofErr w:type="spellEnd"/>
+      <w:r>
+        <w:rPr>
+          <w:szCs w:val="20"/>
+        </w:rPr>
+        <w:t xml:space="preserve"> </w:t>
+      </w:r>
+      <w:r>
+        <w:rPr>
+          <w:szCs w:val="20"/>
+        </w:rPr>
+        <w:t>the Spring Boot application and increased its availability by more than 10% by deploying it</w:t>
+      </w:r>
+      <w:r>
+        <w:rPr>
+          <w:szCs w:val="20"/>
+        </w:rPr>
+        <w:t xml:space="preserve"> to</w:t>
+      </w:r>
+      <w:r>
+        <w:rPr>
+          <w:szCs w:val="20"/>
+        </w:rPr>
+        <w:t xml:space="preserve"> </w:t>
+      </w:r>
+      <w:r>
+        <w:rPr>
+          <w:szCs w:val="20"/>
+        </w:rPr>
+        <w:t>an AWS EC2 instance and</w:t>
+      </w:r>
+      <w:r>
+        <w:rPr>
+          <w:szCs w:val="20"/>
+        </w:rPr>
+        <w:t xml:space="preserve"> multiple Docker container</w:t>
+      </w:r>
+      <w:r>
+        <w:rPr>
+          <w:szCs w:val="20"/>
+        </w:rPr>
+        <w:t>s</w:t>
+      </w:r>
+      <w:r>
+        <w:rPr>
+          <w:szCs w:val="20"/>
+        </w:rPr>
+        <w:t>.</w:t>
+      </w:r>
+    </w:p>
+    <w:p>
+      <w:pPr>
+        <w:spacing w:line="240" w:lineRule="auto"/>
+        <w:ind w:right="0"/>
+        <w:jc w:val="both"/>
+      </w:pPr>
+    </w:p>
+    <w:p>
+      <w:pPr>
+        <w:tabs>
+          <w:tab w:val="right" w:pos="10490"/>
+        </w:tabs>
+        <w:spacing w:line="240" w:lineRule="auto"/>
+        <w:ind w:left="0" w:right="0" w:firstLine="0"/>
+        <w:jc w:val="both"/>
+      </w:pPr>
+      <w:r>
+        <w:rPr>
+          <w:b/>
+          <w:bCs/>
+        </w:rPr>
+        <w:t>Software Developer</w:t>
+      </w:r>
+      <w:r>
+        <w:rPr>
+          <w:rFonts w:cstheme="minorBidi"/>
+          <w:b/>
+          <w:bCs/>
+        </w:rPr>
+        <w:t xml:space="preserve"> Freelancer</w:t>
+      </w:r>
+      <w:r>
+        <w:t xml:space="preserve"> | </w:t>
+      </w:r>
+      <w:hyperlink r:id="rId27" w:history="1">
+        <w:proofErr w:type="spellStart"/>
+        <w:r>
+          <w:rPr>
+            <w:rStyle w:val="Hyperlink"/>
+            <w:u w:val="none"/>
+          </w:rPr>
+          <w:t>Hazirs</w:t>
+        </w:r>
+        <w:proofErr w:type="spellEnd"/>
+        <w:r>
+          <w:rPr>
+            <w:rStyle w:val="Hyperlink"/>
+            <w:u w:val="none"/>
+          </w:rPr>
+          <w:t>, remote</w:t>
+        </w:r>
+      </w:hyperlink>
+      <w:r>
+        <w:rPr>
+          <w:rStyle w:val="Hyperlink"/>
+          <w:u w:val="none"/>
+        </w:rPr>
+        <w:tab/>
+      </w:r>
+      <w:r>
+        <w:t>December 202</w:t>
+      </w:r>
+      <w:r>
+        <w:t>2</w:t>
       </w:r>
     </w:p>
     <w:p>
@@ -1549,19 +1632,43 @@
         <w:rPr>
           <w:szCs w:val="20"/>
         </w:rPr>
-        <w:t xml:space="preserve">Dockerized </w:t>
-      </w:r>
-      <w:r>
-        <w:rPr>
-          <w:szCs w:val="20"/>
-        </w:rPr>
-        <w:t>the Spring Boot application and increased its availability by more than 10% by deploying it</w:t>
-      </w:r>
-      <w:r>
-        <w:rPr>
-          <w:szCs w:val="20"/>
-        </w:rPr>
-        <w:t xml:space="preserve"> to</w:t>
+        <w:t xml:space="preserve">Crafted </w:t>
+      </w:r>
+      <w:r>
+        <w:rPr>
+          <w:szCs w:val="20"/>
+        </w:rPr>
+        <w:t>a</w:t>
+      </w:r>
+      <w:r>
+        <w:rPr>
+          <w:szCs w:val="20"/>
+        </w:rPr>
+        <w:t xml:space="preserve">n Android application </w:t>
+      </w:r>
+      <w:r>
+        <w:rPr>
+          <w:szCs w:val="20"/>
+        </w:rPr>
+        <w:t xml:space="preserve">in </w:t>
+      </w:r>
+      <w:r>
+        <w:rPr>
+          <w:szCs w:val="20"/>
+        </w:rPr>
+        <w:t>Java</w:t>
+      </w:r>
+      <w:r>
+        <w:rPr>
+          <w:szCs w:val="20"/>
+        </w:rPr>
+        <w:t xml:space="preserve"> and XML</w:t>
+      </w:r>
+      <w:r>
+        <w:rPr>
+          <w:szCs w:val="20"/>
+        </w:rPr>
+        <w:t xml:space="preserve"> from scratch</w:t>
       </w:r>
       <w:r>
         <w:rPr>
@@ -1573,19 +1680,25 @@
         <w:rPr>
           <w:szCs w:val="20"/>
         </w:rPr>
-        <w:t>an AWS EC2 instance and</w:t>
-      </w:r>
-      <w:r>
-        <w:rPr>
-          <w:szCs w:val="20"/>
-        </w:rPr>
-        <w:t xml:space="preserve"> multiple Docker container</w:t>
-      </w:r>
-      <w:r>
-        <w:rPr>
-          <w:szCs w:val="20"/>
-        </w:rPr>
-        <w:t>s</w:t>
+        <w:t xml:space="preserve">using </w:t>
+      </w:r>
+      <w:r>
+        <w:rPr>
+          <w:szCs w:val="20"/>
+        </w:rPr>
+        <w:t xml:space="preserve">the </w:t>
+      </w:r>
+      <w:r>
+        <w:rPr>
+          <w:szCs w:val="20"/>
+        </w:rPr>
+        <w:t>Google</w:t>
+      </w:r>
+      <w:r>
+        <w:rPr>
+          <w:szCs w:val="20"/>
+        </w:rPr>
+        <w:t xml:space="preserve"> Sign-In API</w:t>
       </w:r>
       <w:r>
         <w:rPr>
@@ -1593,69 +1706,11 @@
         </w:rPr>
         <w:t>.</w:t>
       </w:r>
-    </w:p>
-    <w:p>
-      <w:pPr>
-        <w:spacing w:line="240" w:lineRule="auto"/>
-        <w:ind w:right="0"/>
-        <w:jc w:val="both"/>
-      </w:pPr>
-    </w:p>
-    <w:p>
-      <w:pPr>
-        <w:tabs>
-          <w:tab w:val="right" w:pos="10490"/>
-        </w:tabs>
-        <w:spacing w:line="240" w:lineRule="auto"/>
-        <w:ind w:left="0" w:right="0" w:firstLine="0"/>
-        <w:jc w:val="both"/>
-      </w:pPr>
-      <w:r>
-        <w:rPr>
-          <w:b/>
-          <w:bCs/>
-        </w:rPr>
-        <w:t>Software Developer</w:t>
-      </w:r>
-      <w:r>
-        <w:rPr>
-          <w:rFonts w:cstheme="minorBidi"/>
-          <w:b/>
-          <w:bCs/>
-        </w:rPr>
-        <w:t xml:space="preserve"> Freelancer</w:t>
-      </w:r>
-      <w:r>
-        <w:t xml:space="preserve"> | </w:t>
-      </w:r>
-      <w:hyperlink r:id="rId27" w:history="1">
-        <w:r>
-          <w:rPr>
-            <w:rStyle w:val="Hyperlink"/>
-            <w:u w:val="none"/>
-          </w:rPr>
-          <w:t>Hazirs</w:t>
-        </w:r>
-        <w:r>
-          <w:rPr>
-            <w:rStyle w:val="Hyperlink"/>
-            <w:u w:val="none"/>
-          </w:rPr>
-          <w:t>, remote</w:t>
-        </w:r>
-      </w:hyperlink>
-      <w:r>
-        <w:rPr>
-          <w:rStyle w:val="Hyperlink"/>
-          <w:u w:val="none"/>
-        </w:rPr>
-        <w:tab/>
-      </w:r>
-      <w:r>
-        <w:t>December 202</w:t>
-      </w:r>
-      <w:r>
-        <w:t>2</w:t>
+      <w:r>
+        <w:rPr>
+          <w:szCs w:val="20"/>
+        </w:rPr>
+        <w:t xml:space="preserve"> </w:t>
       </w:r>
     </w:p>
     <w:p>
@@ -1669,14 +1724,258 @@
         <w:ind w:right="0"/>
         <w:jc w:val="both"/>
         <w:rPr>
-          <w:szCs w:val="20"/>
-        </w:rPr>
-      </w:pPr>
-      <w:r>
-        <w:rPr>
-          <w:szCs w:val="20"/>
-        </w:rPr>
-        <w:t xml:space="preserve">Crafted </w:t>
+          <w:rFonts w:cstheme="minorBidi"/>
+          <w:szCs w:val="20"/>
+        </w:rPr>
+      </w:pPr>
+      <w:r>
+        <w:rPr>
+          <w:szCs w:val="20"/>
+        </w:rPr>
+        <w:t xml:space="preserve">Implemented </w:t>
+      </w:r>
+      <w:r>
+        <w:rPr>
+          <w:szCs w:val="20"/>
+        </w:rPr>
+        <w:t xml:space="preserve">email </w:t>
+      </w:r>
+      <w:r>
+        <w:rPr>
+          <w:szCs w:val="20"/>
+        </w:rPr>
+        <w:t>authentica</w:t>
+      </w:r>
+      <w:r>
+        <w:rPr>
+          <w:szCs w:val="20"/>
+        </w:rPr>
+        <w:t xml:space="preserve">tion and </w:t>
+      </w:r>
+      <w:r>
+        <w:rPr>
+          <w:szCs w:val="20"/>
+        </w:rPr>
+        <w:t>log</w:t>
+      </w:r>
+      <w:r>
+        <w:rPr>
+          <w:szCs w:val="20"/>
+        </w:rPr>
+        <w:t>-</w:t>
+      </w:r>
+      <w:r>
+        <w:rPr>
+          <w:szCs w:val="20"/>
+        </w:rPr>
+        <w:t xml:space="preserve">in </w:t>
+      </w:r>
+      <w:r>
+        <w:rPr>
+          <w:szCs w:val="20"/>
+        </w:rPr>
+        <w:t>and r</w:t>
+      </w:r>
+      <w:r>
+        <w:rPr>
+          <w:rFonts w:cstheme="minorBidi"/>
+          <w:szCs w:val="20"/>
+        </w:rPr>
+        <w:t>educed</w:t>
+      </w:r>
+      <w:r>
+        <w:rPr>
+          <w:rFonts w:cstheme="minorBidi"/>
+          <w:szCs w:val="20"/>
+        </w:rPr>
+        <w:t xml:space="preserve"> </w:t>
+      </w:r>
+      <w:r>
+        <w:rPr>
+          <w:rFonts w:cstheme="minorBidi"/>
+          <w:szCs w:val="20"/>
+        </w:rPr>
+        <w:t xml:space="preserve">the </w:t>
+      </w:r>
+      <w:r>
+        <w:rPr>
+          <w:rFonts w:cstheme="minorBidi"/>
+          <w:szCs w:val="20"/>
+        </w:rPr>
+        <w:t xml:space="preserve">number of clicks required before reaching </w:t>
+      </w:r>
+      <w:r>
+        <w:rPr>
+          <w:rFonts w:cstheme="minorBidi"/>
+          <w:szCs w:val="20"/>
+        </w:rPr>
+        <w:t xml:space="preserve">the </w:t>
+      </w:r>
+      <w:r>
+        <w:rPr>
+          <w:rFonts w:cstheme="minorBidi"/>
+          <w:szCs w:val="20"/>
+        </w:rPr>
+        <w:t>home page by</w:t>
+      </w:r>
+      <w:r>
+        <w:rPr>
+          <w:rFonts w:cstheme="minorBidi"/>
+          <w:szCs w:val="20"/>
+        </w:rPr>
+        <w:t xml:space="preserve"> about 33%</w:t>
+      </w:r>
+      <w:r>
+        <w:rPr>
+          <w:rFonts w:cstheme="minorBidi"/>
+          <w:szCs w:val="20"/>
+        </w:rPr>
+        <w:t>.</w:t>
+      </w:r>
+      <w:r>
+        <w:rPr>
+          <w:b/>
+          <w:bCs/>
+          <w:szCs w:val="20"/>
+        </w:rPr>
+        <w:t xml:space="preserve"> </w:t>
+      </w:r>
+    </w:p>
+    <w:p>
+      <w:pPr>
+        <w:pBdr>
+          <w:bottom w:val="single" w:sz="6" w:space="1" w:color="auto"/>
+        </w:pBdr>
+        <w:spacing w:line="240" w:lineRule="auto"/>
+        <w:ind w:right="0"/>
+        <w:jc w:val="both"/>
+        <w:rPr>
+          <w:b/>
+          <w:bCs/>
+          <w:sz w:val="22"/>
+          <w:szCs w:val="22"/>
+        </w:rPr>
+      </w:pPr>
+    </w:p>
+    <w:p>
+      <w:pPr>
+        <w:spacing w:line="240" w:lineRule="auto"/>
+        <w:ind w:right="0"/>
+        <w:jc w:val="center"/>
+        <w:rPr>
+          <w:rFonts w:cstheme="minorBidi"/>
+          <w:b/>
+          <w:bCs/>
+          <w:sz w:val="22"/>
+          <w:szCs w:val="22"/>
+        </w:rPr>
+      </w:pPr>
+      <w:r>
+        <w:rPr>
+          <w:rFonts w:cstheme="minorBidi"/>
+          <w:b/>
+          <w:bCs/>
+          <w:sz w:val="22"/>
+          <w:szCs w:val="22"/>
+        </w:rPr>
+        <w:t>Projects</w:t>
+      </w:r>
+    </w:p>
+    <w:p>
+      <w:pPr>
+        <w:pStyle w:val="ListParagraph"/>
+        <w:numPr>
+          <w:ilvl w:val="0"/>
+          <w:numId w:val="31"/>
+        </w:numPr>
+        <w:spacing w:line="240" w:lineRule="auto"/>
+        <w:ind w:right="0"/>
+        <w:jc w:val="both"/>
+        <w:rPr>
+          <w:szCs w:val="20"/>
+        </w:rPr>
+      </w:pPr>
+      <w:hyperlink r:id="rId28" w:history="1">
+        <w:r>
+          <w:rPr>
+            <w:rStyle w:val="Hyperlink"/>
+            <w:rFonts w:cs="Arial"/>
+            <w:b/>
+            <w:bCs/>
+            <w:szCs w:val="20"/>
+            <w:u w:val="none"/>
+          </w:rPr>
+          <w:t>Hindi4All: A brand-new programming language</w:t>
+        </w:r>
+      </w:hyperlink>
+      <w:r>
+        <w:rPr>
+          <w:rFonts w:cs="Arial"/>
+          <w:szCs w:val="20"/>
+        </w:rPr>
+        <w:t xml:space="preserve"> </w:t>
+      </w:r>
+      <w:r>
+        <w:rPr>
+          <w:szCs w:val="20"/>
+        </w:rPr>
+        <w:t>(</w:t>
+      </w:r>
+      <w:r>
+        <w:rPr>
+          <w:b/>
+          <w:bCs/>
+          <w:szCs w:val="20"/>
+        </w:rPr>
+        <w:t>JavaScript, PHP</w:t>
+      </w:r>
+      <w:r>
+        <w:rPr>
+          <w:szCs w:val="20"/>
+        </w:rPr>
+        <w:t xml:space="preserve">): </w:t>
+      </w:r>
+      <w:r>
+        <w:rPr>
+          <w:szCs w:val="20"/>
+        </w:rPr>
+        <w:t xml:space="preserve">which </w:t>
+      </w:r>
+      <w:r>
+        <w:rPr>
+          <w:szCs w:val="20"/>
+        </w:rPr>
+        <w:t>is</w:t>
+      </w:r>
+      <w:r>
+        <w:rPr>
+          <w:szCs w:val="20"/>
+        </w:rPr>
+        <w:t xml:space="preserve"> </w:t>
+      </w:r>
+      <w:r>
+        <w:rPr>
+          <w:szCs w:val="20"/>
+        </w:rPr>
+        <w:t xml:space="preserve">in Hindi and has the features of a traditional programming language, documentation, </w:t>
+      </w:r>
+      <w:r>
+        <w:rPr>
+          <w:szCs w:val="20"/>
+        </w:rPr>
+        <w:t>an editor</w:t>
+      </w:r>
+      <w:r>
+        <w:rPr>
+          <w:szCs w:val="20"/>
+        </w:rPr>
+        <w:t>,</w:t>
+      </w:r>
+      <w:r>
+        <w:rPr>
+          <w:szCs w:val="20"/>
+        </w:rPr>
+        <w:t xml:space="preserve"> </w:t>
       </w:r>
       <w:r>
         <w:rPr>
@@ -1688,31 +1987,128 @@
         <w:rPr>
           <w:szCs w:val="20"/>
         </w:rPr>
-        <w:t xml:space="preserve">n Android application </w:t>
-      </w:r>
-      <w:r>
-        <w:rPr>
-          <w:szCs w:val="20"/>
-        </w:rPr>
-        <w:t xml:space="preserve">in </w:t>
-      </w:r>
-      <w:r>
-        <w:rPr>
+        <w:t>nd CLI support</w:t>
+      </w:r>
+      <w:r>
+        <w:rPr>
+          <w:szCs w:val="20"/>
+        </w:rPr>
+        <w:t>.</w:t>
+      </w:r>
+    </w:p>
+    <w:p>
+      <w:pPr>
+        <w:pStyle w:val="ListParagraph"/>
+        <w:numPr>
+          <w:ilvl w:val="0"/>
+          <w:numId w:val="31"/>
+        </w:numPr>
+        <w:spacing w:line="240" w:lineRule="auto"/>
+        <w:ind w:right="0"/>
+        <w:jc w:val="both"/>
+        <w:rPr>
+          <w:szCs w:val="20"/>
+        </w:rPr>
+      </w:pPr>
+      <w:hyperlink r:id="rId29" w:history="1">
+        <w:r>
+          <w:rPr>
+            <w:rStyle w:val="Hyperlink"/>
+            <w:rFonts w:cs="Arial"/>
+            <w:b/>
+            <w:bCs/>
+            <w:szCs w:val="20"/>
+            <w:u w:val="none"/>
+          </w:rPr>
+          <w:t>Stock trading</w:t>
+        </w:r>
+      </w:hyperlink>
+      <w:r>
+        <w:rPr>
+          <w:rFonts w:cs="Arial"/>
+          <w:szCs w:val="20"/>
+        </w:rPr>
+        <w:t xml:space="preserve"> </w:t>
+      </w:r>
+      <w:r>
+        <w:rPr>
+          <w:rFonts w:cs="Arial"/>
+          <w:szCs w:val="20"/>
+        </w:rPr>
+        <w:t>(</w:t>
+      </w:r>
+      <w:r>
+        <w:rPr>
+          <w:rFonts w:cs="Arial"/>
+          <w:b/>
+          <w:bCs/>
+          <w:szCs w:val="20"/>
+        </w:rPr>
+        <w:t>Python</w:t>
+      </w:r>
+      <w:r>
+        <w:rPr>
+          <w:rFonts w:cs="Arial"/>
+          <w:b/>
+          <w:bCs/>
+          <w:szCs w:val="20"/>
+        </w:rPr>
+        <w:t>,</w:t>
+      </w:r>
+      <w:r>
+        <w:rPr>
+          <w:rFonts w:cs="Arial"/>
+          <w:b/>
+          <w:bCs/>
+          <w:szCs w:val="20"/>
+        </w:rPr>
+        <w:t xml:space="preserve"> </w:t>
+      </w:r>
+      <w:r>
+        <w:rPr>
+          <w:rFonts w:cs="Arial"/>
+          <w:b/>
+          <w:bCs/>
           <w:szCs w:val="20"/>
         </w:rPr>
         <w:t>Java</w:t>
       </w:r>
       <w:r>
         <w:rPr>
-          <w:szCs w:val="20"/>
-        </w:rPr>
-        <w:t xml:space="preserve"> and XML</w:t>
-      </w:r>
-      <w:r>
-        <w:rPr>
-          <w:szCs w:val="20"/>
-        </w:rPr>
-        <w:t xml:space="preserve"> from scratch</w:t>
+          <w:rFonts w:cs="Arial"/>
+          <w:szCs w:val="20"/>
+        </w:rPr>
+        <w:t xml:space="preserve">): applications </w:t>
+      </w:r>
+      <w:r>
+        <w:rPr>
+          <w:szCs w:val="20"/>
+        </w:rPr>
+        <w:t>that operated APIs provided by</w:t>
+      </w:r>
+      <w:r>
+        <w:rPr>
+          <w:szCs w:val="20"/>
+        </w:rPr>
+        <w:t xml:space="preserve"> leading</w:t>
+      </w:r>
+      <w:r>
+        <w:rPr>
+          <w:szCs w:val="20"/>
+        </w:rPr>
+        <w:t xml:space="preserve"> stock brokers, namely </w:t>
+      </w:r>
+      <w:r>
+        <w:rPr>
+          <w:szCs w:val="20"/>
+        </w:rPr>
+        <w:t>Kota Securities, Fyers</w:t>
+      </w:r>
+      <w:r>
+        <w:rPr>
+          <w:szCs w:val="20"/>
+        </w:rPr>
+        <w:t>,</w:t>
       </w:r>
       <w:r>
         <w:rPr>
@@ -1724,25 +2120,105 @@
         <w:rPr>
           <w:szCs w:val="20"/>
         </w:rPr>
-        <w:t xml:space="preserve">using </w:t>
-      </w:r>
-      <w:r>
-        <w:rPr>
-          <w:szCs w:val="20"/>
-        </w:rPr>
-        <w:t xml:space="preserve">the </w:t>
-      </w:r>
-      <w:r>
-        <w:rPr>
-          <w:szCs w:val="20"/>
-        </w:rPr>
-        <w:t>Google</w:t>
-      </w:r>
-      <w:r>
-        <w:rPr>
-          <w:szCs w:val="20"/>
-        </w:rPr>
-        <w:t xml:space="preserve"> Sign-In API</w:t>
+        <w:t xml:space="preserve">and </w:t>
+      </w:r>
+      <w:proofErr w:type="spellStart"/>
+      <w:r>
+        <w:rPr>
+          <w:szCs w:val="20"/>
+        </w:rPr>
+        <w:t>Zerodha</w:t>
+      </w:r>
+      <w:proofErr w:type="spellEnd"/>
+      <w:r>
+        <w:rPr>
+          <w:szCs w:val="20"/>
+        </w:rPr>
+        <w:t xml:space="preserve">, </w:t>
+      </w:r>
+      <w:r>
+        <w:rPr>
+          <w:szCs w:val="20"/>
+        </w:rPr>
+        <w:t xml:space="preserve">that algorithmically </w:t>
+      </w:r>
+      <w:r>
+        <w:rPr>
+          <w:szCs w:val="20"/>
+        </w:rPr>
+        <w:t>t</w:t>
+      </w:r>
+      <w:r>
+        <w:rPr>
+          <w:szCs w:val="20"/>
+        </w:rPr>
+        <w:t>rade</w:t>
+      </w:r>
+      <w:r>
+        <w:rPr>
+          <w:szCs w:val="20"/>
+        </w:rPr>
+        <w:t>d</w:t>
+      </w:r>
+      <w:r>
+        <w:rPr>
+          <w:szCs w:val="20"/>
+        </w:rPr>
+        <w:t xml:space="preserve"> stocks</w:t>
+      </w:r>
+      <w:r>
+        <w:rPr>
+          <w:szCs w:val="20"/>
+        </w:rPr>
+        <w:t xml:space="preserve"> &amp; </w:t>
+      </w:r>
+      <w:r>
+        <w:rPr>
+          <w:szCs w:val="20"/>
+        </w:rPr>
+        <w:t xml:space="preserve">futures contracts </w:t>
+      </w:r>
+      <w:r>
+        <w:rPr>
+          <w:szCs w:val="20"/>
+        </w:rPr>
+        <w:t>worth</w:t>
+      </w:r>
+      <w:r>
+        <w:rPr>
+          <w:szCs w:val="20"/>
+        </w:rPr>
+        <w:t xml:space="preserve"> </w:t>
+      </w:r>
+      <w:r>
+        <w:rPr>
+          <w:szCs w:val="20"/>
+        </w:rPr>
+        <w:t>~</w:t>
+      </w:r>
+      <w:r>
+        <w:rPr>
+          <w:szCs w:val="20"/>
+        </w:rPr>
+        <w:t>₹</w:t>
+      </w:r>
+      <w:r>
+        <w:rPr>
+          <w:szCs w:val="20"/>
+        </w:rPr>
+        <w:t>10</w:t>
+      </w:r>
+      <w:r>
+        <w:rPr>
+          <w:szCs w:val="20"/>
+        </w:rPr>
+        <w:t>,</w:t>
+      </w:r>
+      <w:r>
+        <w:rPr>
+          <w:szCs w:val="20"/>
+        </w:rPr>
+        <w:t>000</w:t>
       </w:r>
       <w:r>
         <w:rPr>
@@ -1750,11 +2226,210 @@
         </w:rPr>
         <w:t>.</w:t>
       </w:r>
-      <w:r>
-        <w:rPr>
-          <w:szCs w:val="20"/>
+    </w:p>
+    <w:p>
+      <w:pPr>
+        <w:pStyle w:val="ListParagraph"/>
+        <w:numPr>
+          <w:ilvl w:val="0"/>
+          <w:numId w:val="31"/>
+        </w:numPr>
+        <w:spacing w:line="240" w:lineRule="auto"/>
+        <w:ind w:right="0"/>
+        <w:jc w:val="both"/>
+        <w:rPr>
+          <w:b/>
+          <w:bCs/>
+          <w:i/>
+          <w:iCs/>
+          <w:szCs w:val="20"/>
+        </w:rPr>
+      </w:pPr>
+      <w:hyperlink r:id="rId30" w:history="1">
+        <w:r>
+          <w:rPr>
+            <w:rStyle w:val="Hyperlink"/>
+            <w:b/>
+            <w:bCs/>
+            <w:szCs w:val="20"/>
+            <w:u w:val="none"/>
+          </w:rPr>
+          <w:t>Autonomous drone</w:t>
+        </w:r>
+      </w:hyperlink>
+      <w:r>
+        <w:rPr>
+          <w:rStyle w:val="Hyperlink"/>
+          <w:szCs w:val="20"/>
+          <w:u w:val="none"/>
         </w:rPr>
         <w:t xml:space="preserve"> </w:t>
+      </w:r>
+      <w:r>
+        <w:rPr>
+          <w:szCs w:val="20"/>
+        </w:rPr>
+        <w:t>(</w:t>
+      </w:r>
+      <w:r>
+        <w:rPr>
+          <w:b/>
+          <w:bCs/>
+          <w:szCs w:val="20"/>
+        </w:rPr>
+        <w:t>C++, JavaScript</w:t>
+      </w:r>
+      <w:r>
+        <w:rPr>
+          <w:szCs w:val="20"/>
+        </w:rPr>
+        <w:t>):</w:t>
+      </w:r>
+      <w:r>
+        <w:rPr>
+          <w:szCs w:val="20"/>
+        </w:rPr>
+        <w:t xml:space="preserve"> </w:t>
+      </w:r>
+      <w:r>
+        <w:rPr>
+          <w:szCs w:val="20"/>
+        </w:rPr>
+        <w:t xml:space="preserve">attempt to assemble an internet-controlled </w:t>
+      </w:r>
+      <w:r>
+        <w:rPr>
+          <w:szCs w:val="20"/>
+        </w:rPr>
+        <w:t xml:space="preserve">autonomous </w:t>
+      </w:r>
+      <w:r>
+        <w:rPr>
+          <w:szCs w:val="20"/>
+        </w:rPr>
+        <w:t>drone.</w:t>
+      </w:r>
+    </w:p>
+    <w:p>
+      <w:pPr>
+        <w:pStyle w:val="ListParagraph"/>
+        <w:numPr>
+          <w:ilvl w:val="0"/>
+          <w:numId w:val="31"/>
+        </w:numPr>
+        <w:spacing w:line="240" w:lineRule="auto"/>
+        <w:ind w:right="0"/>
+        <w:jc w:val="both"/>
+        <w:rPr>
+          <w:szCs w:val="20"/>
+        </w:rPr>
+      </w:pPr>
+      <w:hyperlink r:id="rId31" w:history="1">
+        <w:r>
+          <w:rPr>
+            <w:rStyle w:val="Hyperlink"/>
+            <w:b/>
+            <w:bCs/>
+            <w:szCs w:val="20"/>
+            <w:u w:val="none"/>
+          </w:rPr>
+          <w:t>Portfolio Site</w:t>
+        </w:r>
+      </w:hyperlink>
+      <w:r>
+        <w:rPr>
+          <w:szCs w:val="20"/>
+        </w:rPr>
+        <w:t xml:space="preserve"> (</w:t>
+      </w:r>
+      <w:r>
+        <w:rPr>
+          <w:b/>
+          <w:bCs/>
+          <w:szCs w:val="20"/>
+        </w:rPr>
+        <w:t>JavaScript, React</w:t>
+      </w:r>
+      <w:r>
+        <w:rPr>
+          <w:szCs w:val="20"/>
+        </w:rPr>
+        <w:t>): React J</w:t>
+      </w:r>
+      <w:r>
+        <w:rPr>
+          <w:szCs w:val="20"/>
+        </w:rPr>
+        <w:t>.</w:t>
+      </w:r>
+      <w:r>
+        <w:rPr>
+          <w:szCs w:val="20"/>
+        </w:rPr>
+        <w:t>S</w:t>
+      </w:r>
+      <w:r>
+        <w:rPr>
+          <w:szCs w:val="20"/>
+        </w:rPr>
+        <w:t>.</w:t>
+      </w:r>
+      <w:r>
+        <w:rPr>
+          <w:szCs w:val="20"/>
+        </w:rPr>
+        <w:t>-based portfolio site with an overview of projects done.</w:t>
+      </w:r>
+    </w:p>
+    <w:p>
+      <w:pPr>
+        <w:pBdr>
+          <w:bottom w:val="single" w:sz="6" w:space="1" w:color="auto"/>
+        </w:pBdr>
+        <w:spacing w:line="240" w:lineRule="auto"/>
+        <w:ind w:left="0" w:right="0" w:firstLine="0"/>
+        <w:jc w:val="both"/>
+      </w:pPr>
+    </w:p>
+    <w:p>
+      <w:pPr>
+        <w:spacing w:line="240" w:lineRule="auto"/>
+        <w:ind w:right="0"/>
+        <w:jc w:val="center"/>
+      </w:pPr>
+      <w:r>
+        <w:rPr>
+          <w:b/>
+          <w:bCs/>
+          <w:sz w:val="22"/>
+          <w:szCs w:val="22"/>
+        </w:rPr>
+        <w:t>Skills</w:t>
+      </w:r>
+    </w:p>
+    <w:p>
+      <w:pPr>
+        <w:spacing w:line="240" w:lineRule="auto"/>
+        <w:ind w:right="0"/>
+        <w:jc w:val="both"/>
+        <w:rPr>
+          <w:b/>
+          <w:bCs/>
+        </w:rPr>
+      </w:pPr>
+      <w:r>
+        <w:rPr>
+          <w:b/>
+          <w:bCs/>
+        </w:rPr>
+        <w:t>Proficiencies</w:t>
+      </w:r>
+      <w:r>
+        <w:rPr>
+          <w:b/>
+          <w:bCs/>
+        </w:rPr>
+        <w:t>:</w:t>
       </w:r>
     </w:p>
     <w:p>
@@ -1768,726 +2443,22 @@
         <w:ind w:right="0"/>
         <w:jc w:val="both"/>
         <w:rPr>
-          <w:rFonts w:cstheme="minorBidi"/>
-          <w:szCs w:val="20"/>
-        </w:rPr>
-      </w:pPr>
-      <w:r>
-        <w:rPr>
-          <w:szCs w:val="20"/>
-        </w:rPr>
-        <w:t xml:space="preserve">Implemented </w:t>
-      </w:r>
-      <w:r>
-        <w:rPr>
-          <w:szCs w:val="20"/>
-        </w:rPr>
-        <w:t xml:space="preserve">email </w:t>
-      </w:r>
-      <w:r>
-        <w:rPr>
-          <w:szCs w:val="20"/>
-        </w:rPr>
-        <w:t>authentica</w:t>
-      </w:r>
-      <w:r>
-        <w:rPr>
-          <w:szCs w:val="20"/>
-        </w:rPr>
-        <w:t xml:space="preserve">tion and </w:t>
-      </w:r>
-      <w:r>
-        <w:rPr>
-          <w:szCs w:val="20"/>
-        </w:rPr>
-        <w:t>log</w:t>
-      </w:r>
-      <w:r>
-        <w:rPr>
-          <w:szCs w:val="20"/>
-        </w:rPr>
-        <w:t>-</w:t>
-      </w:r>
-      <w:r>
-        <w:rPr>
-          <w:szCs w:val="20"/>
-        </w:rPr>
-        <w:t xml:space="preserve">in </w:t>
-      </w:r>
-      <w:r>
-        <w:rPr>
-          <w:szCs w:val="20"/>
-        </w:rPr>
-        <w:t>and r</w:t>
-      </w:r>
-      <w:r>
-        <w:rPr>
-          <w:rFonts w:cstheme="minorBidi"/>
-          <w:szCs w:val="20"/>
-        </w:rPr>
-        <w:t>educed</w:t>
-      </w:r>
-      <w:r>
-        <w:rPr>
-          <w:rFonts w:cstheme="minorBidi"/>
-          <w:szCs w:val="20"/>
-        </w:rPr>
-        <w:t xml:space="preserve"> </w:t>
-      </w:r>
-      <w:r>
-        <w:rPr>
-          <w:rFonts w:cstheme="minorBidi"/>
-          <w:szCs w:val="20"/>
-        </w:rPr>
-        <w:t xml:space="preserve">the </w:t>
-      </w:r>
-      <w:r>
-        <w:rPr>
-          <w:rFonts w:cstheme="minorBidi"/>
-          <w:szCs w:val="20"/>
-        </w:rPr>
-        <w:t xml:space="preserve">number of clicks required before reaching </w:t>
-      </w:r>
-      <w:r>
-        <w:rPr>
-          <w:rFonts w:cstheme="minorBidi"/>
-          <w:szCs w:val="20"/>
-        </w:rPr>
-        <w:t xml:space="preserve">the </w:t>
-      </w:r>
-      <w:r>
-        <w:rPr>
-          <w:rFonts w:cstheme="minorBidi"/>
-          <w:szCs w:val="20"/>
-        </w:rPr>
-        <w:t>home page by</w:t>
-      </w:r>
-      <w:r>
-        <w:rPr>
-          <w:rFonts w:cstheme="minorBidi"/>
-          <w:szCs w:val="20"/>
-        </w:rPr>
-        <w:t xml:space="preserve"> about 33%</w:t>
-      </w:r>
-      <w:r>
-        <w:rPr>
-          <w:rFonts w:cstheme="minorBidi"/>
-          <w:szCs w:val="20"/>
-        </w:rPr>
-        <w:t>.</w:t>
-      </w:r>
-      <w:r>
-        <w:rPr>
-          <w:b/>
-          <w:bCs/>
-          <w:szCs w:val="20"/>
-        </w:rPr>
-        <w:t xml:space="preserve"> </w:t>
-      </w:r>
-    </w:p>
-    <w:p>
-      <w:pPr>
-        <w:pBdr>
-          <w:bottom w:val="single" w:sz="6" w:space="1" w:color="auto"/>
-        </w:pBdr>
-        <w:spacing w:line="240" w:lineRule="auto"/>
-        <w:ind w:right="0"/>
-        <w:jc w:val="both"/>
-        <w:rPr>
-          <w:b/>
-          <w:bCs/>
-          <w:sz w:val="22"/>
-          <w:szCs w:val="22"/>
-        </w:rPr>
-      </w:pPr>
-    </w:p>
-    <w:p>
-      <w:pPr>
-        <w:spacing w:line="240" w:lineRule="auto"/>
-        <w:ind w:right="0"/>
-        <w:jc w:val="center"/>
-        <w:rPr>
-          <w:rFonts w:cstheme="minorBidi"/>
-          <w:b/>
-          <w:bCs/>
-          <w:sz w:val="22"/>
-          <w:szCs w:val="22"/>
-        </w:rPr>
-      </w:pPr>
-      <w:r>
-        <w:rPr>
-          <w:rFonts w:cstheme="minorBidi"/>
-          <w:b/>
-          <w:bCs/>
-          <w:sz w:val="22"/>
-          <w:szCs w:val="22"/>
-        </w:rPr>
-        <w:t>Projects</w:t>
-      </w:r>
-    </w:p>
-    <w:p>
-      <w:pPr>
-        <w:pStyle w:val="ListParagraph"/>
-        <w:numPr>
-          <w:ilvl w:val="0"/>
-          <w:numId w:val="31"/>
-        </w:numPr>
-        <w:spacing w:line="240" w:lineRule="auto"/>
-        <w:ind w:right="0"/>
-        <w:jc w:val="both"/>
-        <w:rPr>
-          <w:szCs w:val="20"/>
-        </w:rPr>
-      </w:pPr>
-      <w:hyperlink r:id="rId28" w:history="1">
-        <w:r>
-          <w:rPr>
-            <w:rStyle w:val="Hyperlink"/>
-            <w:rFonts w:cs="Arial"/>
-            <w:sz w:val="22"/>
-            <w:szCs w:val="22"/>
-            <w:u w:val="none"/>
-          </w:rPr>
-          <w:t>A brand-new programming language</w:t>
-        </w:r>
-      </w:hyperlink>
-      <w:r>
-        <w:rPr>
-          <w:rStyle w:val="Hyperlink"/>
-          <w:rFonts w:cs="Arial"/>
-          <w:szCs w:val="20"/>
-          <w:u w:val="none"/>
-        </w:rPr>
-        <w:t xml:space="preserve"> </w:t>
-      </w:r>
-      <w:r>
-        <w:rPr>
-          <w:szCs w:val="20"/>
-        </w:rPr>
-        <w:t>(</w:t>
-      </w:r>
-      <w:r>
-        <w:rPr>
-          <w:b/>
-          <w:bCs/>
-          <w:szCs w:val="20"/>
-        </w:rPr>
-        <w:t>JavaScript, PHP</w:t>
-      </w:r>
-      <w:r>
-        <w:rPr>
-          <w:szCs w:val="20"/>
-        </w:rPr>
-        <w:t xml:space="preserve">): Hindi4All, </w:t>
-      </w:r>
-      <w:r>
-        <w:rPr>
-          <w:szCs w:val="20"/>
-        </w:rPr>
-        <w:t xml:space="preserve">which </w:t>
-      </w:r>
-      <w:r>
-        <w:rPr>
-          <w:szCs w:val="20"/>
-        </w:rPr>
-        <w:t>is</w:t>
-      </w:r>
-      <w:r>
-        <w:rPr>
-          <w:szCs w:val="20"/>
-        </w:rPr>
-        <w:t xml:space="preserve"> </w:t>
-      </w:r>
-      <w:r>
-        <w:rPr>
-          <w:szCs w:val="20"/>
-        </w:rPr>
-        <w:t xml:space="preserve">in Hindi and has the features of a traditional programming language, documentation, </w:t>
-      </w:r>
-      <w:r>
-        <w:rPr>
-          <w:szCs w:val="20"/>
-        </w:rPr>
-        <w:t>an editor</w:t>
-      </w:r>
-      <w:r>
-        <w:rPr>
-          <w:szCs w:val="20"/>
-        </w:rPr>
-        <w:t>,</w:t>
-      </w:r>
-      <w:r>
-        <w:rPr>
-          <w:szCs w:val="20"/>
-        </w:rPr>
-        <w:t xml:space="preserve"> </w:t>
-      </w:r>
-      <w:r>
-        <w:rPr>
-          <w:szCs w:val="20"/>
-        </w:rPr>
-        <w:t>a</w:t>
-      </w:r>
-      <w:r>
-        <w:rPr>
-          <w:szCs w:val="20"/>
-        </w:rPr>
-        <w:t>nd CLI support</w:t>
-      </w:r>
-      <w:r>
-        <w:rPr>
-          <w:szCs w:val="20"/>
-        </w:rPr>
-        <w:t>.</w:t>
-      </w:r>
-    </w:p>
-    <w:p>
-      <w:pPr>
-        <w:pStyle w:val="ListParagraph"/>
-        <w:numPr>
-          <w:ilvl w:val="0"/>
-          <w:numId w:val="31"/>
-        </w:numPr>
-        <w:spacing w:line="240" w:lineRule="auto"/>
-        <w:ind w:right="0"/>
-        <w:jc w:val="both"/>
-        <w:rPr>
-          <w:szCs w:val="20"/>
-        </w:rPr>
-      </w:pPr>
-      <w:hyperlink r:id="rId29" w:history="1">
-        <w:r>
-          <w:rPr>
-            <w:rStyle w:val="Hyperlink"/>
-            <w:rFonts w:cs="Arial"/>
-            <w:sz w:val="22"/>
-            <w:szCs w:val="22"/>
-            <w:u w:val="none"/>
-          </w:rPr>
-          <w:t>Algorithmic stock</w:t>
-        </w:r>
-        <w:r>
-          <w:rPr>
-            <w:rStyle w:val="Hyperlink"/>
-            <w:rFonts w:cs="Arial"/>
-            <w:sz w:val="22"/>
-            <w:szCs w:val="22"/>
-            <w:u w:val="none"/>
-          </w:rPr>
-          <w:t xml:space="preserve"> </w:t>
-        </w:r>
-        <w:r>
-          <w:rPr>
-            <w:rStyle w:val="Hyperlink"/>
-            <w:rFonts w:cs="Arial"/>
-            <w:sz w:val="22"/>
-            <w:szCs w:val="22"/>
-            <w:u w:val="none"/>
-          </w:rPr>
-          <w:t>trading</w:t>
-        </w:r>
-      </w:hyperlink>
-      <w:r>
-        <w:rPr>
-          <w:rFonts w:cs="Arial"/>
-          <w:sz w:val="22"/>
-          <w:szCs w:val="22"/>
-        </w:rPr>
-        <w:t xml:space="preserve"> </w:t>
-      </w:r>
-      <w:r>
-        <w:rPr>
-          <w:rFonts w:cs="Arial"/>
-          <w:szCs w:val="20"/>
-        </w:rPr>
-        <w:t>(</w:t>
-      </w:r>
-      <w:r>
-        <w:rPr>
-          <w:rFonts w:cs="Arial"/>
-          <w:b/>
-          <w:bCs/>
-          <w:szCs w:val="20"/>
-        </w:rPr>
-        <w:t>Python</w:t>
-      </w:r>
-      <w:r>
-        <w:rPr>
-          <w:rFonts w:cs="Arial"/>
-          <w:b/>
-          <w:bCs/>
-          <w:szCs w:val="20"/>
-        </w:rPr>
-        <w:t>,</w:t>
-      </w:r>
-      <w:r>
-        <w:rPr>
-          <w:rFonts w:cs="Arial"/>
-          <w:b/>
-          <w:bCs/>
-          <w:szCs w:val="20"/>
-        </w:rPr>
-        <w:t xml:space="preserve"> </w:t>
-      </w:r>
-      <w:r>
-        <w:rPr>
-          <w:rFonts w:cs="Arial"/>
-          <w:b/>
-          <w:bCs/>
-          <w:szCs w:val="20"/>
-        </w:rPr>
-        <w:t>Java</w:t>
-      </w:r>
-      <w:r>
-        <w:rPr>
-          <w:rFonts w:cs="Arial"/>
-          <w:szCs w:val="20"/>
-        </w:rPr>
-        <w:t xml:space="preserve">): applications </w:t>
-      </w:r>
-      <w:r>
-        <w:rPr>
-          <w:szCs w:val="20"/>
-        </w:rPr>
-        <w:t>that operated APIs provided by</w:t>
-      </w:r>
-      <w:r>
-        <w:rPr>
-          <w:szCs w:val="20"/>
-        </w:rPr>
-        <w:t xml:space="preserve"> leading</w:t>
-      </w:r>
-      <w:r>
-        <w:rPr>
-          <w:szCs w:val="20"/>
-        </w:rPr>
-        <w:t xml:space="preserve"> Indian stock brokers, namely </w:t>
-      </w:r>
-      <w:r>
-        <w:rPr>
-          <w:szCs w:val="20"/>
-        </w:rPr>
-        <w:t>Kota Securities, Fyers</w:t>
-      </w:r>
-      <w:r>
-        <w:rPr>
-          <w:szCs w:val="20"/>
-        </w:rPr>
-        <w:t>,</w:t>
-      </w:r>
-      <w:r>
-        <w:rPr>
-          <w:szCs w:val="20"/>
-        </w:rPr>
-        <w:t xml:space="preserve"> </w:t>
-      </w:r>
-      <w:r>
-        <w:rPr>
-          <w:szCs w:val="20"/>
-        </w:rPr>
-        <w:t xml:space="preserve">and </w:t>
-      </w:r>
-      <w:r>
-        <w:rPr>
-          <w:szCs w:val="20"/>
-        </w:rPr>
-        <w:t>Zerodha</w:t>
-      </w:r>
-      <w:r>
-        <w:rPr>
-          <w:szCs w:val="20"/>
-        </w:rPr>
-        <w:t>, and</w:t>
-      </w:r>
-      <w:r>
-        <w:rPr>
-          <w:szCs w:val="20"/>
-        </w:rPr>
-        <w:t xml:space="preserve"> </w:t>
-      </w:r>
-      <w:r>
-        <w:rPr>
-          <w:szCs w:val="20"/>
-        </w:rPr>
-        <w:t>t</w:t>
-      </w:r>
-      <w:r>
-        <w:rPr>
-          <w:szCs w:val="20"/>
-        </w:rPr>
-        <w:t>rade</w:t>
-      </w:r>
-      <w:r>
-        <w:rPr>
-          <w:szCs w:val="20"/>
-        </w:rPr>
-        <w:t>d</w:t>
-      </w:r>
-      <w:r>
-        <w:rPr>
-          <w:szCs w:val="20"/>
-        </w:rPr>
-        <w:t xml:space="preserve"> stocks</w:t>
-      </w:r>
-      <w:r>
-        <w:rPr>
-          <w:szCs w:val="20"/>
-        </w:rPr>
-        <w:t xml:space="preserve"> and </w:t>
-      </w:r>
-      <w:r>
-        <w:rPr>
-          <w:szCs w:val="20"/>
-        </w:rPr>
-        <w:t xml:space="preserve">futures contracts </w:t>
-      </w:r>
-      <w:r>
-        <w:rPr>
-          <w:szCs w:val="20"/>
-        </w:rPr>
-        <w:t>worth</w:t>
-      </w:r>
-      <w:r>
-        <w:rPr>
-          <w:szCs w:val="20"/>
-        </w:rPr>
-        <w:t xml:space="preserve"> </w:t>
-      </w:r>
-      <w:r>
-        <w:rPr>
-          <w:szCs w:val="20"/>
-        </w:rPr>
-        <w:t>~</w:t>
-      </w:r>
-      <w:r>
-        <w:rPr>
-          <w:szCs w:val="20"/>
-        </w:rPr>
-        <w:t>₹</w:t>
-      </w:r>
-      <w:r>
-        <w:rPr>
-          <w:szCs w:val="20"/>
-        </w:rPr>
-        <w:t>10</w:t>
-      </w:r>
-      <w:r>
-        <w:rPr>
-          <w:szCs w:val="20"/>
-        </w:rPr>
-        <w:t>,</w:t>
-      </w:r>
-      <w:r>
-        <w:rPr>
-          <w:szCs w:val="20"/>
-        </w:rPr>
-        <w:t>000</w:t>
-      </w:r>
-      <w:r>
-        <w:rPr>
-          <w:szCs w:val="20"/>
-        </w:rPr>
-        <w:t>.</w:t>
-      </w:r>
-    </w:p>
-    <w:p>
-      <w:pPr>
-        <w:pStyle w:val="ListParagraph"/>
-        <w:numPr>
-          <w:ilvl w:val="0"/>
-          <w:numId w:val="31"/>
-        </w:numPr>
-        <w:spacing w:line="240" w:lineRule="auto"/>
-        <w:ind w:right="0"/>
-        <w:jc w:val="both"/>
-        <w:rPr>
-          <w:szCs w:val="20"/>
-        </w:rPr>
-      </w:pPr>
-      <w:hyperlink r:id="rId30" w:history="1">
-        <w:r>
-          <w:rPr>
-            <w:rStyle w:val="Hyperlink"/>
-            <w:sz w:val="22"/>
-            <w:szCs w:val="22"/>
-            <w:u w:val="none"/>
-          </w:rPr>
-          <w:t>Autonomous drone</w:t>
-        </w:r>
-      </w:hyperlink>
-      <w:r>
-        <w:rPr>
-          <w:rStyle w:val="Hyperlink"/>
-          <w:sz w:val="22"/>
-          <w:szCs w:val="22"/>
-          <w:u w:val="none"/>
-        </w:rPr>
-        <w:t xml:space="preserve"> </w:t>
-      </w:r>
-      <w:r>
-        <w:rPr>
-          <w:szCs w:val="20"/>
-        </w:rPr>
-        <w:t>(</w:t>
-      </w:r>
-      <w:r>
-        <w:rPr>
-          <w:b/>
-          <w:bCs/>
-          <w:szCs w:val="20"/>
-        </w:rPr>
-        <w:t>C++, JavaScript</w:t>
-      </w:r>
-      <w:r>
-        <w:rPr>
-          <w:szCs w:val="20"/>
-        </w:rPr>
-        <w:t>):</w:t>
-      </w:r>
-      <w:r>
-        <w:rPr>
-          <w:szCs w:val="20"/>
-        </w:rPr>
-        <w:t xml:space="preserve"> </w:t>
-      </w:r>
-      <w:r>
-        <w:rPr>
-          <w:szCs w:val="20"/>
-        </w:rPr>
-        <w:t xml:space="preserve">attempt to assemble an internet-controlled </w:t>
-      </w:r>
-      <w:r>
-        <w:rPr>
-          <w:szCs w:val="20"/>
-        </w:rPr>
-        <w:t xml:space="preserve">autonomous </w:t>
-      </w:r>
-      <w:r>
-        <w:rPr>
-          <w:szCs w:val="20"/>
-        </w:rPr>
-        <w:t>drone.</w:t>
-      </w:r>
-    </w:p>
-    <w:p>
-      <w:pPr>
-        <w:pStyle w:val="ListParagraph"/>
-        <w:numPr>
-          <w:ilvl w:val="0"/>
-          <w:numId w:val="31"/>
-        </w:numPr>
-        <w:spacing w:line="240" w:lineRule="auto"/>
-        <w:ind w:right="0"/>
-        <w:jc w:val="both"/>
-        <w:rPr>
-          <w:szCs w:val="20"/>
-        </w:rPr>
-      </w:pPr>
-      <w:hyperlink r:id="rId31" w:history="1">
-        <w:r>
-          <w:rPr>
-            <w:rStyle w:val="Hyperlink"/>
-            <w:sz w:val="22"/>
-            <w:szCs w:val="22"/>
-            <w:u w:val="none"/>
-          </w:rPr>
-          <w:t>Portfolio Site</w:t>
-        </w:r>
-      </w:hyperlink>
-      <w:r>
-        <w:rPr>
-          <w:szCs w:val="20"/>
-        </w:rPr>
-        <w:t xml:space="preserve"> (</w:t>
-      </w:r>
-      <w:r>
-        <w:rPr>
-          <w:b/>
-          <w:bCs/>
-          <w:szCs w:val="20"/>
-        </w:rPr>
-        <w:t>JavaScript, React</w:t>
-      </w:r>
-      <w:r>
-        <w:rPr>
-          <w:szCs w:val="20"/>
-        </w:rPr>
-        <w:t>): React J</w:t>
-      </w:r>
-      <w:r>
-        <w:rPr>
-          <w:szCs w:val="20"/>
-        </w:rPr>
-        <w:t>.</w:t>
-      </w:r>
-      <w:r>
-        <w:rPr>
-          <w:szCs w:val="20"/>
-        </w:rPr>
-        <w:t>S</w:t>
-      </w:r>
-      <w:r>
-        <w:rPr>
-          <w:szCs w:val="20"/>
-        </w:rPr>
-        <w:t>.</w:t>
-      </w:r>
-      <w:r>
-        <w:rPr>
-          <w:szCs w:val="20"/>
-        </w:rPr>
-        <w:t>-based portfolio site with an overview of projects done.</w:t>
-      </w:r>
-    </w:p>
-    <w:p>
-      <w:pPr>
-        <w:pBdr>
-          <w:bottom w:val="single" w:sz="6" w:space="1" w:color="auto"/>
-        </w:pBdr>
-        <w:spacing w:line="240" w:lineRule="auto"/>
-        <w:ind w:left="0" w:right="0" w:firstLine="0"/>
-        <w:jc w:val="both"/>
-      </w:pPr>
-    </w:p>
-    <w:p>
-      <w:pPr>
-        <w:spacing w:line="240" w:lineRule="auto"/>
-        <w:ind w:right="0"/>
-        <w:jc w:val="center"/>
-      </w:pPr>
-      <w:r>
-        <w:rPr>
-          <w:b/>
-          <w:bCs/>
-          <w:sz w:val="22"/>
-          <w:szCs w:val="22"/>
-        </w:rPr>
-        <w:t>Skills</w:t>
-      </w:r>
-    </w:p>
-    <w:p>
-      <w:pPr>
-        <w:spacing w:line="240" w:lineRule="auto"/>
-        <w:ind w:right="0"/>
-        <w:jc w:val="both"/>
-        <w:rPr>
-          <w:b/>
-          <w:bCs/>
-        </w:rPr>
-      </w:pPr>
-      <w:r>
-        <w:rPr>
-          <w:b/>
-          <w:bCs/>
-        </w:rPr>
-        <w:t>Proficiencies</w:t>
-      </w:r>
-      <w:r>
-        <w:rPr>
-          <w:b/>
-          <w:bCs/>
-        </w:rPr>
-        <w:t>:</w:t>
+          <w:szCs w:val="20"/>
+        </w:rPr>
+      </w:pPr>
+      <w:r>
+        <w:rPr>
+          <w:i/>
+          <w:iCs/>
+          <w:szCs w:val="20"/>
+        </w:rPr>
+        <w:t>Languages</w:t>
+      </w:r>
+      <w:r>
+        <w:rPr>
+          <w:szCs w:val="20"/>
+        </w:rPr>
+        <w:t xml:space="preserve">: Java </w:t>
       </w:r>
     </w:p>
     <w:p>
@@ -2510,37 +2481,19 @@
           <w:iCs/>
           <w:szCs w:val="20"/>
         </w:rPr>
-        <w:t>Languages</w:t>
-      </w:r>
-      <w:r>
-        <w:rPr>
-          <w:szCs w:val="20"/>
-        </w:rPr>
-        <w:t xml:space="preserve">: Java, JavaScript, PHP, </w:t>
-      </w:r>
-      <w:r>
-        <w:rPr>
-          <w:szCs w:val="20"/>
-        </w:rPr>
-        <w:t xml:space="preserve">and </w:t>
-      </w:r>
-      <w:r>
-        <w:rPr>
-          <w:szCs w:val="20"/>
-        </w:rPr>
-        <w:t>SQL</w:t>
+        <w:t>Technologies</w:t>
+      </w:r>
+      <w:r>
+        <w:rPr>
+          <w:szCs w:val="20"/>
+        </w:rPr>
+        <w:t>: REST APIs</w:t>
       </w:r>
       <w:r>
         <w:rPr>
           <w:szCs w:val="20"/>
         </w:rPr>
         <w:t>.</w:t>
-      </w:r>
-      <w:r>
-        <w:rPr>
-          <w:szCs w:val="20"/>
-        </w:rPr>
-        <w:t xml:space="preserve"> </w:t>
       </w:r>
     </w:p>
     <w:p>
@@ -2563,37 +2516,31 @@
           <w:iCs/>
           <w:szCs w:val="20"/>
         </w:rPr>
-        <w:t>Databases</w:t>
-      </w:r>
-      <w:r>
-        <w:rPr>
-          <w:szCs w:val="20"/>
-        </w:rPr>
-        <w:t xml:space="preserve">: </w:t>
-      </w:r>
-      <w:r>
-        <w:rPr>
-          <w:szCs w:val="20"/>
-        </w:rPr>
-        <w:t xml:space="preserve">Firebase, </w:t>
-      </w:r>
-      <w:r>
-        <w:rPr>
-          <w:szCs w:val="20"/>
-        </w:rPr>
-        <w:t xml:space="preserve">MySQL, </w:t>
-      </w:r>
-      <w:r>
-        <w:rPr>
-          <w:szCs w:val="20"/>
-        </w:rPr>
-        <w:t xml:space="preserve">and </w:t>
-      </w:r>
-      <w:r>
-        <w:rPr>
-          <w:szCs w:val="20"/>
-        </w:rPr>
-        <w:t>MySQL Workbench.</w:t>
+        <w:t>Domains</w:t>
+      </w:r>
+      <w:r>
+        <w:rPr>
+          <w:szCs w:val="20"/>
+        </w:rPr>
+        <w:t>:</w:t>
+      </w:r>
+      <w:r>
+        <w:rPr>
+          <w:szCs w:val="20"/>
+        </w:rPr>
+        <w:t xml:space="preserve"> </w:t>
+      </w:r>
+      <w:r>
+        <w:rPr>
+          <w:szCs w:val="20"/>
+        </w:rPr>
+        <w:t>Android application development and web back-end development</w:t>
+      </w:r>
+      <w:r>
+        <w:rPr>
+          <w:szCs w:val="20"/>
+        </w:rPr>
+        <w:t>.</w:t>
       </w:r>
     </w:p>
     <w:p>
@@ -2607,6 +2554,7 @@
         <w:ind w:right="0"/>
         <w:jc w:val="both"/>
         <w:rPr>
+          <w:bCs/>
           <w:szCs w:val="20"/>
         </w:rPr>
       </w:pPr>
@@ -2616,19 +2564,92 @@
           <w:iCs/>
           <w:szCs w:val="20"/>
         </w:rPr>
-        <w:t>Technologies</w:t>
-      </w:r>
-      <w:r>
-        <w:rPr>
-          <w:szCs w:val="20"/>
-        </w:rPr>
-        <w:t>: REST APIs, multi-threading</w:t>
+        <w:t>Others</w:t>
+      </w:r>
+      <w:r>
+        <w:rPr>
+          <w:i/>
+          <w:iCs/>
+          <w:szCs w:val="20"/>
+        </w:rPr>
+        <w:t>:</w:t>
+      </w:r>
+      <w:r>
+        <w:rPr>
+          <w:b/>
+          <w:bCs/>
+          <w:szCs w:val="20"/>
+        </w:rPr>
+        <w:t xml:space="preserve"> </w:t>
+      </w:r>
+      <w:r>
+        <w:rPr>
+          <w:szCs w:val="20"/>
+        </w:rPr>
+        <w:t>Git, GitHub, VS Code</w:t>
+      </w:r>
+      <w:r>
+        <w:rPr>
+          <w:szCs w:val="20"/>
+        </w:rPr>
+        <w:t>,</w:t>
+      </w:r>
+      <w:r>
+        <w:rPr>
+          <w:szCs w:val="20"/>
+        </w:rPr>
+        <w:t xml:space="preserve"> and</w:t>
+      </w:r>
+      <w:r>
+        <w:rPr>
+          <w:szCs w:val="20"/>
+        </w:rPr>
+        <w:t xml:space="preserve"> Android Studio</w:t>
       </w:r>
       <w:r>
         <w:rPr>
           <w:szCs w:val="20"/>
         </w:rPr>
         <w:t>.</w:t>
+      </w:r>
+    </w:p>
+    <w:p>
+      <w:pPr>
+        <w:spacing w:line="240" w:lineRule="auto"/>
+        <w:ind w:right="0"/>
+        <w:jc w:val="both"/>
+        <w:rPr>
+          <w:bCs/>
+          <w:sz w:val="18"/>
+          <w:szCs w:val="18"/>
+        </w:rPr>
+      </w:pPr>
+    </w:p>
+    <w:p>
+      <w:pPr>
+        <w:spacing w:line="240" w:lineRule="auto"/>
+        <w:ind w:right="0"/>
+        <w:rPr>
+          <w:rFonts w:cstheme="minorBidi"/>
+          <w:b/>
+          <w:bCs/>
+        </w:rPr>
+      </w:pPr>
+      <w:r>
+        <w:rPr>
+          <w:rFonts w:cstheme="minorBidi"/>
+          <w:b/>
+          <w:bCs/>
+        </w:rPr>
+        <w:t>Familiarities</w:t>
+      </w:r>
+      <w:r>
+        <w:rPr>
+          <w:rFonts w:cstheme="minorBidi"/>
+          <w:b/>
+          <w:bCs/>
+        </w:rPr>
+        <w:t>:</w:t>
       </w:r>
     </w:p>
     <w:p>
@@ -2651,7 +2672,7 @@
           <w:iCs/>
           <w:szCs w:val="20"/>
         </w:rPr>
-        <w:t>Domains</w:t>
+        <w:t>Languages</w:t>
       </w:r>
       <w:r>
         <w:rPr>
@@ -2663,13 +2684,31 @@
         <w:rPr>
           <w:szCs w:val="20"/>
         </w:rPr>
-        <w:t xml:space="preserve"> </w:t>
-      </w:r>
-      <w:r>
-        <w:rPr>
-          <w:szCs w:val="20"/>
-        </w:rPr>
-        <w:t>Android application development and web back-end development</w:t>
+        <w:t xml:space="preserve"> JavaScript, PHP, Python</w:t>
+      </w:r>
+      <w:r>
+        <w:rPr>
+          <w:szCs w:val="20"/>
+        </w:rPr>
+        <w:t xml:space="preserve">, </w:t>
+      </w:r>
+      <w:r>
+        <w:rPr>
+          <w:szCs w:val="20"/>
+        </w:rPr>
+        <w:t>SQL</w:t>
+      </w:r>
+      <w:r>
+        <w:rPr>
+          <w:szCs w:val="20"/>
+        </w:rPr>
+        <w:t xml:space="preserve">, </w:t>
+      </w:r>
+      <w:r>
+        <w:rPr>
+          <w:szCs w:val="20"/>
+        </w:rPr>
+        <w:t>C++</w:t>
       </w:r>
       <w:r>
         <w:rPr>
@@ -2689,7 +2728,6 @@
         <w:ind w:right="0"/>
         <w:jc w:val="both"/>
         <w:rPr>
-          <w:bCs/>
           <w:szCs w:val="20"/>
         </w:rPr>
       </w:pPr>
@@ -2699,92 +2737,13 @@
           <w:iCs/>
           <w:szCs w:val="20"/>
         </w:rPr>
-        <w:t>Others</w:t>
-      </w:r>
-      <w:r>
-        <w:rPr>
-          <w:i/>
-          <w:iCs/>
-          <w:szCs w:val="20"/>
-        </w:rPr>
-        <w:t>:</w:t>
-      </w:r>
-      <w:r>
-        <w:rPr>
-          <w:b/>
-          <w:bCs/>
-          <w:szCs w:val="20"/>
-        </w:rPr>
-        <w:t xml:space="preserve"> </w:t>
-      </w:r>
-      <w:r>
-        <w:rPr>
-          <w:szCs w:val="20"/>
-        </w:rPr>
-        <w:t>Git, GitHub, VS Code</w:t>
-      </w:r>
-      <w:r>
-        <w:rPr>
-          <w:szCs w:val="20"/>
-        </w:rPr>
-        <w:t>,</w:t>
-      </w:r>
-      <w:r>
-        <w:rPr>
-          <w:szCs w:val="20"/>
-        </w:rPr>
-        <w:t xml:space="preserve"> and</w:t>
-      </w:r>
-      <w:r>
-        <w:rPr>
-          <w:szCs w:val="20"/>
-        </w:rPr>
-        <w:t xml:space="preserve"> Android Studio</w:t>
-      </w:r>
-      <w:r>
-        <w:rPr>
-          <w:szCs w:val="20"/>
-        </w:rPr>
-        <w:t>.</w:t>
-      </w:r>
-    </w:p>
-    <w:p>
-      <w:pPr>
-        <w:spacing w:line="240" w:lineRule="auto"/>
-        <w:ind w:right="0"/>
-        <w:jc w:val="both"/>
-        <w:rPr>
-          <w:bCs/>
-          <w:sz w:val="18"/>
-          <w:szCs w:val="18"/>
-        </w:rPr>
-      </w:pPr>
-    </w:p>
-    <w:p>
-      <w:pPr>
-        <w:spacing w:line="240" w:lineRule="auto"/>
-        <w:ind w:right="0"/>
-        <w:rPr>
-          <w:rFonts w:cstheme="minorBidi"/>
-          <w:b/>
-          <w:bCs/>
-        </w:rPr>
-      </w:pPr>
-      <w:r>
-        <w:rPr>
-          <w:rFonts w:cstheme="minorBidi"/>
-          <w:b/>
-          <w:bCs/>
-        </w:rPr>
-        <w:t>Familiarities</w:t>
-      </w:r>
-      <w:r>
-        <w:rPr>
-          <w:rFonts w:cstheme="minorBidi"/>
-          <w:b/>
-          <w:bCs/>
-        </w:rPr>
-        <w:t>:</w:t>
+        <w:t>Databases</w:t>
+      </w:r>
+      <w:r>
+        <w:rPr>
+          <w:szCs w:val="20"/>
+        </w:rPr>
+        <w:t>: Firebase, MySQL, and MySQL Workbench, MongoDB.</w:t>
       </w:r>
     </w:p>
     <w:p>
@@ -2807,7 +2766,7 @@
           <w:iCs/>
           <w:szCs w:val="20"/>
         </w:rPr>
-        <w:t>Languages</w:t>
+        <w:t>Technologies</w:t>
       </w:r>
       <w:r>
         <w:rPr>
@@ -2819,19 +2778,37 @@
         <w:rPr>
           <w:szCs w:val="20"/>
         </w:rPr>
-        <w:t>Python,</w:t>
-      </w:r>
-      <w:r>
-        <w:rPr>
-          <w:szCs w:val="20"/>
-        </w:rPr>
-        <w:t xml:space="preserve"> </w:t>
-      </w:r>
-      <w:r>
-        <w:rPr>
-          <w:szCs w:val="20"/>
-        </w:rPr>
-        <w:t>C, C++, HTML, XML, CSS, and JSON.</w:t>
+        <w:t>M</w:t>
+      </w:r>
+      <w:r>
+        <w:rPr>
+          <w:szCs w:val="20"/>
+        </w:rPr>
+        <w:t>ulti-threading</w:t>
+      </w:r>
+      <w:r>
+        <w:rPr>
+          <w:szCs w:val="20"/>
+        </w:rPr>
+        <w:t xml:space="preserve">, </w:t>
+      </w:r>
+      <w:r>
+        <w:rPr>
+          <w:szCs w:val="20"/>
+        </w:rPr>
+        <w:t>Microservices</w:t>
+      </w:r>
+      <w:r>
+        <w:rPr>
+          <w:szCs w:val="20"/>
+        </w:rPr>
+        <w:t>, ReactJS, Bootstrap, Spring Boot</w:t>
+      </w:r>
+      <w:r>
+        <w:rPr>
+          <w:szCs w:val="20"/>
+        </w:rPr>
+        <w:t>.</w:t>
       </w:r>
     </w:p>
     <w:p>
@@ -2854,13 +2831,37 @@
           <w:iCs/>
           <w:szCs w:val="20"/>
         </w:rPr>
-        <w:t xml:space="preserve">Databases: </w:t>
-      </w:r>
-      <w:r>
-        <w:rPr>
-          <w:szCs w:val="20"/>
-        </w:rPr>
-        <w:t>MongoDB.</w:t>
+        <w:t>Domains</w:t>
+      </w:r>
+      <w:r>
+        <w:rPr>
+          <w:szCs w:val="20"/>
+        </w:rPr>
+        <w:t>:</w:t>
+      </w:r>
+      <w:r>
+        <w:rPr>
+          <w:szCs w:val="20"/>
+        </w:rPr>
+        <w:t xml:space="preserve"> F</w:t>
+      </w:r>
+      <w:r>
+        <w:rPr>
+          <w:szCs w:val="20"/>
+        </w:rPr>
+        <w:t>ull-stack web development</w:t>
+      </w:r>
+      <w:r>
+        <w:rPr>
+          <w:szCs w:val="20"/>
+        </w:rPr>
+        <w:t>, AI/ML model development and integration</w:t>
+      </w:r>
+      <w:r>
+        <w:rPr>
+          <w:szCs w:val="20"/>
+        </w:rPr>
+        <w:t>.</w:t>
       </w:r>
     </w:p>
     <w:p>
@@ -2874,6 +2875,7 @@
         <w:ind w:right="0"/>
         <w:jc w:val="both"/>
         <w:rPr>
+          <w:bCs/>
           <w:szCs w:val="20"/>
         </w:rPr>
       </w:pPr>
@@ -2883,125 +2885,18 @@
           <w:iCs/>
           <w:szCs w:val="20"/>
         </w:rPr>
-        <w:t>Technologies</w:t>
-      </w:r>
-      <w:r>
-        <w:rPr>
-          <w:szCs w:val="20"/>
-        </w:rPr>
-        <w:t xml:space="preserve">: </w:t>
-      </w:r>
-      <w:r>
-        <w:rPr>
-          <w:szCs w:val="20"/>
-        </w:rPr>
-        <w:t>M</w:t>
-      </w:r>
-      <w:r>
-        <w:rPr>
-          <w:szCs w:val="20"/>
-        </w:rPr>
-        <w:t>icroservices</w:t>
-      </w:r>
-      <w:r>
-        <w:rPr>
-          <w:szCs w:val="20"/>
-        </w:rPr>
-        <w:t>, ReactJS, Bootstrap, Spring Boot</w:t>
-      </w:r>
-      <w:r>
-        <w:rPr>
-          <w:szCs w:val="20"/>
-        </w:rPr>
-        <w:t>.</w:t>
-      </w:r>
-    </w:p>
-    <w:p>
-      <w:pPr>
-        <w:pStyle w:val="ListParagraph"/>
-        <w:numPr>
-          <w:ilvl w:val="0"/>
-          <w:numId w:val="32"/>
-        </w:numPr>
-        <w:spacing w:line="240" w:lineRule="auto"/>
-        <w:ind w:right="0"/>
-        <w:jc w:val="both"/>
-        <w:rPr>
-          <w:szCs w:val="20"/>
-        </w:rPr>
-      </w:pPr>
+        <w:t>Others</w:t>
+      </w:r>
       <w:r>
         <w:rPr>
           <w:i/>
           <w:iCs/>
           <w:szCs w:val="20"/>
         </w:rPr>
-        <w:t>Domains</w:t>
-      </w:r>
-      <w:r>
-        <w:rPr>
-          <w:szCs w:val="20"/>
-        </w:rPr>
         <w:t>:</w:t>
       </w:r>
       <w:r>
         <w:rPr>
-          <w:szCs w:val="20"/>
-        </w:rPr>
-        <w:t xml:space="preserve"> F</w:t>
-      </w:r>
-      <w:r>
-        <w:rPr>
-          <w:szCs w:val="20"/>
-        </w:rPr>
-        <w:t>ull-stack web development</w:t>
-      </w:r>
-      <w:r>
-        <w:rPr>
-          <w:szCs w:val="20"/>
-        </w:rPr>
-        <w:t>, AI/ML model development and integration</w:t>
-      </w:r>
-      <w:r>
-        <w:rPr>
-          <w:szCs w:val="20"/>
-        </w:rPr>
-        <w:t>.</w:t>
-      </w:r>
-    </w:p>
-    <w:p>
-      <w:pPr>
-        <w:pStyle w:val="ListParagraph"/>
-        <w:numPr>
-          <w:ilvl w:val="0"/>
-          <w:numId w:val="32"/>
-        </w:numPr>
-        <w:spacing w:line="240" w:lineRule="auto"/>
-        <w:ind w:right="0"/>
-        <w:jc w:val="both"/>
-        <w:rPr>
-          <w:bCs/>
-          <w:szCs w:val="20"/>
-        </w:rPr>
-      </w:pPr>
-      <w:r>
-        <w:rPr>
-          <w:i/>
-          <w:iCs/>
-          <w:szCs w:val="20"/>
-        </w:rPr>
-        <w:t>Others</w:t>
-      </w:r>
-      <w:r>
-        <w:rPr>
-          <w:i/>
-          <w:iCs/>
-          <w:szCs w:val="20"/>
-        </w:rPr>
-        <w:t>:</w:t>
-      </w:r>
-      <w:r>
-        <w:rPr>
           <w:b/>
           <w:bCs/>
           <w:szCs w:val="20"/>
@@ -3062,8 +2957,16 @@
         <w:rPr>
           <w:szCs w:val="20"/>
         </w:rPr>
-        <w:t xml:space="preserve"> PHPMyAdmin</w:t>
-      </w:r>
+        <w:t xml:space="preserve"> </w:t>
+      </w:r>
+      <w:proofErr w:type="spellStart"/>
+      <w:r>
+        <w:rPr>
+          <w:szCs w:val="20"/>
+        </w:rPr>
+        <w:t>PHPMyAdmin</w:t>
+      </w:r>
+      <w:proofErr w:type="spellEnd"/>
       <w:r>
         <w:rPr>
           <w:szCs w:val="20"/>
@@ -3089,7 +2992,7 @@
     </w:p>
     <w:p>
       <w:pPr>
-        <w:spacing w:line="240" w:lineRule="auto"/>
+        <w:spacing w:line="360" w:lineRule="auto"/>
         <w:ind w:left="0" w:right="0" w:firstLine="0"/>
         <w:jc w:val="center"/>
         <w:rPr>
@@ -3120,7 +3023,7 @@
     </w:p>
     <w:p>
       <w:pPr>
-        <w:spacing w:line="240" w:lineRule="auto"/>
+        <w:spacing w:line="360" w:lineRule="auto"/>
         <w:ind w:right="0"/>
         <w:jc w:val="both"/>
         <w:rPr>
@@ -3197,7 +3100,7 @@
     </w:p>
     <w:p>
       <w:pPr>
-        <w:spacing w:line="240" w:lineRule="auto"/>
+        <w:spacing w:line="360" w:lineRule="auto"/>
         <w:ind w:right="0"/>
         <w:jc w:val="both"/>
         <w:rPr>
@@ -3398,42 +3301,42 @@
         <v:path o:extrusionok="f" gradientshapeok="t" o:connecttype="rect"/>
         <o:lock v:ext="edit" aspectratio="t"/>
       </v:shapetype>
-      <v:shape id="_x0000_i2040" type="#_x0000_t75" style="width:512.25pt;height:512.25pt;rotation:180;flip:x y;visibility:visible;mso-wrap-style:square" o:bullet="t">
+      <v:shape id="_x0000_i1848" type="#_x0000_t75" style="width:512.25pt;height:512.25pt;rotation:180;flip:x y;visibility:visible;mso-wrap-style:square" o:bullet="t">
         <v:imagedata r:id="rId1" o:title="107161_circle_github_icon"/>
       </v:shape>
     </w:pict>
   </w:numPicBullet>
   <w:numPicBullet w:numPicBulletId="1">
     <w:pict>
-      <v:shape id="_x0000_i2041" type="#_x0000_t75" style="width:169.5pt;height:169.5pt;visibility:visible;mso-wrap-style:square" o:bullet="t">
+      <v:shape id="_x0000_i1849" type="#_x0000_t75" style="width:169.5pt;height:169.5pt;visibility:visible;mso-wrap-style:square" o:bullet="t">
         <v:imagedata r:id="rId2" o:title="941C13C7"/>
       </v:shape>
     </w:pict>
   </w:numPicBullet>
   <w:numPicBullet w:numPicBulletId="2">
     <w:pict>
-      <v:shape id="_x0000_i2042" type="#_x0000_t75" style="width:28.5pt;height:16.5pt;visibility:visible;mso-wrap-style:square" o:bullet="t">
+      <v:shape id="_x0000_i1850" type="#_x0000_t75" style="width:28.5pt;height:16.5pt;visibility:visible;mso-wrap-style:square" o:bullet="t">
         <v:imagedata r:id="rId3" o:title="107161_circle_github_icon"/>
       </v:shape>
     </w:pict>
   </w:numPicBullet>
   <w:numPicBullet w:numPicBulletId="3">
     <w:pict>
-      <v:shape id="_x0000_i2043" type="#_x0000_t75" style="width:240pt;height:234pt;visibility:visible;mso-wrap-style:square" o:bullet="t">
+      <v:shape id="_x0000_i1851" type="#_x0000_t75" style="width:240pt;height:234pt;visibility:visible;mso-wrap-style:square" o:bullet="t">
         <v:imagedata r:id="rId4" o:title="Indian_Institute_of_Technology_Bombay_Logo"/>
       </v:shape>
     </w:pict>
   </w:numPicBullet>
   <w:numPicBullet w:numPicBulletId="4">
     <w:pict>
-      <v:shape id="_x0000_i2044" type="#_x0000_t75" style="width:22.5pt;height:16.5pt;visibility:visible;mso-wrap-style:square" o:bullet="t">
+      <v:shape id="_x0000_i1852" type="#_x0000_t75" style="width:22.5pt;height:16.5pt;visibility:visible;mso-wrap-style:square" o:bullet="t">
         <v:imagedata r:id="rId5" o:title="Indian_Institute_of_Technology_Bombay_Logo"/>
       </v:shape>
     </w:pict>
   </w:numPicBullet>
   <w:numPicBullet w:numPicBulletId="5">
     <w:pict>
-      <v:shape id="_x0000_i2045" type="#_x0000_t75" style="width:76.5pt;height:76.5pt;visibility:visible;mso-wrap-style:square" o:bullet="t">
+      <v:shape id="_x0000_i1853" type="#_x0000_t75" style="width:76.5pt;height:76.5pt;visibility:visible;mso-wrap-style:square" o:bullet="t">
         <v:imagedata r:id="rId6" o:title=""/>
       </v:shape>
     </w:pict>

--- a/Resume_latest - Copy.docx
+++ b/Resume_latest - Copy.docx
@@ -241,7 +241,7 @@
             <w:u w:val="none"/>
             <w:shd w:val="clear" w:color="auto" w:fill="FFFFFF"/>
           </w:rPr>
-          <w:t>l</w:t>
+          <w:t>link</w:t>
         </w:r>
         <w:r>
           <w:rPr>
@@ -252,7 +252,7 @@
             <w:u w:val="none"/>
             <w:shd w:val="clear" w:color="auto" w:fill="FFFFFF"/>
           </w:rPr>
-          <w:t>inkedin.com/in/</w:t>
+          <w:t>edin.com/in/</w:t>
         </w:r>
         <w:proofErr w:type="spellStart"/>
         <w:r>
@@ -898,7 +898,25 @@
             <w:bCs/>
             <w:u w:val="none"/>
           </w:rPr>
-          <w:t>Bajaj Institute of Technology, Wardha</w:t>
+          <w:t>Bajaj Institute of Technology, Ward</w:t>
+        </w:r>
+        <w:r>
+          <w:rPr>
+            <w:rStyle w:val="Hyperlink"/>
+            <w:b/>
+            <w:bCs/>
+            <w:u w:val="none"/>
+          </w:rPr>
+          <w:t>h</w:t>
+        </w:r>
+        <w:r>
+          <w:rPr>
+            <w:rStyle w:val="Hyperlink"/>
+            <w:b/>
+            <w:bCs/>
+            <w:u w:val="none"/>
+          </w:rPr>
+          <w:t>a</w:t>
         </w:r>
       </w:hyperlink>
       <w:r>
@@ -1133,6 +1151,7 @@
         <w:rPr>
           <w:b/>
           <w:bCs/>
+          <w:color w:val="auto"/>
           <w:szCs w:val="20"/>
         </w:rPr>
       </w:pPr>
@@ -1142,20 +1161,47 @@
             <w:rStyle w:val="Hyperlink"/>
             <w:b/>
             <w:bCs/>
+            <w:color w:val="0070C0"/>
             <w:szCs w:val="20"/>
             <w:u w:val="none"/>
           </w:rPr>
-          <w:t>OFY Wellness Android app</w:t>
+          <w:t xml:space="preserve">OFY Wellness Android app (Java) </w:t>
+        </w:r>
+        <w:r>
+          <w:rPr>
+            <w:rStyle w:val="Hyperlink"/>
+            <w:b/>
+            <w:bCs/>
+            <w:color w:val="000000" w:themeColor="text1"/>
+            <w:szCs w:val="20"/>
+            <w:u w:val="none"/>
+          </w:rPr>
+          <w:t>[</w:t>
+        </w:r>
+        <w:r>
+          <w:rPr>
+            <w:rStyle w:val="Hyperlink"/>
+            <w:b/>
+            <w:bCs/>
+            <w:i/>
+            <w:iCs/>
+            <w:color w:val="000000" w:themeColor="text1"/>
+            <w:szCs w:val="20"/>
+          </w:rPr>
+          <w:t>link</w:t>
+        </w:r>
+        <w:r>
+          <w:rPr>
+            <w:rStyle w:val="Hyperlink"/>
+            <w:b/>
+            <w:bCs/>
+            <w:color w:val="000000" w:themeColor="text1"/>
+            <w:szCs w:val="20"/>
+            <w:u w:val="none"/>
+          </w:rPr>
+          <w:t>]</w:t>
         </w:r>
       </w:hyperlink>
-      <w:r>
-        <w:rPr>
-          <w:b/>
-          <w:bCs/>
-          <w:szCs w:val="20"/>
-        </w:rPr>
-        <w:t xml:space="preserve"> (Java)</w:t>
-      </w:r>
     </w:p>
     <w:p>
       <w:pPr>
@@ -1268,7 +1314,21 @@
         <w:rPr>
           <w:szCs w:val="20"/>
         </w:rPr>
-        <w:t>Tuned the model and improved meal image and nutrient detection by over 50%.</w:t>
+        <w:t xml:space="preserve">Tuned the model and improved meal image and nutrient detection by over </w:t>
+      </w:r>
+      <w:r>
+        <w:rPr>
+          <w:b/>
+          <w:bCs/>
+          <w:szCs w:val="20"/>
+        </w:rPr>
+        <w:t>50%</w:t>
+      </w:r>
+      <w:r>
+        <w:rPr>
+          <w:szCs w:val="20"/>
+        </w:rPr>
+        <w:t>.</w:t>
       </w:r>
     </w:p>
     <w:p>
@@ -1391,6 +1451,7 @@
         <w:rPr>
           <w:b/>
           <w:bCs/>
+          <w:color w:val="auto"/>
           <w:szCs w:val="20"/>
         </w:rPr>
       </w:pPr>
@@ -1398,33 +1459,93 @@
         <w:r>
           <w:rPr>
             <w:rStyle w:val="Hyperlink"/>
-            <w:rFonts w:cs="Arial"/>
             <w:b/>
             <w:bCs/>
+            <w:color w:val="0070C0"/>
             <w:szCs w:val="20"/>
             <w:u w:val="none"/>
           </w:rPr>
-          <w:t>A Spring Boot</w:t>
+          <w:t xml:space="preserve">A Spring Boot </w:t>
         </w:r>
         <w:r>
           <w:rPr>
             <w:rStyle w:val="Hyperlink"/>
             <w:b/>
             <w:bCs/>
+            <w:color w:val="0070C0"/>
             <w:szCs w:val="20"/>
             <w:u w:val="none"/>
           </w:rPr>
-          <w:t xml:space="preserve"> revenue converter</w:t>
+          <w:t>R</w:t>
+        </w:r>
+        <w:r>
+          <w:rPr>
+            <w:rStyle w:val="Hyperlink"/>
+            <w:b/>
+            <w:bCs/>
+            <w:color w:val="0070C0"/>
+            <w:szCs w:val="20"/>
+            <w:u w:val="none"/>
+          </w:rPr>
+          <w:t xml:space="preserve">evenue </w:t>
+        </w:r>
+        <w:r>
+          <w:rPr>
+            <w:rStyle w:val="Hyperlink"/>
+            <w:b/>
+            <w:bCs/>
+            <w:color w:val="0070C0"/>
+            <w:szCs w:val="20"/>
+            <w:u w:val="none"/>
+          </w:rPr>
+          <w:t>C</w:t>
+        </w:r>
+        <w:r>
+          <w:rPr>
+            <w:rStyle w:val="Hyperlink"/>
+            <w:b/>
+            <w:bCs/>
+            <w:color w:val="0070C0"/>
+            <w:szCs w:val="20"/>
+            <w:u w:val="none"/>
+          </w:rPr>
+          <w:t xml:space="preserve">onverter (Java) </w:t>
+        </w:r>
+        <w:r>
+          <w:rPr>
+            <w:rStyle w:val="Hyperlink"/>
+            <w:b/>
+            <w:bCs/>
+            <w:color w:val="000000" w:themeColor="text1"/>
+            <w:szCs w:val="20"/>
+            <w:u w:val="none"/>
+          </w:rPr>
+          <w:t>[</w:t>
+        </w:r>
+        <w:r>
+          <w:rPr>
+            <w:rStyle w:val="Hyperlink"/>
+            <w:b/>
+            <w:bCs/>
+            <w:i/>
+            <w:iCs/>
+            <w:color w:val="000000" w:themeColor="text1"/>
+            <w:szCs w:val="20"/>
+          </w:rPr>
+          <w:t>link</w:t>
+        </w:r>
+        <w:r>
+          <w:rPr>
+            <w:rStyle w:val="Hyperlink"/>
+            <w:b/>
+            <w:bCs/>
+            <w:color w:val="000000" w:themeColor="text1"/>
+            <w:szCs w:val="20"/>
+            <w:u w:val="none"/>
+          </w:rPr>
+          <w:t>]</w:t>
         </w:r>
       </w:hyperlink>
-      <w:r>
-        <w:rPr>
-          <w:b/>
-          <w:bCs/>
-          <w:szCs w:val="20"/>
-        </w:rPr>
-        <w:t xml:space="preserve"> (Java)</w:t>
-      </w:r>
     </w:p>
     <w:p>
       <w:pPr>
@@ -1456,19 +1577,27 @@
         <w:rPr>
           <w:szCs w:val="20"/>
         </w:rPr>
-        <w:t xml:space="preserve"> </w:t>
-      </w:r>
-      <w:r>
-        <w:rPr>
-          <w:szCs w:val="20"/>
-        </w:rPr>
-        <w:t>conversion feature</w:t>
-      </w:r>
-      <w:r>
-        <w:rPr>
-          <w:szCs w:val="20"/>
-        </w:rPr>
-        <w:t xml:space="preserve"> to 10+ currency pairs</w:t>
+        <w:t xml:space="preserve"> conversion feature</w:t>
+      </w:r>
+      <w:r>
+        <w:rPr>
+          <w:szCs w:val="20"/>
+        </w:rPr>
+        <w:t xml:space="preserve"> to </w:t>
+      </w:r>
+      <w:r>
+        <w:rPr>
+          <w:b/>
+          <w:bCs/>
+          <w:szCs w:val="20"/>
+        </w:rPr>
+        <w:t>10+</w:t>
+      </w:r>
+      <w:r>
+        <w:rPr>
+          <w:szCs w:val="20"/>
+        </w:rPr>
+        <w:t xml:space="preserve"> currency pairs</w:t>
       </w:r>
       <w:r>
         <w:rPr>
@@ -1509,7 +1638,21 @@
         <w:rPr>
           <w:szCs w:val="20"/>
         </w:rPr>
-        <w:t>the Spring Boot application and increased its availability by more than 10% by deploying it</w:t>
+        <w:t xml:space="preserve">the Spring Boot application and increased its availability by more than </w:t>
+      </w:r>
+      <w:r>
+        <w:rPr>
+          <w:b/>
+          <w:bCs/>
+          <w:szCs w:val="20"/>
+        </w:rPr>
+        <w:t>10%</w:t>
+      </w:r>
+      <w:r>
+        <w:rPr>
+          <w:szCs w:val="20"/>
+        </w:rPr>
+        <w:t xml:space="preserve"> by deploying it</w:t>
       </w:r>
       <w:r>
         <w:rPr>
@@ -1823,7 +1966,16 @@
           <w:rFonts w:cstheme="minorBidi"/>
           <w:szCs w:val="20"/>
         </w:rPr>
-        <w:t xml:space="preserve"> about 33%</w:t>
+        <w:t xml:space="preserve"> about </w:t>
+      </w:r>
+      <w:r>
+        <w:rPr>
+          <w:rFonts w:cstheme="minorBidi"/>
+          <w:b/>
+          <w:bCs/>
+          <w:szCs w:val="20"/>
+        </w:rPr>
+        <w:t>33%</w:t>
       </w:r>
       <w:r>
         <w:rPr>
@@ -1905,35 +2057,57 @@
             <w:szCs w:val="20"/>
             <w:u w:val="none"/>
           </w:rPr>
-          <w:t>Hindi4All: A brand-new programming language</w:t>
+          <w:t xml:space="preserve">Hindi4All: A brand-new programming language </w:t>
+        </w:r>
+        <w:r>
+          <w:rPr>
+            <w:rStyle w:val="Hyperlink"/>
+            <w:rFonts w:cs="Arial"/>
+            <w:b/>
+            <w:bCs/>
+            <w:color w:val="auto"/>
+            <w:szCs w:val="20"/>
+            <w:u w:val="none"/>
+          </w:rPr>
+          <w:t>(JavaScript, PHP) [</w:t>
+        </w:r>
+        <w:r>
+          <w:rPr>
+            <w:rStyle w:val="Hyperlink"/>
+            <w:rFonts w:cs="Arial"/>
+            <w:b/>
+            <w:bCs/>
+            <w:i/>
+            <w:iCs/>
+            <w:color w:val="auto"/>
+            <w:szCs w:val="20"/>
+          </w:rPr>
+          <w:t>link</w:t>
+        </w:r>
+        <w:r>
+          <w:rPr>
+            <w:rStyle w:val="Hyperlink"/>
+            <w:rFonts w:cs="Arial"/>
+            <w:b/>
+            <w:bCs/>
+            <w:color w:val="auto"/>
+            <w:szCs w:val="20"/>
+            <w:u w:val="none"/>
+          </w:rPr>
+          <w:t>]</w:t>
         </w:r>
       </w:hyperlink>
       <w:r>
         <w:rPr>
-          <w:rFonts w:cs="Arial"/>
+          <w:szCs w:val="20"/>
+        </w:rPr>
+        <w:t>:</w:t>
+      </w:r>
+      <w:r>
+        <w:rPr>
           <w:szCs w:val="20"/>
         </w:rPr>
         <w:t xml:space="preserve"> </w:t>
-      </w:r>
-      <w:r>
-        <w:rPr>
-          <w:szCs w:val="20"/>
-        </w:rPr>
-        <w:t>(</w:t>
-      </w:r>
-      <w:r>
-        <w:rPr>
-          <w:b/>
-          <w:bCs/>
-          <w:szCs w:val="20"/>
-        </w:rPr>
-        <w:t>JavaScript, PHP</w:t>
-      </w:r>
-      <w:r>
-        <w:rPr>
-          <w:szCs w:val="20"/>
-        </w:rPr>
-        <w:t xml:space="preserve">): </w:t>
       </w:r>
       <w:r>
         <w:rPr>
@@ -2007,6 +2181,8 @@
         <w:ind w:right="0"/>
         <w:jc w:val="both"/>
         <w:rPr>
+          <w:b/>
+          <w:bCs/>
           <w:szCs w:val="20"/>
         </w:rPr>
       </w:pPr>
@@ -2020,7 +2196,44 @@
             <w:szCs w:val="20"/>
             <w:u w:val="none"/>
           </w:rPr>
-          <w:t>Stock trading</w:t>
+          <w:t xml:space="preserve">Stock trading </w:t>
+        </w:r>
+        <w:r>
+          <w:rPr>
+            <w:rStyle w:val="Hyperlink"/>
+            <w:rFonts w:cs="Arial"/>
+            <w:b/>
+            <w:bCs/>
+            <w:color w:val="auto"/>
+            <w:szCs w:val="20"/>
+            <w:u w:val="none"/>
+          </w:rPr>
+          <w:t>(Python, Java) [</w:t>
+        </w:r>
+        <w:r>
+          <w:rPr>
+            <w:rStyle w:val="Hyperlink"/>
+            <w:rFonts w:cs="Arial"/>
+            <w:b/>
+            <w:bCs/>
+            <w:i/>
+            <w:iCs/>
+            <w:color w:val="auto"/>
+            <w:szCs w:val="20"/>
+          </w:rPr>
+          <w:t>link</w:t>
+        </w:r>
+        <w:r>
+          <w:rPr>
+            <w:rStyle w:val="Hyperlink"/>
+            <w:rFonts w:cs="Arial"/>
+            <w:b/>
+            <w:bCs/>
+            <w:color w:val="auto"/>
+            <w:szCs w:val="20"/>
+            <w:u w:val="none"/>
+          </w:rPr>
+          <w:t>]</w:t>
         </w:r>
       </w:hyperlink>
       <w:r>
@@ -2028,200 +2241,169 @@
           <w:rFonts w:cs="Arial"/>
           <w:szCs w:val="20"/>
         </w:rPr>
+        <w:t>:</w:t>
+      </w:r>
+      <w:r>
+        <w:rPr>
+          <w:rFonts w:cs="Arial"/>
+          <w:szCs w:val="20"/>
+        </w:rPr>
+        <w:t xml:space="preserve"> applications </w:t>
+      </w:r>
+      <w:r>
+        <w:rPr>
+          <w:szCs w:val="20"/>
+        </w:rPr>
+        <w:t>that operated APIs provided by</w:t>
+      </w:r>
+      <w:r>
+        <w:rPr>
+          <w:szCs w:val="20"/>
+        </w:rPr>
+        <w:t xml:space="preserve"> leading</w:t>
+      </w:r>
+      <w:r>
+        <w:rPr>
+          <w:szCs w:val="20"/>
+        </w:rPr>
+        <w:t xml:space="preserve"> stock brokers, namely </w:t>
+      </w:r>
+      <w:r>
+        <w:rPr>
+          <w:szCs w:val="20"/>
+        </w:rPr>
+        <w:t>Kota Securities, Fyers</w:t>
+      </w:r>
+      <w:r>
+        <w:rPr>
+          <w:szCs w:val="20"/>
+        </w:rPr>
+        <w:t>,</w:t>
+      </w:r>
+      <w:r>
+        <w:rPr>
+          <w:szCs w:val="20"/>
+        </w:rPr>
         <w:t xml:space="preserve"> </w:t>
       </w:r>
       <w:r>
         <w:rPr>
-          <w:rFonts w:cs="Arial"/>
-          <w:szCs w:val="20"/>
-        </w:rPr>
-        <w:t>(</w:t>
-      </w:r>
-      <w:r>
-        <w:rPr>
-          <w:rFonts w:cs="Arial"/>
+          <w:szCs w:val="20"/>
+        </w:rPr>
+        <w:t xml:space="preserve">and </w:t>
+      </w:r>
+      <w:proofErr w:type="spellStart"/>
+      <w:r>
+        <w:rPr>
+          <w:szCs w:val="20"/>
+        </w:rPr>
+        <w:t>Zerodha</w:t>
+      </w:r>
+      <w:proofErr w:type="spellEnd"/>
+      <w:r>
+        <w:rPr>
+          <w:szCs w:val="20"/>
+        </w:rPr>
+        <w:t xml:space="preserve">, </w:t>
+      </w:r>
+      <w:r>
+        <w:rPr>
+          <w:szCs w:val="20"/>
+        </w:rPr>
+        <w:t xml:space="preserve">that algorithmically </w:t>
+      </w:r>
+      <w:r>
+        <w:rPr>
+          <w:szCs w:val="20"/>
+        </w:rPr>
+        <w:t>t</w:t>
+      </w:r>
+      <w:r>
+        <w:rPr>
+          <w:szCs w:val="20"/>
+        </w:rPr>
+        <w:t>rade</w:t>
+      </w:r>
+      <w:r>
+        <w:rPr>
+          <w:szCs w:val="20"/>
+        </w:rPr>
+        <w:t>d</w:t>
+      </w:r>
+      <w:r>
+        <w:rPr>
+          <w:szCs w:val="20"/>
+        </w:rPr>
+        <w:t xml:space="preserve"> stocks</w:t>
+      </w:r>
+      <w:r>
+        <w:rPr>
+          <w:szCs w:val="20"/>
+        </w:rPr>
+        <w:t xml:space="preserve"> &amp; </w:t>
+      </w:r>
+      <w:r>
+        <w:rPr>
+          <w:szCs w:val="20"/>
+        </w:rPr>
+        <w:t xml:space="preserve">futures contracts </w:t>
+      </w:r>
+      <w:r>
+        <w:rPr>
+          <w:szCs w:val="20"/>
+        </w:rPr>
+        <w:t>worth</w:t>
+      </w:r>
+      <w:r>
+        <w:rPr>
+          <w:szCs w:val="20"/>
+        </w:rPr>
+        <w:t xml:space="preserve"> </w:t>
+      </w:r>
+      <w:r>
+        <w:rPr>
           <w:b/>
           <w:bCs/>
           <w:szCs w:val="20"/>
         </w:rPr>
-        <w:t>Python</w:t>
-      </w:r>
-      <w:r>
-        <w:rPr>
-          <w:rFonts w:cs="Arial"/>
+        <w:t>~</w:t>
+      </w:r>
+      <w:r>
+        <w:rPr>
           <w:b/>
           <w:bCs/>
           <w:szCs w:val="20"/>
         </w:rPr>
+        <w:t>₹</w:t>
+      </w:r>
+      <w:r>
+        <w:rPr>
+          <w:b/>
+          <w:bCs/>
+          <w:szCs w:val="20"/>
+        </w:rPr>
+        <w:t>10</w:t>
+      </w:r>
+      <w:r>
+        <w:rPr>
+          <w:b/>
+          <w:bCs/>
+          <w:szCs w:val="20"/>
+        </w:rPr>
         <w:t>,</w:t>
       </w:r>
       <w:r>
         <w:rPr>
-          <w:rFonts w:cs="Arial"/>
           <w:b/>
           <w:bCs/>
           <w:szCs w:val="20"/>
         </w:rPr>
-        <w:t xml:space="preserve"> </w:t>
-      </w:r>
-      <w:r>
-        <w:rPr>
-          <w:rFonts w:cs="Arial"/>
+        <w:t>000</w:t>
+      </w:r>
+      <w:r>
+        <w:rPr>
           <w:b/>
           <w:bCs/>
-          <w:szCs w:val="20"/>
-        </w:rPr>
-        <w:t>Java</w:t>
-      </w:r>
-      <w:r>
-        <w:rPr>
-          <w:rFonts w:cs="Arial"/>
-          <w:szCs w:val="20"/>
-        </w:rPr>
-        <w:t xml:space="preserve">): applications </w:t>
-      </w:r>
-      <w:r>
-        <w:rPr>
-          <w:szCs w:val="20"/>
-        </w:rPr>
-        <w:t>that operated APIs provided by</w:t>
-      </w:r>
-      <w:r>
-        <w:rPr>
-          <w:szCs w:val="20"/>
-        </w:rPr>
-        <w:t xml:space="preserve"> leading</w:t>
-      </w:r>
-      <w:r>
-        <w:rPr>
-          <w:szCs w:val="20"/>
-        </w:rPr>
-        <w:t xml:space="preserve"> stock brokers, namely </w:t>
-      </w:r>
-      <w:r>
-        <w:rPr>
-          <w:szCs w:val="20"/>
-        </w:rPr>
-        <w:t>Kota Securities, Fyers</w:t>
-      </w:r>
-      <w:r>
-        <w:rPr>
-          <w:szCs w:val="20"/>
-        </w:rPr>
-        <w:t>,</w:t>
-      </w:r>
-      <w:r>
-        <w:rPr>
-          <w:szCs w:val="20"/>
-        </w:rPr>
-        <w:t xml:space="preserve"> </w:t>
-      </w:r>
-      <w:r>
-        <w:rPr>
-          <w:szCs w:val="20"/>
-        </w:rPr>
-        <w:t xml:space="preserve">and </w:t>
-      </w:r>
-      <w:proofErr w:type="spellStart"/>
-      <w:r>
-        <w:rPr>
-          <w:szCs w:val="20"/>
-        </w:rPr>
-        <w:t>Zerodha</w:t>
-      </w:r>
-      <w:proofErr w:type="spellEnd"/>
-      <w:r>
-        <w:rPr>
-          <w:szCs w:val="20"/>
-        </w:rPr>
-        <w:t xml:space="preserve">, </w:t>
-      </w:r>
-      <w:r>
-        <w:rPr>
-          <w:szCs w:val="20"/>
-        </w:rPr>
-        <w:t xml:space="preserve">that algorithmically </w:t>
-      </w:r>
-      <w:r>
-        <w:rPr>
-          <w:szCs w:val="20"/>
-        </w:rPr>
-        <w:t>t</w:t>
-      </w:r>
-      <w:r>
-        <w:rPr>
-          <w:szCs w:val="20"/>
-        </w:rPr>
-        <w:t>rade</w:t>
-      </w:r>
-      <w:r>
-        <w:rPr>
-          <w:szCs w:val="20"/>
-        </w:rPr>
-        <w:t>d</w:t>
-      </w:r>
-      <w:r>
-        <w:rPr>
-          <w:szCs w:val="20"/>
-        </w:rPr>
-        <w:t xml:space="preserve"> stocks</w:t>
-      </w:r>
-      <w:r>
-        <w:rPr>
-          <w:szCs w:val="20"/>
-        </w:rPr>
-        <w:t xml:space="preserve"> &amp; </w:t>
-      </w:r>
-      <w:r>
-        <w:rPr>
-          <w:szCs w:val="20"/>
-        </w:rPr>
-        <w:t xml:space="preserve">futures contracts </w:t>
-      </w:r>
-      <w:r>
-        <w:rPr>
-          <w:szCs w:val="20"/>
-        </w:rPr>
-        <w:t>worth</w:t>
-      </w:r>
-      <w:r>
-        <w:rPr>
-          <w:szCs w:val="20"/>
-        </w:rPr>
-        <w:t xml:space="preserve"> </w:t>
-      </w:r>
-      <w:r>
-        <w:rPr>
-          <w:szCs w:val="20"/>
-        </w:rPr>
-        <w:t>~</w:t>
-      </w:r>
-      <w:r>
-        <w:rPr>
-          <w:szCs w:val="20"/>
-        </w:rPr>
-        <w:t>₹</w:t>
-      </w:r>
-      <w:r>
-        <w:rPr>
-          <w:szCs w:val="20"/>
-        </w:rPr>
-        <w:t>10</w:t>
-      </w:r>
-      <w:r>
-        <w:rPr>
-          <w:szCs w:val="20"/>
-        </w:rPr>
-        <w:t>,</w:t>
-      </w:r>
-      <w:r>
-        <w:rPr>
-          <w:szCs w:val="20"/>
-        </w:rPr>
-        <w:t>000</w:t>
-      </w:r>
-      <w:r>
-        <w:rPr>
           <w:szCs w:val="20"/>
         </w:rPr>
         <w:t>.</w:t>
@@ -2254,39 +2436,47 @@
             <w:szCs w:val="20"/>
             <w:u w:val="none"/>
           </w:rPr>
-          <w:t>Autonomous drone</w:t>
+          <w:t xml:space="preserve">Autonomous drone </w:t>
+        </w:r>
+        <w:r>
+          <w:rPr>
+            <w:rStyle w:val="Hyperlink"/>
+            <w:b/>
+            <w:bCs/>
+            <w:color w:val="auto"/>
+            <w:szCs w:val="20"/>
+            <w:u w:val="none"/>
+          </w:rPr>
+          <w:t>(C++, JavaScript) [</w:t>
+        </w:r>
+        <w:r>
+          <w:rPr>
+            <w:rStyle w:val="Hyperlink"/>
+            <w:b/>
+            <w:bCs/>
+            <w:i/>
+            <w:iCs/>
+            <w:color w:val="auto"/>
+            <w:szCs w:val="20"/>
+          </w:rPr>
+          <w:t>link</w:t>
+        </w:r>
+        <w:r>
+          <w:rPr>
+            <w:rStyle w:val="Hyperlink"/>
+            <w:b/>
+            <w:bCs/>
+            <w:color w:val="auto"/>
+            <w:szCs w:val="20"/>
+            <w:u w:val="none"/>
+          </w:rPr>
+          <w:t>]:</w:t>
         </w:r>
       </w:hyperlink>
       <w:r>
         <w:rPr>
-          <w:rStyle w:val="Hyperlink"/>
-          <w:szCs w:val="20"/>
-          <w:u w:val="none"/>
-        </w:rPr>
-        <w:t xml:space="preserve"> </w:t>
-      </w:r>
-      <w:r>
-        <w:rPr>
-          <w:szCs w:val="20"/>
-        </w:rPr>
-        <w:t>(</w:t>
-      </w:r>
-      <w:r>
-        <w:rPr>
           <w:b/>
           <w:bCs/>
-          <w:szCs w:val="20"/>
-        </w:rPr>
-        <w:t>C++, JavaScript</w:t>
-      </w:r>
-      <w:r>
-        <w:rPr>
-          <w:szCs w:val="20"/>
-        </w:rPr>
-        <w:t>):</w:t>
-      </w:r>
-      <w:r>
-        <w:rPr>
           <w:szCs w:val="20"/>
         </w:rPr>
         <w:t xml:space="preserve"> </w:t>
@@ -2333,28 +2523,54 @@
             <w:szCs w:val="20"/>
             <w:u w:val="none"/>
           </w:rPr>
-          <w:t>Portfolio Site</w:t>
+          <w:t xml:space="preserve">Portfolio Site </w:t>
+        </w:r>
+        <w:r>
+          <w:rPr>
+            <w:rStyle w:val="Hyperlink"/>
+            <w:b/>
+            <w:bCs/>
+            <w:color w:val="auto"/>
+            <w:szCs w:val="20"/>
+            <w:u w:val="none"/>
+          </w:rPr>
+          <w:t>(JavaScript, React) [</w:t>
+        </w:r>
+        <w:r>
+          <w:rPr>
+            <w:rStyle w:val="Hyperlink"/>
+            <w:b/>
+            <w:bCs/>
+            <w:i/>
+            <w:iCs/>
+            <w:color w:val="auto"/>
+            <w:szCs w:val="20"/>
+          </w:rPr>
+          <w:t>link</w:t>
+        </w:r>
+        <w:r>
+          <w:rPr>
+            <w:rStyle w:val="Hyperlink"/>
+            <w:b/>
+            <w:bCs/>
+            <w:color w:val="auto"/>
+            <w:szCs w:val="20"/>
+            <w:u w:val="none"/>
+          </w:rPr>
+          <w:t>]</w:t>
         </w:r>
       </w:hyperlink>
       <w:r>
         <w:rPr>
           <w:szCs w:val="20"/>
         </w:rPr>
-        <w:t xml:space="preserve"> (</w:t>
-      </w:r>
-      <w:r>
-        <w:rPr>
-          <w:b/>
-          <w:bCs/>
-          <w:szCs w:val="20"/>
-        </w:rPr>
-        <w:t>JavaScript, React</w:t>
-      </w:r>
-      <w:r>
-        <w:rPr>
-          <w:szCs w:val="20"/>
-        </w:rPr>
-        <w:t>): React J</w:t>
+        <w:t>:</w:t>
+      </w:r>
+      <w:r>
+        <w:rPr>
+          <w:szCs w:val="20"/>
+        </w:rPr>
+        <w:t xml:space="preserve"> React J</w:t>
       </w:r>
       <w:r>
         <w:rPr>
@@ -3301,42 +3517,42 @@
         <v:path o:extrusionok="f" gradientshapeok="t" o:connecttype="rect"/>
         <o:lock v:ext="edit" aspectratio="t"/>
       </v:shapetype>
-      <v:shape id="_x0000_i1848" type="#_x0000_t75" style="width:512.25pt;height:512.25pt;rotation:180;flip:x y;visibility:visible;mso-wrap-style:square" o:bullet="t">
+      <v:shape id="_x0000_i1344" type="#_x0000_t75" style="width:512.25pt;height:512.25pt;rotation:180;flip:x y;visibility:visible;mso-wrap-style:square" o:bullet="t">
         <v:imagedata r:id="rId1" o:title="107161_circle_github_icon"/>
       </v:shape>
     </w:pict>
   </w:numPicBullet>
   <w:numPicBullet w:numPicBulletId="1">
     <w:pict>
-      <v:shape id="_x0000_i1849" type="#_x0000_t75" style="width:169.5pt;height:169.5pt;visibility:visible;mso-wrap-style:square" o:bullet="t">
+      <v:shape id="_x0000_i1345" type="#_x0000_t75" style="width:169.5pt;height:169.5pt;visibility:visible;mso-wrap-style:square" o:bullet="t">
         <v:imagedata r:id="rId2" o:title="941C13C7"/>
       </v:shape>
     </w:pict>
   </w:numPicBullet>
   <w:numPicBullet w:numPicBulletId="2">
     <w:pict>
-      <v:shape id="_x0000_i1850" type="#_x0000_t75" style="width:28.5pt;height:16.5pt;visibility:visible;mso-wrap-style:square" o:bullet="t">
+      <v:shape id="_x0000_i1346" type="#_x0000_t75" style="width:28.5pt;height:16.5pt;visibility:visible;mso-wrap-style:square" o:bullet="t">
         <v:imagedata r:id="rId3" o:title="107161_circle_github_icon"/>
       </v:shape>
     </w:pict>
   </w:numPicBullet>
   <w:numPicBullet w:numPicBulletId="3">
     <w:pict>
-      <v:shape id="_x0000_i1851" type="#_x0000_t75" style="width:240pt;height:234pt;visibility:visible;mso-wrap-style:square" o:bullet="t">
+      <v:shape id="_x0000_i1347" type="#_x0000_t75" style="width:240pt;height:234pt;visibility:visible;mso-wrap-style:square" o:bullet="t">
         <v:imagedata r:id="rId4" o:title="Indian_Institute_of_Technology_Bombay_Logo"/>
       </v:shape>
     </w:pict>
   </w:numPicBullet>
   <w:numPicBullet w:numPicBulletId="4">
     <w:pict>
-      <v:shape id="_x0000_i1852" type="#_x0000_t75" style="width:22.5pt;height:16.5pt;visibility:visible;mso-wrap-style:square" o:bullet="t">
+      <v:shape id="_x0000_i1348" type="#_x0000_t75" style="width:22.5pt;height:16.5pt;visibility:visible;mso-wrap-style:square" o:bullet="t">
         <v:imagedata r:id="rId5" o:title="Indian_Institute_of_Technology_Bombay_Logo"/>
       </v:shape>
     </w:pict>
   </w:numPicBullet>
   <w:numPicBullet w:numPicBulletId="5">
     <w:pict>
-      <v:shape id="_x0000_i1853" type="#_x0000_t75" style="width:76.5pt;height:76.5pt;visibility:visible;mso-wrap-style:square" o:bullet="t">
+      <v:shape id="_x0000_i1349" type="#_x0000_t75" style="width:76.5pt;height:76.5pt;visibility:visible;mso-wrap-style:square" o:bullet="t">
         <v:imagedata r:id="rId6" o:title=""/>
       </v:shape>
     </w:pict>

--- a/Resume_latest - Copy.docx
+++ b/Resume_latest - Copy.docx
@@ -4,67 +4,245 @@
   <w:body>
     <w:p>
       <w:pPr>
-        <w:pStyle w:val="Heading1"/>
-        <w:spacing w:after="0" w:line="240" w:lineRule="auto"/>
-        <w:ind w:left="0" w:firstLine="0"/>
-        <w:jc w:val="center"/>
-        <w:rPr>
+        <w:pBdr>
+          <w:bottom w:val="single" w:sz="6" w:space="1" w:color="auto"/>
+        </w:pBdr>
+        <w:tabs>
+          <w:tab w:val="right" w:pos="10490"/>
+        </w:tabs>
+        <w:spacing w:line="240" w:lineRule="auto"/>
+        <w:ind w:right="0"/>
+        <w:rPr>
+          <w:bCs/>
+          <w:color w:val="000000" w:themeColor="text1"/>
+        </w:rPr>
+      </w:pPr>
+      <w:r>
+        <w:rPr>
+          <w:b/>
+          <w:bCs/>
+          <w:color w:val="000000" w:themeColor="text1"/>
+          <w:sz w:val="28"/>
           <w:szCs w:val="28"/>
         </w:rPr>
-      </w:pPr>
-      <w:r>
-        <w:rPr>
+        <w:t>Prathamesh Vivek Bhagat</w:t>
+      </w:r>
+      <w:r>
+        <w:rPr>
+          <w:b/>
+          <w:bCs/>
+          <w:color w:val="000000" w:themeColor="text1"/>
+          <w:sz w:val="28"/>
           <w:szCs w:val="28"/>
         </w:rPr>
-        <w:t>P</w:t>
-      </w:r>
-      <w:r>
-        <w:rPr>
+        <w:t xml:space="preserve"> </w:t>
+      </w:r>
+      <w:r>
+        <w:rPr>
+          <w:color w:val="000000" w:themeColor="text1"/>
+          <w:sz w:val="28"/>
           <w:szCs w:val="28"/>
         </w:rPr>
-        <w:t xml:space="preserve">rathamesh </w:t>
-      </w:r>
-      <w:r>
-        <w:rPr>
+        <w:t>|</w:t>
+      </w:r>
+      <w:r>
+        <w:rPr>
+          <w:b/>
+          <w:bCs/>
+          <w:color w:val="000000" w:themeColor="text1"/>
+          <w:sz w:val="28"/>
           <w:szCs w:val="28"/>
         </w:rPr>
-        <w:t xml:space="preserve">Vivek </w:t>
-      </w:r>
-      <w:r>
-        <w:rPr>
-          <w:szCs w:val="28"/>
-        </w:rPr>
-        <w:t>Bhaga</w:t>
-      </w:r>
-      <w:r>
-        <w:rPr>
-          <w:szCs w:val="28"/>
-        </w:rPr>
-        <w:t>t</w:t>
-      </w:r>
-    </w:p>
-    <w:p>
-      <w:pPr>
-        <w:pStyle w:val="Heading1"/>
-        <w:spacing w:after="0" w:line="240" w:lineRule="auto"/>
-        <w:ind w:left="0" w:firstLine="0"/>
-        <w:rPr>
-          <w:b w:val="0"/>
-          <w:sz w:val="20"/>
-        </w:rPr>
-      </w:pPr>
+        <w:t xml:space="preserve"> </w:t>
+      </w:r>
+      <w:r>
+        <w:rPr>
+          <w:rStyle w:val="Hyperlink"/>
+          <w:bCs/>
+          <w:i/>
+          <w:iCs/>
+          <w:color w:val="000000" w:themeColor="text1"/>
+          <w:u w:val="none"/>
+          <w:shd w:val="clear" w:color="auto" w:fill="FFFFFF"/>
+        </w:rPr>
+        <w:t>Primary prog. lang.:</w:t>
+      </w:r>
+      <w:r>
+        <w:rPr>
+          <w:rStyle w:val="Hyperlink"/>
+          <w:bCs/>
+          <w:i/>
+          <w:iCs/>
+          <w:color w:val="000000" w:themeColor="text1"/>
+          <w:u w:val="none"/>
+          <w:shd w:val="clear" w:color="auto" w:fill="FFFFFF"/>
+        </w:rPr>
+        <w:t xml:space="preserve"> J</w:t>
+      </w:r>
+      <w:r>
+        <w:rPr>
+          <w:rStyle w:val="Hyperlink"/>
+          <w:bCs/>
+          <w:i/>
+          <w:iCs/>
+          <w:color w:val="000000" w:themeColor="text1"/>
+          <w:u w:val="none"/>
+        </w:rPr>
+        <w:t>ava</w:t>
+      </w:r>
+      <w:r>
+        <w:rPr>
+          <w:bCs/>
+          <w:color w:val="000000" w:themeColor="text1"/>
+        </w:rPr>
+        <w:tab/>
+        <w:t xml:space="preserve"> </w:t>
+      </w:r>
       <w:hyperlink r:id="rId8" w:history="1">
         <w:r>
           <w:rPr>
             <w:rStyle w:val="Hyperlink"/>
-            <w:b w:val="0"/>
-            <w:bCs/>
             <w:noProof/>
-            <w:sz w:val="20"/>
+            <w:color w:val="000000" w:themeColor="text1"/>
             <w:u w:val="none"/>
           </w:rPr>
           <w:drawing>
-            <wp:inline distT="0" distB="0" distL="0" distR="0" wp14:anchorId="5C5FA86E" wp14:editId="5CCD7746">
+            <wp:inline distT="0" distB="0" distL="0" distR="0" wp14:anchorId="49675239" wp14:editId="1BCA3764">
+              <wp:extent cx="136800" cy="136800"/>
+              <wp:effectExtent l="0" t="0" r="0" b="0"/>
+              <wp:docPr id="774" name="Picture 774" descr="C:\Users\DELL\Downloads\107161_circle_github_icon.png"/>
+              <wp:cNvGraphicFramePr>
+                <a:graphicFrameLocks xmlns:a="http://schemas.openxmlformats.org/drawingml/2006/main"/>
+              </wp:cNvGraphicFramePr>
+              <a:graphic xmlns:a="http://schemas.openxmlformats.org/drawingml/2006/main">
+                <a:graphicData uri="http://schemas.openxmlformats.org/drawingml/2006/picture">
+                  <pic:pic xmlns:pic="http://schemas.openxmlformats.org/drawingml/2006/picture">
+                    <pic:nvPicPr>
+                      <pic:cNvPr id="0" name="Picture 5" descr="C:\Users\DELL\Downloads\107161_circle_github_icon.png"/>
+                      <pic:cNvPicPr>
+                        <a:picLocks noChangeAspect="1" noChangeArrowheads="1"/>
+                      </pic:cNvPicPr>
+                    </pic:nvPicPr>
+                    <pic:blipFill>
+                      <a:blip r:embed="rId9" cstate="print">
+                        <a:extLst>
+                          <a:ext uri="{28A0092B-C50C-407E-A947-70E740481C1C}">
+                            <a14:useLocalDpi xmlns:a14="http://schemas.microsoft.com/office/drawing/2010/main" val="0"/>
+                          </a:ext>
+                        </a:extLst>
+                      </a:blip>
+                      <a:srcRect/>
+                      <a:stretch>
+                        <a:fillRect/>
+                      </a:stretch>
+                    </pic:blipFill>
+                    <pic:spPr bwMode="auto">
+                      <a:xfrm>
+                        <a:off x="0" y="0"/>
+                        <a:ext cx="136800" cy="136800"/>
+                      </a:xfrm>
+                      <a:prstGeom prst="rect">
+                        <a:avLst/>
+                      </a:prstGeom>
+                      <a:noFill/>
+                      <a:ln>
+                        <a:noFill/>
+                      </a:ln>
+                    </pic:spPr>
+                  </pic:pic>
+                </a:graphicData>
+              </a:graphic>
+            </wp:inline>
+          </w:drawing>
+        </w:r>
+        <w:r>
+          <w:rPr>
+            <w:rStyle w:val="Hyperlink"/>
+            <w:color w:val="000000" w:themeColor="text1"/>
+            <w:u w:val="none"/>
+            <w:shd w:val="clear" w:color="auto" w:fill="FFFFFF"/>
+          </w:rPr>
+          <w:t xml:space="preserve"> </w:t>
+        </w:r>
+        <w:r>
+          <w:rPr>
+            <w:rStyle w:val="Hyperlink"/>
+            <w:color w:val="000000" w:themeColor="text1"/>
+            <w:u w:val="none"/>
+            <w:shd w:val="clear" w:color="auto" w:fill="FFFFFF"/>
+          </w:rPr>
+          <w:t>g</w:t>
+        </w:r>
+        <w:r>
+          <w:rPr>
+            <w:rStyle w:val="Hyperlink"/>
+            <w:color w:val="000000" w:themeColor="text1"/>
+            <w:u w:val="none"/>
+          </w:rPr>
+          <w:t>it</w:t>
+        </w:r>
+        <w:r>
+          <w:rPr>
+            <w:rStyle w:val="Hyperlink"/>
+            <w:color w:val="000000" w:themeColor="text1"/>
+            <w:u w:val="none"/>
+          </w:rPr>
+          <w:t>h</w:t>
+        </w:r>
+        <w:r>
+          <w:rPr>
+            <w:rStyle w:val="Hyperlink"/>
+            <w:color w:val="000000" w:themeColor="text1"/>
+            <w:u w:val="none"/>
+          </w:rPr>
+          <w:t>ub.com/</w:t>
+        </w:r>
+        <w:proofErr w:type="spellStart"/>
+        <w:r>
+          <w:rPr>
+            <w:rStyle w:val="Hyperlink"/>
+            <w:color w:val="000000" w:themeColor="text1"/>
+            <w:u w:val="none"/>
+          </w:rPr>
+          <w:t>PrathameshBhagat</w:t>
+        </w:r>
+        <w:proofErr w:type="spellEnd"/>
+        <w:r>
+          <w:rPr>
+            <w:rStyle w:val="Hyperlink"/>
+            <w:color w:val="000000" w:themeColor="text1"/>
+            <w:u w:val="none"/>
+          </w:rPr>
+          <w:t xml:space="preserve"> </w:t>
+        </w:r>
+      </w:hyperlink>
+    </w:p>
+    <w:p>
+      <w:pPr>
+        <w:pBdr>
+          <w:bottom w:val="single" w:sz="6" w:space="1" w:color="auto"/>
+        </w:pBdr>
+        <w:tabs>
+          <w:tab w:val="right" w:pos="10490"/>
+        </w:tabs>
+        <w:spacing w:line="240" w:lineRule="auto"/>
+        <w:ind w:right="0"/>
+        <w:rPr>
+          <w:color w:val="000000" w:themeColor="text1"/>
+        </w:rPr>
+      </w:pPr>
+      <w:hyperlink r:id="rId10" w:history="1">
+        <w:r>
+          <w:rPr>
+            <w:rStyle w:val="Hyperlink"/>
+            <w:b/>
+            <w:bCs/>
+            <w:noProof/>
+            <w:color w:val="000000" w:themeColor="text1"/>
+            <w:u w:val="none"/>
+          </w:rPr>
+          <w:drawing>
+            <wp:inline distT="0" distB="0" distL="0" distR="0" wp14:anchorId="0954BD8C" wp14:editId="12F84BA6">
               <wp:extent cx="149494" cy="108816"/>
               <wp:effectExtent l="0" t="0" r="3175" b="5715"/>
               <wp:docPr id="3" name="Picture 3"/>
@@ -81,7 +259,7 @@
                       </pic:cNvPicPr>
                     </pic:nvPicPr>
                     <pic:blipFill>
-                      <a:blip r:embed="rId9" cstate="print">
+                      <a:blip r:embed="rId11" cstate="print">
                         <a:extLst>
                           <a:ext uri="{28A0092B-C50C-407E-A947-70E740481C1C}">
                             <a14:useLocalDpi xmlns:a14="http://schemas.microsoft.com/office/drawing/2010/main" val="0"/>
@@ -115,10 +293,9 @@
         <w:r>
           <w:rPr>
             <w:rStyle w:val="Hyperlink"/>
-            <w:b w:val="0"/>
             <w:bCs/>
             <w:noProof/>
-            <w:sz w:val="20"/>
+            <w:color w:val="000000" w:themeColor="text1"/>
             <w:u w:val="none"/>
           </w:rPr>
           <w:t xml:space="preserve"> </w:t>
@@ -126,9 +303,8 @@
         <w:r>
           <w:rPr>
             <w:rStyle w:val="Hyperlink"/>
-            <w:b w:val="0"/>
             <w:bCs/>
-            <w:sz w:val="20"/>
+            <w:color w:val="000000" w:themeColor="text1"/>
             <w:u w:val="none"/>
           </w:rPr>
           <w:t>prathameshbhagat0608@gmail.com</w:t>
@@ -137,9 +313,8 @@
       <w:r>
         <w:rPr>
           <w:rStyle w:val="Hyperlink"/>
-          <w:b w:val="0"/>
-          <w:bCs/>
-          <w:sz w:val="20"/>
+          <w:bCs/>
+          <w:color w:val="000000" w:themeColor="text1"/>
           <w:u w:val="none"/>
         </w:rPr>
         <w:t xml:space="preserve"> </w:t>
@@ -147,145 +322,19 @@
       <w:r>
         <w:rPr>
           <w:rStyle w:val="Hyperlink"/>
-          <w:b w:val="0"/>
-          <w:bCs/>
-          <w:sz w:val="20"/>
+          <w:bCs/>
+          <w:color w:val="000000" w:themeColor="text1"/>
           <w:u w:val="none"/>
         </w:rPr>
-        <w:t>|</w:t>
-      </w:r>
-      <w:r>
-        <w:rPr>
-          <w:rStyle w:val="Hyperlink"/>
-          <w:b w:val="0"/>
-          <w:bCs/>
-          <w:sz w:val="20"/>
-          <w:u w:val="none"/>
-        </w:rPr>
-        <w:t xml:space="preserve"> </w:t>
-      </w:r>
-      <w:hyperlink r:id="rId10" w:history="1">
-        <w:r>
-          <w:rPr>
-            <w:rStyle w:val="Hyperlink"/>
-            <w:b w:val="0"/>
-            <w:bCs/>
-            <w:noProof/>
-            <w:sz w:val="20"/>
-            <w:u w:val="none"/>
-          </w:rPr>
-          <w:drawing>
-            <wp:inline distT="0" distB="0" distL="0" distR="0" wp14:anchorId="6DCE1325" wp14:editId="491A6424">
-              <wp:extent cx="125730" cy="115957"/>
-              <wp:effectExtent l="0" t="0" r="7620" b="0"/>
-              <wp:docPr id="1" name="Picture 1"/>
-              <wp:cNvGraphicFramePr>
-                <a:graphicFrameLocks xmlns:a="http://schemas.openxmlformats.org/drawingml/2006/main"/>
-              </wp:cNvGraphicFramePr>
-              <a:graphic xmlns:a="http://schemas.openxmlformats.org/drawingml/2006/main">
-                <a:graphicData uri="http://schemas.openxmlformats.org/drawingml/2006/picture">
-                  <pic:pic xmlns:pic="http://schemas.openxmlformats.org/drawingml/2006/picture">
-                    <pic:nvPicPr>
-                      <pic:cNvPr id="0" name="Picture 24"/>
-                      <pic:cNvPicPr>
-                        <a:picLocks noChangeAspect="1" noChangeArrowheads="1"/>
-                      </pic:cNvPicPr>
-                    </pic:nvPicPr>
-                    <pic:blipFill>
-                      <a:blip r:embed="rId11" cstate="print">
-                        <a:extLst>
-                          <a:ext uri="{28A0092B-C50C-407E-A947-70E740481C1C}">
-                            <a14:useLocalDpi xmlns:a14="http://schemas.microsoft.com/office/drawing/2010/main" val="0"/>
-                          </a:ext>
-                        </a:extLst>
-                      </a:blip>
-                      <a:srcRect/>
-                      <a:stretch>
-                        <a:fillRect/>
-                      </a:stretch>
-                    </pic:blipFill>
-                    <pic:spPr bwMode="auto">
-                      <a:xfrm>
-                        <a:off x="0" y="0"/>
-                        <a:ext cx="130109" cy="119995"/>
-                      </a:xfrm>
-                      <a:prstGeom prst="rect">
-                        <a:avLst/>
-                      </a:prstGeom>
-                      <a:noFill/>
-                      <a:ln>
-                        <a:noFill/>
-                      </a:ln>
-                    </pic:spPr>
-                  </pic:pic>
-                </a:graphicData>
-              </a:graphic>
-            </wp:inline>
-          </w:drawing>
-        </w:r>
-        <w:r>
-          <w:rPr>
-            <w:b w:val="0"/>
-            <w:bCs/>
-            <w:sz w:val="24"/>
-            <w:szCs w:val="18"/>
-          </w:rPr>
-          <w:t xml:space="preserve"> </w:t>
-        </w:r>
-        <w:r>
-          <w:rPr>
-            <w:rStyle w:val="Hyperlink"/>
-            <w:b w:val="0"/>
-            <w:bCs/>
-            <w:sz w:val="20"/>
-            <w:u w:val="none"/>
-            <w:shd w:val="clear" w:color="auto" w:fill="FFFFFF"/>
-          </w:rPr>
-          <w:t>link</w:t>
-        </w:r>
-        <w:r>
-          <w:rPr>
-            <w:rStyle w:val="Hyperlink"/>
-            <w:b w:val="0"/>
-            <w:bCs/>
-            <w:sz w:val="20"/>
-            <w:u w:val="none"/>
-            <w:shd w:val="clear" w:color="auto" w:fill="FFFFFF"/>
-          </w:rPr>
-          <w:t>edin.com/in/</w:t>
-        </w:r>
-        <w:proofErr w:type="spellStart"/>
-        <w:r>
-          <w:rPr>
-            <w:rStyle w:val="Hyperlink"/>
-            <w:b w:val="0"/>
-            <w:bCs/>
-            <w:sz w:val="20"/>
-            <w:u w:val="none"/>
-            <w:shd w:val="clear" w:color="auto" w:fill="FFFFFF"/>
-          </w:rPr>
-          <w:t>prathameshvivekbhagat</w:t>
-        </w:r>
-        <w:proofErr w:type="spellEnd"/>
-      </w:hyperlink>
-      <w:r>
-        <w:rPr>
-          <w:rStyle w:val="Hyperlink"/>
-          <w:b w:val="0"/>
-          <w:bCs/>
-          <w:sz w:val="20"/>
-          <w:u w:val="none"/>
-          <w:shd w:val="clear" w:color="auto" w:fill="FFFFFF"/>
-        </w:rPr>
         <w:t xml:space="preserve"> | </w:t>
       </w:r>
       <w:r>
         <w:rPr>
           <w:noProof/>
-          <w:sz w:val="20"/>
+          <w:color w:val="000000" w:themeColor="text1"/>
         </w:rPr>
         <w:drawing>
-          <wp:inline distT="0" distB="0" distL="0" distR="0" wp14:anchorId="1A5DAAEE" wp14:editId="212F7776">
+          <wp:inline distT="0" distB="0" distL="0" distR="0" wp14:anchorId="460ADA16" wp14:editId="295D4F84">
             <wp:extent cx="117022" cy="125730"/>
             <wp:effectExtent l="0" t="4445" r="0" b="0"/>
             <wp:docPr id="5" name="Picture 5"/>
@@ -336,9 +385,8 @@
       <w:r>
         <w:rPr>
           <w:rStyle w:val="Hyperlink"/>
-          <w:b w:val="0"/>
-          <w:bCs/>
-          <w:sz w:val="20"/>
+          <w:bCs/>
+          <w:color w:val="000000" w:themeColor="text1"/>
           <w:u w:val="none"/>
           <w:shd w:val="clear" w:color="auto" w:fill="FFFFFF"/>
         </w:rPr>
@@ -348,46 +396,171 @@
         <w:r>
           <w:rPr>
             <w:rStyle w:val="Hyperlink"/>
-            <w:b w:val="0"/>
             <w:bCs/>
-            <w:sz w:val="20"/>
+            <w:color w:val="000000" w:themeColor="text1"/>
             <w:u w:val="none"/>
           </w:rPr>
-          <w:t>(+91 7058031648)</w:t>
+          <w:t>+91 705</w:t>
+        </w:r>
+        <w:r>
+          <w:rPr>
+            <w:rStyle w:val="Hyperlink"/>
+            <w:bCs/>
+            <w:color w:val="000000" w:themeColor="text1"/>
+            <w:u w:val="none"/>
+          </w:rPr>
+          <w:t>-</w:t>
+        </w:r>
+        <w:r>
+          <w:rPr>
+            <w:rStyle w:val="Hyperlink"/>
+            <w:bCs/>
+            <w:color w:val="000000" w:themeColor="text1"/>
+            <w:u w:val="none"/>
+          </w:rPr>
+          <w:t>803</w:t>
+        </w:r>
+        <w:r>
+          <w:rPr>
+            <w:rStyle w:val="Hyperlink"/>
+            <w:bCs/>
+            <w:color w:val="000000" w:themeColor="text1"/>
+            <w:u w:val="none"/>
+          </w:rPr>
+          <w:t>-</w:t>
+        </w:r>
+        <w:r>
+          <w:rPr>
+            <w:rStyle w:val="Hyperlink"/>
+            <w:bCs/>
+            <w:color w:val="000000" w:themeColor="text1"/>
+            <w:u w:val="none"/>
+          </w:rPr>
+          <w:t>1648</w:t>
         </w:r>
       </w:hyperlink>
       <w:r>
         <w:rPr>
-          <w:b w:val="0"/>
-          <w:bCs/>
-          <w:sz w:val="20"/>
-        </w:rPr>
-        <w:t xml:space="preserve"> </w:t>
-      </w:r>
-    </w:p>
-    <w:p>
-      <w:pPr>
-        <w:pBdr>
-          <w:bottom w:val="single" w:sz="6" w:space="1" w:color="auto"/>
-        </w:pBdr>
-        <w:spacing w:line="240" w:lineRule="auto"/>
-        <w:ind w:left="0" w:right="0" w:firstLine="10"/>
-        <w:rPr>
-          <w:bCs/>
-        </w:rPr>
-      </w:pPr>
-      <w:hyperlink r:id="rId14" w:history="1">
+          <w:bCs/>
+          <w:color w:val="000000" w:themeColor="text1"/>
+        </w:rPr>
+        <w:tab/>
+      </w:r>
+      <w:r>
+        <w:rPr>
+          <w:noProof/>
+          <w:color w:val="000000" w:themeColor="text1"/>
+          <w:sz w:val="18"/>
+          <w:szCs w:val="18"/>
+        </w:rPr>
+        <w:drawing>
+          <wp:inline distT="0" distB="0" distL="0" distR="0" wp14:anchorId="4E759B88" wp14:editId="10DC927E">
+            <wp:extent cx="125730" cy="118586"/>
+            <wp:effectExtent l="0" t="0" r="7620" b="0"/>
+            <wp:docPr id="2" name="Picture 2" descr="leetcode&quot; Icon - Download for free – Iconduck"/>
+            <wp:cNvGraphicFramePr>
+              <a:graphicFrameLocks xmlns:a="http://schemas.openxmlformats.org/drawingml/2006/main"/>
+            </wp:cNvGraphicFramePr>
+            <a:graphic xmlns:a="http://schemas.openxmlformats.org/drawingml/2006/main">
+              <a:graphicData uri="http://schemas.openxmlformats.org/drawingml/2006/picture">
+                <pic:pic xmlns:pic="http://schemas.openxmlformats.org/drawingml/2006/picture">
+                  <pic:nvPicPr>
+                    <pic:cNvPr id="0" name="Picture 9" descr="leetcode&quot; Icon - Download for free – Iconduck"/>
+                    <pic:cNvPicPr>
+                      <a:picLocks noChangeAspect="1" noChangeArrowheads="1"/>
+                    </pic:cNvPicPr>
+                  </pic:nvPicPr>
+                  <pic:blipFill>
+                    <a:blip r:embed="rId14" cstate="print">
+                      <a:extLst>
+                        <a:ext uri="{28A0092B-C50C-407E-A947-70E740481C1C}">
+                          <a14:useLocalDpi xmlns:a14="http://schemas.microsoft.com/office/drawing/2010/main" val="0"/>
+                        </a:ext>
+                      </a:extLst>
+                    </a:blip>
+                    <a:srcRect/>
+                    <a:stretch>
+                      <a:fillRect/>
+                    </a:stretch>
+                  </pic:blipFill>
+                  <pic:spPr bwMode="auto">
+                    <a:xfrm>
+                      <a:off x="0" y="0"/>
+                      <a:ext cx="131502" cy="124030"/>
+                    </a:xfrm>
+                    <a:prstGeom prst="rect">
+                      <a:avLst/>
+                    </a:prstGeom>
+                    <a:noFill/>
+                    <a:ln>
+                      <a:noFill/>
+                    </a:ln>
+                  </pic:spPr>
+                </pic:pic>
+              </a:graphicData>
+            </a:graphic>
+          </wp:inline>
+        </w:drawing>
+      </w:r>
+      <w:hyperlink r:id="rId15" w:history="1">
         <w:r>
           <w:rPr>
             <w:rStyle w:val="Hyperlink"/>
             <w:noProof/>
+            <w:color w:val="000000" w:themeColor="text1"/>
+            <w:u w:val="none"/>
+          </w:rPr>
+          <w:t xml:space="preserve"> </w:t>
+        </w:r>
+        <w:r>
+          <w:rPr>
+            <w:rStyle w:val="Hyperlink"/>
+            <w:noProof/>
+            <w:color w:val="000000" w:themeColor="text1"/>
+            <w:u w:val="none"/>
+          </w:rPr>
+          <w:t>l</w:t>
+        </w:r>
+        <w:r>
+          <w:rPr>
+            <w:rStyle w:val="Hyperlink"/>
+            <w:noProof/>
+            <w:color w:val="000000" w:themeColor="text1"/>
+            <w:u w:val="none"/>
+          </w:rPr>
+          <w:t>eetcode.com/Prathamesh_Bhagat</w:t>
+        </w:r>
+      </w:hyperlink>
+    </w:p>
+    <w:p>
+      <w:pPr>
+        <w:pBdr>
+          <w:bottom w:val="single" w:sz="6" w:space="1" w:color="auto"/>
+        </w:pBdr>
+        <w:tabs>
+          <w:tab w:val="right" w:pos="10490"/>
+        </w:tabs>
+        <w:spacing w:line="240" w:lineRule="auto"/>
+        <w:ind w:right="0"/>
+        <w:rPr>
+          <w:color w:val="000000" w:themeColor="text1"/>
+        </w:rPr>
+      </w:pPr>
+      <w:hyperlink r:id="rId16" w:history="1">
+        <w:r>
+          <w:rPr>
+            <w:rStyle w:val="Hyperlink"/>
+            <w:b/>
+            <w:bCs/>
+            <w:noProof/>
+            <w:color w:val="000000" w:themeColor="text1"/>
             <w:u w:val="none"/>
           </w:rPr>
           <w:drawing>
-            <wp:inline distT="0" distB="0" distL="0" distR="0" wp14:anchorId="40097EE2" wp14:editId="38461733">
-              <wp:extent cx="136800" cy="136800"/>
-              <wp:effectExtent l="0" t="0" r="0" b="0"/>
-              <wp:docPr id="774" name="Picture 774" descr="C:\Users\DELL\Downloads\107161_circle_github_icon.png"/>
+            <wp:inline distT="0" distB="0" distL="0" distR="0" wp14:anchorId="2163F40E" wp14:editId="12967D61">
+              <wp:extent cx="125730" cy="115957"/>
+              <wp:effectExtent l="0" t="0" r="7620" b="0"/>
+              <wp:docPr id="9" name="Picture 9"/>
               <wp:cNvGraphicFramePr>
                 <a:graphicFrameLocks xmlns:a="http://schemas.openxmlformats.org/drawingml/2006/main"/>
               </wp:cNvGraphicFramePr>
@@ -395,13 +568,13 @@
                 <a:graphicData uri="http://schemas.openxmlformats.org/drawingml/2006/picture">
                   <pic:pic xmlns:pic="http://schemas.openxmlformats.org/drawingml/2006/picture">
                     <pic:nvPicPr>
-                      <pic:cNvPr id="0" name="Picture 5" descr="C:\Users\DELL\Downloads\107161_circle_github_icon.png"/>
+                      <pic:cNvPr id="0" name="Picture 24"/>
                       <pic:cNvPicPr>
                         <a:picLocks noChangeAspect="1" noChangeArrowheads="1"/>
                       </pic:cNvPicPr>
                     </pic:nvPicPr>
                     <pic:blipFill>
-                      <a:blip r:embed="rId15" cstate="print">
+                      <a:blip r:embed="rId17" cstate="print">
                         <a:extLst>
                           <a:ext uri="{28A0092B-C50C-407E-A947-70E740481C1C}">
                             <a14:useLocalDpi xmlns:a14="http://schemas.microsoft.com/office/drawing/2010/main" val="0"/>
@@ -416,7 +589,7 @@
                     <pic:spPr bwMode="auto">
                       <a:xfrm>
                         <a:off x="0" y="0"/>
-                        <a:ext cx="136800" cy="136800"/>
+                        <a:ext cx="130109" cy="119995"/>
                       </a:xfrm>
                       <a:prstGeom prst="rect">
                         <a:avLst/>
@@ -434,48 +607,59 @@
         </w:r>
         <w:r>
           <w:rPr>
-            <w:rStyle w:val="Hyperlink"/>
-            <w:u w:val="none"/>
-            <w:shd w:val="clear" w:color="auto" w:fill="FFFFFF"/>
+            <w:bCs/>
+            <w:color w:val="000000" w:themeColor="text1"/>
+            <w:sz w:val="24"/>
+            <w:szCs w:val="18"/>
           </w:rPr>
           <w:t xml:space="preserve"> </w:t>
         </w:r>
         <w:r>
           <w:rPr>
             <w:rStyle w:val="Hyperlink"/>
+            <w:bCs/>
+            <w:color w:val="000000" w:themeColor="text1"/>
             <w:u w:val="none"/>
+            <w:shd w:val="clear" w:color="auto" w:fill="FFFFFF"/>
           </w:rPr>
-          <w:t>github.com/</w:t>
+          <w:t>L</w:t>
+        </w:r>
+        <w:r>
+          <w:rPr>
+            <w:rStyle w:val="Hyperlink"/>
+            <w:bCs/>
+            <w:color w:val="000000" w:themeColor="text1"/>
+            <w:u w:val="none"/>
+            <w:shd w:val="clear" w:color="auto" w:fill="FFFFFF"/>
+          </w:rPr>
+          <w:t>inkedin.com/in/</w:t>
         </w:r>
         <w:proofErr w:type="spellStart"/>
         <w:r>
           <w:rPr>
             <w:rStyle w:val="Hyperlink"/>
+            <w:bCs/>
+            <w:color w:val="000000" w:themeColor="text1"/>
             <w:u w:val="none"/>
+            <w:shd w:val="clear" w:color="auto" w:fill="FFFFFF"/>
           </w:rPr>
-          <w:t>PrathameshBhagat</w:t>
+          <w:t>prathameshvivekbhagat</w:t>
         </w:r>
         <w:proofErr w:type="spellEnd"/>
-        <w:r>
-          <w:rPr>
-            <w:rStyle w:val="Hyperlink"/>
-            <w:u w:val="none"/>
-          </w:rPr>
-          <w:t xml:space="preserve"> </w:t>
-        </w:r>
       </w:hyperlink>
       <w:r>
         <w:rPr>
-          <w:rStyle w:val="Hyperlink"/>
-          <w:u w:val="none"/>
-        </w:rPr>
-        <w:t>|</w:t>
-      </w:r>
-      <w:hyperlink r:id="rId16" w:history="1">
+          <w:bCs/>
+          <w:color w:val="000000" w:themeColor="text1"/>
+        </w:rPr>
+        <w:tab/>
+      </w:r>
+      <w:hyperlink r:id="rId18" w:history="1">
         <w:r>
           <w:rPr>
             <w:rStyle w:val="Hyperlink"/>
             <w:bCs/>
+            <w:color w:val="000000" w:themeColor="text1"/>
             <w:u w:val="none"/>
           </w:rPr>
           <w:t xml:space="preserve"> </w:t>
@@ -485,13 +669,14 @@
             <w:rStyle w:val="Hyperlink"/>
             <w:bCs/>
             <w:noProof/>
+            <w:color w:val="000000" w:themeColor="text1"/>
             <w:u w:val="none"/>
           </w:rPr>
           <w:drawing>
-            <wp:inline distT="0" distB="0" distL="0" distR="0" wp14:anchorId="2002CE36" wp14:editId="26ADA943">
+            <wp:inline distT="0" distB="0" distL="0" distR="0" wp14:anchorId="32549FDF" wp14:editId="7385F93D">
               <wp:extent cx="124863" cy="111397"/>
               <wp:effectExtent l="0" t="0" r="8890" b="3175"/>
-              <wp:docPr id="4" name="Picture 4"/>
+              <wp:docPr id="10" name="Picture 10"/>
               <wp:cNvGraphicFramePr>
                 <a:graphicFrameLocks xmlns:a="http://schemas.openxmlformats.org/drawingml/2006/main" noChangeAspect="1"/>
               </wp:cNvGraphicFramePr>
@@ -505,7 +690,7 @@
                       </pic:cNvPicPr>
                     </pic:nvPicPr>
                     <pic:blipFill>
-                      <a:blip r:embed="rId17" cstate="print">
+                      <a:blip r:embed="rId19" cstate="print">
                         <a:extLst>
                           <a:ext uri="{28A0092B-C50C-407E-A947-70E740481C1C}">
                             <a14:useLocalDpi xmlns:a14="http://schemas.microsoft.com/office/drawing/2010/main" val="0"/>
@@ -540,6 +725,7 @@
           <w:rPr>
             <w:rStyle w:val="Hyperlink"/>
             <w:bCs/>
+            <w:color w:val="000000" w:themeColor="text1"/>
             <w:u w:val="none"/>
           </w:rPr>
           <w:t xml:space="preserve"> prathameshbhagat.github.io</w:t>
@@ -549,298 +735,10 @@
         <w:rPr>
           <w:rStyle w:val="Hyperlink"/>
           <w:bCs/>
+          <w:color w:val="000000" w:themeColor="text1"/>
           <w:u w:val="none"/>
         </w:rPr>
         <w:t xml:space="preserve"> </w:t>
-      </w:r>
-      <w:r>
-        <w:rPr>
-          <w:rStyle w:val="Hyperlink"/>
-          <w:bCs/>
-          <w:u w:val="none"/>
-        </w:rPr>
-        <w:t xml:space="preserve">| </w:t>
-      </w:r>
-      <w:r>
-        <w:rPr>
-          <w:noProof/>
-          <w:sz w:val="18"/>
-          <w:szCs w:val="18"/>
-        </w:rPr>
-        <w:drawing>
-          <wp:inline distT="0" distB="0" distL="0" distR="0" wp14:anchorId="1D517CFA" wp14:editId="0B21AEEE">
-            <wp:extent cx="125730" cy="118586"/>
-            <wp:effectExtent l="0" t="0" r="7620" b="0"/>
-            <wp:docPr id="2" name="Picture 2" descr="leetcode&quot; Icon - Download for free – Iconduck"/>
-            <wp:cNvGraphicFramePr>
-              <a:graphicFrameLocks xmlns:a="http://schemas.openxmlformats.org/drawingml/2006/main"/>
-            </wp:cNvGraphicFramePr>
-            <a:graphic xmlns:a="http://schemas.openxmlformats.org/drawingml/2006/main">
-              <a:graphicData uri="http://schemas.openxmlformats.org/drawingml/2006/picture">
-                <pic:pic xmlns:pic="http://schemas.openxmlformats.org/drawingml/2006/picture">
-                  <pic:nvPicPr>
-                    <pic:cNvPr id="0" name="Picture 9" descr="leetcode&quot; Icon - Download for free – Iconduck"/>
-                    <pic:cNvPicPr>
-                      <a:picLocks noChangeAspect="1" noChangeArrowheads="1"/>
-                    </pic:cNvPicPr>
-                  </pic:nvPicPr>
-                  <pic:blipFill>
-                    <a:blip r:embed="rId18" cstate="print">
-                      <a:extLst>
-                        <a:ext uri="{28A0092B-C50C-407E-A947-70E740481C1C}">
-                          <a14:useLocalDpi xmlns:a14="http://schemas.microsoft.com/office/drawing/2010/main" val="0"/>
-                        </a:ext>
-                      </a:extLst>
-                    </a:blip>
-                    <a:srcRect/>
-                    <a:stretch>
-                      <a:fillRect/>
-                    </a:stretch>
-                  </pic:blipFill>
-                  <pic:spPr bwMode="auto">
-                    <a:xfrm>
-                      <a:off x="0" y="0"/>
-                      <a:ext cx="131502" cy="124030"/>
-                    </a:xfrm>
-                    <a:prstGeom prst="rect">
-                      <a:avLst/>
-                    </a:prstGeom>
-                    <a:noFill/>
-                    <a:ln>
-                      <a:noFill/>
-                    </a:ln>
-                  </pic:spPr>
-                </pic:pic>
-              </a:graphicData>
-            </a:graphic>
-          </wp:inline>
-        </w:drawing>
-      </w:r>
-      <w:hyperlink r:id="rId19" w:history="1">
-        <w:r>
-          <w:rPr>
-            <w:rStyle w:val="Hyperlink"/>
-            <w:u w:val="none"/>
-          </w:rPr>
-          <w:t xml:space="preserve"> </w:t>
-        </w:r>
-        <w:r>
-          <w:rPr>
-            <w:rStyle w:val="Hyperlink"/>
-            <w:noProof/>
-            <w:u w:val="none"/>
-          </w:rPr>
-          <w:t>leetcode.com/Prathamesh_Bhagat</w:t>
-        </w:r>
-      </w:hyperlink>
-      <w:r>
-        <w:rPr>
-          <w:rStyle w:val="Hyperlink"/>
-          <w:noProof/>
-          <w:u w:val="none"/>
-        </w:rPr>
-        <w:t xml:space="preserve"> </w:t>
-      </w:r>
-      <w:r>
-        <w:rPr>
-          <w:bCs/>
-        </w:rPr>
-        <w:t xml:space="preserve"> </w:t>
-      </w:r>
-    </w:p>
-    <w:p>
-      <w:pPr>
-        <w:pBdr>
-          <w:bottom w:val="single" w:sz="6" w:space="1" w:color="auto"/>
-        </w:pBdr>
-        <w:spacing w:line="240" w:lineRule="auto"/>
-        <w:ind w:left="0" w:right="0" w:firstLine="0"/>
-        <w:jc w:val="both"/>
-        <w:rPr>
-          <w:b/>
-          <w:bCs/>
-        </w:rPr>
-      </w:pPr>
-    </w:p>
-    <w:p>
-      <w:pPr>
-        <w:spacing w:line="240" w:lineRule="auto"/>
-        <w:ind w:right="0"/>
-        <w:jc w:val="center"/>
-        <w:rPr>
-          <w:b/>
-          <w:bCs/>
-          <w:sz w:val="22"/>
-          <w:szCs w:val="22"/>
-        </w:rPr>
-      </w:pPr>
-      <w:r>
-        <w:rPr>
-          <w:b/>
-          <w:bCs/>
-          <w:sz w:val="22"/>
-          <w:szCs w:val="22"/>
-        </w:rPr>
-        <w:t>Summary</w:t>
-      </w:r>
-    </w:p>
-    <w:p>
-      <w:pPr>
-        <w:spacing w:line="240" w:lineRule="auto"/>
-        <w:ind w:right="0"/>
-        <w:jc w:val="both"/>
-      </w:pPr>
-      <w:r>
-        <w:t xml:space="preserve">A versatile programmer </w:t>
-      </w:r>
-      <w:r>
-        <w:t xml:space="preserve">with </w:t>
-      </w:r>
-      <w:r>
-        <w:t>6</w:t>
-      </w:r>
-      <w:r>
-        <w:t xml:space="preserve">+ </w:t>
-      </w:r>
-      <w:r>
-        <w:t xml:space="preserve">months of </w:t>
-      </w:r>
-      <w:r>
-        <w:t xml:space="preserve">internship </w:t>
-      </w:r>
-      <w:r>
-        <w:t>experience, h</w:t>
-      </w:r>
-      <w:r>
-        <w:t xml:space="preserve">aving </w:t>
-      </w:r>
-      <w:r>
-        <w:t xml:space="preserve">tackled </w:t>
-      </w:r>
-      <w:r>
-        <w:t>30</w:t>
-      </w:r>
-      <w:r>
-        <w:t>0</w:t>
-      </w:r>
-      <w:r>
-        <w:t>+</w:t>
-      </w:r>
-      <w:r>
-        <w:t xml:space="preserve"> </w:t>
-      </w:r>
-      <w:proofErr w:type="spellStart"/>
-      <w:r>
-        <w:t>Leet</w:t>
-      </w:r>
-      <w:r>
-        <w:t>C</w:t>
-      </w:r>
-      <w:r>
-        <w:t>ode</w:t>
-      </w:r>
-      <w:proofErr w:type="spellEnd"/>
-      <w:r>
-        <w:t xml:space="preserve"> problems</w:t>
-      </w:r>
-      <w:r>
-        <w:t>,</w:t>
-      </w:r>
-      <w:r>
-        <w:t xml:space="preserve"> </w:t>
-      </w:r>
-      <w:r>
-        <w:t xml:space="preserve">and </w:t>
-      </w:r>
-      <w:r>
-        <w:t xml:space="preserve">expertise in Android and </w:t>
-      </w:r>
-      <w:r>
-        <w:t>w</w:t>
-      </w:r>
-      <w:r>
-        <w:t>eb development</w:t>
-      </w:r>
-      <w:r>
-        <w:t>.</w:t>
-      </w:r>
-      <w:r>
-        <w:t xml:space="preserve"> Equipped with</w:t>
-      </w:r>
-      <w:r>
-        <w:t xml:space="preserve"> </w:t>
-      </w:r>
-      <w:r>
-        <w:t>strong problem</w:t>
-      </w:r>
-      <w:r>
-        <w:t>-</w:t>
-      </w:r>
-      <w:r>
-        <w:t xml:space="preserve">solving </w:t>
-      </w:r>
-      <w:r>
-        <w:t>capabilities</w:t>
-      </w:r>
-      <w:r>
-        <w:t xml:space="preserve"> </w:t>
-      </w:r>
-      <w:r>
-        <w:t xml:space="preserve">and </w:t>
-      </w:r>
-      <w:r>
-        <w:t>a</w:t>
-      </w:r>
-      <w:r>
-        <w:t xml:space="preserve"> proven</w:t>
-      </w:r>
-      <w:r>
-        <w:t xml:space="preserve"> track record of</w:t>
-      </w:r>
-      <w:r>
-        <w:t xml:space="preserve"> deliver</w:t>
-      </w:r>
-      <w:r>
-        <w:t>ing</w:t>
-      </w:r>
-      <w:r>
-        <w:t xml:space="preserve"> innovative</w:t>
-      </w:r>
-      <w:r>
-        <w:t xml:space="preserve"> </w:t>
-      </w:r>
-      <w:r>
-        <w:t>projects</w:t>
-      </w:r>
-      <w:r>
-        <w:t>,</w:t>
-      </w:r>
-      <w:r>
-        <w:t xml:space="preserve"> eager </w:t>
-      </w:r>
-      <w:r>
-        <w:t>to take on</w:t>
-      </w:r>
-      <w:r>
-        <w:t xml:space="preserve"> the </w:t>
-      </w:r>
-      <w:r>
-        <w:t xml:space="preserve">most ambitious </w:t>
-      </w:r>
-      <w:r>
-        <w:t xml:space="preserve">problems and bring </w:t>
-      </w:r>
-      <w:r>
-        <w:t xml:space="preserve">life to </w:t>
-      </w:r>
-      <w:r>
-        <w:t>impactful</w:t>
-      </w:r>
-      <w:r>
-        <w:t xml:space="preserve"> solutions</w:t>
-      </w:r>
-      <w:r>
-        <w:t>.</w:t>
       </w:r>
     </w:p>
     <w:p>
@@ -889,64 +787,80 @@
         </w:tabs>
         <w:spacing w:line="240" w:lineRule="auto"/>
         <w:ind w:right="0"/>
+        <w:rPr>
+          <w:bCs/>
+          <w:color w:val="000000" w:themeColor="text1"/>
+        </w:rPr>
       </w:pPr>
       <w:hyperlink r:id="rId20" w:history="1">
         <w:r>
           <w:rPr>
             <w:rStyle w:val="Hyperlink"/>
-            <w:b/>
-            <w:bCs/>
+            <w:color w:val="000000" w:themeColor="text1"/>
             <w:u w:val="none"/>
           </w:rPr>
-          <w:t>Bajaj Institute of Technology, Ward</w:t>
-        </w:r>
-        <w:r>
-          <w:rPr>
-            <w:rStyle w:val="Hyperlink"/>
-            <w:b/>
-            <w:bCs/>
-            <w:u w:val="none"/>
-          </w:rPr>
-          <w:t>h</w:t>
-        </w:r>
-        <w:r>
-          <w:rPr>
-            <w:rStyle w:val="Hyperlink"/>
-            <w:b/>
-            <w:bCs/>
-            <w:u w:val="none"/>
-          </w:rPr>
-          <w:t>a</w:t>
+          <w:t>Bajaj Institute of Technology, Wardha</w:t>
         </w:r>
       </w:hyperlink>
       <w:r>
         <w:rPr>
-          <w:bCs/>
-          <w:cs/>
+          <w:rStyle w:val="Hyperlink"/>
+          <w:color w:val="000000" w:themeColor="text1"/>
+          <w:u w:val="none"/>
         </w:rPr>
         <w:t xml:space="preserve"> </w:t>
       </w:r>
       <w:r>
         <w:rPr>
-          <w:cs/>
+          <w:bCs/>
+          <w:color w:val="000000" w:themeColor="text1"/>
         </w:rPr>
         <w:t>–</w:t>
       </w:r>
       <w:r>
+        <w:rPr>
+          <w:color w:val="000000" w:themeColor="text1"/>
+        </w:rPr>
         <w:t xml:space="preserve"> </w:t>
       </w:r>
       <w:r>
         <w:rPr>
-          <w:bCs/>
-        </w:rPr>
-        <w:t>B. Tech. (Computer Engineering) [</w:t>
+          <w:b/>
+          <w:i/>
+          <w:iCs/>
+          <w:color w:val="000000" w:themeColor="text1"/>
+        </w:rPr>
+        <w:t>B. Tech.</w:t>
+      </w:r>
+      <w:r>
+        <w:rPr>
+          <w:bCs/>
+          <w:color w:val="000000" w:themeColor="text1"/>
+        </w:rPr>
+        <w:t xml:space="preserve"> (</w:t>
+      </w:r>
+      <w:r>
+        <w:rPr>
+          <w:bCs/>
+          <w:i/>
+          <w:iCs/>
+          <w:color w:val="000000" w:themeColor="text1"/>
+        </w:rPr>
+        <w:t>Computer Engineering</w:t>
+      </w:r>
+      <w:r>
+        <w:rPr>
+          <w:bCs/>
+          <w:color w:val="000000" w:themeColor="text1"/>
+        </w:rPr>
+        <w:t>) [</w:t>
       </w:r>
       <w:hyperlink r:id="rId21" w:history="1">
         <w:r>
           <w:rPr>
             <w:rStyle w:val="Hyperlink"/>
             <w:bCs/>
-            <w:color w:val="auto"/>
+            <w:color w:val="000000" w:themeColor="text1"/>
           </w:rPr>
           <w:t>DBATU</w:t>
         </w:r>
@@ -954,15 +868,174 @@
       <w:r>
         <w:rPr>
           <w:bCs/>
+          <w:color w:val="000000" w:themeColor="text1"/>
         </w:rPr>
         <w:t>]</w:t>
       </w:r>
       <w:r>
         <w:rPr>
           <w:bCs/>
+          <w:color w:val="000000" w:themeColor="text1"/>
         </w:rPr>
         <w:tab/>
-        <w:t xml:space="preserve"> 2020 - 2024</w:t>
+        <w:t xml:space="preserve"> 202</w:t>
+      </w:r>
+      <w:r>
+        <w:rPr>
+          <w:bCs/>
+          <w:color w:val="000000" w:themeColor="text1"/>
+        </w:rPr>
+        <w:t>0</w:t>
+      </w:r>
+      <w:r>
+        <w:rPr>
+          <w:bCs/>
+          <w:color w:val="000000" w:themeColor="text1"/>
+        </w:rPr>
+        <w:t xml:space="preserve"> – </w:t>
+      </w:r>
+      <w:r>
+        <w:rPr>
+          <w:bCs/>
+          <w:color w:val="000000" w:themeColor="text1"/>
+        </w:rPr>
+        <w:t xml:space="preserve">Aug </w:t>
+      </w:r>
+      <w:r>
+        <w:rPr>
+          <w:bCs/>
+          <w:color w:val="000000" w:themeColor="text1"/>
+        </w:rPr>
+        <w:t>2024</w:t>
+      </w:r>
+    </w:p>
+    <w:p>
+      <w:pPr>
+        <w:pBdr>
+          <w:bottom w:val="single" w:sz="6" w:space="1" w:color="auto"/>
+        </w:pBdr>
+        <w:tabs>
+          <w:tab w:val="right" w:pos="10490"/>
+        </w:tabs>
+        <w:spacing w:line="240" w:lineRule="auto"/>
+        <w:ind w:left="0" w:right="0" w:firstLine="0"/>
+        <w:rPr>
+          <w:bCs/>
+          <w:color w:val="000000" w:themeColor="text1"/>
+        </w:rPr>
+      </w:pPr>
+      <w:hyperlink r:id="rId22" w:history="1">
+        <w:r>
+          <w:rPr>
+            <w:rStyle w:val="Hyperlink"/>
+            <w:color w:val="000000" w:themeColor="text1"/>
+            <w:u w:val="none"/>
+            <w:shd w:val="clear" w:color="auto" w:fill="FFFFFF"/>
+          </w:rPr>
+          <w:t>Indian Institute of Technology, Kharagpur</w:t>
+        </w:r>
+      </w:hyperlink>
+      <w:r>
+        <w:rPr>
+          <w:rStyle w:val="Hyperlink"/>
+          <w:color w:val="000000" w:themeColor="text1"/>
+          <w:u w:val="none"/>
+          <w:shd w:val="clear" w:color="auto" w:fill="FFFFFF"/>
+        </w:rPr>
+        <w:t xml:space="preserve"> </w:t>
+      </w:r>
+      <w:r>
+        <w:rPr>
+          <w:bCs/>
+          <w:color w:val="000000" w:themeColor="text1"/>
+        </w:rPr>
+        <w:t>–</w:t>
+      </w:r>
+      <w:r>
+        <w:rPr>
+          <w:bCs/>
+          <w:color w:val="000000" w:themeColor="text1"/>
+        </w:rPr>
+        <w:t xml:space="preserve"> </w:t>
+      </w:r>
+      <w:r>
+        <w:rPr>
+          <w:b/>
+          <w:bCs/>
+          <w:i/>
+          <w:iCs/>
+          <w:color w:val="000000" w:themeColor="text1"/>
+        </w:rPr>
+        <w:t>Programming in Java</w:t>
+      </w:r>
+      <w:r>
+        <w:rPr>
+          <w:color w:val="000000" w:themeColor="text1"/>
+        </w:rPr>
+        <w:t xml:space="preserve"> (</w:t>
+      </w:r>
+      <w:r>
+        <w:rPr>
+          <w:i/>
+          <w:iCs/>
+          <w:color w:val="000000" w:themeColor="text1"/>
+        </w:rPr>
+        <w:t>A non-degree course</w:t>
+      </w:r>
+      <w:r>
+        <w:rPr>
+          <w:color w:val="000000" w:themeColor="text1"/>
+        </w:rPr>
+        <w:t>) [</w:t>
+      </w:r>
+      <w:hyperlink r:id="rId23" w:history="1">
+        <w:r>
+          <w:rPr>
+            <w:rStyle w:val="Hyperlink"/>
+            <w:color w:val="auto"/>
+          </w:rPr>
+          <w:t>NPTEL</w:t>
+        </w:r>
+      </w:hyperlink>
+      <w:r>
+        <w:rPr>
+          <w:rStyle w:val="Hyperlink"/>
+          <w:color w:val="000000" w:themeColor="text1"/>
+          <w:u w:val="none"/>
+        </w:rPr>
+        <w:t>]</w:t>
+      </w:r>
+      <w:r>
+        <w:rPr>
+          <w:bCs/>
+          <w:color w:val="000000" w:themeColor="text1"/>
+        </w:rPr>
+        <w:tab/>
+      </w:r>
+      <w:r>
+        <w:rPr>
+          <w:color w:val="000000" w:themeColor="text1"/>
+        </w:rPr>
+        <w:t xml:space="preserve">Jul </w:t>
+      </w:r>
+      <w:r>
+        <w:rPr>
+          <w:bCs/>
+          <w:color w:val="000000" w:themeColor="text1"/>
+        </w:rPr>
+        <w:t>–</w:t>
+      </w:r>
+      <w:r>
+        <w:rPr>
+          <w:color w:val="000000" w:themeColor="text1"/>
+        </w:rPr>
+        <w:t xml:space="preserve"> Oct 202</w:t>
+      </w:r>
+      <w:r>
+        <w:rPr>
+          <w:color w:val="000000" w:themeColor="text1"/>
+        </w:rPr>
+        <w:t>1</w:t>
       </w:r>
     </w:p>
     <w:p>
@@ -977,79 +1050,162 @@
         <w:ind w:right="0"/>
         <w:rPr>
           <w:bCs/>
-        </w:rPr>
-      </w:pPr>
-      <w:hyperlink r:id="rId22" w:history="1">
-        <w:r>
-          <w:rPr>
-            <w:rStyle w:val="Hyperlink"/>
-            <w:b/>
-            <w:bCs/>
-            <w:u w:val="none"/>
-            <w:shd w:val="clear" w:color="auto" w:fill="FFFFFF"/>
-          </w:rPr>
-          <w:t>Indian Institute of Technology, Kharagpur</w:t>
-        </w:r>
-      </w:hyperlink>
-      <w:r>
-        <w:rPr>
-          <w:b/>
-          <w:bCs/>
-          <w:cs/>
-        </w:rPr>
-        <w:t xml:space="preserve"> </w:t>
-      </w:r>
-      <w:r>
-        <w:rPr>
-          <w:cs/>
-        </w:rPr>
-        <w:t>–</w:t>
-      </w:r>
-      <w:r>
-        <w:t xml:space="preserve"> </w:t>
-      </w:r>
-      <w:r>
-        <w:t>Programming in Java (</w:t>
-      </w:r>
-      <w:r>
-        <w:t>A n</w:t>
-      </w:r>
-      <w:r>
-        <w:t>on-degree course</w:t>
-      </w:r>
-      <w:r>
-        <w:t>) [</w:t>
-      </w:r>
-      <w:hyperlink r:id="rId23" w:history="1">
+          <w:color w:val="000000" w:themeColor="text1"/>
+        </w:rPr>
+      </w:pPr>
+      <w:hyperlink r:id="rId24" w:history="1">
         <w:r>
           <w:rPr>
             <w:rStyle w:val="Hyperlink"/>
             <w:bCs/>
+            <w:color w:val="000000" w:themeColor="text1"/>
+            <w:u w:val="none"/>
+          </w:rPr>
+          <w:t xml:space="preserve">Lal Bahadur Shastri Jr. College, </w:t>
+        </w:r>
+        <w:proofErr w:type="spellStart"/>
+        <w:r>
+          <w:rPr>
+            <w:rStyle w:val="Hyperlink"/>
+            <w:bCs/>
+            <w:color w:val="000000" w:themeColor="text1"/>
+            <w:u w:val="none"/>
+          </w:rPr>
+          <w:t>Bhandara</w:t>
+        </w:r>
+        <w:proofErr w:type="spellEnd"/>
+      </w:hyperlink>
+      <w:r>
+        <w:rPr>
+          <w:rStyle w:val="Hyperlink"/>
+          <w:bCs/>
+          <w:color w:val="000000" w:themeColor="text1"/>
+          <w:u w:val="none"/>
+        </w:rPr>
+        <w:t xml:space="preserve"> </w:t>
+      </w:r>
+      <w:r>
+        <w:rPr>
+          <w:bCs/>
+          <w:color w:val="000000" w:themeColor="text1"/>
+        </w:rPr>
+        <w:t>–</w:t>
+      </w:r>
+      <w:r>
+        <w:rPr>
+          <w:color w:val="000000" w:themeColor="text1"/>
+        </w:rPr>
+        <w:t xml:space="preserve"> </w:t>
+      </w:r>
+      <w:r>
+        <w:rPr>
+          <w:b/>
+          <w:bCs/>
+          <w:i/>
+          <w:iCs/>
+          <w:color w:val="000000" w:themeColor="text1"/>
+        </w:rPr>
+        <w:t>12</w:t>
+      </w:r>
+      <w:r>
+        <w:rPr>
+          <w:b/>
+          <w:bCs/>
+          <w:i/>
+          <w:iCs/>
+          <w:color w:val="000000" w:themeColor="text1"/>
+          <w:vertAlign w:val="superscript"/>
+        </w:rPr>
+        <w:t>th</w:t>
+      </w:r>
+      <w:r>
+        <w:rPr>
+          <w:b/>
+          <w:bCs/>
+          <w:i/>
+          <w:iCs/>
+          <w:color w:val="000000" w:themeColor="text1"/>
+        </w:rPr>
+        <w:t xml:space="preserve"> std</w:t>
+      </w:r>
+      <w:r>
+        <w:rPr>
+          <w:b/>
+          <w:bCs/>
+          <w:i/>
+          <w:iCs/>
+          <w:color w:val="000000" w:themeColor="text1"/>
+        </w:rPr>
+        <w:t>.</w:t>
+      </w:r>
+      <w:r>
+        <w:rPr>
+          <w:b/>
+          <w:bCs/>
+          <w:i/>
+          <w:iCs/>
+          <w:color w:val="000000" w:themeColor="text1"/>
+        </w:rPr>
+        <w:t xml:space="preserve"> </w:t>
+      </w:r>
+      <w:r>
+        <w:rPr>
+          <w:i/>
+          <w:iCs/>
+          <w:color w:val="000000" w:themeColor="text1"/>
+        </w:rPr>
+        <w:t>(PCMB + IT)</w:t>
+      </w:r>
+      <w:r>
+        <w:rPr>
+          <w:i/>
+          <w:iCs/>
+          <w:color w:val="000000" w:themeColor="text1"/>
+        </w:rPr>
+        <w:t xml:space="preserve"> </w:t>
+      </w:r>
+      <w:r>
+        <w:rPr>
+          <w:color w:val="000000" w:themeColor="text1"/>
+        </w:rPr>
+        <w:t>[</w:t>
+      </w:r>
+      <w:hyperlink r:id="rId25" w:history="1">
+        <w:r>
+          <w:rPr>
+            <w:rStyle w:val="Hyperlink"/>
             <w:color w:val="auto"/>
           </w:rPr>
-          <w:t>NPTEL</w:t>
+          <w:t>Maharashtra State Board</w:t>
         </w:r>
       </w:hyperlink>
       <w:r>
         <w:rPr>
-          <w:rStyle w:val="Hyperlink"/>
-          <w:bCs/>
-          <w:color w:val="auto"/>
+          <w:color w:val="000000" w:themeColor="text1"/>
         </w:rPr>
         <w:t>]</w:t>
       </w:r>
       <w:r>
         <w:rPr>
           <w:bCs/>
+          <w:color w:val="000000" w:themeColor="text1"/>
         </w:rPr>
         <w:tab/>
-        <w:t xml:space="preserve"> </w:t>
-      </w:r>
-      <w:r>
-        <w:rPr>
-          <w:bCs/>
-        </w:rPr>
-        <w:t>Jul - Oct 2021</w:t>
+        <w:t xml:space="preserve"> 201</w:t>
+      </w:r>
+      <w:r>
+        <w:rPr>
+          <w:bCs/>
+          <w:color w:val="000000" w:themeColor="text1"/>
+        </w:rPr>
+        <w:t>9</w:t>
+      </w:r>
+      <w:r>
+        <w:rPr>
+          <w:bCs/>
+          <w:color w:val="000000" w:themeColor="text1"/>
+        </w:rPr>
+        <w:t xml:space="preserve"> – Feb 2020</w:t>
       </w:r>
     </w:p>
     <w:p>
@@ -1057,6 +1213,9 @@
         <w:pBdr>
           <w:bottom w:val="single" w:sz="6" w:space="1" w:color="auto"/>
         </w:pBdr>
+        <w:tabs>
+          <w:tab w:val="right" w:pos="10490"/>
+        </w:tabs>
         <w:spacing w:line="240" w:lineRule="auto"/>
         <w:ind w:right="0"/>
         <w:rPr>
@@ -1109,7 +1268,7 @@
       <w:r>
         <w:t xml:space="preserve"> | </w:t>
       </w:r>
-      <w:hyperlink r:id="rId24" w:history="1">
+      <w:hyperlink r:id="rId26" w:history="1">
         <w:r>
           <w:rPr>
             <w:rStyle w:val="Hyperlink"/>
@@ -1149,13 +1308,11 @@
         <w:spacing w:after="0" w:line="240" w:lineRule="auto"/>
         <w:ind w:right="0"/>
         <w:rPr>
-          <w:b/>
-          <w:bCs/>
           <w:color w:val="auto"/>
           <w:szCs w:val="20"/>
         </w:rPr>
       </w:pPr>
-      <w:hyperlink r:id="rId25" w:history="1">
+      <w:hyperlink r:id="rId27" w:history="1">
         <w:r>
           <w:rPr>
             <w:rStyle w:val="Hyperlink"/>
@@ -1165,7 +1322,7 @@
             <w:szCs w:val="20"/>
             <w:u w:val="none"/>
           </w:rPr>
-          <w:t xml:space="preserve">OFY Wellness Android app (Java) </w:t>
+          <w:t xml:space="preserve">OFY Wellness Android app </w:t>
         </w:r>
         <w:r>
           <w:rPr>
@@ -1176,13 +1333,29 @@
             <w:szCs w:val="20"/>
             <w:u w:val="none"/>
           </w:rPr>
+          <w:t>(Java)</w:t>
+        </w:r>
+        <w:r>
+          <w:rPr>
+            <w:rStyle w:val="Hyperlink"/>
+            <w:color w:val="0070C0"/>
+            <w:szCs w:val="20"/>
+            <w:u w:val="none"/>
+          </w:rPr>
+          <w:t xml:space="preserve"> </w:t>
+        </w:r>
+        <w:r>
+          <w:rPr>
+            <w:rStyle w:val="Hyperlink"/>
+            <w:color w:val="000000" w:themeColor="text1"/>
+            <w:szCs w:val="20"/>
+            <w:u w:val="none"/>
+          </w:rPr>
           <w:t>[</w:t>
         </w:r>
         <w:r>
           <w:rPr>
             <w:rStyle w:val="Hyperlink"/>
-            <w:b/>
-            <w:bCs/>
             <w:i/>
             <w:iCs/>
             <w:color w:val="000000" w:themeColor="text1"/>
@@ -1193,8 +1366,6 @@
         <w:r>
           <w:rPr>
             <w:rStyle w:val="Hyperlink"/>
-            <w:b/>
-            <w:bCs/>
             <w:color w:val="000000" w:themeColor="text1"/>
             <w:szCs w:val="20"/>
             <w:u w:val="none"/>
@@ -1221,13 +1392,137 @@
         <w:rPr>
           <w:szCs w:val="20"/>
         </w:rPr>
-        <w:t>Worked on building the OFY Wellness Android app in Java using XML and Firebase database</w:t>
-      </w:r>
-      <w:r>
-        <w:rPr>
-          <w:szCs w:val="20"/>
-        </w:rPr>
-        <w:t xml:space="preserve">. </w:t>
+        <w:t>B</w:t>
+      </w:r>
+      <w:r>
+        <w:rPr>
+          <w:szCs w:val="20"/>
+        </w:rPr>
+        <w:t>uil</w:t>
+      </w:r>
+      <w:r>
+        <w:rPr>
+          <w:szCs w:val="20"/>
+        </w:rPr>
+        <w:t>t</w:t>
+      </w:r>
+      <w:r>
+        <w:rPr>
+          <w:szCs w:val="20"/>
+        </w:rPr>
+        <w:t xml:space="preserve"> the OFY Wellness Android app in </w:t>
+      </w:r>
+      <w:r>
+        <w:rPr>
+          <w:b/>
+          <w:bCs/>
+          <w:szCs w:val="20"/>
+        </w:rPr>
+        <w:t>Java</w:t>
+      </w:r>
+      <w:r>
+        <w:rPr>
+          <w:b/>
+          <w:bCs/>
+          <w:szCs w:val="20"/>
+        </w:rPr>
+        <w:t xml:space="preserve">, </w:t>
+      </w:r>
+      <w:r>
+        <w:rPr>
+          <w:szCs w:val="20"/>
+        </w:rPr>
+        <w:t>to</w:t>
+      </w:r>
+      <w:r>
+        <w:rPr>
+          <w:szCs w:val="20"/>
+        </w:rPr>
+        <w:t xml:space="preserve"> disrupt</w:t>
+      </w:r>
+      <w:r>
+        <w:rPr>
+          <w:szCs w:val="20"/>
+        </w:rPr>
+        <w:t xml:space="preserve"> </w:t>
+      </w:r>
+      <w:r>
+        <w:rPr>
+          <w:szCs w:val="20"/>
+        </w:rPr>
+        <w:t>the</w:t>
+      </w:r>
+      <w:r>
+        <w:rPr>
+          <w:szCs w:val="20"/>
+        </w:rPr>
+        <w:t xml:space="preserve"> </w:t>
+      </w:r>
+      <w:r>
+        <w:rPr>
+          <w:i/>
+          <w:iCs/>
+          <w:szCs w:val="20"/>
+        </w:rPr>
+        <w:t>multi-</w:t>
+      </w:r>
+      <w:r>
+        <w:rPr>
+          <w:i/>
+          <w:iCs/>
+          <w:szCs w:val="20"/>
+        </w:rPr>
+        <w:t>billion</w:t>
+      </w:r>
+      <w:r>
+        <w:rPr>
+          <w:i/>
+          <w:iCs/>
+          <w:szCs w:val="20"/>
+        </w:rPr>
+        <w:t>-dollar</w:t>
+      </w:r>
+      <w:r>
+        <w:rPr>
+          <w:szCs w:val="20"/>
+        </w:rPr>
+        <w:t xml:space="preserve"> </w:t>
+      </w:r>
+      <w:r>
+        <w:rPr>
+          <w:szCs w:val="20"/>
+        </w:rPr>
+        <w:t>h</w:t>
+      </w:r>
+      <w:r>
+        <w:rPr>
+          <w:szCs w:val="20"/>
+        </w:rPr>
+        <w:t>ealth</w:t>
+      </w:r>
+      <w:r>
+        <w:rPr>
+          <w:szCs w:val="20"/>
+        </w:rPr>
+        <w:t xml:space="preserve"> </w:t>
+      </w:r>
+      <w:r>
+        <w:rPr>
+          <w:szCs w:val="20"/>
+        </w:rPr>
+        <w:t>tech</w:t>
+      </w:r>
+      <w:r>
+        <w:rPr>
+          <w:szCs w:val="20"/>
+        </w:rPr>
+        <w:t xml:space="preserve"> </w:t>
+      </w:r>
+      <w:r>
+        <w:rPr>
+          <w:szCs w:val="20"/>
+        </w:rPr>
+        <w:t>industry.</w:t>
       </w:r>
     </w:p>
     <w:p>
@@ -1248,7 +1543,39 @@
         <w:rPr>
           <w:szCs w:val="20"/>
         </w:rPr>
-        <w:t>Added daily diet logging and viewing features using Firebase real-time database and cloud storage.</w:t>
+        <w:t xml:space="preserve">Added daily diet logging and viewing features using </w:t>
+      </w:r>
+      <w:r>
+        <w:rPr>
+          <w:b/>
+          <w:bCs/>
+          <w:szCs w:val="20"/>
+        </w:rPr>
+        <w:t xml:space="preserve">Firebase </w:t>
+      </w:r>
+      <w:r>
+        <w:rPr>
+          <w:szCs w:val="20"/>
+        </w:rPr>
+        <w:t>real-time database</w:t>
+      </w:r>
+      <w:r>
+        <w:rPr>
+          <w:szCs w:val="20"/>
+        </w:rPr>
+        <w:t xml:space="preserve"> and cloud storage</w:t>
+      </w:r>
+      <w:r>
+        <w:rPr>
+          <w:szCs w:val="20"/>
+        </w:rPr>
+        <w:t xml:space="preserve"> for Firebase</w:t>
+      </w:r>
+      <w:r>
+        <w:rPr>
+          <w:szCs w:val="20"/>
+        </w:rPr>
+        <w:t>.</w:t>
       </w:r>
       <w:r>
         <w:rPr>
@@ -1287,7 +1614,65 @@
         <w:rPr>
           <w:szCs w:val="20"/>
         </w:rPr>
-        <w:t>mage and nutrient detection via Gemini Pro Vision AI/ML models and APIs</w:t>
+        <w:t xml:space="preserve">mage and nutrient detection via </w:t>
+      </w:r>
+      <w:r>
+        <w:rPr>
+          <w:b/>
+          <w:bCs/>
+          <w:szCs w:val="20"/>
+        </w:rPr>
+        <w:t xml:space="preserve">Gemini Pro Vision </w:t>
+      </w:r>
+      <w:r>
+        <w:rPr>
+          <w:b/>
+          <w:bCs/>
+          <w:szCs w:val="20"/>
+        </w:rPr>
+        <w:t>(</w:t>
+      </w:r>
+      <w:r>
+        <w:rPr>
+          <w:b/>
+          <w:bCs/>
+          <w:szCs w:val="20"/>
+        </w:rPr>
+        <w:t>AI</w:t>
+      </w:r>
+      <w:r>
+        <w:rPr>
+          <w:b/>
+          <w:bCs/>
+          <w:szCs w:val="20"/>
+        </w:rPr>
+        <w:t>)</w:t>
+      </w:r>
+      <w:r>
+        <w:rPr>
+          <w:b/>
+          <w:bCs/>
+          <w:szCs w:val="20"/>
+        </w:rPr>
+        <w:t xml:space="preserve"> </w:t>
+      </w:r>
+      <w:r>
+        <w:rPr>
+          <w:szCs w:val="20"/>
+        </w:rPr>
+        <w:t xml:space="preserve">model and </w:t>
+      </w:r>
+      <w:r>
+        <w:rPr>
+          <w:szCs w:val="20"/>
+        </w:rPr>
+        <w:t>SDKs/</w:t>
+      </w:r>
+      <w:r>
+        <w:rPr>
+          <w:szCs w:val="20"/>
+        </w:rPr>
+        <w:t>APIs</w:t>
       </w:r>
       <w:r>
         <w:rPr>
@@ -1314,7 +1699,13 @@
         <w:rPr>
           <w:szCs w:val="20"/>
         </w:rPr>
-        <w:t xml:space="preserve">Tuned the model and improved meal image and nutrient detection by over </w:t>
+        <w:t>I</w:t>
+      </w:r>
+      <w:r>
+        <w:rPr>
+          <w:szCs w:val="20"/>
+        </w:rPr>
+        <w:t xml:space="preserve">mproved meal image and nutrient detection by </w:t>
       </w:r>
       <w:r>
         <w:rPr>
@@ -1322,7 +1713,33 @@
           <w:bCs/>
           <w:szCs w:val="20"/>
         </w:rPr>
-        <w:t>50%</w:t>
+        <w:t>over 50%</w:t>
+      </w:r>
+      <w:r>
+        <w:rPr>
+          <w:b/>
+          <w:bCs/>
+          <w:szCs w:val="20"/>
+        </w:rPr>
+        <w:t xml:space="preserve"> </w:t>
+      </w:r>
+      <w:r>
+        <w:rPr>
+          <w:szCs w:val="20"/>
+        </w:rPr>
+        <w:t xml:space="preserve">by </w:t>
+      </w:r>
+      <w:r>
+        <w:rPr>
+          <w:szCs w:val="20"/>
+        </w:rPr>
+        <w:t xml:space="preserve">updating the prompts to </w:t>
+      </w:r>
+      <w:r>
+        <w:rPr>
+          <w:szCs w:val="20"/>
+        </w:rPr>
+        <w:t>the model</w:t>
       </w:r>
       <w:r>
         <w:rPr>
@@ -1349,13 +1766,65 @@
         <w:rPr>
           <w:szCs w:val="20"/>
         </w:rPr>
-        <w:t>Added</w:t>
-      </w:r>
-      <w:r>
-        <w:rPr>
-          <w:szCs w:val="20"/>
-        </w:rPr>
-        <w:t xml:space="preserve"> broadcast messaging features for users to interact with each other</w:t>
+        <w:t xml:space="preserve">Designed and </w:t>
+      </w:r>
+      <w:r>
+        <w:rPr>
+          <w:szCs w:val="20"/>
+        </w:rPr>
+        <w:t>implement</w:t>
+      </w:r>
+      <w:r>
+        <w:rPr>
+          <w:szCs w:val="20"/>
+        </w:rPr>
+        <w:t xml:space="preserve">ed </w:t>
+      </w:r>
+      <w:r>
+        <w:rPr>
+          <w:szCs w:val="20"/>
+        </w:rPr>
+        <w:t xml:space="preserve">a </w:t>
+      </w:r>
+      <w:r>
+        <w:rPr>
+          <w:i/>
+          <w:iCs/>
+          <w:szCs w:val="20"/>
+        </w:rPr>
+        <w:t xml:space="preserve">broadcast </w:t>
+      </w:r>
+      <w:r>
+        <w:rPr>
+          <w:i/>
+          <w:iCs/>
+          <w:szCs w:val="20"/>
+        </w:rPr>
+        <w:t>messaging feature</w:t>
+      </w:r>
+      <w:r>
+        <w:rPr>
+          <w:szCs w:val="20"/>
+        </w:rPr>
+        <w:t xml:space="preserve"> </w:t>
+      </w:r>
+      <w:r>
+        <w:rPr>
+          <w:szCs w:val="20"/>
+        </w:rPr>
+        <w:t xml:space="preserve">enabling </w:t>
+      </w:r>
+      <w:r>
+        <w:rPr>
+          <w:szCs w:val="20"/>
+        </w:rPr>
+        <w:t>users to interact with</w:t>
+      </w:r>
+      <w:r>
+        <w:rPr>
+          <w:szCs w:val="20"/>
+        </w:rPr>
+        <w:t xml:space="preserve"> each other</w:t>
       </w:r>
       <w:r>
         <w:rPr>
@@ -1382,7 +1851,13 @@
         <w:rPr>
           <w:szCs w:val="20"/>
         </w:rPr>
-        <w:t xml:space="preserve">Complemented meal logging with </w:t>
+        <w:t xml:space="preserve">Integrated </w:t>
+      </w:r>
+      <w:r>
+        <w:rPr>
+          <w:szCs w:val="20"/>
+        </w:rPr>
+        <w:t xml:space="preserve">daily </w:t>
       </w:r>
       <w:r>
         <w:rPr>
@@ -1398,6 +1873,42 @@
       </w:r>
       <w:r>
         <w:rPr>
+          <w:szCs w:val="20"/>
+        </w:rPr>
+        <w:t xml:space="preserve"> </w:t>
+      </w:r>
+      <w:r>
+        <w:rPr>
+          <w:szCs w:val="20"/>
+        </w:rPr>
+        <w:t xml:space="preserve">and </w:t>
+      </w:r>
+      <w:r>
+        <w:rPr>
+          <w:b/>
+          <w:bCs/>
+          <w:szCs w:val="20"/>
+        </w:rPr>
+        <w:t xml:space="preserve">scaled </w:t>
+      </w:r>
+      <w:r>
+        <w:rPr>
+          <w:szCs w:val="20"/>
+        </w:rPr>
+        <w:t>it to track up to</w:t>
+      </w:r>
+      <w:r>
+        <w:rPr>
+          <w:b/>
+          <w:bCs/>
+          <w:szCs w:val="20"/>
+        </w:rPr>
+        <w:t xml:space="preserve"> 5 medicines</w:t>
+      </w:r>
+      <w:r>
+        <w:rPr>
+          <w:b/>
+          <w:bCs/>
           <w:szCs w:val="20"/>
         </w:rPr>
         <w:t>.</w:t>
@@ -1414,10 +1925,144 @@
         <w:ind w:right="0"/>
         <w:jc w:val="both"/>
         <w:rPr>
+          <w:szCs w:val="20"/>
+        </w:rPr>
+      </w:pPr>
+      <w:r>
+        <w:rPr>
+          <w:szCs w:val="20"/>
+        </w:rPr>
+        <w:t xml:space="preserve">Delivered </w:t>
+      </w:r>
+      <w:r>
+        <w:rPr>
+          <w:szCs w:val="20"/>
+        </w:rPr>
+        <w:t>water intake</w:t>
+      </w:r>
+      <w:r>
+        <w:rPr>
+          <w:szCs w:val="20"/>
+        </w:rPr>
+        <w:t>,</w:t>
+      </w:r>
+      <w:r>
+        <w:rPr>
+          <w:szCs w:val="20"/>
+        </w:rPr>
+        <w:t xml:space="preserve"> </w:t>
+      </w:r>
+      <w:r>
+        <w:rPr>
+          <w:szCs w:val="20"/>
+        </w:rPr>
+        <w:t xml:space="preserve">and </w:t>
+      </w:r>
+      <w:r>
+        <w:rPr>
+          <w:szCs w:val="20"/>
+        </w:rPr>
+        <w:t>weight tracking</w:t>
+      </w:r>
+      <w:r>
+        <w:rPr>
+          <w:szCs w:val="20"/>
+        </w:rPr>
+        <w:t xml:space="preserve"> </w:t>
+      </w:r>
+      <w:r>
+        <w:rPr>
+          <w:szCs w:val="20"/>
+        </w:rPr>
+        <w:t>features</w:t>
+      </w:r>
+      <w:r>
+        <w:rPr>
+          <w:szCs w:val="20"/>
+        </w:rPr>
+        <w:t xml:space="preserve">, and added </w:t>
+      </w:r>
+      <w:r>
+        <w:rPr>
+          <w:szCs w:val="20"/>
+        </w:rPr>
+        <w:t xml:space="preserve">splash screen </w:t>
+      </w:r>
+      <w:r>
+        <w:rPr>
+          <w:szCs w:val="20"/>
+        </w:rPr>
+        <w:t>animation for better UX</w:t>
+      </w:r>
+      <w:r>
+        <w:rPr>
+          <w:szCs w:val="20"/>
+        </w:rPr>
+        <w:t>.</w:t>
+      </w:r>
+    </w:p>
+    <w:p>
+      <w:pPr>
+        <w:pStyle w:val="ListParagraph"/>
+        <w:numPr>
+          <w:ilvl w:val="0"/>
+          <w:numId w:val="32"/>
+        </w:numPr>
+        <w:spacing w:line="240" w:lineRule="auto"/>
+        <w:ind w:right="0"/>
+        <w:jc w:val="both"/>
+        <w:rPr>
+          <w:szCs w:val="20"/>
+        </w:rPr>
+      </w:pPr>
+      <w:r>
+        <w:rPr>
+          <w:szCs w:val="20"/>
+        </w:rPr>
+        <w:t>Complemented nutrient, weight</w:t>
+      </w:r>
+      <w:r>
+        <w:rPr>
+          <w:szCs w:val="20"/>
+        </w:rPr>
+        <w:t>,</w:t>
+      </w:r>
+      <w:r>
+        <w:rPr>
+          <w:szCs w:val="20"/>
+        </w:rPr>
+        <w:t xml:space="preserve"> and water intake tracking feature with </w:t>
+      </w:r>
+      <w:r>
+        <w:rPr>
           <w:b/>
           <w:bCs/>
           <w:szCs w:val="20"/>
         </w:rPr>
+        <w:t>interactive graphs</w:t>
+      </w:r>
+      <w:r>
+        <w:rPr>
+          <w:szCs w:val="20"/>
+        </w:rPr>
+        <w:t xml:space="preserve"> for better UX.</w:t>
+      </w:r>
+    </w:p>
+    <w:p>
+      <w:pPr>
+        <w:pStyle w:val="ListParagraph"/>
+        <w:numPr>
+          <w:ilvl w:val="0"/>
+          <w:numId w:val="32"/>
+        </w:numPr>
+        <w:spacing w:line="240" w:lineRule="auto"/>
+        <w:ind w:right="0"/>
+        <w:jc w:val="both"/>
+        <w:rPr>
+          <w:b/>
+          <w:bCs/>
+          <w:szCs w:val="20"/>
+        </w:rPr>
       </w:pPr>
       <w:r>
         <w:rPr>
@@ -1435,7 +2080,29 @@
         <w:rPr>
           <w:szCs w:val="20"/>
         </w:rPr>
-        <w:t xml:space="preserve"> the app to the Google Play Store.</w:t>
+        <w:t xml:space="preserve"> the app to </w:t>
+      </w:r>
+      <w:r>
+        <w:rPr>
+          <w:szCs w:val="20"/>
+        </w:rPr>
+        <w:t>the</w:t>
+      </w:r>
+      <w:r>
+        <w:rPr>
+          <w:b/>
+          <w:bCs/>
+          <w:szCs w:val="20"/>
+        </w:rPr>
+        <w:t xml:space="preserve"> </w:t>
+      </w:r>
+      <w:r>
+        <w:rPr>
+          <w:b/>
+          <w:bCs/>
+          <w:szCs w:val="20"/>
+        </w:rPr>
+        <w:t>Google Play Store.</w:t>
       </w:r>
     </w:p>
     <w:p>
@@ -1449,13 +2116,11 @@
         <w:ind w:right="0"/>
         <w:jc w:val="both"/>
         <w:rPr>
-          <w:b/>
-          <w:bCs/>
           <w:color w:val="auto"/>
           <w:szCs w:val="20"/>
         </w:rPr>
       </w:pPr>
-      <w:hyperlink r:id="rId26" w:history="1">
+      <w:hyperlink r:id="rId28" w:history="1">
         <w:r>
           <w:rPr>
             <w:rStyle w:val="Hyperlink"/>
@@ -1509,7 +2174,7 @@
             <w:szCs w:val="20"/>
             <w:u w:val="none"/>
           </w:rPr>
-          <w:t xml:space="preserve">onverter (Java) </w:t>
+          <w:t xml:space="preserve">onverter </w:t>
         </w:r>
         <w:r>
           <w:rPr>
@@ -1520,13 +2185,29 @@
             <w:szCs w:val="20"/>
             <w:u w:val="none"/>
           </w:rPr>
+          <w:t>(Java)</w:t>
+        </w:r>
+        <w:r>
+          <w:rPr>
+            <w:rStyle w:val="Hyperlink"/>
+            <w:color w:val="0070C0"/>
+            <w:szCs w:val="20"/>
+            <w:u w:val="none"/>
+          </w:rPr>
+          <w:t xml:space="preserve"> </w:t>
+        </w:r>
+        <w:r>
+          <w:rPr>
+            <w:rStyle w:val="Hyperlink"/>
+            <w:color w:val="000000" w:themeColor="text1"/>
+            <w:szCs w:val="20"/>
+            <w:u w:val="none"/>
+          </w:rPr>
           <w:t>[</w:t>
         </w:r>
         <w:r>
           <w:rPr>
             <w:rStyle w:val="Hyperlink"/>
-            <w:b/>
-            <w:bCs/>
             <w:i/>
             <w:iCs/>
             <w:color w:val="000000" w:themeColor="text1"/>
@@ -1537,8 +2218,6 @@
         <w:r>
           <w:rPr>
             <w:rStyle w:val="Hyperlink"/>
-            <w:b/>
-            <w:bCs/>
             <w:color w:val="000000" w:themeColor="text1"/>
             <w:szCs w:val="20"/>
             <w:u w:val="none"/>
@@ -1571,7 +2250,21 @@
         <w:rPr>
           <w:szCs w:val="20"/>
         </w:rPr>
-        <w:t>a Spring Boot revenue converter and scaled</w:t>
+        <w:t xml:space="preserve">a </w:t>
+      </w:r>
+      <w:r>
+        <w:rPr>
+          <w:i/>
+          <w:iCs/>
+          <w:szCs w:val="20"/>
+        </w:rPr>
+        <w:t>Spring Boot</w:t>
+      </w:r>
+      <w:r>
+        <w:rPr>
+          <w:szCs w:val="20"/>
+        </w:rPr>
+        <w:t xml:space="preserve"> revenue converter and scaled</w:t>
       </w:r>
       <w:r>
         <w:rPr>
@@ -1670,13 +2363,49 @@
         <w:rPr>
           <w:szCs w:val="20"/>
         </w:rPr>
-        <w:t>an AWS EC2 instance and</w:t>
-      </w:r>
-      <w:r>
-        <w:rPr>
-          <w:szCs w:val="20"/>
-        </w:rPr>
-        <w:t xml:space="preserve"> multiple Docker container</w:t>
+        <w:t xml:space="preserve">an </w:t>
+      </w:r>
+      <w:r>
+        <w:rPr>
+          <w:i/>
+          <w:iCs/>
+          <w:szCs w:val="20"/>
+        </w:rPr>
+        <w:t>AWS EC2</w:t>
+      </w:r>
+      <w:r>
+        <w:rPr>
+          <w:szCs w:val="20"/>
+        </w:rPr>
+        <w:t xml:space="preserve"> instance and</w:t>
+      </w:r>
+      <w:r>
+        <w:rPr>
+          <w:szCs w:val="20"/>
+        </w:rPr>
+        <w:t xml:space="preserve"> multiple </w:t>
+      </w:r>
+      <w:r>
+        <w:rPr>
+          <w:i/>
+          <w:iCs/>
+          <w:szCs w:val="20"/>
+        </w:rPr>
+        <w:t>Docker</w:t>
+      </w:r>
+      <w:r>
+        <w:rPr>
+          <w:b/>
+          <w:bCs/>
+          <w:szCs w:val="20"/>
+        </w:rPr>
+        <w:t xml:space="preserve"> </w:t>
+      </w:r>
+      <w:r>
+        <w:rPr>
+          <w:szCs w:val="20"/>
+        </w:rPr>
+        <w:t>container</w:t>
       </w:r>
       <w:r>
         <w:rPr>
@@ -1725,7 +2454,7 @@
       <w:r>
         <w:t xml:space="preserve"> | </w:t>
       </w:r>
-      <w:hyperlink r:id="rId27" w:history="1">
+      <w:hyperlink r:id="rId29" w:history="1">
         <w:proofErr w:type="spellStart"/>
         <w:r>
           <w:rPr>
@@ -1787,7 +2516,33 @@
         <w:rPr>
           <w:szCs w:val="20"/>
         </w:rPr>
-        <w:t xml:space="preserve">n Android application </w:t>
+        <w:t>n Android application</w:t>
+      </w:r>
+      <w:r>
+        <w:rPr>
+          <w:szCs w:val="20"/>
+        </w:rPr>
+        <w:t>,</w:t>
+      </w:r>
+      <w:r>
+        <w:rPr>
+          <w:szCs w:val="20"/>
+        </w:rPr>
+        <w:t xml:space="preserve"> </w:t>
+      </w:r>
+      <w:proofErr w:type="spellStart"/>
+      <w:r>
+        <w:rPr>
+          <w:szCs w:val="20"/>
+        </w:rPr>
+        <w:t>Hazirs</w:t>
+      </w:r>
+      <w:proofErr w:type="spellEnd"/>
+      <w:r>
+        <w:rPr>
+          <w:szCs w:val="20"/>
+        </w:rPr>
+        <w:t xml:space="preserve"> </w:t>
       </w:r>
       <w:r>
         <w:rPr>
@@ -1797,6 +2552,8 @@
       </w:r>
       <w:r>
         <w:rPr>
+          <w:b/>
+          <w:bCs/>
           <w:szCs w:val="20"/>
         </w:rPr>
         <w:t>Java</w:t>
@@ -1805,25 +2562,37 @@
         <w:rPr>
           <w:szCs w:val="20"/>
         </w:rPr>
-        <w:t xml:space="preserve"> and XML</w:t>
-      </w:r>
-      <w:r>
-        <w:rPr>
-          <w:szCs w:val="20"/>
-        </w:rPr>
-        <w:t xml:space="preserve"> from scratch</w:t>
-      </w:r>
-      <w:r>
-        <w:rPr>
-          <w:szCs w:val="20"/>
-        </w:rPr>
         <w:t xml:space="preserve"> </w:t>
       </w:r>
       <w:r>
         <w:rPr>
           <w:szCs w:val="20"/>
         </w:rPr>
-        <w:t xml:space="preserve">using </w:t>
+        <w:t>to digi</w:t>
+      </w:r>
+      <w:r>
+        <w:rPr>
+          <w:szCs w:val="20"/>
+        </w:rPr>
+        <w:t>t</w:t>
+      </w:r>
+      <w:r>
+        <w:rPr>
+          <w:szCs w:val="20"/>
+        </w:rPr>
+        <w:t>i</w:t>
+      </w:r>
+      <w:r>
+        <w:rPr>
+          <w:szCs w:val="20"/>
+        </w:rPr>
+        <w:t>z</w:t>
+      </w:r>
+      <w:r>
+        <w:rPr>
+          <w:szCs w:val="20"/>
+        </w:rPr>
+        <w:t xml:space="preserve">e </w:t>
       </w:r>
       <w:r>
         <w:rPr>
@@ -1835,25 +2604,59 @@
         <w:rPr>
           <w:szCs w:val="20"/>
         </w:rPr>
-        <w:t>Google</w:t>
-      </w:r>
-      <w:r>
-        <w:rPr>
-          <w:szCs w:val="20"/>
-        </w:rPr>
-        <w:t xml:space="preserve"> Sign-In API</w:t>
+        <w:t xml:space="preserve">&gt; </w:t>
+      </w:r>
+      <w:r>
+        <w:rPr>
+          <w:szCs w:val="20"/>
+        </w:rPr>
+        <w:t>$</w:t>
+      </w:r>
+      <w:r>
+        <w:rPr>
+          <w:szCs w:val="20"/>
+        </w:rPr>
+        <w:t>60</w:t>
+      </w:r>
+      <w:r>
+        <w:rPr>
+          <w:b/>
+          <w:bCs/>
+          <w:szCs w:val="20"/>
+        </w:rPr>
+        <w:t xml:space="preserve"> </w:t>
+      </w:r>
+      <w:r>
+        <w:rPr>
+          <w:i/>
+          <w:iCs/>
+          <w:szCs w:val="20"/>
+        </w:rPr>
+        <w:t>billion</w:t>
+      </w:r>
+      <w:r>
+        <w:rPr>
+          <w:szCs w:val="20"/>
+        </w:rPr>
+        <w:t xml:space="preserve"> </w:t>
+      </w:r>
+      <w:r>
+        <w:rPr>
+          <w:szCs w:val="20"/>
+        </w:rPr>
+        <w:t xml:space="preserve">Cleaning and </w:t>
+      </w:r>
+      <w:r>
+        <w:rPr>
+          <w:szCs w:val="20"/>
+        </w:rPr>
+        <w:t>House help industry</w:t>
       </w:r>
       <w:r>
         <w:rPr>
           <w:szCs w:val="20"/>
         </w:rPr>
         <w:t>.</w:t>
-      </w:r>
-      <w:r>
-        <w:rPr>
-          <w:szCs w:val="20"/>
-        </w:rPr>
-        <w:t xml:space="preserve"> </w:t>
       </w:r>
     </w:p>
     <w:p>
@@ -1893,7 +2696,13 @@
         <w:rPr>
           <w:szCs w:val="20"/>
         </w:rPr>
-        <w:t xml:space="preserve">tion and </w:t>
+        <w:t>tion</w:t>
+      </w:r>
+      <w:r>
+        <w:rPr>
+          <w:szCs w:val="20"/>
+        </w:rPr>
+        <w:t xml:space="preserve"> and </w:t>
       </w:r>
       <w:r>
         <w:rPr>
@@ -1959,7 +2768,21 @@
           <w:rFonts w:cstheme="minorBidi"/>
           <w:szCs w:val="20"/>
         </w:rPr>
-        <w:t>home page by</w:t>
+        <w:t>home page</w:t>
+      </w:r>
+      <w:r>
+        <w:rPr>
+          <w:rFonts w:cstheme="minorBidi"/>
+          <w:szCs w:val="20"/>
+        </w:rPr>
+        <w:t xml:space="preserve"> </w:t>
+      </w:r>
+      <w:r>
+        <w:rPr>
+          <w:rFonts w:cstheme="minorBidi"/>
+          <w:szCs w:val="20"/>
+        </w:rPr>
+        <w:t>by</w:t>
       </w:r>
       <w:r>
         <w:rPr>
@@ -1980,14 +2803,42 @@
       <w:r>
         <w:rPr>
           <w:rFonts w:cstheme="minorBidi"/>
+          <w:b/>
+          <w:bCs/>
+          <w:szCs w:val="20"/>
+        </w:rPr>
+        <w:t xml:space="preserve"> </w:t>
+      </w:r>
+      <w:r>
+        <w:rPr>
+          <w:rFonts w:cstheme="minorBidi"/>
+          <w:szCs w:val="20"/>
+        </w:rPr>
+        <w:t>using</w:t>
+      </w:r>
+      <w:r>
+        <w:rPr>
+          <w:rFonts w:cstheme="minorBidi"/>
+          <w:b/>
+          <w:bCs/>
+          <w:szCs w:val="20"/>
+        </w:rPr>
+        <w:t xml:space="preserve"> </w:t>
+      </w:r>
+      <w:r>
+        <w:rPr>
+          <w:szCs w:val="20"/>
+        </w:rPr>
+        <w:t>the Google Sign-In API</w:t>
+      </w:r>
+      <w:r>
+        <w:rPr>
           <w:szCs w:val="20"/>
         </w:rPr>
         <w:t>.</w:t>
       </w:r>
       <w:r>
         <w:rPr>
-          <w:b/>
-          <w:bCs/>
           <w:szCs w:val="20"/>
         </w:rPr>
         <w:t xml:space="preserve"> </w:t>
@@ -2047,7 +2898,7 @@
           <w:szCs w:val="20"/>
         </w:rPr>
       </w:pPr>
-      <w:hyperlink r:id="rId28" w:history="1">
+      <w:hyperlink r:id="rId30" w:history="1">
         <w:r>
           <w:rPr>
             <w:rStyle w:val="Hyperlink"/>
@@ -2063,13 +2914,11 @@
           <w:rPr>
             <w:rStyle w:val="Hyperlink"/>
             <w:rFonts w:cs="Arial"/>
-            <w:b/>
-            <w:bCs/>
             <w:color w:val="auto"/>
             <w:szCs w:val="20"/>
             <w:u w:val="none"/>
           </w:rPr>
-          <w:t>(JavaScript, PHP) [</w:t>
+          <w:t>(</w:t>
         </w:r>
         <w:r>
           <w:rPr>
@@ -2077,6 +2926,26 @@
             <w:rFonts w:cs="Arial"/>
             <w:b/>
             <w:bCs/>
+            <w:color w:val="auto"/>
+            <w:szCs w:val="20"/>
+            <w:u w:val="none"/>
+          </w:rPr>
+          <w:t>JavaScript, PHP</w:t>
+        </w:r>
+        <w:r>
+          <w:rPr>
+            <w:rStyle w:val="Hyperlink"/>
+            <w:rFonts w:cs="Arial"/>
+            <w:color w:val="auto"/>
+            <w:szCs w:val="20"/>
+            <w:u w:val="none"/>
+          </w:rPr>
+          <w:t>) [</w:t>
+        </w:r>
+        <w:r>
+          <w:rPr>
+            <w:rStyle w:val="Hyperlink"/>
+            <w:rFonts w:cs="Arial"/>
             <w:i/>
             <w:iCs/>
             <w:color w:val="auto"/>
@@ -2088,8 +2957,6 @@
           <w:rPr>
             <w:rStyle w:val="Hyperlink"/>
             <w:rFonts w:cs="Arial"/>
-            <w:b/>
-            <w:bCs/>
             <w:color w:val="auto"/>
             <w:szCs w:val="20"/>
             <w:u w:val="none"/>
@@ -2162,6 +3029,100 @@
           <w:szCs w:val="20"/>
         </w:rPr>
         <w:t>nd CLI support</w:t>
+      </w:r>
+      <w:r>
+        <w:rPr>
+          <w:szCs w:val="20"/>
+        </w:rPr>
+        <w:t>.</w:t>
+      </w:r>
+      <w:r>
+        <w:rPr>
+          <w:szCs w:val="20"/>
+        </w:rPr>
+        <w:t xml:space="preserve"> </w:t>
+      </w:r>
+      <w:r>
+        <w:rPr>
+          <w:szCs w:val="20"/>
+        </w:rPr>
+        <w:t xml:space="preserve">With the potential to increase </w:t>
+      </w:r>
+      <w:r>
+        <w:rPr>
+          <w:szCs w:val="20"/>
+        </w:rPr>
+        <w:t xml:space="preserve">the </w:t>
+      </w:r>
+      <w:r>
+        <w:rPr>
+          <w:szCs w:val="20"/>
+        </w:rPr>
+        <w:t>salar</w:t>
+      </w:r>
+      <w:r>
+        <w:rPr>
+          <w:szCs w:val="20"/>
+        </w:rPr>
+        <w:t>ies</w:t>
+      </w:r>
+      <w:r>
+        <w:rPr>
+          <w:szCs w:val="20"/>
+        </w:rPr>
+        <w:t xml:space="preserve"> of </w:t>
+      </w:r>
+      <w:r>
+        <w:rPr>
+          <w:szCs w:val="20"/>
+        </w:rPr>
+        <w:t xml:space="preserve">thousands </w:t>
+      </w:r>
+      <w:r>
+        <w:rPr>
+          <w:szCs w:val="20"/>
+        </w:rPr>
+        <w:t xml:space="preserve">of </w:t>
+      </w:r>
+      <w:r>
+        <w:rPr>
+          <w:szCs w:val="20"/>
+        </w:rPr>
+        <w:t xml:space="preserve">users </w:t>
+      </w:r>
+      <w:r>
+        <w:rPr>
+          <w:szCs w:val="20"/>
+        </w:rPr>
+        <w:t xml:space="preserve">by </w:t>
+      </w:r>
+      <w:r>
+        <w:rPr>
+          <w:szCs w:val="20"/>
+        </w:rPr>
+        <w:t xml:space="preserve">more than </w:t>
+      </w:r>
+      <w:r>
+        <w:rPr>
+          <w:b/>
+          <w:bCs/>
+          <w:szCs w:val="20"/>
+        </w:rPr>
+        <w:t>30%</w:t>
+      </w:r>
+      <w:r>
+        <w:rPr>
+          <w:b/>
+          <w:bCs/>
+          <w:szCs w:val="20"/>
+        </w:rPr>
+        <w:t xml:space="preserve"> </w:t>
+      </w:r>
+      <w:r>
+        <w:rPr>
+          <w:szCs w:val="20"/>
+        </w:rPr>
+        <w:t>on average</w:t>
       </w:r>
       <w:r>
         <w:rPr>
@@ -2186,7 +3147,7 @@
           <w:szCs w:val="20"/>
         </w:rPr>
       </w:pPr>
-      <w:hyperlink r:id="rId29" w:history="1">
+      <w:hyperlink r:id="rId31" w:history="1">
         <w:r>
           <w:rPr>
             <w:rStyle w:val="Hyperlink"/>
@@ -2202,13 +3163,11 @@
           <w:rPr>
             <w:rStyle w:val="Hyperlink"/>
             <w:rFonts w:cs="Arial"/>
-            <w:b/>
-            <w:bCs/>
             <w:color w:val="auto"/>
             <w:szCs w:val="20"/>
             <w:u w:val="none"/>
           </w:rPr>
-          <w:t>(Python, Java) [</w:t>
+          <w:t>(</w:t>
         </w:r>
         <w:r>
           <w:rPr>
@@ -2216,6 +3175,70 @@
             <w:rFonts w:cs="Arial"/>
             <w:b/>
             <w:bCs/>
+            <w:color w:val="auto"/>
+            <w:szCs w:val="20"/>
+            <w:u w:val="none"/>
+          </w:rPr>
+          <w:t>Java</w:t>
+        </w:r>
+        <w:r>
+          <w:rPr>
+            <w:rStyle w:val="Hyperlink"/>
+            <w:rFonts w:cs="Arial"/>
+            <w:color w:val="auto"/>
+            <w:szCs w:val="20"/>
+            <w:u w:val="none"/>
+          </w:rPr>
+          <w:t xml:space="preserve">, </w:t>
+        </w:r>
+        <w:r>
+          <w:rPr>
+            <w:rStyle w:val="Hyperlink"/>
+            <w:rFonts w:cs="Arial"/>
+            <w:b/>
+            <w:bCs/>
+            <w:color w:val="auto"/>
+            <w:szCs w:val="20"/>
+            <w:u w:val="none"/>
+          </w:rPr>
+          <w:t>Python</w:t>
+        </w:r>
+        <w:r>
+          <w:rPr>
+            <w:rStyle w:val="Hyperlink"/>
+            <w:rFonts w:cs="Arial"/>
+            <w:color w:val="auto"/>
+            <w:szCs w:val="20"/>
+            <w:u w:val="none"/>
+          </w:rPr>
+          <w:t>)</w:t>
+        </w:r>
+        <w:r>
+          <w:rPr>
+            <w:rStyle w:val="Hyperlink"/>
+            <w:rFonts w:cs="Arial"/>
+            <w:b/>
+            <w:bCs/>
+            <w:color w:val="auto"/>
+            <w:szCs w:val="20"/>
+            <w:u w:val="none"/>
+          </w:rPr>
+          <w:t xml:space="preserve"> </w:t>
+        </w:r>
+        <w:r>
+          <w:rPr>
+            <w:rStyle w:val="Hyperlink"/>
+            <w:rFonts w:cs="Arial"/>
+            <w:color w:val="auto"/>
+            <w:szCs w:val="20"/>
+            <w:u w:val="none"/>
+          </w:rPr>
+          <w:t>[</w:t>
+        </w:r>
+        <w:r>
+          <w:rPr>
+            <w:rStyle w:val="Hyperlink"/>
+            <w:rFonts w:cs="Arial"/>
             <w:i/>
             <w:iCs/>
             <w:color w:val="auto"/>
@@ -2227,8 +3250,6 @@
           <w:rPr>
             <w:rStyle w:val="Hyperlink"/>
             <w:rFonts w:cs="Arial"/>
-            <w:b/>
-            <w:bCs/>
             <w:color w:val="auto"/>
             <w:szCs w:val="20"/>
             <w:u w:val="none"/>
@@ -2248,13 +3269,55 @@
           <w:rFonts w:cs="Arial"/>
           <w:szCs w:val="20"/>
         </w:rPr>
-        <w:t xml:space="preserve"> applications </w:t>
-      </w:r>
-      <w:r>
-        <w:rPr>
-          <w:szCs w:val="20"/>
-        </w:rPr>
-        <w:t>that operated APIs provided by</w:t>
+        <w:t xml:space="preserve"> </w:t>
+      </w:r>
+      <w:r>
+        <w:rPr>
+          <w:rFonts w:cs="Arial"/>
+          <w:szCs w:val="20"/>
+        </w:rPr>
+        <w:t>A</w:t>
+      </w:r>
+      <w:r>
+        <w:rPr>
+          <w:rFonts w:cs="Arial"/>
+          <w:szCs w:val="20"/>
+        </w:rPr>
+        <w:t>ndroid</w:t>
+      </w:r>
+      <w:r>
+        <w:rPr>
+          <w:rFonts w:cs="Arial"/>
+          <w:szCs w:val="20"/>
+        </w:rPr>
+        <w:t xml:space="preserve"> and desktop </w:t>
+      </w:r>
+      <w:r>
+        <w:rPr>
+          <w:rFonts w:cs="Arial"/>
+          <w:szCs w:val="20"/>
+        </w:rPr>
+        <w:t>applications</w:t>
+      </w:r>
+      <w:r>
+        <w:rPr>
+          <w:rFonts w:cs="Arial"/>
+          <w:szCs w:val="20"/>
+        </w:rPr>
+        <w:t xml:space="preserve"> that</w:t>
+      </w:r>
+      <w:r>
+        <w:rPr>
+          <w:rFonts w:cs="Arial"/>
+          <w:szCs w:val="20"/>
+        </w:rPr>
+        <w:t xml:space="preserve"> </w:t>
+      </w:r>
+      <w:r>
+        <w:rPr>
+          <w:szCs w:val="20"/>
+        </w:rPr>
+        <w:t>operated APIs provided by</w:t>
       </w:r>
       <w:r>
         <w:rPr>
@@ -2266,22 +3329,200 @@
         <w:rPr>
           <w:szCs w:val="20"/>
         </w:rPr>
+        <w:t xml:space="preserve"> Indian</w:t>
+      </w:r>
+      <w:r>
+        <w:rPr>
+          <w:szCs w:val="20"/>
+        </w:rPr>
         <w:t xml:space="preserve"> stock brokers, namely </w:t>
       </w:r>
       <w:r>
         <w:rPr>
           <w:szCs w:val="20"/>
         </w:rPr>
-        <w:t>Kota Securities, Fyers</w:t>
-      </w:r>
-      <w:r>
-        <w:rPr>
+        <w:t>Kota Securities</w:t>
+      </w:r>
+      <w:r>
+        <w:rPr>
+          <w:szCs w:val="20"/>
+        </w:rPr>
+        <w:t xml:space="preserve"> and</w:t>
+      </w:r>
+      <w:r>
+        <w:rPr>
+          <w:szCs w:val="20"/>
+        </w:rPr>
+        <w:t xml:space="preserve"> Fyers</w:t>
+      </w:r>
+      <w:r>
+        <w:rPr>
+          <w:szCs w:val="20"/>
+        </w:rPr>
+        <w:t xml:space="preserve"> </w:t>
+      </w:r>
+      <w:r>
+        <w:rPr>
+          <w:szCs w:val="20"/>
+        </w:rPr>
+        <w:t xml:space="preserve">to </w:t>
+      </w:r>
+      <w:r>
+        <w:rPr>
+          <w:i/>
+          <w:iCs/>
+          <w:szCs w:val="20"/>
+        </w:rPr>
+        <w:t>t</w:t>
+      </w:r>
+      <w:r>
+        <w:rPr>
+          <w:i/>
+          <w:iCs/>
+          <w:szCs w:val="20"/>
+        </w:rPr>
+        <w:t>rade</w:t>
+      </w:r>
+      <w:r>
+        <w:rPr>
+          <w:i/>
+          <w:iCs/>
+          <w:szCs w:val="20"/>
+        </w:rPr>
+        <w:t xml:space="preserve"> stocks</w:t>
+      </w:r>
+      <w:r>
+        <w:rPr>
+          <w:i/>
+          <w:iCs/>
+          <w:szCs w:val="20"/>
+        </w:rPr>
+        <w:t xml:space="preserve"> </w:t>
+      </w:r>
+      <w:r>
+        <w:rPr>
+          <w:i/>
+          <w:iCs/>
+          <w:szCs w:val="20"/>
+        </w:rPr>
+        <w:t>and</w:t>
+      </w:r>
+      <w:r>
+        <w:rPr>
+          <w:i/>
+          <w:iCs/>
+          <w:szCs w:val="20"/>
+        </w:rPr>
+        <w:t xml:space="preserve"> </w:t>
+      </w:r>
+      <w:r>
+        <w:rPr>
+          <w:i/>
+          <w:iCs/>
+          <w:szCs w:val="20"/>
+        </w:rPr>
+        <w:t>futures contracts</w:t>
+      </w:r>
+      <w:r>
+        <w:rPr>
+          <w:szCs w:val="20"/>
+        </w:rPr>
+        <w:t xml:space="preserve"> </w:t>
+      </w:r>
+      <w:r>
+        <w:rPr>
+          <w:szCs w:val="20"/>
+        </w:rPr>
+        <w:t>worth</w:t>
+      </w:r>
+      <w:r>
+        <w:rPr>
+          <w:szCs w:val="20"/>
+        </w:rPr>
+        <w:t xml:space="preserve"> </w:t>
+      </w:r>
+      <w:r>
+        <w:rPr>
+          <w:szCs w:val="20"/>
+        </w:rPr>
+        <w:t xml:space="preserve">around </w:t>
+      </w:r>
+      <w:r>
+        <w:rPr>
+          <w:szCs w:val="20"/>
+        </w:rPr>
+        <w:t>&gt;</w:t>
+      </w:r>
+      <w:r>
+        <w:rPr>
+          <w:szCs w:val="20"/>
+        </w:rPr>
+        <w:t xml:space="preserve"> </w:t>
+      </w:r>
+      <w:r>
+        <w:rPr>
+          <w:b/>
+          <w:bCs/>
+          <w:szCs w:val="20"/>
+        </w:rPr>
+        <w:t xml:space="preserve">$100 </w:t>
+      </w:r>
+      <w:r>
+        <w:rPr>
+          <w:szCs w:val="20"/>
+        </w:rPr>
+        <w:t>(</w:t>
+      </w:r>
+      <w:r>
+        <w:rPr>
+          <w:i/>
+          <w:iCs/>
+          <w:szCs w:val="20"/>
+        </w:rPr>
+        <w:t>~</w:t>
+      </w:r>
+      <w:r>
+        <w:rPr>
+          <w:i/>
+          <w:iCs/>
+          <w:szCs w:val="20"/>
+        </w:rPr>
+        <w:t>₹</w:t>
+      </w:r>
+      <w:r>
+        <w:rPr>
+          <w:i/>
+          <w:iCs/>
+          <w:szCs w:val="20"/>
+        </w:rPr>
+        <w:t>10</w:t>
+      </w:r>
+      <w:r>
+        <w:rPr>
+          <w:i/>
+          <w:iCs/>
           <w:szCs w:val="20"/>
         </w:rPr>
         <w:t>,</w:t>
       </w:r>
       <w:r>
         <w:rPr>
+          <w:i/>
+          <w:iCs/>
+          <w:szCs w:val="20"/>
+        </w:rPr>
+        <w:t>000</w:t>
+      </w:r>
+      <w:r>
+        <w:rPr>
+          <w:szCs w:val="20"/>
+        </w:rPr>
+        <w:t>)</w:t>
+      </w:r>
+      <w:r>
+        <w:rPr>
+          <w:b/>
+          <w:bCs/>
           <w:szCs w:val="20"/>
         </w:rPr>
         <w:t xml:space="preserve"> </w:t>
@@ -2290,39 +3531,81 @@
         <w:rPr>
           <w:szCs w:val="20"/>
         </w:rPr>
+        <w:t>algorithmically</w:t>
+      </w:r>
+      <w:r>
+        <w:rPr>
+          <w:szCs w:val="20"/>
+        </w:rPr>
+        <w:t xml:space="preserve">. Also, web scraped </w:t>
+      </w:r>
+      <w:proofErr w:type="spellStart"/>
+      <w:r>
+        <w:rPr>
+          <w:szCs w:val="20"/>
+        </w:rPr>
+        <w:t>Zerodha</w:t>
+      </w:r>
+      <w:r>
+        <w:rPr>
+          <w:szCs w:val="20"/>
+        </w:rPr>
+        <w:t>’s</w:t>
+      </w:r>
+      <w:proofErr w:type="spellEnd"/>
+      <w:r>
+        <w:rPr>
+          <w:szCs w:val="20"/>
+        </w:rPr>
+        <w:t xml:space="preserve"> </w:t>
+      </w:r>
+      <w:r>
+        <w:rPr>
+          <w:szCs w:val="20"/>
+        </w:rPr>
+        <w:t>(</w:t>
+      </w:r>
+      <w:r>
+        <w:rPr>
+          <w:szCs w:val="20"/>
+        </w:rPr>
+        <w:t>leading I</w:t>
+      </w:r>
+      <w:r>
+        <w:rPr>
+          <w:szCs w:val="20"/>
+        </w:rPr>
+        <w:t xml:space="preserve">ndian stock broker) </w:t>
+      </w:r>
+      <w:r>
+        <w:rPr>
+          <w:szCs w:val="20"/>
+        </w:rPr>
+        <w:t>website</w:t>
+      </w:r>
+      <w:r>
+        <w:rPr>
+          <w:szCs w:val="20"/>
+        </w:rPr>
+        <w:t>,</w:t>
+      </w:r>
+      <w:r>
+        <w:rPr>
+          <w:szCs w:val="20"/>
+        </w:rPr>
+        <w:t xml:space="preserve"> </w:t>
+      </w:r>
+      <w:r>
+        <w:rPr>
+          <w:szCs w:val="20"/>
+        </w:rPr>
         <w:t xml:space="preserve">and </w:t>
       </w:r>
-      <w:proofErr w:type="spellStart"/>
-      <w:r>
-        <w:rPr>
-          <w:szCs w:val="20"/>
-        </w:rPr>
-        <w:t>Zerodha</w:t>
-      </w:r>
-      <w:proofErr w:type="spellEnd"/>
-      <w:r>
-        <w:rPr>
-          <w:szCs w:val="20"/>
-        </w:rPr>
-        <w:t xml:space="preserve">, </w:t>
-      </w:r>
-      <w:r>
-        <w:rPr>
-          <w:szCs w:val="20"/>
-        </w:rPr>
-        <w:t xml:space="preserve">that algorithmically </w:t>
-      </w:r>
-      <w:r>
-        <w:rPr>
-          <w:szCs w:val="20"/>
-        </w:rPr>
-        <w:t>t</w:t>
-      </w:r>
-      <w:r>
-        <w:rPr>
-          <w:szCs w:val="20"/>
-        </w:rPr>
-        <w:t>rade</w:t>
+      <w:r>
+        <w:rPr>
+          <w:szCs w:val="20"/>
+        </w:rPr>
+        <w:t>ma</w:t>
       </w:r>
       <w:r>
         <w:rPr>
@@ -2334,25 +3617,7 @@
         <w:rPr>
           <w:szCs w:val="20"/>
         </w:rPr>
-        <w:t xml:space="preserve"> stocks</w:t>
-      </w:r>
-      <w:r>
-        <w:rPr>
-          <w:szCs w:val="20"/>
-        </w:rPr>
-        <w:t xml:space="preserve"> &amp; </w:t>
-      </w:r>
-      <w:r>
-        <w:rPr>
-          <w:szCs w:val="20"/>
-        </w:rPr>
-        <w:t xml:space="preserve">futures contracts </w:t>
-      </w:r>
-      <w:r>
-        <w:rPr>
-          <w:szCs w:val="20"/>
-        </w:rPr>
-        <w:t>worth</w:t>
+        <w:t>e automated logins</w:t>
       </w:r>
       <w:r>
         <w:rPr>
@@ -2362,48 +3627,72 @@
       </w:r>
       <w:r>
         <w:rPr>
-          <w:b/>
-          <w:bCs/>
-          <w:szCs w:val="20"/>
-        </w:rPr>
-        <w:t>~</w:t>
-      </w:r>
-      <w:r>
-        <w:rPr>
-          <w:b/>
-          <w:bCs/>
-          <w:szCs w:val="20"/>
-        </w:rPr>
-        <w:t>₹</w:t>
-      </w:r>
-      <w:r>
-        <w:rPr>
-          <w:b/>
-          <w:bCs/>
-          <w:szCs w:val="20"/>
-        </w:rPr>
-        <w:t>10</w:t>
-      </w:r>
-      <w:r>
-        <w:rPr>
-          <w:b/>
-          <w:bCs/>
-          <w:szCs w:val="20"/>
-        </w:rPr>
-        <w:t>,</w:t>
-      </w:r>
-      <w:r>
-        <w:rPr>
-          <w:b/>
-          <w:bCs/>
-          <w:szCs w:val="20"/>
-        </w:rPr>
-        <w:t>000</w:t>
-      </w:r>
-      <w:r>
-        <w:rPr>
-          <w:b/>
-          <w:bCs/>
+          <w:szCs w:val="20"/>
+        </w:rPr>
+        <w:t xml:space="preserve">to the </w:t>
+      </w:r>
+      <w:r>
+        <w:rPr>
+          <w:szCs w:val="20"/>
+        </w:rPr>
+        <w:t>web</w:t>
+      </w:r>
+      <w:r>
+        <w:rPr>
+          <w:szCs w:val="20"/>
+        </w:rPr>
+        <w:t xml:space="preserve">site </w:t>
+      </w:r>
+      <w:r>
+        <w:rPr>
+          <w:szCs w:val="20"/>
+        </w:rPr>
+        <w:t>via Selenium</w:t>
+      </w:r>
+      <w:r>
+        <w:rPr>
+          <w:szCs w:val="20"/>
+        </w:rPr>
+        <w:t xml:space="preserve"> </w:t>
+      </w:r>
+      <w:r>
+        <w:rPr>
+          <w:szCs w:val="20"/>
+        </w:rPr>
+        <w:t xml:space="preserve">and Chromium </w:t>
+      </w:r>
+      <w:r>
+        <w:rPr>
+          <w:szCs w:val="20"/>
+        </w:rPr>
+        <w:t xml:space="preserve">to </w:t>
+      </w:r>
+      <w:r>
+        <w:rPr>
+          <w:i/>
+          <w:iCs/>
+          <w:szCs w:val="20"/>
+        </w:rPr>
+        <w:t xml:space="preserve">trade </w:t>
+      </w:r>
+      <w:r>
+        <w:rPr>
+          <w:i/>
+          <w:iCs/>
+          <w:szCs w:val="20"/>
+        </w:rPr>
+        <w:t>stocks</w:t>
+      </w:r>
+      <w:r>
+        <w:rPr>
+          <w:i/>
+          <w:iCs/>
+          <w:szCs w:val="20"/>
+        </w:rPr>
+        <w:t xml:space="preserve"> autonomously</w:t>
+      </w:r>
+      <w:r>
+        <w:rPr>
           <w:szCs w:val="20"/>
         </w:rPr>
         <w:t>.</w:t>
@@ -2427,7 +3716,7 @@
           <w:szCs w:val="20"/>
         </w:rPr>
       </w:pPr>
-      <w:hyperlink r:id="rId30" w:history="1">
+      <w:hyperlink r:id="rId32" w:history="1">
         <w:r>
           <w:rPr>
             <w:rStyle w:val="Hyperlink"/>
@@ -2441,19 +3730,55 @@
         <w:r>
           <w:rPr>
             <w:rStyle w:val="Hyperlink"/>
+            <w:color w:val="auto"/>
+            <w:szCs w:val="20"/>
+            <w:u w:val="none"/>
+          </w:rPr>
+          <w:t>(</w:t>
+        </w:r>
+        <w:r>
+          <w:rPr>
+            <w:rStyle w:val="Hyperlink"/>
             <w:b/>
             <w:bCs/>
             <w:color w:val="auto"/>
             <w:szCs w:val="20"/>
             <w:u w:val="none"/>
           </w:rPr>
-          <w:t>(C++, JavaScript) [</w:t>
+          <w:t>C++, JavaScript</w:t>
+        </w:r>
+        <w:r>
+          <w:rPr>
+            <w:rStyle w:val="Hyperlink"/>
+            <w:color w:val="auto"/>
+            <w:szCs w:val="20"/>
+            <w:u w:val="none"/>
+          </w:rPr>
+          <w:t>)</w:t>
         </w:r>
         <w:r>
           <w:rPr>
             <w:rStyle w:val="Hyperlink"/>
             <w:b/>
             <w:bCs/>
+            <w:color w:val="auto"/>
+            <w:szCs w:val="20"/>
+            <w:u w:val="none"/>
+          </w:rPr>
+          <w:t xml:space="preserve"> </w:t>
+        </w:r>
+        <w:r>
+          <w:rPr>
+            <w:rStyle w:val="Hyperlink"/>
+            <w:color w:val="auto"/>
+            <w:szCs w:val="20"/>
+            <w:u w:val="none"/>
+          </w:rPr>
+          <w:t>[</w:t>
+        </w:r>
+        <w:r>
+          <w:rPr>
+            <w:rStyle w:val="Hyperlink"/>
             <w:i/>
             <w:iCs/>
             <w:color w:val="auto"/>
@@ -2464,13 +3789,22 @@
         <w:r>
           <w:rPr>
             <w:rStyle w:val="Hyperlink"/>
+            <w:color w:val="auto"/>
+            <w:szCs w:val="20"/>
+            <w:u w:val="none"/>
+          </w:rPr>
+          <w:t>]</w:t>
+        </w:r>
+        <w:r>
+          <w:rPr>
+            <w:rStyle w:val="Hyperlink"/>
             <w:b/>
             <w:bCs/>
             <w:color w:val="auto"/>
             <w:szCs w:val="20"/>
             <w:u w:val="none"/>
           </w:rPr>
-          <w:t>]:</w:t>
+          <w:t>:</w:t>
         </w:r>
       </w:hyperlink>
       <w:r>
@@ -2485,7 +3819,19 @@
         <w:rPr>
           <w:szCs w:val="20"/>
         </w:rPr>
-        <w:t xml:space="preserve">attempt to assemble an internet-controlled </w:t>
+        <w:t xml:space="preserve">attempt to </w:t>
+      </w:r>
+      <w:r>
+        <w:rPr>
+          <w:szCs w:val="20"/>
+        </w:rPr>
+        <w:t xml:space="preserve">build </w:t>
+      </w:r>
+      <w:r>
+        <w:rPr>
+          <w:szCs w:val="20"/>
+        </w:rPr>
+        <w:t xml:space="preserve">an internet-controlled </w:t>
       </w:r>
       <w:r>
         <w:rPr>
@@ -2498,6 +3844,174 @@
           <w:szCs w:val="20"/>
         </w:rPr>
         <w:t>drone.</w:t>
+      </w:r>
+      <w:r>
+        <w:rPr>
+          <w:szCs w:val="20"/>
+        </w:rPr>
+        <w:t xml:space="preserve"> Self-programmed the </w:t>
+      </w:r>
+      <w:r>
+        <w:rPr>
+          <w:szCs w:val="20"/>
+        </w:rPr>
+        <w:t xml:space="preserve">receiver </w:t>
+      </w:r>
+      <w:r>
+        <w:rPr>
+          <w:szCs w:val="20"/>
+        </w:rPr>
+        <w:t xml:space="preserve">and transmitter </w:t>
+      </w:r>
+      <w:r>
+        <w:rPr>
+          <w:szCs w:val="20"/>
+        </w:rPr>
+        <w:t>and used open-source code on cost-effective Arduino UNO R3 for the</w:t>
+      </w:r>
+      <w:r>
+        <w:rPr>
+          <w:szCs w:val="20"/>
+        </w:rPr>
+        <w:t xml:space="preserve"> flight controller,</w:t>
+      </w:r>
+      <w:r>
+        <w:rPr>
+          <w:szCs w:val="20"/>
+        </w:rPr>
+        <w:t xml:space="preserve"> </w:t>
+      </w:r>
+      <w:r>
+        <w:rPr>
+          <w:szCs w:val="20"/>
+        </w:rPr>
+        <w:t>reduc</w:t>
+      </w:r>
+      <w:r>
+        <w:rPr>
+          <w:szCs w:val="20"/>
+        </w:rPr>
+        <w:t>ing</w:t>
+      </w:r>
+      <w:r>
+        <w:rPr>
+          <w:szCs w:val="20"/>
+        </w:rPr>
+        <w:t xml:space="preserve"> the overall cost from</w:t>
+      </w:r>
+      <w:r>
+        <w:rPr>
+          <w:szCs w:val="20"/>
+        </w:rPr>
+        <w:t xml:space="preserve"> </w:t>
+      </w:r>
+      <w:r>
+        <w:rPr>
+          <w:szCs w:val="20"/>
+        </w:rPr>
+        <w:t xml:space="preserve">approx. </w:t>
+      </w:r>
+      <w:r>
+        <w:rPr>
+          <w:b/>
+          <w:bCs/>
+          <w:szCs w:val="20"/>
+        </w:rPr>
+        <w:t>$</w:t>
+      </w:r>
+      <w:r>
+        <w:rPr>
+          <w:b/>
+          <w:bCs/>
+          <w:szCs w:val="20"/>
+        </w:rPr>
+        <w:t>400</w:t>
+      </w:r>
+      <w:r>
+        <w:rPr>
+          <w:b/>
+          <w:bCs/>
+          <w:szCs w:val="20"/>
+        </w:rPr>
+        <w:t xml:space="preserve"> </w:t>
+      </w:r>
+      <w:r>
+        <w:rPr>
+          <w:szCs w:val="20"/>
+        </w:rPr>
+        <w:t>to</w:t>
+      </w:r>
+      <w:r>
+        <w:rPr>
+          <w:szCs w:val="20"/>
+        </w:rPr>
+        <w:t xml:space="preserve"> </w:t>
+      </w:r>
+      <w:r>
+        <w:rPr>
+          <w:b/>
+          <w:bCs/>
+          <w:szCs w:val="20"/>
+        </w:rPr>
+        <w:t>$80</w:t>
+      </w:r>
+      <w:r>
+        <w:rPr>
+          <w:b/>
+          <w:bCs/>
+          <w:szCs w:val="20"/>
+        </w:rPr>
+        <w:t xml:space="preserve"> </w:t>
+      </w:r>
+      <w:r>
+        <w:rPr>
+          <w:szCs w:val="20"/>
+        </w:rPr>
+        <w:t>(</w:t>
+      </w:r>
+      <w:r>
+        <w:rPr>
+          <w:i/>
+          <w:iCs/>
+          <w:szCs w:val="20"/>
+        </w:rPr>
+        <w:t>~</w:t>
+      </w:r>
+      <w:r>
+        <w:rPr>
+          <w:i/>
+          <w:iCs/>
+          <w:szCs w:val="20"/>
+        </w:rPr>
+        <w:t xml:space="preserve">₹35,000 to </w:t>
+      </w:r>
+      <w:r>
+        <w:rPr>
+          <w:i/>
+          <w:iCs/>
+          <w:szCs w:val="20"/>
+        </w:rPr>
+        <w:t>~</w:t>
+      </w:r>
+      <w:r>
+        <w:rPr>
+          <w:i/>
+          <w:iCs/>
+          <w:szCs w:val="20"/>
+        </w:rPr>
+        <w:t>₹7,000</w:t>
+      </w:r>
+      <w:r>
+        <w:rPr>
+          <w:szCs w:val="20"/>
+        </w:rPr>
+        <w:t>)</w:t>
+      </w:r>
+      <w:r>
+        <w:rPr>
+          <w:szCs w:val="20"/>
+        </w:rPr>
+        <w:t>.</w:t>
       </w:r>
     </w:p>
     <w:p>
@@ -2514,7 +4028,7 @@
           <w:szCs w:val="20"/>
         </w:rPr>
       </w:pPr>
-      <w:hyperlink r:id="rId31" w:history="1">
+      <w:hyperlink r:id="rId33" w:history="1">
         <w:r>
           <w:rPr>
             <w:rStyle w:val="Hyperlink"/>
@@ -2528,19 +4042,35 @@
         <w:r>
           <w:rPr>
             <w:rStyle w:val="Hyperlink"/>
+            <w:color w:val="auto"/>
+            <w:szCs w:val="20"/>
+            <w:u w:val="none"/>
+          </w:rPr>
+          <w:t>(</w:t>
+        </w:r>
+        <w:r>
+          <w:rPr>
+            <w:rStyle w:val="Hyperlink"/>
             <w:b/>
             <w:bCs/>
             <w:color w:val="auto"/>
             <w:szCs w:val="20"/>
             <w:u w:val="none"/>
           </w:rPr>
-          <w:t>(JavaScript, React) [</w:t>
+          <w:t>JavaScript, React</w:t>
         </w:r>
         <w:r>
           <w:rPr>
             <w:rStyle w:val="Hyperlink"/>
-            <w:b/>
-            <w:bCs/>
+            <w:color w:val="auto"/>
+            <w:szCs w:val="20"/>
+            <w:u w:val="none"/>
+          </w:rPr>
+          <w:t>) [</w:t>
+        </w:r>
+        <w:r>
+          <w:rPr>
+            <w:rStyle w:val="Hyperlink"/>
             <w:i/>
             <w:iCs/>
             <w:color w:val="auto"/>
@@ -2551,8 +4081,6 @@
         <w:r>
           <w:rPr>
             <w:rStyle w:val="Hyperlink"/>
-            <w:b/>
-            <w:bCs/>
             <w:color w:val="auto"/>
             <w:szCs w:val="20"/>
             <w:u w:val="none"/>
@@ -2570,31 +4098,43 @@
         <w:rPr>
           <w:szCs w:val="20"/>
         </w:rPr>
-        <w:t xml:space="preserve"> React J</w:t>
+        <w:t xml:space="preserve"> </w:t>
+      </w:r>
+      <w:r>
+        <w:rPr>
+          <w:szCs w:val="20"/>
+        </w:rPr>
+        <w:t xml:space="preserve">built with </w:t>
+      </w:r>
+      <w:r>
+        <w:rPr>
+          <w:szCs w:val="20"/>
+        </w:rPr>
+        <w:t>React</w:t>
+      </w:r>
+      <w:r>
+        <w:rPr>
+          <w:szCs w:val="20"/>
+        </w:rPr>
+        <w:t xml:space="preserve"> </w:t>
+      </w:r>
+      <w:r>
+        <w:rPr>
+          <w:szCs w:val="20"/>
+        </w:rPr>
+        <w:t>with an overview of projects</w:t>
+      </w:r>
+      <w:r>
+        <w:rPr>
+          <w:szCs w:val="20"/>
+        </w:rPr>
+        <w:t xml:space="preserve"> worked on</w:t>
       </w:r>
       <w:r>
         <w:rPr>
           <w:szCs w:val="20"/>
         </w:rPr>
         <w:t>.</w:t>
-      </w:r>
-      <w:r>
-        <w:rPr>
-          <w:szCs w:val="20"/>
-        </w:rPr>
-        <w:t>S</w:t>
-      </w:r>
-      <w:r>
-        <w:rPr>
-          <w:szCs w:val="20"/>
-        </w:rPr>
-        <w:t>.</w:t>
-      </w:r>
-      <w:r>
-        <w:rPr>
-          <w:szCs w:val="20"/>
-        </w:rPr>
-        <w:t>-based portfolio site with an overview of projects done.</w:t>
       </w:r>
     </w:p>
     <w:p>
@@ -2612,6 +4152,10 @@
         <w:spacing w:line="240" w:lineRule="auto"/>
         <w:ind w:right="0"/>
         <w:jc w:val="center"/>
+        <w:rPr>
+          <w:b/>
+          <w:bCs/>
+        </w:rPr>
       </w:pPr>
       <w:r>
         <w:rPr>
@@ -2621,31 +4165,6 @@
           <w:szCs w:val="22"/>
         </w:rPr>
         <w:t>Skills</w:t>
-      </w:r>
-    </w:p>
-    <w:p>
-      <w:pPr>
-        <w:spacing w:line="240" w:lineRule="auto"/>
-        <w:ind w:right="0"/>
-        <w:jc w:val="both"/>
-        <w:rPr>
-          <w:b/>
-          <w:bCs/>
-        </w:rPr>
-      </w:pPr>
-      <w:r>
-        <w:rPr>
-          <w:b/>
-          <w:bCs/>
-        </w:rPr>
-        <w:t>Proficiencies</w:t>
-      </w:r>
-      <w:r>
-        <w:rPr>
-          <w:b/>
-          <w:bCs/>
-        </w:rPr>
-        <w:t>:</w:t>
       </w:r>
     </w:p>
     <w:p>
@@ -2668,13 +4187,79 @@
           <w:iCs/>
           <w:szCs w:val="20"/>
         </w:rPr>
-        <w:t>Languages</w:t>
-      </w:r>
-      <w:r>
-        <w:rPr>
-          <w:szCs w:val="20"/>
-        </w:rPr>
-        <w:t xml:space="preserve">: Java </w:t>
+        <w:t xml:space="preserve">Primary </w:t>
+      </w:r>
+      <w:r>
+        <w:rPr>
+          <w:i/>
+          <w:iCs/>
+          <w:szCs w:val="20"/>
+        </w:rPr>
+        <w:t>programming language</w:t>
+      </w:r>
+      <w:r>
+        <w:rPr>
+          <w:b/>
+          <w:bCs/>
+          <w:szCs w:val="20"/>
+        </w:rPr>
+        <w:t>: Java</w:t>
+      </w:r>
+      <w:r>
+        <w:rPr>
+          <w:szCs w:val="20"/>
+        </w:rPr>
+        <w:t>.</w:t>
+      </w:r>
+      <w:r>
+        <w:rPr>
+          <w:i/>
+          <w:iCs/>
+          <w:szCs w:val="20"/>
+        </w:rPr>
+        <w:t xml:space="preserve"> </w:t>
+      </w:r>
+      <w:r>
+        <w:rPr>
+          <w:szCs w:val="20"/>
+        </w:rPr>
+        <w:t>(</w:t>
+      </w:r>
+      <w:r>
+        <w:rPr>
+          <w:szCs w:val="20"/>
+        </w:rPr>
+        <w:t>Familiar</w:t>
+      </w:r>
+      <w:r>
+        <w:rPr>
+          <w:szCs w:val="20"/>
+        </w:rPr>
+        <w:t xml:space="preserve"> with </w:t>
+      </w:r>
+      <w:r>
+        <w:rPr>
+          <w:szCs w:val="20"/>
+        </w:rPr>
+        <w:t xml:space="preserve">JavaScript, PHP, Python, </w:t>
+      </w:r>
+      <w:r>
+        <w:rPr>
+          <w:szCs w:val="20"/>
+        </w:rPr>
+        <w:t xml:space="preserve">and </w:t>
+      </w:r>
+      <w:r>
+        <w:rPr>
+          <w:szCs w:val="20"/>
+        </w:rPr>
+        <w:t>SQL</w:t>
+      </w:r>
+      <w:r>
+        <w:rPr>
+          <w:szCs w:val="20"/>
+        </w:rPr>
+        <w:t>).</w:t>
       </w:r>
     </w:p>
     <w:p>
@@ -2703,13 +4288,79 @@
         <w:rPr>
           <w:szCs w:val="20"/>
         </w:rPr>
-        <w:t>: REST APIs</w:t>
+        <w:t xml:space="preserve">: </w:t>
+      </w:r>
+      <w:r>
+        <w:rPr>
+          <w:szCs w:val="20"/>
+        </w:rPr>
+        <w:t>HTTP(s)</w:t>
+      </w:r>
+      <w:r>
+        <w:rPr>
+          <w:szCs w:val="20"/>
+        </w:rPr>
+        <w:t xml:space="preserve"> requests </w:t>
+      </w:r>
+      <w:r>
+        <w:rPr>
+          <w:szCs w:val="20"/>
+        </w:rPr>
+        <w:t>/</w:t>
+      </w:r>
+      <w:r>
+        <w:rPr>
+          <w:szCs w:val="20"/>
+        </w:rPr>
+        <w:t xml:space="preserve"> </w:t>
+      </w:r>
+      <w:r>
+        <w:rPr>
+          <w:szCs w:val="20"/>
+        </w:rPr>
+        <w:t>REST APIs</w:t>
       </w:r>
       <w:r>
         <w:rPr>
           <w:szCs w:val="20"/>
         </w:rPr>
         <w:t>.</w:t>
+      </w:r>
+      <w:r>
+        <w:rPr>
+          <w:szCs w:val="20"/>
+        </w:rPr>
+        <w:t xml:space="preserve"> </w:t>
+      </w:r>
+      <w:r>
+        <w:rPr>
+          <w:szCs w:val="20"/>
+        </w:rPr>
+        <w:t>(F</w:t>
+      </w:r>
+      <w:r>
+        <w:rPr>
+          <w:szCs w:val="20"/>
+        </w:rPr>
+        <w:t>amiliar</w:t>
+      </w:r>
+      <w:r>
+        <w:rPr>
+          <w:szCs w:val="20"/>
+        </w:rPr>
+        <w:t xml:space="preserve"> with multi-threading and</w:t>
+      </w:r>
+      <w:r>
+        <w:rPr>
+          <w:szCs w:val="20"/>
+        </w:rPr>
+        <w:t xml:space="preserve"> Microservices</w:t>
+      </w:r>
+      <w:r>
+        <w:rPr>
+          <w:szCs w:val="20"/>
+        </w:rPr>
+        <w:t>.)</w:t>
       </w:r>
     </w:p>
     <w:p>
@@ -2723,7 +4374,7 @@
         <w:ind w:right="0"/>
         <w:jc w:val="both"/>
         <w:rPr>
-          <w:szCs w:val="20"/>
+          <w:sz w:val="18"/>
         </w:rPr>
       </w:pPr>
       <w:r>
@@ -2738,25 +4389,55 @@
         <w:rPr>
           <w:szCs w:val="20"/>
         </w:rPr>
-        <w:t>:</w:t>
-      </w:r>
-      <w:r>
-        <w:rPr>
-          <w:szCs w:val="20"/>
-        </w:rPr>
-        <w:t xml:space="preserve"> </w:t>
-      </w:r>
-      <w:r>
-        <w:rPr>
-          <w:szCs w:val="20"/>
-        </w:rPr>
-        <w:t>Android application development and web back-end development</w:t>
+        <w:t xml:space="preserve">: </w:t>
+      </w:r>
+      <w:r>
+        <w:rPr>
+          <w:szCs w:val="20"/>
+        </w:rPr>
+        <w:t>Android application development</w:t>
+      </w:r>
+      <w:r>
+        <w:rPr>
+          <w:szCs w:val="20"/>
+        </w:rPr>
+        <w:t xml:space="preserve">. (Familiar with </w:t>
+      </w:r>
+      <w:r>
+        <w:rPr>
+          <w:szCs w:val="20"/>
+        </w:rPr>
+        <w:t xml:space="preserve">back-end </w:t>
+      </w:r>
+      <w:r>
+        <w:rPr>
+          <w:szCs w:val="20"/>
+        </w:rPr>
+        <w:t xml:space="preserve">and full-stack web </w:t>
+      </w:r>
+      <w:r>
+        <w:rPr>
+          <w:szCs w:val="20"/>
+        </w:rPr>
+        <w:t>developmen</w:t>
+      </w:r>
+      <w:r>
+        <w:rPr>
+          <w:szCs w:val="20"/>
+        </w:rPr>
+        <w:t>t</w:t>
       </w:r>
       <w:r>
         <w:rPr>
           <w:szCs w:val="20"/>
         </w:rPr>
         <w:t>.</w:t>
+      </w:r>
+      <w:r>
+        <w:rPr>
+          <w:szCs w:val="20"/>
+        </w:rPr>
+        <w:t>)</w:t>
       </w:r>
     </w:p>
     <w:p>
@@ -2770,7 +4451,6 @@
         <w:ind w:right="0"/>
         <w:jc w:val="both"/>
         <w:rPr>
-          <w:bCs/>
           <w:szCs w:val="20"/>
         </w:rPr>
       </w:pPr>
@@ -2778,94 +4458,25 @@
         <w:rPr>
           <w:i/>
           <w:iCs/>
-          <w:szCs w:val="20"/>
-        </w:rPr>
-        <w:t>Others</w:t>
+        </w:rPr>
+        <w:t>Databases</w:t>
       </w:r>
       <w:r>
         <w:rPr>
           <w:i/>
           <w:iCs/>
-          <w:szCs w:val="20"/>
-        </w:rPr>
-        <w:t>:</w:t>
-      </w:r>
-      <w:r>
-        <w:rPr>
-          <w:b/>
-          <w:bCs/>
-          <w:szCs w:val="20"/>
-        </w:rPr>
-        <w:t xml:space="preserve"> </w:t>
-      </w:r>
-      <w:r>
-        <w:rPr>
-          <w:szCs w:val="20"/>
-        </w:rPr>
-        <w:t>Git, GitHub, VS Code</w:t>
-      </w:r>
-      <w:r>
-        <w:rPr>
-          <w:szCs w:val="20"/>
-        </w:rPr>
-        <w:t>,</w:t>
-      </w:r>
-      <w:r>
-        <w:rPr>
-          <w:szCs w:val="20"/>
-        </w:rPr>
-        <w:t xml:space="preserve"> and</w:t>
-      </w:r>
-      <w:r>
-        <w:rPr>
-          <w:szCs w:val="20"/>
-        </w:rPr>
-        <w:t xml:space="preserve"> Android Studio</w:t>
-      </w:r>
-      <w:r>
-        <w:rPr>
-          <w:szCs w:val="20"/>
-        </w:rPr>
-        <w:t>.</w:t>
-      </w:r>
-    </w:p>
-    <w:p>
-      <w:pPr>
-        <w:spacing w:line="240" w:lineRule="auto"/>
-        <w:ind w:right="0"/>
-        <w:jc w:val="both"/>
-        <w:rPr>
-          <w:bCs/>
-          <w:sz w:val="18"/>
-          <w:szCs w:val="18"/>
-        </w:rPr>
-      </w:pPr>
-    </w:p>
-    <w:p>
-      <w:pPr>
-        <w:spacing w:line="240" w:lineRule="auto"/>
-        <w:ind w:right="0"/>
-        <w:rPr>
-          <w:rFonts w:cstheme="minorBidi"/>
-          <w:b/>
-          <w:bCs/>
-        </w:rPr>
-      </w:pPr>
-      <w:r>
-        <w:rPr>
-          <w:rFonts w:cstheme="minorBidi"/>
-          <w:b/>
-          <w:bCs/>
-        </w:rPr>
-        <w:t>Familiarities</w:t>
-      </w:r>
-      <w:r>
-        <w:rPr>
-          <w:rFonts w:cstheme="minorBidi"/>
-          <w:b/>
-          <w:bCs/>
-        </w:rPr>
-        <w:t>:</w:t>
+        </w:rPr>
+        <w:t xml:space="preserve"> previously worked </w:t>
+      </w:r>
+      <w:r>
+        <w:rPr>
+          <w:i/>
+          <w:iCs/>
+        </w:rPr>
+        <w:t>with</w:t>
+      </w:r>
+      <w:r>
+        <w:t>: Firebase, MySQL, and MySQL Workbench.</w:t>
       </w:r>
     </w:p>
     <w:p>
@@ -2879,6 +4490,7 @@
         <w:ind w:right="0"/>
         <w:jc w:val="both"/>
         <w:rPr>
+          <w:bCs/>
           <w:szCs w:val="20"/>
         </w:rPr>
       </w:pPr>
@@ -2888,49 +4500,124 @@
           <w:iCs/>
           <w:szCs w:val="20"/>
         </w:rPr>
-        <w:t>Languages</w:t>
-      </w:r>
-      <w:r>
-        <w:rPr>
+        <w:t>Beginner</w:t>
+      </w:r>
+      <w:r>
+        <w:rPr>
+          <w:i/>
+          <w:iCs/>
+          <w:szCs w:val="20"/>
+        </w:rPr>
+        <w:t xml:space="preserve"> to intermediate </w:t>
+      </w:r>
+      <w:r>
+        <w:rPr>
+          <w:i/>
+          <w:iCs/>
+          <w:szCs w:val="20"/>
+        </w:rPr>
+        <w:t>level proficiencies</w:t>
+      </w:r>
+      <w:r>
+        <w:rPr>
+          <w:i/>
+          <w:iCs/>
           <w:szCs w:val="20"/>
         </w:rPr>
         <w:t>:</w:t>
       </w:r>
       <w:r>
         <w:rPr>
-          <w:szCs w:val="20"/>
-        </w:rPr>
-        <w:t xml:space="preserve"> JavaScript, PHP, Python</w:t>
-      </w:r>
-      <w:r>
-        <w:rPr>
-          <w:szCs w:val="20"/>
-        </w:rPr>
-        <w:t xml:space="preserve">, </w:t>
-      </w:r>
-      <w:r>
-        <w:rPr>
-          <w:szCs w:val="20"/>
-        </w:rPr>
-        <w:t>SQL</w:t>
-      </w:r>
-      <w:r>
-        <w:rPr>
-          <w:szCs w:val="20"/>
-        </w:rPr>
-        <w:t xml:space="preserve">, </w:t>
-      </w:r>
-      <w:r>
-        <w:rPr>
-          <w:szCs w:val="20"/>
-        </w:rPr>
-        <w:t>C++</w:t>
-      </w:r>
-      <w:r>
-        <w:rPr>
-          <w:szCs w:val="20"/>
-        </w:rPr>
-        <w:t>.</w:t>
+          <w:b/>
+          <w:bCs/>
+          <w:szCs w:val="20"/>
+        </w:rPr>
+        <w:t xml:space="preserve"> </w:t>
+      </w:r>
+      <w:r>
+        <w:rPr>
+          <w:szCs w:val="20"/>
+        </w:rPr>
+        <w:t>GitHub</w:t>
+      </w:r>
+      <w:r>
+        <w:rPr>
+          <w:szCs w:val="20"/>
+        </w:rPr>
+        <w:t xml:space="preserve"> Actions,</w:t>
+      </w:r>
+      <w:r>
+        <w:rPr>
+          <w:b/>
+          <w:bCs/>
+          <w:szCs w:val="20"/>
+        </w:rPr>
+        <w:t xml:space="preserve"> </w:t>
+      </w:r>
+      <w:r>
+        <w:rPr>
+          <w:szCs w:val="20"/>
+        </w:rPr>
+        <w:t xml:space="preserve">AWS, Docker, </w:t>
+      </w:r>
+      <w:r>
+        <w:rPr>
+          <w:szCs w:val="20"/>
+        </w:rPr>
+        <w:t xml:space="preserve">Postman, </w:t>
+      </w:r>
+      <w:r>
+        <w:rPr>
+          <w:szCs w:val="20"/>
+        </w:rPr>
+        <w:t>Ubuntu (Linux).</w:t>
+      </w:r>
+    </w:p>
+    <w:p>
+      <w:pPr>
+        <w:pBdr>
+          <w:bottom w:val="single" w:sz="6" w:space="1" w:color="auto"/>
+        </w:pBdr>
+        <w:spacing w:line="240" w:lineRule="auto"/>
+        <w:ind w:right="0"/>
+        <w:jc w:val="both"/>
+        <w:rPr>
+          <w:b/>
+          <w:bCs/>
+          <w:sz w:val="22"/>
+          <w:szCs w:val="22"/>
+        </w:rPr>
+      </w:pPr>
+    </w:p>
+    <w:p>
+      <w:pPr>
+        <w:spacing w:line="360" w:lineRule="auto"/>
+        <w:ind w:left="0" w:right="0" w:firstLine="0"/>
+        <w:jc w:val="center"/>
+        <w:rPr>
+          <w:b/>
+          <w:bCs/>
+          <w:sz w:val="22"/>
+          <w:szCs w:val="22"/>
+        </w:rPr>
+      </w:pPr>
+      <w:r>
+        <w:rPr>
+          <w:b/>
+          <w:bCs/>
+          <w:sz w:val="22"/>
+          <w:szCs w:val="22"/>
+        </w:rPr>
+        <w:t xml:space="preserve"> </w:t>
+      </w:r>
+      <w:r>
+        <w:rPr>
+          <w:b/>
+          <w:bCs/>
+          <w:sz w:val="22"/>
+          <w:szCs w:val="22"/>
+        </w:rPr>
+        <w:t>Accomplishments</w:t>
       </w:r>
     </w:p>
     <w:p>
@@ -2944,22 +4631,101 @@
         <w:ind w:right="0"/>
         <w:jc w:val="both"/>
         <w:rPr>
-          <w:szCs w:val="20"/>
-        </w:rPr>
-      </w:pPr>
+          <w:bCs/>
+          <w:sz w:val="18"/>
+        </w:rPr>
+      </w:pPr>
+      <w:r>
+        <w:rPr>
+          <w:b/>
+          <w:bCs/>
+          <w:szCs w:val="20"/>
+        </w:rPr>
+        <w:t xml:space="preserve">Top 10% </w:t>
+      </w:r>
+      <w:r>
+        <w:rPr>
+          <w:szCs w:val="20"/>
+        </w:rPr>
+        <w:t>Leet Code</w:t>
+      </w:r>
+      <w:r>
+        <w:rPr>
+          <w:szCs w:val="20"/>
+        </w:rPr>
+        <w:t>r</w:t>
+      </w:r>
+      <w:r>
+        <w:rPr>
+          <w:szCs w:val="20"/>
+        </w:rPr>
+        <w:t xml:space="preserve"> with having t</w:t>
+      </w:r>
+      <w:r>
+        <w:rPr>
+          <w:szCs w:val="20"/>
+        </w:rPr>
+        <w:t xml:space="preserve">ackled </w:t>
+      </w:r>
+      <w:r>
+        <w:rPr>
+          <w:b/>
+          <w:bCs/>
+          <w:szCs w:val="20"/>
+        </w:rPr>
+        <w:t>3</w:t>
+      </w:r>
+      <w:r>
+        <w:rPr>
+          <w:b/>
+          <w:bCs/>
+          <w:szCs w:val="20"/>
+        </w:rPr>
+        <w:t>5</w:t>
+      </w:r>
+      <w:r>
+        <w:rPr>
+          <w:b/>
+          <w:bCs/>
+          <w:szCs w:val="20"/>
+        </w:rPr>
+        <w:t>0+ problems</w:t>
+      </w:r>
+      <w:r>
+        <w:rPr>
+          <w:szCs w:val="20"/>
+        </w:rPr>
+        <w:t xml:space="preserve"> and solved </w:t>
+      </w:r>
       <w:r>
         <w:rPr>
           <w:i/>
           <w:iCs/>
           <w:szCs w:val="20"/>
         </w:rPr>
-        <w:t>Databases</w:t>
-      </w:r>
-      <w:r>
-        <w:rPr>
-          <w:szCs w:val="20"/>
-        </w:rPr>
-        <w:t>: Firebase, MySQL, and MySQL Workbench, MongoDB.</w:t>
+        <w:t>150+ medium</w:t>
+      </w:r>
+      <w:r>
+        <w:rPr>
+          <w:i/>
+          <w:iCs/>
+          <w:szCs w:val="20"/>
+        </w:rPr>
+        <w:t>-</w:t>
+      </w:r>
+      <w:r>
+        <w:rPr>
+          <w:i/>
+          <w:iCs/>
+          <w:szCs w:val="20"/>
+        </w:rPr>
+        <w:t xml:space="preserve">level </w:t>
+      </w:r>
+      <w:r>
+        <w:rPr>
+          <w:szCs w:val="20"/>
+        </w:rPr>
+        <w:t>problems.</w:t>
       </w:r>
     </w:p>
     <w:p>
@@ -2973,52 +4739,103 @@
         <w:ind w:right="0"/>
         <w:jc w:val="both"/>
         <w:rPr>
-          <w:szCs w:val="20"/>
-        </w:rPr>
-      </w:pPr>
+          <w:bCs/>
+          <w:sz w:val="18"/>
+        </w:rPr>
+      </w:pPr>
+      <w:r>
+        <w:rPr>
+          <w:szCs w:val="20"/>
+        </w:rPr>
+        <w:t>Achieved an</w:t>
+      </w:r>
+      <w:r>
+        <w:rPr>
+          <w:szCs w:val="20"/>
+        </w:rPr>
+        <w:t xml:space="preserve"> </w:t>
+      </w:r>
+      <w:r>
+        <w:rPr>
+          <w:b/>
+          <w:bCs/>
+          <w:szCs w:val="20"/>
+        </w:rPr>
+        <w:t xml:space="preserve">Elite </w:t>
+      </w:r>
+      <w:r>
+        <w:rPr>
+          <w:szCs w:val="20"/>
+        </w:rPr>
+        <w:t>+</w:t>
+      </w:r>
+      <w:r>
+        <w:rPr>
+          <w:b/>
+          <w:bCs/>
+          <w:szCs w:val="20"/>
+        </w:rPr>
+        <w:t xml:space="preserve"> Silver</w:t>
+      </w:r>
+      <w:r>
+        <w:rPr>
+          <w:szCs w:val="20"/>
+        </w:rPr>
+        <w:t xml:space="preserve"> recognition in the</w:t>
+      </w:r>
+      <w:r>
+        <w:rPr>
+          <w:szCs w:val="20"/>
+        </w:rPr>
+        <w:t xml:space="preserve"> </w:t>
+      </w:r>
+      <w:r>
+        <w:rPr>
+          <w:szCs w:val="20"/>
+        </w:rPr>
+        <w:t>course</w:t>
+      </w:r>
+      <w:r>
+        <w:rPr>
+          <w:szCs w:val="20"/>
+        </w:rPr>
+        <w:t xml:space="preserve"> </w:t>
+      </w:r>
       <w:r>
         <w:rPr>
           <w:i/>
           <w:iCs/>
           <w:szCs w:val="20"/>
         </w:rPr>
-        <w:t>Technologies</w:t>
-      </w:r>
-      <w:r>
-        <w:rPr>
-          <w:szCs w:val="20"/>
-        </w:rPr>
-        <w:t xml:space="preserve">: </w:t>
-      </w:r>
-      <w:r>
-        <w:rPr>
-          <w:szCs w:val="20"/>
-        </w:rPr>
-        <w:t>M</w:t>
-      </w:r>
-      <w:r>
-        <w:rPr>
-          <w:szCs w:val="20"/>
-        </w:rPr>
-        <w:t>ulti-threading</w:t>
-      </w:r>
-      <w:r>
-        <w:rPr>
-          <w:szCs w:val="20"/>
-        </w:rPr>
-        <w:t xml:space="preserve">, </w:t>
-      </w:r>
-      <w:r>
-        <w:rPr>
-          <w:szCs w:val="20"/>
-        </w:rPr>
-        <w:t>Microservices</w:t>
-      </w:r>
-      <w:r>
-        <w:rPr>
-          <w:szCs w:val="20"/>
-        </w:rPr>
-        <w:t>, ReactJS, Bootstrap, Spring Boot</w:t>
+        <w:t>Programming in Java</w:t>
+      </w:r>
+      <w:r>
+        <w:rPr>
+          <w:szCs w:val="20"/>
+        </w:rPr>
+        <w:t xml:space="preserve"> by </w:t>
+      </w:r>
+      <w:r>
+        <w:rPr>
+          <w:b/>
+          <w:bCs/>
+          <w:szCs w:val="20"/>
+        </w:rPr>
+        <w:t>IIT Kharagpur</w:t>
+      </w:r>
+      <w:r>
+        <w:rPr>
+          <w:b/>
+          <w:bCs/>
+          <w:szCs w:val="20"/>
+        </w:rPr>
+        <w:t xml:space="preserve"> </w:t>
+      </w:r>
+      <w:r>
+        <w:rPr>
+          <w:szCs w:val="20"/>
+        </w:rPr>
+        <w:t>(via NPTEL)</w:t>
       </w:r>
       <w:r>
         <w:rPr>
@@ -3038,46 +4855,153 @@
         <w:ind w:right="0"/>
         <w:jc w:val="both"/>
         <w:rPr>
-          <w:szCs w:val="20"/>
-        </w:rPr>
-      </w:pPr>
-      <w:r>
-        <w:rPr>
+          <w:bCs/>
+          <w:szCs w:val="20"/>
+        </w:rPr>
+      </w:pPr>
+      <w:r>
+        <w:rPr>
+          <w:bCs/>
+          <w:szCs w:val="20"/>
+        </w:rPr>
+        <w:t>A</w:t>
+      </w:r>
+      <w:r>
+        <w:rPr>
+          <w:bCs/>
+          <w:szCs w:val="20"/>
+        </w:rPr>
+        <w:t>ttended</w:t>
+      </w:r>
+      <w:r>
+        <w:rPr>
+          <w:b/>
           <w:i/>
           <w:iCs/>
           <w:szCs w:val="20"/>
         </w:rPr>
-        <w:t>Domains</w:t>
-      </w:r>
-      <w:r>
-        <w:rPr>
-          <w:szCs w:val="20"/>
-        </w:rPr>
-        <w:t>:</w:t>
-      </w:r>
-      <w:r>
-        <w:rPr>
-          <w:szCs w:val="20"/>
-        </w:rPr>
-        <w:t xml:space="preserve"> F</w:t>
-      </w:r>
-      <w:r>
-        <w:rPr>
-          <w:szCs w:val="20"/>
-        </w:rPr>
-        <w:t>ull-stack web development</w:t>
-      </w:r>
-      <w:r>
-        <w:rPr>
-          <w:szCs w:val="20"/>
-        </w:rPr>
-        <w:t>, AI/ML model development and integration</w:t>
-      </w:r>
-      <w:r>
-        <w:rPr>
-          <w:szCs w:val="20"/>
-        </w:rPr>
-        <w:t>.</w:t>
+        <w:t xml:space="preserve"> </w:t>
+      </w:r>
+      <w:r>
+        <w:rPr>
+          <w:b/>
+          <w:szCs w:val="20"/>
+        </w:rPr>
+        <w:t>A</w:t>
+      </w:r>
+      <w:r>
+        <w:rPr>
+          <w:b/>
+          <w:szCs w:val="20"/>
+        </w:rPr>
+        <w:t>sia’s large</w:t>
+      </w:r>
+      <w:r>
+        <w:rPr>
+          <w:b/>
+          <w:szCs w:val="20"/>
+        </w:rPr>
+        <w:t>s</w:t>
+      </w:r>
+      <w:r>
+        <w:rPr>
+          <w:b/>
+          <w:szCs w:val="20"/>
+        </w:rPr>
+        <w:t>t</w:t>
+      </w:r>
+      <w:r>
+        <w:rPr>
+          <w:b/>
+          <w:szCs w:val="20"/>
+        </w:rPr>
+        <w:t xml:space="preserve"> </w:t>
+      </w:r>
+      <w:r>
+        <w:rPr>
+          <w:b/>
+          <w:szCs w:val="20"/>
+        </w:rPr>
+        <w:t>tech</w:t>
+      </w:r>
+      <w:r>
+        <w:rPr>
+          <w:b/>
+          <w:szCs w:val="20"/>
+        </w:rPr>
+        <w:t xml:space="preserve"> </w:t>
+      </w:r>
+      <w:r>
+        <w:rPr>
+          <w:b/>
+          <w:szCs w:val="20"/>
+        </w:rPr>
+        <w:t>fest</w:t>
+      </w:r>
+      <w:r>
+        <w:rPr>
+          <w:bCs/>
+          <w:szCs w:val="20"/>
+        </w:rPr>
+        <w:t xml:space="preserve"> </w:t>
+      </w:r>
+      <w:r>
+        <w:rPr>
+          <w:bCs/>
+          <w:szCs w:val="20"/>
+        </w:rPr>
+        <w:t>at IIT B</w:t>
+      </w:r>
+      <w:r>
+        <w:rPr>
+          <w:bCs/>
+          <w:szCs w:val="20"/>
+        </w:rPr>
+        <w:t>ombay</w:t>
+      </w:r>
+      <w:r>
+        <w:rPr>
+          <w:bCs/>
+          <w:szCs w:val="20"/>
+        </w:rPr>
+        <w:t xml:space="preserve"> </w:t>
+      </w:r>
+      <w:r>
+        <w:rPr>
+          <w:bCs/>
+          <w:i/>
+          <w:iCs/>
+          <w:szCs w:val="20"/>
+        </w:rPr>
+        <w:t>twice</w:t>
+      </w:r>
+      <w:r>
+        <w:rPr>
+          <w:bCs/>
+          <w:szCs w:val="20"/>
+        </w:rPr>
+        <w:t>, gaining exposure to cuttin</w:t>
+      </w:r>
+      <w:r>
+        <w:rPr>
+          <w:bCs/>
+          <w:szCs w:val="20"/>
+        </w:rPr>
+        <w:t>g-</w:t>
+      </w:r>
+      <w:r>
+        <w:rPr>
+          <w:bCs/>
+          <w:szCs w:val="20"/>
+        </w:rPr>
+        <w:t>edge technology</w:t>
+      </w:r>
+      <w:r>
+        <w:rPr>
+          <w:bCs/>
+          <w:szCs w:val="20"/>
+        </w:rPr>
+        <w:t xml:space="preserve"> and leveraging the opportunity to network with some of the country’s top talents and industry professionals.</w:t>
       </w:r>
     </w:p>
     <w:p>
@@ -3097,341 +5021,211 @@
       </w:pPr>
       <w:r>
         <w:rPr>
+          <w:bCs/>
+          <w:szCs w:val="20"/>
+        </w:rPr>
+        <w:t xml:space="preserve">Earned </w:t>
+      </w:r>
+      <w:r>
+        <w:rPr>
+          <w:bCs/>
           <w:i/>
           <w:iCs/>
           <w:szCs w:val="20"/>
         </w:rPr>
-        <w:t>Others</w:t>
-      </w:r>
-      <w:r>
-        <w:rPr>
+        <w:t>Web development</w:t>
+      </w:r>
+      <w:r>
+        <w:rPr>
+          <w:bCs/>
+          <w:szCs w:val="20"/>
+        </w:rPr>
+        <w:t xml:space="preserve"> </w:t>
+      </w:r>
+      <w:r>
+        <w:rPr>
+          <w:bCs/>
+          <w:szCs w:val="20"/>
+        </w:rPr>
+        <w:t xml:space="preserve">certification from </w:t>
+      </w:r>
+      <w:r>
+        <w:rPr>
+          <w:b/>
+          <w:szCs w:val="20"/>
+        </w:rPr>
+        <w:t>IIT Bombay</w:t>
+      </w:r>
+      <w:r>
+        <w:rPr>
+          <w:bCs/>
+          <w:szCs w:val="20"/>
+        </w:rPr>
+        <w:t xml:space="preserve"> and</w:t>
+      </w:r>
+      <w:r>
+        <w:rPr>
+          <w:bCs/>
+          <w:szCs w:val="20"/>
+        </w:rPr>
+        <w:t xml:space="preserve"> actively participated in its</w:t>
+      </w:r>
+      <w:r>
+        <w:rPr>
+          <w:bCs/>
+          <w:szCs w:val="20"/>
+        </w:rPr>
+        <w:t xml:space="preserve"> </w:t>
+      </w:r>
+      <w:r>
+        <w:rPr>
+          <w:bCs/>
+          <w:szCs w:val="20"/>
+        </w:rPr>
+        <w:t>cultural fest</w:t>
+      </w:r>
+      <w:r>
+        <w:rPr>
+          <w:bCs/>
+          <w:szCs w:val="20"/>
+        </w:rPr>
+        <w:t xml:space="preserve">, </w:t>
+      </w:r>
+      <w:r>
+        <w:rPr>
+          <w:bCs/>
           <w:i/>
           <w:iCs/>
           <w:szCs w:val="20"/>
         </w:rPr>
-        <w:t>:</w:t>
-      </w:r>
-      <w:r>
-        <w:rPr>
-          <w:b/>
+        <w:t>Mood Indigo</w:t>
+      </w:r>
+      <w:r>
+        <w:rPr>
+          <w:bCs/>
+          <w:szCs w:val="20"/>
+        </w:rPr>
+        <w:t>.</w:t>
+      </w:r>
+      <w:r>
+        <w:rPr>
           <w:bCs/>
           <w:szCs w:val="20"/>
         </w:rPr>
         <w:t xml:space="preserve"> </w:t>
-      </w:r>
-      <w:r>
-        <w:rPr>
-          <w:szCs w:val="20"/>
-        </w:rPr>
-        <w:t>GitHub</w:t>
-      </w:r>
-      <w:r>
-        <w:rPr>
-          <w:szCs w:val="20"/>
-        </w:rPr>
-        <w:t xml:space="preserve"> Actions,</w:t>
-      </w:r>
-      <w:r>
-        <w:rPr>
-          <w:b/>
-          <w:bCs/>
-          <w:szCs w:val="20"/>
-        </w:rPr>
-        <w:t xml:space="preserve"> </w:t>
-      </w:r>
-      <w:r>
-        <w:rPr>
-          <w:szCs w:val="20"/>
-        </w:rPr>
-        <w:t xml:space="preserve">AWS, Docker, </w:t>
-      </w:r>
-      <w:r>
-        <w:rPr>
-          <w:szCs w:val="20"/>
-        </w:rPr>
-        <w:t>Postman, Selenium</w:t>
-      </w:r>
-      <w:r>
-        <w:rPr>
-          <w:szCs w:val="20"/>
-        </w:rPr>
-        <w:t>, Ubuntu (Linux)</w:t>
-      </w:r>
-      <w:r>
-        <w:rPr>
-          <w:szCs w:val="20"/>
-        </w:rPr>
-        <w:t>,</w:t>
-      </w:r>
-      <w:r>
-        <w:rPr>
-          <w:szCs w:val="20"/>
-        </w:rPr>
-        <w:t xml:space="preserve"> and</w:t>
-      </w:r>
-      <w:r>
-        <w:rPr>
-          <w:szCs w:val="20"/>
-        </w:rPr>
-        <w:t xml:space="preserve"> </w:t>
-      </w:r>
-      <w:proofErr w:type="spellStart"/>
-      <w:r>
-        <w:rPr>
-          <w:szCs w:val="20"/>
-        </w:rPr>
-        <w:t>PHPMyAdmin</w:t>
-      </w:r>
-      <w:proofErr w:type="spellEnd"/>
-      <w:r>
-        <w:rPr>
-          <w:szCs w:val="20"/>
-        </w:rPr>
-        <w:t>.</w:t>
       </w:r>
     </w:p>
     <w:p>
       <w:pPr>
-        <w:pBdr>
-          <w:bottom w:val="single" w:sz="6" w:space="1" w:color="auto"/>
-        </w:pBdr>
+        <w:pStyle w:val="ListParagraph"/>
+        <w:numPr>
+          <w:ilvl w:val="0"/>
+          <w:numId w:val="32"/>
+        </w:numPr>
         <w:spacing w:line="240" w:lineRule="auto"/>
         <w:ind w:right="0"/>
         <w:jc w:val="both"/>
         <w:rPr>
+          <w:bCs/>
+          <w:szCs w:val="20"/>
+        </w:rPr>
+      </w:pPr>
+      <w:r>
+        <w:rPr>
+          <w:bCs/>
+          <w:szCs w:val="20"/>
+        </w:rPr>
+        <w:t>Earn</w:t>
+      </w:r>
+      <w:r>
+        <w:rPr>
+          <w:bCs/>
+          <w:szCs w:val="20"/>
+        </w:rPr>
+        <w:t xml:space="preserve">ed </w:t>
+      </w:r>
+      <w:r>
+        <w:rPr>
           <w:b/>
-          <w:bCs/>
-          <w:sz w:val="22"/>
-          <w:szCs w:val="22"/>
-        </w:rPr>
-      </w:pPr>
-    </w:p>
-    <w:p>
-      <w:pPr>
-        <w:spacing w:line="360" w:lineRule="auto"/>
-        <w:ind w:left="0" w:right="0" w:firstLine="0"/>
-        <w:jc w:val="center"/>
+          <w:szCs w:val="20"/>
+        </w:rPr>
+        <w:t>AWS Cloud foundations</w:t>
+      </w:r>
+      <w:r>
+        <w:rPr>
+          <w:bCs/>
+          <w:szCs w:val="20"/>
+        </w:rPr>
+        <w:t xml:space="preserve"> certification and </w:t>
+      </w:r>
+      <w:r>
         <w:rPr>
           <w:b/>
-          <w:bCs/>
-          <w:sz w:val="22"/>
-          <w:szCs w:val="22"/>
-        </w:rPr>
-      </w:pPr>
+          <w:szCs w:val="20"/>
+        </w:rPr>
+        <w:t>CISCO certification</w:t>
+      </w:r>
       <w:r>
         <w:rPr>
           <w:b/>
-          <w:bCs/>
-          <w:sz w:val="22"/>
-          <w:szCs w:val="22"/>
-        </w:rPr>
-        <w:t xml:space="preserve"> </w:t>
-      </w:r>
-      <w:r>
-        <w:rPr>
-          <w:b/>
-          <w:bCs/>
-          <w:sz w:val="22"/>
-          <w:szCs w:val="22"/>
-        </w:rPr>
-        <w:t>Certifications</w:t>
-      </w:r>
-    </w:p>
-    <w:p>
-      <w:pPr>
-        <w:spacing w:line="360" w:lineRule="auto"/>
-        <w:ind w:right="0"/>
-        <w:jc w:val="both"/>
-        <w:rPr>
-          <w:bCs/>
-        </w:rPr>
-      </w:pPr>
-      <w:r>
-        <w:rPr>
-          <w:b/>
-          <w:bCs/>
-        </w:rPr>
-        <w:t>AWS:</w:t>
-      </w:r>
-      <w:r>
-        <w:t xml:space="preserve"> </w:t>
-      </w:r>
-      <w:r>
-        <w:rPr>
-          <w:bCs/>
-        </w:rPr>
-        <w:t xml:space="preserve">Cloud Foundations; </w:t>
-      </w:r>
-      <w:r>
-        <w:rPr>
-          <w:b/>
-          <w:bCs/>
-        </w:rPr>
-        <w:t>Cisco</w:t>
-      </w:r>
-      <w:r>
-        <w:rPr>
-          <w:b/>
-          <w:bCs/>
-        </w:rPr>
-        <w:t>:</w:t>
-      </w:r>
-      <w:r>
-        <w:rPr>
-          <w:bCs/>
-        </w:rPr>
-        <w:t xml:space="preserve"> NDG Linux Unhatched</w:t>
-      </w:r>
-      <w:r>
-        <w:rPr>
-          <w:bCs/>
-        </w:rPr>
-        <w:t>;</w:t>
-      </w:r>
-      <w:r>
-        <w:rPr>
-          <w:bCs/>
-        </w:rPr>
-        <w:t xml:space="preserve"> </w:t>
-      </w:r>
-      <w:r>
-        <w:rPr>
-          <w:b/>
-          <w:bCs/>
-        </w:rPr>
-        <w:t>Cisco:</w:t>
-      </w:r>
-      <w:r>
-        <w:rPr>
-          <w:bCs/>
-        </w:rPr>
-        <w:t xml:space="preserve"> Programming Essentials in Python;</w:t>
-      </w:r>
-      <w:r>
-        <w:rPr>
-          <w:bCs/>
-        </w:rPr>
-        <w:t xml:space="preserve"> </w:t>
-      </w:r>
-    </w:p>
-    <w:p>
-      <w:pPr>
-        <w:spacing w:line="360" w:lineRule="auto"/>
-        <w:ind w:right="0"/>
-        <w:jc w:val="both"/>
-        <w:rPr>
-          <w:bCs/>
-        </w:rPr>
-      </w:pPr>
-      <w:r>
-        <w:rPr>
-          <w:b/>
-          <w:bCs/>
-        </w:rPr>
-        <w:t>Cisco:</w:t>
-      </w:r>
-      <w:r>
-        <w:rPr>
-          <w:bCs/>
-        </w:rPr>
-        <w:t xml:space="preserve"> Networking Basics;</w:t>
-      </w:r>
-      <w:r>
-        <w:rPr>
-          <w:bCs/>
-        </w:rPr>
-        <w:t xml:space="preserve"> </w:t>
-      </w:r>
-      <w:r>
-        <w:rPr>
-          <w:b/>
-          <w:bCs/>
-        </w:rPr>
-        <w:t>I</w:t>
-      </w:r>
-      <w:r>
-        <w:rPr>
-          <w:b/>
-          <w:bCs/>
-        </w:rPr>
-        <w:t xml:space="preserve">ndian </w:t>
-      </w:r>
-      <w:r>
-        <w:rPr>
-          <w:b/>
-          <w:bCs/>
-        </w:rPr>
-        <w:t>I</w:t>
-      </w:r>
-      <w:r>
-        <w:rPr>
-          <w:b/>
-          <w:bCs/>
-        </w:rPr>
-        <w:t xml:space="preserve">nstitute of </w:t>
-      </w:r>
-      <w:r>
-        <w:rPr>
-          <w:b/>
-          <w:bCs/>
-        </w:rPr>
-        <w:t>T</w:t>
-      </w:r>
-      <w:r>
-        <w:rPr>
-          <w:b/>
-          <w:bCs/>
-        </w:rPr>
-        <w:t>echnology,</w:t>
-      </w:r>
-      <w:r>
-        <w:rPr>
-          <w:b/>
-          <w:bCs/>
-        </w:rPr>
-        <w:t xml:space="preserve"> Bombay:</w:t>
-      </w:r>
-      <w:r>
-        <w:rPr>
-          <w:bCs/>
-        </w:rPr>
-        <w:t xml:space="preserve"> Web </w:t>
-      </w:r>
-      <w:r>
-        <w:rPr>
-          <w:bCs/>
-        </w:rPr>
-        <w:t>D</w:t>
-      </w:r>
-      <w:r>
-        <w:rPr>
-          <w:bCs/>
-        </w:rPr>
-        <w:t>evelopment</w:t>
-      </w:r>
-      <w:r>
-        <w:rPr>
-          <w:bCs/>
-        </w:rPr>
-        <w:t xml:space="preserve"> </w:t>
-      </w:r>
-      <w:r>
-        <w:rPr>
-          <w:bCs/>
-        </w:rPr>
-        <w:t>W</w:t>
-      </w:r>
-      <w:r>
-        <w:rPr>
-          <w:bCs/>
-        </w:rPr>
-        <w:t>orkshop</w:t>
-      </w:r>
-      <w:r>
-        <w:rPr>
-          <w:bCs/>
-        </w:rPr>
-        <w:t>;</w:t>
+          <w:szCs w:val="20"/>
+        </w:rPr>
+        <w:t>s</w:t>
+      </w:r>
+      <w:r>
+        <w:rPr>
+          <w:bCs/>
+          <w:szCs w:val="20"/>
+        </w:rPr>
+        <w:t xml:space="preserve"> including </w:t>
+      </w:r>
+      <w:r>
+        <w:rPr>
+          <w:bCs/>
+          <w:i/>
+          <w:iCs/>
+          <w:szCs w:val="20"/>
+        </w:rPr>
+        <w:t>NGD Linux unhatched</w:t>
+      </w:r>
+      <w:r>
+        <w:rPr>
+          <w:bCs/>
+          <w:szCs w:val="20"/>
+        </w:rPr>
+        <w:t xml:space="preserve">, </w:t>
+      </w:r>
+      <w:r>
+        <w:rPr>
+          <w:bCs/>
+          <w:i/>
+          <w:iCs/>
+          <w:szCs w:val="20"/>
+        </w:rPr>
+        <w:t>Programming essentials in Python</w:t>
+      </w:r>
+      <w:r>
+        <w:rPr>
+          <w:bCs/>
+          <w:szCs w:val="20"/>
+        </w:rPr>
+        <w:t xml:space="preserve">, and </w:t>
+      </w:r>
+      <w:r>
+        <w:rPr>
+          <w:bCs/>
+          <w:i/>
+          <w:iCs/>
+          <w:szCs w:val="20"/>
+        </w:rPr>
+        <w:t>Networking Basics</w:t>
+      </w:r>
+      <w:r>
+        <w:rPr>
+          <w:bCs/>
+          <w:szCs w:val="20"/>
+        </w:rPr>
+        <w:t>.</w:t>
       </w:r>
     </w:p>
     <w:sectPr>
@@ -3517,42 +5311,42 @@
         <v:path o:extrusionok="f" gradientshapeok="t" o:connecttype="rect"/>
         <o:lock v:ext="edit" aspectratio="t"/>
       </v:shapetype>
-      <v:shape id="_x0000_i1344" type="#_x0000_t75" style="width:512.25pt;height:512.25pt;rotation:180;flip:x y;visibility:visible;mso-wrap-style:square" o:bullet="t">
+      <v:shape id="_x0000_i1332" type="#_x0000_t75" style="width:513pt;height:513pt;rotation:180;flip:x y;visibility:visible;mso-wrap-style:square" o:bullet="t">
         <v:imagedata r:id="rId1" o:title="107161_circle_github_icon"/>
       </v:shape>
     </w:pict>
   </w:numPicBullet>
   <w:numPicBullet w:numPicBulletId="1">
     <w:pict>
-      <v:shape id="_x0000_i1345" type="#_x0000_t75" style="width:169.5pt;height:169.5pt;visibility:visible;mso-wrap-style:square" o:bullet="t">
+      <v:shape id="_x0000_i1333" type="#_x0000_t75" style="width:169.5pt;height:169.5pt;visibility:visible;mso-wrap-style:square" o:bullet="t">
         <v:imagedata r:id="rId2" o:title="941C13C7"/>
       </v:shape>
     </w:pict>
   </w:numPicBullet>
   <w:numPicBullet w:numPicBulletId="2">
     <w:pict>
-      <v:shape id="_x0000_i1346" type="#_x0000_t75" style="width:28.5pt;height:16.5pt;visibility:visible;mso-wrap-style:square" o:bullet="t">
+      <v:shape id="_x0000_i1334" type="#_x0000_t75" style="width:29pt;height:16.5pt;visibility:visible;mso-wrap-style:square" o:bullet="t">
         <v:imagedata r:id="rId3" o:title="107161_circle_github_icon"/>
       </v:shape>
     </w:pict>
   </w:numPicBullet>
   <w:numPicBullet w:numPicBulletId="3">
     <w:pict>
-      <v:shape id="_x0000_i1347" type="#_x0000_t75" style="width:240pt;height:234pt;visibility:visible;mso-wrap-style:square" o:bullet="t">
+      <v:shape id="_x0000_i1335" type="#_x0000_t75" style="width:240pt;height:234pt;visibility:visible;mso-wrap-style:square" o:bullet="t">
         <v:imagedata r:id="rId4" o:title="Indian_Institute_of_Technology_Bombay_Logo"/>
       </v:shape>
     </w:pict>
   </w:numPicBullet>
   <w:numPicBullet w:numPicBulletId="4">
     <w:pict>
-      <v:shape id="_x0000_i1348" type="#_x0000_t75" style="width:22.5pt;height:16.5pt;visibility:visible;mso-wrap-style:square" o:bullet="t">
+      <v:shape id="_x0000_i1336" type="#_x0000_t75" style="width:22.5pt;height:16.5pt;visibility:visible;mso-wrap-style:square" o:bullet="t">
         <v:imagedata r:id="rId5" o:title="Indian_Institute_of_Technology_Bombay_Logo"/>
       </v:shape>
     </w:pict>
   </w:numPicBullet>
   <w:numPicBullet w:numPicBulletId="5">
     <w:pict>
-      <v:shape id="_x0000_i1349" type="#_x0000_t75" style="width:76.5pt;height:76.5pt;visibility:visible;mso-wrap-style:square" o:bullet="t">
+      <v:shape id="_x0000_i1337" type="#_x0000_t75" style="width:76.5pt;height:76.5pt;visibility:visible;mso-wrap-style:square" o:bullet="t">
         <v:imagedata r:id="rId6" o:title=""/>
       </v:shape>
     </w:pict>
@@ -8509,6 +10303,7 @@
   <w:style w:type="paragraph" w:default="1" w:styleId="Normal">
     <w:name w:val="Normal"/>
     <w:qFormat/>
+    <w:rsid w:val="00CA5586"/>
     <w:pPr>
       <w:spacing w:after="2" w:line="292" w:lineRule="auto"/>
       <w:ind w:left="10" w:right="4549" w:hanging="10"/>

--- a/Resume_latest - Copy.docx
+++ b/Resume_latest - Copy.docx
@@ -4,67 +4,245 @@
   <w:body>
     <w:p>
       <w:pPr>
-        <w:pStyle w:val="Heading1"/>
-        <w:spacing w:after="0" w:line="240" w:lineRule="auto"/>
-        <w:ind w:left="0" w:firstLine="0"/>
-        <w:jc w:val="center"/>
-        <w:rPr>
+        <w:pBdr>
+          <w:bottom w:val="single" w:sz="6" w:space="1" w:color="auto"/>
+        </w:pBdr>
+        <w:tabs>
+          <w:tab w:val="right" w:pos="10490"/>
+        </w:tabs>
+        <w:spacing w:line="240" w:lineRule="auto"/>
+        <w:ind w:right="0"/>
+        <w:rPr>
+          <w:bCs/>
+          <w:color w:val="000000" w:themeColor="text1"/>
+        </w:rPr>
+      </w:pPr>
+      <w:r>
+        <w:rPr>
+          <w:b/>
+          <w:bCs/>
+          <w:color w:val="000000" w:themeColor="text1"/>
+          <w:sz w:val="28"/>
           <w:szCs w:val="28"/>
         </w:rPr>
-      </w:pPr>
-      <w:r>
-        <w:rPr>
+        <w:t>Prathamesh Vivek Bhagat</w:t>
+      </w:r>
+      <w:r>
+        <w:rPr>
+          <w:b/>
+          <w:bCs/>
+          <w:color w:val="000000" w:themeColor="text1"/>
+          <w:sz w:val="28"/>
           <w:szCs w:val="28"/>
         </w:rPr>
-        <w:t>P</w:t>
-      </w:r>
-      <w:r>
-        <w:rPr>
+        <w:t xml:space="preserve"> </w:t>
+      </w:r>
+      <w:r>
+        <w:rPr>
+          <w:color w:val="000000" w:themeColor="text1"/>
+          <w:sz w:val="28"/>
           <w:szCs w:val="28"/>
         </w:rPr>
-        <w:t xml:space="preserve">rathamesh </w:t>
-      </w:r>
-      <w:r>
-        <w:rPr>
+        <w:t>|</w:t>
+      </w:r>
+      <w:r>
+        <w:rPr>
+          <w:b/>
+          <w:bCs/>
+          <w:color w:val="000000" w:themeColor="text1"/>
+          <w:sz w:val="28"/>
           <w:szCs w:val="28"/>
         </w:rPr>
-        <w:t xml:space="preserve">Vivek </w:t>
-      </w:r>
-      <w:r>
-        <w:rPr>
-          <w:szCs w:val="28"/>
-        </w:rPr>
-        <w:t>Bhaga</w:t>
-      </w:r>
-      <w:r>
-        <w:rPr>
-          <w:szCs w:val="28"/>
-        </w:rPr>
-        <w:t>t</w:t>
-      </w:r>
-    </w:p>
-    <w:p>
-      <w:pPr>
-        <w:pStyle w:val="Heading1"/>
-        <w:spacing w:after="0" w:line="240" w:lineRule="auto"/>
-        <w:ind w:left="0" w:firstLine="0"/>
-        <w:rPr>
-          <w:b w:val="0"/>
-          <w:sz w:val="20"/>
-        </w:rPr>
-      </w:pPr>
+        <w:t xml:space="preserve"> </w:t>
+      </w:r>
+      <w:r>
+        <w:rPr>
+          <w:rStyle w:val="Hyperlink"/>
+          <w:bCs/>
+          <w:i/>
+          <w:iCs/>
+          <w:color w:val="000000" w:themeColor="text1"/>
+          <w:u w:val="none"/>
+          <w:shd w:val="clear" w:color="auto" w:fill="FFFFFF"/>
+        </w:rPr>
+        <w:t>Primary prog. lang.:</w:t>
+      </w:r>
+      <w:r>
+        <w:rPr>
+          <w:rStyle w:val="Hyperlink"/>
+          <w:bCs/>
+          <w:i/>
+          <w:iCs/>
+          <w:color w:val="000000" w:themeColor="text1"/>
+          <w:u w:val="none"/>
+          <w:shd w:val="clear" w:color="auto" w:fill="FFFFFF"/>
+        </w:rPr>
+        <w:t xml:space="preserve"> J</w:t>
+      </w:r>
+      <w:r>
+        <w:rPr>
+          <w:rStyle w:val="Hyperlink"/>
+          <w:bCs/>
+          <w:i/>
+          <w:iCs/>
+          <w:color w:val="000000" w:themeColor="text1"/>
+          <w:u w:val="none"/>
+        </w:rPr>
+        <w:t>ava</w:t>
+      </w:r>
+      <w:r>
+        <w:rPr>
+          <w:bCs/>
+          <w:color w:val="000000" w:themeColor="text1"/>
+        </w:rPr>
+        <w:tab/>
+        <w:t xml:space="preserve"> </w:t>
+      </w:r>
       <w:hyperlink r:id="rId8" w:history="1">
         <w:r>
           <w:rPr>
             <w:rStyle w:val="Hyperlink"/>
-            <w:b w:val="0"/>
-            <w:bCs/>
             <w:noProof/>
-            <w:sz w:val="20"/>
+            <w:color w:val="000000" w:themeColor="text1"/>
             <w:u w:val="none"/>
           </w:rPr>
           <w:drawing>
-            <wp:inline distT="0" distB="0" distL="0" distR="0" wp14:anchorId="5C5FA86E" wp14:editId="5CCD7746">
+            <wp:inline distT="0" distB="0" distL="0" distR="0" wp14:anchorId="49675239" wp14:editId="1BCA3764">
+              <wp:extent cx="136800" cy="136800"/>
+              <wp:effectExtent l="0" t="0" r="0" b="0"/>
+              <wp:docPr id="774" name="Picture 774" descr="C:\Users\DELL\Downloads\107161_circle_github_icon.png"/>
+              <wp:cNvGraphicFramePr>
+                <a:graphicFrameLocks xmlns:a="http://schemas.openxmlformats.org/drawingml/2006/main"/>
+              </wp:cNvGraphicFramePr>
+              <a:graphic xmlns:a="http://schemas.openxmlformats.org/drawingml/2006/main">
+                <a:graphicData uri="http://schemas.openxmlformats.org/drawingml/2006/picture">
+                  <pic:pic xmlns:pic="http://schemas.openxmlformats.org/drawingml/2006/picture">
+                    <pic:nvPicPr>
+                      <pic:cNvPr id="0" name="Picture 5" descr="C:\Users\DELL\Downloads\107161_circle_github_icon.png"/>
+                      <pic:cNvPicPr>
+                        <a:picLocks noChangeAspect="1" noChangeArrowheads="1"/>
+                      </pic:cNvPicPr>
+                    </pic:nvPicPr>
+                    <pic:blipFill>
+                      <a:blip r:embed="rId9" cstate="print">
+                        <a:extLst>
+                          <a:ext uri="{28A0092B-C50C-407E-A947-70E740481C1C}">
+                            <a14:useLocalDpi xmlns:a14="http://schemas.microsoft.com/office/drawing/2010/main" val="0"/>
+                          </a:ext>
+                        </a:extLst>
+                      </a:blip>
+                      <a:srcRect/>
+                      <a:stretch>
+                        <a:fillRect/>
+                      </a:stretch>
+                    </pic:blipFill>
+                    <pic:spPr bwMode="auto">
+                      <a:xfrm>
+                        <a:off x="0" y="0"/>
+                        <a:ext cx="136800" cy="136800"/>
+                      </a:xfrm>
+                      <a:prstGeom prst="rect">
+                        <a:avLst/>
+                      </a:prstGeom>
+                      <a:noFill/>
+                      <a:ln>
+                        <a:noFill/>
+                      </a:ln>
+                    </pic:spPr>
+                  </pic:pic>
+                </a:graphicData>
+              </a:graphic>
+            </wp:inline>
+          </w:drawing>
+        </w:r>
+        <w:r>
+          <w:rPr>
+            <w:rStyle w:val="Hyperlink"/>
+            <w:color w:val="000000" w:themeColor="text1"/>
+            <w:u w:val="none"/>
+            <w:shd w:val="clear" w:color="auto" w:fill="FFFFFF"/>
+          </w:rPr>
+          <w:t xml:space="preserve"> </w:t>
+        </w:r>
+        <w:r>
+          <w:rPr>
+            <w:rStyle w:val="Hyperlink"/>
+            <w:color w:val="000000" w:themeColor="text1"/>
+            <w:u w:val="none"/>
+            <w:shd w:val="clear" w:color="auto" w:fill="FFFFFF"/>
+          </w:rPr>
+          <w:t>g</w:t>
+        </w:r>
+        <w:r>
+          <w:rPr>
+            <w:rStyle w:val="Hyperlink"/>
+            <w:color w:val="000000" w:themeColor="text1"/>
+            <w:u w:val="none"/>
+          </w:rPr>
+          <w:t>it</w:t>
+        </w:r>
+        <w:r>
+          <w:rPr>
+            <w:rStyle w:val="Hyperlink"/>
+            <w:color w:val="000000" w:themeColor="text1"/>
+            <w:u w:val="none"/>
+          </w:rPr>
+          <w:t>h</w:t>
+        </w:r>
+        <w:r>
+          <w:rPr>
+            <w:rStyle w:val="Hyperlink"/>
+            <w:color w:val="000000" w:themeColor="text1"/>
+            <w:u w:val="none"/>
+          </w:rPr>
+          <w:t>ub.com/</w:t>
+        </w:r>
+        <w:proofErr w:type="spellStart"/>
+        <w:r>
+          <w:rPr>
+            <w:rStyle w:val="Hyperlink"/>
+            <w:color w:val="000000" w:themeColor="text1"/>
+            <w:u w:val="none"/>
+          </w:rPr>
+          <w:t>PrathameshBhagat</w:t>
+        </w:r>
+        <w:proofErr w:type="spellEnd"/>
+        <w:r>
+          <w:rPr>
+            <w:rStyle w:val="Hyperlink"/>
+            <w:color w:val="000000" w:themeColor="text1"/>
+            <w:u w:val="none"/>
+          </w:rPr>
+          <w:t xml:space="preserve"> </w:t>
+        </w:r>
+      </w:hyperlink>
+    </w:p>
+    <w:p>
+      <w:pPr>
+        <w:pBdr>
+          <w:bottom w:val="single" w:sz="6" w:space="1" w:color="auto"/>
+        </w:pBdr>
+        <w:tabs>
+          <w:tab w:val="right" w:pos="10490"/>
+        </w:tabs>
+        <w:spacing w:line="240" w:lineRule="auto"/>
+        <w:ind w:right="0"/>
+        <w:rPr>
+          <w:color w:val="000000" w:themeColor="text1"/>
+        </w:rPr>
+      </w:pPr>
+      <w:hyperlink r:id="rId10" w:history="1">
+        <w:r>
+          <w:rPr>
+            <w:rStyle w:val="Hyperlink"/>
+            <w:b/>
+            <w:bCs/>
+            <w:noProof/>
+            <w:color w:val="000000" w:themeColor="text1"/>
+            <w:u w:val="none"/>
+          </w:rPr>
+          <w:drawing>
+            <wp:inline distT="0" distB="0" distL="0" distR="0" wp14:anchorId="0954BD8C" wp14:editId="12F84BA6">
               <wp:extent cx="149494" cy="108816"/>
               <wp:effectExtent l="0" t="0" r="3175" b="5715"/>
               <wp:docPr id="3" name="Picture 3"/>
@@ -81,7 +259,7 @@
                       </pic:cNvPicPr>
                     </pic:nvPicPr>
                     <pic:blipFill>
-                      <a:blip r:embed="rId9" cstate="print">
+                      <a:blip r:embed="rId11" cstate="print">
                         <a:extLst>
                           <a:ext uri="{28A0092B-C50C-407E-A947-70E740481C1C}">
                             <a14:useLocalDpi xmlns:a14="http://schemas.microsoft.com/office/drawing/2010/main" val="0"/>
@@ -115,10 +293,9 @@
         <w:r>
           <w:rPr>
             <w:rStyle w:val="Hyperlink"/>
-            <w:b w:val="0"/>
             <w:bCs/>
             <w:noProof/>
-            <w:sz w:val="20"/>
+            <w:color w:val="000000" w:themeColor="text1"/>
             <w:u w:val="none"/>
           </w:rPr>
           <w:t xml:space="preserve"> </w:t>
@@ -126,9 +303,8 @@
         <w:r>
           <w:rPr>
             <w:rStyle w:val="Hyperlink"/>
-            <w:b w:val="0"/>
             <w:bCs/>
-            <w:sz w:val="20"/>
+            <w:color w:val="000000" w:themeColor="text1"/>
             <w:u w:val="none"/>
           </w:rPr>
           <w:t>prathameshbhagat0608@gmail.com</w:t>
@@ -137,9 +313,8 @@
       <w:r>
         <w:rPr>
           <w:rStyle w:val="Hyperlink"/>
-          <w:b w:val="0"/>
-          <w:bCs/>
-          <w:sz w:val="20"/>
+          <w:bCs/>
+          <w:color w:val="000000" w:themeColor="text1"/>
           <w:u w:val="none"/>
         </w:rPr>
         <w:t xml:space="preserve"> </w:t>
@@ -147,145 +322,19 @@
       <w:r>
         <w:rPr>
           <w:rStyle w:val="Hyperlink"/>
-          <w:b w:val="0"/>
-          <w:bCs/>
-          <w:sz w:val="20"/>
+          <w:bCs/>
+          <w:color w:val="000000" w:themeColor="text1"/>
           <w:u w:val="none"/>
         </w:rPr>
-        <w:t>|</w:t>
-      </w:r>
-      <w:r>
-        <w:rPr>
-          <w:rStyle w:val="Hyperlink"/>
-          <w:b w:val="0"/>
-          <w:bCs/>
-          <w:sz w:val="20"/>
-          <w:u w:val="none"/>
-        </w:rPr>
-        <w:t xml:space="preserve"> </w:t>
-      </w:r>
-      <w:hyperlink r:id="rId10" w:history="1">
-        <w:r>
-          <w:rPr>
-            <w:rStyle w:val="Hyperlink"/>
-            <w:b w:val="0"/>
-            <w:bCs/>
-            <w:noProof/>
-            <w:sz w:val="20"/>
-            <w:u w:val="none"/>
-          </w:rPr>
-          <w:drawing>
-            <wp:inline distT="0" distB="0" distL="0" distR="0" wp14:anchorId="6DCE1325" wp14:editId="491A6424">
-              <wp:extent cx="125730" cy="115957"/>
-              <wp:effectExtent l="0" t="0" r="7620" b="0"/>
-              <wp:docPr id="1" name="Picture 1"/>
-              <wp:cNvGraphicFramePr>
-                <a:graphicFrameLocks xmlns:a="http://schemas.openxmlformats.org/drawingml/2006/main"/>
-              </wp:cNvGraphicFramePr>
-              <a:graphic xmlns:a="http://schemas.openxmlformats.org/drawingml/2006/main">
-                <a:graphicData uri="http://schemas.openxmlformats.org/drawingml/2006/picture">
-                  <pic:pic xmlns:pic="http://schemas.openxmlformats.org/drawingml/2006/picture">
-                    <pic:nvPicPr>
-                      <pic:cNvPr id="0" name="Picture 24"/>
-                      <pic:cNvPicPr>
-                        <a:picLocks noChangeAspect="1" noChangeArrowheads="1"/>
-                      </pic:cNvPicPr>
-                    </pic:nvPicPr>
-                    <pic:blipFill>
-                      <a:blip r:embed="rId11" cstate="print">
-                        <a:extLst>
-                          <a:ext uri="{28A0092B-C50C-407E-A947-70E740481C1C}">
-                            <a14:useLocalDpi xmlns:a14="http://schemas.microsoft.com/office/drawing/2010/main" val="0"/>
-                          </a:ext>
-                        </a:extLst>
-                      </a:blip>
-                      <a:srcRect/>
-                      <a:stretch>
-                        <a:fillRect/>
-                      </a:stretch>
-                    </pic:blipFill>
-                    <pic:spPr bwMode="auto">
-                      <a:xfrm>
-                        <a:off x="0" y="0"/>
-                        <a:ext cx="130109" cy="119995"/>
-                      </a:xfrm>
-                      <a:prstGeom prst="rect">
-                        <a:avLst/>
-                      </a:prstGeom>
-                      <a:noFill/>
-                      <a:ln>
-                        <a:noFill/>
-                      </a:ln>
-                    </pic:spPr>
-                  </pic:pic>
-                </a:graphicData>
-              </a:graphic>
-            </wp:inline>
-          </w:drawing>
-        </w:r>
-        <w:r>
-          <w:rPr>
-            <w:b w:val="0"/>
-            <w:bCs/>
-            <w:sz w:val="24"/>
-            <w:szCs w:val="18"/>
-          </w:rPr>
-          <w:t xml:space="preserve"> </w:t>
-        </w:r>
-        <w:r>
-          <w:rPr>
-            <w:rStyle w:val="Hyperlink"/>
-            <w:b w:val="0"/>
-            <w:bCs/>
-            <w:sz w:val="20"/>
-            <w:u w:val="none"/>
-            <w:shd w:val="clear" w:color="auto" w:fill="FFFFFF"/>
-          </w:rPr>
-          <w:t>link</w:t>
-        </w:r>
-        <w:r>
-          <w:rPr>
-            <w:rStyle w:val="Hyperlink"/>
-            <w:b w:val="0"/>
-            <w:bCs/>
-            <w:sz w:val="20"/>
-            <w:u w:val="none"/>
-            <w:shd w:val="clear" w:color="auto" w:fill="FFFFFF"/>
-          </w:rPr>
-          <w:t>edin.com/in/</w:t>
-        </w:r>
-        <w:proofErr w:type="spellStart"/>
-        <w:r>
-          <w:rPr>
-            <w:rStyle w:val="Hyperlink"/>
-            <w:b w:val="0"/>
-            <w:bCs/>
-            <w:sz w:val="20"/>
-            <w:u w:val="none"/>
-            <w:shd w:val="clear" w:color="auto" w:fill="FFFFFF"/>
-          </w:rPr>
-          <w:t>prathameshvivekbhagat</w:t>
-        </w:r>
-        <w:proofErr w:type="spellEnd"/>
-      </w:hyperlink>
-      <w:r>
-        <w:rPr>
-          <w:rStyle w:val="Hyperlink"/>
-          <w:b w:val="0"/>
-          <w:bCs/>
-          <w:sz w:val="20"/>
-          <w:u w:val="none"/>
-          <w:shd w:val="clear" w:color="auto" w:fill="FFFFFF"/>
-        </w:rPr>
         <w:t xml:space="preserve"> | </w:t>
       </w:r>
       <w:r>
         <w:rPr>
           <w:noProof/>
-          <w:sz w:val="20"/>
+          <w:color w:val="000000" w:themeColor="text1"/>
         </w:rPr>
         <w:drawing>
-          <wp:inline distT="0" distB="0" distL="0" distR="0" wp14:anchorId="1A5DAAEE" wp14:editId="212F7776">
+          <wp:inline distT="0" distB="0" distL="0" distR="0" wp14:anchorId="460ADA16" wp14:editId="295D4F84">
             <wp:extent cx="117022" cy="125730"/>
             <wp:effectExtent l="0" t="4445" r="0" b="0"/>
             <wp:docPr id="5" name="Picture 5"/>
@@ -336,9 +385,8 @@
       <w:r>
         <w:rPr>
           <w:rStyle w:val="Hyperlink"/>
-          <w:b w:val="0"/>
-          <w:bCs/>
-          <w:sz w:val="20"/>
+          <w:bCs/>
+          <w:color w:val="000000" w:themeColor="text1"/>
           <w:u w:val="none"/>
           <w:shd w:val="clear" w:color="auto" w:fill="FFFFFF"/>
         </w:rPr>
@@ -348,46 +396,189 @@
         <w:r>
           <w:rPr>
             <w:rStyle w:val="Hyperlink"/>
-            <w:b w:val="0"/>
             <w:bCs/>
-            <w:sz w:val="20"/>
+            <w:color w:val="000000" w:themeColor="text1"/>
             <w:u w:val="none"/>
           </w:rPr>
-          <w:t>(+91 7058031648)</w:t>
+          <w:t>(+91 705</w:t>
+        </w:r>
+        <w:r>
+          <w:rPr>
+            <w:rStyle w:val="Hyperlink"/>
+            <w:bCs/>
+            <w:color w:val="000000" w:themeColor="text1"/>
+            <w:u w:val="none"/>
+          </w:rPr>
+          <w:t>-</w:t>
+        </w:r>
+        <w:r>
+          <w:rPr>
+            <w:rStyle w:val="Hyperlink"/>
+            <w:bCs/>
+            <w:color w:val="000000" w:themeColor="text1"/>
+            <w:u w:val="none"/>
+          </w:rPr>
+          <w:t>803</w:t>
+        </w:r>
+        <w:r>
+          <w:rPr>
+            <w:rStyle w:val="Hyperlink"/>
+            <w:bCs/>
+            <w:color w:val="000000" w:themeColor="text1"/>
+            <w:u w:val="none"/>
+          </w:rPr>
+          <w:t>-</w:t>
+        </w:r>
+        <w:r>
+          <w:rPr>
+            <w:rStyle w:val="Hyperlink"/>
+            <w:bCs/>
+            <w:color w:val="000000" w:themeColor="text1"/>
+            <w:u w:val="none"/>
+          </w:rPr>
+          <w:t>1648)</w:t>
         </w:r>
       </w:hyperlink>
       <w:r>
         <w:rPr>
-          <w:b w:val="0"/>
-          <w:bCs/>
-          <w:sz w:val="20"/>
-        </w:rPr>
-        <w:t xml:space="preserve"> </w:t>
-      </w:r>
-    </w:p>
-    <w:p>
-      <w:pPr>
-        <w:pBdr>
-          <w:bottom w:val="single" w:sz="6" w:space="1" w:color="auto"/>
-        </w:pBdr>
-        <w:spacing w:line="240" w:lineRule="auto"/>
-        <w:ind w:left="0" w:right="0" w:firstLine="10"/>
-        <w:rPr>
-          <w:bCs/>
-        </w:rPr>
-      </w:pPr>
-      <w:hyperlink r:id="rId14" w:history="1">
+          <w:bCs/>
+          <w:color w:val="000000" w:themeColor="text1"/>
+        </w:rPr>
+        <w:tab/>
+      </w:r>
+      <w:r>
+        <w:rPr>
+          <w:noProof/>
+          <w:color w:val="000000" w:themeColor="text1"/>
+          <w:sz w:val="18"/>
+          <w:szCs w:val="18"/>
+        </w:rPr>
+        <w:drawing>
+          <wp:inline distT="0" distB="0" distL="0" distR="0" wp14:anchorId="4E759B88" wp14:editId="10DC927E">
+            <wp:extent cx="125730" cy="118586"/>
+            <wp:effectExtent l="0" t="0" r="7620" b="0"/>
+            <wp:docPr id="2" name="Picture 2" descr="leetcode&quot; Icon - Download for free – Iconduck"/>
+            <wp:cNvGraphicFramePr>
+              <a:graphicFrameLocks xmlns:a="http://schemas.openxmlformats.org/drawingml/2006/main"/>
+            </wp:cNvGraphicFramePr>
+            <a:graphic xmlns:a="http://schemas.openxmlformats.org/drawingml/2006/main">
+              <a:graphicData uri="http://schemas.openxmlformats.org/drawingml/2006/picture">
+                <pic:pic xmlns:pic="http://schemas.openxmlformats.org/drawingml/2006/picture">
+                  <pic:nvPicPr>
+                    <pic:cNvPr id="0" name="Picture 9" descr="leetcode&quot; Icon - Download for free – Iconduck"/>
+                    <pic:cNvPicPr>
+                      <a:picLocks noChangeAspect="1" noChangeArrowheads="1"/>
+                    </pic:cNvPicPr>
+                  </pic:nvPicPr>
+                  <pic:blipFill>
+                    <a:blip r:embed="rId14" cstate="print">
+                      <a:extLst>
+                        <a:ext uri="{28A0092B-C50C-407E-A947-70E740481C1C}">
+                          <a14:useLocalDpi xmlns:a14="http://schemas.microsoft.com/office/drawing/2010/main" val="0"/>
+                        </a:ext>
+                      </a:extLst>
+                    </a:blip>
+                    <a:srcRect/>
+                    <a:stretch>
+                      <a:fillRect/>
+                    </a:stretch>
+                  </pic:blipFill>
+                  <pic:spPr bwMode="auto">
+                    <a:xfrm>
+                      <a:off x="0" y="0"/>
+                      <a:ext cx="131502" cy="124030"/>
+                    </a:xfrm>
+                    <a:prstGeom prst="rect">
+                      <a:avLst/>
+                    </a:prstGeom>
+                    <a:noFill/>
+                    <a:ln>
+                      <a:noFill/>
+                    </a:ln>
+                  </pic:spPr>
+                </pic:pic>
+              </a:graphicData>
+            </a:graphic>
+          </wp:inline>
+        </w:drawing>
+      </w:r>
+      <w:hyperlink r:id="rId15" w:history="1">
         <w:r>
           <w:rPr>
             <w:rStyle w:val="Hyperlink"/>
             <w:noProof/>
+            <w:color w:val="000000" w:themeColor="text1"/>
+            <w:u w:val="none"/>
+          </w:rPr>
+          <w:t xml:space="preserve"> </w:t>
+        </w:r>
+        <w:r>
+          <w:rPr>
+            <w:rStyle w:val="Hyperlink"/>
+            <w:noProof/>
+            <w:color w:val="000000" w:themeColor="text1"/>
+            <w:u w:val="none"/>
+          </w:rPr>
+          <w:t>l</w:t>
+        </w:r>
+        <w:r>
+          <w:rPr>
+            <w:rStyle w:val="Hyperlink"/>
+            <w:noProof/>
+            <w:color w:val="000000" w:themeColor="text1"/>
+            <w:u w:val="none"/>
+          </w:rPr>
+          <w:t>eetcode.com/Pratham</w:t>
+        </w:r>
+        <w:r>
+          <w:rPr>
+            <w:rStyle w:val="Hyperlink"/>
+            <w:noProof/>
+            <w:color w:val="000000" w:themeColor="text1"/>
+            <w:u w:val="none"/>
+          </w:rPr>
+          <w:t>e</w:t>
+        </w:r>
+        <w:r>
+          <w:rPr>
+            <w:rStyle w:val="Hyperlink"/>
+            <w:noProof/>
+            <w:color w:val="000000" w:themeColor="text1"/>
+            <w:u w:val="none"/>
+          </w:rPr>
+          <w:t>sh_Bhagat</w:t>
+        </w:r>
+      </w:hyperlink>
+    </w:p>
+    <w:p>
+      <w:pPr>
+        <w:pBdr>
+          <w:bottom w:val="single" w:sz="6" w:space="1" w:color="auto"/>
+        </w:pBdr>
+        <w:tabs>
+          <w:tab w:val="right" w:pos="10490"/>
+        </w:tabs>
+        <w:spacing w:line="240" w:lineRule="auto"/>
+        <w:ind w:right="0"/>
+        <w:rPr>
+          <w:color w:val="000000" w:themeColor="text1"/>
+        </w:rPr>
+      </w:pPr>
+      <w:hyperlink r:id="rId16" w:history="1">
+        <w:r>
+          <w:rPr>
+            <w:rStyle w:val="Hyperlink"/>
+            <w:b/>
+            <w:bCs/>
+            <w:noProof/>
+            <w:color w:val="000000" w:themeColor="text1"/>
             <w:u w:val="none"/>
           </w:rPr>
           <w:drawing>
-            <wp:inline distT="0" distB="0" distL="0" distR="0" wp14:anchorId="40097EE2" wp14:editId="38461733">
-              <wp:extent cx="136800" cy="136800"/>
-              <wp:effectExtent l="0" t="0" r="0" b="0"/>
-              <wp:docPr id="774" name="Picture 774" descr="C:\Users\DELL\Downloads\107161_circle_github_icon.png"/>
+            <wp:inline distT="0" distB="0" distL="0" distR="0" wp14:anchorId="2163F40E" wp14:editId="12967D61">
+              <wp:extent cx="125730" cy="115957"/>
+              <wp:effectExtent l="0" t="0" r="7620" b="0"/>
+              <wp:docPr id="9" name="Picture 9"/>
               <wp:cNvGraphicFramePr>
                 <a:graphicFrameLocks xmlns:a="http://schemas.openxmlformats.org/drawingml/2006/main"/>
               </wp:cNvGraphicFramePr>
@@ -395,13 +586,13 @@
                 <a:graphicData uri="http://schemas.openxmlformats.org/drawingml/2006/picture">
                   <pic:pic xmlns:pic="http://schemas.openxmlformats.org/drawingml/2006/picture">
                     <pic:nvPicPr>
-                      <pic:cNvPr id="0" name="Picture 5" descr="C:\Users\DELL\Downloads\107161_circle_github_icon.png"/>
+                      <pic:cNvPr id="0" name="Picture 24"/>
                       <pic:cNvPicPr>
                         <a:picLocks noChangeAspect="1" noChangeArrowheads="1"/>
                       </pic:cNvPicPr>
                     </pic:nvPicPr>
                     <pic:blipFill>
-                      <a:blip r:embed="rId15" cstate="print">
+                      <a:blip r:embed="rId17" cstate="print">
                         <a:extLst>
                           <a:ext uri="{28A0092B-C50C-407E-A947-70E740481C1C}">
                             <a14:useLocalDpi xmlns:a14="http://schemas.microsoft.com/office/drawing/2010/main" val="0"/>
@@ -416,7 +607,7 @@
                     <pic:spPr bwMode="auto">
                       <a:xfrm>
                         <a:off x="0" y="0"/>
-                        <a:ext cx="136800" cy="136800"/>
+                        <a:ext cx="130109" cy="119995"/>
                       </a:xfrm>
                       <a:prstGeom prst="rect">
                         <a:avLst/>
@@ -434,48 +625,59 @@
         </w:r>
         <w:r>
           <w:rPr>
-            <w:rStyle w:val="Hyperlink"/>
-            <w:u w:val="none"/>
-            <w:shd w:val="clear" w:color="auto" w:fill="FFFFFF"/>
+            <w:bCs/>
+            <w:color w:val="000000" w:themeColor="text1"/>
+            <w:sz w:val="24"/>
+            <w:szCs w:val="18"/>
           </w:rPr>
           <w:t xml:space="preserve"> </w:t>
         </w:r>
         <w:r>
           <w:rPr>
             <w:rStyle w:val="Hyperlink"/>
+            <w:bCs/>
+            <w:color w:val="000000" w:themeColor="text1"/>
             <w:u w:val="none"/>
+            <w:shd w:val="clear" w:color="auto" w:fill="FFFFFF"/>
           </w:rPr>
-          <w:t>github.com/</w:t>
+          <w:t>L</w:t>
+        </w:r>
+        <w:r>
+          <w:rPr>
+            <w:rStyle w:val="Hyperlink"/>
+            <w:bCs/>
+            <w:color w:val="000000" w:themeColor="text1"/>
+            <w:u w:val="none"/>
+            <w:shd w:val="clear" w:color="auto" w:fill="FFFFFF"/>
+          </w:rPr>
+          <w:t>inkedin.com/in/</w:t>
         </w:r>
         <w:proofErr w:type="spellStart"/>
         <w:r>
           <w:rPr>
             <w:rStyle w:val="Hyperlink"/>
+            <w:bCs/>
+            <w:color w:val="000000" w:themeColor="text1"/>
             <w:u w:val="none"/>
+            <w:shd w:val="clear" w:color="auto" w:fill="FFFFFF"/>
           </w:rPr>
-          <w:t>PrathameshBhagat</w:t>
+          <w:t>prathameshvivekbhagat</w:t>
         </w:r>
         <w:proofErr w:type="spellEnd"/>
-        <w:r>
-          <w:rPr>
-            <w:rStyle w:val="Hyperlink"/>
-            <w:u w:val="none"/>
-          </w:rPr>
-          <w:t xml:space="preserve"> </w:t>
-        </w:r>
       </w:hyperlink>
       <w:r>
         <w:rPr>
-          <w:rStyle w:val="Hyperlink"/>
-          <w:u w:val="none"/>
-        </w:rPr>
-        <w:t>|</w:t>
-      </w:r>
-      <w:hyperlink r:id="rId16" w:history="1">
+          <w:bCs/>
+          <w:color w:val="000000" w:themeColor="text1"/>
+        </w:rPr>
+        <w:tab/>
+      </w:r>
+      <w:hyperlink r:id="rId18" w:history="1">
         <w:r>
           <w:rPr>
             <w:rStyle w:val="Hyperlink"/>
             <w:bCs/>
+            <w:color w:val="000000" w:themeColor="text1"/>
             <w:u w:val="none"/>
           </w:rPr>
           <w:t xml:space="preserve"> </w:t>
@@ -485,13 +687,14 @@
             <w:rStyle w:val="Hyperlink"/>
             <w:bCs/>
             <w:noProof/>
+            <w:color w:val="000000" w:themeColor="text1"/>
             <w:u w:val="none"/>
           </w:rPr>
           <w:drawing>
-            <wp:inline distT="0" distB="0" distL="0" distR="0" wp14:anchorId="2002CE36" wp14:editId="26ADA943">
+            <wp:inline distT="0" distB="0" distL="0" distR="0" wp14:anchorId="32549FDF" wp14:editId="7385F93D">
               <wp:extent cx="124863" cy="111397"/>
               <wp:effectExtent l="0" t="0" r="8890" b="3175"/>
-              <wp:docPr id="4" name="Picture 4"/>
+              <wp:docPr id="10" name="Picture 10"/>
               <wp:cNvGraphicFramePr>
                 <a:graphicFrameLocks xmlns:a="http://schemas.openxmlformats.org/drawingml/2006/main" noChangeAspect="1"/>
               </wp:cNvGraphicFramePr>
@@ -505,7 +708,7 @@
                       </pic:cNvPicPr>
                     </pic:nvPicPr>
                     <pic:blipFill>
-                      <a:blip r:embed="rId17" cstate="print">
+                      <a:blip r:embed="rId19" cstate="print">
                         <a:extLst>
                           <a:ext uri="{28A0092B-C50C-407E-A947-70E740481C1C}">
                             <a14:useLocalDpi xmlns:a14="http://schemas.microsoft.com/office/drawing/2010/main" val="0"/>
@@ -540,6 +743,7 @@
           <w:rPr>
             <w:rStyle w:val="Hyperlink"/>
             <w:bCs/>
+            <w:color w:val="000000" w:themeColor="text1"/>
             <w:u w:val="none"/>
           </w:rPr>
           <w:t xml:space="preserve"> prathameshbhagat.github.io</w:t>
@@ -549,298 +753,10 @@
         <w:rPr>
           <w:rStyle w:val="Hyperlink"/>
           <w:bCs/>
+          <w:color w:val="000000" w:themeColor="text1"/>
           <w:u w:val="none"/>
         </w:rPr>
         <w:t xml:space="preserve"> </w:t>
-      </w:r>
-      <w:r>
-        <w:rPr>
-          <w:rStyle w:val="Hyperlink"/>
-          <w:bCs/>
-          <w:u w:val="none"/>
-        </w:rPr>
-        <w:t xml:space="preserve">| </w:t>
-      </w:r>
-      <w:r>
-        <w:rPr>
-          <w:noProof/>
-          <w:sz w:val="18"/>
-          <w:szCs w:val="18"/>
-        </w:rPr>
-        <w:drawing>
-          <wp:inline distT="0" distB="0" distL="0" distR="0" wp14:anchorId="1D517CFA" wp14:editId="0B21AEEE">
-            <wp:extent cx="125730" cy="118586"/>
-            <wp:effectExtent l="0" t="0" r="7620" b="0"/>
-            <wp:docPr id="2" name="Picture 2" descr="leetcode&quot; Icon - Download for free – Iconduck"/>
-            <wp:cNvGraphicFramePr>
-              <a:graphicFrameLocks xmlns:a="http://schemas.openxmlformats.org/drawingml/2006/main"/>
-            </wp:cNvGraphicFramePr>
-            <a:graphic xmlns:a="http://schemas.openxmlformats.org/drawingml/2006/main">
-              <a:graphicData uri="http://schemas.openxmlformats.org/drawingml/2006/picture">
-                <pic:pic xmlns:pic="http://schemas.openxmlformats.org/drawingml/2006/picture">
-                  <pic:nvPicPr>
-                    <pic:cNvPr id="0" name="Picture 9" descr="leetcode&quot; Icon - Download for free – Iconduck"/>
-                    <pic:cNvPicPr>
-                      <a:picLocks noChangeAspect="1" noChangeArrowheads="1"/>
-                    </pic:cNvPicPr>
-                  </pic:nvPicPr>
-                  <pic:blipFill>
-                    <a:blip r:embed="rId18" cstate="print">
-                      <a:extLst>
-                        <a:ext uri="{28A0092B-C50C-407E-A947-70E740481C1C}">
-                          <a14:useLocalDpi xmlns:a14="http://schemas.microsoft.com/office/drawing/2010/main" val="0"/>
-                        </a:ext>
-                      </a:extLst>
-                    </a:blip>
-                    <a:srcRect/>
-                    <a:stretch>
-                      <a:fillRect/>
-                    </a:stretch>
-                  </pic:blipFill>
-                  <pic:spPr bwMode="auto">
-                    <a:xfrm>
-                      <a:off x="0" y="0"/>
-                      <a:ext cx="131502" cy="124030"/>
-                    </a:xfrm>
-                    <a:prstGeom prst="rect">
-                      <a:avLst/>
-                    </a:prstGeom>
-                    <a:noFill/>
-                    <a:ln>
-                      <a:noFill/>
-                    </a:ln>
-                  </pic:spPr>
-                </pic:pic>
-              </a:graphicData>
-            </a:graphic>
-          </wp:inline>
-        </w:drawing>
-      </w:r>
-      <w:hyperlink r:id="rId19" w:history="1">
-        <w:r>
-          <w:rPr>
-            <w:rStyle w:val="Hyperlink"/>
-            <w:u w:val="none"/>
-          </w:rPr>
-          <w:t xml:space="preserve"> </w:t>
-        </w:r>
-        <w:r>
-          <w:rPr>
-            <w:rStyle w:val="Hyperlink"/>
-            <w:noProof/>
-            <w:u w:val="none"/>
-          </w:rPr>
-          <w:t>leetcode.com/Prathamesh_Bhagat</w:t>
-        </w:r>
-      </w:hyperlink>
-      <w:r>
-        <w:rPr>
-          <w:rStyle w:val="Hyperlink"/>
-          <w:noProof/>
-          <w:u w:val="none"/>
-        </w:rPr>
-        <w:t xml:space="preserve"> </w:t>
-      </w:r>
-      <w:r>
-        <w:rPr>
-          <w:bCs/>
-        </w:rPr>
-        <w:t xml:space="preserve"> </w:t>
-      </w:r>
-    </w:p>
-    <w:p>
-      <w:pPr>
-        <w:pBdr>
-          <w:bottom w:val="single" w:sz="6" w:space="1" w:color="auto"/>
-        </w:pBdr>
-        <w:spacing w:line="240" w:lineRule="auto"/>
-        <w:ind w:left="0" w:right="0" w:firstLine="0"/>
-        <w:jc w:val="both"/>
-        <w:rPr>
-          <w:b/>
-          <w:bCs/>
-        </w:rPr>
-      </w:pPr>
-    </w:p>
-    <w:p>
-      <w:pPr>
-        <w:spacing w:line="240" w:lineRule="auto"/>
-        <w:ind w:right="0"/>
-        <w:jc w:val="center"/>
-        <w:rPr>
-          <w:b/>
-          <w:bCs/>
-          <w:sz w:val="22"/>
-          <w:szCs w:val="22"/>
-        </w:rPr>
-      </w:pPr>
-      <w:r>
-        <w:rPr>
-          <w:b/>
-          <w:bCs/>
-          <w:sz w:val="22"/>
-          <w:szCs w:val="22"/>
-        </w:rPr>
-        <w:t>Summary</w:t>
-      </w:r>
-    </w:p>
-    <w:p>
-      <w:pPr>
-        <w:spacing w:line="240" w:lineRule="auto"/>
-        <w:ind w:right="0"/>
-        <w:jc w:val="both"/>
-      </w:pPr>
-      <w:r>
-        <w:t xml:space="preserve">A versatile programmer </w:t>
-      </w:r>
-      <w:r>
-        <w:t xml:space="preserve">with </w:t>
-      </w:r>
-      <w:r>
-        <w:t>6</w:t>
-      </w:r>
-      <w:r>
-        <w:t xml:space="preserve">+ </w:t>
-      </w:r>
-      <w:r>
-        <w:t xml:space="preserve">months of </w:t>
-      </w:r>
-      <w:r>
-        <w:t xml:space="preserve">internship </w:t>
-      </w:r>
-      <w:r>
-        <w:t>experience, h</w:t>
-      </w:r>
-      <w:r>
-        <w:t xml:space="preserve">aving </w:t>
-      </w:r>
-      <w:r>
-        <w:t xml:space="preserve">tackled </w:t>
-      </w:r>
-      <w:r>
-        <w:t>30</w:t>
-      </w:r>
-      <w:r>
-        <w:t>0</w:t>
-      </w:r>
-      <w:r>
-        <w:t>+</w:t>
-      </w:r>
-      <w:r>
-        <w:t xml:space="preserve"> </w:t>
-      </w:r>
-      <w:proofErr w:type="spellStart"/>
-      <w:r>
-        <w:t>Leet</w:t>
-      </w:r>
-      <w:r>
-        <w:t>C</w:t>
-      </w:r>
-      <w:r>
-        <w:t>ode</w:t>
-      </w:r>
-      <w:proofErr w:type="spellEnd"/>
-      <w:r>
-        <w:t xml:space="preserve"> problems</w:t>
-      </w:r>
-      <w:r>
-        <w:t>,</w:t>
-      </w:r>
-      <w:r>
-        <w:t xml:space="preserve"> </w:t>
-      </w:r>
-      <w:r>
-        <w:t xml:space="preserve">and </w:t>
-      </w:r>
-      <w:r>
-        <w:t xml:space="preserve">expertise in Android and </w:t>
-      </w:r>
-      <w:r>
-        <w:t>w</w:t>
-      </w:r>
-      <w:r>
-        <w:t>eb development</w:t>
-      </w:r>
-      <w:r>
-        <w:t>.</w:t>
-      </w:r>
-      <w:r>
-        <w:t xml:space="preserve"> Equipped with</w:t>
-      </w:r>
-      <w:r>
-        <w:t xml:space="preserve"> </w:t>
-      </w:r>
-      <w:r>
-        <w:t>strong problem</w:t>
-      </w:r>
-      <w:r>
-        <w:t>-</w:t>
-      </w:r>
-      <w:r>
-        <w:t xml:space="preserve">solving </w:t>
-      </w:r>
-      <w:r>
-        <w:t>capabilities</w:t>
-      </w:r>
-      <w:r>
-        <w:t xml:space="preserve"> </w:t>
-      </w:r>
-      <w:r>
-        <w:t xml:space="preserve">and </w:t>
-      </w:r>
-      <w:r>
-        <w:t>a</w:t>
-      </w:r>
-      <w:r>
-        <w:t xml:space="preserve"> proven</w:t>
-      </w:r>
-      <w:r>
-        <w:t xml:space="preserve"> track record of</w:t>
-      </w:r>
-      <w:r>
-        <w:t xml:space="preserve"> deliver</w:t>
-      </w:r>
-      <w:r>
-        <w:t>ing</w:t>
-      </w:r>
-      <w:r>
-        <w:t xml:space="preserve"> innovative</w:t>
-      </w:r>
-      <w:r>
-        <w:t xml:space="preserve"> </w:t>
-      </w:r>
-      <w:r>
-        <w:t>projects</w:t>
-      </w:r>
-      <w:r>
-        <w:t>,</w:t>
-      </w:r>
-      <w:r>
-        <w:t xml:space="preserve"> eager </w:t>
-      </w:r>
-      <w:r>
-        <w:t>to take on</w:t>
-      </w:r>
-      <w:r>
-        <w:t xml:space="preserve"> the </w:t>
-      </w:r>
-      <w:r>
-        <w:t xml:space="preserve">most ambitious </w:t>
-      </w:r>
-      <w:r>
-        <w:t xml:space="preserve">problems and bring </w:t>
-      </w:r>
-      <w:r>
-        <w:t xml:space="preserve">life to </w:t>
-      </w:r>
-      <w:r>
-        <w:t>impactful</w:t>
-      </w:r>
-      <w:r>
-        <w:t xml:space="preserve"> solutions</w:t>
-      </w:r>
-      <w:r>
-        <w:t>.</w:t>
       </w:r>
     </w:p>
     <w:p>
@@ -889,64 +805,80 @@
         </w:tabs>
         <w:spacing w:line="240" w:lineRule="auto"/>
         <w:ind w:right="0"/>
+        <w:rPr>
+          <w:bCs/>
+          <w:color w:val="000000" w:themeColor="text1"/>
+        </w:rPr>
       </w:pPr>
       <w:hyperlink r:id="rId20" w:history="1">
         <w:r>
           <w:rPr>
             <w:rStyle w:val="Hyperlink"/>
-            <w:b/>
-            <w:bCs/>
+            <w:color w:val="000000" w:themeColor="text1"/>
             <w:u w:val="none"/>
           </w:rPr>
-          <w:t>Bajaj Institute of Technology, Ward</w:t>
-        </w:r>
-        <w:r>
-          <w:rPr>
-            <w:rStyle w:val="Hyperlink"/>
-            <w:b/>
-            <w:bCs/>
-            <w:u w:val="none"/>
-          </w:rPr>
-          <w:t>h</w:t>
-        </w:r>
-        <w:r>
-          <w:rPr>
-            <w:rStyle w:val="Hyperlink"/>
-            <w:b/>
-            <w:bCs/>
-            <w:u w:val="none"/>
-          </w:rPr>
-          <w:t>a</w:t>
+          <w:t>Bajaj Institute of Technology, Wardha</w:t>
         </w:r>
       </w:hyperlink>
       <w:r>
         <w:rPr>
-          <w:bCs/>
-          <w:cs/>
+          <w:rStyle w:val="Hyperlink"/>
+          <w:color w:val="000000" w:themeColor="text1"/>
+          <w:u w:val="none"/>
         </w:rPr>
         <w:t xml:space="preserve"> </w:t>
       </w:r>
       <w:r>
         <w:rPr>
-          <w:cs/>
+          <w:bCs/>
+          <w:color w:val="000000" w:themeColor="text1"/>
         </w:rPr>
         <w:t>–</w:t>
       </w:r>
       <w:r>
+        <w:rPr>
+          <w:color w:val="000000" w:themeColor="text1"/>
+        </w:rPr>
         <w:t xml:space="preserve"> </w:t>
       </w:r>
       <w:r>
         <w:rPr>
-          <w:bCs/>
-        </w:rPr>
-        <w:t>B. Tech. (Computer Engineering) [</w:t>
+          <w:b/>
+          <w:i/>
+          <w:iCs/>
+          <w:color w:val="000000" w:themeColor="text1"/>
+        </w:rPr>
+        <w:t>B. Tech.</w:t>
+      </w:r>
+      <w:r>
+        <w:rPr>
+          <w:bCs/>
+          <w:color w:val="000000" w:themeColor="text1"/>
+        </w:rPr>
+        <w:t xml:space="preserve"> (</w:t>
+      </w:r>
+      <w:r>
+        <w:rPr>
+          <w:bCs/>
+          <w:i/>
+          <w:iCs/>
+          <w:color w:val="000000" w:themeColor="text1"/>
+        </w:rPr>
+        <w:t>Computer Engineering</w:t>
+      </w:r>
+      <w:r>
+        <w:rPr>
+          <w:bCs/>
+          <w:color w:val="000000" w:themeColor="text1"/>
+        </w:rPr>
+        <w:t>) [</w:t>
       </w:r>
       <w:hyperlink r:id="rId21" w:history="1">
         <w:r>
           <w:rPr>
             <w:rStyle w:val="Hyperlink"/>
             <w:bCs/>
-            <w:color w:val="auto"/>
+            <w:color w:val="000000" w:themeColor="text1"/>
           </w:rPr>
           <w:t>DBATU</w:t>
         </w:r>
@@ -954,15 +886,181 @@
       <w:r>
         <w:rPr>
           <w:bCs/>
+          <w:color w:val="000000" w:themeColor="text1"/>
         </w:rPr>
         <w:t>]</w:t>
       </w:r>
       <w:r>
         <w:rPr>
           <w:bCs/>
+          <w:color w:val="000000" w:themeColor="text1"/>
         </w:rPr>
         <w:tab/>
-        <w:t xml:space="preserve"> 2020 - 2024</w:t>
+        <w:t xml:space="preserve"> 202</w:t>
+      </w:r>
+      <w:r>
+        <w:rPr>
+          <w:bCs/>
+          <w:color w:val="000000" w:themeColor="text1"/>
+        </w:rPr>
+        <w:t>0</w:t>
+      </w:r>
+      <w:r>
+        <w:rPr>
+          <w:bCs/>
+          <w:color w:val="000000" w:themeColor="text1"/>
+        </w:rPr>
+        <w:t xml:space="preserve"> – </w:t>
+      </w:r>
+      <w:r>
+        <w:rPr>
+          <w:bCs/>
+          <w:color w:val="000000" w:themeColor="text1"/>
+        </w:rPr>
+        <w:t xml:space="preserve">Aug </w:t>
+      </w:r>
+      <w:r>
+        <w:rPr>
+          <w:bCs/>
+          <w:color w:val="000000" w:themeColor="text1"/>
+        </w:rPr>
+        <w:t>2024</w:t>
+      </w:r>
+    </w:p>
+    <w:p>
+      <w:pPr>
+        <w:pBdr>
+          <w:bottom w:val="single" w:sz="6" w:space="1" w:color="auto"/>
+        </w:pBdr>
+        <w:tabs>
+          <w:tab w:val="right" w:pos="10490"/>
+        </w:tabs>
+        <w:spacing w:line="240" w:lineRule="auto"/>
+        <w:ind w:left="0" w:right="0" w:firstLine="0"/>
+        <w:rPr>
+          <w:bCs/>
+          <w:color w:val="000000" w:themeColor="text1"/>
+        </w:rPr>
+      </w:pPr>
+      <w:hyperlink r:id="rId22" w:history="1">
+        <w:r>
+          <w:rPr>
+            <w:rStyle w:val="Hyperlink"/>
+            <w:color w:val="000000" w:themeColor="text1"/>
+            <w:u w:val="none"/>
+            <w:shd w:val="clear" w:color="auto" w:fill="FFFFFF"/>
+          </w:rPr>
+          <w:t>Indian Institute of Technology, Kharagpur</w:t>
+        </w:r>
+      </w:hyperlink>
+      <w:r>
+        <w:rPr>
+          <w:rStyle w:val="Hyperlink"/>
+          <w:color w:val="000000" w:themeColor="text1"/>
+          <w:u w:val="none"/>
+          <w:shd w:val="clear" w:color="auto" w:fill="FFFFFF"/>
+        </w:rPr>
+        <w:t xml:space="preserve"> </w:t>
+      </w:r>
+      <w:r>
+        <w:rPr>
+          <w:bCs/>
+          <w:color w:val="000000" w:themeColor="text1"/>
+        </w:rPr>
+        <w:t>–</w:t>
+      </w:r>
+      <w:r>
+        <w:rPr>
+          <w:bCs/>
+          <w:color w:val="000000" w:themeColor="text1"/>
+        </w:rPr>
+        <w:t xml:space="preserve"> </w:t>
+      </w:r>
+      <w:r>
+        <w:rPr>
+          <w:b/>
+          <w:bCs/>
+          <w:i/>
+          <w:iCs/>
+          <w:color w:val="000000" w:themeColor="text1"/>
+        </w:rPr>
+        <w:t>Programming in Java</w:t>
+      </w:r>
+      <w:r>
+        <w:rPr>
+          <w:color w:val="000000" w:themeColor="text1"/>
+        </w:rPr>
+        <w:t xml:space="preserve"> (</w:t>
+      </w:r>
+      <w:r>
+        <w:rPr>
+          <w:i/>
+          <w:iCs/>
+          <w:color w:val="000000" w:themeColor="text1"/>
+        </w:rPr>
+        <w:t>A non-degree course</w:t>
+      </w:r>
+      <w:r>
+        <w:rPr>
+          <w:color w:val="000000" w:themeColor="text1"/>
+        </w:rPr>
+        <w:t>) [</w:t>
+      </w:r>
+      <w:hyperlink r:id="rId23" w:history="1">
+        <w:r>
+          <w:rPr>
+            <w:rStyle w:val="Hyperlink"/>
+            <w:color w:val="000000" w:themeColor="text1"/>
+          </w:rPr>
+          <w:t>NPTE</w:t>
+        </w:r>
+      </w:hyperlink>
+      <w:r>
+        <w:rPr>
+          <w:rStyle w:val="Hyperlink"/>
+          <w:color w:val="000000" w:themeColor="text1"/>
+        </w:rPr>
+        <w:t>L</w:t>
+      </w:r>
+      <w:r>
+        <w:rPr>
+          <w:rStyle w:val="Hyperlink"/>
+          <w:color w:val="000000" w:themeColor="text1"/>
+          <w:u w:val="none"/>
+        </w:rPr>
+        <w:t>]</w:t>
+      </w:r>
+      <w:r>
+        <w:rPr>
+          <w:bCs/>
+          <w:color w:val="000000" w:themeColor="text1"/>
+        </w:rPr>
+        <w:tab/>
+      </w:r>
+      <w:r>
+        <w:rPr>
+          <w:color w:val="000000" w:themeColor="text1"/>
+        </w:rPr>
+        <w:t xml:space="preserve">Jul </w:t>
+      </w:r>
+      <w:r>
+        <w:rPr>
+          <w:bCs/>
+          <w:color w:val="000000" w:themeColor="text1"/>
+        </w:rPr>
+        <w:t>–</w:t>
+      </w:r>
+      <w:r>
+        <w:rPr>
+          <w:color w:val="000000" w:themeColor="text1"/>
+        </w:rPr>
+        <w:t xml:space="preserve"> Oct 202</w:t>
+      </w:r>
+      <w:r>
+        <w:rPr>
+          <w:color w:val="000000" w:themeColor="text1"/>
+        </w:rPr>
+        <w:t>1</w:t>
       </w:r>
     </w:p>
     <w:p>
@@ -977,79 +1075,162 @@
         <w:ind w:right="0"/>
         <w:rPr>
           <w:bCs/>
-        </w:rPr>
-      </w:pPr>
-      <w:hyperlink r:id="rId22" w:history="1">
-        <w:r>
-          <w:rPr>
-            <w:rStyle w:val="Hyperlink"/>
-            <w:b/>
-            <w:bCs/>
-            <w:u w:val="none"/>
-            <w:shd w:val="clear" w:color="auto" w:fill="FFFFFF"/>
-          </w:rPr>
-          <w:t>Indian Institute of Technology, Kharagpur</w:t>
-        </w:r>
-      </w:hyperlink>
-      <w:r>
-        <w:rPr>
-          <w:b/>
-          <w:bCs/>
-          <w:cs/>
-        </w:rPr>
-        <w:t xml:space="preserve"> </w:t>
-      </w:r>
-      <w:r>
-        <w:rPr>
-          <w:cs/>
-        </w:rPr>
-        <w:t>–</w:t>
-      </w:r>
-      <w:r>
-        <w:t xml:space="preserve"> </w:t>
-      </w:r>
-      <w:r>
-        <w:t>Programming in Java (</w:t>
-      </w:r>
-      <w:r>
-        <w:t>A n</w:t>
-      </w:r>
-      <w:r>
-        <w:t>on-degree course</w:t>
-      </w:r>
-      <w:r>
-        <w:t>) [</w:t>
-      </w:r>
-      <w:hyperlink r:id="rId23" w:history="1">
+          <w:color w:val="000000" w:themeColor="text1"/>
+        </w:rPr>
+      </w:pPr>
+      <w:hyperlink r:id="rId24" w:history="1">
         <w:r>
           <w:rPr>
             <w:rStyle w:val="Hyperlink"/>
             <w:bCs/>
+            <w:color w:val="000000" w:themeColor="text1"/>
+            <w:u w:val="none"/>
+          </w:rPr>
+          <w:t xml:space="preserve">Lal Bahadur Shastri Jr. College, </w:t>
+        </w:r>
+        <w:proofErr w:type="spellStart"/>
+        <w:r>
+          <w:rPr>
+            <w:rStyle w:val="Hyperlink"/>
+            <w:bCs/>
+            <w:color w:val="000000" w:themeColor="text1"/>
+            <w:u w:val="none"/>
+          </w:rPr>
+          <w:t>Bhandara</w:t>
+        </w:r>
+        <w:proofErr w:type="spellEnd"/>
+      </w:hyperlink>
+      <w:r>
+        <w:rPr>
+          <w:rStyle w:val="Hyperlink"/>
+          <w:bCs/>
+          <w:color w:val="000000" w:themeColor="text1"/>
+          <w:u w:val="none"/>
+        </w:rPr>
+        <w:t xml:space="preserve"> </w:t>
+      </w:r>
+      <w:r>
+        <w:rPr>
+          <w:bCs/>
+          <w:color w:val="000000" w:themeColor="text1"/>
+        </w:rPr>
+        <w:t>–</w:t>
+      </w:r>
+      <w:r>
+        <w:rPr>
+          <w:color w:val="000000" w:themeColor="text1"/>
+        </w:rPr>
+        <w:t xml:space="preserve"> </w:t>
+      </w:r>
+      <w:r>
+        <w:rPr>
+          <w:b/>
+          <w:bCs/>
+          <w:i/>
+          <w:iCs/>
+          <w:color w:val="000000" w:themeColor="text1"/>
+        </w:rPr>
+        <w:t>12</w:t>
+      </w:r>
+      <w:r>
+        <w:rPr>
+          <w:b/>
+          <w:bCs/>
+          <w:i/>
+          <w:iCs/>
+          <w:color w:val="000000" w:themeColor="text1"/>
+          <w:vertAlign w:val="superscript"/>
+        </w:rPr>
+        <w:t>th</w:t>
+      </w:r>
+      <w:r>
+        <w:rPr>
+          <w:b/>
+          <w:bCs/>
+          <w:i/>
+          <w:iCs/>
+          <w:color w:val="000000" w:themeColor="text1"/>
+        </w:rPr>
+        <w:t xml:space="preserve"> std</w:t>
+      </w:r>
+      <w:r>
+        <w:rPr>
+          <w:b/>
+          <w:bCs/>
+          <w:i/>
+          <w:iCs/>
+          <w:color w:val="000000" w:themeColor="text1"/>
+        </w:rPr>
+        <w:t>.</w:t>
+      </w:r>
+      <w:r>
+        <w:rPr>
+          <w:b/>
+          <w:bCs/>
+          <w:i/>
+          <w:iCs/>
+          <w:color w:val="000000" w:themeColor="text1"/>
+        </w:rPr>
+        <w:t xml:space="preserve"> </w:t>
+      </w:r>
+      <w:r>
+        <w:rPr>
+          <w:i/>
+          <w:iCs/>
+          <w:color w:val="000000" w:themeColor="text1"/>
+        </w:rPr>
+        <w:t>(PCMB + IT)</w:t>
+      </w:r>
+      <w:r>
+        <w:rPr>
+          <w:i/>
+          <w:iCs/>
+          <w:color w:val="000000" w:themeColor="text1"/>
+        </w:rPr>
+        <w:t xml:space="preserve"> </w:t>
+      </w:r>
+      <w:r>
+        <w:rPr>
+          <w:color w:val="000000" w:themeColor="text1"/>
+        </w:rPr>
+        <w:t>[</w:t>
+      </w:r>
+      <w:hyperlink r:id="rId25" w:history="1">
+        <w:r>
+          <w:rPr>
+            <w:rStyle w:val="Hyperlink"/>
             <w:color w:val="auto"/>
           </w:rPr>
-          <w:t>NPTEL</w:t>
+          <w:t>Maharashtra State Board</w:t>
         </w:r>
       </w:hyperlink>
       <w:r>
         <w:rPr>
-          <w:rStyle w:val="Hyperlink"/>
-          <w:bCs/>
-          <w:color w:val="auto"/>
+          <w:color w:val="000000" w:themeColor="text1"/>
         </w:rPr>
         <w:t>]</w:t>
       </w:r>
       <w:r>
         <w:rPr>
           <w:bCs/>
+          <w:color w:val="000000" w:themeColor="text1"/>
         </w:rPr>
         <w:tab/>
-        <w:t xml:space="preserve"> </w:t>
-      </w:r>
-      <w:r>
-        <w:rPr>
-          <w:bCs/>
-        </w:rPr>
-        <w:t>Jul - Oct 2021</w:t>
+        <w:t xml:space="preserve"> 201</w:t>
+      </w:r>
+      <w:r>
+        <w:rPr>
+          <w:bCs/>
+          <w:color w:val="000000" w:themeColor="text1"/>
+        </w:rPr>
+        <w:t>9</w:t>
+      </w:r>
+      <w:r>
+        <w:rPr>
+          <w:bCs/>
+          <w:color w:val="000000" w:themeColor="text1"/>
+        </w:rPr>
+        <w:t xml:space="preserve"> – Feb 2020</w:t>
       </w:r>
     </w:p>
     <w:p>
@@ -1057,6 +1238,9 @@
         <w:pBdr>
           <w:bottom w:val="single" w:sz="6" w:space="1" w:color="auto"/>
         </w:pBdr>
+        <w:tabs>
+          <w:tab w:val="right" w:pos="10490"/>
+        </w:tabs>
         <w:spacing w:line="240" w:lineRule="auto"/>
         <w:ind w:right="0"/>
         <w:rPr>
@@ -1109,7 +1293,7 @@
       <w:r>
         <w:t xml:space="preserve"> | </w:t>
       </w:r>
-      <w:hyperlink r:id="rId24" w:history="1">
+      <w:hyperlink r:id="rId26" w:history="1">
         <w:r>
           <w:rPr>
             <w:rStyle w:val="Hyperlink"/>
@@ -1149,13 +1333,11 @@
         <w:spacing w:after="0" w:line="240" w:lineRule="auto"/>
         <w:ind w:right="0"/>
         <w:rPr>
-          <w:b/>
-          <w:bCs/>
           <w:color w:val="auto"/>
           <w:szCs w:val="20"/>
         </w:rPr>
       </w:pPr>
-      <w:hyperlink r:id="rId25" w:history="1">
+      <w:hyperlink r:id="rId27" w:history="1">
         <w:r>
           <w:rPr>
             <w:rStyle w:val="Hyperlink"/>
@@ -1165,7 +1347,7 @@
             <w:szCs w:val="20"/>
             <w:u w:val="none"/>
           </w:rPr>
-          <w:t xml:space="preserve">OFY Wellness Android app (Java) </w:t>
+          <w:t xml:space="preserve">OFY Wellness Android app </w:t>
         </w:r>
         <w:r>
           <w:rPr>
@@ -1176,13 +1358,29 @@
             <w:szCs w:val="20"/>
             <w:u w:val="none"/>
           </w:rPr>
+          <w:t>(Java)</w:t>
+        </w:r>
+        <w:r>
+          <w:rPr>
+            <w:rStyle w:val="Hyperlink"/>
+            <w:color w:val="0070C0"/>
+            <w:szCs w:val="20"/>
+            <w:u w:val="none"/>
+          </w:rPr>
+          <w:t xml:space="preserve"> </w:t>
+        </w:r>
+        <w:r>
+          <w:rPr>
+            <w:rStyle w:val="Hyperlink"/>
+            <w:color w:val="000000" w:themeColor="text1"/>
+            <w:szCs w:val="20"/>
+            <w:u w:val="none"/>
+          </w:rPr>
           <w:t>[</w:t>
         </w:r>
         <w:r>
           <w:rPr>
             <w:rStyle w:val="Hyperlink"/>
-            <w:b/>
-            <w:bCs/>
             <w:i/>
             <w:iCs/>
             <w:color w:val="000000" w:themeColor="text1"/>
@@ -1193,8 +1391,6 @@
         <w:r>
           <w:rPr>
             <w:rStyle w:val="Hyperlink"/>
-            <w:b/>
-            <w:bCs/>
             <w:color w:val="000000" w:themeColor="text1"/>
             <w:szCs w:val="20"/>
             <w:u w:val="none"/>
@@ -1221,13 +1417,119 @@
         <w:rPr>
           <w:szCs w:val="20"/>
         </w:rPr>
-        <w:t>Worked on building the OFY Wellness Android app in Java using XML and Firebase database</w:t>
-      </w:r>
-      <w:r>
-        <w:rPr>
-          <w:szCs w:val="20"/>
-        </w:rPr>
-        <w:t xml:space="preserve">. </w:t>
+        <w:t>B</w:t>
+      </w:r>
+      <w:r>
+        <w:rPr>
+          <w:szCs w:val="20"/>
+        </w:rPr>
+        <w:t>uil</w:t>
+      </w:r>
+      <w:r>
+        <w:rPr>
+          <w:szCs w:val="20"/>
+        </w:rPr>
+        <w:t>t</w:t>
+      </w:r>
+      <w:r>
+        <w:rPr>
+          <w:szCs w:val="20"/>
+        </w:rPr>
+        <w:t xml:space="preserve"> the OFY Wellness Android app in </w:t>
+      </w:r>
+      <w:r>
+        <w:rPr>
+          <w:b/>
+          <w:bCs/>
+          <w:szCs w:val="20"/>
+        </w:rPr>
+        <w:t>Java</w:t>
+      </w:r>
+      <w:r>
+        <w:rPr>
+          <w:b/>
+          <w:bCs/>
+          <w:szCs w:val="20"/>
+        </w:rPr>
+        <w:t xml:space="preserve">, </w:t>
+      </w:r>
+      <w:r>
+        <w:rPr>
+          <w:szCs w:val="20"/>
+        </w:rPr>
+        <w:t>to</w:t>
+      </w:r>
+      <w:r>
+        <w:rPr>
+          <w:szCs w:val="20"/>
+        </w:rPr>
+        <w:t xml:space="preserve"> disrupt</w:t>
+      </w:r>
+      <w:r>
+        <w:rPr>
+          <w:szCs w:val="20"/>
+        </w:rPr>
+        <w:t xml:space="preserve"> </w:t>
+      </w:r>
+      <w:r>
+        <w:rPr>
+          <w:szCs w:val="20"/>
+        </w:rPr>
+        <w:t>the</w:t>
+      </w:r>
+      <w:r>
+        <w:rPr>
+          <w:szCs w:val="20"/>
+        </w:rPr>
+        <w:t xml:space="preserve"> </w:t>
+      </w:r>
+      <w:r>
+        <w:rPr>
+          <w:i/>
+          <w:iCs/>
+          <w:szCs w:val="20"/>
+        </w:rPr>
+        <w:t>multi-</w:t>
+      </w:r>
+      <w:r>
+        <w:rPr>
+          <w:i/>
+          <w:iCs/>
+          <w:szCs w:val="20"/>
+        </w:rPr>
+        <w:t>billion</w:t>
+      </w:r>
+      <w:r>
+        <w:rPr>
+          <w:i/>
+          <w:iCs/>
+          <w:szCs w:val="20"/>
+        </w:rPr>
+        <w:t>-dollar</w:t>
+      </w:r>
+      <w:r>
+        <w:rPr>
+          <w:szCs w:val="20"/>
+        </w:rPr>
+        <w:t xml:space="preserve"> </w:t>
+      </w:r>
+      <w:r>
+        <w:rPr>
+          <w:szCs w:val="20"/>
+        </w:rPr>
+        <w:t>Health-tech</w:t>
+      </w:r>
+      <w:r>
+        <w:rPr>
+          <w:szCs w:val="20"/>
+        </w:rPr>
+        <w:t xml:space="preserve"> </w:t>
+      </w:r>
+      <w:r>
+        <w:rPr>
+          <w:szCs w:val="20"/>
+        </w:rPr>
+        <w:t>industry.</w:t>
       </w:r>
     </w:p>
     <w:p>
@@ -1248,7 +1550,39 @@
         <w:rPr>
           <w:szCs w:val="20"/>
         </w:rPr>
-        <w:t>Added daily diet logging and viewing features using Firebase real-time database and cloud storage.</w:t>
+        <w:t xml:space="preserve">Added daily diet logging and viewing features using </w:t>
+      </w:r>
+      <w:r>
+        <w:rPr>
+          <w:b/>
+          <w:bCs/>
+          <w:szCs w:val="20"/>
+        </w:rPr>
+        <w:t xml:space="preserve">Firebase </w:t>
+      </w:r>
+      <w:r>
+        <w:rPr>
+          <w:szCs w:val="20"/>
+        </w:rPr>
+        <w:t>real-time database</w:t>
+      </w:r>
+      <w:r>
+        <w:rPr>
+          <w:szCs w:val="20"/>
+        </w:rPr>
+        <w:t xml:space="preserve"> and cloud storage</w:t>
+      </w:r>
+      <w:r>
+        <w:rPr>
+          <w:szCs w:val="20"/>
+        </w:rPr>
+        <w:t xml:space="preserve"> for Firebase</w:t>
+      </w:r>
+      <w:r>
+        <w:rPr>
+          <w:szCs w:val="20"/>
+        </w:rPr>
+        <w:t>.</w:t>
       </w:r>
       <w:r>
         <w:rPr>
@@ -1287,7 +1621,65 @@
         <w:rPr>
           <w:szCs w:val="20"/>
         </w:rPr>
-        <w:t>mage and nutrient detection via Gemini Pro Vision AI/ML models and APIs</w:t>
+        <w:t xml:space="preserve">mage and nutrient detection via </w:t>
+      </w:r>
+      <w:r>
+        <w:rPr>
+          <w:b/>
+          <w:bCs/>
+          <w:szCs w:val="20"/>
+        </w:rPr>
+        <w:t xml:space="preserve">Gemini Pro Vision </w:t>
+      </w:r>
+      <w:r>
+        <w:rPr>
+          <w:b/>
+          <w:bCs/>
+          <w:szCs w:val="20"/>
+        </w:rPr>
+        <w:t>(</w:t>
+      </w:r>
+      <w:r>
+        <w:rPr>
+          <w:b/>
+          <w:bCs/>
+          <w:szCs w:val="20"/>
+        </w:rPr>
+        <w:t>AI</w:t>
+      </w:r>
+      <w:r>
+        <w:rPr>
+          <w:b/>
+          <w:bCs/>
+          <w:szCs w:val="20"/>
+        </w:rPr>
+        <w:t>)</w:t>
+      </w:r>
+      <w:r>
+        <w:rPr>
+          <w:b/>
+          <w:bCs/>
+          <w:szCs w:val="20"/>
+        </w:rPr>
+        <w:t xml:space="preserve"> </w:t>
+      </w:r>
+      <w:r>
+        <w:rPr>
+          <w:szCs w:val="20"/>
+        </w:rPr>
+        <w:t xml:space="preserve">model and </w:t>
+      </w:r>
+      <w:r>
+        <w:rPr>
+          <w:szCs w:val="20"/>
+        </w:rPr>
+        <w:t>SDKs/</w:t>
+      </w:r>
+      <w:r>
+        <w:rPr>
+          <w:szCs w:val="20"/>
+        </w:rPr>
+        <w:t>APIs</w:t>
       </w:r>
       <w:r>
         <w:rPr>
@@ -1314,7 +1706,13 @@
         <w:rPr>
           <w:szCs w:val="20"/>
         </w:rPr>
-        <w:t xml:space="preserve">Tuned the model and improved meal image and nutrient detection by over </w:t>
+        <w:t>I</w:t>
+      </w:r>
+      <w:r>
+        <w:rPr>
+          <w:szCs w:val="20"/>
+        </w:rPr>
+        <w:t xml:space="preserve">mproved meal image and nutrient detection by </w:t>
       </w:r>
       <w:r>
         <w:rPr>
@@ -1322,7 +1720,33 @@
           <w:bCs/>
           <w:szCs w:val="20"/>
         </w:rPr>
-        <w:t>50%</w:t>
+        <w:t>over 50%</w:t>
+      </w:r>
+      <w:r>
+        <w:rPr>
+          <w:b/>
+          <w:bCs/>
+          <w:szCs w:val="20"/>
+        </w:rPr>
+        <w:t xml:space="preserve"> </w:t>
+      </w:r>
+      <w:r>
+        <w:rPr>
+          <w:szCs w:val="20"/>
+        </w:rPr>
+        <w:t xml:space="preserve">by </w:t>
+      </w:r>
+      <w:r>
+        <w:rPr>
+          <w:szCs w:val="20"/>
+        </w:rPr>
+        <w:t xml:space="preserve">updating the prompts to </w:t>
+      </w:r>
+      <w:r>
+        <w:rPr>
+          <w:szCs w:val="20"/>
+        </w:rPr>
+        <w:t>the model</w:t>
       </w:r>
       <w:r>
         <w:rPr>
@@ -1349,13 +1773,67 @@
         <w:rPr>
           <w:szCs w:val="20"/>
         </w:rPr>
-        <w:t>Added</w:t>
-      </w:r>
-      <w:r>
-        <w:rPr>
-          <w:szCs w:val="20"/>
-        </w:rPr>
-        <w:t xml:space="preserve"> broadcast messaging features for users to interact with each other</w:t>
+        <w:t xml:space="preserve">Designed and </w:t>
+      </w:r>
+      <w:r>
+        <w:rPr>
+          <w:szCs w:val="20"/>
+        </w:rPr>
+        <w:t>implement</w:t>
+      </w:r>
+      <w:r>
+        <w:rPr>
+          <w:szCs w:val="20"/>
+        </w:rPr>
+        <w:t xml:space="preserve">ed </w:t>
+      </w:r>
+      <w:r>
+        <w:rPr>
+          <w:szCs w:val="20"/>
+        </w:rPr>
+        <w:t xml:space="preserve">a </w:t>
+      </w:r>
+      <w:r>
+        <w:rPr>
+          <w:szCs w:val="20"/>
+        </w:rPr>
+        <w:t xml:space="preserve">broadcast </w:t>
+      </w:r>
+      <w:r>
+        <w:rPr>
+          <w:szCs w:val="20"/>
+        </w:rPr>
+        <w:t>messaging</w:t>
+      </w:r>
+      <w:r>
+        <w:rPr>
+          <w:szCs w:val="20"/>
+        </w:rPr>
+        <w:t xml:space="preserve"> feature</w:t>
+      </w:r>
+      <w:r>
+        <w:rPr>
+          <w:szCs w:val="20"/>
+        </w:rPr>
+        <w:t xml:space="preserve"> </w:t>
+      </w:r>
+      <w:r>
+        <w:rPr>
+          <w:szCs w:val="20"/>
+        </w:rPr>
+        <w:t xml:space="preserve">enabling </w:t>
+      </w:r>
+      <w:r>
+        <w:rPr>
+          <w:szCs w:val="20"/>
+        </w:rPr>
+        <w:t>users to interact with</w:t>
+      </w:r>
+      <w:r>
+        <w:rPr>
+          <w:szCs w:val="20"/>
+        </w:rPr>
+        <w:t xml:space="preserve"> each other</w:t>
       </w:r>
       <w:r>
         <w:rPr>
@@ -1382,7 +1860,13 @@
         <w:rPr>
           <w:szCs w:val="20"/>
         </w:rPr>
-        <w:t xml:space="preserve">Complemented meal logging with </w:t>
+        <w:t xml:space="preserve">Integrated </w:t>
+      </w:r>
+      <w:r>
+        <w:rPr>
+          <w:szCs w:val="20"/>
+        </w:rPr>
+        <w:t xml:space="preserve">daily </w:t>
       </w:r>
       <w:r>
         <w:rPr>
@@ -1398,6 +1882,42 @@
       </w:r>
       <w:r>
         <w:rPr>
+          <w:szCs w:val="20"/>
+        </w:rPr>
+        <w:t xml:space="preserve"> </w:t>
+      </w:r>
+      <w:r>
+        <w:rPr>
+          <w:szCs w:val="20"/>
+        </w:rPr>
+        <w:t xml:space="preserve">and </w:t>
+      </w:r>
+      <w:r>
+        <w:rPr>
+          <w:b/>
+          <w:bCs/>
+          <w:szCs w:val="20"/>
+        </w:rPr>
+        <w:t xml:space="preserve">scaled </w:t>
+      </w:r>
+      <w:r>
+        <w:rPr>
+          <w:szCs w:val="20"/>
+        </w:rPr>
+        <w:t>it to track up to</w:t>
+      </w:r>
+      <w:r>
+        <w:rPr>
+          <w:b/>
+          <w:bCs/>
+          <w:szCs w:val="20"/>
+        </w:rPr>
+        <w:t xml:space="preserve"> 5 medicines</w:t>
+      </w:r>
+      <w:r>
+        <w:rPr>
+          <w:b/>
+          <w:bCs/>
           <w:szCs w:val="20"/>
         </w:rPr>
         <w:t>.</w:t>
@@ -1414,10 +1934,144 @@
         <w:ind w:right="0"/>
         <w:jc w:val="both"/>
         <w:rPr>
+          <w:szCs w:val="20"/>
+        </w:rPr>
+      </w:pPr>
+      <w:r>
+        <w:rPr>
+          <w:szCs w:val="20"/>
+        </w:rPr>
+        <w:t xml:space="preserve">Delivered </w:t>
+      </w:r>
+      <w:r>
+        <w:rPr>
+          <w:szCs w:val="20"/>
+        </w:rPr>
+        <w:t>water intake</w:t>
+      </w:r>
+      <w:r>
+        <w:rPr>
+          <w:szCs w:val="20"/>
+        </w:rPr>
+        <w:t>,</w:t>
+      </w:r>
+      <w:r>
+        <w:rPr>
+          <w:szCs w:val="20"/>
+        </w:rPr>
+        <w:t xml:space="preserve"> </w:t>
+      </w:r>
+      <w:r>
+        <w:rPr>
+          <w:szCs w:val="20"/>
+        </w:rPr>
+        <w:t xml:space="preserve">and </w:t>
+      </w:r>
+      <w:r>
+        <w:rPr>
+          <w:szCs w:val="20"/>
+        </w:rPr>
+        <w:t>weight tracking</w:t>
+      </w:r>
+      <w:r>
+        <w:rPr>
+          <w:szCs w:val="20"/>
+        </w:rPr>
+        <w:t xml:space="preserve"> </w:t>
+      </w:r>
+      <w:r>
+        <w:rPr>
+          <w:szCs w:val="20"/>
+        </w:rPr>
+        <w:t>features</w:t>
+      </w:r>
+      <w:r>
+        <w:rPr>
+          <w:szCs w:val="20"/>
+        </w:rPr>
+        <w:t xml:space="preserve">, and added </w:t>
+      </w:r>
+      <w:r>
+        <w:rPr>
+          <w:szCs w:val="20"/>
+        </w:rPr>
+        <w:t xml:space="preserve">splash screen </w:t>
+      </w:r>
+      <w:r>
+        <w:rPr>
+          <w:szCs w:val="20"/>
+        </w:rPr>
+        <w:t>animation for better UX</w:t>
+      </w:r>
+      <w:r>
+        <w:rPr>
+          <w:szCs w:val="20"/>
+        </w:rPr>
+        <w:t>.</w:t>
+      </w:r>
+    </w:p>
+    <w:p>
+      <w:pPr>
+        <w:pStyle w:val="ListParagraph"/>
+        <w:numPr>
+          <w:ilvl w:val="0"/>
+          <w:numId w:val="32"/>
+        </w:numPr>
+        <w:spacing w:line="240" w:lineRule="auto"/>
+        <w:ind w:right="0"/>
+        <w:jc w:val="both"/>
+        <w:rPr>
+          <w:szCs w:val="20"/>
+        </w:rPr>
+      </w:pPr>
+      <w:r>
+        <w:rPr>
+          <w:szCs w:val="20"/>
+        </w:rPr>
+        <w:t>Complemented nutrient, weight</w:t>
+      </w:r>
+      <w:r>
+        <w:rPr>
+          <w:szCs w:val="20"/>
+        </w:rPr>
+        <w:t>,</w:t>
+      </w:r>
+      <w:r>
+        <w:rPr>
+          <w:szCs w:val="20"/>
+        </w:rPr>
+        <w:t xml:space="preserve"> and water intake tracking feature with </w:t>
+      </w:r>
+      <w:r>
+        <w:rPr>
           <w:b/>
           <w:bCs/>
           <w:szCs w:val="20"/>
         </w:rPr>
+        <w:t>interactive graphs</w:t>
+      </w:r>
+      <w:r>
+        <w:rPr>
+          <w:szCs w:val="20"/>
+        </w:rPr>
+        <w:t xml:space="preserve"> for better UX.</w:t>
+      </w:r>
+    </w:p>
+    <w:p>
+      <w:pPr>
+        <w:pStyle w:val="ListParagraph"/>
+        <w:numPr>
+          <w:ilvl w:val="0"/>
+          <w:numId w:val="32"/>
+        </w:numPr>
+        <w:spacing w:line="240" w:lineRule="auto"/>
+        <w:ind w:right="0"/>
+        <w:jc w:val="both"/>
+        <w:rPr>
+          <w:b/>
+          <w:bCs/>
+          <w:szCs w:val="20"/>
+        </w:rPr>
       </w:pPr>
       <w:r>
         <w:rPr>
@@ -1435,7 +2089,29 @@
         <w:rPr>
           <w:szCs w:val="20"/>
         </w:rPr>
-        <w:t xml:space="preserve"> the app to the Google Play Store.</w:t>
+        <w:t xml:space="preserve"> the app to </w:t>
+      </w:r>
+      <w:r>
+        <w:rPr>
+          <w:szCs w:val="20"/>
+        </w:rPr>
+        <w:t>the</w:t>
+      </w:r>
+      <w:r>
+        <w:rPr>
+          <w:b/>
+          <w:bCs/>
+          <w:szCs w:val="20"/>
+        </w:rPr>
+        <w:t xml:space="preserve"> </w:t>
+      </w:r>
+      <w:r>
+        <w:rPr>
+          <w:b/>
+          <w:bCs/>
+          <w:szCs w:val="20"/>
+        </w:rPr>
+        <w:t>Google Play Store.</w:t>
       </w:r>
     </w:p>
     <w:p>
@@ -1449,13 +2125,11 @@
         <w:ind w:right="0"/>
         <w:jc w:val="both"/>
         <w:rPr>
-          <w:b/>
-          <w:bCs/>
           <w:color w:val="auto"/>
           <w:szCs w:val="20"/>
         </w:rPr>
       </w:pPr>
-      <w:hyperlink r:id="rId26" w:history="1">
+      <w:hyperlink r:id="rId28" w:history="1">
         <w:r>
           <w:rPr>
             <w:rStyle w:val="Hyperlink"/>
@@ -1509,7 +2183,7 @@
             <w:szCs w:val="20"/>
             <w:u w:val="none"/>
           </w:rPr>
-          <w:t xml:space="preserve">onverter (Java) </w:t>
+          <w:t xml:space="preserve">onverter </w:t>
         </w:r>
         <w:r>
           <w:rPr>
@@ -1520,13 +2194,29 @@
             <w:szCs w:val="20"/>
             <w:u w:val="none"/>
           </w:rPr>
+          <w:t>(Java)</w:t>
+        </w:r>
+        <w:r>
+          <w:rPr>
+            <w:rStyle w:val="Hyperlink"/>
+            <w:color w:val="0070C0"/>
+            <w:szCs w:val="20"/>
+            <w:u w:val="none"/>
+          </w:rPr>
+          <w:t xml:space="preserve"> </w:t>
+        </w:r>
+        <w:r>
+          <w:rPr>
+            <w:rStyle w:val="Hyperlink"/>
+            <w:color w:val="000000" w:themeColor="text1"/>
+            <w:szCs w:val="20"/>
+            <w:u w:val="none"/>
+          </w:rPr>
           <w:t>[</w:t>
         </w:r>
         <w:r>
           <w:rPr>
             <w:rStyle w:val="Hyperlink"/>
-            <w:b/>
-            <w:bCs/>
             <w:i/>
             <w:iCs/>
             <w:color w:val="000000" w:themeColor="text1"/>
@@ -1537,8 +2227,6 @@
         <w:r>
           <w:rPr>
             <w:rStyle w:val="Hyperlink"/>
-            <w:b/>
-            <w:bCs/>
             <w:color w:val="000000" w:themeColor="text1"/>
             <w:szCs w:val="20"/>
             <w:u w:val="none"/>
@@ -1571,7 +2259,21 @@
         <w:rPr>
           <w:szCs w:val="20"/>
         </w:rPr>
-        <w:t>a Spring Boot revenue converter and scaled</w:t>
+        <w:t xml:space="preserve">a </w:t>
+      </w:r>
+      <w:r>
+        <w:rPr>
+          <w:i/>
+          <w:iCs/>
+          <w:szCs w:val="20"/>
+        </w:rPr>
+        <w:t>Spring Boot</w:t>
+      </w:r>
+      <w:r>
+        <w:rPr>
+          <w:szCs w:val="20"/>
+        </w:rPr>
+        <w:t xml:space="preserve"> revenue converter and scaled</w:t>
       </w:r>
       <w:r>
         <w:rPr>
@@ -1670,13 +2372,49 @@
         <w:rPr>
           <w:szCs w:val="20"/>
         </w:rPr>
-        <w:t>an AWS EC2 instance and</w:t>
-      </w:r>
-      <w:r>
-        <w:rPr>
-          <w:szCs w:val="20"/>
-        </w:rPr>
-        <w:t xml:space="preserve"> multiple Docker container</w:t>
+        <w:t xml:space="preserve">an </w:t>
+      </w:r>
+      <w:r>
+        <w:rPr>
+          <w:i/>
+          <w:iCs/>
+          <w:szCs w:val="20"/>
+        </w:rPr>
+        <w:t>AWS EC2</w:t>
+      </w:r>
+      <w:r>
+        <w:rPr>
+          <w:szCs w:val="20"/>
+        </w:rPr>
+        <w:t xml:space="preserve"> instance and</w:t>
+      </w:r>
+      <w:r>
+        <w:rPr>
+          <w:szCs w:val="20"/>
+        </w:rPr>
+        <w:t xml:space="preserve"> multiple </w:t>
+      </w:r>
+      <w:r>
+        <w:rPr>
+          <w:i/>
+          <w:iCs/>
+          <w:szCs w:val="20"/>
+        </w:rPr>
+        <w:t>Docker</w:t>
+      </w:r>
+      <w:r>
+        <w:rPr>
+          <w:b/>
+          <w:bCs/>
+          <w:szCs w:val="20"/>
+        </w:rPr>
+        <w:t xml:space="preserve"> </w:t>
+      </w:r>
+      <w:r>
+        <w:rPr>
+          <w:szCs w:val="20"/>
+        </w:rPr>
+        <w:t>container</w:t>
       </w:r>
       <w:r>
         <w:rPr>
@@ -1725,7 +2463,7 @@
       <w:r>
         <w:t xml:space="preserve"> | </w:t>
       </w:r>
-      <w:hyperlink r:id="rId27" w:history="1">
+      <w:hyperlink r:id="rId29" w:history="1">
         <w:proofErr w:type="spellStart"/>
         <w:r>
           <w:rPr>
@@ -1787,7 +2525,33 @@
         <w:rPr>
           <w:szCs w:val="20"/>
         </w:rPr>
-        <w:t xml:space="preserve">n Android application </w:t>
+        <w:t>n Android application</w:t>
+      </w:r>
+      <w:r>
+        <w:rPr>
+          <w:szCs w:val="20"/>
+        </w:rPr>
+        <w:t>,</w:t>
+      </w:r>
+      <w:r>
+        <w:rPr>
+          <w:szCs w:val="20"/>
+        </w:rPr>
+        <w:t xml:space="preserve"> </w:t>
+      </w:r>
+      <w:proofErr w:type="spellStart"/>
+      <w:r>
+        <w:rPr>
+          <w:szCs w:val="20"/>
+        </w:rPr>
+        <w:t>Hazirs</w:t>
+      </w:r>
+      <w:proofErr w:type="spellEnd"/>
+      <w:r>
+        <w:rPr>
+          <w:szCs w:val="20"/>
+        </w:rPr>
+        <w:t xml:space="preserve"> </w:t>
       </w:r>
       <w:r>
         <w:rPr>
@@ -1797,6 +2561,8 @@
       </w:r>
       <w:r>
         <w:rPr>
+          <w:b/>
+          <w:bCs/>
           <w:szCs w:val="20"/>
         </w:rPr>
         <w:t>Java</w:t>
@@ -1805,55 +2571,75 @@
         <w:rPr>
           <w:szCs w:val="20"/>
         </w:rPr>
-        <w:t xml:space="preserve"> and XML</w:t>
-      </w:r>
-      <w:r>
-        <w:rPr>
-          <w:szCs w:val="20"/>
-        </w:rPr>
-        <w:t xml:space="preserve"> from scratch</w:t>
-      </w:r>
-      <w:r>
-        <w:rPr>
-          <w:szCs w:val="20"/>
-        </w:rPr>
         <w:t xml:space="preserve"> </w:t>
       </w:r>
       <w:r>
         <w:rPr>
           <w:szCs w:val="20"/>
         </w:rPr>
-        <w:t xml:space="preserve">using </w:t>
-      </w:r>
-      <w:r>
-        <w:rPr>
-          <w:szCs w:val="20"/>
-        </w:rPr>
-        <w:t xml:space="preserve">the </w:t>
-      </w:r>
-      <w:r>
-        <w:rPr>
-          <w:szCs w:val="20"/>
-        </w:rPr>
-        <w:t>Google</w:t>
-      </w:r>
-      <w:r>
-        <w:rPr>
-          <w:szCs w:val="20"/>
-        </w:rPr>
-        <w:t xml:space="preserve"> Sign-In API</w:t>
+        <w:t>to digitali</w:t>
+      </w:r>
+      <w:r>
+        <w:rPr>
+          <w:szCs w:val="20"/>
+        </w:rPr>
+        <w:t>z</w:t>
+      </w:r>
+      <w:r>
+        <w:rPr>
+          <w:szCs w:val="20"/>
+        </w:rPr>
+        <w:t xml:space="preserve">e the </w:t>
+      </w:r>
+      <w:r>
+        <w:rPr>
+          <w:szCs w:val="20"/>
+        </w:rPr>
+        <w:t xml:space="preserve">&gt; </w:t>
+      </w:r>
+      <w:r>
+        <w:rPr>
+          <w:szCs w:val="20"/>
+        </w:rPr>
+        <w:t>$</w:t>
+      </w:r>
+      <w:r>
+        <w:rPr>
+          <w:szCs w:val="20"/>
+        </w:rPr>
+        <w:t xml:space="preserve">60 </w:t>
+      </w:r>
+      <w:r>
+        <w:rPr>
+          <w:i/>
+          <w:iCs/>
+          <w:szCs w:val="20"/>
+        </w:rPr>
+        <w:t>billion</w:t>
+      </w:r>
+      <w:r>
+        <w:rPr>
+          <w:szCs w:val="20"/>
+        </w:rPr>
+        <w:t xml:space="preserve"> </w:t>
+      </w:r>
+      <w:r>
+        <w:rPr>
+          <w:szCs w:val="20"/>
+        </w:rPr>
+        <w:t xml:space="preserve">Cleaning and </w:t>
+      </w:r>
+      <w:r>
+        <w:rPr>
+          <w:szCs w:val="20"/>
+        </w:rPr>
+        <w:t>House help industry</w:t>
       </w:r>
       <w:r>
         <w:rPr>
           <w:szCs w:val="20"/>
         </w:rPr>
         <w:t>.</w:t>
-      </w:r>
-      <w:r>
-        <w:rPr>
-          <w:szCs w:val="20"/>
-        </w:rPr>
-        <w:t xml:space="preserve"> </w:t>
       </w:r>
     </w:p>
     <w:p>
@@ -1893,7 +2679,13 @@
         <w:rPr>
           <w:szCs w:val="20"/>
         </w:rPr>
-        <w:t xml:space="preserve">tion and </w:t>
+        <w:t>tion</w:t>
+      </w:r>
+      <w:r>
+        <w:rPr>
+          <w:szCs w:val="20"/>
+        </w:rPr>
+        <w:t xml:space="preserve"> and </w:t>
       </w:r>
       <w:r>
         <w:rPr>
@@ -1959,7 +2751,21 @@
           <w:rFonts w:cstheme="minorBidi"/>
           <w:szCs w:val="20"/>
         </w:rPr>
-        <w:t>home page by</w:t>
+        <w:t>home page</w:t>
+      </w:r>
+      <w:r>
+        <w:rPr>
+          <w:rFonts w:cstheme="minorBidi"/>
+          <w:szCs w:val="20"/>
+        </w:rPr>
+        <w:t xml:space="preserve"> </w:t>
+      </w:r>
+      <w:r>
+        <w:rPr>
+          <w:rFonts w:cstheme="minorBidi"/>
+          <w:szCs w:val="20"/>
+        </w:rPr>
+        <w:t>by</w:t>
       </w:r>
       <w:r>
         <w:rPr>
@@ -1980,14 +2786,42 @@
       <w:r>
         <w:rPr>
           <w:rFonts w:cstheme="minorBidi"/>
+          <w:b/>
+          <w:bCs/>
+          <w:szCs w:val="20"/>
+        </w:rPr>
+        <w:t xml:space="preserve"> </w:t>
+      </w:r>
+      <w:r>
+        <w:rPr>
+          <w:rFonts w:cstheme="minorBidi"/>
+          <w:szCs w:val="20"/>
+        </w:rPr>
+        <w:t>using</w:t>
+      </w:r>
+      <w:r>
+        <w:rPr>
+          <w:rFonts w:cstheme="minorBidi"/>
+          <w:b/>
+          <w:bCs/>
+          <w:szCs w:val="20"/>
+        </w:rPr>
+        <w:t xml:space="preserve"> </w:t>
+      </w:r>
+      <w:r>
+        <w:rPr>
+          <w:szCs w:val="20"/>
+        </w:rPr>
+        <w:t>the Google Sign-In API</w:t>
+      </w:r>
+      <w:r>
+        <w:rPr>
           <w:szCs w:val="20"/>
         </w:rPr>
         <w:t>.</w:t>
       </w:r>
       <w:r>
         <w:rPr>
-          <w:b/>
-          <w:bCs/>
           <w:szCs w:val="20"/>
         </w:rPr>
         <w:t xml:space="preserve"> </w:t>
@@ -2047,7 +2881,7 @@
           <w:szCs w:val="20"/>
         </w:rPr>
       </w:pPr>
-      <w:hyperlink r:id="rId28" w:history="1">
+      <w:hyperlink r:id="rId30" w:history="1">
         <w:r>
           <w:rPr>
             <w:rStyle w:val="Hyperlink"/>
@@ -2063,13 +2897,11 @@
           <w:rPr>
             <w:rStyle w:val="Hyperlink"/>
             <w:rFonts w:cs="Arial"/>
-            <w:b/>
-            <w:bCs/>
             <w:color w:val="auto"/>
             <w:szCs w:val="20"/>
             <w:u w:val="none"/>
           </w:rPr>
-          <w:t>(JavaScript, PHP) [</w:t>
+          <w:t>(</w:t>
         </w:r>
         <w:r>
           <w:rPr>
@@ -2077,6 +2909,26 @@
             <w:rFonts w:cs="Arial"/>
             <w:b/>
             <w:bCs/>
+            <w:color w:val="auto"/>
+            <w:szCs w:val="20"/>
+            <w:u w:val="none"/>
+          </w:rPr>
+          <w:t>JavaScript, PHP</w:t>
+        </w:r>
+        <w:r>
+          <w:rPr>
+            <w:rStyle w:val="Hyperlink"/>
+            <w:rFonts w:cs="Arial"/>
+            <w:color w:val="auto"/>
+            <w:szCs w:val="20"/>
+            <w:u w:val="none"/>
+          </w:rPr>
+          <w:t>) [</w:t>
+        </w:r>
+        <w:r>
+          <w:rPr>
+            <w:rStyle w:val="Hyperlink"/>
+            <w:rFonts w:cs="Arial"/>
             <w:i/>
             <w:iCs/>
             <w:color w:val="auto"/>
@@ -2088,8 +2940,6 @@
           <w:rPr>
             <w:rStyle w:val="Hyperlink"/>
             <w:rFonts w:cs="Arial"/>
-            <w:b/>
-            <w:bCs/>
             <w:color w:val="auto"/>
             <w:szCs w:val="20"/>
             <w:u w:val="none"/>
@@ -2162,6 +3012,86 @@
           <w:szCs w:val="20"/>
         </w:rPr>
         <w:t>nd CLI support</w:t>
+      </w:r>
+      <w:r>
+        <w:rPr>
+          <w:szCs w:val="20"/>
+        </w:rPr>
+        <w:t>.</w:t>
+      </w:r>
+      <w:r>
+        <w:rPr>
+          <w:szCs w:val="20"/>
+        </w:rPr>
+        <w:t xml:space="preserve"> </w:t>
+      </w:r>
+      <w:r>
+        <w:rPr>
+          <w:szCs w:val="20"/>
+        </w:rPr>
+        <w:t xml:space="preserve">With the potential to increase the salary of </w:t>
+      </w:r>
+      <w:r>
+        <w:rPr>
+          <w:i/>
+          <w:iCs/>
+          <w:szCs w:val="20"/>
+        </w:rPr>
+        <w:t xml:space="preserve">10 </w:t>
+      </w:r>
+      <w:r>
+        <w:rPr>
+          <w:i/>
+          <w:iCs/>
+          <w:szCs w:val="20"/>
+        </w:rPr>
+        <w:t>million</w:t>
+      </w:r>
+      <w:r>
+        <w:rPr>
+          <w:szCs w:val="20"/>
+        </w:rPr>
+        <w:t xml:space="preserve"> </w:t>
+      </w:r>
+      <w:r>
+        <w:rPr>
+          <w:szCs w:val="20"/>
+        </w:rPr>
+        <w:t xml:space="preserve">users </w:t>
+      </w:r>
+      <w:r>
+        <w:rPr>
+          <w:szCs w:val="20"/>
+        </w:rPr>
+        <w:t xml:space="preserve">by </w:t>
+      </w:r>
+      <w:r>
+        <w:rPr>
+          <w:szCs w:val="20"/>
+        </w:rPr>
+        <w:t xml:space="preserve">more than </w:t>
+      </w:r>
+      <w:r>
+        <w:rPr>
+          <w:b/>
+          <w:bCs/>
+          <w:szCs w:val="20"/>
+        </w:rPr>
+        <w:t>30%</w:t>
+      </w:r>
+      <w:r>
+        <w:rPr>
+          <w:b/>
+          <w:bCs/>
+          <w:szCs w:val="20"/>
+        </w:rPr>
+        <w:t xml:space="preserve"> </w:t>
+      </w:r>
+      <w:r>
+        <w:rPr>
+          <w:szCs w:val="20"/>
+        </w:rPr>
+        <w:t>on average</w:t>
       </w:r>
       <w:r>
         <w:rPr>
@@ -2186,7 +3116,7 @@
           <w:szCs w:val="20"/>
         </w:rPr>
       </w:pPr>
-      <w:hyperlink r:id="rId29" w:history="1">
+      <w:hyperlink r:id="rId31" w:history="1">
         <w:r>
           <w:rPr>
             <w:rStyle w:val="Hyperlink"/>
@@ -2202,13 +3132,11 @@
           <w:rPr>
             <w:rStyle w:val="Hyperlink"/>
             <w:rFonts w:cs="Arial"/>
-            <w:b/>
-            <w:bCs/>
             <w:color w:val="auto"/>
             <w:szCs w:val="20"/>
             <w:u w:val="none"/>
           </w:rPr>
-          <w:t>(Python, Java) [</w:t>
+          <w:t>(</w:t>
         </w:r>
         <w:r>
           <w:rPr>
@@ -2216,6 +3144,70 @@
             <w:rFonts w:cs="Arial"/>
             <w:b/>
             <w:bCs/>
+            <w:color w:val="auto"/>
+            <w:szCs w:val="20"/>
+            <w:u w:val="none"/>
+          </w:rPr>
+          <w:t>Java</w:t>
+        </w:r>
+        <w:r>
+          <w:rPr>
+            <w:rStyle w:val="Hyperlink"/>
+            <w:rFonts w:cs="Arial"/>
+            <w:color w:val="auto"/>
+            <w:szCs w:val="20"/>
+            <w:u w:val="none"/>
+          </w:rPr>
+          <w:t xml:space="preserve">, </w:t>
+        </w:r>
+        <w:r>
+          <w:rPr>
+            <w:rStyle w:val="Hyperlink"/>
+            <w:rFonts w:cs="Arial"/>
+            <w:b/>
+            <w:bCs/>
+            <w:color w:val="auto"/>
+            <w:szCs w:val="20"/>
+            <w:u w:val="none"/>
+          </w:rPr>
+          <w:t>Python</w:t>
+        </w:r>
+        <w:r>
+          <w:rPr>
+            <w:rStyle w:val="Hyperlink"/>
+            <w:rFonts w:cs="Arial"/>
+            <w:color w:val="auto"/>
+            <w:szCs w:val="20"/>
+            <w:u w:val="none"/>
+          </w:rPr>
+          <w:t>)</w:t>
+        </w:r>
+        <w:r>
+          <w:rPr>
+            <w:rStyle w:val="Hyperlink"/>
+            <w:rFonts w:cs="Arial"/>
+            <w:b/>
+            <w:bCs/>
+            <w:color w:val="auto"/>
+            <w:szCs w:val="20"/>
+            <w:u w:val="none"/>
+          </w:rPr>
+          <w:t xml:space="preserve"> </w:t>
+        </w:r>
+        <w:r>
+          <w:rPr>
+            <w:rStyle w:val="Hyperlink"/>
+            <w:rFonts w:cs="Arial"/>
+            <w:color w:val="auto"/>
+            <w:szCs w:val="20"/>
+            <w:u w:val="none"/>
+          </w:rPr>
+          <w:t>[</w:t>
+        </w:r>
+        <w:r>
+          <w:rPr>
+            <w:rStyle w:val="Hyperlink"/>
+            <w:rFonts w:cs="Arial"/>
             <w:i/>
             <w:iCs/>
             <w:color w:val="auto"/>
@@ -2227,8 +3219,6 @@
           <w:rPr>
             <w:rStyle w:val="Hyperlink"/>
             <w:rFonts w:cs="Arial"/>
-            <w:b/>
-            <w:bCs/>
             <w:color w:val="auto"/>
             <w:szCs w:val="20"/>
             <w:u w:val="none"/>
@@ -2248,13 +3238,55 @@
           <w:rFonts w:cs="Arial"/>
           <w:szCs w:val="20"/>
         </w:rPr>
-        <w:t xml:space="preserve"> applications </w:t>
-      </w:r>
-      <w:r>
-        <w:rPr>
-          <w:szCs w:val="20"/>
-        </w:rPr>
-        <w:t>that operated APIs provided by</w:t>
+        <w:t xml:space="preserve"> </w:t>
+      </w:r>
+      <w:r>
+        <w:rPr>
+          <w:rFonts w:cs="Arial"/>
+          <w:szCs w:val="20"/>
+        </w:rPr>
+        <w:t>A</w:t>
+      </w:r>
+      <w:r>
+        <w:rPr>
+          <w:rFonts w:cs="Arial"/>
+          <w:szCs w:val="20"/>
+        </w:rPr>
+        <w:t>ndroid</w:t>
+      </w:r>
+      <w:r>
+        <w:rPr>
+          <w:rFonts w:cs="Arial"/>
+          <w:szCs w:val="20"/>
+        </w:rPr>
+        <w:t xml:space="preserve"> and desktop </w:t>
+      </w:r>
+      <w:r>
+        <w:rPr>
+          <w:rFonts w:cs="Arial"/>
+          <w:szCs w:val="20"/>
+        </w:rPr>
+        <w:t>applications</w:t>
+      </w:r>
+      <w:r>
+        <w:rPr>
+          <w:rFonts w:cs="Arial"/>
+          <w:szCs w:val="20"/>
+        </w:rPr>
+        <w:t xml:space="preserve"> that</w:t>
+      </w:r>
+      <w:r>
+        <w:rPr>
+          <w:rFonts w:cs="Arial"/>
+          <w:szCs w:val="20"/>
+        </w:rPr>
+        <w:t xml:space="preserve"> </w:t>
+      </w:r>
+      <w:r>
+        <w:rPr>
+          <w:szCs w:val="20"/>
+        </w:rPr>
+        <w:t>operated APIs provided by</w:t>
       </w:r>
       <w:r>
         <w:rPr>
@@ -2304,13 +3336,7 @@
         <w:rPr>
           <w:szCs w:val="20"/>
         </w:rPr>
-        <w:t xml:space="preserve">, </w:t>
-      </w:r>
-      <w:r>
-        <w:rPr>
-          <w:szCs w:val="20"/>
-        </w:rPr>
-        <w:t xml:space="preserve">that algorithmically </w:t>
+        <w:t xml:space="preserve"> to </w:t>
       </w:r>
       <w:r>
         <w:rPr>
@@ -2328,31 +3354,197 @@
         <w:rPr>
           <w:szCs w:val="20"/>
         </w:rPr>
+        <w:t xml:space="preserve"> stocks</w:t>
+      </w:r>
+      <w:r>
+        <w:rPr>
+          <w:szCs w:val="20"/>
+        </w:rPr>
+        <w:t xml:space="preserve"> </w:t>
+      </w:r>
+      <w:r>
+        <w:rPr>
+          <w:szCs w:val="20"/>
+        </w:rPr>
+        <w:t>and</w:t>
+      </w:r>
+      <w:r>
+        <w:rPr>
+          <w:szCs w:val="20"/>
+        </w:rPr>
+        <w:t xml:space="preserve"> </w:t>
+      </w:r>
+      <w:r>
+        <w:rPr>
+          <w:szCs w:val="20"/>
+        </w:rPr>
+        <w:t xml:space="preserve">futures contracts </w:t>
+      </w:r>
+      <w:r>
+        <w:rPr>
+          <w:szCs w:val="20"/>
+        </w:rPr>
+        <w:t>worth</w:t>
+      </w:r>
+      <w:r>
+        <w:rPr>
+          <w:szCs w:val="20"/>
+        </w:rPr>
+        <w:t xml:space="preserve"> </w:t>
+      </w:r>
+      <w:r>
+        <w:rPr>
+          <w:szCs w:val="20"/>
+        </w:rPr>
+        <w:t xml:space="preserve">more than </w:t>
+      </w:r>
+      <w:r>
+        <w:rPr>
+          <w:szCs w:val="20"/>
+        </w:rPr>
+        <w:t xml:space="preserve">around </w:t>
+      </w:r>
+      <w:r>
+        <w:rPr>
+          <w:b/>
+          <w:bCs/>
+          <w:szCs w:val="20"/>
+        </w:rPr>
+        <w:t xml:space="preserve">$100 </w:t>
+      </w:r>
+      <w:r>
+        <w:rPr>
+          <w:szCs w:val="20"/>
+        </w:rPr>
+        <w:t>(</w:t>
+      </w:r>
+      <w:r>
+        <w:rPr>
+          <w:i/>
+          <w:iCs/>
+          <w:szCs w:val="20"/>
+        </w:rPr>
+        <w:t>~</w:t>
+      </w:r>
+      <w:r>
+        <w:rPr>
+          <w:i/>
+          <w:iCs/>
+          <w:szCs w:val="20"/>
+        </w:rPr>
+        <w:t>₹</w:t>
+      </w:r>
+      <w:r>
+        <w:rPr>
+          <w:i/>
+          <w:iCs/>
+          <w:szCs w:val="20"/>
+        </w:rPr>
+        <w:t>10</w:t>
+      </w:r>
+      <w:r>
+        <w:rPr>
+          <w:i/>
+          <w:iCs/>
+          <w:szCs w:val="20"/>
+        </w:rPr>
+        <w:t>,</w:t>
+      </w:r>
+      <w:r>
+        <w:rPr>
+          <w:i/>
+          <w:iCs/>
+          <w:szCs w:val="20"/>
+        </w:rPr>
+        <w:t>000</w:t>
+      </w:r>
+      <w:r>
+        <w:rPr>
+          <w:szCs w:val="20"/>
+        </w:rPr>
+        <w:t>)</w:t>
+      </w:r>
+      <w:r>
+        <w:rPr>
+          <w:b/>
+          <w:bCs/>
+          <w:szCs w:val="20"/>
+        </w:rPr>
+        <w:t xml:space="preserve"> </w:t>
+      </w:r>
+      <w:r>
+        <w:rPr>
+          <w:szCs w:val="20"/>
+        </w:rPr>
+        <w:t>algorithmically</w:t>
+      </w:r>
+      <w:r>
+        <w:rPr>
+          <w:szCs w:val="20"/>
+        </w:rPr>
+        <w:t xml:space="preserve">. Also, web scraped </w:t>
+      </w:r>
+      <w:proofErr w:type="spellStart"/>
+      <w:r>
+        <w:rPr>
+          <w:szCs w:val="20"/>
+        </w:rPr>
+        <w:t>Zerodha</w:t>
+      </w:r>
+      <w:r>
+        <w:rPr>
+          <w:szCs w:val="20"/>
+        </w:rPr>
+        <w:t>’s</w:t>
+      </w:r>
+      <w:proofErr w:type="spellEnd"/>
+      <w:r>
+        <w:rPr>
+          <w:szCs w:val="20"/>
+        </w:rPr>
+        <w:t xml:space="preserve"> </w:t>
+      </w:r>
+      <w:r>
+        <w:rPr>
+          <w:szCs w:val="20"/>
+        </w:rPr>
+        <w:t>website</w:t>
+      </w:r>
+      <w:r>
+        <w:rPr>
+          <w:szCs w:val="20"/>
+        </w:rPr>
+        <w:t>,</w:t>
+      </w:r>
+      <w:r>
+        <w:rPr>
+          <w:szCs w:val="20"/>
+        </w:rPr>
+        <w:t xml:space="preserve"> </w:t>
+      </w:r>
+      <w:r>
+        <w:rPr>
+          <w:szCs w:val="20"/>
+        </w:rPr>
+        <w:t xml:space="preserve">and </w:t>
+      </w:r>
+      <w:r>
+        <w:rPr>
+          <w:szCs w:val="20"/>
+        </w:rPr>
+        <w:t>ma</w:t>
+      </w:r>
+      <w:r>
+        <w:rPr>
+          <w:szCs w:val="20"/>
+        </w:rPr>
         <w:t>d</w:t>
       </w:r>
       <w:r>
         <w:rPr>
           <w:szCs w:val="20"/>
         </w:rPr>
-        <w:t xml:space="preserve"> stocks</w:t>
-      </w:r>
-      <w:r>
-        <w:rPr>
-          <w:szCs w:val="20"/>
-        </w:rPr>
-        <w:t xml:space="preserve"> &amp; </w:t>
-      </w:r>
-      <w:r>
-        <w:rPr>
-          <w:szCs w:val="20"/>
-        </w:rPr>
-        <w:t xml:space="preserve">futures contracts </w:t>
-      </w:r>
-      <w:r>
-        <w:rPr>
-          <w:szCs w:val="20"/>
-        </w:rPr>
-        <w:t>worth</w:t>
+        <w:t>e automated logins</w:t>
       </w:r>
       <w:r>
         <w:rPr>
@@ -2362,51 +3554,63 @@
       </w:r>
       <w:r>
         <w:rPr>
-          <w:b/>
-          <w:bCs/>
-          <w:szCs w:val="20"/>
-        </w:rPr>
-        <w:t>~</w:t>
-      </w:r>
-      <w:r>
-        <w:rPr>
-          <w:b/>
-          <w:bCs/>
-          <w:szCs w:val="20"/>
-        </w:rPr>
-        <w:t>₹</w:t>
-      </w:r>
-      <w:r>
-        <w:rPr>
-          <w:b/>
-          <w:bCs/>
-          <w:szCs w:val="20"/>
-        </w:rPr>
-        <w:t>10</w:t>
-      </w:r>
-      <w:r>
-        <w:rPr>
-          <w:b/>
-          <w:bCs/>
-          <w:szCs w:val="20"/>
-        </w:rPr>
-        <w:t>,</w:t>
-      </w:r>
-      <w:r>
-        <w:rPr>
-          <w:b/>
-          <w:bCs/>
-          <w:szCs w:val="20"/>
-        </w:rPr>
-        <w:t>000</w:t>
-      </w:r>
-      <w:r>
-        <w:rPr>
-          <w:b/>
-          <w:bCs/>
-          <w:szCs w:val="20"/>
-        </w:rPr>
-        <w:t>.</w:t>
+          <w:szCs w:val="20"/>
+        </w:rPr>
+        <w:t xml:space="preserve">to the </w:t>
+      </w:r>
+      <w:r>
+        <w:rPr>
+          <w:szCs w:val="20"/>
+        </w:rPr>
+        <w:t>web</w:t>
+      </w:r>
+      <w:r>
+        <w:rPr>
+          <w:szCs w:val="20"/>
+        </w:rPr>
+        <w:t xml:space="preserve">site </w:t>
+      </w:r>
+      <w:r>
+        <w:rPr>
+          <w:szCs w:val="20"/>
+        </w:rPr>
+        <w:t>via Selenium</w:t>
+      </w:r>
+      <w:r>
+        <w:rPr>
+          <w:szCs w:val="20"/>
+        </w:rPr>
+        <w:t xml:space="preserve"> </w:t>
+      </w:r>
+      <w:r>
+        <w:rPr>
+          <w:szCs w:val="20"/>
+        </w:rPr>
+        <w:t xml:space="preserve">and Chromium </w:t>
+      </w:r>
+      <w:r>
+        <w:rPr>
+          <w:szCs w:val="20"/>
+        </w:rPr>
+        <w:t xml:space="preserve">to </w:t>
+      </w:r>
+      <w:r>
+        <w:rPr>
+          <w:szCs w:val="20"/>
+        </w:rPr>
+        <w:t xml:space="preserve">trade </w:t>
+      </w:r>
+      <w:r>
+        <w:rPr>
+          <w:szCs w:val="20"/>
+        </w:rPr>
+        <w:t>stocks</w:t>
+      </w:r>
+      <w:r>
+        <w:rPr>
+          <w:szCs w:val="20"/>
+        </w:rPr>
+        <w:t xml:space="preserve"> autonomously.</w:t>
       </w:r>
     </w:p>
     <w:p>
@@ -2427,7 +3631,7 @@
           <w:szCs w:val="20"/>
         </w:rPr>
       </w:pPr>
-      <w:hyperlink r:id="rId30" w:history="1">
+      <w:hyperlink r:id="rId32" w:history="1">
         <w:r>
           <w:rPr>
             <w:rStyle w:val="Hyperlink"/>
@@ -2441,19 +3645,55 @@
         <w:r>
           <w:rPr>
             <w:rStyle w:val="Hyperlink"/>
+            <w:color w:val="auto"/>
+            <w:szCs w:val="20"/>
+            <w:u w:val="none"/>
+          </w:rPr>
+          <w:t>(</w:t>
+        </w:r>
+        <w:r>
+          <w:rPr>
+            <w:rStyle w:val="Hyperlink"/>
             <w:b/>
             <w:bCs/>
             <w:color w:val="auto"/>
             <w:szCs w:val="20"/>
             <w:u w:val="none"/>
           </w:rPr>
-          <w:t>(C++, JavaScript) [</w:t>
+          <w:t>C++, JavaScript</w:t>
+        </w:r>
+        <w:r>
+          <w:rPr>
+            <w:rStyle w:val="Hyperlink"/>
+            <w:color w:val="auto"/>
+            <w:szCs w:val="20"/>
+            <w:u w:val="none"/>
+          </w:rPr>
+          <w:t>)</w:t>
         </w:r>
         <w:r>
           <w:rPr>
             <w:rStyle w:val="Hyperlink"/>
             <w:b/>
             <w:bCs/>
+            <w:color w:val="auto"/>
+            <w:szCs w:val="20"/>
+            <w:u w:val="none"/>
+          </w:rPr>
+          <w:t xml:space="preserve"> </w:t>
+        </w:r>
+        <w:r>
+          <w:rPr>
+            <w:rStyle w:val="Hyperlink"/>
+            <w:color w:val="auto"/>
+            <w:szCs w:val="20"/>
+            <w:u w:val="none"/>
+          </w:rPr>
+          <w:t>[</w:t>
+        </w:r>
+        <w:r>
+          <w:rPr>
+            <w:rStyle w:val="Hyperlink"/>
             <w:i/>
             <w:iCs/>
             <w:color w:val="auto"/>
@@ -2464,13 +3704,22 @@
         <w:r>
           <w:rPr>
             <w:rStyle w:val="Hyperlink"/>
+            <w:color w:val="auto"/>
+            <w:szCs w:val="20"/>
+            <w:u w:val="none"/>
+          </w:rPr>
+          <w:t>]</w:t>
+        </w:r>
+        <w:r>
+          <w:rPr>
+            <w:rStyle w:val="Hyperlink"/>
             <w:b/>
             <w:bCs/>
             <w:color w:val="auto"/>
             <w:szCs w:val="20"/>
             <w:u w:val="none"/>
           </w:rPr>
-          <w:t>]:</w:t>
+          <w:t>:</w:t>
         </w:r>
       </w:hyperlink>
       <w:r>
@@ -2485,7 +3734,19 @@
         <w:rPr>
           <w:szCs w:val="20"/>
         </w:rPr>
-        <w:t xml:space="preserve">attempt to assemble an internet-controlled </w:t>
+        <w:t xml:space="preserve">attempt to </w:t>
+      </w:r>
+      <w:r>
+        <w:rPr>
+          <w:szCs w:val="20"/>
+        </w:rPr>
+        <w:t xml:space="preserve">build </w:t>
+      </w:r>
+      <w:r>
+        <w:rPr>
+          <w:szCs w:val="20"/>
+        </w:rPr>
+        <w:t xml:space="preserve">an internet-controlled </w:t>
       </w:r>
       <w:r>
         <w:rPr>
@@ -2498,6 +3759,162 @@
           <w:szCs w:val="20"/>
         </w:rPr>
         <w:t>drone.</w:t>
+      </w:r>
+      <w:r>
+        <w:rPr>
+          <w:szCs w:val="20"/>
+        </w:rPr>
+        <w:t xml:space="preserve"> Self-programmed the </w:t>
+      </w:r>
+      <w:r>
+        <w:rPr>
+          <w:szCs w:val="20"/>
+        </w:rPr>
+        <w:t xml:space="preserve">receiver and used open-source code on cost-effective Arduino UNO R3 for the </w:t>
+      </w:r>
+      <w:r>
+        <w:rPr>
+          <w:szCs w:val="20"/>
+        </w:rPr>
+        <w:t>transmitter</w:t>
+      </w:r>
+      <w:r>
+        <w:rPr>
+          <w:szCs w:val="20"/>
+        </w:rPr>
+        <w:t xml:space="preserve">, </w:t>
+      </w:r>
+      <w:r>
+        <w:rPr>
+          <w:szCs w:val="20"/>
+        </w:rPr>
+        <w:t>reduc</w:t>
+      </w:r>
+      <w:r>
+        <w:rPr>
+          <w:szCs w:val="20"/>
+        </w:rPr>
+        <w:t>ing</w:t>
+      </w:r>
+      <w:r>
+        <w:rPr>
+          <w:szCs w:val="20"/>
+        </w:rPr>
+        <w:t xml:space="preserve"> the overall cost from</w:t>
+      </w:r>
+      <w:r>
+        <w:rPr>
+          <w:szCs w:val="20"/>
+        </w:rPr>
+        <w:t xml:space="preserve"> </w:t>
+      </w:r>
+      <w:r>
+        <w:rPr>
+          <w:szCs w:val="20"/>
+        </w:rPr>
+        <w:t xml:space="preserve">approx. </w:t>
+      </w:r>
+      <w:r>
+        <w:rPr>
+          <w:b/>
+          <w:bCs/>
+          <w:szCs w:val="20"/>
+        </w:rPr>
+        <w:t>$</w:t>
+      </w:r>
+      <w:r>
+        <w:rPr>
+          <w:b/>
+          <w:bCs/>
+          <w:szCs w:val="20"/>
+        </w:rPr>
+        <w:t>400</w:t>
+      </w:r>
+      <w:r>
+        <w:rPr>
+          <w:b/>
+          <w:bCs/>
+          <w:szCs w:val="20"/>
+        </w:rPr>
+        <w:t xml:space="preserve"> </w:t>
+      </w:r>
+      <w:r>
+        <w:rPr>
+          <w:szCs w:val="20"/>
+        </w:rPr>
+        <w:t>to</w:t>
+      </w:r>
+      <w:r>
+        <w:rPr>
+          <w:szCs w:val="20"/>
+        </w:rPr>
+        <w:t xml:space="preserve"> </w:t>
+      </w:r>
+      <w:r>
+        <w:rPr>
+          <w:b/>
+          <w:bCs/>
+          <w:szCs w:val="20"/>
+        </w:rPr>
+        <w:t>$80</w:t>
+      </w:r>
+      <w:r>
+        <w:rPr>
+          <w:b/>
+          <w:bCs/>
+          <w:szCs w:val="20"/>
+        </w:rPr>
+        <w:t xml:space="preserve"> </w:t>
+      </w:r>
+      <w:r>
+        <w:rPr>
+          <w:szCs w:val="20"/>
+        </w:rPr>
+        <w:t>(</w:t>
+      </w:r>
+      <w:r>
+        <w:rPr>
+          <w:i/>
+          <w:iCs/>
+          <w:szCs w:val="20"/>
+        </w:rPr>
+        <w:t>~</w:t>
+      </w:r>
+      <w:r>
+        <w:rPr>
+          <w:i/>
+          <w:iCs/>
+          <w:szCs w:val="20"/>
+        </w:rPr>
+        <w:t xml:space="preserve">₹35,000 to </w:t>
+      </w:r>
+      <w:r>
+        <w:rPr>
+          <w:i/>
+          <w:iCs/>
+          <w:szCs w:val="20"/>
+        </w:rPr>
+        <w:t>~</w:t>
+      </w:r>
+      <w:r>
+        <w:rPr>
+          <w:i/>
+          <w:iCs/>
+          <w:szCs w:val="20"/>
+        </w:rPr>
+        <w:t>₹7,000</w:t>
+      </w:r>
+      <w:r>
+        <w:rPr>
+          <w:szCs w:val="20"/>
+        </w:rPr>
+        <w:t>)</w:t>
+      </w:r>
+      <w:r>
+        <w:rPr>
+          <w:szCs w:val="20"/>
+        </w:rPr>
+        <w:t>.</w:t>
       </w:r>
     </w:p>
     <w:p>
@@ -2514,7 +3931,7 @@
           <w:szCs w:val="20"/>
         </w:rPr>
       </w:pPr>
-      <w:hyperlink r:id="rId31" w:history="1">
+      <w:hyperlink r:id="rId33" w:history="1">
         <w:r>
           <w:rPr>
             <w:rStyle w:val="Hyperlink"/>
@@ -2528,19 +3945,35 @@
         <w:r>
           <w:rPr>
             <w:rStyle w:val="Hyperlink"/>
+            <w:color w:val="auto"/>
+            <w:szCs w:val="20"/>
+            <w:u w:val="none"/>
+          </w:rPr>
+          <w:t>(</w:t>
+        </w:r>
+        <w:r>
+          <w:rPr>
+            <w:rStyle w:val="Hyperlink"/>
             <w:b/>
             <w:bCs/>
             <w:color w:val="auto"/>
             <w:szCs w:val="20"/>
             <w:u w:val="none"/>
           </w:rPr>
-          <w:t>(JavaScript, React) [</w:t>
+          <w:t>JavaScript, React</w:t>
         </w:r>
         <w:r>
           <w:rPr>
             <w:rStyle w:val="Hyperlink"/>
-            <w:b/>
-            <w:bCs/>
+            <w:color w:val="auto"/>
+            <w:szCs w:val="20"/>
+            <w:u w:val="none"/>
+          </w:rPr>
+          <w:t>) [</w:t>
+        </w:r>
+        <w:r>
+          <w:rPr>
+            <w:rStyle w:val="Hyperlink"/>
             <w:i/>
             <w:iCs/>
             <w:color w:val="auto"/>
@@ -2551,8 +3984,6 @@
         <w:r>
           <w:rPr>
             <w:rStyle w:val="Hyperlink"/>
-            <w:b/>
-            <w:bCs/>
             <w:color w:val="auto"/>
             <w:szCs w:val="20"/>
             <w:u w:val="none"/>
@@ -2570,31 +4001,43 @@
         <w:rPr>
           <w:szCs w:val="20"/>
         </w:rPr>
-        <w:t xml:space="preserve"> React J</w:t>
+        <w:t xml:space="preserve"> </w:t>
+      </w:r>
+      <w:r>
+        <w:rPr>
+          <w:szCs w:val="20"/>
+        </w:rPr>
+        <w:t xml:space="preserve">built with </w:t>
+      </w:r>
+      <w:r>
+        <w:rPr>
+          <w:szCs w:val="20"/>
+        </w:rPr>
+        <w:t>React</w:t>
+      </w:r>
+      <w:r>
+        <w:rPr>
+          <w:szCs w:val="20"/>
+        </w:rPr>
+        <w:t xml:space="preserve"> </w:t>
+      </w:r>
+      <w:r>
+        <w:rPr>
+          <w:szCs w:val="20"/>
+        </w:rPr>
+        <w:t>with an overview of projects</w:t>
+      </w:r>
+      <w:r>
+        <w:rPr>
+          <w:szCs w:val="20"/>
+        </w:rPr>
+        <w:t xml:space="preserve"> worked on</w:t>
       </w:r>
       <w:r>
         <w:rPr>
           <w:szCs w:val="20"/>
         </w:rPr>
         <w:t>.</w:t>
-      </w:r>
-      <w:r>
-        <w:rPr>
-          <w:szCs w:val="20"/>
-        </w:rPr>
-        <w:t>S</w:t>
-      </w:r>
-      <w:r>
-        <w:rPr>
-          <w:szCs w:val="20"/>
-        </w:rPr>
-        <w:t>.</w:t>
-      </w:r>
-      <w:r>
-        <w:rPr>
-          <w:szCs w:val="20"/>
-        </w:rPr>
-        <w:t>-based portfolio site with an overview of projects done.</w:t>
       </w:r>
     </w:p>
     <w:p>
@@ -2612,6 +4055,10 @@
         <w:spacing w:line="240" w:lineRule="auto"/>
         <w:ind w:right="0"/>
         <w:jc w:val="center"/>
+        <w:rPr>
+          <w:b/>
+          <w:bCs/>
+        </w:rPr>
       </w:pPr>
       <w:r>
         <w:rPr>
@@ -2621,31 +4068,6 @@
           <w:szCs w:val="22"/>
         </w:rPr>
         <w:t>Skills</w:t>
-      </w:r>
-    </w:p>
-    <w:p>
-      <w:pPr>
-        <w:spacing w:line="240" w:lineRule="auto"/>
-        <w:ind w:right="0"/>
-        <w:jc w:val="both"/>
-        <w:rPr>
-          <w:b/>
-          <w:bCs/>
-        </w:rPr>
-      </w:pPr>
-      <w:r>
-        <w:rPr>
-          <w:b/>
-          <w:bCs/>
-        </w:rPr>
-        <w:t>Proficiencies</w:t>
-      </w:r>
-      <w:r>
-        <w:rPr>
-          <w:b/>
-          <w:bCs/>
-        </w:rPr>
-        <w:t>:</w:t>
       </w:r>
     </w:p>
     <w:p>
@@ -2668,13 +4090,79 @@
           <w:iCs/>
           <w:szCs w:val="20"/>
         </w:rPr>
-        <w:t>Languages</w:t>
-      </w:r>
-      <w:r>
-        <w:rPr>
-          <w:szCs w:val="20"/>
-        </w:rPr>
-        <w:t xml:space="preserve">: Java </w:t>
+        <w:t xml:space="preserve">Primary </w:t>
+      </w:r>
+      <w:r>
+        <w:rPr>
+          <w:i/>
+          <w:iCs/>
+          <w:szCs w:val="20"/>
+        </w:rPr>
+        <w:t>Language</w:t>
+      </w:r>
+      <w:r>
+        <w:rPr>
+          <w:b/>
+          <w:bCs/>
+          <w:szCs w:val="20"/>
+        </w:rPr>
+        <w:t>: Java</w:t>
+      </w:r>
+      <w:r>
+        <w:rPr>
+          <w:szCs w:val="20"/>
+        </w:rPr>
+        <w:t>.</w:t>
+      </w:r>
+      <w:r>
+        <w:rPr>
+          <w:i/>
+          <w:iCs/>
+          <w:szCs w:val="20"/>
+        </w:rPr>
+        <w:t xml:space="preserve"> </w:t>
+      </w:r>
+      <w:r>
+        <w:rPr>
+          <w:szCs w:val="20"/>
+        </w:rPr>
+        <w:t>(</w:t>
+      </w:r>
+      <w:r>
+        <w:rPr>
+          <w:szCs w:val="20"/>
+        </w:rPr>
+        <w:t>Familiar</w:t>
+      </w:r>
+      <w:r>
+        <w:rPr>
+          <w:szCs w:val="20"/>
+        </w:rPr>
+        <w:t xml:space="preserve"> with </w:t>
+      </w:r>
+      <w:r>
+        <w:rPr>
+          <w:szCs w:val="20"/>
+        </w:rPr>
+        <w:t xml:space="preserve">JavaScript, PHP, Python, </w:t>
+      </w:r>
+      <w:r>
+        <w:rPr>
+          <w:szCs w:val="20"/>
+        </w:rPr>
+        <w:t xml:space="preserve">and </w:t>
+      </w:r>
+      <w:r>
+        <w:rPr>
+          <w:szCs w:val="20"/>
+        </w:rPr>
+        <w:t>SQL</w:t>
+      </w:r>
+      <w:r>
+        <w:rPr>
+          <w:szCs w:val="20"/>
+        </w:rPr>
+        <w:t>).</w:t>
       </w:r>
     </w:p>
     <w:p>
@@ -2703,13 +4191,79 @@
         <w:rPr>
           <w:szCs w:val="20"/>
         </w:rPr>
-        <w:t>: REST APIs</w:t>
+        <w:t xml:space="preserve">: </w:t>
+      </w:r>
+      <w:r>
+        <w:rPr>
+          <w:szCs w:val="20"/>
+        </w:rPr>
+        <w:t>HTTP(s)</w:t>
+      </w:r>
+      <w:r>
+        <w:rPr>
+          <w:szCs w:val="20"/>
+        </w:rPr>
+        <w:t xml:space="preserve"> requests </w:t>
+      </w:r>
+      <w:r>
+        <w:rPr>
+          <w:szCs w:val="20"/>
+        </w:rPr>
+        <w:t>/</w:t>
+      </w:r>
+      <w:r>
+        <w:rPr>
+          <w:szCs w:val="20"/>
+        </w:rPr>
+        <w:t xml:space="preserve"> </w:t>
+      </w:r>
+      <w:r>
+        <w:rPr>
+          <w:szCs w:val="20"/>
+        </w:rPr>
+        <w:t>REST APIs</w:t>
       </w:r>
       <w:r>
         <w:rPr>
           <w:szCs w:val="20"/>
         </w:rPr>
         <w:t>.</w:t>
+      </w:r>
+      <w:r>
+        <w:rPr>
+          <w:szCs w:val="20"/>
+        </w:rPr>
+        <w:t xml:space="preserve"> </w:t>
+      </w:r>
+      <w:r>
+        <w:rPr>
+          <w:szCs w:val="20"/>
+        </w:rPr>
+        <w:t>(F</w:t>
+      </w:r>
+      <w:r>
+        <w:rPr>
+          <w:szCs w:val="20"/>
+        </w:rPr>
+        <w:t>amiliar</w:t>
+      </w:r>
+      <w:r>
+        <w:rPr>
+          <w:szCs w:val="20"/>
+        </w:rPr>
+        <w:t xml:space="preserve"> with multi-threading and</w:t>
+      </w:r>
+      <w:r>
+        <w:rPr>
+          <w:szCs w:val="20"/>
+        </w:rPr>
+        <w:t xml:space="preserve"> Microservices</w:t>
+      </w:r>
+      <w:r>
+        <w:rPr>
+          <w:szCs w:val="20"/>
+        </w:rPr>
+        <w:t>.)</w:t>
       </w:r>
     </w:p>
     <w:p>
@@ -2723,7 +4277,7 @@
         <w:ind w:right="0"/>
         <w:jc w:val="both"/>
         <w:rPr>
-          <w:szCs w:val="20"/>
+          <w:sz w:val="18"/>
         </w:rPr>
       </w:pPr>
       <w:r>
@@ -2738,25 +4292,43 @@
         <w:rPr>
           <w:szCs w:val="20"/>
         </w:rPr>
-        <w:t>:</w:t>
-      </w:r>
-      <w:r>
-        <w:rPr>
-          <w:szCs w:val="20"/>
-        </w:rPr>
-        <w:t xml:space="preserve"> </w:t>
-      </w:r>
-      <w:r>
-        <w:rPr>
-          <w:szCs w:val="20"/>
-        </w:rPr>
-        <w:t>Android application development and web back-end development</w:t>
+        <w:t xml:space="preserve">: </w:t>
+      </w:r>
+      <w:r>
+        <w:rPr>
+          <w:szCs w:val="20"/>
+        </w:rPr>
+        <w:t>Android application development</w:t>
+      </w:r>
+      <w:r>
+        <w:rPr>
+          <w:szCs w:val="20"/>
+        </w:rPr>
+        <w:t>. (Familiar with we</w:t>
+      </w:r>
+      <w:r>
+        <w:rPr>
+          <w:szCs w:val="20"/>
+        </w:rPr>
+        <w:t>b back-end developmen</w:t>
+      </w:r>
+      <w:r>
+        <w:rPr>
+          <w:szCs w:val="20"/>
+        </w:rPr>
+        <w:t>t</w:t>
       </w:r>
       <w:r>
         <w:rPr>
           <w:szCs w:val="20"/>
         </w:rPr>
         <w:t>.</w:t>
+      </w:r>
+      <w:r>
+        <w:rPr>
+          <w:szCs w:val="20"/>
+        </w:rPr>
+        <w:t>)</w:t>
       </w:r>
     </w:p>
     <w:p>
@@ -2770,7 +4342,6 @@
         <w:ind w:right="0"/>
         <w:jc w:val="both"/>
         <w:rPr>
-          <w:bCs/>
           <w:szCs w:val="20"/>
         </w:rPr>
       </w:pPr>
@@ -2778,94 +4349,25 @@
         <w:rPr>
           <w:i/>
           <w:iCs/>
-          <w:szCs w:val="20"/>
-        </w:rPr>
-        <w:t>Others</w:t>
+        </w:rPr>
+        <w:t>Databases</w:t>
       </w:r>
       <w:r>
         <w:rPr>
           <w:i/>
           <w:iCs/>
-          <w:szCs w:val="20"/>
-        </w:rPr>
-        <w:t>:</w:t>
-      </w:r>
-      <w:r>
-        <w:rPr>
-          <w:b/>
-          <w:bCs/>
-          <w:szCs w:val="20"/>
-        </w:rPr>
-        <w:t xml:space="preserve"> </w:t>
-      </w:r>
-      <w:r>
-        <w:rPr>
-          <w:szCs w:val="20"/>
-        </w:rPr>
-        <w:t>Git, GitHub, VS Code</w:t>
-      </w:r>
-      <w:r>
-        <w:rPr>
-          <w:szCs w:val="20"/>
-        </w:rPr>
-        <w:t>,</w:t>
-      </w:r>
-      <w:r>
-        <w:rPr>
-          <w:szCs w:val="20"/>
-        </w:rPr>
-        <w:t xml:space="preserve"> and</w:t>
-      </w:r>
-      <w:r>
-        <w:rPr>
-          <w:szCs w:val="20"/>
-        </w:rPr>
-        <w:t xml:space="preserve"> Android Studio</w:t>
-      </w:r>
-      <w:r>
-        <w:rPr>
-          <w:szCs w:val="20"/>
-        </w:rPr>
-        <w:t>.</w:t>
-      </w:r>
-    </w:p>
-    <w:p>
-      <w:pPr>
-        <w:spacing w:line="240" w:lineRule="auto"/>
-        <w:ind w:right="0"/>
-        <w:jc w:val="both"/>
-        <w:rPr>
-          <w:bCs/>
-          <w:sz w:val="18"/>
-          <w:szCs w:val="18"/>
-        </w:rPr>
-      </w:pPr>
-    </w:p>
-    <w:p>
-      <w:pPr>
-        <w:spacing w:line="240" w:lineRule="auto"/>
-        <w:ind w:right="0"/>
-        <w:rPr>
-          <w:rFonts w:cstheme="minorBidi"/>
-          <w:b/>
-          <w:bCs/>
-        </w:rPr>
-      </w:pPr>
-      <w:r>
-        <w:rPr>
-          <w:rFonts w:cstheme="minorBidi"/>
-          <w:b/>
-          <w:bCs/>
-        </w:rPr>
-        <w:t>Familiarities</w:t>
-      </w:r>
-      <w:r>
-        <w:rPr>
-          <w:rFonts w:cstheme="minorBidi"/>
-          <w:b/>
-          <w:bCs/>
-        </w:rPr>
-        <w:t>:</w:t>
+        </w:rPr>
+        <w:t xml:space="preserve"> previously worked </w:t>
+      </w:r>
+      <w:r>
+        <w:rPr>
+          <w:i/>
+          <w:iCs/>
+        </w:rPr>
+        <w:t>with</w:t>
+      </w:r>
+      <w:r>
+        <w:t>: Firebase, MySQL, and MySQL Workbench.</w:t>
       </w:r>
     </w:p>
     <w:p>
@@ -2879,6 +4381,7 @@
         <w:ind w:right="0"/>
         <w:jc w:val="both"/>
         <w:rPr>
+          <w:bCs/>
           <w:szCs w:val="20"/>
         </w:rPr>
       </w:pPr>
@@ -2888,49 +4391,124 @@
           <w:iCs/>
           <w:szCs w:val="20"/>
         </w:rPr>
-        <w:t>Languages</w:t>
-      </w:r>
-      <w:r>
-        <w:rPr>
+        <w:t>Beginner</w:t>
+      </w:r>
+      <w:r>
+        <w:rPr>
+          <w:i/>
+          <w:iCs/>
+          <w:szCs w:val="20"/>
+        </w:rPr>
+        <w:t xml:space="preserve"> to intermediate </w:t>
+      </w:r>
+      <w:r>
+        <w:rPr>
+          <w:i/>
+          <w:iCs/>
+          <w:szCs w:val="20"/>
+        </w:rPr>
+        <w:t>level proficiencies</w:t>
+      </w:r>
+      <w:r>
+        <w:rPr>
+          <w:i/>
+          <w:iCs/>
           <w:szCs w:val="20"/>
         </w:rPr>
         <w:t>:</w:t>
       </w:r>
       <w:r>
         <w:rPr>
-          <w:szCs w:val="20"/>
-        </w:rPr>
-        <w:t xml:space="preserve"> JavaScript, PHP, Python</w:t>
-      </w:r>
-      <w:r>
-        <w:rPr>
-          <w:szCs w:val="20"/>
-        </w:rPr>
-        <w:t xml:space="preserve">, </w:t>
-      </w:r>
-      <w:r>
-        <w:rPr>
-          <w:szCs w:val="20"/>
-        </w:rPr>
-        <w:t>SQL</w:t>
-      </w:r>
-      <w:r>
-        <w:rPr>
-          <w:szCs w:val="20"/>
-        </w:rPr>
-        <w:t xml:space="preserve">, </w:t>
-      </w:r>
-      <w:r>
-        <w:rPr>
-          <w:szCs w:val="20"/>
-        </w:rPr>
-        <w:t>C++</w:t>
-      </w:r>
-      <w:r>
-        <w:rPr>
-          <w:szCs w:val="20"/>
-        </w:rPr>
-        <w:t>.</w:t>
+          <w:b/>
+          <w:bCs/>
+          <w:szCs w:val="20"/>
+        </w:rPr>
+        <w:t xml:space="preserve"> </w:t>
+      </w:r>
+      <w:r>
+        <w:rPr>
+          <w:szCs w:val="20"/>
+        </w:rPr>
+        <w:t>GitHub</w:t>
+      </w:r>
+      <w:r>
+        <w:rPr>
+          <w:szCs w:val="20"/>
+        </w:rPr>
+        <w:t xml:space="preserve"> Actions,</w:t>
+      </w:r>
+      <w:r>
+        <w:rPr>
+          <w:b/>
+          <w:bCs/>
+          <w:szCs w:val="20"/>
+        </w:rPr>
+        <w:t xml:space="preserve"> </w:t>
+      </w:r>
+      <w:r>
+        <w:rPr>
+          <w:szCs w:val="20"/>
+        </w:rPr>
+        <w:t xml:space="preserve">AWS, Docker, </w:t>
+      </w:r>
+      <w:r>
+        <w:rPr>
+          <w:szCs w:val="20"/>
+        </w:rPr>
+        <w:t xml:space="preserve">Postman, </w:t>
+      </w:r>
+      <w:r>
+        <w:rPr>
+          <w:szCs w:val="20"/>
+        </w:rPr>
+        <w:t>Ubuntu (Linux).</w:t>
+      </w:r>
+    </w:p>
+    <w:p>
+      <w:pPr>
+        <w:pBdr>
+          <w:bottom w:val="single" w:sz="6" w:space="1" w:color="auto"/>
+        </w:pBdr>
+        <w:spacing w:line="240" w:lineRule="auto"/>
+        <w:ind w:right="0"/>
+        <w:jc w:val="both"/>
+        <w:rPr>
+          <w:b/>
+          <w:bCs/>
+          <w:sz w:val="22"/>
+          <w:szCs w:val="22"/>
+        </w:rPr>
+      </w:pPr>
+    </w:p>
+    <w:p>
+      <w:pPr>
+        <w:spacing w:line="360" w:lineRule="auto"/>
+        <w:ind w:left="0" w:right="0" w:firstLine="0"/>
+        <w:jc w:val="center"/>
+        <w:rPr>
+          <w:b/>
+          <w:bCs/>
+          <w:sz w:val="22"/>
+          <w:szCs w:val="22"/>
+        </w:rPr>
+      </w:pPr>
+      <w:r>
+        <w:rPr>
+          <w:b/>
+          <w:bCs/>
+          <w:sz w:val="22"/>
+          <w:szCs w:val="22"/>
+        </w:rPr>
+        <w:t xml:space="preserve"> </w:t>
+      </w:r>
+      <w:r>
+        <w:rPr>
+          <w:b/>
+          <w:bCs/>
+          <w:sz w:val="22"/>
+          <w:szCs w:val="22"/>
+        </w:rPr>
+        <w:t>Accomplishments</w:t>
       </w:r>
     </w:p>
     <w:p>
@@ -2944,22 +4522,101 @@
         <w:ind w:right="0"/>
         <w:jc w:val="both"/>
         <w:rPr>
-          <w:szCs w:val="20"/>
-        </w:rPr>
-      </w:pPr>
+          <w:bCs/>
+          <w:sz w:val="18"/>
+        </w:rPr>
+      </w:pPr>
+      <w:r>
+        <w:rPr>
+          <w:b/>
+          <w:bCs/>
+          <w:szCs w:val="20"/>
+        </w:rPr>
+        <w:t xml:space="preserve">Top 10% </w:t>
+      </w:r>
+      <w:r>
+        <w:rPr>
+          <w:szCs w:val="20"/>
+        </w:rPr>
+        <w:t>Leet Code</w:t>
+      </w:r>
+      <w:r>
+        <w:rPr>
+          <w:szCs w:val="20"/>
+        </w:rPr>
+        <w:t>r</w:t>
+      </w:r>
+      <w:r>
+        <w:rPr>
+          <w:szCs w:val="20"/>
+        </w:rPr>
+        <w:t xml:space="preserve"> with having t</w:t>
+      </w:r>
+      <w:r>
+        <w:rPr>
+          <w:szCs w:val="20"/>
+        </w:rPr>
+        <w:t xml:space="preserve">ackled </w:t>
+      </w:r>
+      <w:r>
+        <w:rPr>
+          <w:b/>
+          <w:bCs/>
+          <w:szCs w:val="20"/>
+        </w:rPr>
+        <w:t>3</w:t>
+      </w:r>
+      <w:r>
+        <w:rPr>
+          <w:b/>
+          <w:bCs/>
+          <w:szCs w:val="20"/>
+        </w:rPr>
+        <w:t>5</w:t>
+      </w:r>
+      <w:r>
+        <w:rPr>
+          <w:b/>
+          <w:bCs/>
+          <w:szCs w:val="20"/>
+        </w:rPr>
+        <w:t>0+ problems</w:t>
+      </w:r>
+      <w:r>
+        <w:rPr>
+          <w:szCs w:val="20"/>
+        </w:rPr>
+        <w:t xml:space="preserve"> and solved </w:t>
+      </w:r>
       <w:r>
         <w:rPr>
           <w:i/>
           <w:iCs/>
           <w:szCs w:val="20"/>
         </w:rPr>
-        <w:t>Databases</w:t>
-      </w:r>
-      <w:r>
-        <w:rPr>
-          <w:szCs w:val="20"/>
-        </w:rPr>
-        <w:t>: Firebase, MySQL, and MySQL Workbench, MongoDB.</w:t>
+        <w:t>150+ medium</w:t>
+      </w:r>
+      <w:r>
+        <w:rPr>
+          <w:i/>
+          <w:iCs/>
+          <w:szCs w:val="20"/>
+        </w:rPr>
+        <w:t>-</w:t>
+      </w:r>
+      <w:r>
+        <w:rPr>
+          <w:i/>
+          <w:iCs/>
+          <w:szCs w:val="20"/>
+        </w:rPr>
+        <w:t xml:space="preserve">level </w:t>
+      </w:r>
+      <w:r>
+        <w:rPr>
+          <w:szCs w:val="20"/>
+        </w:rPr>
+        <w:t>problems.</w:t>
       </w:r>
     </w:p>
     <w:p>
@@ -2973,52 +4630,89 @@
         <w:ind w:right="0"/>
         <w:jc w:val="both"/>
         <w:rPr>
-          <w:szCs w:val="20"/>
-        </w:rPr>
-      </w:pPr>
-      <w:r>
-        <w:rPr>
-          <w:i/>
-          <w:iCs/>
-          <w:szCs w:val="20"/>
-        </w:rPr>
-        <w:t>Technologies</w:t>
-      </w:r>
-      <w:r>
-        <w:rPr>
-          <w:szCs w:val="20"/>
-        </w:rPr>
-        <w:t xml:space="preserve">: </w:t>
-      </w:r>
-      <w:r>
-        <w:rPr>
-          <w:szCs w:val="20"/>
-        </w:rPr>
-        <w:t>M</w:t>
-      </w:r>
-      <w:r>
-        <w:rPr>
-          <w:szCs w:val="20"/>
-        </w:rPr>
-        <w:t>ulti-threading</w:t>
-      </w:r>
-      <w:r>
-        <w:rPr>
-          <w:szCs w:val="20"/>
-        </w:rPr>
-        <w:t xml:space="preserve">, </w:t>
-      </w:r>
-      <w:r>
-        <w:rPr>
-          <w:szCs w:val="20"/>
-        </w:rPr>
-        <w:t>Microservices</w:t>
-      </w:r>
-      <w:r>
-        <w:rPr>
-          <w:szCs w:val="20"/>
-        </w:rPr>
-        <w:t>, ReactJS, Bootstrap, Spring Boot</w:t>
+          <w:bCs/>
+          <w:sz w:val="18"/>
+        </w:rPr>
+      </w:pPr>
+      <w:r>
+        <w:rPr>
+          <w:szCs w:val="20"/>
+        </w:rPr>
+        <w:t>Achieved an</w:t>
+      </w:r>
+      <w:r>
+        <w:rPr>
+          <w:szCs w:val="20"/>
+        </w:rPr>
+        <w:t xml:space="preserve"> </w:t>
+      </w:r>
+      <w:r>
+        <w:rPr>
+          <w:b/>
+          <w:bCs/>
+          <w:szCs w:val="20"/>
+        </w:rPr>
+        <w:t xml:space="preserve">Elite </w:t>
+      </w:r>
+      <w:r>
+        <w:rPr>
+          <w:szCs w:val="20"/>
+        </w:rPr>
+        <w:t>+</w:t>
+      </w:r>
+      <w:r>
+        <w:rPr>
+          <w:b/>
+          <w:bCs/>
+          <w:szCs w:val="20"/>
+        </w:rPr>
+        <w:t xml:space="preserve"> Silver</w:t>
+      </w:r>
+      <w:r>
+        <w:rPr>
+          <w:szCs w:val="20"/>
+        </w:rPr>
+        <w:t xml:space="preserve"> recognition in the</w:t>
+      </w:r>
+      <w:r>
+        <w:rPr>
+          <w:szCs w:val="20"/>
+        </w:rPr>
+        <w:t xml:space="preserve"> </w:t>
+      </w:r>
+      <w:r>
+        <w:rPr>
+          <w:szCs w:val="20"/>
+        </w:rPr>
+        <w:t>NPTEL course</w:t>
+      </w:r>
+      <w:r>
+        <w:rPr>
+          <w:szCs w:val="20"/>
+        </w:rPr>
+        <w:t xml:space="preserve"> </w:t>
+      </w:r>
+      <w:r>
+        <w:rPr>
+          <w:b/>
+          <w:bCs/>
+          <w:szCs w:val="20"/>
+        </w:rPr>
+        <w:t>Programming in Java</w:t>
+      </w:r>
+      <w:r>
+        <w:rPr>
+          <w:szCs w:val="20"/>
+        </w:rPr>
+        <w:t xml:space="preserve"> by </w:t>
+      </w:r>
+      <w:r>
+        <w:rPr>
+          <w:b/>
+          <w:bCs/>
+          <w:szCs w:val="20"/>
+        </w:rPr>
+        <w:t>IIT Kharagpur</w:t>
       </w:r>
       <w:r>
         <w:rPr>
@@ -3038,43 +4732,155 @@
         <w:ind w:right="0"/>
         <w:jc w:val="both"/>
         <w:rPr>
-          <w:szCs w:val="20"/>
-        </w:rPr>
-      </w:pPr>
-      <w:r>
-        <w:rPr>
+          <w:bCs/>
+          <w:szCs w:val="20"/>
+        </w:rPr>
+      </w:pPr>
+      <w:r>
+        <w:rPr>
+          <w:bCs/>
+          <w:szCs w:val="20"/>
+        </w:rPr>
+        <w:t>A</w:t>
+      </w:r>
+      <w:r>
+        <w:rPr>
+          <w:bCs/>
+          <w:szCs w:val="20"/>
+        </w:rPr>
+        <w:t>ttended</w:t>
+      </w:r>
+      <w:r>
+        <w:rPr>
+          <w:bCs/>
           <w:i/>
           <w:iCs/>
           <w:szCs w:val="20"/>
         </w:rPr>
-        <w:t>Domains</w:t>
-      </w:r>
-      <w:r>
-        <w:rPr>
-          <w:szCs w:val="20"/>
-        </w:rPr>
-        <w:t>:</w:t>
-      </w:r>
-      <w:r>
-        <w:rPr>
-          <w:szCs w:val="20"/>
-        </w:rPr>
-        <w:t xml:space="preserve"> F</w:t>
-      </w:r>
-      <w:r>
-        <w:rPr>
-          <w:szCs w:val="20"/>
-        </w:rPr>
-        <w:t>ull-stack web development</w:t>
-      </w:r>
-      <w:r>
-        <w:rPr>
-          <w:szCs w:val="20"/>
-        </w:rPr>
-        <w:t>, AI/ML model development and integration</w:t>
-      </w:r>
-      <w:r>
-        <w:rPr>
+        <w:t xml:space="preserve"> </w:t>
+      </w:r>
+      <w:r>
+        <w:rPr>
+          <w:bCs/>
+          <w:i/>
+          <w:iCs/>
+          <w:szCs w:val="20"/>
+        </w:rPr>
+        <w:t>A</w:t>
+      </w:r>
+      <w:r>
+        <w:rPr>
+          <w:bCs/>
+          <w:i/>
+          <w:iCs/>
+          <w:szCs w:val="20"/>
+        </w:rPr>
+        <w:t>sia’s large</w:t>
+      </w:r>
+      <w:r>
+        <w:rPr>
+          <w:bCs/>
+          <w:i/>
+          <w:iCs/>
+          <w:szCs w:val="20"/>
+        </w:rPr>
+        <w:t>s</w:t>
+      </w:r>
+      <w:r>
+        <w:rPr>
+          <w:bCs/>
+          <w:i/>
+          <w:iCs/>
+          <w:szCs w:val="20"/>
+        </w:rPr>
+        <w:t>t</w:t>
+      </w:r>
+      <w:r>
+        <w:rPr>
+          <w:bCs/>
+          <w:i/>
+          <w:iCs/>
+          <w:szCs w:val="20"/>
+        </w:rPr>
+        <w:t xml:space="preserve"> tech</w:t>
+      </w:r>
+      <w:r>
+        <w:rPr>
+          <w:bCs/>
+          <w:i/>
+          <w:iCs/>
+          <w:szCs w:val="20"/>
+        </w:rPr>
+        <w:t xml:space="preserve"> </w:t>
+      </w:r>
+      <w:r>
+        <w:rPr>
+          <w:bCs/>
+          <w:i/>
+          <w:iCs/>
+          <w:szCs w:val="20"/>
+        </w:rPr>
+        <w:t>fest</w:t>
+      </w:r>
+      <w:r>
+        <w:rPr>
+          <w:bCs/>
+          <w:szCs w:val="20"/>
+        </w:rPr>
+        <w:t xml:space="preserve"> </w:t>
+      </w:r>
+      <w:r>
+        <w:rPr>
+          <w:bCs/>
+          <w:szCs w:val="20"/>
+        </w:rPr>
+        <w:t>at IIT B</w:t>
+      </w:r>
+      <w:r>
+        <w:rPr>
+          <w:bCs/>
+          <w:szCs w:val="20"/>
+        </w:rPr>
+        <w:t>ombay</w:t>
+      </w:r>
+      <w:r>
+        <w:rPr>
+          <w:bCs/>
+          <w:szCs w:val="20"/>
+        </w:rPr>
+        <w:t xml:space="preserve"> </w:t>
+      </w:r>
+      <w:r>
+        <w:rPr>
+          <w:bCs/>
+          <w:szCs w:val="20"/>
+        </w:rPr>
+        <w:t>twice</w:t>
+      </w:r>
+      <w:r>
+        <w:rPr>
+          <w:bCs/>
+          <w:szCs w:val="20"/>
+        </w:rPr>
+        <w:t>, gaining exposure to cuttin</w:t>
+      </w:r>
+      <w:r>
+        <w:rPr>
+          <w:bCs/>
+          <w:szCs w:val="20"/>
+        </w:rPr>
+        <w:t>g-</w:t>
+      </w:r>
+      <w:r>
+        <w:rPr>
+          <w:bCs/>
+          <w:szCs w:val="20"/>
+        </w:rPr>
+        <w:t>edge technology</w:t>
+      </w:r>
+      <w:r>
+        <w:rPr>
+          <w:bCs/>
           <w:szCs w:val="20"/>
         </w:rPr>
         <w:t>.</w:t>
@@ -3097,342 +4903,314 @@
       </w:pPr>
       <w:r>
         <w:rPr>
+          <w:bCs/>
+          <w:szCs w:val="20"/>
+        </w:rPr>
+        <w:t xml:space="preserve">Earned </w:t>
+      </w:r>
+      <w:r>
+        <w:rPr>
+          <w:bCs/>
+          <w:szCs w:val="20"/>
+        </w:rPr>
+        <w:t>Web development</w:t>
+      </w:r>
+      <w:r>
+        <w:rPr>
+          <w:bCs/>
+          <w:szCs w:val="20"/>
+        </w:rPr>
+        <w:t xml:space="preserve"> </w:t>
+      </w:r>
+      <w:r>
+        <w:rPr>
+          <w:bCs/>
+          <w:szCs w:val="20"/>
+        </w:rPr>
+        <w:t xml:space="preserve">certification from </w:t>
+      </w:r>
+      <w:r>
+        <w:rPr>
+          <w:b/>
+          <w:szCs w:val="20"/>
+        </w:rPr>
+        <w:t>IIT Bombay</w:t>
+      </w:r>
+      <w:r>
+        <w:rPr>
+          <w:bCs/>
+          <w:szCs w:val="20"/>
+        </w:rPr>
+        <w:t>, and</w:t>
+      </w:r>
+      <w:r>
+        <w:rPr>
+          <w:bCs/>
+          <w:szCs w:val="20"/>
+        </w:rPr>
+        <w:t xml:space="preserve"> actively participated in its</w:t>
+      </w:r>
+      <w:r>
+        <w:rPr>
+          <w:bCs/>
+          <w:szCs w:val="20"/>
+        </w:rPr>
+        <w:t xml:space="preserve"> </w:t>
+      </w:r>
+      <w:r>
+        <w:rPr>
+          <w:bCs/>
+          <w:szCs w:val="20"/>
+        </w:rPr>
+        <w:t xml:space="preserve">cultural fest </w:t>
+      </w:r>
+      <w:r>
+        <w:rPr>
+          <w:bCs/>
+          <w:szCs w:val="20"/>
+        </w:rPr>
+        <w:t xml:space="preserve">leveraging the opportunity to </w:t>
+      </w:r>
+      <w:r>
+        <w:rPr>
+          <w:bCs/>
+          <w:szCs w:val="20"/>
+        </w:rPr>
+        <w:t xml:space="preserve">network </w:t>
+      </w:r>
+      <w:r>
+        <w:rPr>
+          <w:bCs/>
+          <w:szCs w:val="20"/>
+        </w:rPr>
+        <w:t>with some of</w:t>
+      </w:r>
+      <w:r>
+        <w:rPr>
+          <w:bCs/>
+          <w:szCs w:val="20"/>
+        </w:rPr>
+        <w:t xml:space="preserve"> the country’s</w:t>
+      </w:r>
+      <w:r>
+        <w:rPr>
+          <w:bCs/>
+          <w:szCs w:val="20"/>
+        </w:rPr>
+        <w:t xml:space="preserve"> top talents and industry professionals</w:t>
+      </w:r>
+      <w:r>
+        <w:rPr>
+          <w:bCs/>
+          <w:szCs w:val="20"/>
+        </w:rPr>
+        <w:t>.</w:t>
+      </w:r>
+    </w:p>
+    <w:p>
+      <w:pPr>
+        <w:pStyle w:val="ListParagraph"/>
+        <w:numPr>
+          <w:ilvl w:val="0"/>
+          <w:numId w:val="32"/>
+        </w:numPr>
+        <w:spacing w:line="240" w:lineRule="auto"/>
+        <w:ind w:right="0"/>
+        <w:jc w:val="both"/>
+        <w:rPr>
+          <w:bCs/>
+          <w:szCs w:val="20"/>
+        </w:rPr>
+      </w:pPr>
+      <w:r>
+        <w:rPr>
+          <w:bCs/>
+          <w:szCs w:val="20"/>
+        </w:rPr>
+        <w:t>Earn</w:t>
+      </w:r>
+      <w:r>
+        <w:rPr>
+          <w:bCs/>
+          <w:szCs w:val="20"/>
+        </w:rPr>
+        <w:t xml:space="preserve">ed </w:t>
+      </w:r>
+      <w:r>
+        <w:rPr>
+          <w:b/>
+          <w:szCs w:val="20"/>
+        </w:rPr>
+        <w:t>AWS Cloud foundations</w:t>
+      </w:r>
+      <w:r>
+        <w:rPr>
+          <w:bCs/>
+          <w:szCs w:val="20"/>
+        </w:rPr>
+        <w:t xml:space="preserve"> certification and </w:t>
+      </w:r>
+      <w:r>
+        <w:rPr>
+          <w:b/>
+          <w:szCs w:val="20"/>
+        </w:rPr>
+        <w:t>CISCO certification</w:t>
+      </w:r>
+      <w:r>
+        <w:rPr>
+          <w:b/>
+          <w:szCs w:val="20"/>
+        </w:rPr>
+        <w:t>s</w:t>
+      </w:r>
+      <w:r>
+        <w:rPr>
+          <w:bCs/>
+          <w:szCs w:val="20"/>
+        </w:rPr>
+        <w:t xml:space="preserve"> including </w:t>
+      </w:r>
+      <w:r>
+        <w:rPr>
+          <w:bCs/>
           <w:i/>
           <w:iCs/>
           <w:szCs w:val="20"/>
         </w:rPr>
-        <w:t>Others</w:t>
-      </w:r>
-      <w:r>
-        <w:rPr>
+        <w:t>NGD Linux unhatched</w:t>
+      </w:r>
+      <w:r>
+        <w:rPr>
+          <w:bCs/>
+          <w:szCs w:val="20"/>
+        </w:rPr>
+        <w:t xml:space="preserve">, </w:t>
+      </w:r>
+      <w:r>
+        <w:rPr>
+          <w:bCs/>
           <w:i/>
           <w:iCs/>
           <w:szCs w:val="20"/>
         </w:rPr>
-        <w:t>:</w:t>
-      </w:r>
-      <w:r>
-        <w:rPr>
-          <w:b/>
-          <w:bCs/>
-          <w:szCs w:val="20"/>
-        </w:rPr>
-        <w:t xml:space="preserve"> </w:t>
-      </w:r>
-      <w:r>
-        <w:rPr>
-          <w:szCs w:val="20"/>
-        </w:rPr>
-        <w:t>GitHub</w:t>
-      </w:r>
-      <w:r>
-        <w:rPr>
-          <w:szCs w:val="20"/>
-        </w:rPr>
-        <w:t xml:space="preserve"> Actions,</w:t>
-      </w:r>
-      <w:r>
-        <w:rPr>
-          <w:b/>
-          <w:bCs/>
-          <w:szCs w:val="20"/>
-        </w:rPr>
-        <w:t xml:space="preserve"> </w:t>
-      </w:r>
-      <w:r>
-        <w:rPr>
-          <w:szCs w:val="20"/>
-        </w:rPr>
-        <w:t xml:space="preserve">AWS, Docker, </w:t>
-      </w:r>
-      <w:r>
-        <w:rPr>
-          <w:szCs w:val="20"/>
-        </w:rPr>
-        <w:t>Postman, Selenium</w:t>
-      </w:r>
-      <w:r>
-        <w:rPr>
-          <w:szCs w:val="20"/>
-        </w:rPr>
-        <w:t>, Ubuntu (Linux)</w:t>
-      </w:r>
-      <w:r>
-        <w:rPr>
-          <w:szCs w:val="20"/>
-        </w:rPr>
-        <w:t>,</w:t>
-      </w:r>
-      <w:r>
-        <w:rPr>
-          <w:szCs w:val="20"/>
-        </w:rPr>
-        <w:t xml:space="preserve"> and</w:t>
-      </w:r>
-      <w:r>
-        <w:rPr>
-          <w:szCs w:val="20"/>
-        </w:rPr>
-        <w:t xml:space="preserve"> </w:t>
-      </w:r>
-      <w:proofErr w:type="spellStart"/>
-      <w:r>
-        <w:rPr>
-          <w:szCs w:val="20"/>
-        </w:rPr>
-        <w:t>PHPMyAdmin</w:t>
-      </w:r>
-      <w:proofErr w:type="spellEnd"/>
-      <w:r>
-        <w:rPr>
+        <w:t>Programming essentials in Python</w:t>
+      </w:r>
+      <w:r>
+        <w:rPr>
+          <w:bCs/>
+          <w:szCs w:val="20"/>
+        </w:rPr>
+        <w:t xml:space="preserve">, and </w:t>
+      </w:r>
+      <w:r>
+        <w:rPr>
+          <w:bCs/>
+          <w:i/>
+          <w:iCs/>
+          <w:szCs w:val="20"/>
+        </w:rPr>
+        <w:t>Networking Basics</w:t>
+      </w:r>
+      <w:r>
+        <w:rPr>
+          <w:bCs/>
           <w:szCs w:val="20"/>
         </w:rPr>
         <w:t>.</w:t>
       </w:r>
+    </w:p>
+    <w:p>
+      <w:pPr>
+        <w:spacing w:line="240" w:lineRule="auto"/>
+        <w:ind w:left="0" w:right="0" w:firstLine="0"/>
+        <w:jc w:val="both"/>
+        <w:rPr>
+          <w:bCs/>
+        </w:rPr>
+      </w:pPr>
+    </w:p>
+    <w:p>
+      <w:pPr>
+        <w:spacing w:line="240" w:lineRule="auto"/>
+        <w:ind w:right="0"/>
+        <w:jc w:val="both"/>
+        <w:rPr>
+          <w:bCs/>
+        </w:rPr>
+      </w:pPr>
+    </w:p>
+    <w:p>
+      <w:pPr>
+        <w:spacing w:line="240" w:lineRule="auto"/>
+        <w:ind w:right="0"/>
+        <w:jc w:val="both"/>
+        <w:rPr>
+          <w:bCs/>
+        </w:rPr>
+      </w:pPr>
+    </w:p>
+    <w:p>
+      <w:pPr>
+        <w:spacing w:line="240" w:lineRule="auto"/>
+        <w:ind w:right="0"/>
+        <w:jc w:val="both"/>
+        <w:rPr>
+          <w:bCs/>
+        </w:rPr>
+      </w:pPr>
+    </w:p>
+    <w:p>
+      <w:pPr>
+        <w:spacing w:line="240" w:lineRule="auto"/>
+        <w:ind w:right="0"/>
+        <w:jc w:val="both"/>
+        <w:rPr>
+          <w:bCs/>
+        </w:rPr>
+      </w:pPr>
+    </w:p>
+    <w:p>
+      <w:pPr>
+        <w:spacing w:line="240" w:lineRule="auto"/>
+        <w:ind w:right="0"/>
+        <w:jc w:val="both"/>
+        <w:rPr>
+          <w:bCs/>
+        </w:rPr>
+      </w:pPr>
+    </w:p>
+    <w:p>
+      <w:pPr>
+        <w:spacing w:line="240" w:lineRule="auto"/>
+        <w:ind w:right="0"/>
+        <w:jc w:val="both"/>
+        <w:rPr>
+          <w:bCs/>
+        </w:rPr>
+      </w:pPr>
+    </w:p>
+    <w:p>
+      <w:pPr>
+        <w:spacing w:line="240" w:lineRule="auto"/>
+        <w:ind w:right="0"/>
+        <w:jc w:val="both"/>
+        <w:rPr>
+          <w:bCs/>
+        </w:rPr>
+      </w:pPr>
     </w:p>
     <w:p>
       <w:pPr>
         <w:pBdr>
           <w:bottom w:val="single" w:sz="6" w:space="1" w:color="auto"/>
         </w:pBdr>
+        <w:tabs>
+          <w:tab w:val="right" w:pos="10490"/>
+        </w:tabs>
         <w:spacing w:line="240" w:lineRule="auto"/>
         <w:ind w:right="0"/>
-        <w:jc w:val="both"/>
-        <w:rPr>
-          <w:b/>
-          <w:bCs/>
-          <w:sz w:val="22"/>
-          <w:szCs w:val="22"/>
-        </w:rPr>
-      </w:pPr>
-    </w:p>
-    <w:p>
-      <w:pPr>
-        <w:spacing w:line="360" w:lineRule="auto"/>
-        <w:ind w:left="0" w:right="0" w:firstLine="0"/>
-        <w:jc w:val="center"/>
-        <w:rPr>
-          <w:b/>
-          <w:bCs/>
-          <w:sz w:val="22"/>
-          <w:szCs w:val="22"/>
-        </w:rPr>
-      </w:pPr>
-      <w:r>
-        <w:rPr>
-          <w:b/>
-          <w:bCs/>
-          <w:sz w:val="22"/>
-          <w:szCs w:val="22"/>
-        </w:rPr>
-        <w:t xml:space="preserve"> </w:t>
-      </w:r>
-      <w:r>
-        <w:rPr>
-          <w:b/>
-          <w:bCs/>
-          <w:sz w:val="22"/>
-          <w:szCs w:val="22"/>
-        </w:rPr>
-        <w:t>Certifications</w:t>
-      </w:r>
-    </w:p>
-    <w:p>
-      <w:pPr>
-        <w:spacing w:line="360" w:lineRule="auto"/>
-        <w:ind w:right="0"/>
-        <w:jc w:val="both"/>
-        <w:rPr>
-          <w:bCs/>
-        </w:rPr>
-      </w:pPr>
-      <w:r>
-        <w:rPr>
-          <w:b/>
-          <w:bCs/>
-        </w:rPr>
-        <w:t>AWS:</w:t>
-      </w:r>
-      <w:r>
-        <w:t xml:space="preserve"> </w:t>
-      </w:r>
-      <w:r>
-        <w:rPr>
-          <w:bCs/>
-        </w:rPr>
-        <w:t xml:space="preserve">Cloud Foundations; </w:t>
-      </w:r>
-      <w:r>
-        <w:rPr>
-          <w:b/>
-          <w:bCs/>
-        </w:rPr>
-        <w:t>Cisco</w:t>
-      </w:r>
-      <w:r>
-        <w:rPr>
-          <w:b/>
-          <w:bCs/>
-        </w:rPr>
-        <w:t>:</w:t>
-      </w:r>
-      <w:r>
-        <w:rPr>
-          <w:bCs/>
-        </w:rPr>
-        <w:t xml:space="preserve"> NDG Linux Unhatched</w:t>
-      </w:r>
-      <w:r>
-        <w:rPr>
-          <w:bCs/>
-        </w:rPr>
-        <w:t>;</w:t>
-      </w:r>
-      <w:r>
-        <w:rPr>
-          <w:bCs/>
-        </w:rPr>
-        <w:t xml:space="preserve"> </w:t>
-      </w:r>
-      <w:r>
-        <w:rPr>
-          <w:b/>
-          <w:bCs/>
-        </w:rPr>
-        <w:t>Cisco:</w:t>
-      </w:r>
-      <w:r>
-        <w:rPr>
-          <w:bCs/>
-        </w:rPr>
-        <w:t xml:space="preserve"> Programming Essentials in Python;</w:t>
-      </w:r>
-      <w:r>
-        <w:rPr>
-          <w:bCs/>
-        </w:rPr>
-        <w:t xml:space="preserve"> </w:t>
-      </w:r>
-    </w:p>
-    <w:p>
-      <w:pPr>
-        <w:spacing w:line="360" w:lineRule="auto"/>
-        <w:ind w:right="0"/>
-        <w:jc w:val="both"/>
-        <w:rPr>
-          <w:bCs/>
-        </w:rPr>
-      </w:pPr>
-      <w:r>
-        <w:rPr>
-          <w:b/>
-          <w:bCs/>
-        </w:rPr>
-        <w:t>Cisco:</w:t>
-      </w:r>
-      <w:r>
-        <w:rPr>
-          <w:bCs/>
-        </w:rPr>
-        <w:t xml:space="preserve"> Networking Basics;</w:t>
-      </w:r>
-      <w:r>
-        <w:rPr>
-          <w:bCs/>
-        </w:rPr>
-        <w:t xml:space="preserve"> </w:t>
-      </w:r>
-      <w:r>
-        <w:rPr>
-          <w:b/>
-          <w:bCs/>
-        </w:rPr>
-        <w:t>I</w:t>
-      </w:r>
-      <w:r>
-        <w:rPr>
-          <w:b/>
-          <w:bCs/>
-        </w:rPr>
-        <w:t xml:space="preserve">ndian </w:t>
-      </w:r>
-      <w:r>
-        <w:rPr>
-          <w:b/>
-          <w:bCs/>
-        </w:rPr>
-        <w:t>I</w:t>
-      </w:r>
-      <w:r>
-        <w:rPr>
-          <w:b/>
-          <w:bCs/>
-        </w:rPr>
-        <w:t xml:space="preserve">nstitute of </w:t>
-      </w:r>
-      <w:r>
-        <w:rPr>
-          <w:b/>
-          <w:bCs/>
-        </w:rPr>
-        <w:t>T</w:t>
-      </w:r>
-      <w:r>
-        <w:rPr>
-          <w:b/>
-          <w:bCs/>
-        </w:rPr>
-        <w:t>echnology,</w:t>
-      </w:r>
-      <w:r>
-        <w:rPr>
-          <w:b/>
-          <w:bCs/>
-        </w:rPr>
-        <w:t xml:space="preserve"> Bombay:</w:t>
-      </w:r>
-      <w:r>
-        <w:rPr>
-          <w:bCs/>
-        </w:rPr>
-        <w:t xml:space="preserve"> Web </w:t>
-      </w:r>
-      <w:r>
-        <w:rPr>
-          <w:bCs/>
-        </w:rPr>
-        <w:t>D</w:t>
-      </w:r>
-      <w:r>
-        <w:rPr>
-          <w:bCs/>
-        </w:rPr>
-        <w:t>evelopment</w:t>
-      </w:r>
-      <w:r>
-        <w:rPr>
-          <w:bCs/>
-        </w:rPr>
-        <w:t xml:space="preserve"> </w:t>
-      </w:r>
-      <w:r>
-        <w:rPr>
-          <w:bCs/>
-        </w:rPr>
-        <w:t>W</w:t>
-      </w:r>
-      <w:r>
-        <w:rPr>
-          <w:bCs/>
-        </w:rPr>
-        <w:t>orkshop</w:t>
-      </w:r>
-      <w:r>
-        <w:rPr>
-          <w:bCs/>
-        </w:rPr>
-        <w:t>;</w:t>
-      </w:r>
+      </w:pPr>
     </w:p>
     <w:sectPr>
       <w:pgSz w:w="12240" w:h="15840" w:code="1"/>
@@ -3517,42 +5295,42 @@
         <v:path o:extrusionok="f" gradientshapeok="t" o:connecttype="rect"/>
         <o:lock v:ext="edit" aspectratio="t"/>
       </v:shapetype>
-      <v:shape id="_x0000_i1344" type="#_x0000_t75" style="width:512.25pt;height:512.25pt;rotation:180;flip:x y;visibility:visible;mso-wrap-style:square" o:bullet="t">
+      <v:shape id="_x0000_i1476" type="#_x0000_t75" style="width:513pt;height:513pt;rotation:180;flip:x y;visibility:visible;mso-wrap-style:square" o:bullet="t">
         <v:imagedata r:id="rId1" o:title="107161_circle_github_icon"/>
       </v:shape>
     </w:pict>
   </w:numPicBullet>
   <w:numPicBullet w:numPicBulletId="1">
     <w:pict>
-      <v:shape id="_x0000_i1345" type="#_x0000_t75" style="width:169.5pt;height:169.5pt;visibility:visible;mso-wrap-style:square" o:bullet="t">
+      <v:shape id="_x0000_i1477" type="#_x0000_t75" style="width:169.5pt;height:169.5pt;visibility:visible;mso-wrap-style:square" o:bullet="t">
         <v:imagedata r:id="rId2" o:title="941C13C7"/>
       </v:shape>
     </w:pict>
   </w:numPicBullet>
   <w:numPicBullet w:numPicBulletId="2">
     <w:pict>
-      <v:shape id="_x0000_i1346" type="#_x0000_t75" style="width:28.5pt;height:16.5pt;visibility:visible;mso-wrap-style:square" o:bullet="t">
+      <v:shape id="_x0000_i1478" type="#_x0000_t75" style="width:29pt;height:16.5pt;visibility:visible;mso-wrap-style:square" o:bullet="t">
         <v:imagedata r:id="rId3" o:title="107161_circle_github_icon"/>
       </v:shape>
     </w:pict>
   </w:numPicBullet>
   <w:numPicBullet w:numPicBulletId="3">
     <w:pict>
-      <v:shape id="_x0000_i1347" type="#_x0000_t75" style="width:240pt;height:234pt;visibility:visible;mso-wrap-style:square" o:bullet="t">
+      <v:shape id="_x0000_i1479" type="#_x0000_t75" style="width:240pt;height:234pt;visibility:visible;mso-wrap-style:square" o:bullet="t">
         <v:imagedata r:id="rId4" o:title="Indian_Institute_of_Technology_Bombay_Logo"/>
       </v:shape>
     </w:pict>
   </w:numPicBullet>
   <w:numPicBullet w:numPicBulletId="4">
     <w:pict>
-      <v:shape id="_x0000_i1348" type="#_x0000_t75" style="width:22.5pt;height:16.5pt;visibility:visible;mso-wrap-style:square" o:bullet="t">
+      <v:shape id="_x0000_i1480" type="#_x0000_t75" style="width:22.5pt;height:16.5pt;visibility:visible;mso-wrap-style:square" o:bullet="t">
         <v:imagedata r:id="rId5" o:title="Indian_Institute_of_Technology_Bombay_Logo"/>
       </v:shape>
     </w:pict>
   </w:numPicBullet>
   <w:numPicBullet w:numPicBulletId="5">
     <w:pict>
-      <v:shape id="_x0000_i1349" type="#_x0000_t75" style="width:76.5pt;height:76.5pt;visibility:visible;mso-wrap-style:square" o:bullet="t">
+      <v:shape id="_x0000_i1481" type="#_x0000_t75" style="width:76.5pt;height:76.5pt;visibility:visible;mso-wrap-style:square" o:bullet="t">
         <v:imagedata r:id="rId6" o:title=""/>
       </v:shape>
     </w:pict>
@@ -8509,6 +10287,7 @@
   <w:style w:type="paragraph" w:default="1" w:styleId="Normal">
     <w:name w:val="Normal"/>
     <w:qFormat/>
+    <w:rsid w:val="00CA5586"/>
     <w:pPr>
       <w:spacing w:after="2" w:line="292" w:lineRule="auto"/>
       <w:ind w:left="10" w:right="4549" w:hanging="10"/>

--- a/Resume_latest - Copy.docx
+++ b/Resume_latest - Copy.docx
@@ -528,25 +528,7 @@
             <w:color w:val="000000" w:themeColor="text1"/>
             <w:u w:val="none"/>
           </w:rPr>
-          <w:t>eetcode.com/Pratham</w:t>
-        </w:r>
-        <w:r>
-          <w:rPr>
-            <w:rStyle w:val="Hyperlink"/>
-            <w:noProof/>
-            <w:color w:val="000000" w:themeColor="text1"/>
-            <w:u w:val="none"/>
-          </w:rPr>
-          <w:t>e</w:t>
-        </w:r>
-        <w:r>
-          <w:rPr>
-            <w:rStyle w:val="Hyperlink"/>
-            <w:noProof/>
-            <w:color w:val="000000" w:themeColor="text1"/>
-            <w:u w:val="none"/>
-          </w:rPr>
-          <w:t>sh_Bhagat</w:t>
+          <w:t>eetcode.com/Prathamesh_Bhagat</w:t>
         </w:r>
       </w:hyperlink>
     </w:p>
@@ -1517,7 +1499,25 @@
         <w:rPr>
           <w:szCs w:val="20"/>
         </w:rPr>
-        <w:t>Health-tech</w:t>
+        <w:t>h</w:t>
+      </w:r>
+      <w:r>
+        <w:rPr>
+          <w:szCs w:val="20"/>
+        </w:rPr>
+        <w:t>ealth</w:t>
+      </w:r>
+      <w:r>
+        <w:rPr>
+          <w:szCs w:val="20"/>
+        </w:rPr>
+        <w:t xml:space="preserve"> </w:t>
+      </w:r>
+      <w:r>
+        <w:rPr>
+          <w:szCs w:val="20"/>
+        </w:rPr>
+        <w:t>tech</w:t>
       </w:r>
       <w:r>
         <w:rPr>
@@ -1795,21 +1795,19 @@
       </w:r>
       <w:r>
         <w:rPr>
+          <w:i/>
+          <w:iCs/>
           <w:szCs w:val="20"/>
         </w:rPr>
         <w:t xml:space="preserve">broadcast </w:t>
       </w:r>
       <w:r>
         <w:rPr>
-          <w:szCs w:val="20"/>
-        </w:rPr>
-        <w:t>messaging</w:t>
-      </w:r>
-      <w:r>
-        <w:rPr>
-          <w:szCs w:val="20"/>
-        </w:rPr>
-        <w:t xml:space="preserve"> feature</w:t>
+          <w:i/>
+          <w:iCs/>
+          <w:szCs w:val="20"/>
+        </w:rPr>
+        <w:t>messaging feature</w:t>
       </w:r>
       <w:r>
         <w:rPr>
@@ -2577,7 +2575,19 @@
         <w:rPr>
           <w:szCs w:val="20"/>
         </w:rPr>
-        <w:t>to digitali</w:t>
+        <w:t>to digi</w:t>
+      </w:r>
+      <w:r>
+        <w:rPr>
+          <w:szCs w:val="20"/>
+        </w:rPr>
+        <w:t>t</w:t>
+      </w:r>
+      <w:r>
+        <w:rPr>
+          <w:szCs w:val="20"/>
+        </w:rPr>
+        <w:t>i</w:t>
       </w:r>
       <w:r>
         <w:rPr>
@@ -2589,7 +2599,13 @@
         <w:rPr>
           <w:szCs w:val="20"/>
         </w:rPr>
-        <w:t xml:space="preserve">e the </w:t>
+        <w:t xml:space="preserve">e </w:t>
+      </w:r>
+      <w:r>
+        <w:rPr>
+          <w:szCs w:val="20"/>
+        </w:rPr>
+        <w:t xml:space="preserve">the </w:t>
       </w:r>
       <w:r>
         <w:rPr>
@@ -2607,7 +2623,15 @@
         <w:rPr>
           <w:szCs w:val="20"/>
         </w:rPr>
-        <w:t xml:space="preserve">60 </w:t>
+        <w:t>60</w:t>
+      </w:r>
+      <w:r>
+        <w:rPr>
+          <w:b/>
+          <w:bCs/>
+          <w:szCs w:val="20"/>
+        </w:rPr>
+        <w:t xml:space="preserve"> </w:t>
       </w:r>
       <w:r>
         <w:rPr>
@@ -3029,29 +3053,43 @@
         <w:rPr>
           <w:szCs w:val="20"/>
         </w:rPr>
-        <w:t xml:space="preserve">With the potential to increase the salary of </w:t>
-      </w:r>
-      <w:r>
-        <w:rPr>
-          <w:i/>
-          <w:iCs/>
-          <w:szCs w:val="20"/>
-        </w:rPr>
-        <w:t xml:space="preserve">10 </w:t>
-      </w:r>
-      <w:r>
-        <w:rPr>
-          <w:i/>
-          <w:iCs/>
-          <w:szCs w:val="20"/>
-        </w:rPr>
-        <w:t>million</w:t>
-      </w:r>
-      <w:r>
-        <w:rPr>
-          <w:szCs w:val="20"/>
-        </w:rPr>
-        <w:t xml:space="preserve"> </w:t>
+        <w:t xml:space="preserve">With the potential to increase </w:t>
+      </w:r>
+      <w:r>
+        <w:rPr>
+          <w:szCs w:val="20"/>
+        </w:rPr>
+        <w:t xml:space="preserve">the </w:t>
+      </w:r>
+      <w:r>
+        <w:rPr>
+          <w:szCs w:val="20"/>
+        </w:rPr>
+        <w:t>salar</w:t>
+      </w:r>
+      <w:r>
+        <w:rPr>
+          <w:szCs w:val="20"/>
+        </w:rPr>
+        <w:t>ies</w:t>
+      </w:r>
+      <w:r>
+        <w:rPr>
+          <w:szCs w:val="20"/>
+        </w:rPr>
+        <w:t xml:space="preserve"> of </w:t>
+      </w:r>
+      <w:r>
+        <w:rPr>
+          <w:szCs w:val="20"/>
+        </w:rPr>
+        <w:t xml:space="preserve">thousands </w:t>
+      </w:r>
+      <w:r>
+        <w:rPr>
+          <w:szCs w:val="20"/>
+        </w:rPr>
+        <w:t xml:space="preserve">of </w:t>
       </w:r>
       <w:r>
         <w:rPr>
@@ -3298,19 +3336,31 @@
         <w:rPr>
           <w:szCs w:val="20"/>
         </w:rPr>
+        <w:t xml:space="preserve"> Indian</w:t>
+      </w:r>
+      <w:r>
+        <w:rPr>
+          <w:szCs w:val="20"/>
+        </w:rPr>
         <w:t xml:space="preserve"> stock brokers, namely </w:t>
       </w:r>
       <w:r>
         <w:rPr>
           <w:szCs w:val="20"/>
         </w:rPr>
-        <w:t>Kota Securities, Fyers</w:t>
-      </w:r>
-      <w:r>
-        <w:rPr>
-          <w:szCs w:val="20"/>
-        </w:rPr>
-        <w:t>,</w:t>
+        <w:t>Kota Securities</w:t>
+      </w:r>
+      <w:r>
+        <w:rPr>
+          <w:szCs w:val="20"/>
+        </w:rPr>
+        <w:t xml:space="preserve"> and</w:t>
+      </w:r>
+      <w:r>
+        <w:rPr>
+          <w:szCs w:val="20"/>
+        </w:rPr>
+        <w:t xml:space="preserve"> Fyers</w:t>
       </w:r>
       <w:r>
         <w:rPr>
@@ -3322,101 +3372,7 @@
         <w:rPr>
           <w:szCs w:val="20"/>
         </w:rPr>
-        <w:t xml:space="preserve">and </w:t>
-      </w:r>
-      <w:proofErr w:type="spellStart"/>
-      <w:r>
-        <w:rPr>
-          <w:szCs w:val="20"/>
-        </w:rPr>
-        <w:t>Zerodha</w:t>
-      </w:r>
-      <w:proofErr w:type="spellEnd"/>
-      <w:r>
-        <w:rPr>
-          <w:szCs w:val="20"/>
-        </w:rPr>
-        <w:t xml:space="preserve"> to </w:t>
-      </w:r>
-      <w:r>
-        <w:rPr>
-          <w:szCs w:val="20"/>
-        </w:rPr>
-        <w:t>t</w:t>
-      </w:r>
-      <w:r>
-        <w:rPr>
-          <w:szCs w:val="20"/>
-        </w:rPr>
-        <w:t>rade</w:t>
-      </w:r>
-      <w:r>
-        <w:rPr>
-          <w:szCs w:val="20"/>
-        </w:rPr>
-        <w:t xml:space="preserve"> stocks</w:t>
-      </w:r>
-      <w:r>
-        <w:rPr>
-          <w:szCs w:val="20"/>
-        </w:rPr>
-        <w:t xml:space="preserve"> </w:t>
-      </w:r>
-      <w:r>
-        <w:rPr>
-          <w:szCs w:val="20"/>
-        </w:rPr>
-        <w:t>and</w:t>
-      </w:r>
-      <w:r>
-        <w:rPr>
-          <w:szCs w:val="20"/>
-        </w:rPr>
-        <w:t xml:space="preserve"> </w:t>
-      </w:r>
-      <w:r>
-        <w:rPr>
-          <w:szCs w:val="20"/>
-        </w:rPr>
-        <w:t xml:space="preserve">futures contracts </w:t>
-      </w:r>
-      <w:r>
-        <w:rPr>
-          <w:szCs w:val="20"/>
-        </w:rPr>
-        <w:t>worth</w:t>
-      </w:r>
-      <w:r>
-        <w:rPr>
-          <w:szCs w:val="20"/>
-        </w:rPr>
-        <w:t xml:space="preserve"> </w:t>
-      </w:r>
-      <w:r>
-        <w:rPr>
-          <w:szCs w:val="20"/>
-        </w:rPr>
-        <w:t xml:space="preserve">more than </w:t>
-      </w:r>
-      <w:r>
-        <w:rPr>
-          <w:szCs w:val="20"/>
-        </w:rPr>
-        <w:t xml:space="preserve">around </w:t>
-      </w:r>
-      <w:r>
-        <w:rPr>
-          <w:b/>
-          <w:bCs/>
-          <w:szCs w:val="20"/>
-        </w:rPr>
-        <w:t xml:space="preserve">$100 </w:t>
-      </w:r>
-      <w:r>
-        <w:rPr>
-          <w:szCs w:val="20"/>
-        </w:rPr>
-        <w:t>(</w:t>
+        <w:t xml:space="preserve">to </w:t>
       </w:r>
       <w:r>
         <w:rPr>
@@ -3424,7 +3380,7 @@
           <w:iCs/>
           <w:szCs w:val="20"/>
         </w:rPr>
-        <w:t>~</w:t>
+        <w:t>t</w:t>
       </w:r>
       <w:r>
         <w:rPr>
@@ -3432,7 +3388,7 @@
           <w:iCs/>
           <w:szCs w:val="20"/>
         </w:rPr>
-        <w:t>₹</w:t>
+        <w:t>rade</w:t>
       </w:r>
       <w:r>
         <w:rPr>
@@ -3440,7 +3396,7 @@
           <w:iCs/>
           <w:szCs w:val="20"/>
         </w:rPr>
-        <w:t>10</w:t>
+        <w:t xml:space="preserve"> stocks</w:t>
       </w:r>
       <w:r>
         <w:rPr>
@@ -3448,7 +3404,7 @@
           <w:iCs/>
           <w:szCs w:val="20"/>
         </w:rPr>
-        <w:t>,</w:t>
+        <w:t xml:space="preserve"> </w:t>
       </w:r>
       <w:r>
         <w:rPr>
@@ -3456,6 +3412,112 @@
           <w:iCs/>
           <w:szCs w:val="20"/>
         </w:rPr>
+        <w:t>and</w:t>
+      </w:r>
+      <w:r>
+        <w:rPr>
+          <w:i/>
+          <w:iCs/>
+          <w:szCs w:val="20"/>
+        </w:rPr>
+        <w:t xml:space="preserve"> </w:t>
+      </w:r>
+      <w:r>
+        <w:rPr>
+          <w:i/>
+          <w:iCs/>
+          <w:szCs w:val="20"/>
+        </w:rPr>
+        <w:t>futures contracts</w:t>
+      </w:r>
+      <w:r>
+        <w:rPr>
+          <w:szCs w:val="20"/>
+        </w:rPr>
+        <w:t xml:space="preserve"> </w:t>
+      </w:r>
+      <w:r>
+        <w:rPr>
+          <w:szCs w:val="20"/>
+        </w:rPr>
+        <w:t>worth</w:t>
+      </w:r>
+      <w:r>
+        <w:rPr>
+          <w:szCs w:val="20"/>
+        </w:rPr>
+        <w:t xml:space="preserve"> </w:t>
+      </w:r>
+      <w:r>
+        <w:rPr>
+          <w:szCs w:val="20"/>
+        </w:rPr>
+        <w:t xml:space="preserve">around </w:t>
+      </w:r>
+      <w:r>
+        <w:rPr>
+          <w:szCs w:val="20"/>
+        </w:rPr>
+        <w:t>&gt;</w:t>
+      </w:r>
+      <w:r>
+        <w:rPr>
+          <w:szCs w:val="20"/>
+        </w:rPr>
+        <w:t xml:space="preserve"> </w:t>
+      </w:r>
+      <w:r>
+        <w:rPr>
+          <w:b/>
+          <w:bCs/>
+          <w:szCs w:val="20"/>
+        </w:rPr>
+        <w:t xml:space="preserve">$100 </w:t>
+      </w:r>
+      <w:r>
+        <w:rPr>
+          <w:szCs w:val="20"/>
+        </w:rPr>
+        <w:t>(</w:t>
+      </w:r>
+      <w:r>
+        <w:rPr>
+          <w:i/>
+          <w:iCs/>
+          <w:szCs w:val="20"/>
+        </w:rPr>
+        <w:t>~</w:t>
+      </w:r>
+      <w:r>
+        <w:rPr>
+          <w:i/>
+          <w:iCs/>
+          <w:szCs w:val="20"/>
+        </w:rPr>
+        <w:t>₹</w:t>
+      </w:r>
+      <w:r>
+        <w:rPr>
+          <w:i/>
+          <w:iCs/>
+          <w:szCs w:val="20"/>
+        </w:rPr>
+        <w:t>10</w:t>
+      </w:r>
+      <w:r>
+        <w:rPr>
+          <w:i/>
+          <w:iCs/>
+          <w:szCs w:val="20"/>
+        </w:rPr>
+        <w:t>,</w:t>
+      </w:r>
+      <w:r>
+        <w:rPr>
+          <w:i/>
+          <w:iCs/>
+          <w:szCs w:val="20"/>
+        </w:rPr>
         <w:t>000</w:t>
       </w:r>
       <w:r>
@@ -3508,6 +3570,24 @@
         <w:rPr>
           <w:szCs w:val="20"/>
         </w:rPr>
+        <w:t>(</w:t>
+      </w:r>
+      <w:r>
+        <w:rPr>
+          <w:szCs w:val="20"/>
+        </w:rPr>
+        <w:t>leading I</w:t>
+      </w:r>
+      <w:r>
+        <w:rPr>
+          <w:szCs w:val="20"/>
+        </w:rPr>
+        <w:t xml:space="preserve">ndian stock broker) </w:t>
+      </w:r>
+      <w:r>
+        <w:rPr>
+          <w:szCs w:val="20"/>
+        </w:rPr>
         <w:t>website</w:t>
       </w:r>
       <w:r>
@@ -3596,21 +3676,33 @@
       </w:r>
       <w:r>
         <w:rPr>
+          <w:i/>
+          <w:iCs/>
           <w:szCs w:val="20"/>
         </w:rPr>
         <w:t xml:space="preserve">trade </w:t>
       </w:r>
       <w:r>
         <w:rPr>
+          <w:i/>
+          <w:iCs/>
           <w:szCs w:val="20"/>
         </w:rPr>
         <w:t>stocks</w:t>
       </w:r>
       <w:r>
         <w:rPr>
-          <w:szCs w:val="20"/>
-        </w:rPr>
-        <w:t xml:space="preserve"> autonomously.</w:t>
+          <w:i/>
+          <w:iCs/>
+          <w:szCs w:val="20"/>
+        </w:rPr>
+        <w:t xml:space="preserve"> autonomously</w:t>
+      </w:r>
+      <w:r>
+        <w:rPr>
+          <w:szCs w:val="20"/>
+        </w:rPr>
+        <w:t>.</w:t>
       </w:r>
     </w:p>
     <w:p>
@@ -3770,19 +3862,31 @@
         <w:rPr>
           <w:szCs w:val="20"/>
         </w:rPr>
-        <w:t xml:space="preserve">receiver and used open-source code on cost-effective Arduino UNO R3 for the </w:t>
-      </w:r>
-      <w:r>
-        <w:rPr>
-          <w:szCs w:val="20"/>
-        </w:rPr>
-        <w:t>transmitter</w:t>
-      </w:r>
-      <w:r>
-        <w:rPr>
-          <w:szCs w:val="20"/>
-        </w:rPr>
-        <w:t xml:space="preserve">, </w:t>
+        <w:t xml:space="preserve">receiver </w:t>
+      </w:r>
+      <w:r>
+        <w:rPr>
+          <w:szCs w:val="20"/>
+        </w:rPr>
+        <w:t xml:space="preserve">and transmitter </w:t>
+      </w:r>
+      <w:r>
+        <w:rPr>
+          <w:szCs w:val="20"/>
+        </w:rPr>
+        <w:t>and used open-source code on cost-effective Arduino UNO R3 for the</w:t>
+      </w:r>
+      <w:r>
+        <w:rPr>
+          <w:szCs w:val="20"/>
+        </w:rPr>
+        <w:t xml:space="preserve"> flight controller,</w:t>
+      </w:r>
+      <w:r>
+        <w:rPr>
+          <w:szCs w:val="20"/>
+        </w:rPr>
+        <w:t xml:space="preserve"> </w:t>
       </w:r>
       <w:r>
         <w:rPr>
@@ -4098,7 +4202,7 @@
           <w:iCs/>
           <w:szCs w:val="20"/>
         </w:rPr>
-        <w:t>Language</w:t>
+        <w:t>programming language</w:t>
       </w:r>
       <w:r>
         <w:rPr>
@@ -4304,13 +4408,25 @@
         <w:rPr>
           <w:szCs w:val="20"/>
         </w:rPr>
-        <w:t>. (Familiar with we</w:t>
-      </w:r>
-      <w:r>
-        <w:rPr>
-          <w:szCs w:val="20"/>
-        </w:rPr>
-        <w:t>b back-end developmen</w:t>
+        <w:t xml:space="preserve">. (Familiar with </w:t>
+      </w:r>
+      <w:r>
+        <w:rPr>
+          <w:szCs w:val="20"/>
+        </w:rPr>
+        <w:t xml:space="preserve">back-end </w:t>
+      </w:r>
+      <w:r>
+        <w:rPr>
+          <w:szCs w:val="20"/>
+        </w:rPr>
+        <w:t xml:space="preserve">and full-stack web </w:t>
+      </w:r>
+      <w:r>
+        <w:rPr>
+          <w:szCs w:val="20"/>
+        </w:rPr>
+        <w:t>developmen</w:t>
       </w:r>
       <w:r>
         <w:rPr>
@@ -4684,7 +4800,7 @@
         <w:rPr>
           <w:szCs w:val="20"/>
         </w:rPr>
-        <w:t>NPTEL course</w:t>
+        <w:t>course</w:t>
       </w:r>
       <w:r>
         <w:rPr>
@@ -4694,17 +4810,25 @@
       </w:r>
       <w:r>
         <w:rPr>
+          <w:i/>
+          <w:iCs/>
+          <w:szCs w:val="20"/>
+        </w:rPr>
+        <w:t>Programming in Java</w:t>
+      </w:r>
+      <w:r>
+        <w:rPr>
+          <w:szCs w:val="20"/>
+        </w:rPr>
+        <w:t xml:space="preserve"> by </w:t>
+      </w:r>
+      <w:r>
+        <w:rPr>
           <w:b/>
           <w:bCs/>
           <w:szCs w:val="20"/>
         </w:rPr>
-        <w:t>Programming in Java</w:t>
-      </w:r>
-      <w:r>
-        <w:rPr>
-          <w:szCs w:val="20"/>
-        </w:rPr>
-        <w:t xml:space="preserve"> by </w:t>
+        <w:t>IIT Kharagpur</w:t>
       </w:r>
       <w:r>
         <w:rPr>
@@ -4712,7 +4836,13 @@
           <w:bCs/>
           <w:szCs w:val="20"/>
         </w:rPr>
-        <w:t>IIT Kharagpur</w:t>
+        <w:t xml:space="preserve"> </w:t>
+      </w:r>
+      <w:r>
+        <w:rPr>
+          <w:szCs w:val="20"/>
+        </w:rPr>
+        <w:t>(via NPTEL)</w:t>
       </w:r>
       <w:r>
         <w:rPr>
@@ -4752,7 +4882,7 @@
       </w:r>
       <w:r>
         <w:rPr>
-          <w:bCs/>
+          <w:b/>
           <w:i/>
           <w:iCs/>
           <w:szCs w:val="20"/>
@@ -4761,100 +4891,95 @@
       </w:r>
       <w:r>
         <w:rPr>
+          <w:b/>
+          <w:szCs w:val="20"/>
+        </w:rPr>
+        <w:t>A</w:t>
+      </w:r>
+      <w:r>
+        <w:rPr>
+          <w:b/>
+          <w:szCs w:val="20"/>
+        </w:rPr>
+        <w:t>sia’s large</w:t>
+      </w:r>
+      <w:r>
+        <w:rPr>
+          <w:b/>
+          <w:szCs w:val="20"/>
+        </w:rPr>
+        <w:t>s</w:t>
+      </w:r>
+      <w:r>
+        <w:rPr>
+          <w:b/>
+          <w:szCs w:val="20"/>
+        </w:rPr>
+        <w:t>t</w:t>
+      </w:r>
+      <w:r>
+        <w:rPr>
+          <w:b/>
+          <w:szCs w:val="20"/>
+        </w:rPr>
+        <w:t xml:space="preserve"> </w:t>
+      </w:r>
+      <w:r>
+        <w:rPr>
+          <w:b/>
+          <w:szCs w:val="20"/>
+        </w:rPr>
+        <w:t>tech</w:t>
+      </w:r>
+      <w:r>
+        <w:rPr>
+          <w:b/>
+          <w:szCs w:val="20"/>
+        </w:rPr>
+        <w:t xml:space="preserve"> </w:t>
+      </w:r>
+      <w:r>
+        <w:rPr>
+          <w:b/>
+          <w:szCs w:val="20"/>
+        </w:rPr>
+        <w:t>fest</w:t>
+      </w:r>
+      <w:r>
+        <w:rPr>
+          <w:bCs/>
+          <w:szCs w:val="20"/>
+        </w:rPr>
+        <w:t xml:space="preserve"> </w:t>
+      </w:r>
+      <w:r>
+        <w:rPr>
+          <w:bCs/>
+          <w:szCs w:val="20"/>
+        </w:rPr>
+        <w:t>at IIT B</w:t>
+      </w:r>
+      <w:r>
+        <w:rPr>
+          <w:bCs/>
+          <w:szCs w:val="20"/>
+        </w:rPr>
+        <w:t>ombay</w:t>
+      </w:r>
+      <w:r>
+        <w:rPr>
+          <w:bCs/>
+          <w:szCs w:val="20"/>
+        </w:rPr>
+        <w:t xml:space="preserve"> </w:t>
+      </w:r>
+      <w:r>
+        <w:rPr>
           <w:bCs/>
           <w:i/>
           <w:iCs/>
           <w:szCs w:val="20"/>
         </w:rPr>
-        <w:t>A</w:t>
-      </w:r>
-      <w:r>
-        <w:rPr>
-          <w:bCs/>
-          <w:i/>
-          <w:iCs/>
-          <w:szCs w:val="20"/>
-        </w:rPr>
-        <w:t>sia’s large</w:t>
-      </w:r>
-      <w:r>
-        <w:rPr>
-          <w:bCs/>
-          <w:i/>
-          <w:iCs/>
-          <w:szCs w:val="20"/>
-        </w:rPr>
-        <w:t>s</w:t>
-      </w:r>
-      <w:r>
-        <w:rPr>
-          <w:bCs/>
-          <w:i/>
-          <w:iCs/>
-          <w:szCs w:val="20"/>
-        </w:rPr>
-        <w:t>t</w:t>
-      </w:r>
-      <w:r>
-        <w:rPr>
-          <w:bCs/>
-          <w:i/>
-          <w:iCs/>
-          <w:szCs w:val="20"/>
-        </w:rPr>
-        <w:t xml:space="preserve"> tech</w:t>
-      </w:r>
-      <w:r>
-        <w:rPr>
-          <w:bCs/>
-          <w:i/>
-          <w:iCs/>
-          <w:szCs w:val="20"/>
-        </w:rPr>
-        <w:t xml:space="preserve"> </w:t>
-      </w:r>
-      <w:r>
-        <w:rPr>
-          <w:bCs/>
-          <w:i/>
-          <w:iCs/>
-          <w:szCs w:val="20"/>
-        </w:rPr>
-        <w:t>fest</w:t>
-      </w:r>
-      <w:r>
-        <w:rPr>
-          <w:bCs/>
-          <w:szCs w:val="20"/>
-        </w:rPr>
-        <w:t xml:space="preserve"> </w:t>
-      </w:r>
-      <w:r>
-        <w:rPr>
-          <w:bCs/>
-          <w:szCs w:val="20"/>
-        </w:rPr>
-        <w:t>at IIT B</w:t>
-      </w:r>
-      <w:r>
-        <w:rPr>
-          <w:bCs/>
-          <w:szCs w:val="20"/>
-        </w:rPr>
-        <w:t>ombay</w:t>
-      </w:r>
-      <w:r>
-        <w:rPr>
-          <w:bCs/>
-          <w:szCs w:val="20"/>
-        </w:rPr>
-        <w:t xml:space="preserve"> </w:t>
-      </w:r>
-      <w:r>
-        <w:rPr>
-          <w:bCs/>
-          <w:szCs w:val="20"/>
-        </w:rPr>
         <w:t>twice</w:t>
       </w:r>
       <w:r>
@@ -4883,7 +5008,7 @@
           <w:bCs/>
           <w:szCs w:val="20"/>
         </w:rPr>
-        <w:t>.</w:t>
+        <w:t xml:space="preserve"> and leveraging the opportunity to network with some of the country’s top talents and industry professionals.</w:t>
       </w:r>
     </w:p>
     <w:p>
@@ -4911,6 +5036,8 @@
       <w:r>
         <w:rPr>
           <w:bCs/>
+          <w:i/>
+          <w:iCs/>
           <w:szCs w:val="20"/>
         </w:rPr>
         <w:t>Web development</w:t>
@@ -4941,7 +5068,7 @@
           <w:bCs/>
           <w:szCs w:val="20"/>
         </w:rPr>
-        <w:t>, and</w:t>
+        <w:t xml:space="preserve"> and</w:t>
       </w:r>
       <w:r>
         <w:rPr>
@@ -4962,42 +5089,23 @@
           <w:bCs/>
           <w:szCs w:val="20"/>
         </w:rPr>
-        <w:t xml:space="preserve">cultural fest </w:t>
-      </w:r>
-      <w:r>
-        <w:rPr>
-          <w:bCs/>
-          <w:szCs w:val="20"/>
-        </w:rPr>
-        <w:t xml:space="preserve">leveraging the opportunity to </w:t>
-      </w:r>
-      <w:r>
-        <w:rPr>
-          <w:bCs/>
-          <w:szCs w:val="20"/>
-        </w:rPr>
-        <w:t xml:space="preserve">network </w:t>
-      </w:r>
-      <w:r>
-        <w:rPr>
-          <w:bCs/>
-          <w:szCs w:val="20"/>
-        </w:rPr>
-        <w:t>with some of</w:t>
-      </w:r>
-      <w:r>
-        <w:rPr>
-          <w:bCs/>
-          <w:szCs w:val="20"/>
-        </w:rPr>
-        <w:t xml:space="preserve"> the country’s</w:t>
-      </w:r>
-      <w:r>
-        <w:rPr>
-          <w:bCs/>
-          <w:szCs w:val="20"/>
-        </w:rPr>
-        <w:t xml:space="preserve"> top talents and industry professionals</w:t>
+        <w:t>cultural fest</w:t>
+      </w:r>
+      <w:r>
+        <w:rPr>
+          <w:bCs/>
+          <w:szCs w:val="20"/>
+        </w:rPr>
+        <w:t xml:space="preserve">, </w:t>
+      </w:r>
+      <w:r>
+        <w:rPr>
+          <w:bCs/>
+          <w:i/>
+          <w:iCs/>
+          <w:szCs w:val="20"/>
+        </w:rPr>
+        <w:t>Mood Indigo</w:t>
       </w:r>
       <w:r>
         <w:rPr>
@@ -5005,6 +5113,13 @@
           <w:szCs w:val="20"/>
         </w:rPr>
         <w:t>.</w:t>
+      </w:r>
+      <w:r>
+        <w:rPr>
+          <w:bCs/>
+          <w:szCs w:val="20"/>
+        </w:rPr>
+        <w:t xml:space="preserve"> </w:t>
       </w:r>
     </w:p>
     <w:p>
@@ -5133,83 +5248,8 @@
     <w:p>
       <w:pPr>
         <w:spacing w:line="240" w:lineRule="auto"/>
-        <w:ind w:right="0"/>
+        <w:ind w:left="0" w:right="0" w:firstLine="0"/>
         <w:jc w:val="both"/>
-        <w:rPr>
-          <w:bCs/>
-        </w:rPr>
-      </w:pPr>
-    </w:p>
-    <w:p>
-      <w:pPr>
-        <w:spacing w:line="240" w:lineRule="auto"/>
-        <w:ind w:right="0"/>
-        <w:jc w:val="both"/>
-        <w:rPr>
-          <w:bCs/>
-        </w:rPr>
-      </w:pPr>
-    </w:p>
-    <w:p>
-      <w:pPr>
-        <w:spacing w:line="240" w:lineRule="auto"/>
-        <w:ind w:right="0"/>
-        <w:jc w:val="both"/>
-        <w:rPr>
-          <w:bCs/>
-        </w:rPr>
-      </w:pPr>
-    </w:p>
-    <w:p>
-      <w:pPr>
-        <w:spacing w:line="240" w:lineRule="auto"/>
-        <w:ind w:right="0"/>
-        <w:jc w:val="both"/>
-        <w:rPr>
-          <w:bCs/>
-        </w:rPr>
-      </w:pPr>
-    </w:p>
-    <w:p>
-      <w:pPr>
-        <w:spacing w:line="240" w:lineRule="auto"/>
-        <w:ind w:right="0"/>
-        <w:jc w:val="both"/>
-        <w:rPr>
-          <w:bCs/>
-        </w:rPr>
-      </w:pPr>
-    </w:p>
-    <w:p>
-      <w:pPr>
-        <w:spacing w:line="240" w:lineRule="auto"/>
-        <w:ind w:right="0"/>
-        <w:jc w:val="both"/>
-        <w:rPr>
-          <w:bCs/>
-        </w:rPr>
-      </w:pPr>
-    </w:p>
-    <w:p>
-      <w:pPr>
-        <w:spacing w:line="240" w:lineRule="auto"/>
-        <w:ind w:right="0"/>
-        <w:jc w:val="both"/>
-        <w:rPr>
-          <w:bCs/>
-        </w:rPr>
-      </w:pPr>
-    </w:p>
-    <w:p>
-      <w:pPr>
-        <w:pBdr>
-          <w:bottom w:val="single" w:sz="6" w:space="1" w:color="auto"/>
-        </w:pBdr>
-        <w:tabs>
-          <w:tab w:val="right" w:pos="10490"/>
-        </w:tabs>
-        <w:spacing w:line="240" w:lineRule="auto"/>
-        <w:ind w:right="0"/>
       </w:pPr>
     </w:p>
     <w:sectPr>
@@ -5295,42 +5335,42 @@
         <v:path o:extrusionok="f" gradientshapeok="t" o:connecttype="rect"/>
         <o:lock v:ext="edit" aspectratio="t"/>
       </v:shapetype>
-      <v:shape id="_x0000_i1476" type="#_x0000_t75" style="width:513pt;height:513pt;rotation:180;flip:x y;visibility:visible;mso-wrap-style:square" o:bullet="t">
+      <v:shape id="_x0000_i1374" type="#_x0000_t75" style="width:513pt;height:513pt;rotation:180;flip:x y;visibility:visible;mso-wrap-style:square" o:bullet="t">
         <v:imagedata r:id="rId1" o:title="107161_circle_github_icon"/>
       </v:shape>
     </w:pict>
   </w:numPicBullet>
   <w:numPicBullet w:numPicBulletId="1">
     <w:pict>
-      <v:shape id="_x0000_i1477" type="#_x0000_t75" style="width:169.5pt;height:169.5pt;visibility:visible;mso-wrap-style:square" o:bullet="t">
+      <v:shape id="_x0000_i1375" type="#_x0000_t75" style="width:169.5pt;height:169.5pt;visibility:visible;mso-wrap-style:square" o:bullet="t">
         <v:imagedata r:id="rId2" o:title="941C13C7"/>
       </v:shape>
     </w:pict>
   </w:numPicBullet>
   <w:numPicBullet w:numPicBulletId="2">
     <w:pict>
-      <v:shape id="_x0000_i1478" type="#_x0000_t75" style="width:29pt;height:16.5pt;visibility:visible;mso-wrap-style:square" o:bullet="t">
+      <v:shape id="_x0000_i1376" type="#_x0000_t75" style="width:29pt;height:16.5pt;visibility:visible;mso-wrap-style:square" o:bullet="t">
         <v:imagedata r:id="rId3" o:title="107161_circle_github_icon"/>
       </v:shape>
     </w:pict>
   </w:numPicBullet>
   <w:numPicBullet w:numPicBulletId="3">
     <w:pict>
-      <v:shape id="_x0000_i1479" type="#_x0000_t75" style="width:240pt;height:234pt;visibility:visible;mso-wrap-style:square" o:bullet="t">
+      <v:shape id="_x0000_i1377" type="#_x0000_t75" style="width:240pt;height:234pt;visibility:visible;mso-wrap-style:square" o:bullet="t">
         <v:imagedata r:id="rId4" o:title="Indian_Institute_of_Technology_Bombay_Logo"/>
       </v:shape>
     </w:pict>
   </w:numPicBullet>
   <w:numPicBullet w:numPicBulletId="4">
     <w:pict>
-      <v:shape id="_x0000_i1480" type="#_x0000_t75" style="width:22.5pt;height:16.5pt;visibility:visible;mso-wrap-style:square" o:bullet="t">
+      <v:shape id="_x0000_i1378" type="#_x0000_t75" style="width:22.5pt;height:16.5pt;visibility:visible;mso-wrap-style:square" o:bullet="t">
         <v:imagedata r:id="rId5" o:title="Indian_Institute_of_Technology_Bombay_Logo"/>
       </v:shape>
     </w:pict>
   </w:numPicBullet>
   <w:numPicBullet w:numPicBulletId="5">
     <w:pict>
-      <v:shape id="_x0000_i1481" type="#_x0000_t75" style="width:76.5pt;height:76.5pt;visibility:visible;mso-wrap-style:square" o:bullet="t">
+      <v:shape id="_x0000_i1379" type="#_x0000_t75" style="width:76.5pt;height:76.5pt;visibility:visible;mso-wrap-style:square" o:bullet="t">
         <v:imagedata r:id="rId6" o:title=""/>
       </v:shape>
     </w:pict>

--- a/Resume_latest - Copy.docx
+++ b/Resume_latest - Copy.docx
@@ -195,25 +195,7 @@
             <w:color w:val="000000" w:themeColor="text1"/>
             <w:u w:val="none"/>
           </w:rPr>
-          <w:t>ub.com/</w:t>
-        </w:r>
-        <w:proofErr w:type="spellStart"/>
-        <w:r>
-          <w:rPr>
-            <w:rStyle w:val="Hyperlink"/>
-            <w:color w:val="000000" w:themeColor="text1"/>
-            <w:u w:val="none"/>
-          </w:rPr>
-          <w:t>PrathameshBhagat</w:t>
-        </w:r>
-        <w:proofErr w:type="spellEnd"/>
-        <w:r>
-          <w:rPr>
-            <w:rStyle w:val="Hyperlink"/>
-            <w:color w:val="000000" w:themeColor="text1"/>
-            <w:u w:val="none"/>
-          </w:rPr>
-          <w:t xml:space="preserve"> </w:t>
+          <w:t xml:space="preserve">ub.com/PrathameshBhagat </w:t>
         </w:r>
       </w:hyperlink>
     </w:p>
@@ -400,7 +382,7 @@
             <w:color w:val="000000" w:themeColor="text1"/>
             <w:u w:val="none"/>
           </w:rPr>
-          <w:t>(+91 705</w:t>
+          <w:t>+91 705</w:t>
         </w:r>
         <w:r>
           <w:rPr>
@@ -436,7 +418,7 @@
             <w:color w:val="000000" w:themeColor="text1"/>
             <w:u w:val="none"/>
           </w:rPr>
-          <w:t>1648)</w:t>
+          <w:t>1648</w:t>
         </w:r>
       </w:hyperlink>
       <w:r>
@@ -632,20 +614,8 @@
             <w:u w:val="none"/>
             <w:shd w:val="clear" w:color="auto" w:fill="FFFFFF"/>
           </w:rPr>
-          <w:t>inkedin.com/in/</w:t>
+          <w:t>inkedin.com/in/prathameshvivekbhagat</w:t>
         </w:r>
-        <w:proofErr w:type="spellStart"/>
-        <w:r>
-          <w:rPr>
-            <w:rStyle w:val="Hyperlink"/>
-            <w:bCs/>
-            <w:color w:val="000000" w:themeColor="text1"/>
-            <w:u w:val="none"/>
-            <w:shd w:val="clear" w:color="auto" w:fill="FFFFFF"/>
-          </w:rPr>
-          <w:t>prathameshvivekbhagat</w:t>
-        </w:r>
-        <w:proofErr w:type="spellEnd"/>
       </w:hyperlink>
       <w:r>
         <w:rPr>
@@ -1068,19 +1038,8 @@
             <w:color w:val="000000" w:themeColor="text1"/>
             <w:u w:val="none"/>
           </w:rPr>
-          <w:t xml:space="preserve">Lal Bahadur Shastri Jr. College, </w:t>
+          <w:t>Lal Bahadur Shastri Jr. College, Bhandara</w:t>
         </w:r>
-        <w:proofErr w:type="spellStart"/>
-        <w:r>
-          <w:rPr>
-            <w:rStyle w:val="Hyperlink"/>
-            <w:bCs/>
-            <w:color w:val="000000" w:themeColor="text1"/>
-            <w:u w:val="none"/>
-          </w:rPr>
-          <w:t>Bhandara</w:t>
-        </w:r>
-        <w:proofErr w:type="spellEnd"/>
       </w:hyperlink>
       <w:r>
         <w:rPr>
@@ -2320,19 +2279,11 @@
           <w:szCs w:val="20"/>
         </w:rPr>
       </w:pPr>
-      <w:proofErr w:type="spellStart"/>
-      <w:r>
-        <w:rPr>
-          <w:szCs w:val="20"/>
-        </w:rPr>
-        <w:t>Dockerized</w:t>
-      </w:r>
-      <w:proofErr w:type="spellEnd"/>
-      <w:r>
-        <w:rPr>
-          <w:szCs w:val="20"/>
-        </w:rPr>
-        <w:t xml:space="preserve"> </w:t>
+      <w:r>
+        <w:rPr>
+          <w:szCs w:val="20"/>
+        </w:rPr>
+        <w:t xml:space="preserve">Dockerized </w:t>
       </w:r>
       <w:r>
         <w:rPr>
@@ -2462,7 +2413,6 @@
         <w:t xml:space="preserve"> | </w:t>
       </w:r>
       <w:hyperlink r:id="rId29" w:history="1">
-        <w:proofErr w:type="spellStart"/>
         <w:r>
           <w:rPr>
             <w:rStyle w:val="Hyperlink"/>
@@ -2470,7 +2420,6 @@
           </w:rPr>
           <w:t>Hazirs</w:t>
         </w:r>
-        <w:proofErr w:type="spellEnd"/>
         <w:r>
           <w:rPr>
             <w:rStyle w:val="Hyperlink"/>
@@ -2537,19 +2486,11 @@
         </w:rPr>
         <w:t xml:space="preserve"> </w:t>
       </w:r>
-      <w:proofErr w:type="spellStart"/>
-      <w:r>
-        <w:rPr>
-          <w:szCs w:val="20"/>
-        </w:rPr>
-        <w:t>Hazirs</w:t>
-      </w:r>
-      <w:proofErr w:type="spellEnd"/>
-      <w:r>
-        <w:rPr>
-          <w:szCs w:val="20"/>
-        </w:rPr>
-        <w:t xml:space="preserve"> </w:t>
+      <w:r>
+        <w:rPr>
+          <w:szCs w:val="20"/>
+        </w:rPr>
+        <w:t xml:space="preserve">Hazirs </w:t>
       </w:r>
       <w:r>
         <w:rPr>
@@ -3546,7 +3487,6 @@
         </w:rPr>
         <w:t xml:space="preserve">. Also, web scraped </w:t>
       </w:r>
-      <w:proofErr w:type="spellStart"/>
       <w:r>
         <w:rPr>
           <w:szCs w:val="20"/>
@@ -3557,14 +3497,7 @@
         <w:rPr>
           <w:szCs w:val="20"/>
         </w:rPr>
-        <w:t>’s</w:t>
-      </w:r>
-      <w:proofErr w:type="spellEnd"/>
-      <w:r>
-        <w:rPr>
-          <w:szCs w:val="20"/>
-        </w:rPr>
-        <w:t xml:space="preserve"> </w:t>
+        <w:t xml:space="preserve">’s </w:t>
       </w:r>
       <w:r>
         <w:rPr>
@@ -5335,42 +5268,42 @@
         <v:path o:extrusionok="f" gradientshapeok="t" o:connecttype="rect"/>
         <o:lock v:ext="edit" aspectratio="t"/>
       </v:shapetype>
-      <v:shape id="_x0000_i1374" type="#_x0000_t75" style="width:513pt;height:513pt;rotation:180;flip:x y;visibility:visible;mso-wrap-style:square" o:bullet="t">
+      <v:shape id="_x0000_i1176" type="#_x0000_t75" style="width:513pt;height:513pt;rotation:180;flip:x y;visibility:visible;mso-wrap-style:square" o:bullet="t">
         <v:imagedata r:id="rId1" o:title="107161_circle_github_icon"/>
       </v:shape>
     </w:pict>
   </w:numPicBullet>
   <w:numPicBullet w:numPicBulletId="1">
     <w:pict>
-      <v:shape id="_x0000_i1375" type="#_x0000_t75" style="width:169.5pt;height:169.5pt;visibility:visible;mso-wrap-style:square" o:bullet="t">
+      <v:shape id="_x0000_i1177" type="#_x0000_t75" style="width:169.5pt;height:169.5pt;visibility:visible;mso-wrap-style:square" o:bullet="t">
         <v:imagedata r:id="rId2" o:title="941C13C7"/>
       </v:shape>
     </w:pict>
   </w:numPicBullet>
   <w:numPicBullet w:numPicBulletId="2">
     <w:pict>
-      <v:shape id="_x0000_i1376" type="#_x0000_t75" style="width:29pt;height:16.5pt;visibility:visible;mso-wrap-style:square" o:bullet="t">
+      <v:shape id="_x0000_i1178" type="#_x0000_t75" style="width:29pt;height:16.5pt;visibility:visible;mso-wrap-style:square" o:bullet="t">
         <v:imagedata r:id="rId3" o:title="107161_circle_github_icon"/>
       </v:shape>
     </w:pict>
   </w:numPicBullet>
   <w:numPicBullet w:numPicBulletId="3">
     <w:pict>
-      <v:shape id="_x0000_i1377" type="#_x0000_t75" style="width:240pt;height:234pt;visibility:visible;mso-wrap-style:square" o:bullet="t">
+      <v:shape id="_x0000_i1179" type="#_x0000_t75" style="width:240pt;height:234pt;visibility:visible;mso-wrap-style:square" o:bullet="t">
         <v:imagedata r:id="rId4" o:title="Indian_Institute_of_Technology_Bombay_Logo"/>
       </v:shape>
     </w:pict>
   </w:numPicBullet>
   <w:numPicBullet w:numPicBulletId="4">
     <w:pict>
-      <v:shape id="_x0000_i1378" type="#_x0000_t75" style="width:22.5pt;height:16.5pt;visibility:visible;mso-wrap-style:square" o:bullet="t">
+      <v:shape id="_x0000_i1180" type="#_x0000_t75" style="width:22.5pt;height:16.5pt;visibility:visible;mso-wrap-style:square" o:bullet="t">
         <v:imagedata r:id="rId5" o:title="Indian_Institute_of_Technology_Bombay_Logo"/>
       </v:shape>
     </w:pict>
   </w:numPicBullet>
   <w:numPicBullet w:numPicBulletId="5">
     <w:pict>
-      <v:shape id="_x0000_i1379" type="#_x0000_t75" style="width:76.5pt;height:76.5pt;visibility:visible;mso-wrap-style:square" o:bullet="t">
+      <v:shape id="_x0000_i1181" type="#_x0000_t75" style="width:76.5pt;height:76.5pt;visibility:visible;mso-wrap-style:square" o:bullet="t">
         <v:imagedata r:id="rId6" o:title=""/>
       </v:shape>
     </w:pict>

--- a/Resume_latest - Copy.docx
+++ b/Resume_latest - Copy.docx
@@ -5168,23 +5168,6 @@
         <w:t>.</w:t>
       </w:r>
     </w:p>
-    <w:p>
-      <w:pPr>
-        <w:spacing w:line="240" w:lineRule="auto"/>
-        <w:ind w:left="0" w:right="0" w:firstLine="0"/>
-        <w:jc w:val="both"/>
-        <w:rPr>
-          <w:bCs/>
-        </w:rPr>
-      </w:pPr>
-    </w:p>
-    <w:p>
-      <w:pPr>
-        <w:spacing w:line="240" w:lineRule="auto"/>
-        <w:ind w:left="0" w:right="0" w:firstLine="0"/>
-        <w:jc w:val="both"/>
-      </w:pPr>
-    </w:p>
     <w:sectPr>
       <w:pgSz w:w="12240" w:h="15840" w:code="1"/>
       <w:pgMar w:top="567" w:right="851" w:bottom="0" w:left="851" w:header="720" w:footer="0" w:gutter="0"/>
@@ -5268,42 +5251,42 @@
         <v:path o:extrusionok="f" gradientshapeok="t" o:connecttype="rect"/>
         <o:lock v:ext="edit" aspectratio="t"/>
       </v:shapetype>
-      <v:shape id="_x0000_i1176" type="#_x0000_t75" style="width:513pt;height:513pt;rotation:180;flip:x y;visibility:visible;mso-wrap-style:square" o:bullet="t">
+      <v:shape id="_x0000_i1128" type="#_x0000_t75" style="width:513pt;height:513pt;rotation:180;flip:x y;visibility:visible;mso-wrap-style:square" o:bullet="t">
         <v:imagedata r:id="rId1" o:title="107161_circle_github_icon"/>
       </v:shape>
     </w:pict>
   </w:numPicBullet>
   <w:numPicBullet w:numPicBulletId="1">
     <w:pict>
-      <v:shape id="_x0000_i1177" type="#_x0000_t75" style="width:169.5pt;height:169.5pt;visibility:visible;mso-wrap-style:square" o:bullet="t">
+      <v:shape id="_x0000_i1129" type="#_x0000_t75" style="width:169.5pt;height:169.5pt;visibility:visible;mso-wrap-style:square" o:bullet="t">
         <v:imagedata r:id="rId2" o:title="941C13C7"/>
       </v:shape>
     </w:pict>
   </w:numPicBullet>
   <w:numPicBullet w:numPicBulletId="2">
     <w:pict>
-      <v:shape id="_x0000_i1178" type="#_x0000_t75" style="width:29pt;height:16.5pt;visibility:visible;mso-wrap-style:square" o:bullet="t">
+      <v:shape id="_x0000_i1130" type="#_x0000_t75" style="width:29pt;height:16.5pt;visibility:visible;mso-wrap-style:square" o:bullet="t">
         <v:imagedata r:id="rId3" o:title="107161_circle_github_icon"/>
       </v:shape>
     </w:pict>
   </w:numPicBullet>
   <w:numPicBullet w:numPicBulletId="3">
     <w:pict>
-      <v:shape id="_x0000_i1179" type="#_x0000_t75" style="width:240pt;height:234pt;visibility:visible;mso-wrap-style:square" o:bullet="t">
+      <v:shape id="_x0000_i1131" type="#_x0000_t75" style="width:240pt;height:234pt;visibility:visible;mso-wrap-style:square" o:bullet="t">
         <v:imagedata r:id="rId4" o:title="Indian_Institute_of_Technology_Bombay_Logo"/>
       </v:shape>
     </w:pict>
   </w:numPicBullet>
   <w:numPicBullet w:numPicBulletId="4">
     <w:pict>
-      <v:shape id="_x0000_i1180" type="#_x0000_t75" style="width:22.5pt;height:16.5pt;visibility:visible;mso-wrap-style:square" o:bullet="t">
+      <v:shape id="_x0000_i1132" type="#_x0000_t75" style="width:22.5pt;height:16.5pt;visibility:visible;mso-wrap-style:square" o:bullet="t">
         <v:imagedata r:id="rId5" o:title="Indian_Institute_of_Technology_Bombay_Logo"/>
       </v:shape>
     </w:pict>
   </w:numPicBullet>
   <w:numPicBullet w:numPicBulletId="5">
     <w:pict>
-      <v:shape id="_x0000_i1181" type="#_x0000_t75" style="width:76.5pt;height:76.5pt;visibility:visible;mso-wrap-style:square" o:bullet="t">
+      <v:shape id="_x0000_i1133" type="#_x0000_t75" style="width:76.5pt;height:76.5pt;visibility:visible;mso-wrap-style:square" o:bullet="t">
         <v:imagedata r:id="rId6" o:title=""/>
       </v:shape>
     </w:pict>

--- a/Resume_latest - Copy.docx
+++ b/Resume_latest - Copy.docx
@@ -195,7 +195,25 @@
             <w:color w:val="000000" w:themeColor="text1"/>
             <w:u w:val="none"/>
           </w:rPr>
-          <w:t xml:space="preserve">ub.com/PrathameshBhagat </w:t>
+          <w:t>ub.com/</w:t>
+        </w:r>
+        <w:proofErr w:type="spellStart"/>
+        <w:r>
+          <w:rPr>
+            <w:rStyle w:val="Hyperlink"/>
+            <w:color w:val="000000" w:themeColor="text1"/>
+            <w:u w:val="none"/>
+          </w:rPr>
+          <w:t>PrathameshBhagat</w:t>
+        </w:r>
+        <w:proofErr w:type="spellEnd"/>
+        <w:r>
+          <w:rPr>
+            <w:rStyle w:val="Hyperlink"/>
+            <w:color w:val="000000" w:themeColor="text1"/>
+            <w:u w:val="none"/>
+          </w:rPr>
+          <w:t xml:space="preserve"> </w:t>
         </w:r>
       </w:hyperlink>
     </w:p>
@@ -614,8 +632,20 @@
             <w:u w:val="none"/>
             <w:shd w:val="clear" w:color="auto" w:fill="FFFFFF"/>
           </w:rPr>
-          <w:t>inkedin.com/in/prathameshvivekbhagat</w:t>
+          <w:t>inkedin.com/in/</w:t>
         </w:r>
+        <w:proofErr w:type="spellStart"/>
+        <w:r>
+          <w:rPr>
+            <w:rStyle w:val="Hyperlink"/>
+            <w:bCs/>
+            <w:color w:val="000000" w:themeColor="text1"/>
+            <w:u w:val="none"/>
+            <w:shd w:val="clear" w:color="auto" w:fill="FFFFFF"/>
+          </w:rPr>
+          <w:t>prathameshvivekbhagat</w:t>
+        </w:r>
+        <w:proofErr w:type="spellEnd"/>
       </w:hyperlink>
       <w:r>
         <w:rPr>
@@ -962,18 +992,11 @@
         <w:r>
           <w:rPr>
             <w:rStyle w:val="Hyperlink"/>
-            <w:color w:val="000000" w:themeColor="text1"/>
+            <w:color w:val="auto"/>
           </w:rPr>
-          <w:t>NPTE</w:t>
+          <w:t>NPTEL</w:t>
         </w:r>
       </w:hyperlink>
-      <w:r>
-        <w:rPr>
-          <w:rStyle w:val="Hyperlink"/>
-          <w:color w:val="000000" w:themeColor="text1"/>
-        </w:rPr>
-        <w:t>L</w:t>
-      </w:r>
       <w:r>
         <w:rPr>
           <w:rStyle w:val="Hyperlink"/>
@@ -1038,8 +1061,19 @@
             <w:color w:val="000000" w:themeColor="text1"/>
             <w:u w:val="none"/>
           </w:rPr>
-          <w:t>Lal Bahadur Shastri Jr. College, Bhandara</w:t>
+          <w:t xml:space="preserve">Lal Bahadur Shastri Jr. College, </w:t>
         </w:r>
+        <w:proofErr w:type="spellStart"/>
+        <w:r>
+          <w:rPr>
+            <w:rStyle w:val="Hyperlink"/>
+            <w:bCs/>
+            <w:color w:val="000000" w:themeColor="text1"/>
+            <w:u w:val="none"/>
+          </w:rPr>
+          <w:t>Bhandara</w:t>
+        </w:r>
+        <w:proofErr w:type="spellEnd"/>
       </w:hyperlink>
       <w:r>
         <w:rPr>
@@ -2279,11 +2313,19 @@
           <w:szCs w:val="20"/>
         </w:rPr>
       </w:pPr>
-      <w:r>
-        <w:rPr>
-          <w:szCs w:val="20"/>
-        </w:rPr>
-        <w:t xml:space="preserve">Dockerized </w:t>
+      <w:proofErr w:type="spellStart"/>
+      <w:r>
+        <w:rPr>
+          <w:szCs w:val="20"/>
+        </w:rPr>
+        <w:t>Dockerized</w:t>
+      </w:r>
+      <w:proofErr w:type="spellEnd"/>
+      <w:r>
+        <w:rPr>
+          <w:szCs w:val="20"/>
+        </w:rPr>
+        <w:t xml:space="preserve"> </w:t>
       </w:r>
       <w:r>
         <w:rPr>
@@ -2413,6 +2455,7 @@
         <w:t xml:space="preserve"> | </w:t>
       </w:r>
       <w:hyperlink r:id="rId29" w:history="1">
+        <w:proofErr w:type="spellStart"/>
         <w:r>
           <w:rPr>
             <w:rStyle w:val="Hyperlink"/>
@@ -2420,6 +2463,7 @@
           </w:rPr>
           <w:t>Hazirs</w:t>
         </w:r>
+        <w:proofErr w:type="spellEnd"/>
         <w:r>
           <w:rPr>
             <w:rStyle w:val="Hyperlink"/>
@@ -2486,11 +2530,19 @@
         </w:rPr>
         <w:t xml:space="preserve"> </w:t>
       </w:r>
-      <w:r>
-        <w:rPr>
-          <w:szCs w:val="20"/>
-        </w:rPr>
-        <w:t xml:space="preserve">Hazirs </w:t>
+      <w:proofErr w:type="spellStart"/>
+      <w:r>
+        <w:rPr>
+          <w:szCs w:val="20"/>
+        </w:rPr>
+        <w:t>Hazirs</w:t>
+      </w:r>
+      <w:proofErr w:type="spellEnd"/>
+      <w:r>
+        <w:rPr>
+          <w:szCs w:val="20"/>
+        </w:rPr>
+        <w:t xml:space="preserve"> </w:t>
       </w:r>
       <w:r>
         <w:rPr>
@@ -3487,6 +3539,7 @@
         </w:rPr>
         <w:t xml:space="preserve">. Also, web scraped </w:t>
       </w:r>
+      <w:proofErr w:type="spellStart"/>
       <w:r>
         <w:rPr>
           <w:szCs w:val="20"/>
@@ -3497,7 +3550,14 @@
         <w:rPr>
           <w:szCs w:val="20"/>
         </w:rPr>
-        <w:t xml:space="preserve">’s </w:t>
+        <w:t>’s</w:t>
+      </w:r>
+      <w:proofErr w:type="spellEnd"/>
+      <w:r>
+        <w:rPr>
+          <w:szCs w:val="20"/>
+        </w:rPr>
+        <w:t xml:space="preserve"> </w:t>
       </w:r>
       <w:r>
         <w:rPr>
@@ -5251,42 +5311,42 @@
         <v:path o:extrusionok="f" gradientshapeok="t" o:connecttype="rect"/>
         <o:lock v:ext="edit" aspectratio="t"/>
       </v:shapetype>
-      <v:shape id="_x0000_i1128" type="#_x0000_t75" style="width:513pt;height:513pt;rotation:180;flip:x y;visibility:visible;mso-wrap-style:square" o:bullet="t">
+      <v:shape id="_x0000_i1332" type="#_x0000_t75" style="width:513pt;height:513pt;rotation:180;flip:x y;visibility:visible;mso-wrap-style:square" o:bullet="t">
         <v:imagedata r:id="rId1" o:title="107161_circle_github_icon"/>
       </v:shape>
     </w:pict>
   </w:numPicBullet>
   <w:numPicBullet w:numPicBulletId="1">
     <w:pict>
-      <v:shape id="_x0000_i1129" type="#_x0000_t75" style="width:169.5pt;height:169.5pt;visibility:visible;mso-wrap-style:square" o:bullet="t">
+      <v:shape id="_x0000_i1333" type="#_x0000_t75" style="width:169.5pt;height:169.5pt;visibility:visible;mso-wrap-style:square" o:bullet="t">
         <v:imagedata r:id="rId2" o:title="941C13C7"/>
       </v:shape>
     </w:pict>
   </w:numPicBullet>
   <w:numPicBullet w:numPicBulletId="2">
     <w:pict>
-      <v:shape id="_x0000_i1130" type="#_x0000_t75" style="width:29pt;height:16.5pt;visibility:visible;mso-wrap-style:square" o:bullet="t">
+      <v:shape id="_x0000_i1334" type="#_x0000_t75" style="width:29pt;height:16.5pt;visibility:visible;mso-wrap-style:square" o:bullet="t">
         <v:imagedata r:id="rId3" o:title="107161_circle_github_icon"/>
       </v:shape>
     </w:pict>
   </w:numPicBullet>
   <w:numPicBullet w:numPicBulletId="3">
     <w:pict>
-      <v:shape id="_x0000_i1131" type="#_x0000_t75" style="width:240pt;height:234pt;visibility:visible;mso-wrap-style:square" o:bullet="t">
+      <v:shape id="_x0000_i1335" type="#_x0000_t75" style="width:240pt;height:234pt;visibility:visible;mso-wrap-style:square" o:bullet="t">
         <v:imagedata r:id="rId4" o:title="Indian_Institute_of_Technology_Bombay_Logo"/>
       </v:shape>
     </w:pict>
   </w:numPicBullet>
   <w:numPicBullet w:numPicBulletId="4">
     <w:pict>
-      <v:shape id="_x0000_i1132" type="#_x0000_t75" style="width:22.5pt;height:16.5pt;visibility:visible;mso-wrap-style:square" o:bullet="t">
+      <v:shape id="_x0000_i1336" type="#_x0000_t75" style="width:22.5pt;height:16.5pt;visibility:visible;mso-wrap-style:square" o:bullet="t">
         <v:imagedata r:id="rId5" o:title="Indian_Institute_of_Technology_Bombay_Logo"/>
       </v:shape>
     </w:pict>
   </w:numPicBullet>
   <w:numPicBullet w:numPicBulletId="5">
     <w:pict>
-      <v:shape id="_x0000_i1133" type="#_x0000_t75" style="width:76.5pt;height:76.5pt;visibility:visible;mso-wrap-style:square" o:bullet="t">
+      <v:shape id="_x0000_i1337" type="#_x0000_t75" style="width:76.5pt;height:76.5pt;visibility:visible;mso-wrap-style:square" o:bullet="t">
         <v:imagedata r:id="rId6" o:title=""/>
       </v:shape>
     </w:pict>

--- a/Resume_latest - Copy.docx
+++ b/Resume_latest - Copy.docx
@@ -1984,15 +1984,25 @@
       </w:r>
       <w:r>
         <w:rPr>
+          <w:i/>
+          <w:iCs/>
           <w:szCs w:val="20"/>
         </w:rPr>
         <w:t xml:space="preserve">splash screen </w:t>
       </w:r>
       <w:r>
         <w:rPr>
-          <w:szCs w:val="20"/>
-        </w:rPr>
-        <w:t>animation for better UX</w:t>
+          <w:i/>
+          <w:iCs/>
+          <w:szCs w:val="20"/>
+        </w:rPr>
+        <w:t>animation</w:t>
+      </w:r>
+      <w:r>
+        <w:rPr>
+          <w:szCs w:val="20"/>
+        </w:rPr>
+        <w:t xml:space="preserve"> for better UX</w:t>
       </w:r>
       <w:r>
         <w:rPr>
@@ -2035,8 +2045,8 @@
       </w:r>
       <w:r>
         <w:rPr>
-          <w:b/>
-          <w:bCs/>
+          <w:i/>
+          <w:iCs/>
           <w:szCs w:val="20"/>
         </w:rPr>
         <w:t>interactive graphs</w:t>
@@ -3074,6 +3084,7 @@
       </w:r>
       <w:r>
         <w:rPr>
+          <w:i/>
           <w:szCs w:val="20"/>
         </w:rPr>
         <w:t xml:space="preserve">thousands </w:t>
@@ -3563,25 +3574,37 @@
         <w:rPr>
           <w:szCs w:val="20"/>
         </w:rPr>
+        <w:t>website</w:t>
+      </w:r>
+      <w:r>
+        <w:rPr>
+          <w:szCs w:val="20"/>
+        </w:rPr>
+        <w:t xml:space="preserve"> </w:t>
+      </w:r>
+      <w:r>
+        <w:rPr>
+          <w:szCs w:val="20"/>
+        </w:rPr>
         <w:t>(</w:t>
       </w:r>
       <w:r>
         <w:rPr>
           <w:szCs w:val="20"/>
         </w:rPr>
+        <w:t xml:space="preserve">also a </w:t>
+      </w:r>
+      <w:r>
+        <w:rPr>
+          <w:szCs w:val="20"/>
+        </w:rPr>
         <w:t>leading I</w:t>
       </w:r>
       <w:r>
         <w:rPr>
           <w:szCs w:val="20"/>
         </w:rPr>
-        <w:t xml:space="preserve">ndian stock broker) </w:t>
-      </w:r>
-      <w:r>
-        <w:rPr>
-          <w:szCs w:val="20"/>
-        </w:rPr>
-        <w:t>website</w:t>
+        <w:t>ndian stock broker)</w:t>
       </w:r>
       <w:r>
         <w:rPr>
@@ -3897,7 +3920,19 @@
         <w:rPr>
           <w:szCs w:val="20"/>
         </w:rPr>
-        <w:t xml:space="preserve"> the overall cost from</w:t>
+        <w:t xml:space="preserve"> the overall </w:t>
+      </w:r>
+      <w:r>
+        <w:rPr>
+          <w:szCs w:val="20"/>
+        </w:rPr>
+        <w:t xml:space="preserve">built </w:t>
+      </w:r>
+      <w:r>
+        <w:rPr>
+          <w:szCs w:val="20"/>
+        </w:rPr>
+        <w:t>cost from</w:t>
       </w:r>
       <w:r>
         <w:rPr>
@@ -4104,25 +4139,25 @@
         <w:rPr>
           <w:szCs w:val="20"/>
         </w:rPr>
-        <w:t xml:space="preserve">built with </w:t>
-      </w:r>
-      <w:r>
-        <w:rPr>
-          <w:szCs w:val="20"/>
-        </w:rPr>
-        <w:t>React</w:t>
-      </w:r>
-      <w:r>
-        <w:rPr>
-          <w:szCs w:val="20"/>
-        </w:rPr>
-        <w:t xml:space="preserve"> </w:t>
-      </w:r>
-      <w:r>
-        <w:rPr>
-          <w:szCs w:val="20"/>
-        </w:rPr>
-        <w:t>with an overview of projects</w:t>
+        <w:t xml:space="preserve">a </w:t>
+      </w:r>
+      <w:r>
+        <w:rPr>
+          <w:szCs w:val="20"/>
+        </w:rPr>
+        <w:t xml:space="preserve">basic website </w:t>
+      </w:r>
+      <w:r>
+        <w:rPr>
+          <w:szCs w:val="20"/>
+        </w:rPr>
+        <w:t>that provides</w:t>
+      </w:r>
+      <w:r>
+        <w:rPr>
+          <w:szCs w:val="20"/>
+        </w:rPr>
+        <w:t xml:space="preserve"> an overview of projects</w:t>
       </w:r>
       <w:r>
         <w:rPr>
@@ -4288,16 +4323,34 @@
         <w:rPr>
           <w:szCs w:val="20"/>
         </w:rPr>
-        <w:t xml:space="preserve">: </w:t>
-      </w:r>
-      <w:r>
-        <w:rPr>
-          <w:szCs w:val="20"/>
-        </w:rPr>
-        <w:t>HTTP(s)</w:t>
-      </w:r>
-      <w:r>
-        <w:rPr>
+        <w:t>:</w:t>
+      </w:r>
+      <w:r>
+        <w:rPr>
+          <w:b/>
+          <w:bCs/>
+          <w:szCs w:val="20"/>
+        </w:rPr>
+        <w:t xml:space="preserve"> </w:t>
+      </w:r>
+      <w:r>
+        <w:rPr>
+          <w:b/>
+          <w:bCs/>
+          <w:szCs w:val="20"/>
+        </w:rPr>
+        <w:t>HTTP</w:t>
+      </w:r>
+      <w:r>
+        <w:rPr>
+          <w:szCs w:val="20"/>
+        </w:rPr>
+        <w:t>(s)</w:t>
+      </w:r>
+      <w:r>
+        <w:rPr>
+          <w:b/>
+          <w:bCs/>
           <w:szCs w:val="20"/>
         </w:rPr>
         <w:t xml:space="preserve"> requests </w:t>
@@ -4310,12 +4363,16 @@
       </w:r>
       <w:r>
         <w:rPr>
+          <w:b/>
+          <w:bCs/>
           <w:szCs w:val="20"/>
         </w:rPr>
         <w:t xml:space="preserve"> </w:t>
       </w:r>
       <w:r>
         <w:rPr>
+          <w:b/>
+          <w:bCs/>
           <w:szCs w:val="20"/>
         </w:rPr>
         <w:t>REST APIs</w:t>
@@ -4393,15 +4450,25 @@
       </w:r>
       <w:r>
         <w:rPr>
+          <w:b/>
+          <w:bCs/>
           <w:szCs w:val="20"/>
         </w:rPr>
         <w:t>Android application development</w:t>
       </w:r>
       <w:r>
         <w:rPr>
-          <w:szCs w:val="20"/>
-        </w:rPr>
-        <w:t xml:space="preserve">. (Familiar with </w:t>
+          <w:b/>
+          <w:bCs/>
+          <w:szCs w:val="20"/>
+        </w:rPr>
+        <w:t>.</w:t>
+      </w:r>
+      <w:r>
+        <w:rPr>
+          <w:szCs w:val="20"/>
+        </w:rPr>
+        <w:t xml:space="preserve"> (Familiar with </w:t>
       </w:r>
       <w:r>
         <w:rPr>
@@ -5311,42 +5378,42 @@
         <v:path o:extrusionok="f" gradientshapeok="t" o:connecttype="rect"/>
         <o:lock v:ext="edit" aspectratio="t"/>
       </v:shapetype>
-      <v:shape id="_x0000_i1332" type="#_x0000_t75" style="width:513pt;height:513pt;rotation:180;flip:x y;visibility:visible;mso-wrap-style:square" o:bullet="t">
+      <v:shape id="_x0000_i1578" type="#_x0000_t75" style="width:513pt;height:513pt;rotation:180;flip:x y;visibility:visible;mso-wrap-style:square" o:bullet="t">
         <v:imagedata r:id="rId1" o:title="107161_circle_github_icon"/>
       </v:shape>
     </w:pict>
   </w:numPicBullet>
   <w:numPicBullet w:numPicBulletId="1">
     <w:pict>
-      <v:shape id="_x0000_i1333" type="#_x0000_t75" style="width:169.5pt;height:169.5pt;visibility:visible;mso-wrap-style:square" o:bullet="t">
+      <v:shape id="_x0000_i1579" type="#_x0000_t75" style="width:169.5pt;height:169.5pt;visibility:visible;mso-wrap-style:square" o:bullet="t">
         <v:imagedata r:id="rId2" o:title="941C13C7"/>
       </v:shape>
     </w:pict>
   </w:numPicBullet>
   <w:numPicBullet w:numPicBulletId="2">
     <w:pict>
-      <v:shape id="_x0000_i1334" type="#_x0000_t75" style="width:29pt;height:16.5pt;visibility:visible;mso-wrap-style:square" o:bullet="t">
+      <v:shape id="_x0000_i1580" type="#_x0000_t75" style="width:29pt;height:16.5pt;visibility:visible;mso-wrap-style:square" o:bullet="t">
         <v:imagedata r:id="rId3" o:title="107161_circle_github_icon"/>
       </v:shape>
     </w:pict>
   </w:numPicBullet>
   <w:numPicBullet w:numPicBulletId="3">
     <w:pict>
-      <v:shape id="_x0000_i1335" type="#_x0000_t75" style="width:240pt;height:234pt;visibility:visible;mso-wrap-style:square" o:bullet="t">
+      <v:shape id="_x0000_i1581" type="#_x0000_t75" style="width:240pt;height:234pt;visibility:visible;mso-wrap-style:square" o:bullet="t">
         <v:imagedata r:id="rId4" o:title="Indian_Institute_of_Technology_Bombay_Logo"/>
       </v:shape>
     </w:pict>
   </w:numPicBullet>
   <w:numPicBullet w:numPicBulletId="4">
     <w:pict>
-      <v:shape id="_x0000_i1336" type="#_x0000_t75" style="width:22.5pt;height:16.5pt;visibility:visible;mso-wrap-style:square" o:bullet="t">
+      <v:shape id="_x0000_i1582" type="#_x0000_t75" style="width:22.5pt;height:16.5pt;visibility:visible;mso-wrap-style:square" o:bullet="t">
         <v:imagedata r:id="rId5" o:title="Indian_Institute_of_Technology_Bombay_Logo"/>
       </v:shape>
     </w:pict>
   </w:numPicBullet>
   <w:numPicBullet w:numPicBulletId="5">
     <w:pict>
-      <v:shape id="_x0000_i1337" type="#_x0000_t75" style="width:76.5pt;height:76.5pt;visibility:visible;mso-wrap-style:square" o:bullet="t">
+      <v:shape id="_x0000_i1583" type="#_x0000_t75" style="width:76.5pt;height:76.5pt;visibility:visible;mso-wrap-style:square" o:bullet="t">
         <v:imagedata r:id="rId6" o:title=""/>
       </v:shape>
     </w:pict>

--- a/Resume_latest - Copy.docx
+++ b/Resume_latest - Copy.docx
@@ -763,16 +763,16 @@
         <w:rPr>
           <w:b/>
           <w:bCs/>
-          <w:sz w:val="22"/>
-          <w:szCs w:val="22"/>
+          <w:sz w:val="24"/>
+          <w:szCs w:val="24"/>
         </w:rPr>
       </w:pPr>
       <w:r>
         <w:rPr>
           <w:b/>
           <w:bCs/>
-          <w:sz w:val="22"/>
-          <w:szCs w:val="22"/>
+          <w:sz w:val="24"/>
+          <w:szCs w:val="24"/>
         </w:rPr>
         <w:t>Education</w:t>
       </w:r>
@@ -1230,14 +1230,16 @@
         <w:jc w:val="center"/>
         <w:rPr>
           <w:rFonts w:cstheme="minorBidi"/>
-        </w:rPr>
-      </w:pPr>
-      <w:r>
-        <w:rPr>
-          <w:b/>
-          <w:bCs/>
           <w:sz w:val="22"/>
           <w:szCs w:val="22"/>
+        </w:rPr>
+      </w:pPr>
+      <w:r>
+        <w:rPr>
+          <w:b/>
+          <w:bCs/>
+          <w:sz w:val="24"/>
+          <w:szCs w:val="24"/>
         </w:rPr>
         <w:t>Experience</w:t>
       </w:r>
@@ -1266,16 +1268,61 @@
         <w:t xml:space="preserve"> Intern</w:t>
       </w:r>
       <w:r>
-        <w:t xml:space="preserve"> | </w:t>
+        <w:t xml:space="preserve"> </w:t>
       </w:r>
       <w:hyperlink r:id="rId26" w:history="1">
         <w:r>
           <w:rPr>
             <w:rStyle w:val="Hyperlink"/>
+            <w:color w:val="000000" w:themeColor="text1"/>
+            <w:u w:val="none"/>
+          </w:rPr>
+          <w:t xml:space="preserve">| </w:t>
+        </w:r>
+        <w:r>
+          <w:rPr>
+            <w:rStyle w:val="Hyperlink"/>
             <w:bCs/>
+            <w:color w:val="000000" w:themeColor="text1"/>
             <w:u w:val="none"/>
           </w:rPr>
           <w:t>OFY Wellness, Nagpur</w:t>
+        </w:r>
+        <w:r>
+          <w:rPr>
+            <w:rStyle w:val="Hyperlink"/>
+            <w:bCs/>
+            <w:color w:val="000000" w:themeColor="text1"/>
+            <w:u w:val="none"/>
+          </w:rPr>
+          <w:t xml:space="preserve"> </w:t>
+        </w:r>
+        <w:r>
+          <w:rPr>
+            <w:rStyle w:val="Hyperlink"/>
+            <w:bCs/>
+            <w:color w:val="000000" w:themeColor="text1"/>
+            <w:u w:val="none"/>
+          </w:rPr>
+          <w:t xml:space="preserve">| </w:t>
+        </w:r>
+        <w:r>
+          <w:rPr>
+            <w:rStyle w:val="Hyperlink"/>
+            <w:bCs/>
+            <w:color w:val="000000" w:themeColor="text1"/>
+            <w:u w:val="none"/>
+          </w:rPr>
+          <w:t>o</w:t>
+        </w:r>
+        <w:r>
+          <w:rPr>
+            <w:rStyle w:val="Hyperlink"/>
+            <w:bCs/>
+            <w:color w:val="000000" w:themeColor="text1"/>
+            <w:u w:val="none"/>
+          </w:rPr>
+          <w:t>fyclinics.com</w:t>
         </w:r>
       </w:hyperlink>
       <w:r>
@@ -1788,19 +1835,25 @@
       </w:r>
       <w:r>
         <w:rPr>
-          <w:i/>
-          <w:iCs/>
+          <w:b/>
+          <w:bCs/>
           <w:szCs w:val="20"/>
         </w:rPr>
         <w:t xml:space="preserve">broadcast </w:t>
       </w:r>
       <w:r>
         <w:rPr>
-          <w:i/>
-          <w:iCs/>
-          <w:szCs w:val="20"/>
-        </w:rPr>
-        <w:t>messaging feature</w:t>
+          <w:b/>
+          <w:bCs/>
+          <w:szCs w:val="20"/>
+        </w:rPr>
+        <w:t xml:space="preserve">messaging </w:t>
+      </w:r>
+      <w:r>
+        <w:rPr>
+          <w:szCs w:val="20"/>
+        </w:rPr>
+        <w:t>feature</w:t>
       </w:r>
       <w:r>
         <w:rPr>
@@ -1960,6 +2013,8 @@
       </w:r>
       <w:r>
         <w:rPr>
+          <w:b/>
+          <w:bCs/>
           <w:szCs w:val="20"/>
         </w:rPr>
         <w:t>weight tracking</w:t>
@@ -2045,8 +2100,8 @@
       </w:r>
       <w:r>
         <w:rPr>
-          <w:i/>
-          <w:iCs/>
+          <w:b/>
+          <w:bCs/>
           <w:szCs w:val="20"/>
         </w:rPr>
         <w:t>interactive graphs</w:t>
@@ -2306,7 +2361,7 @@
         <w:rPr>
           <w:szCs w:val="20"/>
         </w:rPr>
-        <w:t xml:space="preserve">. </w:t>
+        <w:t>.</w:t>
       </w:r>
     </w:p>
     <w:p>
@@ -2469,6 +2524,7 @@
         <w:r>
           <w:rPr>
             <w:rStyle w:val="Hyperlink"/>
+            <w:color w:val="000000" w:themeColor="text1"/>
             <w:u w:val="none"/>
           </w:rPr>
           <w:t>Hazirs</w:t>
@@ -2477,9 +2533,42 @@
         <w:r>
           <w:rPr>
             <w:rStyle w:val="Hyperlink"/>
+            <w:color w:val="000000" w:themeColor="text1"/>
             <w:u w:val="none"/>
           </w:rPr>
           <w:t>, remote</w:t>
+        </w:r>
+        <w:r>
+          <w:rPr>
+            <w:rStyle w:val="Hyperlink"/>
+            <w:color w:val="000000" w:themeColor="text1"/>
+            <w:u w:val="none"/>
+          </w:rPr>
+          <w:t xml:space="preserve"> </w:t>
+        </w:r>
+        <w:r>
+          <w:rPr>
+            <w:rStyle w:val="Hyperlink"/>
+            <w:color w:val="000000" w:themeColor="text1"/>
+            <w:u w:val="none"/>
+          </w:rPr>
+          <w:t xml:space="preserve">| </w:t>
+        </w:r>
+        <w:r>
+          <w:rPr>
+            <w:rStyle w:val="Hyperlink"/>
+            <w:color w:val="000000" w:themeColor="text1"/>
+            <w:u w:val="none"/>
+          </w:rPr>
+          <w:t>hazirs</w:t>
+        </w:r>
+        <w:r>
+          <w:rPr>
+            <w:rStyle w:val="Hyperlink"/>
+            <w:color w:val="000000" w:themeColor="text1"/>
+            <w:u w:val="none"/>
+          </w:rPr>
+          <w:t>.com</w:t>
         </w:r>
       </w:hyperlink>
       <w:r>
@@ -2730,7 +2819,19 @@
         <w:rPr>
           <w:szCs w:val="20"/>
         </w:rPr>
-        <w:t xml:space="preserve">in </w:t>
+        <w:t>in</w:t>
+      </w:r>
+      <w:r>
+        <w:rPr>
+          <w:szCs w:val="20"/>
+        </w:rPr>
+        <w:t xml:space="preserve"> feature</w:t>
+      </w:r>
+      <w:r>
+        <w:rPr>
+          <w:szCs w:val="20"/>
+        </w:rPr>
+        <w:t xml:space="preserve"> </w:t>
       </w:r>
       <w:r>
         <w:rPr>
@@ -2839,19 +2940,15 @@
         <w:rPr>
           <w:szCs w:val="20"/>
         </w:rPr>
-        <w:t>the Google Sign-In API</w:t>
-      </w:r>
-      <w:r>
-        <w:rPr>
-          <w:szCs w:val="20"/>
-        </w:rPr>
-        <w:t>.</w:t>
-      </w:r>
-      <w:r>
-        <w:rPr>
-          <w:szCs w:val="20"/>
-        </w:rPr>
-        <w:t xml:space="preserve"> </w:t>
+        <w:t xml:space="preserve">the </w:t>
+      </w:r>
+      <w:r>
+        <w:rPr>
+          <w:i/>
+          <w:iCs/>
+          <w:szCs w:val="20"/>
+        </w:rPr>
+        <w:t>Google Sign-In API.</w:t>
       </w:r>
     </w:p>
     <w:p>
@@ -2879,8 +2976,8 @@
           <w:rFonts w:cstheme="minorBidi"/>
           <w:b/>
           <w:bCs/>
-          <w:sz w:val="22"/>
-          <w:szCs w:val="22"/>
+          <w:sz w:val="24"/>
+          <w:szCs w:val="24"/>
         </w:rPr>
       </w:pPr>
       <w:r>
@@ -2888,8 +2985,8 @@
           <w:rFonts w:cstheme="minorBidi"/>
           <w:b/>
           <w:bCs/>
-          <w:sz w:val="22"/>
-          <w:szCs w:val="22"/>
+          <w:sz w:val="24"/>
+          <w:szCs w:val="24"/>
         </w:rPr>
         <w:t>Projects</w:t>
       </w:r>
@@ -3084,22 +3181,41 @@
       </w:r>
       <w:r>
         <w:rPr>
-          <w:i/>
+          <w:b/>
+          <w:bCs/>
+          <w:iCs/>
           <w:szCs w:val="20"/>
         </w:rPr>
         <w:t xml:space="preserve">thousands </w:t>
       </w:r>
       <w:r>
         <w:rPr>
-          <w:szCs w:val="20"/>
-        </w:rPr>
-        <w:t xml:space="preserve">of </w:t>
-      </w:r>
-      <w:r>
-        <w:rPr>
-          <w:szCs w:val="20"/>
-        </w:rPr>
-        <w:t xml:space="preserve">users </w:t>
+          <w:iCs/>
+          <w:szCs w:val="20"/>
+        </w:rPr>
+        <w:t>of</w:t>
+      </w:r>
+      <w:r>
+        <w:rPr>
+          <w:b/>
+          <w:bCs/>
+          <w:iCs/>
+          <w:szCs w:val="20"/>
+        </w:rPr>
+        <w:t xml:space="preserve"> </w:t>
+      </w:r>
+      <w:r>
+        <w:rPr>
+          <w:iCs/>
+          <w:szCs w:val="20"/>
+        </w:rPr>
+        <w:t>users</w:t>
+      </w:r>
+      <w:r>
+        <w:rPr>
+          <w:szCs w:val="20"/>
+        </w:rPr>
+        <w:t xml:space="preserve"> </w:t>
       </w:r>
       <w:r>
         <w:rPr>
@@ -3119,7 +3235,15 @@
           <w:bCs/>
           <w:szCs w:val="20"/>
         </w:rPr>
-        <w:t>30%</w:t>
+        <w:t>30</w:t>
+      </w:r>
+      <w:r>
+        <w:rPr>
+          <w:b/>
+          <w:bCs/>
+          <w:szCs w:val="20"/>
+        </w:rPr>
+        <w:t>%</w:t>
       </w:r>
       <w:r>
         <w:rPr>
@@ -3350,33 +3474,11 @@
       </w:r>
       <w:r>
         <w:rPr>
+          <w:b/>
+          <w:bCs/>
           <w:szCs w:val="20"/>
         </w:rPr>
         <w:t>Kota Securities</w:t>
-      </w:r>
-      <w:r>
-        <w:rPr>
-          <w:szCs w:val="20"/>
-        </w:rPr>
-        <w:t xml:space="preserve"> and</w:t>
-      </w:r>
-      <w:r>
-        <w:rPr>
-          <w:szCs w:val="20"/>
-        </w:rPr>
-        <w:t xml:space="preserve"> Fyers</w:t>
-      </w:r>
-      <w:r>
-        <w:rPr>
-          <w:szCs w:val="20"/>
-        </w:rPr>
-        <w:t xml:space="preserve"> </w:t>
-      </w:r>
-      <w:r>
-        <w:rPr>
-          <w:szCs w:val="20"/>
-        </w:rPr>
-        <w:t xml:space="preserve">to </w:t>
       </w:r>
       <w:r>
         <w:rPr>
@@ -3384,7 +3486,13 @@
           <w:iCs/>
           <w:szCs w:val="20"/>
         </w:rPr>
-        <w:t>t</w:t>
+        <w:t xml:space="preserve"> </w:t>
+      </w:r>
+      <w:r>
+        <w:rPr>
+          <w:szCs w:val="20"/>
+        </w:rPr>
+        <w:t>and</w:t>
       </w:r>
       <w:r>
         <w:rPr>
@@ -3392,7 +3500,19 @@
           <w:iCs/>
           <w:szCs w:val="20"/>
         </w:rPr>
-        <w:t>rade</w:t>
+        <w:t xml:space="preserve"> Fyers</w:t>
+      </w:r>
+      <w:r>
+        <w:rPr>
+          <w:szCs w:val="20"/>
+        </w:rPr>
+        <w:t xml:space="preserve"> </w:t>
+      </w:r>
+      <w:r>
+        <w:rPr>
+          <w:szCs w:val="20"/>
+        </w:rPr>
+        <w:t xml:space="preserve">to </w:t>
       </w:r>
       <w:r>
         <w:rPr>
@@ -3400,7 +3520,7 @@
           <w:iCs/>
           <w:szCs w:val="20"/>
         </w:rPr>
-        <w:t xml:space="preserve"> stocks</w:t>
+        <w:t>t</w:t>
       </w:r>
       <w:r>
         <w:rPr>
@@ -3408,7 +3528,7 @@
           <w:iCs/>
           <w:szCs w:val="20"/>
         </w:rPr>
-        <w:t xml:space="preserve"> </w:t>
+        <w:t>rade</w:t>
       </w:r>
       <w:r>
         <w:rPr>
@@ -3416,7 +3536,7 @@
           <w:iCs/>
           <w:szCs w:val="20"/>
         </w:rPr>
-        <w:t>and</w:t>
+        <w:t xml:space="preserve"> stocks</w:t>
       </w:r>
       <w:r>
         <w:rPr>
@@ -3432,57 +3552,7 @@
           <w:iCs/>
           <w:szCs w:val="20"/>
         </w:rPr>
-        <w:t>futures contracts</w:t>
-      </w:r>
-      <w:r>
-        <w:rPr>
-          <w:szCs w:val="20"/>
-        </w:rPr>
-        <w:t xml:space="preserve"> </w:t>
-      </w:r>
-      <w:r>
-        <w:rPr>
-          <w:szCs w:val="20"/>
-        </w:rPr>
-        <w:t>worth</w:t>
-      </w:r>
-      <w:r>
-        <w:rPr>
-          <w:szCs w:val="20"/>
-        </w:rPr>
-        <w:t xml:space="preserve"> </w:t>
-      </w:r>
-      <w:r>
-        <w:rPr>
-          <w:szCs w:val="20"/>
-        </w:rPr>
-        <w:t xml:space="preserve">around </w:t>
-      </w:r>
-      <w:r>
-        <w:rPr>
-          <w:szCs w:val="20"/>
-        </w:rPr>
-        <w:t>&gt;</w:t>
-      </w:r>
-      <w:r>
-        <w:rPr>
-          <w:szCs w:val="20"/>
-        </w:rPr>
-        <w:t xml:space="preserve"> </w:t>
-      </w:r>
-      <w:r>
-        <w:rPr>
-          <w:b/>
-          <w:bCs/>
-          <w:szCs w:val="20"/>
-        </w:rPr>
-        <w:t xml:space="preserve">$100 </w:t>
-      </w:r>
-      <w:r>
-        <w:rPr>
-          <w:szCs w:val="20"/>
-        </w:rPr>
-        <w:t>(</w:t>
+        <w:t>and</w:t>
       </w:r>
       <w:r>
         <w:rPr>
@@ -3490,7 +3560,7 @@
           <w:iCs/>
           <w:szCs w:val="20"/>
         </w:rPr>
-        <w:t>~</w:t>
+        <w:t xml:space="preserve"> </w:t>
       </w:r>
       <w:r>
         <w:rPr>
@@ -3498,7 +3568,57 @@
           <w:iCs/>
           <w:szCs w:val="20"/>
         </w:rPr>
-        <w:t>₹</w:t>
+        <w:t>futures contracts</w:t>
+      </w:r>
+      <w:r>
+        <w:rPr>
+          <w:szCs w:val="20"/>
+        </w:rPr>
+        <w:t xml:space="preserve"> </w:t>
+      </w:r>
+      <w:r>
+        <w:rPr>
+          <w:szCs w:val="20"/>
+        </w:rPr>
+        <w:t>worth</w:t>
+      </w:r>
+      <w:r>
+        <w:rPr>
+          <w:szCs w:val="20"/>
+        </w:rPr>
+        <w:t xml:space="preserve"> </w:t>
+      </w:r>
+      <w:r>
+        <w:rPr>
+          <w:szCs w:val="20"/>
+        </w:rPr>
+        <w:t>more than</w:t>
+      </w:r>
+      <w:r>
+        <w:rPr>
+          <w:szCs w:val="20"/>
+        </w:rPr>
+        <w:t xml:space="preserve"> </w:t>
+      </w:r>
+      <w:r>
+        <w:rPr>
+          <w:szCs w:val="20"/>
+        </w:rPr>
+        <w:t xml:space="preserve">around </w:t>
+      </w:r>
+      <w:r>
+        <w:rPr>
+          <w:b/>
+          <w:bCs/>
+          <w:szCs w:val="20"/>
+        </w:rPr>
+        <w:t xml:space="preserve">$100 </w:t>
+      </w:r>
+      <w:r>
+        <w:rPr>
+          <w:szCs w:val="20"/>
+        </w:rPr>
+        <w:t>(</w:t>
       </w:r>
       <w:r>
         <w:rPr>
@@ -3506,7 +3626,7 @@
           <w:iCs/>
           <w:szCs w:val="20"/>
         </w:rPr>
-        <w:t>10</w:t>
+        <w:t>~</w:t>
       </w:r>
       <w:r>
         <w:rPr>
@@ -3514,197 +3634,69 @@
           <w:iCs/>
           <w:szCs w:val="20"/>
         </w:rPr>
-        <w:t>,</w:t>
-      </w:r>
-      <w:r>
-        <w:rPr>
+        <w:t>₹</w:t>
+      </w:r>
+      <w:r>
+        <w:rPr>
+          <w:b/>
+          <w:bCs/>
           <w:i/>
           <w:iCs/>
           <w:szCs w:val="20"/>
         </w:rPr>
-        <w:t>000</w:t>
-      </w:r>
-      <w:r>
-        <w:rPr>
-          <w:szCs w:val="20"/>
-        </w:rPr>
-        <w:t>)</w:t>
+        <w:t>10</w:t>
       </w:r>
       <w:r>
         <w:rPr>
           <w:b/>
           <w:bCs/>
-          <w:szCs w:val="20"/>
-        </w:rPr>
-        <w:t xml:space="preserve"> </w:t>
-      </w:r>
-      <w:r>
-        <w:rPr>
-          <w:szCs w:val="20"/>
-        </w:rPr>
-        <w:t>algorithmically</w:t>
-      </w:r>
-      <w:r>
-        <w:rPr>
-          <w:szCs w:val="20"/>
-        </w:rPr>
-        <w:t xml:space="preserve">. Also, web scraped </w:t>
-      </w:r>
-      <w:proofErr w:type="spellStart"/>
-      <w:r>
-        <w:rPr>
-          <w:szCs w:val="20"/>
-        </w:rPr>
-        <w:t>Zerodha</w:t>
-      </w:r>
-      <w:r>
-        <w:rPr>
-          <w:szCs w:val="20"/>
-        </w:rPr>
-        <w:t>’s</w:t>
-      </w:r>
-      <w:proofErr w:type="spellEnd"/>
-      <w:r>
-        <w:rPr>
-          <w:szCs w:val="20"/>
-        </w:rPr>
-        <w:t xml:space="preserve"> </w:t>
-      </w:r>
-      <w:r>
-        <w:rPr>
-          <w:szCs w:val="20"/>
-        </w:rPr>
-        <w:t>website</w:t>
-      </w:r>
-      <w:r>
-        <w:rPr>
-          <w:szCs w:val="20"/>
-        </w:rPr>
-        <w:t xml:space="preserve"> </w:t>
-      </w:r>
-      <w:r>
-        <w:rPr>
-          <w:szCs w:val="20"/>
-        </w:rPr>
-        <w:t>(</w:t>
-      </w:r>
-      <w:r>
-        <w:rPr>
-          <w:szCs w:val="20"/>
-        </w:rPr>
-        <w:t xml:space="preserve">also a </w:t>
-      </w:r>
-      <w:r>
-        <w:rPr>
-          <w:szCs w:val="20"/>
-        </w:rPr>
-        <w:t>leading I</w:t>
-      </w:r>
-      <w:r>
-        <w:rPr>
-          <w:szCs w:val="20"/>
-        </w:rPr>
-        <w:t>ndian stock broker)</w:t>
-      </w:r>
-      <w:r>
-        <w:rPr>
-          <w:szCs w:val="20"/>
-        </w:rPr>
-        <w:t>,</w:t>
-      </w:r>
-      <w:r>
-        <w:rPr>
-          <w:szCs w:val="20"/>
-        </w:rPr>
-        <w:t xml:space="preserve"> </w:t>
-      </w:r>
-      <w:r>
-        <w:rPr>
-          <w:szCs w:val="20"/>
-        </w:rPr>
-        <w:t xml:space="preserve">and </w:t>
-      </w:r>
-      <w:r>
-        <w:rPr>
-          <w:szCs w:val="20"/>
-        </w:rPr>
-        <w:t>ma</w:t>
-      </w:r>
-      <w:r>
-        <w:rPr>
-          <w:szCs w:val="20"/>
-        </w:rPr>
-        <w:t>d</w:t>
-      </w:r>
-      <w:r>
-        <w:rPr>
-          <w:szCs w:val="20"/>
-        </w:rPr>
-        <w:t>e automated logins</w:t>
-      </w:r>
-      <w:r>
-        <w:rPr>
-          <w:szCs w:val="20"/>
-        </w:rPr>
-        <w:t xml:space="preserve"> </w:t>
-      </w:r>
-      <w:r>
-        <w:rPr>
-          <w:szCs w:val="20"/>
-        </w:rPr>
-        <w:t xml:space="preserve">to the </w:t>
-      </w:r>
-      <w:r>
-        <w:rPr>
-          <w:szCs w:val="20"/>
-        </w:rPr>
-        <w:t>web</w:t>
-      </w:r>
-      <w:r>
-        <w:rPr>
-          <w:szCs w:val="20"/>
-        </w:rPr>
-        <w:t xml:space="preserve">site </w:t>
-      </w:r>
-      <w:r>
-        <w:rPr>
-          <w:szCs w:val="20"/>
-        </w:rPr>
-        <w:t>via Selenium</w:t>
-      </w:r>
-      <w:r>
-        <w:rPr>
-          <w:szCs w:val="20"/>
-        </w:rPr>
-        <w:t xml:space="preserve"> </w:t>
-      </w:r>
-      <w:r>
-        <w:rPr>
-          <w:szCs w:val="20"/>
-        </w:rPr>
-        <w:t xml:space="preserve">and Chromium </w:t>
-      </w:r>
-      <w:r>
-        <w:rPr>
-          <w:szCs w:val="20"/>
-        </w:rPr>
-        <w:t xml:space="preserve">to </w:t>
-      </w:r>
-      <w:r>
-        <w:rPr>
           <w:i/>
           <w:iCs/>
           <w:szCs w:val="20"/>
         </w:rPr>
-        <w:t xml:space="preserve">trade </w:t>
-      </w:r>
-      <w:r>
-        <w:rPr>
+        <w:t>,</w:t>
+      </w:r>
+      <w:r>
+        <w:rPr>
+          <w:b/>
+          <w:bCs/>
           <w:i/>
           <w:iCs/>
           <w:szCs w:val="20"/>
         </w:rPr>
-        <w:t>stocks</w:t>
+        <w:t>000</w:t>
+      </w:r>
+      <w:r>
+        <w:rPr>
+          <w:szCs w:val="20"/>
+        </w:rPr>
+        <w:t>)</w:t>
+      </w:r>
+      <w:r>
+        <w:rPr>
+          <w:b/>
+          <w:bCs/>
+          <w:szCs w:val="20"/>
+        </w:rPr>
+        <w:t xml:space="preserve"> </w:t>
+      </w:r>
+      <w:r>
+        <w:rPr>
+          <w:szCs w:val="20"/>
+        </w:rPr>
+        <w:t>algorithmically</w:t>
+      </w:r>
+      <w:r>
+        <w:rPr>
+          <w:szCs w:val="20"/>
+        </w:rPr>
+        <w:t>.</w:t>
+      </w:r>
+      <w:r>
+        <w:rPr>
+          <w:szCs w:val="20"/>
+        </w:rPr>
+        <w:t xml:space="preserve"> Also </w:t>
       </w:r>
       <w:r>
         <w:rPr>
@@ -3712,7 +3704,203 @@
           <w:iCs/>
           <w:szCs w:val="20"/>
         </w:rPr>
-        <w:t xml:space="preserve"> autonomously</w:t>
+        <w:t>trade</w:t>
+      </w:r>
+      <w:r>
+        <w:rPr>
+          <w:i/>
+          <w:iCs/>
+          <w:szCs w:val="20"/>
+        </w:rPr>
+        <w:t>d</w:t>
+      </w:r>
+      <w:r>
+        <w:rPr>
+          <w:i/>
+          <w:iCs/>
+          <w:szCs w:val="20"/>
+        </w:rPr>
+        <w:t xml:space="preserve"> stocks autonomously</w:t>
+      </w:r>
+      <w:r>
+        <w:rPr>
+          <w:szCs w:val="20"/>
+        </w:rPr>
+        <w:t xml:space="preserve"> by w</w:t>
+      </w:r>
+      <w:r>
+        <w:rPr>
+          <w:szCs w:val="20"/>
+        </w:rPr>
+        <w:t>eb</w:t>
+      </w:r>
+      <w:r>
+        <w:rPr>
+          <w:szCs w:val="20"/>
+        </w:rPr>
+        <w:t>-</w:t>
+      </w:r>
+      <w:r>
+        <w:rPr>
+          <w:szCs w:val="20"/>
+        </w:rPr>
+        <w:t>scrap</w:t>
+      </w:r>
+      <w:r>
+        <w:rPr>
+          <w:szCs w:val="20"/>
+        </w:rPr>
+        <w:t>ing</w:t>
+      </w:r>
+      <w:r>
+        <w:rPr>
+          <w:szCs w:val="20"/>
+        </w:rPr>
+        <w:t xml:space="preserve"> </w:t>
+      </w:r>
+      <w:proofErr w:type="spellStart"/>
+      <w:r>
+        <w:rPr>
+          <w:b/>
+          <w:bCs/>
+          <w:szCs w:val="20"/>
+        </w:rPr>
+        <w:t>Zerodha’s</w:t>
+      </w:r>
+      <w:proofErr w:type="spellEnd"/>
+      <w:r>
+        <w:rPr>
+          <w:szCs w:val="20"/>
+        </w:rPr>
+        <w:t xml:space="preserve"> </w:t>
+      </w:r>
+      <w:r>
+        <w:rPr>
+          <w:szCs w:val="20"/>
+        </w:rPr>
+        <w:t xml:space="preserve">website </w:t>
+      </w:r>
+      <w:r>
+        <w:rPr>
+          <w:szCs w:val="20"/>
+        </w:rPr>
+        <w:t>(</w:t>
+      </w:r>
+      <w:r>
+        <w:rPr>
+          <w:szCs w:val="20"/>
+        </w:rPr>
+        <w:t>a</w:t>
+      </w:r>
+      <w:r>
+        <w:rPr>
+          <w:szCs w:val="20"/>
+        </w:rPr>
+        <w:t>lso a</w:t>
+      </w:r>
+      <w:r>
+        <w:rPr>
+          <w:szCs w:val="20"/>
+        </w:rPr>
+        <w:t xml:space="preserve"> </w:t>
+      </w:r>
+      <w:r>
+        <w:rPr>
+          <w:szCs w:val="20"/>
+        </w:rPr>
+        <w:t>leading I</w:t>
+      </w:r>
+      <w:r>
+        <w:rPr>
+          <w:szCs w:val="20"/>
+        </w:rPr>
+        <w:t>ndian stockbroker)</w:t>
+      </w:r>
+      <w:r>
+        <w:rPr>
+          <w:szCs w:val="20"/>
+        </w:rPr>
+        <w:t>,</w:t>
+      </w:r>
+      <w:r>
+        <w:rPr>
+          <w:szCs w:val="20"/>
+        </w:rPr>
+        <w:t xml:space="preserve"> </w:t>
+      </w:r>
+      <w:r>
+        <w:rPr>
+          <w:szCs w:val="20"/>
+        </w:rPr>
+        <w:t xml:space="preserve">and </w:t>
+      </w:r>
+      <w:r>
+        <w:rPr>
+          <w:szCs w:val="20"/>
+        </w:rPr>
+        <w:t>ma</w:t>
+      </w:r>
+      <w:r>
+        <w:rPr>
+          <w:szCs w:val="20"/>
+        </w:rPr>
+        <w:t xml:space="preserve">king </w:t>
+      </w:r>
+      <w:r>
+        <w:rPr>
+          <w:szCs w:val="20"/>
+        </w:rPr>
+        <w:t>automated logins</w:t>
+      </w:r>
+      <w:r>
+        <w:rPr>
+          <w:szCs w:val="20"/>
+        </w:rPr>
+        <w:t xml:space="preserve"> </w:t>
+      </w:r>
+      <w:r>
+        <w:rPr>
+          <w:szCs w:val="20"/>
+        </w:rPr>
+        <w:t xml:space="preserve">and order booking </w:t>
+      </w:r>
+      <w:r>
+        <w:rPr>
+          <w:szCs w:val="20"/>
+        </w:rPr>
+        <w:t xml:space="preserve">via </w:t>
+      </w:r>
+      <w:r>
+        <w:rPr>
+          <w:i/>
+          <w:iCs/>
+          <w:szCs w:val="20"/>
+        </w:rPr>
+        <w:t>Selenium</w:t>
+      </w:r>
+      <w:r>
+        <w:rPr>
+          <w:i/>
+          <w:iCs/>
+          <w:szCs w:val="20"/>
+        </w:rPr>
+        <w:t xml:space="preserve"> </w:t>
+      </w:r>
+      <w:r>
+        <w:rPr>
+          <w:i/>
+          <w:iCs/>
+          <w:szCs w:val="20"/>
+        </w:rPr>
+        <w:t xml:space="preserve">&amp; </w:t>
+      </w:r>
+      <w:r>
+        <w:rPr>
+          <w:i/>
+          <w:iCs/>
+          <w:szCs w:val="20"/>
+        </w:rPr>
+        <w:t>Chromium</w:t>
       </w:r>
       <w:r>
         <w:rPr>
@@ -3890,119 +4078,7 @@
         <w:rPr>
           <w:szCs w:val="20"/>
         </w:rPr>
-        <w:t>and used open-source code on cost-effective Arduino UNO R3 for the</w:t>
-      </w:r>
-      <w:r>
-        <w:rPr>
-          <w:szCs w:val="20"/>
-        </w:rPr>
-        <w:t xml:space="preserve"> flight controller,</w:t>
-      </w:r>
-      <w:r>
-        <w:rPr>
-          <w:szCs w:val="20"/>
-        </w:rPr>
-        <w:t xml:space="preserve"> </w:t>
-      </w:r>
-      <w:r>
-        <w:rPr>
-          <w:szCs w:val="20"/>
-        </w:rPr>
-        <w:t>reduc</w:t>
-      </w:r>
-      <w:r>
-        <w:rPr>
-          <w:szCs w:val="20"/>
-        </w:rPr>
-        <w:t>ing</w:t>
-      </w:r>
-      <w:r>
-        <w:rPr>
-          <w:szCs w:val="20"/>
-        </w:rPr>
-        <w:t xml:space="preserve"> the overall </w:t>
-      </w:r>
-      <w:r>
-        <w:rPr>
-          <w:szCs w:val="20"/>
-        </w:rPr>
-        <w:t xml:space="preserve">built </w:t>
-      </w:r>
-      <w:r>
-        <w:rPr>
-          <w:szCs w:val="20"/>
-        </w:rPr>
-        <w:t>cost from</w:t>
-      </w:r>
-      <w:r>
-        <w:rPr>
-          <w:szCs w:val="20"/>
-        </w:rPr>
-        <w:t xml:space="preserve"> </w:t>
-      </w:r>
-      <w:r>
-        <w:rPr>
-          <w:szCs w:val="20"/>
-        </w:rPr>
-        <w:t xml:space="preserve">approx. </w:t>
-      </w:r>
-      <w:r>
-        <w:rPr>
-          <w:b/>
-          <w:bCs/>
-          <w:szCs w:val="20"/>
-        </w:rPr>
-        <w:t>$</w:t>
-      </w:r>
-      <w:r>
-        <w:rPr>
-          <w:b/>
-          <w:bCs/>
-          <w:szCs w:val="20"/>
-        </w:rPr>
-        <w:t>400</w:t>
-      </w:r>
-      <w:r>
-        <w:rPr>
-          <w:b/>
-          <w:bCs/>
-          <w:szCs w:val="20"/>
-        </w:rPr>
-        <w:t xml:space="preserve"> </w:t>
-      </w:r>
-      <w:r>
-        <w:rPr>
-          <w:szCs w:val="20"/>
-        </w:rPr>
-        <w:t>to</w:t>
-      </w:r>
-      <w:r>
-        <w:rPr>
-          <w:szCs w:val="20"/>
-        </w:rPr>
-        <w:t xml:space="preserve"> </w:t>
-      </w:r>
-      <w:r>
-        <w:rPr>
-          <w:b/>
-          <w:bCs/>
-          <w:szCs w:val="20"/>
-        </w:rPr>
-        <w:t>$80</w:t>
-      </w:r>
-      <w:r>
-        <w:rPr>
-          <w:b/>
-          <w:bCs/>
-          <w:szCs w:val="20"/>
-        </w:rPr>
-        <w:t xml:space="preserve"> </w:t>
-      </w:r>
-      <w:r>
-        <w:rPr>
-          <w:szCs w:val="20"/>
-        </w:rPr>
-        <w:t>(</w:t>
+        <w:t xml:space="preserve">and used open-source code on cost-effective </w:t>
       </w:r>
       <w:r>
         <w:rPr>
@@ -4010,7 +4086,125 @@
           <w:iCs/>
           <w:szCs w:val="20"/>
         </w:rPr>
-        <w:t>~</w:t>
+        <w:t>Arduino UNO R3</w:t>
+      </w:r>
+      <w:r>
+        <w:rPr>
+          <w:szCs w:val="20"/>
+        </w:rPr>
+        <w:t xml:space="preserve"> for the</w:t>
+      </w:r>
+      <w:r>
+        <w:rPr>
+          <w:szCs w:val="20"/>
+        </w:rPr>
+        <w:t xml:space="preserve"> flight controller,</w:t>
+      </w:r>
+      <w:r>
+        <w:rPr>
+          <w:szCs w:val="20"/>
+        </w:rPr>
+        <w:t xml:space="preserve"> </w:t>
+      </w:r>
+      <w:r>
+        <w:rPr>
+          <w:szCs w:val="20"/>
+        </w:rPr>
+        <w:t>reduc</w:t>
+      </w:r>
+      <w:r>
+        <w:rPr>
+          <w:szCs w:val="20"/>
+        </w:rPr>
+        <w:t>ing</w:t>
+      </w:r>
+      <w:r>
+        <w:rPr>
+          <w:szCs w:val="20"/>
+        </w:rPr>
+        <w:t xml:space="preserve"> the overall </w:t>
+      </w:r>
+      <w:r>
+        <w:rPr>
+          <w:szCs w:val="20"/>
+        </w:rPr>
+        <w:t xml:space="preserve">built </w:t>
+      </w:r>
+      <w:r>
+        <w:rPr>
+          <w:szCs w:val="20"/>
+        </w:rPr>
+        <w:t>cost from</w:t>
+      </w:r>
+      <w:r>
+        <w:rPr>
+          <w:szCs w:val="20"/>
+        </w:rPr>
+        <w:t xml:space="preserve"> </w:t>
+      </w:r>
+      <w:r>
+        <w:rPr>
+          <w:szCs w:val="20"/>
+        </w:rPr>
+        <w:t xml:space="preserve">approx. </w:t>
+      </w:r>
+      <w:r>
+        <w:rPr>
+          <w:b/>
+          <w:bCs/>
+          <w:szCs w:val="20"/>
+        </w:rPr>
+        <w:t>$</w:t>
+      </w:r>
+      <w:r>
+        <w:rPr>
+          <w:b/>
+          <w:bCs/>
+          <w:szCs w:val="20"/>
+        </w:rPr>
+        <w:t>400</w:t>
+      </w:r>
+      <w:r>
+        <w:rPr>
+          <w:b/>
+          <w:bCs/>
+          <w:szCs w:val="20"/>
+        </w:rPr>
+        <w:t xml:space="preserve"> </w:t>
+      </w:r>
+      <w:r>
+        <w:rPr>
+          <w:szCs w:val="20"/>
+        </w:rPr>
+        <w:t>to</w:t>
+      </w:r>
+      <w:r>
+        <w:rPr>
+          <w:szCs w:val="20"/>
+        </w:rPr>
+        <w:t xml:space="preserve"> </w:t>
+      </w:r>
+      <w:r>
+        <w:rPr>
+          <w:b/>
+          <w:bCs/>
+          <w:szCs w:val="20"/>
+        </w:rPr>
+        <w:t>$80</w:t>
+      </w:r>
+      <w:r>
+        <w:rPr>
+          <w:b/>
+          <w:bCs/>
+          <w:szCs w:val="20"/>
+        </w:rPr>
+        <w:t xml:space="preserve"> </w:t>
+      </w:r>
+      <w:r>
+        <w:rPr>
+          <w:szCs w:val="20"/>
+        </w:rPr>
+        <w:t>(</w:t>
       </w:r>
       <w:r>
         <w:rPr>
@@ -4018,7 +4212,7 @@
           <w:iCs/>
           <w:szCs w:val="20"/>
         </w:rPr>
-        <w:t xml:space="preserve">₹35,000 to </w:t>
+        <w:t>~</w:t>
       </w:r>
       <w:r>
         <w:rPr>
@@ -4026,15 +4220,51 @@
           <w:iCs/>
           <w:szCs w:val="20"/>
         </w:rPr>
-        <w:t>~</w:t>
-      </w:r>
-      <w:r>
-        <w:rPr>
+        <w:t>₹</w:t>
+      </w:r>
+      <w:r>
+        <w:rPr>
+          <w:b/>
+          <w:bCs/>
           <w:i/>
           <w:iCs/>
           <w:szCs w:val="20"/>
         </w:rPr>
-        <w:t>₹7,000</w:t>
+        <w:t>35,000</w:t>
+      </w:r>
+      <w:r>
+        <w:rPr>
+          <w:i/>
+          <w:iCs/>
+          <w:szCs w:val="20"/>
+        </w:rPr>
+        <w:t xml:space="preserve"> to </w:t>
+      </w:r>
+      <w:r>
+        <w:rPr>
+          <w:i/>
+          <w:iCs/>
+          <w:szCs w:val="20"/>
+        </w:rPr>
+        <w:t>~</w:t>
+      </w:r>
+      <w:r>
+        <w:rPr>
+          <w:i/>
+          <w:iCs/>
+          <w:szCs w:val="20"/>
+        </w:rPr>
+        <w:t>₹</w:t>
+      </w:r>
+      <w:r>
+        <w:rPr>
+          <w:b/>
+          <w:bCs/>
+          <w:i/>
+          <w:iCs/>
+          <w:szCs w:val="20"/>
+        </w:rPr>
+        <w:t>7,000</w:t>
       </w:r>
       <w:r>
         <w:rPr>
@@ -4190,14 +4420,16 @@
         <w:rPr>
           <w:b/>
           <w:bCs/>
-        </w:rPr>
-      </w:pPr>
-      <w:r>
-        <w:rPr>
-          <w:b/>
-          <w:bCs/>
           <w:sz w:val="22"/>
           <w:szCs w:val="22"/>
+        </w:rPr>
+      </w:pPr>
+      <w:r>
+        <w:rPr>
+          <w:b/>
+          <w:bCs/>
+          <w:sz w:val="24"/>
+          <w:szCs w:val="24"/>
         </w:rPr>
         <w:t>Skills</w:t>
       </w:r>
@@ -4658,31 +4890,31 @@
     </w:p>
     <w:p>
       <w:pPr>
-        <w:spacing w:line="360" w:lineRule="auto"/>
+        <w:spacing w:line="240" w:lineRule="auto"/>
         <w:ind w:left="0" w:right="0" w:firstLine="0"/>
         <w:jc w:val="center"/>
         <w:rPr>
           <w:b/>
           <w:bCs/>
+          <w:sz w:val="24"/>
+          <w:szCs w:val="24"/>
+        </w:rPr>
+      </w:pPr>
+      <w:r>
+        <w:rPr>
+          <w:b/>
+          <w:bCs/>
           <w:sz w:val="22"/>
           <w:szCs w:val="22"/>
         </w:rPr>
-      </w:pPr>
+        <w:t xml:space="preserve"> </w:t>
+      </w:r>
       <w:r>
         <w:rPr>
           <w:b/>
           <w:bCs/>
-          <w:sz w:val="22"/>
-          <w:szCs w:val="22"/>
-        </w:rPr>
-        <w:t xml:space="preserve"> </w:t>
-      </w:r>
-      <w:r>
-        <w:rPr>
-          <w:b/>
-          <w:bCs/>
-          <w:sz w:val="22"/>
-          <w:szCs w:val="22"/>
+          <w:sz w:val="24"/>
+          <w:szCs w:val="24"/>
         </w:rPr>
         <w:t>Accomplishments</w:t>
       </w:r>
@@ -5091,13 +5323,18 @@
           <w:bCs/>
           <w:szCs w:val="20"/>
         </w:rPr>
-        <w:t xml:space="preserve">Earned </w:t>
-      </w:r>
-      <w:r>
-        <w:rPr>
-          <w:bCs/>
-          <w:i/>
-          <w:iCs/>
+        <w:t>Earned</w:t>
+      </w:r>
+      <w:r>
+        <w:rPr>
+          <w:b/>
+          <w:szCs w:val="20"/>
+        </w:rPr>
+        <w:t xml:space="preserve"> </w:t>
+      </w:r>
+      <w:r>
+        <w:rPr>
+          <w:b/>
           <w:szCs w:val="20"/>
         </w:rPr>
         <w:t>Web development</w:t>
@@ -5128,14 +5365,7 @@
           <w:bCs/>
           <w:szCs w:val="20"/>
         </w:rPr>
-        <w:t xml:space="preserve"> and</w:t>
-      </w:r>
-      <w:r>
-        <w:rPr>
-          <w:bCs/>
-          <w:szCs w:val="20"/>
-        </w:rPr>
-        <w:t xml:space="preserve"> actively participated in its</w:t>
+        <w:t>, and</w:t>
       </w:r>
       <w:r>
         <w:rPr>
@@ -5149,23 +5379,21 @@
           <w:bCs/>
           <w:szCs w:val="20"/>
         </w:rPr>
-        <w:t>cultural fest</w:t>
-      </w:r>
-      <w:r>
-        <w:rPr>
-          <w:bCs/>
-          <w:szCs w:val="20"/>
-        </w:rPr>
-        <w:t xml:space="preserve">, </w:t>
-      </w:r>
-      <w:r>
-        <w:rPr>
-          <w:bCs/>
-          <w:i/>
-          <w:iCs/>
-          <w:szCs w:val="20"/>
-        </w:rPr>
-        <w:t>Mood Indigo</w:t>
+        <w:t>participated in its</w:t>
+      </w:r>
+      <w:r>
+        <w:rPr>
+          <w:bCs/>
+          <w:szCs w:val="20"/>
+        </w:rPr>
+        <w:t xml:space="preserve"> cultural fest</w:t>
+      </w:r>
+      <w:r>
+        <w:rPr>
+          <w:bCs/>
+          <w:szCs w:val="20"/>
+        </w:rPr>
+        <w:t>, Mood Indigo</w:t>
       </w:r>
       <w:r>
         <w:rPr>
@@ -5173,13 +5401,6 @@
           <w:szCs w:val="20"/>
         </w:rPr>
         <w:t>.</w:t>
-      </w:r>
-      <w:r>
-        <w:rPr>
-          <w:bCs/>
-          <w:szCs w:val="20"/>
-        </w:rPr>
-        <w:t xml:space="preserve"> </w:t>
       </w:r>
     </w:p>
     <w:p>
@@ -5378,42 +5599,42 @@
         <v:path o:extrusionok="f" gradientshapeok="t" o:connecttype="rect"/>
         <o:lock v:ext="edit" aspectratio="t"/>
       </v:shapetype>
-      <v:shape id="_x0000_i1578" type="#_x0000_t75" style="width:513pt;height:513pt;rotation:180;flip:x y;visibility:visible;mso-wrap-style:square" o:bullet="t">
+      <v:shape id="_x0000_i2286" type="#_x0000_t75" style="width:512.85pt;height:512.85pt;rotation:180;flip:x y;visibility:visible;mso-wrap-style:square" o:bullet="t">
         <v:imagedata r:id="rId1" o:title="107161_circle_github_icon"/>
       </v:shape>
     </w:pict>
   </w:numPicBullet>
   <w:numPicBullet w:numPicBulletId="1">
     <w:pict>
-      <v:shape id="_x0000_i1579" type="#_x0000_t75" style="width:169.5pt;height:169.5pt;visibility:visible;mso-wrap-style:square" o:bullet="t">
+      <v:shape id="_x0000_i2287" type="#_x0000_t75" style="width:169.15pt;height:169.15pt;visibility:visible;mso-wrap-style:square" o:bullet="t">
         <v:imagedata r:id="rId2" o:title="941C13C7"/>
       </v:shape>
     </w:pict>
   </w:numPicBullet>
   <w:numPicBullet w:numPicBulletId="2">
     <w:pict>
-      <v:shape id="_x0000_i1580" type="#_x0000_t75" style="width:29pt;height:16.5pt;visibility:visible;mso-wrap-style:square" o:bullet="t">
+      <v:shape id="_x0000_i2288" type="#_x0000_t75" style="width:29.2pt;height:16.3pt;visibility:visible;mso-wrap-style:square" o:bullet="t">
         <v:imagedata r:id="rId3" o:title="107161_circle_github_icon"/>
       </v:shape>
     </w:pict>
   </w:numPicBullet>
   <w:numPicBullet w:numPicBulletId="3">
     <w:pict>
-      <v:shape id="_x0000_i1581" type="#_x0000_t75" style="width:240pt;height:234pt;visibility:visible;mso-wrap-style:square" o:bullet="t">
+      <v:shape id="_x0000_i2289" type="#_x0000_t75" style="width:239.75pt;height:234.35pt;visibility:visible;mso-wrap-style:square" o:bullet="t">
         <v:imagedata r:id="rId4" o:title="Indian_Institute_of_Technology_Bombay_Logo"/>
       </v:shape>
     </w:pict>
   </w:numPicBullet>
   <w:numPicBullet w:numPicBulletId="4">
     <w:pict>
-      <v:shape id="_x0000_i1582" type="#_x0000_t75" style="width:22.5pt;height:16.5pt;visibility:visible;mso-wrap-style:square" o:bullet="t">
+      <v:shape id="_x0000_i2290" type="#_x0000_t75" style="width:22.4pt;height:16.3pt;visibility:visible;mso-wrap-style:square" o:bullet="t">
         <v:imagedata r:id="rId5" o:title="Indian_Institute_of_Technology_Bombay_Logo"/>
       </v:shape>
     </w:pict>
   </w:numPicBullet>
   <w:numPicBullet w:numPicBulletId="5">
     <w:pict>
-      <v:shape id="_x0000_i1583" type="#_x0000_t75" style="width:76.5pt;height:76.5pt;visibility:visible;mso-wrap-style:square" o:bullet="t">
+      <v:shape id="_x0000_i2291" type="#_x0000_t75" style="width:76.75pt;height:76.75pt;visibility:visible;mso-wrap-style:square" o:bullet="t">
         <v:imagedata r:id="rId6" o:title=""/>
       </v:shape>
     </w:pict>
@@ -10448,7 +10669,6 @@
   <w:style w:type="character" w:default="1" w:styleId="DefaultParagraphFont">
     <w:name w:val="Default Paragraph Font"/>
     <w:uiPriority w:val="1"/>
-    <w:semiHidden/>
     <w:unhideWhenUsed/>
   </w:style>
   <w:style w:type="table" w:default="1" w:styleId="TableNormal">

--- a/Resume_latest - Copy.docx
+++ b/Resume_latest - Copy.docx
@@ -195,25 +195,7 @@
             <w:color w:val="000000" w:themeColor="text1"/>
             <w:u w:val="none"/>
           </w:rPr>
-          <w:t>ub.com/</w:t>
-        </w:r>
-        <w:proofErr w:type="spellStart"/>
-        <w:r>
-          <w:rPr>
-            <w:rStyle w:val="Hyperlink"/>
-            <w:color w:val="000000" w:themeColor="text1"/>
-            <w:u w:val="none"/>
-          </w:rPr>
-          <w:t>PrathameshBhagat</w:t>
-        </w:r>
-        <w:proofErr w:type="spellEnd"/>
-        <w:r>
-          <w:rPr>
-            <w:rStyle w:val="Hyperlink"/>
-            <w:color w:val="000000" w:themeColor="text1"/>
-            <w:u w:val="none"/>
-          </w:rPr>
-          <w:t xml:space="preserve"> </w:t>
+          <w:t xml:space="preserve">ub.com/PrathameshBhagat </w:t>
         </w:r>
       </w:hyperlink>
     </w:p>
@@ -632,20 +614,8 @@
             <w:u w:val="none"/>
             <w:shd w:val="clear" w:color="auto" w:fill="FFFFFF"/>
           </w:rPr>
-          <w:t>inkedin.com/in/</w:t>
+          <w:t>inkedin.com/in/prathameshvivekbhagat</w:t>
         </w:r>
-        <w:proofErr w:type="spellStart"/>
-        <w:r>
-          <w:rPr>
-            <w:rStyle w:val="Hyperlink"/>
-            <w:bCs/>
-            <w:color w:val="000000" w:themeColor="text1"/>
-            <w:u w:val="none"/>
-            <w:shd w:val="clear" w:color="auto" w:fill="FFFFFF"/>
-          </w:rPr>
-          <w:t>prathameshvivekbhagat</w:t>
-        </w:r>
-        <w:proofErr w:type="spellEnd"/>
       </w:hyperlink>
       <w:r>
         <w:rPr>
@@ -1061,19 +1031,8 @@
             <w:color w:val="000000" w:themeColor="text1"/>
             <w:u w:val="none"/>
           </w:rPr>
-          <w:t xml:space="preserve">Lal Bahadur Shastri Jr. College, </w:t>
+          <w:t>Lal Bahadur Shastri Jr. College, Bhandara</w:t>
         </w:r>
-        <w:proofErr w:type="spellStart"/>
-        <w:r>
-          <w:rPr>
-            <w:rStyle w:val="Hyperlink"/>
-            <w:bCs/>
-            <w:color w:val="000000" w:themeColor="text1"/>
-            <w:u w:val="none"/>
-          </w:rPr>
-          <w:t>Bhandara</w:t>
-        </w:r>
-        <w:proofErr w:type="spellEnd"/>
       </w:hyperlink>
       <w:r>
         <w:rPr>
@@ -1473,7 +1432,7 @@
           <w:bCs/>
           <w:szCs w:val="20"/>
         </w:rPr>
-        <w:t xml:space="preserve">, </w:t>
+        <w:t xml:space="preserve"> </w:t>
       </w:r>
       <w:r>
         <w:rPr>
@@ -1661,7 +1620,19 @@
         <w:rPr>
           <w:szCs w:val="20"/>
         </w:rPr>
-        <w:t xml:space="preserve">mage and nutrient detection via </w:t>
+        <w:t>mage and nutrient detection via</w:t>
+      </w:r>
+      <w:r>
+        <w:rPr>
+          <w:szCs w:val="20"/>
+        </w:rPr>
+        <w:t xml:space="preserve"> the</w:t>
+      </w:r>
+      <w:r>
+        <w:rPr>
+          <w:szCs w:val="20"/>
+        </w:rPr>
+        <w:t xml:space="preserve"> </w:t>
       </w:r>
       <w:r>
         <w:rPr>
@@ -1991,13 +1962,21 @@
         <w:rPr>
           <w:szCs w:val="20"/>
         </w:rPr>
-        <w:t>water intake</w:t>
-      </w:r>
-      <w:r>
-        <w:rPr>
-          <w:szCs w:val="20"/>
-        </w:rPr>
-        <w:t>,</w:t>
+        <w:t xml:space="preserve">water intake </w:t>
+      </w:r>
+      <w:r>
+        <w:rPr>
+          <w:szCs w:val="20"/>
+        </w:rPr>
+        <w:t xml:space="preserve">and </w:t>
+      </w:r>
+      <w:r>
+        <w:rPr>
+          <w:b/>
+          <w:bCs/>
+          <w:szCs w:val="20"/>
+        </w:rPr>
+        <w:t>weight tracking</w:t>
       </w:r>
       <w:r>
         <w:rPr>
@@ -2009,33 +1988,13 @@
         <w:rPr>
           <w:szCs w:val="20"/>
         </w:rPr>
-        <w:t xml:space="preserve">and </w:t>
-      </w:r>
-      <w:r>
-        <w:rPr>
-          <w:b/>
-          <w:bCs/>
-          <w:szCs w:val="20"/>
-        </w:rPr>
-        <w:t>weight tracking</w:t>
-      </w:r>
-      <w:r>
-        <w:rPr>
-          <w:szCs w:val="20"/>
-        </w:rPr>
-        <w:t xml:space="preserve"> </w:t>
-      </w:r>
-      <w:r>
-        <w:rPr>
-          <w:szCs w:val="20"/>
-        </w:rPr>
         <w:t>features</w:t>
       </w:r>
       <w:r>
         <w:rPr>
           <w:szCs w:val="20"/>
         </w:rPr>
-        <w:t xml:space="preserve">, and added </w:t>
+        <w:t xml:space="preserve"> and added </w:t>
       </w:r>
       <w:r>
         <w:rPr>
@@ -2096,7 +2055,19 @@
         <w:rPr>
           <w:szCs w:val="20"/>
         </w:rPr>
-        <w:t xml:space="preserve"> and water intake tracking feature with </w:t>
+        <w:t xml:space="preserve"> and water intake tracking feature</w:t>
+      </w:r>
+      <w:r>
+        <w:rPr>
+          <w:szCs w:val="20"/>
+        </w:rPr>
+        <w:t>s</w:t>
+      </w:r>
+      <w:r>
+        <w:rPr>
+          <w:szCs w:val="20"/>
+        </w:rPr>
+        <w:t xml:space="preserve"> with </w:t>
       </w:r>
       <w:r>
         <w:rPr>
@@ -2335,7 +2306,19 @@
         <w:rPr>
           <w:szCs w:val="20"/>
         </w:rPr>
-        <w:t xml:space="preserve"> conversion feature</w:t>
+        <w:t xml:space="preserve"> </w:t>
+      </w:r>
+      <w:r>
+        <w:rPr>
+          <w:szCs w:val="20"/>
+        </w:rPr>
+        <w:t xml:space="preserve">the </w:t>
+      </w:r>
+      <w:r>
+        <w:rPr>
+          <w:szCs w:val="20"/>
+        </w:rPr>
+        <w:t>conversion feature</w:t>
       </w:r>
       <w:r>
         <w:rPr>
@@ -2378,19 +2361,11 @@
           <w:szCs w:val="20"/>
         </w:rPr>
       </w:pPr>
-      <w:proofErr w:type="spellStart"/>
-      <w:r>
-        <w:rPr>
-          <w:szCs w:val="20"/>
-        </w:rPr>
-        <w:t>Dockerized</w:t>
-      </w:r>
-      <w:proofErr w:type="spellEnd"/>
-      <w:r>
-        <w:rPr>
-          <w:szCs w:val="20"/>
-        </w:rPr>
-        <w:t xml:space="preserve"> </w:t>
+      <w:r>
+        <w:rPr>
+          <w:szCs w:val="20"/>
+        </w:rPr>
+        <w:t xml:space="preserve">Dockerized </w:t>
       </w:r>
       <w:r>
         <w:rPr>
@@ -2520,7 +2495,6 @@
         <w:t xml:space="preserve"> | </w:t>
       </w:r>
       <w:hyperlink r:id="rId29" w:history="1">
-        <w:proofErr w:type="spellStart"/>
         <w:r>
           <w:rPr>
             <w:rStyle w:val="Hyperlink"/>
@@ -2529,7 +2503,6 @@
           </w:rPr>
           <w:t>Hazirs</w:t>
         </w:r>
-        <w:proofErr w:type="spellEnd"/>
         <w:r>
           <w:rPr>
             <w:rStyle w:val="Hyperlink"/>
@@ -2629,14 +2602,18 @@
         </w:rPr>
         <w:t xml:space="preserve"> </w:t>
       </w:r>
-      <w:proofErr w:type="spellStart"/>
       <w:r>
         <w:rPr>
           <w:szCs w:val="20"/>
         </w:rPr>
         <w:t>Hazirs</w:t>
       </w:r>
-      <w:proofErr w:type="spellEnd"/>
+      <w:r>
+        <w:rPr>
+          <w:szCs w:val="20"/>
+        </w:rPr>
+        <w:t>,</w:t>
+      </w:r>
       <w:r>
         <w:rPr>
           <w:szCs w:val="20"/>
@@ -2743,13 +2720,25 @@
         <w:rPr>
           <w:szCs w:val="20"/>
         </w:rPr>
-        <w:t xml:space="preserve">Cleaning and </w:t>
-      </w:r>
-      <w:r>
-        <w:rPr>
-          <w:szCs w:val="20"/>
-        </w:rPr>
-        <w:t>House help industry</w:t>
+        <w:t>c</w:t>
+      </w:r>
+      <w:r>
+        <w:rPr>
+          <w:szCs w:val="20"/>
+        </w:rPr>
+        <w:t xml:space="preserve">leaning and </w:t>
+      </w:r>
+      <w:r>
+        <w:rPr>
+          <w:szCs w:val="20"/>
+        </w:rPr>
+        <w:t>h</w:t>
+      </w:r>
+      <w:r>
+        <w:rPr>
+          <w:szCs w:val="20"/>
+        </w:rPr>
+        <w:t>ouse help industry</w:t>
       </w:r>
       <w:r>
         <w:rPr>
@@ -2826,6 +2815,12 @@
           <w:szCs w:val="20"/>
         </w:rPr>
         <w:t xml:space="preserve"> feature</w:t>
+      </w:r>
+      <w:r>
+        <w:rPr>
+          <w:szCs w:val="20"/>
+        </w:rPr>
+        <w:t>s</w:t>
       </w:r>
       <w:r>
         <w:rPr>
@@ -3504,23 +3499,23 @@
       </w:r>
       <w:r>
         <w:rPr>
-          <w:szCs w:val="20"/>
-        </w:rPr>
-        <w:t xml:space="preserve"> </w:t>
-      </w:r>
-      <w:r>
-        <w:rPr>
-          <w:szCs w:val="20"/>
-        </w:rPr>
-        <w:t xml:space="preserve">to </w:t>
-      </w:r>
-      <w:r>
-        <w:rPr>
           <w:i/>
           <w:iCs/>
           <w:szCs w:val="20"/>
         </w:rPr>
-        <w:t>t</w:t>
+        <w:t>,</w:t>
+      </w:r>
+      <w:r>
+        <w:rPr>
+          <w:szCs w:val="20"/>
+        </w:rPr>
+        <w:t xml:space="preserve"> </w:t>
+      </w:r>
+      <w:r>
+        <w:rPr>
+          <w:szCs w:val="20"/>
+        </w:rPr>
+        <w:t xml:space="preserve">to </w:t>
       </w:r>
       <w:r>
         <w:rPr>
@@ -3528,7 +3523,7 @@
           <w:iCs/>
           <w:szCs w:val="20"/>
         </w:rPr>
-        <w:t>rade</w:t>
+        <w:t>t</w:t>
       </w:r>
       <w:r>
         <w:rPr>
@@ -3536,7 +3531,7 @@
           <w:iCs/>
           <w:szCs w:val="20"/>
         </w:rPr>
-        <w:t xml:space="preserve"> stocks</w:t>
+        <w:t>rade</w:t>
       </w:r>
       <w:r>
         <w:rPr>
@@ -3544,7 +3539,7 @@
           <w:iCs/>
           <w:szCs w:val="20"/>
         </w:rPr>
-        <w:t xml:space="preserve"> </w:t>
+        <w:t xml:space="preserve"> stocks</w:t>
       </w:r>
       <w:r>
         <w:rPr>
@@ -3552,7 +3547,7 @@
           <w:iCs/>
           <w:szCs w:val="20"/>
         </w:rPr>
-        <w:t>and</w:t>
+        <w:t xml:space="preserve"> </w:t>
       </w:r>
       <w:r>
         <w:rPr>
@@ -3560,7 +3555,7 @@
           <w:iCs/>
           <w:szCs w:val="20"/>
         </w:rPr>
-        <w:t xml:space="preserve"> </w:t>
+        <w:t>and</w:t>
       </w:r>
       <w:r>
         <w:rPr>
@@ -3568,57 +3563,7 @@
           <w:iCs/>
           <w:szCs w:val="20"/>
         </w:rPr>
-        <w:t>futures contracts</w:t>
-      </w:r>
-      <w:r>
-        <w:rPr>
-          <w:szCs w:val="20"/>
-        </w:rPr>
         <w:t xml:space="preserve"> </w:t>
-      </w:r>
-      <w:r>
-        <w:rPr>
-          <w:szCs w:val="20"/>
-        </w:rPr>
-        <w:t>worth</w:t>
-      </w:r>
-      <w:r>
-        <w:rPr>
-          <w:szCs w:val="20"/>
-        </w:rPr>
-        <w:t xml:space="preserve"> </w:t>
-      </w:r>
-      <w:r>
-        <w:rPr>
-          <w:szCs w:val="20"/>
-        </w:rPr>
-        <w:t>more than</w:t>
-      </w:r>
-      <w:r>
-        <w:rPr>
-          <w:szCs w:val="20"/>
-        </w:rPr>
-        <w:t xml:space="preserve"> </w:t>
-      </w:r>
-      <w:r>
-        <w:rPr>
-          <w:szCs w:val="20"/>
-        </w:rPr>
-        <w:t xml:space="preserve">around </w:t>
-      </w:r>
-      <w:r>
-        <w:rPr>
-          <w:b/>
-          <w:bCs/>
-          <w:szCs w:val="20"/>
-        </w:rPr>
-        <w:t xml:space="preserve">$100 </w:t>
-      </w:r>
-      <w:r>
-        <w:rPr>
-          <w:szCs w:val="20"/>
-        </w:rPr>
-        <w:t>(</w:t>
       </w:r>
       <w:r>
         <w:rPr>
@@ -3626,7 +3571,57 @@
           <w:iCs/>
           <w:szCs w:val="20"/>
         </w:rPr>
-        <w:t>~</w:t>
+        <w:t>futures contracts</w:t>
+      </w:r>
+      <w:r>
+        <w:rPr>
+          <w:szCs w:val="20"/>
+        </w:rPr>
+        <w:t xml:space="preserve"> </w:t>
+      </w:r>
+      <w:r>
+        <w:rPr>
+          <w:szCs w:val="20"/>
+        </w:rPr>
+        <w:t>worth</w:t>
+      </w:r>
+      <w:r>
+        <w:rPr>
+          <w:szCs w:val="20"/>
+        </w:rPr>
+        <w:t xml:space="preserve"> </w:t>
+      </w:r>
+      <w:r>
+        <w:rPr>
+          <w:szCs w:val="20"/>
+        </w:rPr>
+        <w:t>more than</w:t>
+      </w:r>
+      <w:r>
+        <w:rPr>
+          <w:szCs w:val="20"/>
+        </w:rPr>
+        <w:t xml:space="preserve"> </w:t>
+      </w:r>
+      <w:r>
+        <w:rPr>
+          <w:szCs w:val="20"/>
+        </w:rPr>
+        <w:t xml:space="preserve">around </w:t>
+      </w:r>
+      <w:r>
+        <w:rPr>
+          <w:b/>
+          <w:bCs/>
+          <w:szCs w:val="20"/>
+        </w:rPr>
+        <w:t xml:space="preserve">$100 </w:t>
+      </w:r>
+      <w:r>
+        <w:rPr>
+          <w:szCs w:val="20"/>
+        </w:rPr>
+        <w:t>(</w:t>
       </w:r>
       <w:r>
         <w:rPr>
@@ -3634,17 +3629,15 @@
           <w:iCs/>
           <w:szCs w:val="20"/>
         </w:rPr>
-        <w:t>₹</w:t>
-      </w:r>
-      <w:r>
-        <w:rPr>
-          <w:b/>
-          <w:bCs/>
+        <w:t>~</w:t>
+      </w:r>
+      <w:r>
+        <w:rPr>
           <w:i/>
           <w:iCs/>
           <w:szCs w:val="20"/>
         </w:rPr>
-        <w:t>10</w:t>
+        <w:t>₹</w:t>
       </w:r>
       <w:r>
         <w:rPr>
@@ -3654,7 +3647,7 @@
           <w:iCs/>
           <w:szCs w:val="20"/>
         </w:rPr>
-        <w:t>,</w:t>
+        <w:t>10</w:t>
       </w:r>
       <w:r>
         <w:rPr>
@@ -3664,47 +3657,49 @@
           <w:iCs/>
           <w:szCs w:val="20"/>
         </w:rPr>
-        <w:t>000</w:t>
-      </w:r>
-      <w:r>
-        <w:rPr>
-          <w:szCs w:val="20"/>
-        </w:rPr>
-        <w:t>)</w:t>
-      </w:r>
-      <w:r>
-        <w:rPr>
-          <w:b/>
-          <w:bCs/>
-          <w:szCs w:val="20"/>
-        </w:rPr>
-        <w:t xml:space="preserve"> </w:t>
-      </w:r>
-      <w:r>
-        <w:rPr>
-          <w:szCs w:val="20"/>
-        </w:rPr>
-        <w:t>algorithmically</w:t>
-      </w:r>
-      <w:r>
-        <w:rPr>
-          <w:szCs w:val="20"/>
-        </w:rPr>
-        <w:t>.</w:t>
-      </w:r>
-      <w:r>
-        <w:rPr>
-          <w:szCs w:val="20"/>
-        </w:rPr>
-        <w:t xml:space="preserve"> Also </w:t>
-      </w:r>
-      <w:r>
-        <w:rPr>
+        <w:t>,</w:t>
+      </w:r>
+      <w:r>
+        <w:rPr>
+          <w:b/>
+          <w:bCs/>
           <w:i/>
           <w:iCs/>
           <w:szCs w:val="20"/>
         </w:rPr>
-        <w:t>trade</w:t>
+        <w:t>000</w:t>
+      </w:r>
+      <w:r>
+        <w:rPr>
+          <w:szCs w:val="20"/>
+        </w:rPr>
+        <w:t>)</w:t>
+      </w:r>
+      <w:r>
+        <w:rPr>
+          <w:b/>
+          <w:bCs/>
+          <w:szCs w:val="20"/>
+        </w:rPr>
+        <w:t xml:space="preserve"> </w:t>
+      </w:r>
+      <w:r>
+        <w:rPr>
+          <w:szCs w:val="20"/>
+        </w:rPr>
+        <w:t>algorithmically</w:t>
+      </w:r>
+      <w:r>
+        <w:rPr>
+          <w:szCs w:val="20"/>
+        </w:rPr>
+        <w:t>.</w:t>
+      </w:r>
+      <w:r>
+        <w:rPr>
+          <w:szCs w:val="20"/>
+        </w:rPr>
+        <w:t xml:space="preserve"> Also </w:t>
       </w:r>
       <w:r>
         <w:rPr>
@@ -3712,15 +3707,7 @@
           <w:iCs/>
           <w:szCs w:val="20"/>
         </w:rPr>
-        <w:t>d</w:t>
-      </w:r>
-      <w:r>
-        <w:rPr>
-          <w:i/>
-          <w:iCs/>
-          <w:szCs w:val="20"/>
-        </w:rPr>
-        <w:t xml:space="preserve"> stocks autonomously</w:t>
+        <w:t>traded stocks autonomously</w:t>
       </w:r>
       <w:r>
         <w:rPr>
@@ -3738,7 +3725,7 @@
         <w:rPr>
           <w:szCs w:val="20"/>
         </w:rPr>
-        <w:t>-</w:t>
+        <w:t xml:space="preserve"> </w:t>
       </w:r>
       <w:r>
         <w:rPr>
@@ -3758,7 +3745,6 @@
         </w:rPr>
         <w:t xml:space="preserve"> </w:t>
       </w:r>
-      <w:proofErr w:type="spellStart"/>
       <w:r>
         <w:rPr>
           <w:b/>
@@ -3767,7 +3753,6 @@
         </w:rPr>
         <w:t>Zerodha’s</w:t>
       </w:r>
-      <w:proofErr w:type="spellEnd"/>
       <w:r>
         <w:rPr>
           <w:szCs w:val="20"/>
@@ -3820,12 +3805,6 @@
         <w:rPr>
           <w:szCs w:val="20"/>
         </w:rPr>
-        <w:t>,</w:t>
-      </w:r>
-      <w:r>
-        <w:rPr>
-          <w:szCs w:val="20"/>
-        </w:rPr>
         <w:t xml:space="preserve"> </w:t>
       </w:r>
       <w:r>
@@ -3862,7 +3841,19 @@
         <w:rPr>
           <w:szCs w:val="20"/>
         </w:rPr>
-        <w:t xml:space="preserve">and order booking </w:t>
+        <w:t>and order booking</w:t>
+      </w:r>
+      <w:r>
+        <w:rPr>
+          <w:szCs w:val="20"/>
+        </w:rPr>
+        <w:t>s</w:t>
+      </w:r>
+      <w:r>
+        <w:rPr>
+          <w:szCs w:val="20"/>
+        </w:rPr>
+        <w:t xml:space="preserve"> </w:t>
       </w:r>
       <w:r>
         <w:rPr>
@@ -4060,7 +4051,19 @@
         <w:rPr>
           <w:szCs w:val="20"/>
         </w:rPr>
-        <w:t xml:space="preserve"> Self-programmed the </w:t>
+        <w:t xml:space="preserve"> Self-</w:t>
+      </w:r>
+      <w:r>
+        <w:rPr>
+          <w:szCs w:val="20"/>
+        </w:rPr>
+        <w:t>p</w:t>
+      </w:r>
+      <w:r>
+        <w:rPr>
+          <w:szCs w:val="20"/>
+        </w:rPr>
+        <w:t xml:space="preserve">rogrammed the </w:t>
       </w:r>
       <w:r>
         <w:rPr>
@@ -4128,13 +4131,59 @@
         <w:rPr>
           <w:szCs w:val="20"/>
         </w:rPr>
-        <w:t xml:space="preserve">built </w:t>
-      </w:r>
-      <w:r>
-        <w:rPr>
-          <w:szCs w:val="20"/>
-        </w:rPr>
-        <w:t>cost from</w:t>
+        <w:t>buil</w:t>
+      </w:r>
+      <w:r>
+        <w:rPr>
+          <w:szCs w:val="20"/>
+        </w:rPr>
+        <w:t>d</w:t>
+      </w:r>
+      <w:r>
+        <w:rPr>
+          <w:szCs w:val="20"/>
+        </w:rPr>
+        <w:t xml:space="preserve"> </w:t>
+      </w:r>
+      <w:r>
+        <w:rPr>
+          <w:szCs w:val="20"/>
+        </w:rPr>
+        <w:t xml:space="preserve">cost </w:t>
+      </w:r>
+      <w:r>
+        <w:rPr>
+          <w:szCs w:val="20"/>
+        </w:rPr>
+        <w:t xml:space="preserve">by &gt; </w:t>
+      </w:r>
+      <w:r>
+        <w:rPr>
+          <w:b/>
+          <w:bCs/>
+          <w:szCs w:val="20"/>
+        </w:rPr>
+        <w:t>7</w:t>
+      </w:r>
+      <w:r>
+        <w:rPr>
+          <w:b/>
+          <w:bCs/>
+          <w:szCs w:val="20"/>
+        </w:rPr>
+        <w:t>0%</w:t>
+      </w:r>
+      <w:r>
+        <w:rPr>
+          <w:szCs w:val="20"/>
+        </w:rPr>
+        <w:t xml:space="preserve"> </w:t>
+      </w:r>
+      <w:r>
+        <w:rPr>
+          <w:szCs w:val="20"/>
+        </w:rPr>
+        <w:t>from</w:t>
       </w:r>
       <w:r>
         <w:rPr>
@@ -4643,7 +4692,19 @@
         <w:rPr>
           <w:szCs w:val="20"/>
         </w:rPr>
-        <w:t xml:space="preserve"> Microservices</w:t>
+        <w:t xml:space="preserve"> </w:t>
+      </w:r>
+      <w:r>
+        <w:rPr>
+          <w:szCs w:val="20"/>
+        </w:rPr>
+        <w:t>m</w:t>
+      </w:r>
+      <w:r>
+        <w:rPr>
+          <w:szCs w:val="20"/>
+        </w:rPr>
+        <w:t>icroservices</w:t>
       </w:r>
       <w:r>
         <w:rPr>
@@ -5090,18 +5151,6 @@
       </w:r>
       <w:r>
         <w:rPr>
-          <w:szCs w:val="20"/>
-        </w:rPr>
-        <w:t>course</w:t>
-      </w:r>
-      <w:r>
-        <w:rPr>
-          <w:szCs w:val="20"/>
-        </w:rPr>
-        <w:t xml:space="preserve"> </w:t>
-      </w:r>
-      <w:r>
-        <w:rPr>
           <w:i/>
           <w:iCs/>
           <w:szCs w:val="20"/>
@@ -5112,7 +5161,25 @@
         <w:rPr>
           <w:szCs w:val="20"/>
         </w:rPr>
-        <w:t xml:space="preserve"> by </w:t>
+        <w:t xml:space="preserve"> </w:t>
+      </w:r>
+      <w:r>
+        <w:rPr>
+          <w:szCs w:val="20"/>
+        </w:rPr>
+        <w:t>course</w:t>
+      </w:r>
+      <w:r>
+        <w:rPr>
+          <w:szCs w:val="20"/>
+        </w:rPr>
+        <w:t xml:space="preserve"> </w:t>
+      </w:r>
+      <w:r>
+        <w:rPr>
+          <w:szCs w:val="20"/>
+        </w:rPr>
+        <w:t xml:space="preserve">by </w:t>
       </w:r>
       <w:r>
         <w:rPr>
@@ -5337,7 +5404,14 @@
           <w:b/>
           <w:szCs w:val="20"/>
         </w:rPr>
-        <w:t>Web development</w:t>
+        <w:t>w</w:t>
+      </w:r>
+      <w:r>
+        <w:rPr>
+          <w:b/>
+          <w:szCs w:val="20"/>
+        </w:rPr>
+        <w:t>eb development</w:t>
       </w:r>
       <w:r>
         <w:rPr>
@@ -5365,7 +5439,7 @@
           <w:bCs/>
           <w:szCs w:val="20"/>
         </w:rPr>
-        <w:t>, and</w:t>
+        <w:t xml:space="preserve"> and</w:t>
       </w:r>
       <w:r>
         <w:rPr>
@@ -5437,7 +5511,21 @@
           <w:b/>
           <w:szCs w:val="20"/>
         </w:rPr>
-        <w:t>AWS Cloud foundations</w:t>
+        <w:t xml:space="preserve">AWS Cloud </w:t>
+      </w:r>
+      <w:r>
+        <w:rPr>
+          <w:b/>
+          <w:szCs w:val="20"/>
+        </w:rPr>
+        <w:t>F</w:t>
+      </w:r>
+      <w:r>
+        <w:rPr>
+          <w:b/>
+          <w:szCs w:val="20"/>
+        </w:rPr>
+        <w:t>oundations</w:t>
       </w:r>
       <w:r>
         <w:rPr>
@@ -5458,7 +5546,7 @@
           <w:b/>
           <w:szCs w:val="20"/>
         </w:rPr>
-        <w:t>s</w:t>
+        <w:t>,</w:t>
       </w:r>
       <w:r>
         <w:rPr>
@@ -5490,14 +5578,7 @@
           <w:iCs/>
           <w:szCs w:val="20"/>
         </w:rPr>
-        <w:t>Programming essentials in Python</w:t>
-      </w:r>
-      <w:r>
-        <w:rPr>
-          <w:bCs/>
-          <w:szCs w:val="20"/>
-        </w:rPr>
-        <w:t xml:space="preserve">, and </w:t>
+        <w:t xml:space="preserve">Programming </w:t>
       </w:r>
       <w:r>
         <w:rPr>
@@ -5506,7 +5587,39 @@
           <w:iCs/>
           <w:szCs w:val="20"/>
         </w:rPr>
-        <w:t>Networking Basics</w:t>
+        <w:t>E</w:t>
+      </w:r>
+      <w:r>
+        <w:rPr>
+          <w:bCs/>
+          <w:i/>
+          <w:iCs/>
+          <w:szCs w:val="20"/>
+        </w:rPr>
+        <w:t>ssentials in Python</w:t>
+      </w:r>
+      <w:r>
+        <w:rPr>
+          <w:bCs/>
+          <w:szCs w:val="20"/>
+        </w:rPr>
+        <w:t>, and</w:t>
+      </w:r>
+      <w:r>
+        <w:rPr>
+          <w:bCs/>
+          <w:szCs w:val="20"/>
+        </w:rPr>
+        <w:t xml:space="preserve"> </w:t>
+      </w:r>
+      <w:r>
+        <w:rPr>
+          <w:bCs/>
+          <w:i/>
+          <w:iCs/>
+          <w:szCs w:val="20"/>
+        </w:rPr>
+        <w:t>IoT Fundamentals: Connecting Things</w:t>
       </w:r>
       <w:r>
         <w:rPr>
@@ -5599,42 +5712,42 @@
         <v:path o:extrusionok="f" gradientshapeok="t" o:connecttype="rect"/>
         <o:lock v:ext="edit" aspectratio="t"/>
       </v:shapetype>
-      <v:shape id="_x0000_i2286" type="#_x0000_t75" style="width:512.85pt;height:512.85pt;rotation:180;flip:x y;visibility:visible;mso-wrap-style:square" o:bullet="t">
+      <v:shape id="_x0000_i2016" type="#_x0000_t75" style="width:513pt;height:513pt;rotation:180;flip:x y;visibility:visible;mso-wrap-style:square" o:bullet="t">
         <v:imagedata r:id="rId1" o:title="107161_circle_github_icon"/>
       </v:shape>
     </w:pict>
   </w:numPicBullet>
   <w:numPicBullet w:numPicBulletId="1">
     <w:pict>
-      <v:shape id="_x0000_i2287" type="#_x0000_t75" style="width:169.15pt;height:169.15pt;visibility:visible;mso-wrap-style:square" o:bullet="t">
+      <v:shape id="_x0000_i2017" type="#_x0000_t75" style="width:169pt;height:169pt;visibility:visible;mso-wrap-style:square" o:bullet="t">
         <v:imagedata r:id="rId2" o:title="941C13C7"/>
       </v:shape>
     </w:pict>
   </w:numPicBullet>
   <w:numPicBullet w:numPicBulletId="2">
     <w:pict>
-      <v:shape id="_x0000_i2288" type="#_x0000_t75" style="width:29.2pt;height:16.3pt;visibility:visible;mso-wrap-style:square" o:bullet="t">
+      <v:shape id="_x0000_i2018" type="#_x0000_t75" style="width:29pt;height:16.5pt;visibility:visible;mso-wrap-style:square" o:bullet="t">
         <v:imagedata r:id="rId3" o:title="107161_circle_github_icon"/>
       </v:shape>
     </w:pict>
   </w:numPicBullet>
   <w:numPicBullet w:numPicBulletId="3">
     <w:pict>
-      <v:shape id="_x0000_i2289" type="#_x0000_t75" style="width:239.75pt;height:234.35pt;visibility:visible;mso-wrap-style:square" o:bullet="t">
+      <v:shape id="_x0000_i2019" type="#_x0000_t75" style="width:240pt;height:234pt;visibility:visible;mso-wrap-style:square" o:bullet="t">
         <v:imagedata r:id="rId4" o:title="Indian_Institute_of_Technology_Bombay_Logo"/>
       </v:shape>
     </w:pict>
   </w:numPicBullet>
   <w:numPicBullet w:numPicBulletId="4">
     <w:pict>
-      <v:shape id="_x0000_i2290" type="#_x0000_t75" style="width:22.4pt;height:16.3pt;visibility:visible;mso-wrap-style:square" o:bullet="t">
+      <v:shape id="_x0000_i2020" type="#_x0000_t75" style="width:22.5pt;height:16.5pt;visibility:visible;mso-wrap-style:square" o:bullet="t">
         <v:imagedata r:id="rId5" o:title="Indian_Institute_of_Technology_Bombay_Logo"/>
       </v:shape>
     </w:pict>
   </w:numPicBullet>
   <w:numPicBullet w:numPicBulletId="5">
     <w:pict>
-      <v:shape id="_x0000_i2291" type="#_x0000_t75" style="width:76.75pt;height:76.75pt;visibility:visible;mso-wrap-style:square" o:bullet="t">
+      <v:shape id="_x0000_i2021" type="#_x0000_t75" style="width:76.5pt;height:76.5pt;visibility:visible;mso-wrap-style:square" o:bullet="t">
         <v:imagedata r:id="rId6" o:title=""/>
       </v:shape>
     </w:pict>
@@ -10669,6 +10782,7 @@
   <w:style w:type="character" w:default="1" w:styleId="DefaultParagraphFont">
     <w:name w:val="Default Paragraph Font"/>
     <w:uiPriority w:val="1"/>
+    <w:semiHidden/>
     <w:unhideWhenUsed/>
   </w:style>
   <w:style w:type="table" w:default="1" w:styleId="TableNormal">

--- a/Resume_latest - Copy.docx
+++ b/Resume_latest - Copy.docx
@@ -604,7 +604,7 @@
             <w:u w:val="none"/>
             <w:shd w:val="clear" w:color="auto" w:fill="FFFFFF"/>
           </w:rPr>
-          <w:t>L</w:t>
+          <w:t>l</w:t>
         </w:r>
         <w:r>
           <w:rPr>
@@ -614,7 +614,27 @@
             <w:u w:val="none"/>
             <w:shd w:val="clear" w:color="auto" w:fill="FFFFFF"/>
           </w:rPr>
-          <w:t>inkedin.com/in/prathameshvivekbhagat</w:t>
+          <w:t>inked</w:t>
+        </w:r>
+        <w:r>
+          <w:rPr>
+            <w:rStyle w:val="Hyperlink"/>
+            <w:bCs/>
+            <w:color w:val="000000" w:themeColor="text1"/>
+            <w:u w:val="none"/>
+            <w:shd w:val="clear" w:color="auto" w:fill="FFFFFF"/>
+          </w:rPr>
+          <w:t>i</w:t>
+        </w:r>
+        <w:r>
+          <w:rPr>
+            <w:rStyle w:val="Hyperlink"/>
+            <w:bCs/>
+            <w:color w:val="000000" w:themeColor="text1"/>
+            <w:u w:val="none"/>
+            <w:shd w:val="clear" w:color="auto" w:fill="FFFFFF"/>
+          </w:rPr>
+          <w:t>n.com/in/prathameshvivekbhagat</w:t>
         </w:r>
       </w:hyperlink>
       <w:r>
@@ -698,18 +718,45 @@
             <w:color w:val="000000" w:themeColor="text1"/>
             <w:u w:val="none"/>
           </w:rPr>
-          <w:t xml:space="preserve"> prathameshbhagat.github.io</w:t>
+          <w:t xml:space="preserve"> </w:t>
+        </w:r>
+        <w:r>
+          <w:rPr>
+            <w:rStyle w:val="Hyperlink"/>
+            <w:bCs/>
+            <w:color w:val="000000" w:themeColor="text1"/>
+            <w:u w:val="none"/>
+          </w:rPr>
+          <w:t>p</w:t>
+        </w:r>
+        <w:r>
+          <w:rPr>
+            <w:rStyle w:val="Hyperlink"/>
+            <w:bCs/>
+            <w:color w:val="000000" w:themeColor="text1"/>
+            <w:u w:val="none"/>
+          </w:rPr>
+          <w:t>rathamesh</w:t>
+        </w:r>
+        <w:r>
+          <w:rPr>
+            <w:rStyle w:val="Hyperlink"/>
+            <w:bCs/>
+            <w:color w:val="000000" w:themeColor="text1"/>
+            <w:u w:val="none"/>
+          </w:rPr>
+          <w:t>b</w:t>
+        </w:r>
+        <w:r>
+          <w:rPr>
+            <w:rStyle w:val="Hyperlink"/>
+            <w:bCs/>
+            <w:color w:val="000000" w:themeColor="text1"/>
+            <w:u w:val="none"/>
+          </w:rPr>
+          <w:t>hagat.github.io</w:t>
         </w:r>
       </w:hyperlink>
-      <w:r>
-        <w:rPr>
-          <w:rStyle w:val="Hyperlink"/>
-          <w:bCs/>
-          <w:color w:val="000000" w:themeColor="text1"/>
-          <w:u w:val="none"/>
-        </w:rPr>
-        <w:t xml:space="preserve"> </w:t>
-      </w:r>
     </w:p>
     <w:p>
       <w:pPr>
@@ -902,7 +949,27 @@
             <w:u w:val="none"/>
             <w:shd w:val="clear" w:color="auto" w:fill="FFFFFF"/>
           </w:rPr>
-          <w:t>Indian Institute of Technology, Kharagpur</w:t>
+          <w:t>Indian Institute of Techno</w:t>
+        </w:r>
+        <w:bookmarkStart w:id="0" w:name="_Hlk187671783"/>
+        <w:r>
+          <w:rPr>
+            <w:rStyle w:val="Hyperlink"/>
+            <w:color w:val="000000" w:themeColor="text1"/>
+            <w:u w:val="none"/>
+            <w:shd w:val="clear" w:color="auto" w:fill="FFFFFF"/>
+          </w:rPr>
+          <w:t>l</w:t>
+        </w:r>
+        <w:bookmarkEnd w:id="0"/>
+        <w:r>
+          <w:rPr>
+            <w:rStyle w:val="Hyperlink"/>
+            <w:color w:val="000000" w:themeColor="text1"/>
+            <w:u w:val="none"/>
+            <w:shd w:val="clear" w:color="auto" w:fill="FFFFFF"/>
+          </w:rPr>
+          <w:t>ogy, Kharagpur</w:t>
         </w:r>
       </w:hyperlink>
       <w:r>
@@ -5167,13 +5234,7 @@
         <w:rPr>
           <w:szCs w:val="20"/>
         </w:rPr>
-        <w:t>course</w:t>
-      </w:r>
-      <w:r>
-        <w:rPr>
-          <w:szCs w:val="20"/>
-        </w:rPr>
-        <w:t xml:space="preserve"> </w:t>
+        <w:t xml:space="preserve">course </w:t>
       </w:r>
       <w:r>
         <w:rPr>
@@ -5404,14 +5465,28 @@
           <w:b/>
           <w:szCs w:val="20"/>
         </w:rPr>
-        <w:t>w</w:t>
-      </w:r>
-      <w:r>
-        <w:rPr>
-          <w:b/>
-          <w:szCs w:val="20"/>
-        </w:rPr>
-        <w:t>eb development</w:t>
+        <w:t>W</w:t>
+      </w:r>
+      <w:r>
+        <w:rPr>
+          <w:b/>
+          <w:szCs w:val="20"/>
+        </w:rPr>
+        <w:t xml:space="preserve">eb </w:t>
+      </w:r>
+      <w:r>
+        <w:rPr>
+          <w:b/>
+          <w:szCs w:val="20"/>
+        </w:rPr>
+        <w:t>D</w:t>
+      </w:r>
+      <w:r>
+        <w:rPr>
+          <w:b/>
+          <w:szCs w:val="20"/>
+        </w:rPr>
+        <w:t>evelopment</w:t>
       </w:r>
       <w:r>
         <w:rPr>
@@ -5511,7 +5586,21 @@
           <w:b/>
           <w:szCs w:val="20"/>
         </w:rPr>
-        <w:t xml:space="preserve">AWS Cloud </w:t>
+        <w:t xml:space="preserve">AWS </w:t>
+      </w:r>
+      <w:r>
+        <w:rPr>
+          <w:b/>
+          <w:szCs w:val="20"/>
+        </w:rPr>
+        <w:t xml:space="preserve">Academy </w:t>
+      </w:r>
+      <w:r>
+        <w:rPr>
+          <w:b/>
+          <w:szCs w:val="20"/>
+        </w:rPr>
+        <w:t xml:space="preserve">Cloud </w:t>
       </w:r>
       <w:r>
         <w:rPr>
@@ -5712,42 +5801,42 @@
         <v:path o:extrusionok="f" gradientshapeok="t" o:connecttype="rect"/>
         <o:lock v:ext="edit" aspectratio="t"/>
       </v:shapetype>
-      <v:shape id="_x0000_i2016" type="#_x0000_t75" style="width:513pt;height:513pt;rotation:180;flip:x y;visibility:visible;mso-wrap-style:square" o:bullet="t">
+      <v:shape id="_x0000_i1494" type="#_x0000_t75" style="width:513pt;height:513pt;rotation:180;flip:x y;visibility:visible;mso-wrap-style:square" o:bullet="t">
         <v:imagedata r:id="rId1" o:title="107161_circle_github_icon"/>
       </v:shape>
     </w:pict>
   </w:numPicBullet>
   <w:numPicBullet w:numPicBulletId="1">
     <w:pict>
-      <v:shape id="_x0000_i2017" type="#_x0000_t75" style="width:169pt;height:169pt;visibility:visible;mso-wrap-style:square" o:bullet="t">
+      <v:shape id="_x0000_i1495" type="#_x0000_t75" style="width:169pt;height:169pt;visibility:visible;mso-wrap-style:square" o:bullet="t">
         <v:imagedata r:id="rId2" o:title="941C13C7"/>
       </v:shape>
     </w:pict>
   </w:numPicBullet>
   <w:numPicBullet w:numPicBulletId="2">
     <w:pict>
-      <v:shape id="_x0000_i2018" type="#_x0000_t75" style="width:29pt;height:16.5pt;visibility:visible;mso-wrap-style:square" o:bullet="t">
+      <v:shape id="_x0000_i1496" type="#_x0000_t75" style="width:29pt;height:16.5pt;visibility:visible;mso-wrap-style:square" o:bullet="t">
         <v:imagedata r:id="rId3" o:title="107161_circle_github_icon"/>
       </v:shape>
     </w:pict>
   </w:numPicBullet>
   <w:numPicBullet w:numPicBulletId="3">
     <w:pict>
-      <v:shape id="_x0000_i2019" type="#_x0000_t75" style="width:240pt;height:234pt;visibility:visible;mso-wrap-style:square" o:bullet="t">
+      <v:shape id="_x0000_i1497" type="#_x0000_t75" style="width:240pt;height:234pt;visibility:visible;mso-wrap-style:square" o:bullet="t">
         <v:imagedata r:id="rId4" o:title="Indian_Institute_of_Technology_Bombay_Logo"/>
       </v:shape>
     </w:pict>
   </w:numPicBullet>
   <w:numPicBullet w:numPicBulletId="4">
     <w:pict>
-      <v:shape id="_x0000_i2020" type="#_x0000_t75" style="width:22.5pt;height:16.5pt;visibility:visible;mso-wrap-style:square" o:bullet="t">
+      <v:shape id="_x0000_i1498" type="#_x0000_t75" style="width:22.5pt;height:16.5pt;visibility:visible;mso-wrap-style:square" o:bullet="t">
         <v:imagedata r:id="rId5" o:title="Indian_Institute_of_Technology_Bombay_Logo"/>
       </v:shape>
     </w:pict>
   </w:numPicBullet>
   <w:numPicBullet w:numPicBulletId="5">
     <w:pict>
-      <v:shape id="_x0000_i2021" type="#_x0000_t75" style="width:76.5pt;height:76.5pt;visibility:visible;mso-wrap-style:square" o:bullet="t">
+      <v:shape id="_x0000_i1499" type="#_x0000_t75" style="width:76.5pt;height:76.5pt;visibility:visible;mso-wrap-style:square" o:bullet="t">
         <v:imagedata r:id="rId6" o:title=""/>
       </v:shape>
     </w:pict>
@@ -10782,7 +10871,6 @@
   <w:style w:type="character" w:default="1" w:styleId="DefaultParagraphFont">
     <w:name w:val="Default Paragraph Font"/>
     <w:uiPriority w:val="1"/>
-    <w:semiHidden/>
     <w:unhideWhenUsed/>
   </w:style>
   <w:style w:type="table" w:default="1" w:styleId="TableNormal">

--- a/Resume_latest - Copy.docx
+++ b/Resume_latest - Copy.docx
@@ -77,15 +77,31 @@
           <w:u w:val="none"/>
           <w:shd w:val="clear" w:color="auto" w:fill="FFFFFF"/>
         </w:rPr>
-        <w:t xml:space="preserve"> J</w:t>
+        <w:t xml:space="preserve"> </w:t>
       </w:r>
       <w:r>
         <w:rPr>
           <w:rStyle w:val="Hyperlink"/>
-          <w:bCs/>
+          <w:b/>
           <w:i/>
           <w:iCs/>
           <w:color w:val="000000" w:themeColor="text1"/>
+          <w:sz w:val="24"/>
+          <w:szCs w:val="24"/>
+          <w:u w:val="none"/>
+          <w:shd w:val="clear" w:color="auto" w:fill="FFFFFF"/>
+        </w:rPr>
+        <w:t>J</w:t>
+      </w:r>
+      <w:r>
+        <w:rPr>
+          <w:rStyle w:val="Hyperlink"/>
+          <w:b/>
+          <w:i/>
+          <w:iCs/>
+          <w:color w:val="000000" w:themeColor="text1"/>
+          <w:sz w:val="24"/>
+          <w:szCs w:val="24"/>
           <w:u w:val="none"/>
         </w:rPr>
         <w:t>ava</w:t>
@@ -804,10 +820,6 @@
         </w:tabs>
         <w:spacing w:line="240" w:lineRule="auto"/>
         <w:ind w:right="0"/>
-        <w:rPr>
-          <w:bCs/>
-          <w:color w:val="000000" w:themeColor="text1"/>
-        </w:rPr>
       </w:pPr>
       <w:hyperlink r:id="rId20" w:history="1">
         <w:r>
@@ -935,162 +947,13 @@
           <w:tab w:val="right" w:pos="10490"/>
         </w:tabs>
         <w:spacing w:line="240" w:lineRule="auto"/>
-        <w:ind w:left="0" w:right="0" w:firstLine="0"/>
+        <w:ind w:right="0"/>
         <w:rPr>
           <w:bCs/>
           <w:color w:val="000000" w:themeColor="text1"/>
         </w:rPr>
       </w:pPr>
       <w:hyperlink r:id="rId22" w:history="1">
-        <w:r>
-          <w:rPr>
-            <w:rStyle w:val="Hyperlink"/>
-            <w:color w:val="000000" w:themeColor="text1"/>
-            <w:u w:val="none"/>
-            <w:shd w:val="clear" w:color="auto" w:fill="FFFFFF"/>
-          </w:rPr>
-          <w:t>Indian Institute of Techno</w:t>
-        </w:r>
-        <w:bookmarkStart w:id="0" w:name="_Hlk187671783"/>
-        <w:r>
-          <w:rPr>
-            <w:rStyle w:val="Hyperlink"/>
-            <w:color w:val="000000" w:themeColor="text1"/>
-            <w:u w:val="none"/>
-            <w:shd w:val="clear" w:color="auto" w:fill="FFFFFF"/>
-          </w:rPr>
-          <w:t>l</w:t>
-        </w:r>
-        <w:bookmarkEnd w:id="0"/>
-        <w:r>
-          <w:rPr>
-            <w:rStyle w:val="Hyperlink"/>
-            <w:color w:val="000000" w:themeColor="text1"/>
-            <w:u w:val="none"/>
-            <w:shd w:val="clear" w:color="auto" w:fill="FFFFFF"/>
-          </w:rPr>
-          <w:t>ogy, Kharagpur</w:t>
-        </w:r>
-      </w:hyperlink>
-      <w:r>
-        <w:rPr>
-          <w:rStyle w:val="Hyperlink"/>
-          <w:color w:val="000000" w:themeColor="text1"/>
-          <w:u w:val="none"/>
-          <w:shd w:val="clear" w:color="auto" w:fill="FFFFFF"/>
-        </w:rPr>
-        <w:t xml:space="preserve"> </w:t>
-      </w:r>
-      <w:r>
-        <w:rPr>
-          <w:bCs/>
-          <w:color w:val="000000" w:themeColor="text1"/>
-        </w:rPr>
-        <w:t>–</w:t>
-      </w:r>
-      <w:r>
-        <w:rPr>
-          <w:bCs/>
-          <w:color w:val="000000" w:themeColor="text1"/>
-        </w:rPr>
-        <w:t xml:space="preserve"> </w:t>
-      </w:r>
-      <w:r>
-        <w:rPr>
-          <w:b/>
-          <w:bCs/>
-          <w:i/>
-          <w:iCs/>
-          <w:color w:val="000000" w:themeColor="text1"/>
-        </w:rPr>
-        <w:t>Programming in Java</w:t>
-      </w:r>
-      <w:r>
-        <w:rPr>
-          <w:color w:val="000000" w:themeColor="text1"/>
-        </w:rPr>
-        <w:t xml:space="preserve"> (</w:t>
-      </w:r>
-      <w:r>
-        <w:rPr>
-          <w:i/>
-          <w:iCs/>
-          <w:color w:val="000000" w:themeColor="text1"/>
-        </w:rPr>
-        <w:t>A non-degree course</w:t>
-      </w:r>
-      <w:r>
-        <w:rPr>
-          <w:color w:val="000000" w:themeColor="text1"/>
-        </w:rPr>
-        <w:t>) [</w:t>
-      </w:r>
-      <w:hyperlink r:id="rId23" w:history="1">
-        <w:r>
-          <w:rPr>
-            <w:rStyle w:val="Hyperlink"/>
-            <w:color w:val="auto"/>
-          </w:rPr>
-          <w:t>NPTEL</w:t>
-        </w:r>
-      </w:hyperlink>
-      <w:r>
-        <w:rPr>
-          <w:rStyle w:val="Hyperlink"/>
-          <w:color w:val="000000" w:themeColor="text1"/>
-          <w:u w:val="none"/>
-        </w:rPr>
-        <w:t>]</w:t>
-      </w:r>
-      <w:r>
-        <w:rPr>
-          <w:bCs/>
-          <w:color w:val="000000" w:themeColor="text1"/>
-        </w:rPr>
-        <w:tab/>
-      </w:r>
-      <w:r>
-        <w:rPr>
-          <w:color w:val="000000" w:themeColor="text1"/>
-        </w:rPr>
-        <w:t xml:space="preserve">Jul </w:t>
-      </w:r>
-      <w:r>
-        <w:rPr>
-          <w:bCs/>
-          <w:color w:val="000000" w:themeColor="text1"/>
-        </w:rPr>
-        <w:t>–</w:t>
-      </w:r>
-      <w:r>
-        <w:rPr>
-          <w:color w:val="000000" w:themeColor="text1"/>
-        </w:rPr>
-        <w:t xml:space="preserve"> Oct 202</w:t>
-      </w:r>
-      <w:r>
-        <w:rPr>
-          <w:color w:val="000000" w:themeColor="text1"/>
-        </w:rPr>
-        <w:t>1</w:t>
-      </w:r>
-    </w:p>
-    <w:p>
-      <w:pPr>
-        <w:pBdr>
-          <w:bottom w:val="single" w:sz="6" w:space="1" w:color="auto"/>
-        </w:pBdr>
-        <w:tabs>
-          <w:tab w:val="right" w:pos="10490"/>
-        </w:tabs>
-        <w:spacing w:line="240" w:lineRule="auto"/>
-        <w:ind w:right="0"/>
-        <w:rPr>
-          <w:bCs/>
-          <w:color w:val="000000" w:themeColor="text1"/>
-        </w:rPr>
-      </w:pPr>
-      <w:hyperlink r:id="rId24" w:history="1">
         <w:r>
           <w:rPr>
             <w:rStyle w:val="Hyperlink"/>
@@ -1196,7 +1059,7 @@
         </w:rPr>
         <w:t>[</w:t>
       </w:r>
-      <w:hyperlink r:id="rId25" w:history="1">
+      <w:hyperlink r:id="rId23" w:history="1">
         <w:r>
           <w:rPr>
             <w:rStyle w:val="Hyperlink"/>
@@ -1296,7 +1159,7 @@
       <w:r>
         <w:t xml:space="preserve"> </w:t>
       </w:r>
-      <w:hyperlink r:id="rId26" w:history="1">
+      <w:hyperlink r:id="rId24" w:history="1">
         <w:r>
           <w:rPr>
             <w:rStyle w:val="Hyperlink"/>
@@ -1373,26 +1236,19 @@
     </w:p>
     <w:p>
       <w:pPr>
-        <w:pStyle w:val="ListParagraph"/>
-        <w:numPr>
-          <w:ilvl w:val="0"/>
-          <w:numId w:val="39"/>
-        </w:numPr>
         <w:spacing w:after="0" w:line="240" w:lineRule="auto"/>
-        <w:ind w:right="0"/>
+        <w:ind w:right="0" w:firstLine="350"/>
         <w:rPr>
           <w:color w:val="auto"/>
-          <w:szCs w:val="20"/>
-        </w:rPr>
-      </w:pPr>
-      <w:hyperlink r:id="rId27" w:history="1">
+        </w:rPr>
+      </w:pPr>
+      <w:hyperlink r:id="rId25" w:history="1">
         <w:r>
           <w:rPr>
             <w:rStyle w:val="Hyperlink"/>
             <w:b/>
             <w:bCs/>
             <w:color w:val="0070C0"/>
-            <w:szCs w:val="20"/>
             <w:u w:val="none"/>
           </w:rPr>
           <w:t xml:space="preserve">OFY Wellness Android app </w:t>
@@ -1403,7 +1259,6 @@
             <w:b/>
             <w:bCs/>
             <w:color w:val="000000" w:themeColor="text1"/>
-            <w:szCs w:val="20"/>
             <w:u w:val="none"/>
           </w:rPr>
           <w:t>(Java)</w:t>
@@ -1412,7 +1267,6 @@
           <w:rPr>
             <w:rStyle w:val="Hyperlink"/>
             <w:color w:val="0070C0"/>
-            <w:szCs w:val="20"/>
             <w:u w:val="none"/>
           </w:rPr>
           <w:t xml:space="preserve"> </w:t>
@@ -1421,7 +1275,6 @@
           <w:rPr>
             <w:rStyle w:val="Hyperlink"/>
             <w:color w:val="000000" w:themeColor="text1"/>
-            <w:szCs w:val="20"/>
             <w:u w:val="none"/>
           </w:rPr>
           <w:t>[</w:t>
@@ -1432,7 +1285,6 @@
             <w:i/>
             <w:iCs/>
             <w:color w:val="000000" w:themeColor="text1"/>
-            <w:szCs w:val="20"/>
           </w:rPr>
           <w:t>link</w:t>
         </w:r>
@@ -1440,7 +1292,6 @@
           <w:rPr>
             <w:rStyle w:val="Hyperlink"/>
             <w:color w:val="000000" w:themeColor="text1"/>
-            <w:szCs w:val="20"/>
             <w:u w:val="none"/>
           </w:rPr>
           <w:t>]</w:t>
@@ -1616,33 +1467,137 @@
         <w:rPr>
           <w:szCs w:val="20"/>
         </w:rPr>
-        <w:t xml:space="preserve">Added daily diet logging and viewing features using </w:t>
-      </w:r>
-      <w:r>
-        <w:rPr>
-          <w:b/>
-          <w:bCs/>
-          <w:szCs w:val="20"/>
-        </w:rPr>
-        <w:t xml:space="preserve">Firebase </w:t>
-      </w:r>
-      <w:r>
-        <w:rPr>
-          <w:szCs w:val="20"/>
-        </w:rPr>
-        <w:t>real-time database</w:t>
-      </w:r>
-      <w:r>
-        <w:rPr>
-          <w:szCs w:val="20"/>
-        </w:rPr>
-        <w:t xml:space="preserve"> and cloud storage</w:t>
-      </w:r>
-      <w:r>
-        <w:rPr>
-          <w:szCs w:val="20"/>
-        </w:rPr>
-        <w:t xml:space="preserve"> for Firebase</w:t>
+        <w:t>Added daily diet</w:t>
+      </w:r>
+      <w:r>
+        <w:rPr>
+          <w:szCs w:val="20"/>
+        </w:rPr>
+        <w:t>,</w:t>
+      </w:r>
+      <w:r>
+        <w:rPr>
+          <w:szCs w:val="20"/>
+        </w:rPr>
+        <w:t xml:space="preserve"> </w:t>
+      </w:r>
+      <w:r>
+        <w:rPr>
+          <w:szCs w:val="20"/>
+        </w:rPr>
+        <w:t>water,</w:t>
+      </w:r>
+      <w:r>
+        <w:rPr>
+          <w:szCs w:val="20"/>
+        </w:rPr>
+        <w:t xml:space="preserve"> </w:t>
+      </w:r>
+      <w:r>
+        <w:rPr>
+          <w:szCs w:val="20"/>
+        </w:rPr>
+        <w:t>medicine intake,</w:t>
+      </w:r>
+      <w:r>
+        <w:rPr>
+          <w:szCs w:val="20"/>
+        </w:rPr>
+        <w:t xml:space="preserve"> and</w:t>
+      </w:r>
+      <w:r>
+        <w:rPr>
+          <w:szCs w:val="20"/>
+        </w:rPr>
+        <w:t xml:space="preserve"> </w:t>
+      </w:r>
+      <w:r>
+        <w:rPr>
+          <w:szCs w:val="20"/>
+        </w:rPr>
+        <w:t>weight tracking</w:t>
+      </w:r>
+      <w:r>
+        <w:rPr>
+          <w:szCs w:val="20"/>
+        </w:rPr>
+        <w:t xml:space="preserve"> </w:t>
+      </w:r>
+      <w:r>
+        <w:rPr>
+          <w:szCs w:val="20"/>
+        </w:rPr>
+        <w:t xml:space="preserve">features using </w:t>
+      </w:r>
+      <w:r>
+        <w:rPr>
+          <w:b/>
+          <w:bCs/>
+          <w:szCs w:val="20"/>
+        </w:rPr>
+        <w:t>Firebase</w:t>
+      </w:r>
+      <w:r>
+        <w:rPr>
+          <w:b/>
+          <w:bCs/>
+          <w:szCs w:val="20"/>
+        </w:rPr>
+        <w:t xml:space="preserve">, </w:t>
+      </w:r>
+      <w:r>
+        <w:rPr>
+          <w:szCs w:val="20"/>
+        </w:rPr>
+        <w:t xml:space="preserve">integrated </w:t>
+      </w:r>
+      <w:r>
+        <w:rPr>
+          <w:b/>
+          <w:bCs/>
+          <w:szCs w:val="20"/>
+        </w:rPr>
+        <w:t>interactive graphs</w:t>
+      </w:r>
+      <w:r>
+        <w:rPr>
+          <w:szCs w:val="20"/>
+        </w:rPr>
+        <w:t xml:space="preserve"> for better analysis and UX, and</w:t>
+      </w:r>
+      <w:r>
+        <w:rPr>
+          <w:szCs w:val="20"/>
+        </w:rPr>
+        <w:t xml:space="preserve"> </w:t>
+      </w:r>
+      <w:r>
+        <w:rPr>
+          <w:b/>
+          <w:bCs/>
+          <w:szCs w:val="20"/>
+        </w:rPr>
+        <w:t xml:space="preserve">scaled </w:t>
+      </w:r>
+      <w:r>
+        <w:rPr>
+          <w:szCs w:val="20"/>
+        </w:rPr>
+        <w:t>medicine tracking feature</w:t>
+      </w:r>
+      <w:r>
+        <w:rPr>
+          <w:szCs w:val="20"/>
+        </w:rPr>
+        <w:t xml:space="preserve"> to track up to</w:t>
+      </w:r>
+      <w:r>
+        <w:rPr>
+          <w:b/>
+          <w:bCs/>
+          <w:szCs w:val="20"/>
+        </w:rPr>
+        <w:t xml:space="preserve"> 5 medicines</w:t>
       </w:r>
       <w:r>
         <w:rPr>
@@ -1668,14 +1623,74 @@
         <w:ind w:right="0"/>
         <w:jc w:val="both"/>
         <w:rPr>
-          <w:szCs w:val="20"/>
-        </w:rPr>
-      </w:pPr>
-      <w:r>
-        <w:rPr>
-          <w:szCs w:val="20"/>
-        </w:rPr>
-        <w:t xml:space="preserve">Implemented meal </w:t>
+          <w:b/>
+          <w:bCs/>
+          <w:szCs w:val="20"/>
+        </w:rPr>
+      </w:pPr>
+      <w:r>
+        <w:rPr>
+          <w:szCs w:val="20"/>
+        </w:rPr>
+        <w:t>Implemented meal image and nutrient detection via</w:t>
+      </w:r>
+      <w:r>
+        <w:rPr>
+          <w:szCs w:val="20"/>
+        </w:rPr>
+        <w:t xml:space="preserve"> the</w:t>
+      </w:r>
+      <w:r>
+        <w:rPr>
+          <w:szCs w:val="20"/>
+        </w:rPr>
+        <w:t xml:space="preserve"> </w:t>
+      </w:r>
+      <w:r>
+        <w:rPr>
+          <w:b/>
+          <w:bCs/>
+          <w:szCs w:val="20"/>
+        </w:rPr>
+        <w:t xml:space="preserve">Gemini Pro Vision </w:t>
+      </w:r>
+      <w:r>
+        <w:rPr>
+          <w:b/>
+          <w:bCs/>
+          <w:szCs w:val="20"/>
+        </w:rPr>
+        <w:t>(</w:t>
+      </w:r>
+      <w:r>
+        <w:rPr>
+          <w:b/>
+          <w:bCs/>
+          <w:szCs w:val="20"/>
+        </w:rPr>
+        <w:t>AI</w:t>
+      </w:r>
+      <w:r>
+        <w:rPr>
+          <w:b/>
+          <w:bCs/>
+          <w:szCs w:val="20"/>
+        </w:rPr>
+        <w:t>)</w:t>
+      </w:r>
+      <w:r>
+        <w:rPr>
+          <w:b/>
+          <w:bCs/>
+          <w:szCs w:val="20"/>
+        </w:rPr>
+        <w:t xml:space="preserve"> </w:t>
+      </w:r>
+      <w:r>
+        <w:rPr>
+          <w:szCs w:val="20"/>
+        </w:rPr>
+        <w:t xml:space="preserve">model and </w:t>
       </w:r>
       <w:r>
         <w:rPr>
@@ -1684,553 +1699,51 @@
         <w:t>i</w:t>
       </w:r>
       <w:r>
-        <w:rPr>
-          <w:szCs w:val="20"/>
-        </w:rPr>
-        <w:t>mage and nutrient detection via</w:t>
-      </w:r>
-      <w:r>
-        <w:rPr>
-          <w:szCs w:val="20"/>
-        </w:rPr>
-        <w:t xml:space="preserve"> the</w:t>
-      </w:r>
-      <w:r>
-        <w:rPr>
-          <w:szCs w:val="20"/>
+        <w:t xml:space="preserve">mproved detection by </w:t>
+      </w:r>
+      <w:r>
+        <w:rPr>
+          <w:b/>
+          <w:bCs/>
+        </w:rPr>
+        <w:t>over 50%</w:t>
+      </w:r>
+      <w:r>
+        <w:rPr>
+          <w:b/>
+          <w:bCs/>
         </w:rPr>
         <w:t xml:space="preserve"> </w:t>
       </w:r>
       <w:r>
-        <w:rPr>
-          <w:b/>
-          <w:bCs/>
-          <w:szCs w:val="20"/>
-        </w:rPr>
-        <w:t xml:space="preserve">Gemini Pro Vision </w:t>
-      </w:r>
-      <w:r>
-        <w:rPr>
-          <w:b/>
-          <w:bCs/>
-          <w:szCs w:val="20"/>
-        </w:rPr>
-        <w:t>(</w:t>
-      </w:r>
-      <w:r>
-        <w:rPr>
-          <w:b/>
-          <w:bCs/>
-          <w:szCs w:val="20"/>
-        </w:rPr>
-        <w:t>AI</w:t>
-      </w:r>
-      <w:r>
-        <w:rPr>
-          <w:b/>
-          <w:bCs/>
-          <w:szCs w:val="20"/>
-        </w:rPr>
-        <w:t>)</w:t>
-      </w:r>
-      <w:r>
-        <w:rPr>
-          <w:b/>
-          <w:bCs/>
-          <w:szCs w:val="20"/>
-        </w:rPr>
-        <w:t xml:space="preserve"> </w:t>
-      </w:r>
-      <w:r>
-        <w:rPr>
-          <w:szCs w:val="20"/>
-        </w:rPr>
-        <w:t xml:space="preserve">model and </w:t>
-      </w:r>
-      <w:r>
-        <w:rPr>
-          <w:szCs w:val="20"/>
-        </w:rPr>
-        <w:t>SDKs/</w:t>
-      </w:r>
-      <w:r>
-        <w:rPr>
-          <w:szCs w:val="20"/>
-        </w:rPr>
-        <w:t>APIs</w:t>
-      </w:r>
-      <w:r>
-        <w:rPr>
-          <w:szCs w:val="20"/>
-        </w:rPr>
+        <w:t xml:space="preserve">by </w:t>
+      </w:r>
+      <w:r>
+        <w:t xml:space="preserve">updating the prompts to </w:t>
+      </w:r>
+      <w:r>
+        <w:t>the model</w:t>
+      </w:r>
+      <w:r>
         <w:t>.</w:t>
       </w:r>
     </w:p>
     <w:p>
       <w:pPr>
-        <w:pStyle w:val="ListParagraph"/>
-        <w:numPr>
-          <w:ilvl w:val="0"/>
-          <w:numId w:val="32"/>
-        </w:numPr>
         <w:spacing w:line="240" w:lineRule="auto"/>
-        <w:ind w:right="0"/>
+        <w:ind w:right="0" w:firstLine="350"/>
         <w:jc w:val="both"/>
         <w:rPr>
-          <w:szCs w:val="20"/>
-        </w:rPr>
-      </w:pPr>
-      <w:r>
-        <w:rPr>
-          <w:szCs w:val="20"/>
-        </w:rPr>
-        <w:t>I</w:t>
-      </w:r>
-      <w:r>
-        <w:rPr>
-          <w:szCs w:val="20"/>
-        </w:rPr>
-        <w:t xml:space="preserve">mproved meal image and nutrient detection by </w:t>
-      </w:r>
-      <w:r>
-        <w:rPr>
-          <w:b/>
-          <w:bCs/>
-          <w:szCs w:val="20"/>
-        </w:rPr>
-        <w:t>over 50%</w:t>
-      </w:r>
-      <w:r>
-        <w:rPr>
-          <w:b/>
-          <w:bCs/>
-          <w:szCs w:val="20"/>
-        </w:rPr>
-        <w:t xml:space="preserve"> </w:t>
-      </w:r>
-      <w:r>
-        <w:rPr>
-          <w:szCs w:val="20"/>
-        </w:rPr>
-        <w:t xml:space="preserve">by </w:t>
-      </w:r>
-      <w:r>
-        <w:rPr>
-          <w:szCs w:val="20"/>
-        </w:rPr>
-        <w:t xml:space="preserve">updating the prompts to </w:t>
-      </w:r>
-      <w:r>
-        <w:rPr>
-          <w:szCs w:val="20"/>
-        </w:rPr>
-        <w:t>the model</w:t>
-      </w:r>
-      <w:r>
-        <w:rPr>
-          <w:szCs w:val="20"/>
-        </w:rPr>
-        <w:t>.</w:t>
-      </w:r>
-    </w:p>
-    <w:p>
-      <w:pPr>
-        <w:pStyle w:val="ListParagraph"/>
-        <w:numPr>
-          <w:ilvl w:val="0"/>
-          <w:numId w:val="32"/>
-        </w:numPr>
-        <w:spacing w:line="240" w:lineRule="auto"/>
-        <w:ind w:right="0"/>
-        <w:jc w:val="both"/>
-        <w:rPr>
-          <w:szCs w:val="20"/>
-        </w:rPr>
-      </w:pPr>
-      <w:r>
-        <w:rPr>
-          <w:szCs w:val="20"/>
-        </w:rPr>
-        <w:t xml:space="preserve">Designed and </w:t>
-      </w:r>
-      <w:r>
-        <w:rPr>
-          <w:szCs w:val="20"/>
-        </w:rPr>
-        <w:t>implement</w:t>
-      </w:r>
-      <w:r>
-        <w:rPr>
-          <w:szCs w:val="20"/>
-        </w:rPr>
-        <w:t xml:space="preserve">ed </w:t>
-      </w:r>
-      <w:r>
-        <w:rPr>
-          <w:szCs w:val="20"/>
-        </w:rPr>
-        <w:t xml:space="preserve">a </w:t>
-      </w:r>
-      <w:r>
-        <w:rPr>
-          <w:b/>
-          <w:bCs/>
-          <w:szCs w:val="20"/>
-        </w:rPr>
-        <w:t xml:space="preserve">broadcast </w:t>
-      </w:r>
-      <w:r>
-        <w:rPr>
-          <w:b/>
-          <w:bCs/>
-          <w:szCs w:val="20"/>
-        </w:rPr>
-        <w:t xml:space="preserve">messaging </w:t>
-      </w:r>
-      <w:r>
-        <w:rPr>
-          <w:szCs w:val="20"/>
-        </w:rPr>
-        <w:t>feature</w:t>
-      </w:r>
-      <w:r>
-        <w:rPr>
-          <w:szCs w:val="20"/>
-        </w:rPr>
-        <w:t xml:space="preserve"> </w:t>
-      </w:r>
-      <w:r>
-        <w:rPr>
-          <w:szCs w:val="20"/>
-        </w:rPr>
-        <w:t xml:space="preserve">enabling </w:t>
-      </w:r>
-      <w:r>
-        <w:rPr>
-          <w:szCs w:val="20"/>
-        </w:rPr>
-        <w:t>users to interact with</w:t>
-      </w:r>
-      <w:r>
-        <w:rPr>
-          <w:szCs w:val="20"/>
-        </w:rPr>
-        <w:t xml:space="preserve"> each other</w:t>
-      </w:r>
-      <w:r>
-        <w:rPr>
-          <w:szCs w:val="20"/>
-        </w:rPr>
-        <w:t>.</w:t>
-      </w:r>
-    </w:p>
-    <w:p>
-      <w:pPr>
-        <w:pStyle w:val="ListParagraph"/>
-        <w:numPr>
-          <w:ilvl w:val="0"/>
-          <w:numId w:val="32"/>
-        </w:numPr>
-        <w:spacing w:line="240" w:lineRule="auto"/>
-        <w:ind w:right="0"/>
-        <w:jc w:val="both"/>
-        <w:rPr>
-          <w:szCs w:val="20"/>
-        </w:rPr>
-      </w:pPr>
-      <w:r>
-        <w:rPr>
-          <w:szCs w:val="20"/>
-        </w:rPr>
-        <w:t xml:space="preserve">Integrated </w:t>
-      </w:r>
-      <w:r>
-        <w:rPr>
-          <w:szCs w:val="20"/>
-        </w:rPr>
-        <w:t xml:space="preserve">daily </w:t>
-      </w:r>
-      <w:r>
-        <w:rPr>
-          <w:szCs w:val="20"/>
-        </w:rPr>
-        <w:t>medicine intake logging and viewing</w:t>
-      </w:r>
-      <w:r>
-        <w:rPr>
-          <w:szCs w:val="20"/>
-        </w:rPr>
-        <w:t xml:space="preserve"> features</w:t>
-      </w:r>
-      <w:r>
-        <w:rPr>
-          <w:szCs w:val="20"/>
-        </w:rPr>
-        <w:t xml:space="preserve"> </w:t>
-      </w:r>
-      <w:r>
-        <w:rPr>
-          <w:szCs w:val="20"/>
-        </w:rPr>
-        <w:t xml:space="preserve">and </w:t>
-      </w:r>
-      <w:r>
-        <w:rPr>
-          <w:b/>
-          <w:bCs/>
-          <w:szCs w:val="20"/>
-        </w:rPr>
-        <w:t xml:space="preserve">scaled </w:t>
-      </w:r>
-      <w:r>
-        <w:rPr>
-          <w:szCs w:val="20"/>
-        </w:rPr>
-        <w:t>it to track up to</w:t>
-      </w:r>
-      <w:r>
-        <w:rPr>
-          <w:b/>
-          <w:bCs/>
-          <w:szCs w:val="20"/>
-        </w:rPr>
-        <w:t xml:space="preserve"> 5 medicines</w:t>
-      </w:r>
-      <w:r>
-        <w:rPr>
-          <w:b/>
-          <w:bCs/>
-          <w:szCs w:val="20"/>
-        </w:rPr>
-        <w:t>.</w:t>
-      </w:r>
-    </w:p>
-    <w:p>
-      <w:pPr>
-        <w:pStyle w:val="ListParagraph"/>
-        <w:numPr>
-          <w:ilvl w:val="0"/>
-          <w:numId w:val="32"/>
-        </w:numPr>
-        <w:spacing w:line="240" w:lineRule="auto"/>
-        <w:ind w:right="0"/>
-        <w:jc w:val="both"/>
-        <w:rPr>
-          <w:szCs w:val="20"/>
-        </w:rPr>
-      </w:pPr>
-      <w:r>
-        <w:rPr>
-          <w:szCs w:val="20"/>
-        </w:rPr>
-        <w:t xml:space="preserve">Delivered </w:t>
-      </w:r>
-      <w:r>
-        <w:rPr>
-          <w:szCs w:val="20"/>
-        </w:rPr>
-        <w:t xml:space="preserve">water intake </w:t>
-      </w:r>
-      <w:r>
-        <w:rPr>
-          <w:szCs w:val="20"/>
-        </w:rPr>
-        <w:t xml:space="preserve">and </w:t>
-      </w:r>
-      <w:r>
-        <w:rPr>
-          <w:b/>
-          <w:bCs/>
-          <w:szCs w:val="20"/>
-        </w:rPr>
-        <w:t>weight tracking</w:t>
-      </w:r>
-      <w:r>
-        <w:rPr>
-          <w:szCs w:val="20"/>
-        </w:rPr>
-        <w:t xml:space="preserve"> </w:t>
-      </w:r>
-      <w:r>
-        <w:rPr>
-          <w:szCs w:val="20"/>
-        </w:rPr>
-        <w:t>features</w:t>
-      </w:r>
-      <w:r>
-        <w:rPr>
-          <w:szCs w:val="20"/>
-        </w:rPr>
-        <w:t xml:space="preserve"> and added </w:t>
-      </w:r>
-      <w:r>
-        <w:rPr>
-          <w:i/>
-          <w:iCs/>
-          <w:szCs w:val="20"/>
-        </w:rPr>
-        <w:t xml:space="preserve">splash screen </w:t>
-      </w:r>
-      <w:r>
-        <w:rPr>
-          <w:i/>
-          <w:iCs/>
-          <w:szCs w:val="20"/>
-        </w:rPr>
-        <w:t>animation</w:t>
-      </w:r>
-      <w:r>
-        <w:rPr>
-          <w:szCs w:val="20"/>
-        </w:rPr>
-        <w:t xml:space="preserve"> for better UX</w:t>
-      </w:r>
-      <w:r>
-        <w:rPr>
-          <w:szCs w:val="20"/>
-        </w:rPr>
-        <w:t>.</w:t>
-      </w:r>
-    </w:p>
-    <w:p>
-      <w:pPr>
-        <w:pStyle w:val="ListParagraph"/>
-        <w:numPr>
-          <w:ilvl w:val="0"/>
-          <w:numId w:val="32"/>
-        </w:numPr>
-        <w:spacing w:line="240" w:lineRule="auto"/>
-        <w:ind w:right="0"/>
-        <w:jc w:val="both"/>
-        <w:rPr>
-          <w:szCs w:val="20"/>
-        </w:rPr>
-      </w:pPr>
-      <w:r>
-        <w:rPr>
-          <w:szCs w:val="20"/>
-        </w:rPr>
-        <w:t>Complemented nutrient, weight</w:t>
-      </w:r>
-      <w:r>
-        <w:rPr>
-          <w:szCs w:val="20"/>
-        </w:rPr>
-        <w:t>,</w:t>
-      </w:r>
-      <w:r>
-        <w:rPr>
-          <w:szCs w:val="20"/>
-        </w:rPr>
-        <w:t xml:space="preserve"> and water intake tracking feature</w:t>
-      </w:r>
-      <w:r>
-        <w:rPr>
-          <w:szCs w:val="20"/>
-        </w:rPr>
-        <w:t>s</w:t>
-      </w:r>
-      <w:r>
-        <w:rPr>
-          <w:szCs w:val="20"/>
-        </w:rPr>
-        <w:t xml:space="preserve"> with </w:t>
-      </w:r>
-      <w:r>
-        <w:rPr>
-          <w:b/>
-          <w:bCs/>
-          <w:szCs w:val="20"/>
-        </w:rPr>
-        <w:t>interactive graphs</w:t>
-      </w:r>
-      <w:r>
-        <w:rPr>
-          <w:szCs w:val="20"/>
-        </w:rPr>
-        <w:t xml:space="preserve"> for better UX.</w:t>
-      </w:r>
-    </w:p>
-    <w:p>
-      <w:pPr>
-        <w:pStyle w:val="ListParagraph"/>
-        <w:numPr>
-          <w:ilvl w:val="0"/>
-          <w:numId w:val="32"/>
-        </w:numPr>
-        <w:spacing w:line="240" w:lineRule="auto"/>
-        <w:ind w:right="0"/>
-        <w:jc w:val="both"/>
-        <w:rPr>
-          <w:b/>
-          <w:bCs/>
-          <w:szCs w:val="20"/>
-        </w:rPr>
-      </w:pPr>
-      <w:r>
-        <w:rPr>
-          <w:szCs w:val="20"/>
-        </w:rPr>
-        <w:t xml:space="preserve">Close to </w:t>
-      </w:r>
-      <w:r>
-        <w:rPr>
-          <w:szCs w:val="20"/>
-        </w:rPr>
-        <w:t>publishing</w:t>
-      </w:r>
-      <w:r>
-        <w:rPr>
-          <w:szCs w:val="20"/>
-        </w:rPr>
-        <w:t xml:space="preserve"> the app to </w:t>
-      </w:r>
-      <w:r>
-        <w:rPr>
-          <w:szCs w:val="20"/>
-        </w:rPr>
-        <w:t>the</w:t>
-      </w:r>
-      <w:r>
-        <w:rPr>
-          <w:b/>
-          <w:bCs/>
-          <w:szCs w:val="20"/>
-        </w:rPr>
-        <w:t xml:space="preserve"> </w:t>
-      </w:r>
-      <w:r>
-        <w:rPr>
-          <w:b/>
-          <w:bCs/>
-          <w:szCs w:val="20"/>
-        </w:rPr>
-        <w:t>Google Play Store.</w:t>
-      </w:r>
-    </w:p>
-    <w:p>
-      <w:pPr>
-        <w:pStyle w:val="ListParagraph"/>
-        <w:numPr>
-          <w:ilvl w:val="0"/>
-          <w:numId w:val="39"/>
-        </w:numPr>
-        <w:spacing w:line="240" w:lineRule="auto"/>
-        <w:ind w:right="0"/>
-        <w:jc w:val="both"/>
-        <w:rPr>
           <w:color w:val="auto"/>
-          <w:szCs w:val="20"/>
-        </w:rPr>
-      </w:pPr>
-      <w:hyperlink r:id="rId28" w:history="1">
+        </w:rPr>
+      </w:pPr>
+      <w:hyperlink r:id="rId26" w:history="1">
         <w:r>
           <w:rPr>
             <w:rStyle w:val="Hyperlink"/>
             <w:b/>
             <w:bCs/>
             <w:color w:val="0070C0"/>
-            <w:szCs w:val="20"/>
             <w:u w:val="none"/>
           </w:rPr>
           <w:t xml:space="preserve">A Spring Boot </w:t>
@@ -2241,7 +1754,16 @@
             <w:b/>
             <w:bCs/>
             <w:color w:val="0070C0"/>
-            <w:szCs w:val="20"/>
+            <w:u w:val="none"/>
+          </w:rPr>
+          <w:t>Currency/</w:t>
+        </w:r>
+        <w:r>
+          <w:rPr>
+            <w:rStyle w:val="Hyperlink"/>
+            <w:b/>
+            <w:bCs/>
+            <w:color w:val="0070C0"/>
             <w:u w:val="none"/>
           </w:rPr>
           <w:t>R</w:t>
@@ -2252,7 +1774,6 @@
             <w:b/>
             <w:bCs/>
             <w:color w:val="0070C0"/>
-            <w:szCs w:val="20"/>
             <w:u w:val="none"/>
           </w:rPr>
           <w:t xml:space="preserve">evenue </w:t>
@@ -2263,7 +1784,6 @@
             <w:b/>
             <w:bCs/>
             <w:color w:val="0070C0"/>
-            <w:szCs w:val="20"/>
             <w:u w:val="none"/>
           </w:rPr>
           <w:t>C</w:t>
@@ -2274,7 +1794,6 @@
             <w:b/>
             <w:bCs/>
             <w:color w:val="0070C0"/>
-            <w:szCs w:val="20"/>
             <w:u w:val="none"/>
           </w:rPr>
           <w:t xml:space="preserve">onverter </w:t>
@@ -2285,7 +1804,6 @@
             <w:b/>
             <w:bCs/>
             <w:color w:val="000000" w:themeColor="text1"/>
-            <w:szCs w:val="20"/>
             <w:u w:val="none"/>
           </w:rPr>
           <w:t>(Java)</w:t>
@@ -2294,7 +1812,6 @@
           <w:rPr>
             <w:rStyle w:val="Hyperlink"/>
             <w:color w:val="0070C0"/>
-            <w:szCs w:val="20"/>
             <w:u w:val="none"/>
           </w:rPr>
           <w:t xml:space="preserve"> </w:t>
@@ -2303,7 +1820,6 @@
           <w:rPr>
             <w:rStyle w:val="Hyperlink"/>
             <w:color w:val="000000" w:themeColor="text1"/>
-            <w:szCs w:val="20"/>
             <w:u w:val="none"/>
           </w:rPr>
           <w:t>[</w:t>
@@ -2314,7 +1830,6 @@
             <w:i/>
             <w:iCs/>
             <w:color w:val="000000" w:themeColor="text1"/>
-            <w:szCs w:val="20"/>
           </w:rPr>
           <w:t>link</w:t>
         </w:r>
@@ -2322,7 +1837,6 @@
           <w:rPr>
             <w:rStyle w:val="Hyperlink"/>
             <w:color w:val="000000" w:themeColor="text1"/>
-            <w:szCs w:val="20"/>
             <w:u w:val="none"/>
           </w:rPr>
           <w:t>]</w:t>
@@ -2367,19 +1881,37 @@
         <w:rPr>
           <w:szCs w:val="20"/>
         </w:rPr>
-        <w:t xml:space="preserve"> revenue converter and scaled</w:t>
-      </w:r>
-      <w:r>
-        <w:rPr>
-          <w:szCs w:val="20"/>
-        </w:rPr>
         <w:t xml:space="preserve"> </w:t>
       </w:r>
       <w:r>
         <w:rPr>
           <w:szCs w:val="20"/>
         </w:rPr>
+        <w:t xml:space="preserve">currency </w:t>
+      </w:r>
+      <w:r>
+        <w:rPr>
+          <w:szCs w:val="20"/>
+        </w:rPr>
+        <w:t>converter and scaled</w:t>
+      </w:r>
+      <w:r>
+        <w:rPr>
+          <w:szCs w:val="20"/>
+        </w:rPr>
+        <w:t xml:space="preserve"> </w:t>
+      </w:r>
+      <w:r>
+        <w:rPr>
+          <w:szCs w:val="20"/>
+        </w:rPr>
         <w:t xml:space="preserve">the </w:t>
+      </w:r>
+      <w:r>
+        <w:rPr>
+          <w:szCs w:val="20"/>
+        </w:rPr>
+        <w:t xml:space="preserve">currency </w:t>
       </w:r>
       <w:r>
         <w:rPr>
@@ -2561,7 +2093,7 @@
       <w:r>
         <w:t xml:space="preserve"> | </w:t>
       </w:r>
-      <w:hyperlink r:id="rId29" w:history="1">
+      <w:hyperlink r:id="rId27" w:history="1">
         <w:r>
           <w:rPr>
             <w:rStyle w:val="Hyperlink"/>
@@ -3055,952 +2587,24 @@
     </w:p>
     <w:p>
       <w:pPr>
-        <w:pStyle w:val="ListParagraph"/>
-        <w:numPr>
-          <w:ilvl w:val="0"/>
-          <w:numId w:val="31"/>
-        </w:numPr>
         <w:spacing w:line="240" w:lineRule="auto"/>
-        <w:ind w:right="0"/>
+        <w:ind w:left="0" w:right="0" w:firstLine="0"/>
         <w:jc w:val="both"/>
-        <w:rPr>
-          <w:szCs w:val="20"/>
-        </w:rPr>
-      </w:pPr>
-      <w:hyperlink r:id="rId30" w:history="1">
-        <w:r>
-          <w:rPr>
-            <w:rStyle w:val="Hyperlink"/>
-            <w:rFonts w:cs="Arial"/>
-            <w:b/>
-            <w:bCs/>
-            <w:szCs w:val="20"/>
-            <w:u w:val="none"/>
-          </w:rPr>
-          <w:t xml:space="preserve">Hindi4All: A brand-new programming language </w:t>
-        </w:r>
-        <w:r>
-          <w:rPr>
-            <w:rStyle w:val="Hyperlink"/>
-            <w:rFonts w:cs="Arial"/>
-            <w:color w:val="auto"/>
-            <w:szCs w:val="20"/>
-            <w:u w:val="none"/>
-          </w:rPr>
-          <w:t>(</w:t>
-        </w:r>
-        <w:r>
-          <w:rPr>
-            <w:rStyle w:val="Hyperlink"/>
-            <w:rFonts w:cs="Arial"/>
-            <w:b/>
-            <w:bCs/>
-            <w:color w:val="auto"/>
-            <w:szCs w:val="20"/>
-            <w:u w:val="none"/>
-          </w:rPr>
-          <w:t>JavaScript, PHP</w:t>
-        </w:r>
-        <w:r>
-          <w:rPr>
-            <w:rStyle w:val="Hyperlink"/>
-            <w:rFonts w:cs="Arial"/>
-            <w:color w:val="auto"/>
-            <w:szCs w:val="20"/>
-            <w:u w:val="none"/>
-          </w:rPr>
-          <w:t>) [</w:t>
-        </w:r>
-        <w:r>
-          <w:rPr>
-            <w:rStyle w:val="Hyperlink"/>
-            <w:rFonts w:cs="Arial"/>
-            <w:i/>
-            <w:iCs/>
-            <w:color w:val="auto"/>
-            <w:szCs w:val="20"/>
-          </w:rPr>
-          <w:t>link</w:t>
-        </w:r>
-        <w:r>
-          <w:rPr>
-            <w:rStyle w:val="Hyperlink"/>
-            <w:rFonts w:cs="Arial"/>
-            <w:color w:val="auto"/>
-            <w:szCs w:val="20"/>
-            <w:u w:val="none"/>
-          </w:rPr>
-          <w:t>]</w:t>
-        </w:r>
-      </w:hyperlink>
-      <w:r>
-        <w:rPr>
-          <w:szCs w:val="20"/>
-        </w:rPr>
-        <w:t>:</w:t>
-      </w:r>
-      <w:r>
-        <w:rPr>
-          <w:szCs w:val="20"/>
-        </w:rPr>
-        <w:t xml:space="preserve"> </w:t>
-      </w:r>
-      <w:r>
-        <w:rPr>
-          <w:szCs w:val="20"/>
-        </w:rPr>
-        <w:t xml:space="preserve">which </w:t>
-      </w:r>
-      <w:r>
-        <w:rPr>
-          <w:szCs w:val="20"/>
-        </w:rPr>
-        <w:t>is</w:t>
-      </w:r>
-      <w:r>
-        <w:rPr>
-          <w:szCs w:val="20"/>
-        </w:rPr>
-        <w:t xml:space="preserve"> </w:t>
-      </w:r>
-      <w:r>
-        <w:rPr>
-          <w:szCs w:val="20"/>
-        </w:rPr>
-        <w:t xml:space="preserve">in Hindi and has the features of a traditional programming language, documentation, </w:t>
-      </w:r>
-      <w:r>
-        <w:rPr>
-          <w:szCs w:val="20"/>
-        </w:rPr>
-        <w:t>an editor</w:t>
-      </w:r>
-      <w:r>
-        <w:rPr>
-          <w:szCs w:val="20"/>
-        </w:rPr>
-        <w:t>,</w:t>
-      </w:r>
-      <w:r>
-        <w:rPr>
-          <w:szCs w:val="20"/>
-        </w:rPr>
-        <w:t xml:space="preserve"> </w:t>
-      </w:r>
-      <w:r>
-        <w:rPr>
-          <w:szCs w:val="20"/>
-        </w:rPr>
-        <w:t>a</w:t>
-      </w:r>
-      <w:r>
-        <w:rPr>
-          <w:szCs w:val="20"/>
-        </w:rPr>
-        <w:t>nd CLI support</w:t>
-      </w:r>
-      <w:r>
-        <w:rPr>
-          <w:szCs w:val="20"/>
-        </w:rPr>
-        <w:t>.</w:t>
-      </w:r>
-      <w:r>
-        <w:rPr>
-          <w:szCs w:val="20"/>
-        </w:rPr>
-        <w:t xml:space="preserve"> </w:t>
-      </w:r>
-      <w:r>
-        <w:rPr>
-          <w:szCs w:val="20"/>
-        </w:rPr>
-        <w:t xml:space="preserve">With the potential to increase </w:t>
-      </w:r>
-      <w:r>
-        <w:rPr>
-          <w:szCs w:val="20"/>
-        </w:rPr>
-        <w:t xml:space="preserve">the </w:t>
-      </w:r>
-      <w:r>
-        <w:rPr>
-          <w:szCs w:val="20"/>
-        </w:rPr>
-        <w:t>salar</w:t>
-      </w:r>
-      <w:r>
-        <w:rPr>
-          <w:szCs w:val="20"/>
-        </w:rPr>
-        <w:t>ies</w:t>
-      </w:r>
-      <w:r>
-        <w:rPr>
-          <w:szCs w:val="20"/>
-        </w:rPr>
-        <w:t xml:space="preserve"> of </w:t>
-      </w:r>
-      <w:r>
-        <w:rPr>
-          <w:b/>
-          <w:bCs/>
-          <w:iCs/>
-          <w:szCs w:val="20"/>
-        </w:rPr>
-        <w:t xml:space="preserve">thousands </w:t>
-      </w:r>
-      <w:r>
-        <w:rPr>
-          <w:iCs/>
-          <w:szCs w:val="20"/>
-        </w:rPr>
-        <w:t>of</w:t>
-      </w:r>
-      <w:r>
-        <w:rPr>
-          <w:b/>
-          <w:bCs/>
-          <w:iCs/>
-          <w:szCs w:val="20"/>
-        </w:rPr>
-        <w:t xml:space="preserve"> </w:t>
-      </w:r>
-      <w:r>
-        <w:rPr>
-          <w:iCs/>
-          <w:szCs w:val="20"/>
-        </w:rPr>
-        <w:t>users</w:t>
-      </w:r>
-      <w:r>
-        <w:rPr>
-          <w:szCs w:val="20"/>
-        </w:rPr>
-        <w:t xml:space="preserve"> </w:t>
-      </w:r>
-      <w:r>
-        <w:rPr>
-          <w:szCs w:val="20"/>
-        </w:rPr>
-        <w:t xml:space="preserve">by </w:t>
-      </w:r>
-      <w:r>
-        <w:rPr>
-          <w:szCs w:val="20"/>
-        </w:rPr>
-        <w:t xml:space="preserve">more than </w:t>
-      </w:r>
-      <w:r>
-        <w:rPr>
-          <w:b/>
-          <w:bCs/>
-          <w:szCs w:val="20"/>
-        </w:rPr>
-        <w:t>30</w:t>
-      </w:r>
-      <w:r>
-        <w:rPr>
-          <w:b/>
-          <w:bCs/>
-          <w:szCs w:val="20"/>
-        </w:rPr>
-        <w:t>%</w:t>
-      </w:r>
-      <w:r>
-        <w:rPr>
-          <w:b/>
-          <w:bCs/>
-          <w:szCs w:val="20"/>
-        </w:rPr>
-        <w:t xml:space="preserve"> </w:t>
-      </w:r>
-      <w:r>
-        <w:rPr>
-          <w:szCs w:val="20"/>
-        </w:rPr>
-        <w:t>on average</w:t>
-      </w:r>
-      <w:r>
-        <w:rPr>
-          <w:szCs w:val="20"/>
-        </w:rPr>
-        <w:t>.</w:t>
-      </w:r>
-    </w:p>
-    <w:p>
-      <w:pPr>
-        <w:pStyle w:val="ListParagraph"/>
-        <w:numPr>
-          <w:ilvl w:val="0"/>
-          <w:numId w:val="31"/>
-        </w:numPr>
-        <w:spacing w:line="240" w:lineRule="auto"/>
-        <w:ind w:right="0"/>
-        <w:jc w:val="both"/>
-        <w:rPr>
-          <w:b/>
-          <w:bCs/>
-          <w:szCs w:val="20"/>
-        </w:rPr>
-      </w:pPr>
-      <w:hyperlink r:id="rId31" w:history="1">
-        <w:r>
-          <w:rPr>
-            <w:rStyle w:val="Hyperlink"/>
-            <w:rFonts w:cs="Arial"/>
-            <w:b/>
-            <w:bCs/>
-            <w:szCs w:val="20"/>
-            <w:u w:val="none"/>
-          </w:rPr>
-          <w:t xml:space="preserve">Stock trading </w:t>
-        </w:r>
-        <w:r>
-          <w:rPr>
-            <w:rStyle w:val="Hyperlink"/>
-            <w:rFonts w:cs="Arial"/>
-            <w:color w:val="auto"/>
-            <w:szCs w:val="20"/>
-            <w:u w:val="none"/>
-          </w:rPr>
-          <w:t>(</w:t>
-        </w:r>
-        <w:r>
-          <w:rPr>
-            <w:rStyle w:val="Hyperlink"/>
-            <w:rFonts w:cs="Arial"/>
-            <w:b/>
-            <w:bCs/>
-            <w:color w:val="auto"/>
-            <w:szCs w:val="20"/>
-            <w:u w:val="none"/>
-          </w:rPr>
-          <w:t>Java</w:t>
-        </w:r>
-        <w:r>
-          <w:rPr>
-            <w:rStyle w:val="Hyperlink"/>
-            <w:rFonts w:cs="Arial"/>
-            <w:color w:val="auto"/>
-            <w:szCs w:val="20"/>
-            <w:u w:val="none"/>
-          </w:rPr>
-          <w:t xml:space="preserve">, </w:t>
-        </w:r>
-        <w:r>
-          <w:rPr>
-            <w:rStyle w:val="Hyperlink"/>
-            <w:rFonts w:cs="Arial"/>
-            <w:b/>
-            <w:bCs/>
-            <w:color w:val="auto"/>
-            <w:szCs w:val="20"/>
-            <w:u w:val="none"/>
-          </w:rPr>
-          <w:t>Python</w:t>
-        </w:r>
-        <w:r>
-          <w:rPr>
-            <w:rStyle w:val="Hyperlink"/>
-            <w:rFonts w:cs="Arial"/>
-            <w:color w:val="auto"/>
-            <w:szCs w:val="20"/>
-            <w:u w:val="none"/>
-          </w:rPr>
-          <w:t>)</w:t>
-        </w:r>
-        <w:r>
-          <w:rPr>
-            <w:rStyle w:val="Hyperlink"/>
-            <w:rFonts w:cs="Arial"/>
-            <w:b/>
-            <w:bCs/>
-            <w:color w:val="auto"/>
-            <w:szCs w:val="20"/>
-            <w:u w:val="none"/>
-          </w:rPr>
-          <w:t xml:space="preserve"> </w:t>
-        </w:r>
-        <w:r>
-          <w:rPr>
-            <w:rStyle w:val="Hyperlink"/>
-            <w:rFonts w:cs="Arial"/>
-            <w:color w:val="auto"/>
-            <w:szCs w:val="20"/>
-            <w:u w:val="none"/>
-          </w:rPr>
-          <w:t>[</w:t>
-        </w:r>
-        <w:r>
-          <w:rPr>
-            <w:rStyle w:val="Hyperlink"/>
-            <w:rFonts w:cs="Arial"/>
-            <w:i/>
-            <w:iCs/>
-            <w:color w:val="auto"/>
-            <w:szCs w:val="20"/>
-          </w:rPr>
-          <w:t>link</w:t>
-        </w:r>
-        <w:r>
-          <w:rPr>
-            <w:rStyle w:val="Hyperlink"/>
-            <w:rFonts w:cs="Arial"/>
-            <w:color w:val="auto"/>
-            <w:szCs w:val="20"/>
-            <w:u w:val="none"/>
-          </w:rPr>
-          <w:t>]</w:t>
-        </w:r>
-      </w:hyperlink>
-      <w:r>
-        <w:rPr>
-          <w:rFonts w:cs="Arial"/>
-          <w:szCs w:val="20"/>
-        </w:rPr>
-        <w:t>:</w:t>
-      </w:r>
-      <w:r>
-        <w:rPr>
-          <w:rFonts w:cs="Arial"/>
-          <w:szCs w:val="20"/>
-        </w:rPr>
-        <w:t xml:space="preserve"> </w:t>
-      </w:r>
-      <w:r>
-        <w:rPr>
-          <w:rFonts w:cs="Arial"/>
-          <w:szCs w:val="20"/>
-        </w:rPr>
-        <w:t>A</w:t>
-      </w:r>
-      <w:r>
-        <w:rPr>
-          <w:rFonts w:cs="Arial"/>
-          <w:szCs w:val="20"/>
-        </w:rPr>
-        <w:t>ndroid</w:t>
-      </w:r>
-      <w:r>
-        <w:rPr>
-          <w:rFonts w:cs="Arial"/>
-          <w:szCs w:val="20"/>
-        </w:rPr>
-        <w:t xml:space="preserve"> and desktop </w:t>
-      </w:r>
-      <w:r>
-        <w:rPr>
-          <w:rFonts w:cs="Arial"/>
-          <w:szCs w:val="20"/>
-        </w:rPr>
-        <w:t>applications</w:t>
-      </w:r>
-      <w:r>
-        <w:rPr>
-          <w:rFonts w:cs="Arial"/>
-          <w:szCs w:val="20"/>
-        </w:rPr>
-        <w:t xml:space="preserve"> that</w:t>
-      </w:r>
-      <w:r>
-        <w:rPr>
-          <w:rFonts w:cs="Arial"/>
-          <w:szCs w:val="20"/>
-        </w:rPr>
-        <w:t xml:space="preserve"> </w:t>
-      </w:r>
-      <w:r>
-        <w:rPr>
-          <w:szCs w:val="20"/>
-        </w:rPr>
-        <w:t>operated APIs provided by</w:t>
-      </w:r>
-      <w:r>
-        <w:rPr>
-          <w:szCs w:val="20"/>
-        </w:rPr>
-        <w:t xml:space="preserve"> leading</w:t>
-      </w:r>
-      <w:r>
-        <w:rPr>
-          <w:szCs w:val="20"/>
-        </w:rPr>
-        <w:t xml:space="preserve"> Indian</w:t>
-      </w:r>
-      <w:r>
-        <w:rPr>
-          <w:szCs w:val="20"/>
-        </w:rPr>
-        <w:t xml:space="preserve"> stock brokers, namely </w:t>
-      </w:r>
-      <w:r>
-        <w:rPr>
-          <w:b/>
-          <w:bCs/>
-          <w:szCs w:val="20"/>
-        </w:rPr>
-        <w:t>Kota Securities</w:t>
-      </w:r>
-      <w:r>
-        <w:rPr>
-          <w:i/>
-          <w:iCs/>
-          <w:szCs w:val="20"/>
-        </w:rPr>
-        <w:t xml:space="preserve"> </w:t>
-      </w:r>
-      <w:r>
-        <w:rPr>
-          <w:szCs w:val="20"/>
-        </w:rPr>
-        <w:t>and</w:t>
-      </w:r>
-      <w:r>
-        <w:rPr>
-          <w:i/>
-          <w:iCs/>
-          <w:szCs w:val="20"/>
-        </w:rPr>
-        <w:t xml:space="preserve"> Fyers</w:t>
-      </w:r>
-      <w:r>
-        <w:rPr>
-          <w:i/>
-          <w:iCs/>
-          <w:szCs w:val="20"/>
-        </w:rPr>
-        <w:t>,</w:t>
-      </w:r>
-      <w:r>
-        <w:rPr>
-          <w:szCs w:val="20"/>
-        </w:rPr>
-        <w:t xml:space="preserve"> </w:t>
-      </w:r>
-      <w:r>
-        <w:rPr>
-          <w:szCs w:val="20"/>
-        </w:rPr>
-        <w:t xml:space="preserve">to </w:t>
-      </w:r>
-      <w:r>
-        <w:rPr>
-          <w:i/>
-          <w:iCs/>
-          <w:szCs w:val="20"/>
-        </w:rPr>
-        <w:t>t</w:t>
-      </w:r>
-      <w:r>
-        <w:rPr>
-          <w:i/>
-          <w:iCs/>
-          <w:szCs w:val="20"/>
-        </w:rPr>
-        <w:t>rade</w:t>
-      </w:r>
-      <w:r>
-        <w:rPr>
-          <w:i/>
-          <w:iCs/>
-          <w:szCs w:val="20"/>
-        </w:rPr>
-        <w:t xml:space="preserve"> stocks</w:t>
-      </w:r>
-      <w:r>
-        <w:rPr>
-          <w:i/>
-          <w:iCs/>
-          <w:szCs w:val="20"/>
-        </w:rPr>
-        <w:t xml:space="preserve"> </w:t>
-      </w:r>
-      <w:r>
-        <w:rPr>
-          <w:i/>
-          <w:iCs/>
-          <w:szCs w:val="20"/>
-        </w:rPr>
-        <w:t>and</w:t>
-      </w:r>
-      <w:r>
-        <w:rPr>
-          <w:i/>
-          <w:iCs/>
-          <w:szCs w:val="20"/>
-        </w:rPr>
-        <w:t xml:space="preserve"> </w:t>
-      </w:r>
-      <w:r>
-        <w:rPr>
-          <w:i/>
-          <w:iCs/>
-          <w:szCs w:val="20"/>
-        </w:rPr>
-        <w:t>futures contracts</w:t>
-      </w:r>
-      <w:r>
-        <w:rPr>
-          <w:szCs w:val="20"/>
-        </w:rPr>
-        <w:t xml:space="preserve"> </w:t>
-      </w:r>
-      <w:r>
-        <w:rPr>
-          <w:szCs w:val="20"/>
-        </w:rPr>
-        <w:t>worth</w:t>
-      </w:r>
-      <w:r>
-        <w:rPr>
-          <w:szCs w:val="20"/>
-        </w:rPr>
-        <w:t xml:space="preserve"> </w:t>
-      </w:r>
-      <w:r>
-        <w:rPr>
-          <w:szCs w:val="20"/>
-        </w:rPr>
-        <w:t>more than</w:t>
-      </w:r>
-      <w:r>
-        <w:rPr>
-          <w:szCs w:val="20"/>
-        </w:rPr>
-        <w:t xml:space="preserve"> </w:t>
-      </w:r>
-      <w:r>
-        <w:rPr>
-          <w:szCs w:val="20"/>
-        </w:rPr>
-        <w:t xml:space="preserve">around </w:t>
-      </w:r>
-      <w:r>
-        <w:rPr>
-          <w:b/>
-          <w:bCs/>
-          <w:szCs w:val="20"/>
-        </w:rPr>
-        <w:t xml:space="preserve">$100 </w:t>
-      </w:r>
-      <w:r>
-        <w:rPr>
-          <w:szCs w:val="20"/>
-        </w:rPr>
-        <w:t>(</w:t>
-      </w:r>
-      <w:r>
-        <w:rPr>
-          <w:i/>
-          <w:iCs/>
-          <w:szCs w:val="20"/>
-        </w:rPr>
-        <w:t>~</w:t>
-      </w:r>
-      <w:r>
-        <w:rPr>
-          <w:i/>
-          <w:iCs/>
-          <w:szCs w:val="20"/>
-        </w:rPr>
-        <w:t>₹</w:t>
-      </w:r>
-      <w:r>
-        <w:rPr>
-          <w:b/>
-          <w:bCs/>
-          <w:i/>
-          <w:iCs/>
-          <w:szCs w:val="20"/>
-        </w:rPr>
-        <w:t>10</w:t>
-      </w:r>
-      <w:r>
-        <w:rPr>
-          <w:b/>
-          <w:bCs/>
-          <w:i/>
-          <w:iCs/>
-          <w:szCs w:val="20"/>
-        </w:rPr>
-        <w:t>,</w:t>
-      </w:r>
-      <w:r>
-        <w:rPr>
-          <w:b/>
-          <w:bCs/>
-          <w:i/>
-          <w:iCs/>
-          <w:szCs w:val="20"/>
-        </w:rPr>
-        <w:t>000</w:t>
-      </w:r>
-      <w:r>
-        <w:rPr>
-          <w:szCs w:val="20"/>
-        </w:rPr>
-        <w:t>)</w:t>
-      </w:r>
-      <w:r>
-        <w:rPr>
-          <w:b/>
-          <w:bCs/>
-          <w:szCs w:val="20"/>
-        </w:rPr>
-        <w:t xml:space="preserve"> </w:t>
-      </w:r>
-      <w:r>
-        <w:rPr>
-          <w:szCs w:val="20"/>
-        </w:rPr>
-        <w:t>algorithmically</w:t>
-      </w:r>
-      <w:r>
-        <w:rPr>
-          <w:szCs w:val="20"/>
-        </w:rPr>
-        <w:t>.</w:t>
-      </w:r>
-      <w:r>
-        <w:rPr>
-          <w:szCs w:val="20"/>
-        </w:rPr>
-        <w:t xml:space="preserve"> Also </w:t>
-      </w:r>
-      <w:r>
-        <w:rPr>
-          <w:i/>
-          <w:iCs/>
-          <w:szCs w:val="20"/>
-        </w:rPr>
-        <w:t>traded stocks autonomously</w:t>
-      </w:r>
-      <w:r>
-        <w:rPr>
-          <w:szCs w:val="20"/>
-        </w:rPr>
-        <w:t xml:space="preserve"> by w</w:t>
-      </w:r>
-      <w:r>
-        <w:rPr>
-          <w:szCs w:val="20"/>
-        </w:rPr>
-        <w:t>eb</w:t>
-      </w:r>
-      <w:r>
-        <w:rPr>
-          <w:szCs w:val="20"/>
-        </w:rPr>
-        <w:t xml:space="preserve"> </w:t>
-      </w:r>
-      <w:r>
-        <w:rPr>
-          <w:szCs w:val="20"/>
-        </w:rPr>
-        <w:t>scrap</w:t>
-      </w:r>
-      <w:r>
-        <w:rPr>
-          <w:szCs w:val="20"/>
-        </w:rPr>
-        <w:t>ing</w:t>
-      </w:r>
-      <w:r>
-        <w:rPr>
-          <w:szCs w:val="20"/>
-        </w:rPr>
-        <w:t xml:space="preserve"> </w:t>
-      </w:r>
-      <w:r>
-        <w:rPr>
-          <w:b/>
-          <w:bCs/>
-          <w:szCs w:val="20"/>
-        </w:rPr>
-        <w:t>Zerodha’s</w:t>
-      </w:r>
-      <w:r>
-        <w:rPr>
-          <w:szCs w:val="20"/>
-        </w:rPr>
-        <w:t xml:space="preserve"> </w:t>
-      </w:r>
-      <w:r>
-        <w:rPr>
-          <w:szCs w:val="20"/>
-        </w:rPr>
-        <w:t xml:space="preserve">website </w:t>
-      </w:r>
-      <w:r>
-        <w:rPr>
-          <w:szCs w:val="20"/>
-        </w:rPr>
-        <w:t>(</w:t>
-      </w:r>
-      <w:r>
-        <w:rPr>
-          <w:szCs w:val="20"/>
-        </w:rPr>
-        <w:t>a</w:t>
-      </w:r>
-      <w:r>
-        <w:rPr>
-          <w:szCs w:val="20"/>
-        </w:rPr>
-        <w:t>lso a</w:t>
-      </w:r>
-      <w:r>
-        <w:rPr>
-          <w:szCs w:val="20"/>
-        </w:rPr>
-        <w:t xml:space="preserve"> </w:t>
-      </w:r>
-      <w:r>
-        <w:rPr>
-          <w:szCs w:val="20"/>
-        </w:rPr>
-        <w:t>leading I</w:t>
-      </w:r>
-      <w:r>
-        <w:rPr>
-          <w:szCs w:val="20"/>
-        </w:rPr>
-        <w:t>ndian stockbroker)</w:t>
-      </w:r>
-      <w:r>
-        <w:rPr>
-          <w:szCs w:val="20"/>
-        </w:rPr>
-        <w:t xml:space="preserve"> </w:t>
-      </w:r>
-      <w:r>
-        <w:rPr>
-          <w:szCs w:val="20"/>
-        </w:rPr>
-        <w:t xml:space="preserve">and </w:t>
-      </w:r>
-      <w:r>
-        <w:rPr>
-          <w:szCs w:val="20"/>
-        </w:rPr>
-        <w:t>ma</w:t>
-      </w:r>
-      <w:r>
-        <w:rPr>
-          <w:szCs w:val="20"/>
-        </w:rPr>
-        <w:t xml:space="preserve">king </w:t>
-      </w:r>
-      <w:r>
-        <w:rPr>
-          <w:szCs w:val="20"/>
-        </w:rPr>
-        <w:t>automated logins</w:t>
-      </w:r>
-      <w:r>
-        <w:rPr>
-          <w:szCs w:val="20"/>
-        </w:rPr>
-        <w:t xml:space="preserve"> </w:t>
-      </w:r>
-      <w:r>
-        <w:rPr>
-          <w:szCs w:val="20"/>
-        </w:rPr>
-        <w:t>and order booking</w:t>
-      </w:r>
-      <w:r>
-        <w:rPr>
-          <w:szCs w:val="20"/>
-        </w:rPr>
-        <w:t>s</w:t>
-      </w:r>
-      <w:r>
-        <w:rPr>
-          <w:szCs w:val="20"/>
-        </w:rPr>
-        <w:t xml:space="preserve"> </w:t>
-      </w:r>
-      <w:r>
-        <w:rPr>
-          <w:szCs w:val="20"/>
-        </w:rPr>
-        <w:t xml:space="preserve">via </w:t>
-      </w:r>
-      <w:r>
-        <w:rPr>
-          <w:i/>
-          <w:iCs/>
-          <w:szCs w:val="20"/>
-        </w:rPr>
-        <w:t>Selenium</w:t>
-      </w:r>
-      <w:r>
-        <w:rPr>
-          <w:i/>
-          <w:iCs/>
-          <w:szCs w:val="20"/>
-        </w:rPr>
-        <w:t xml:space="preserve"> </w:t>
-      </w:r>
-      <w:r>
-        <w:rPr>
-          <w:i/>
-          <w:iCs/>
-          <w:szCs w:val="20"/>
-        </w:rPr>
-        <w:t xml:space="preserve">&amp; </w:t>
-      </w:r>
-      <w:r>
-        <w:rPr>
-          <w:i/>
-          <w:iCs/>
-          <w:szCs w:val="20"/>
-        </w:rPr>
-        <w:t>Chromium</w:t>
-      </w:r>
-      <w:r>
-        <w:rPr>
-          <w:szCs w:val="20"/>
-        </w:rPr>
-        <w:t>.</w:t>
-      </w:r>
-    </w:p>
-    <w:p>
-      <w:pPr>
-        <w:pStyle w:val="ListParagraph"/>
-        <w:numPr>
-          <w:ilvl w:val="0"/>
-          <w:numId w:val="31"/>
-        </w:numPr>
-        <w:spacing w:line="240" w:lineRule="auto"/>
-        <w:ind w:right="0"/>
-        <w:jc w:val="both"/>
-        <w:rPr>
-          <w:b/>
-          <w:bCs/>
-          <w:i/>
-          <w:iCs/>
-          <w:szCs w:val="20"/>
-        </w:rPr>
-      </w:pPr>
-      <w:hyperlink r:id="rId32" w:history="1">
+      </w:pPr>
+      <w:hyperlink r:id="rId28" w:history="1">
         <w:r>
           <w:rPr>
             <w:rStyle w:val="Hyperlink"/>
             <w:b/>
             <w:bCs/>
-            <w:szCs w:val="20"/>
             <w:u w:val="none"/>
           </w:rPr>
-          <w:t xml:space="preserve">Autonomous drone </w:t>
+          <w:t xml:space="preserve">Hindi4All: </w:t>
         </w:r>
         <w:r>
           <w:rPr>
             <w:rStyle w:val="Hyperlink"/>
             <w:color w:val="auto"/>
-            <w:szCs w:val="20"/>
             <w:u w:val="none"/>
           </w:rPr>
           <w:t>(</w:t>
@@ -4011,16 +2615,265 @@
             <w:b/>
             <w:bCs/>
             <w:color w:val="auto"/>
-            <w:szCs w:val="20"/>
             <w:u w:val="none"/>
           </w:rPr>
-          <w:t>C++, JavaScript</w:t>
+          <w:t>JavaScript, PHP</w:t>
         </w:r>
         <w:r>
           <w:rPr>
             <w:rStyle w:val="Hyperlink"/>
             <w:color w:val="auto"/>
-            <w:szCs w:val="20"/>
+            <w:u w:val="none"/>
+          </w:rPr>
+          <w:t>) [</w:t>
+        </w:r>
+        <w:r>
+          <w:rPr>
+            <w:rStyle w:val="Hyperlink"/>
+            <w:i/>
+            <w:iCs/>
+            <w:color w:val="auto"/>
+          </w:rPr>
+          <w:t>link</w:t>
+        </w:r>
+        <w:r>
+          <w:rPr>
+            <w:rStyle w:val="Hyperlink"/>
+            <w:color w:val="auto"/>
+            <w:u w:val="none"/>
+          </w:rPr>
+          <w:t>]</w:t>
+        </w:r>
+      </w:hyperlink>
+      <w:r>
+        <w:t>:</w:t>
+      </w:r>
+      <w:r>
+        <w:t xml:space="preserve"> </w:t>
+      </w:r>
+    </w:p>
+    <w:p>
+      <w:pPr>
+        <w:pStyle w:val="ListParagraph"/>
+        <w:numPr>
+          <w:ilvl w:val="0"/>
+          <w:numId w:val="39"/>
+        </w:numPr>
+        <w:spacing w:line="240" w:lineRule="auto"/>
+        <w:ind w:right="0"/>
+        <w:jc w:val="both"/>
+      </w:pPr>
+      <w:r>
+        <w:t>Attempted to b</w:t>
+      </w:r>
+      <w:r>
+        <w:t>uil</w:t>
+      </w:r>
+      <w:r>
+        <w:t>d</w:t>
+      </w:r>
+      <w:r>
+        <w:t xml:space="preserve"> a</w:t>
+      </w:r>
+      <w:r>
+        <w:t xml:space="preserve"> brand-new programming language </w:t>
+      </w:r>
+      <w:r>
+        <w:t>in Hindi</w:t>
+      </w:r>
+      <w:r>
+        <w:t>,</w:t>
+      </w:r>
+      <w:r>
+        <w:t xml:space="preserve"> </w:t>
+      </w:r>
+      <w:r>
+        <w:t>to</w:t>
+      </w:r>
+      <w:r>
+        <w:t xml:space="preserve"> help </w:t>
+      </w:r>
+      <w:r>
+        <w:t xml:space="preserve">increase salaries by </w:t>
+      </w:r>
+      <w:r>
+        <w:t xml:space="preserve">&gt; </w:t>
+      </w:r>
+      <w:r>
+        <w:rPr>
+          <w:b/>
+          <w:bCs/>
+        </w:rPr>
+        <w:t>2</w:t>
+      </w:r>
+      <w:r>
+        <w:rPr>
+          <w:b/>
+          <w:bCs/>
+        </w:rPr>
+        <w:t>0%</w:t>
+      </w:r>
+      <w:r>
+        <w:rPr>
+          <w:b/>
+          <w:bCs/>
+        </w:rPr>
+        <w:t>.</w:t>
+      </w:r>
+    </w:p>
+    <w:p>
+      <w:pPr>
+        <w:pStyle w:val="ListParagraph"/>
+        <w:numPr>
+          <w:ilvl w:val="0"/>
+          <w:numId w:val="31"/>
+        </w:numPr>
+        <w:spacing w:line="240" w:lineRule="auto"/>
+        <w:ind w:right="0"/>
+        <w:jc w:val="both"/>
+      </w:pPr>
+      <w:r>
+        <w:t xml:space="preserve">Integrated </w:t>
+      </w:r>
+      <w:r>
+        <w:t>features of a traditional programming language</w:t>
+      </w:r>
+      <w:r>
+        <w:t xml:space="preserve"> like </w:t>
+      </w:r>
+      <w:r>
+        <w:rPr>
+          <w:b/>
+          <w:bCs/>
+        </w:rPr>
+        <w:t>if-else, switch statements</w:t>
+      </w:r>
+      <w:r>
+        <w:t xml:space="preserve">, </w:t>
+      </w:r>
+      <w:r>
+        <w:t xml:space="preserve">and </w:t>
+      </w:r>
+      <w:r>
+        <w:t>for, while loops.</w:t>
+      </w:r>
+    </w:p>
+    <w:p>
+      <w:pPr>
+        <w:pStyle w:val="ListParagraph"/>
+        <w:numPr>
+          <w:ilvl w:val="0"/>
+          <w:numId w:val="31"/>
+        </w:numPr>
+        <w:spacing w:line="240" w:lineRule="auto"/>
+        <w:ind w:right="0"/>
+        <w:jc w:val="both"/>
+      </w:pPr>
+      <w:r>
+        <w:t>D</w:t>
+      </w:r>
+      <w:r>
+        <w:t xml:space="preserve">eveloped </w:t>
+      </w:r>
+      <w:r>
+        <w:t>documentation</w:t>
+      </w:r>
+      <w:r>
+        <w:t xml:space="preserve">, </w:t>
+      </w:r>
+      <w:r>
+        <w:t>an</w:t>
+      </w:r>
+      <w:r>
+        <w:t xml:space="preserve"> online code</w:t>
+      </w:r>
+      <w:r>
+        <w:t xml:space="preserve"> editor</w:t>
+      </w:r>
+      <w:r>
+        <w:t>,</w:t>
+      </w:r>
+      <w:r>
+        <w:t xml:space="preserve"> </w:t>
+      </w:r>
+      <w:r>
+        <w:t xml:space="preserve">and </w:t>
+      </w:r>
+      <w:r>
+        <w:t>CLI support</w:t>
+      </w:r>
+      <w:r>
+        <w:t xml:space="preserve"> </w:t>
+      </w:r>
+      <w:r>
+        <w:t xml:space="preserve">for </w:t>
+      </w:r>
+      <w:r>
+        <w:t>the language</w:t>
+      </w:r>
+      <w:r>
+        <w:t xml:space="preserve"> to assist the developers</w:t>
+      </w:r>
+      <w:r>
+        <w:t>.</w:t>
+      </w:r>
+    </w:p>
+    <w:p>
+      <w:pPr>
+        <w:spacing w:line="240" w:lineRule="auto"/>
+        <w:ind w:right="0"/>
+        <w:jc w:val="both"/>
+      </w:pPr>
+      <w:hyperlink r:id="rId29" w:history="1">
+        <w:r>
+          <w:rPr>
+            <w:rStyle w:val="Hyperlink"/>
+            <w:b/>
+            <w:bCs/>
+            <w:u w:val="none"/>
+          </w:rPr>
+          <w:t xml:space="preserve">Stock trading </w:t>
+        </w:r>
+        <w:r>
+          <w:rPr>
+            <w:rStyle w:val="Hyperlink"/>
+            <w:color w:val="auto"/>
+            <w:u w:val="none"/>
+          </w:rPr>
+          <w:t>(</w:t>
+        </w:r>
+        <w:r>
+          <w:rPr>
+            <w:rStyle w:val="Hyperlink"/>
+            <w:b/>
+            <w:bCs/>
+            <w:color w:val="auto"/>
+            <w:u w:val="none"/>
+          </w:rPr>
+          <w:t>Java</w:t>
+        </w:r>
+        <w:r>
+          <w:rPr>
+            <w:rStyle w:val="Hyperlink"/>
+            <w:color w:val="auto"/>
+            <w:u w:val="none"/>
+          </w:rPr>
+          <w:t xml:space="preserve">, </w:t>
+        </w:r>
+        <w:r>
+          <w:rPr>
+            <w:rStyle w:val="Hyperlink"/>
+            <w:b/>
+            <w:bCs/>
+            <w:color w:val="auto"/>
+            <w:u w:val="none"/>
+          </w:rPr>
+          <w:t>Python</w:t>
+        </w:r>
+        <w:r>
+          <w:rPr>
+            <w:rStyle w:val="Hyperlink"/>
+            <w:color w:val="auto"/>
             <w:u w:val="none"/>
           </w:rPr>
           <w:t>)</w:t>
@@ -4031,7 +2884,6 @@
             <w:b/>
             <w:bCs/>
             <w:color w:val="auto"/>
-            <w:szCs w:val="20"/>
             <w:u w:val="none"/>
           </w:rPr>
           <w:t xml:space="preserve"> </w:t>
@@ -4040,7 +2892,6 @@
           <w:rPr>
             <w:rStyle w:val="Hyperlink"/>
             <w:color w:val="auto"/>
-            <w:szCs w:val="20"/>
             <w:u w:val="none"/>
           </w:rPr>
           <w:t>[</w:t>
@@ -4051,7 +2902,6 @@
             <w:i/>
             <w:iCs/>
             <w:color w:val="auto"/>
-            <w:szCs w:val="20"/>
           </w:rPr>
           <w:t>link</w:t>
         </w:r>
@@ -4059,7 +2909,461 @@
           <w:rPr>
             <w:rStyle w:val="Hyperlink"/>
             <w:color w:val="auto"/>
-            <w:szCs w:val="20"/>
+            <w:u w:val="none"/>
+          </w:rPr>
+          <w:t>]</w:t>
+        </w:r>
+      </w:hyperlink>
+      <w:r>
+        <w:t>:</w:t>
+      </w:r>
+    </w:p>
+    <w:p>
+      <w:pPr>
+        <w:pStyle w:val="ListParagraph"/>
+        <w:numPr>
+          <w:ilvl w:val="0"/>
+          <w:numId w:val="39"/>
+        </w:numPr>
+        <w:spacing w:line="240" w:lineRule="auto"/>
+        <w:ind w:right="0"/>
+        <w:jc w:val="both"/>
+        <w:rPr>
+          <w:b/>
+          <w:bCs/>
+        </w:rPr>
+      </w:pPr>
+      <w:r>
+        <w:t xml:space="preserve">Built </w:t>
+      </w:r>
+      <w:r>
+        <w:t xml:space="preserve">Android and desktop </w:t>
+      </w:r>
+      <w:r>
+        <w:t xml:space="preserve">apps </w:t>
+      </w:r>
+      <w:r>
+        <w:t>that</w:t>
+      </w:r>
+      <w:r>
+        <w:t xml:space="preserve"> operated APIs provided by</w:t>
+      </w:r>
+      <w:r>
+        <w:t xml:space="preserve"> leading</w:t>
+      </w:r>
+      <w:r>
+        <w:t xml:space="preserve"> </w:t>
+      </w:r>
+      <w:r>
+        <w:t xml:space="preserve">stock brokers, namely </w:t>
+      </w:r>
+      <w:r>
+        <w:rPr>
+          <w:b/>
+          <w:bCs/>
+        </w:rPr>
+        <w:t>Kota Securities</w:t>
+      </w:r>
+      <w:r>
+        <w:rPr>
+          <w:i/>
+          <w:iCs/>
+        </w:rPr>
+        <w:t xml:space="preserve"> </w:t>
+      </w:r>
+      <w:r>
+        <w:t>and</w:t>
+      </w:r>
+      <w:r>
+        <w:rPr>
+          <w:i/>
+          <w:iCs/>
+        </w:rPr>
+        <w:t xml:space="preserve"> </w:t>
+      </w:r>
+      <w:r>
+        <w:rPr>
+          <w:b/>
+          <w:bCs/>
+        </w:rPr>
+        <w:t>Fyers</w:t>
+      </w:r>
+      <w:r>
+        <w:rPr>
+          <w:i/>
+          <w:iCs/>
+        </w:rPr>
+        <w:t>,</w:t>
+      </w:r>
+      <w:r>
+        <w:t xml:space="preserve"> </w:t>
+      </w:r>
+      <w:r>
+        <w:t xml:space="preserve">to </w:t>
+      </w:r>
+      <w:r>
+        <w:rPr>
+          <w:i/>
+          <w:iCs/>
+        </w:rPr>
+        <w:t>t</w:t>
+      </w:r>
+      <w:r>
+        <w:rPr>
+          <w:i/>
+          <w:iCs/>
+        </w:rPr>
+        <w:t>rade</w:t>
+      </w:r>
+      <w:r>
+        <w:rPr>
+          <w:i/>
+          <w:iCs/>
+        </w:rPr>
+        <w:t xml:space="preserve"> stocks</w:t>
+      </w:r>
+      <w:r>
+        <w:rPr>
+          <w:i/>
+          <w:iCs/>
+        </w:rPr>
+        <w:t xml:space="preserve"> </w:t>
+      </w:r>
+      <w:r>
+        <w:rPr>
+          <w:i/>
+          <w:iCs/>
+        </w:rPr>
+        <w:t>and</w:t>
+      </w:r>
+      <w:r>
+        <w:rPr>
+          <w:i/>
+          <w:iCs/>
+        </w:rPr>
+        <w:t xml:space="preserve"> </w:t>
+      </w:r>
+      <w:r>
+        <w:rPr>
+          <w:i/>
+          <w:iCs/>
+        </w:rPr>
+        <w:t>futures contracts</w:t>
+      </w:r>
+      <w:r>
+        <w:t xml:space="preserve"> </w:t>
+      </w:r>
+      <w:r>
+        <w:t>worth</w:t>
+      </w:r>
+      <w:r>
+        <w:t xml:space="preserve"> </w:t>
+      </w:r>
+      <w:r>
+        <w:t>more than</w:t>
+      </w:r>
+      <w:r>
+        <w:t xml:space="preserve"> ~</w:t>
+      </w:r>
+      <w:r>
+        <w:rPr>
+          <w:b/>
+          <w:bCs/>
+        </w:rPr>
+        <w:t xml:space="preserve">$100 </w:t>
+      </w:r>
+      <w:r>
+        <w:t>(</w:t>
+      </w:r>
+      <w:r>
+        <w:rPr>
+          <w:i/>
+          <w:iCs/>
+        </w:rPr>
+        <w:t>~</w:t>
+      </w:r>
+      <w:r>
+        <w:rPr>
+          <w:i/>
+          <w:iCs/>
+        </w:rPr>
+        <w:t>₹</w:t>
+      </w:r>
+      <w:r>
+        <w:rPr>
+          <w:b/>
+          <w:bCs/>
+          <w:i/>
+          <w:iCs/>
+        </w:rPr>
+        <w:t>10</w:t>
+      </w:r>
+      <w:r>
+        <w:rPr>
+          <w:b/>
+          <w:bCs/>
+          <w:i/>
+          <w:iCs/>
+        </w:rPr>
+        <w:t>,</w:t>
+      </w:r>
+      <w:r>
+        <w:rPr>
+          <w:b/>
+          <w:bCs/>
+          <w:i/>
+          <w:iCs/>
+        </w:rPr>
+        <w:t>000</w:t>
+      </w:r>
+      <w:r>
+        <w:t>)</w:t>
+      </w:r>
+      <w:r>
+        <w:rPr>
+          <w:b/>
+          <w:bCs/>
+        </w:rPr>
+        <w:t xml:space="preserve"> </w:t>
+      </w:r>
+      <w:r>
+        <w:t>algorithmically</w:t>
+      </w:r>
+      <w:r>
+        <w:t>.</w:t>
+      </w:r>
+      <w:r>
+        <w:t xml:space="preserve"> </w:t>
+      </w:r>
+    </w:p>
+    <w:p>
+      <w:pPr>
+        <w:pStyle w:val="ListParagraph"/>
+        <w:numPr>
+          <w:ilvl w:val="0"/>
+          <w:numId w:val="39"/>
+        </w:numPr>
+        <w:spacing w:line="240" w:lineRule="auto"/>
+        <w:ind w:right="0"/>
+        <w:jc w:val="both"/>
+        <w:rPr>
+          <w:b/>
+          <w:bCs/>
+        </w:rPr>
+      </w:pPr>
+      <w:r>
+        <w:rPr>
+          <w:i/>
+          <w:iCs/>
+        </w:rPr>
+        <w:t>T</w:t>
+      </w:r>
+      <w:r>
+        <w:rPr>
+          <w:i/>
+          <w:iCs/>
+        </w:rPr>
+        <w:t>raded stocks autonomously</w:t>
+      </w:r>
+      <w:r>
+        <w:t xml:space="preserve"> by w</w:t>
+      </w:r>
+      <w:r>
+        <w:t>eb</w:t>
+      </w:r>
+      <w:r>
+        <w:t xml:space="preserve"> </w:t>
+      </w:r>
+      <w:r>
+        <w:t>scrap</w:t>
+      </w:r>
+      <w:r>
+        <w:t>ing</w:t>
+      </w:r>
+      <w:r>
+        <w:t xml:space="preserve"> </w:t>
+      </w:r>
+      <w:r>
+        <w:rPr>
+          <w:b/>
+          <w:bCs/>
+        </w:rPr>
+        <w:t>Zerodha’s</w:t>
+      </w:r>
+      <w:r>
+        <w:t xml:space="preserve"> </w:t>
+      </w:r>
+      <w:r>
+        <w:t xml:space="preserve">website </w:t>
+      </w:r>
+      <w:r>
+        <w:t>(</w:t>
+      </w:r>
+      <w:r>
+        <w:t>a</w:t>
+      </w:r>
+      <w:r>
+        <w:t>lso a</w:t>
+      </w:r>
+      <w:r>
+        <w:t xml:space="preserve"> </w:t>
+      </w:r>
+      <w:r>
+        <w:t>leading I</w:t>
+      </w:r>
+      <w:r>
+        <w:t>ndian stockbroker)</w:t>
+      </w:r>
+      <w:r>
+        <w:t xml:space="preserve"> </w:t>
+      </w:r>
+      <w:r>
+        <w:t xml:space="preserve">and </w:t>
+      </w:r>
+      <w:r>
+        <w:t>ma</w:t>
+      </w:r>
+      <w:r>
+        <w:t xml:space="preserve">king </w:t>
+      </w:r>
+      <w:r>
+        <w:t>automated logins</w:t>
+      </w:r>
+      <w:r>
+        <w:t xml:space="preserve"> </w:t>
+      </w:r>
+      <w:r>
+        <w:t>and booking</w:t>
+      </w:r>
+      <w:r>
+        <w:t>s</w:t>
+      </w:r>
+      <w:r>
+        <w:t xml:space="preserve"> </w:t>
+      </w:r>
+      <w:r>
+        <w:t xml:space="preserve">via </w:t>
+      </w:r>
+      <w:r>
+        <w:rPr>
+          <w:i/>
+          <w:iCs/>
+        </w:rPr>
+        <w:t>Selenium</w:t>
+      </w:r>
+      <w:r>
+        <w:rPr>
+          <w:i/>
+          <w:iCs/>
+        </w:rPr>
+        <w:t xml:space="preserve"> </w:t>
+      </w:r>
+      <w:r>
+        <w:rPr>
+          <w:i/>
+          <w:iCs/>
+        </w:rPr>
+        <w:t xml:space="preserve">&amp; </w:t>
+      </w:r>
+      <w:r>
+        <w:rPr>
+          <w:i/>
+          <w:iCs/>
+        </w:rPr>
+        <w:t>Chromium</w:t>
+      </w:r>
+      <w:r>
+        <w:t>.</w:t>
+      </w:r>
+    </w:p>
+    <w:p>
+      <w:pPr>
+        <w:spacing w:line="240" w:lineRule="auto"/>
+        <w:ind w:right="0"/>
+        <w:jc w:val="both"/>
+        <w:rPr>
+          <w:b/>
+          <w:bCs/>
+          <w:i/>
+          <w:iCs/>
+        </w:rPr>
+      </w:pPr>
+      <w:hyperlink r:id="rId30" w:history="1">
+        <w:r>
+          <w:rPr>
+            <w:rStyle w:val="Hyperlink"/>
+            <w:b/>
+            <w:bCs/>
+            <w:u w:val="none"/>
+          </w:rPr>
+          <w:t>Quadcopter D</w:t>
+        </w:r>
+        <w:r>
+          <w:rPr>
+            <w:rStyle w:val="Hyperlink"/>
+            <w:b/>
+            <w:bCs/>
+            <w:u w:val="none"/>
+          </w:rPr>
+          <w:t xml:space="preserve">rone </w:t>
+        </w:r>
+        <w:r>
+          <w:rPr>
+            <w:rStyle w:val="Hyperlink"/>
+            <w:color w:val="auto"/>
+            <w:u w:val="none"/>
+          </w:rPr>
+          <w:t>(</w:t>
+        </w:r>
+        <w:r>
+          <w:rPr>
+            <w:rStyle w:val="Hyperlink"/>
+            <w:b/>
+            <w:bCs/>
+            <w:color w:val="auto"/>
+            <w:u w:val="none"/>
+          </w:rPr>
+          <w:t>C++, JavaScript</w:t>
+        </w:r>
+        <w:r>
+          <w:rPr>
+            <w:rStyle w:val="Hyperlink"/>
+            <w:color w:val="auto"/>
+            <w:u w:val="none"/>
+          </w:rPr>
+          <w:t>)</w:t>
+        </w:r>
+        <w:r>
+          <w:rPr>
+            <w:rStyle w:val="Hyperlink"/>
+            <w:b/>
+            <w:bCs/>
+            <w:color w:val="auto"/>
+            <w:u w:val="none"/>
+          </w:rPr>
+          <w:t xml:space="preserve"> </w:t>
+        </w:r>
+        <w:r>
+          <w:rPr>
+            <w:rStyle w:val="Hyperlink"/>
+            <w:color w:val="auto"/>
+            <w:u w:val="none"/>
+          </w:rPr>
+          <w:t>[</w:t>
+        </w:r>
+        <w:r>
+          <w:rPr>
+            <w:rStyle w:val="Hyperlink"/>
+            <w:i/>
+            <w:iCs/>
+            <w:color w:val="auto"/>
+          </w:rPr>
+          <w:t>link</w:t>
+        </w:r>
+        <w:r>
+          <w:rPr>
+            <w:rStyle w:val="Hyperlink"/>
+            <w:color w:val="auto"/>
             <w:u w:val="none"/>
           </w:rPr>
           <w:t>]</w:t>
@@ -4070,7 +3374,6 @@
             <w:b/>
             <w:bCs/>
             <w:color w:val="auto"/>
-            <w:szCs w:val="20"/>
             <w:u w:val="none"/>
           </w:rPr>
           <w:t>:</w:t>
@@ -4080,319 +3383,8 @@
         <w:rPr>
           <w:b/>
           <w:bCs/>
-          <w:szCs w:val="20"/>
         </w:rPr>
         <w:t xml:space="preserve"> </w:t>
-      </w:r>
-      <w:r>
-        <w:rPr>
-          <w:szCs w:val="20"/>
-        </w:rPr>
-        <w:t xml:space="preserve">attempt to </w:t>
-      </w:r>
-      <w:r>
-        <w:rPr>
-          <w:szCs w:val="20"/>
-        </w:rPr>
-        <w:t xml:space="preserve">build </w:t>
-      </w:r>
-      <w:r>
-        <w:rPr>
-          <w:szCs w:val="20"/>
-        </w:rPr>
-        <w:t xml:space="preserve">an internet-controlled </w:t>
-      </w:r>
-      <w:r>
-        <w:rPr>
-          <w:szCs w:val="20"/>
-        </w:rPr>
-        <w:t xml:space="preserve">autonomous </w:t>
-      </w:r>
-      <w:r>
-        <w:rPr>
-          <w:szCs w:val="20"/>
-        </w:rPr>
-        <w:t>drone.</w:t>
-      </w:r>
-      <w:r>
-        <w:rPr>
-          <w:szCs w:val="20"/>
-        </w:rPr>
-        <w:t xml:space="preserve"> Self-</w:t>
-      </w:r>
-      <w:r>
-        <w:rPr>
-          <w:szCs w:val="20"/>
-        </w:rPr>
-        <w:t>p</w:t>
-      </w:r>
-      <w:r>
-        <w:rPr>
-          <w:szCs w:val="20"/>
-        </w:rPr>
-        <w:t xml:space="preserve">rogrammed the </w:t>
-      </w:r>
-      <w:r>
-        <w:rPr>
-          <w:szCs w:val="20"/>
-        </w:rPr>
-        <w:t xml:space="preserve">receiver </w:t>
-      </w:r>
-      <w:r>
-        <w:rPr>
-          <w:szCs w:val="20"/>
-        </w:rPr>
-        <w:t xml:space="preserve">and transmitter </w:t>
-      </w:r>
-      <w:r>
-        <w:rPr>
-          <w:szCs w:val="20"/>
-        </w:rPr>
-        <w:t xml:space="preserve">and used open-source code on cost-effective </w:t>
-      </w:r>
-      <w:r>
-        <w:rPr>
-          <w:i/>
-          <w:iCs/>
-          <w:szCs w:val="20"/>
-        </w:rPr>
-        <w:t>Arduino UNO R3</w:t>
-      </w:r>
-      <w:r>
-        <w:rPr>
-          <w:szCs w:val="20"/>
-        </w:rPr>
-        <w:t xml:space="preserve"> for the</w:t>
-      </w:r>
-      <w:r>
-        <w:rPr>
-          <w:szCs w:val="20"/>
-        </w:rPr>
-        <w:t xml:space="preserve"> flight controller,</w:t>
-      </w:r>
-      <w:r>
-        <w:rPr>
-          <w:szCs w:val="20"/>
-        </w:rPr>
-        <w:t xml:space="preserve"> </w:t>
-      </w:r>
-      <w:r>
-        <w:rPr>
-          <w:szCs w:val="20"/>
-        </w:rPr>
-        <w:t>reduc</w:t>
-      </w:r>
-      <w:r>
-        <w:rPr>
-          <w:szCs w:val="20"/>
-        </w:rPr>
-        <w:t>ing</w:t>
-      </w:r>
-      <w:r>
-        <w:rPr>
-          <w:szCs w:val="20"/>
-        </w:rPr>
-        <w:t xml:space="preserve"> the overall </w:t>
-      </w:r>
-      <w:r>
-        <w:rPr>
-          <w:szCs w:val="20"/>
-        </w:rPr>
-        <w:t>buil</w:t>
-      </w:r>
-      <w:r>
-        <w:rPr>
-          <w:szCs w:val="20"/>
-        </w:rPr>
-        <w:t>d</w:t>
-      </w:r>
-      <w:r>
-        <w:rPr>
-          <w:szCs w:val="20"/>
-        </w:rPr>
-        <w:t xml:space="preserve"> </w:t>
-      </w:r>
-      <w:r>
-        <w:rPr>
-          <w:szCs w:val="20"/>
-        </w:rPr>
-        <w:t xml:space="preserve">cost </w:t>
-      </w:r>
-      <w:r>
-        <w:rPr>
-          <w:szCs w:val="20"/>
-        </w:rPr>
-        <w:t xml:space="preserve">by &gt; </w:t>
-      </w:r>
-      <w:r>
-        <w:rPr>
-          <w:b/>
-          <w:bCs/>
-          <w:szCs w:val="20"/>
-        </w:rPr>
-        <w:t>7</w:t>
-      </w:r>
-      <w:r>
-        <w:rPr>
-          <w:b/>
-          <w:bCs/>
-          <w:szCs w:val="20"/>
-        </w:rPr>
-        <w:t>0%</w:t>
-      </w:r>
-      <w:r>
-        <w:rPr>
-          <w:szCs w:val="20"/>
-        </w:rPr>
-        <w:t xml:space="preserve"> </w:t>
-      </w:r>
-      <w:r>
-        <w:rPr>
-          <w:szCs w:val="20"/>
-        </w:rPr>
-        <w:t>from</w:t>
-      </w:r>
-      <w:r>
-        <w:rPr>
-          <w:szCs w:val="20"/>
-        </w:rPr>
-        <w:t xml:space="preserve"> </w:t>
-      </w:r>
-      <w:r>
-        <w:rPr>
-          <w:szCs w:val="20"/>
-        </w:rPr>
-        <w:t xml:space="preserve">approx. </w:t>
-      </w:r>
-      <w:r>
-        <w:rPr>
-          <w:b/>
-          <w:bCs/>
-          <w:szCs w:val="20"/>
-        </w:rPr>
-        <w:t>$</w:t>
-      </w:r>
-      <w:r>
-        <w:rPr>
-          <w:b/>
-          <w:bCs/>
-          <w:szCs w:val="20"/>
-        </w:rPr>
-        <w:t>400</w:t>
-      </w:r>
-      <w:r>
-        <w:rPr>
-          <w:b/>
-          <w:bCs/>
-          <w:szCs w:val="20"/>
-        </w:rPr>
-        <w:t xml:space="preserve"> </w:t>
-      </w:r>
-      <w:r>
-        <w:rPr>
-          <w:szCs w:val="20"/>
-        </w:rPr>
-        <w:t>to</w:t>
-      </w:r>
-      <w:r>
-        <w:rPr>
-          <w:szCs w:val="20"/>
-        </w:rPr>
-        <w:t xml:space="preserve"> </w:t>
-      </w:r>
-      <w:r>
-        <w:rPr>
-          <w:b/>
-          <w:bCs/>
-          <w:szCs w:val="20"/>
-        </w:rPr>
-        <w:t>$80</w:t>
-      </w:r>
-      <w:r>
-        <w:rPr>
-          <w:b/>
-          <w:bCs/>
-          <w:szCs w:val="20"/>
-        </w:rPr>
-        <w:t xml:space="preserve"> </w:t>
-      </w:r>
-      <w:r>
-        <w:rPr>
-          <w:szCs w:val="20"/>
-        </w:rPr>
-        <w:t>(</w:t>
-      </w:r>
-      <w:r>
-        <w:rPr>
-          <w:i/>
-          <w:iCs/>
-          <w:szCs w:val="20"/>
-        </w:rPr>
-        <w:t>~</w:t>
-      </w:r>
-      <w:r>
-        <w:rPr>
-          <w:i/>
-          <w:iCs/>
-          <w:szCs w:val="20"/>
-        </w:rPr>
-        <w:t>₹</w:t>
-      </w:r>
-      <w:r>
-        <w:rPr>
-          <w:b/>
-          <w:bCs/>
-          <w:i/>
-          <w:iCs/>
-          <w:szCs w:val="20"/>
-        </w:rPr>
-        <w:t>35,000</w:t>
-      </w:r>
-      <w:r>
-        <w:rPr>
-          <w:i/>
-          <w:iCs/>
-          <w:szCs w:val="20"/>
-        </w:rPr>
-        <w:t xml:space="preserve"> to </w:t>
-      </w:r>
-      <w:r>
-        <w:rPr>
-          <w:i/>
-          <w:iCs/>
-          <w:szCs w:val="20"/>
-        </w:rPr>
-        <w:t>~</w:t>
-      </w:r>
-      <w:r>
-        <w:rPr>
-          <w:i/>
-          <w:iCs/>
-          <w:szCs w:val="20"/>
-        </w:rPr>
-        <w:t>₹</w:t>
-      </w:r>
-      <w:r>
-        <w:rPr>
-          <w:b/>
-          <w:bCs/>
-          <w:i/>
-          <w:iCs/>
-          <w:szCs w:val="20"/>
-        </w:rPr>
-        <w:t>7,000</w:t>
-      </w:r>
-      <w:r>
-        <w:rPr>
-          <w:szCs w:val="20"/>
-        </w:rPr>
-        <w:t>)</w:t>
-      </w:r>
-      <w:r>
-        <w:rPr>
-          <w:szCs w:val="20"/>
-        </w:rPr>
-        <w:t>.</w:t>
       </w:r>
     </w:p>
     <w:p>
@@ -4405,116 +3397,282 @@
         <w:spacing w:line="240" w:lineRule="auto"/>
         <w:ind w:right="0"/>
         <w:jc w:val="both"/>
-        <w:rPr>
-          <w:szCs w:val="20"/>
-        </w:rPr>
-      </w:pPr>
-      <w:hyperlink r:id="rId33" w:history="1">
-        <w:r>
-          <w:rPr>
-            <w:rStyle w:val="Hyperlink"/>
-            <w:b/>
-            <w:bCs/>
-            <w:szCs w:val="20"/>
-            <w:u w:val="none"/>
-          </w:rPr>
-          <w:t xml:space="preserve">Portfolio Site </w:t>
-        </w:r>
-        <w:r>
-          <w:rPr>
-            <w:rStyle w:val="Hyperlink"/>
-            <w:color w:val="auto"/>
-            <w:szCs w:val="20"/>
-            <w:u w:val="none"/>
-          </w:rPr>
-          <w:t>(</w:t>
-        </w:r>
-        <w:r>
-          <w:rPr>
-            <w:rStyle w:val="Hyperlink"/>
-            <w:b/>
-            <w:bCs/>
-            <w:color w:val="auto"/>
-            <w:szCs w:val="20"/>
-            <w:u w:val="none"/>
-          </w:rPr>
-          <w:t>JavaScript, React</w:t>
-        </w:r>
-        <w:r>
-          <w:rPr>
-            <w:rStyle w:val="Hyperlink"/>
-            <w:color w:val="auto"/>
-            <w:szCs w:val="20"/>
-            <w:u w:val="none"/>
-          </w:rPr>
-          <w:t>) [</w:t>
-        </w:r>
-        <w:r>
-          <w:rPr>
-            <w:rStyle w:val="Hyperlink"/>
-            <w:i/>
-            <w:iCs/>
-            <w:color w:val="auto"/>
-            <w:szCs w:val="20"/>
-          </w:rPr>
-          <w:t>link</w:t>
-        </w:r>
-        <w:r>
-          <w:rPr>
-            <w:rStyle w:val="Hyperlink"/>
-            <w:color w:val="auto"/>
-            <w:szCs w:val="20"/>
-            <w:u w:val="none"/>
-          </w:rPr>
-          <w:t>]</w:t>
-        </w:r>
-      </w:hyperlink>
-      <w:r>
-        <w:rPr>
-          <w:szCs w:val="20"/>
-        </w:rPr>
-        <w:t>:</w:t>
-      </w:r>
-      <w:r>
-        <w:rPr>
-          <w:szCs w:val="20"/>
+      </w:pPr>
+      <w:r>
+        <w:t>A</w:t>
+      </w:r>
+      <w:r>
+        <w:t>ttempt</w:t>
+      </w:r>
+      <w:r>
+        <w:t>ed</w:t>
+      </w:r>
+      <w:r>
+        <w:t xml:space="preserve"> to build an internet-controlled autonomous drone</w:t>
+      </w:r>
+      <w:r>
+        <w:t xml:space="preserve"> and </w:t>
+      </w:r>
+      <w:r>
+        <w:rPr>
+          <w:b/>
+          <w:bCs/>
+        </w:rPr>
+        <w:t>s</w:t>
+      </w:r>
+      <w:r>
+        <w:rPr>
+          <w:b/>
+          <w:bCs/>
+          <w:i/>
+          <w:iCs/>
+        </w:rPr>
+        <w:t>elf-</w:t>
+      </w:r>
+      <w:r>
+        <w:rPr>
+          <w:b/>
+          <w:bCs/>
+          <w:i/>
+          <w:iCs/>
+        </w:rPr>
+        <w:t>p</w:t>
+      </w:r>
+      <w:r>
+        <w:rPr>
+          <w:b/>
+          <w:bCs/>
+          <w:i/>
+          <w:iCs/>
+        </w:rPr>
+        <w:t>rogrammed</w:t>
+      </w:r>
+      <w:r>
+        <w:rPr>
+          <w:i/>
+          <w:iCs/>
         </w:rPr>
         <w:t xml:space="preserve"> </w:t>
       </w:r>
       <w:r>
-        <w:rPr>
-          <w:szCs w:val="20"/>
-        </w:rPr>
-        <w:t xml:space="preserve">a </w:t>
-      </w:r>
-      <w:r>
-        <w:rPr>
-          <w:szCs w:val="20"/>
-        </w:rPr>
-        <w:t xml:space="preserve">basic website </w:t>
-      </w:r>
-      <w:r>
-        <w:rPr>
-          <w:szCs w:val="20"/>
-        </w:rPr>
-        <w:t>that provides</w:t>
-      </w:r>
-      <w:r>
-        <w:rPr>
-          <w:szCs w:val="20"/>
-        </w:rPr>
-        <w:t xml:space="preserve"> an overview of projects</w:t>
-      </w:r>
-      <w:r>
-        <w:rPr>
-          <w:szCs w:val="20"/>
-        </w:rPr>
-        <w:t xml:space="preserve"> worked on</w:t>
-      </w:r>
-      <w:r>
-        <w:rPr>
-          <w:szCs w:val="20"/>
-        </w:rPr>
+        <w:t xml:space="preserve">the </w:t>
+      </w:r>
+      <w:r>
+        <w:rPr>
+          <w:i/>
+          <w:iCs/>
+        </w:rPr>
+        <w:t xml:space="preserve">receiver </w:t>
+      </w:r>
+      <w:r>
+        <w:rPr>
+          <w:i/>
+          <w:iCs/>
+        </w:rPr>
+        <w:t>and transmitter</w:t>
+      </w:r>
+      <w:r>
+        <w:rPr>
+          <w:i/>
+          <w:iCs/>
+        </w:rPr>
+        <w:t>.</w:t>
+      </w:r>
+    </w:p>
+    <w:p>
+      <w:pPr>
+        <w:pStyle w:val="ListParagraph"/>
+        <w:numPr>
+          <w:ilvl w:val="0"/>
+          <w:numId w:val="31"/>
+        </w:numPr>
+        <w:spacing w:line="240" w:lineRule="auto"/>
+        <w:ind w:right="0"/>
+        <w:jc w:val="both"/>
+      </w:pPr>
+      <w:r>
+        <w:t>U</w:t>
+      </w:r>
+      <w:r>
+        <w:t xml:space="preserve">sed open-source code on </w:t>
+      </w:r>
+      <w:r>
+        <w:rPr>
+          <w:i/>
+          <w:iCs/>
+        </w:rPr>
+        <w:t>Arduino UNO R3</w:t>
+      </w:r>
+      <w:r>
+        <w:t xml:space="preserve"> for the</w:t>
+      </w:r>
+      <w:r>
+        <w:t xml:space="preserve"> flight controller</w:t>
+      </w:r>
+      <w:r>
+        <w:t xml:space="preserve"> to help reduce the </w:t>
+      </w:r>
+      <w:r>
+        <w:t xml:space="preserve">built </w:t>
+      </w:r>
+      <w:r>
+        <w:t>cost</w:t>
+      </w:r>
+      <w:r>
+        <w:t xml:space="preserve">. </w:t>
+      </w:r>
+    </w:p>
+    <w:p>
+      <w:pPr>
+        <w:pStyle w:val="ListParagraph"/>
+        <w:numPr>
+          <w:ilvl w:val="0"/>
+          <w:numId w:val="31"/>
+        </w:numPr>
+        <w:spacing w:line="240" w:lineRule="auto"/>
+        <w:ind w:right="0"/>
+        <w:jc w:val="both"/>
+      </w:pPr>
+      <w:r>
+        <w:t>R</w:t>
+      </w:r>
+      <w:r>
+        <w:t>edu</w:t>
+      </w:r>
+      <w:r>
+        <w:t>ced</w:t>
+      </w:r>
+      <w:r>
+        <w:t xml:space="preserve"> the overall </w:t>
+      </w:r>
+      <w:r>
+        <w:t>buil</w:t>
+      </w:r>
+      <w:r>
+        <w:t>d</w:t>
+      </w:r>
+      <w:r>
+        <w:t xml:space="preserve"> </w:t>
+      </w:r>
+      <w:r>
+        <w:t xml:space="preserve">cost </w:t>
+      </w:r>
+      <w:r>
+        <w:t xml:space="preserve">by &gt; </w:t>
+      </w:r>
+      <w:r>
+        <w:rPr>
+          <w:b/>
+          <w:bCs/>
+        </w:rPr>
+        <w:t>70%</w:t>
+      </w:r>
+      <w:r>
+        <w:t xml:space="preserve"> </w:t>
+      </w:r>
+      <w:r>
+        <w:t>from</w:t>
+      </w:r>
+      <w:r>
+        <w:t xml:space="preserve"> </w:t>
+      </w:r>
+      <w:r>
+        <w:t xml:space="preserve">approx. </w:t>
+      </w:r>
+      <w:r>
+        <w:rPr>
+          <w:b/>
+          <w:bCs/>
+        </w:rPr>
+        <w:t>$</w:t>
+      </w:r>
+      <w:r>
+        <w:rPr>
+          <w:b/>
+          <w:bCs/>
+        </w:rPr>
+        <w:t>400</w:t>
+      </w:r>
+      <w:r>
+        <w:rPr>
+          <w:b/>
+          <w:bCs/>
+        </w:rPr>
+        <w:t xml:space="preserve"> </w:t>
+      </w:r>
+      <w:r>
+        <w:t>to</w:t>
+      </w:r>
+      <w:r>
+        <w:t xml:space="preserve"> </w:t>
+      </w:r>
+      <w:r>
+        <w:rPr>
+          <w:b/>
+          <w:bCs/>
+        </w:rPr>
+        <w:t xml:space="preserve">$80 </w:t>
+      </w:r>
+      <w:r>
+        <w:t>(</w:t>
+      </w:r>
+      <w:r>
+        <w:rPr>
+          <w:i/>
+          <w:iCs/>
+        </w:rPr>
+        <w:t>~</w:t>
+      </w:r>
+      <w:r>
+        <w:rPr>
+          <w:i/>
+          <w:iCs/>
+        </w:rPr>
+        <w:t>₹</w:t>
+      </w:r>
+      <w:r>
+        <w:rPr>
+          <w:b/>
+          <w:bCs/>
+          <w:i/>
+          <w:iCs/>
+        </w:rPr>
+        <w:t>35,000</w:t>
+      </w:r>
+      <w:r>
+        <w:rPr>
+          <w:i/>
+          <w:iCs/>
+        </w:rPr>
+        <w:t xml:space="preserve"> to </w:t>
+      </w:r>
+      <w:r>
+        <w:rPr>
+          <w:i/>
+          <w:iCs/>
+        </w:rPr>
+        <w:t>~</w:t>
+      </w:r>
+      <w:r>
+        <w:rPr>
+          <w:i/>
+          <w:iCs/>
+        </w:rPr>
+        <w:t>₹</w:t>
+      </w:r>
+      <w:r>
+        <w:rPr>
+          <w:b/>
+          <w:bCs/>
+          <w:i/>
+          <w:iCs/>
+        </w:rPr>
+        <w:t>7,000</w:t>
+      </w:r>
+      <w:r>
+        <w:t>)</w:t>
+      </w:r>
+      <w:r>
         <w:t>.</w:t>
       </w:r>
     </w:p>
@@ -4903,7 +4061,19 @@
         <w:t>with</w:t>
       </w:r>
       <w:r>
-        <w:t>: Firebase, MySQL, and MySQL Workbench.</w:t>
+        <w:t>: Firebase</w:t>
+      </w:r>
+      <w:r>
+        <w:t xml:space="preserve"> real</w:t>
+      </w:r>
+      <w:r>
+        <w:t>-</w:t>
+      </w:r>
+      <w:r>
+        <w:t>time database</w:t>
+      </w:r>
+      <w:r>
+        <w:t>, MySQL, and MySQL Workbench.</w:t>
       </w:r>
     </w:p>
     <w:p>
@@ -5068,7 +4238,23 @@
           <w:bCs/>
           <w:szCs w:val="20"/>
         </w:rPr>
-        <w:t xml:space="preserve">Top 10% </w:t>
+        <w:t xml:space="preserve">Top </w:t>
+      </w:r>
+      <w:r>
+        <w:rPr>
+          <w:b/>
+          <w:bCs/>
+          <w:szCs w:val="20"/>
+        </w:rPr>
+        <w:t>5</w:t>
+      </w:r>
+      <w:r>
+        <w:rPr>
+          <w:b/>
+          <w:bCs/>
+          <w:szCs w:val="20"/>
+        </w:rPr>
+        <w:t xml:space="preserve">% </w:t>
       </w:r>
       <w:r>
         <w:rPr>
@@ -5717,6 +4903,66 @@
         </w:rPr>
         <w:t>.</w:t>
       </w:r>
+    </w:p>
+    <w:p>
+      <w:pPr>
+        <w:spacing w:line="240" w:lineRule="auto"/>
+        <w:ind w:right="0"/>
+        <w:jc w:val="both"/>
+        <w:rPr>
+          <w:bCs/>
+        </w:rPr>
+      </w:pPr>
+    </w:p>
+    <w:p>
+      <w:pPr>
+        <w:spacing w:line="240" w:lineRule="auto"/>
+        <w:ind w:right="0"/>
+        <w:jc w:val="both"/>
+        <w:rPr>
+          <w:bCs/>
+        </w:rPr>
+      </w:pPr>
+    </w:p>
+    <w:p>
+      <w:pPr>
+        <w:spacing w:line="240" w:lineRule="auto"/>
+        <w:ind w:right="0"/>
+        <w:jc w:val="both"/>
+        <w:rPr>
+          <w:bCs/>
+        </w:rPr>
+      </w:pPr>
+    </w:p>
+    <w:p>
+      <w:pPr>
+        <w:spacing w:line="240" w:lineRule="auto"/>
+        <w:ind w:right="0"/>
+        <w:jc w:val="both"/>
+        <w:rPr>
+          <w:bCs/>
+        </w:rPr>
+      </w:pPr>
+    </w:p>
+    <w:p>
+      <w:pPr>
+        <w:spacing w:line="240" w:lineRule="auto"/>
+        <w:ind w:right="0"/>
+        <w:jc w:val="both"/>
+        <w:rPr>
+          <w:bCs/>
+        </w:rPr>
+      </w:pPr>
+    </w:p>
+    <w:p>
+      <w:pPr>
+        <w:spacing w:line="240" w:lineRule="auto"/>
+        <w:ind w:left="0" w:right="0" w:firstLine="0"/>
+        <w:jc w:val="both"/>
+        <w:rPr>
+          <w:bCs/>
+        </w:rPr>
+      </w:pPr>
     </w:p>
     <w:sectPr>
       <w:pgSz w:w="12240" w:h="15840" w:code="1"/>
@@ -5801,42 +5047,42 @@
         <v:path o:extrusionok="f" gradientshapeok="t" o:connecttype="rect"/>
         <o:lock v:ext="edit" aspectratio="t"/>
       </v:shapetype>
-      <v:shape id="_x0000_i1494" type="#_x0000_t75" style="width:513pt;height:513pt;rotation:180;flip:x y;visibility:visible;mso-wrap-style:square" o:bullet="t">
+      <v:shape id="_x0000_i1320" type="#_x0000_t75" style="width:513pt;height:513pt;rotation:180;flip:x y;visibility:visible;mso-wrap-style:square" o:bullet="t">
         <v:imagedata r:id="rId1" o:title="107161_circle_github_icon"/>
       </v:shape>
     </w:pict>
   </w:numPicBullet>
   <w:numPicBullet w:numPicBulletId="1">
     <w:pict>
-      <v:shape id="_x0000_i1495" type="#_x0000_t75" style="width:169pt;height:169pt;visibility:visible;mso-wrap-style:square" o:bullet="t">
+      <v:shape id="_x0000_i1321" type="#_x0000_t75" style="width:169pt;height:169pt;visibility:visible;mso-wrap-style:square" o:bullet="t">
         <v:imagedata r:id="rId2" o:title="941C13C7"/>
       </v:shape>
     </w:pict>
   </w:numPicBullet>
   <w:numPicBullet w:numPicBulletId="2">
     <w:pict>
-      <v:shape id="_x0000_i1496" type="#_x0000_t75" style="width:29pt;height:16.5pt;visibility:visible;mso-wrap-style:square" o:bullet="t">
+      <v:shape id="_x0000_i1322" type="#_x0000_t75" style="width:29pt;height:16.5pt;visibility:visible;mso-wrap-style:square" o:bullet="t">
         <v:imagedata r:id="rId3" o:title="107161_circle_github_icon"/>
       </v:shape>
     </w:pict>
   </w:numPicBullet>
   <w:numPicBullet w:numPicBulletId="3">
     <w:pict>
-      <v:shape id="_x0000_i1497" type="#_x0000_t75" style="width:240pt;height:234pt;visibility:visible;mso-wrap-style:square" o:bullet="t">
+      <v:shape id="_x0000_i1323" type="#_x0000_t75" style="width:240pt;height:234pt;visibility:visible;mso-wrap-style:square" o:bullet="t">
         <v:imagedata r:id="rId4" o:title="Indian_Institute_of_Technology_Bombay_Logo"/>
       </v:shape>
     </w:pict>
   </w:numPicBullet>
   <w:numPicBullet w:numPicBulletId="4">
     <w:pict>
-      <v:shape id="_x0000_i1498" type="#_x0000_t75" style="width:22.5pt;height:16.5pt;visibility:visible;mso-wrap-style:square" o:bullet="t">
+      <v:shape id="_x0000_i1324" type="#_x0000_t75" style="width:22.5pt;height:16.5pt;visibility:visible;mso-wrap-style:square" o:bullet="t">
         <v:imagedata r:id="rId5" o:title="Indian_Institute_of_Technology_Bombay_Logo"/>
       </v:shape>
     </w:pict>
   </w:numPicBullet>
   <w:numPicBullet w:numPicBulletId="5">
     <w:pict>
-      <v:shape id="_x0000_i1499" type="#_x0000_t75" style="width:76.5pt;height:76.5pt;visibility:visible;mso-wrap-style:square" o:bullet="t">
+      <v:shape id="_x0000_i1325" type="#_x0000_t75" style="width:76.5pt;height:76.5pt;visibility:visible;mso-wrap-style:square" o:bullet="t">
         <v:imagedata r:id="rId6" o:title=""/>
       </v:shape>
     </w:pict>
@@ -6549,17 +5795,16 @@
   <w:abstractNum w:abstractNumId="6" w15:restartNumberingAfterBreak="0">
     <w:nsid w:val="1A974193"/>
     <w:multiLevelType w:val="hybridMultilevel"/>
-    <w:tmpl w:val="0D7CC7FA"/>
-    <w:lvl w:ilvl="0" w:tplc="04090001">
-      <w:start w:val="1"/>
-      <w:numFmt w:val="bullet"/>
-      <w:lvlText w:val=""/>
+    <w:tmpl w:val="E80819EC"/>
+    <w:lvl w:ilvl="0" w:tplc="4232C782">
+      <w:numFmt w:val="bullet"/>
+      <w:lvlText w:val="–"/>
       <w:lvlJc w:val="left"/>
       <w:pPr>
         <w:ind w:left="720" w:hanging="360"/>
       </w:pPr>
       <w:rPr>
-        <w:rFonts w:ascii="Symbol" w:hAnsi="Symbol" w:hint="default"/>
+        <w:rFonts w:ascii="Arial" w:eastAsia="Arial" w:hAnsi="Arial" w:cs="Arial" w:hint="default"/>
       </w:rPr>
     </w:lvl>
     <w:lvl w:ilvl="1" w:tplc="04090003" w:tentative="1">
@@ -8699,7 +7944,7 @@
   <w:abstractNum w:abstractNumId="24" w15:restartNumberingAfterBreak="0">
     <w:nsid w:val="4C5517AE"/>
     <w:multiLevelType w:val="hybridMultilevel"/>
-    <w:tmpl w:val="5AC6DAC8"/>
+    <w:tmpl w:val="B7105F76"/>
     <w:lvl w:ilvl="0" w:tplc="4232C782">
       <w:numFmt w:val="bullet"/>
       <w:lvlText w:val="–"/>
@@ -10793,7 +10038,7 @@
   <w:style w:type="paragraph" w:default="1" w:styleId="Normal">
     <w:name w:val="Normal"/>
     <w:qFormat/>
-    <w:rsid w:val="00CA5586"/>
+    <w:rsid w:val="00132917"/>
     <w:pPr>
       <w:spacing w:after="2" w:line="292" w:lineRule="auto"/>
       <w:ind w:left="10" w:right="4549" w:hanging="10"/>
@@ -10871,6 +10116,7 @@
   <w:style w:type="character" w:default="1" w:styleId="DefaultParagraphFont">
     <w:name w:val="Default Paragraph Font"/>
     <w:uiPriority w:val="1"/>
+    <w:semiHidden/>
     <w:unhideWhenUsed/>
   </w:style>
   <w:style w:type="table" w:default="1" w:styleId="TableNormal">

--- a/Resume_latest - Copy.docx
+++ b/Resume_latest - Copy.docx
@@ -211,7 +211,25 @@
             <w:color w:val="000000" w:themeColor="text1"/>
             <w:u w:val="none"/>
           </w:rPr>
-          <w:t xml:space="preserve">ub.com/PrathameshBhagat </w:t>
+          <w:t>ub.com/</w:t>
+        </w:r>
+        <w:proofErr w:type="spellStart"/>
+        <w:r>
+          <w:rPr>
+            <w:rStyle w:val="Hyperlink"/>
+            <w:color w:val="000000" w:themeColor="text1"/>
+            <w:u w:val="none"/>
+          </w:rPr>
+          <w:t>PrathameshBhagat</w:t>
+        </w:r>
+        <w:proofErr w:type="spellEnd"/>
+        <w:r>
+          <w:rPr>
+            <w:rStyle w:val="Hyperlink"/>
+            <w:color w:val="000000" w:themeColor="text1"/>
+            <w:u w:val="none"/>
+          </w:rPr>
+          <w:t xml:space="preserve"> </w:t>
         </w:r>
       </w:hyperlink>
     </w:p>
@@ -650,8 +668,20 @@
             <w:u w:val="none"/>
             <w:shd w:val="clear" w:color="auto" w:fill="FFFFFF"/>
           </w:rPr>
-          <w:t>n.com/in/prathameshvivekbhagat</w:t>
+          <w:t>n.com/in/</w:t>
         </w:r>
+        <w:proofErr w:type="spellStart"/>
+        <w:r>
+          <w:rPr>
+            <w:rStyle w:val="Hyperlink"/>
+            <w:bCs/>
+            <w:color w:val="000000" w:themeColor="text1"/>
+            <w:u w:val="none"/>
+            <w:shd w:val="clear" w:color="auto" w:fill="FFFFFF"/>
+          </w:rPr>
+          <w:t>prathameshvivekbhagat</w:t>
+        </w:r>
+        <w:proofErr w:type="spellEnd"/>
       </w:hyperlink>
       <w:r>
         <w:rPr>
@@ -679,7 +709,7 @@
             <w:u w:val="none"/>
           </w:rPr>
           <w:drawing>
-            <wp:inline distT="0" distB="0" distL="0" distR="0" wp14:anchorId="32549FDF" wp14:editId="7385F93D">
+            <wp:inline distT="0" distB="0" distL="0" distR="0" wp14:anchorId="32549FDF" wp14:editId="21F92D7D">
               <wp:extent cx="124863" cy="111397"/>
               <wp:effectExtent l="0" t="0" r="8890" b="3175"/>
               <wp:docPr id="10" name="Picture 10"/>
@@ -711,7 +741,7 @@
                     <pic:spPr bwMode="auto">
                       <a:xfrm>
                         <a:off x="0" y="0"/>
-                        <a:ext cx="140113" cy="125003"/>
+                        <a:ext cx="124863" cy="111397"/>
                       </a:xfrm>
                       <a:prstGeom prst="rect">
                         <a:avLst/>
@@ -781,7 +811,7 @@
         </w:pBdr>
         <w:spacing w:line="240" w:lineRule="auto"/>
         <w:ind w:left="0" w:right="0" w:firstLine="10"/>
-        <w:jc w:val="both"/>
+        <w:jc w:val="center"/>
         <w:rPr>
           <w:b/>
           <w:bCs/>
@@ -961,8 +991,19 @@
             <w:color w:val="000000" w:themeColor="text1"/>
             <w:u w:val="none"/>
           </w:rPr>
-          <w:t>Lal Bahadur Shastri Jr. College, Bhandara</w:t>
+          <w:t xml:space="preserve">Lal Bahadur Shastri Jr. College, </w:t>
         </w:r>
+        <w:proofErr w:type="spellStart"/>
+        <w:r>
+          <w:rPr>
+            <w:rStyle w:val="Hyperlink"/>
+            <w:bCs/>
+            <w:color w:val="000000" w:themeColor="text1"/>
+            <w:u w:val="none"/>
+          </w:rPr>
+          <w:t>Bhandara</w:t>
+        </w:r>
+        <w:proofErr w:type="spellEnd"/>
       </w:hyperlink>
       <w:r>
         <w:rPr>
@@ -1232,6 +1273,33 @@
       </w:r>
       <w:r>
         <w:t>Present</w:t>
+      </w:r>
+    </w:p>
+    <w:p>
+      <w:pPr>
+        <w:spacing w:after="0" w:line="240" w:lineRule="auto"/>
+        <w:ind w:right="0"/>
+      </w:pPr>
+      <w:r>
+        <w:t>(</w:t>
+      </w:r>
+      <w:r>
+        <w:t xml:space="preserve">OFY Wellness provides skin, body, and hair treatments and </w:t>
+      </w:r>
+      <w:r>
+        <w:t xml:space="preserve">services </w:t>
+      </w:r>
+      <w:r>
+        <w:t>with over 50,000 clients</w:t>
+      </w:r>
+      <w:r>
+        <w:t xml:space="preserve"> </w:t>
+      </w:r>
+      <w:r>
+        <w:t>served to date.</w:t>
+      </w:r>
+      <w:r>
+        <w:t>)</w:t>
       </w:r>
     </w:p>
     <w:p>
@@ -1467,7 +1535,16 @@
         <w:rPr>
           <w:szCs w:val="20"/>
         </w:rPr>
-        <w:t>Added daily diet</w:t>
+        <w:t>Implemented</w:t>
+      </w:r>
+      <w:r>
+        <w:t xml:space="preserve"> </w:t>
+      </w:r>
+      <w:r>
+        <w:rPr>
+          <w:szCs w:val="20"/>
+        </w:rPr>
+        <w:t>daily diet</w:t>
       </w:r>
       <w:r>
         <w:rPr>
@@ -1497,13 +1574,25 @@
         <w:rPr>
           <w:szCs w:val="20"/>
         </w:rPr>
-        <w:t>medicine intake,</w:t>
-      </w:r>
-      <w:r>
-        <w:rPr>
-          <w:szCs w:val="20"/>
-        </w:rPr>
-        <w:t xml:space="preserve"> and</w:t>
+        <w:t xml:space="preserve">and </w:t>
+      </w:r>
+      <w:r>
+        <w:rPr>
+          <w:szCs w:val="20"/>
+        </w:rPr>
+        <w:t>medicine intake</w:t>
+      </w:r>
+      <w:r>
+        <w:rPr>
+          <w:szCs w:val="20"/>
+        </w:rPr>
+        <w:t xml:space="preserve"> tracking </w:t>
+      </w:r>
+      <w:r>
+        <w:rPr>
+          <w:szCs w:val="20"/>
+        </w:rPr>
+        <w:t>features</w:t>
       </w:r>
       <w:r>
         <w:rPr>
@@ -1515,19 +1604,31 @@
         <w:rPr>
           <w:szCs w:val="20"/>
         </w:rPr>
+        <w:t xml:space="preserve">and </w:t>
+      </w:r>
+      <w:r>
+        <w:rPr>
+          <w:szCs w:val="20"/>
+        </w:rPr>
         <w:t>weight tracking</w:t>
       </w:r>
       <w:r>
         <w:rPr>
           <w:szCs w:val="20"/>
         </w:rPr>
+        <w:t xml:space="preserve"> features</w:t>
+      </w:r>
+      <w:r>
+        <w:rPr>
+          <w:szCs w:val="20"/>
+        </w:rPr>
         <w:t xml:space="preserve"> </w:t>
       </w:r>
       <w:r>
         <w:rPr>
           <w:szCs w:val="20"/>
         </w:rPr>
-        <w:t xml:space="preserve">features using </w:t>
+        <w:t xml:space="preserve">using </w:t>
       </w:r>
       <w:r>
         <w:rPr>
@@ -1549,21 +1650,7 @@
         <w:rPr>
           <w:szCs w:val="20"/>
         </w:rPr>
-        <w:t xml:space="preserve">integrated </w:t>
-      </w:r>
-      <w:r>
-        <w:rPr>
-          <w:b/>
-          <w:bCs/>
-          <w:szCs w:val="20"/>
-        </w:rPr>
-        <w:t>interactive graphs</w:t>
-      </w:r>
-      <w:r>
-        <w:rPr>
-          <w:szCs w:val="20"/>
-        </w:rPr>
-        <w:t xml:space="preserve"> for better analysis and UX, and</w:t>
+        <w:t>and</w:t>
       </w:r>
       <w:r>
         <w:rPr>
@@ -1577,7 +1664,29 @@
           <w:bCs/>
           <w:szCs w:val="20"/>
         </w:rPr>
-        <w:t xml:space="preserve">scaled </w:t>
+        <w:t>scaled</w:t>
+      </w:r>
+      <w:r>
+        <w:rPr>
+          <w:b/>
+          <w:bCs/>
+          <w:szCs w:val="20"/>
+        </w:rPr>
+        <w:t xml:space="preserve"> </w:t>
+      </w:r>
+      <w:r>
+        <w:rPr>
+          <w:szCs w:val="20"/>
+        </w:rPr>
+        <w:t>the</w:t>
+      </w:r>
+      <w:r>
+        <w:rPr>
+          <w:b/>
+          <w:bCs/>
+          <w:szCs w:val="20"/>
+        </w:rPr>
+        <w:t xml:space="preserve"> </w:t>
       </w:r>
       <w:r>
         <w:rPr>
@@ -1604,12 +1713,6 @@
           <w:szCs w:val="20"/>
         </w:rPr>
         <w:t>.</w:t>
-      </w:r>
-      <w:r>
-        <w:rPr>
-          <w:szCs w:val="20"/>
-        </w:rPr>
-        <w:t xml:space="preserve"> </w:t>
       </w:r>
     </w:p>
     <w:p>
@@ -1726,6 +1829,9 @@
       </w:r>
       <w:r>
         <w:t>.</w:t>
+      </w:r>
+      <w:r>
+        <w:t xml:space="preserve">  </w:t>
       </w:r>
     </w:p>
     <w:p>
@@ -1756,7 +1862,7 @@
             <w:color w:val="0070C0"/>
             <w:u w:val="none"/>
           </w:rPr>
-          <w:t>Currency/</w:t>
+          <w:t>Currency</w:t>
         </w:r>
         <w:r>
           <w:rPr>
@@ -1766,17 +1872,7 @@
             <w:color w:val="0070C0"/>
             <w:u w:val="none"/>
           </w:rPr>
-          <w:t>R</w:t>
-        </w:r>
-        <w:r>
-          <w:rPr>
-            <w:rStyle w:val="Hyperlink"/>
-            <w:b/>
-            <w:bCs/>
-            <w:color w:val="0070C0"/>
-            <w:u w:val="none"/>
-          </w:rPr>
-          <w:t xml:space="preserve">evenue </w:t>
+          <w:t xml:space="preserve"> </w:t>
         </w:r>
         <w:r>
           <w:rPr>
@@ -1960,11 +2056,19 @@
           <w:szCs w:val="20"/>
         </w:rPr>
       </w:pPr>
-      <w:r>
-        <w:rPr>
-          <w:szCs w:val="20"/>
-        </w:rPr>
-        <w:t xml:space="preserve">Dockerized </w:t>
+      <w:proofErr w:type="spellStart"/>
+      <w:r>
+        <w:rPr>
+          <w:szCs w:val="20"/>
+        </w:rPr>
+        <w:t>Dockerized</w:t>
+      </w:r>
+      <w:proofErr w:type="spellEnd"/>
+      <w:r>
+        <w:rPr>
+          <w:szCs w:val="20"/>
+        </w:rPr>
+        <w:t xml:space="preserve"> </w:t>
       </w:r>
       <w:r>
         <w:rPr>
@@ -2094,6 +2198,7 @@
         <w:t xml:space="preserve"> | </w:t>
       </w:r>
       <w:hyperlink r:id="rId27" w:history="1">
+        <w:proofErr w:type="spellStart"/>
         <w:r>
           <w:rPr>
             <w:rStyle w:val="Hyperlink"/>
@@ -2102,6 +2207,7 @@
           </w:rPr>
           <w:t>Hazirs</w:t>
         </w:r>
+        <w:proofErr w:type="spellEnd"/>
         <w:r>
           <w:rPr>
             <w:rStyle w:val="Hyperlink"/>
@@ -2159,6 +2265,51 @@
     </w:p>
     <w:p>
       <w:pPr>
+        <w:tabs>
+          <w:tab w:val="right" w:pos="10490"/>
+        </w:tabs>
+        <w:spacing w:line="240" w:lineRule="auto"/>
+        <w:ind w:left="0" w:right="0" w:firstLine="0"/>
+        <w:jc w:val="both"/>
+      </w:pPr>
+      <w:r>
+        <w:t>(</w:t>
+      </w:r>
+      <w:proofErr w:type="spellStart"/>
+      <w:r>
+        <w:t>Hazirs</w:t>
+      </w:r>
+      <w:proofErr w:type="spellEnd"/>
+      <w:r>
+        <w:t xml:space="preserve"> is an early-stage start</w:t>
+      </w:r>
+      <w:r>
+        <w:t>-</w:t>
+      </w:r>
+      <w:r>
+        <w:t xml:space="preserve">up </w:t>
+      </w:r>
+      <w:r>
+        <w:t xml:space="preserve">with </w:t>
+      </w:r>
+      <w:r>
+        <w:t xml:space="preserve">strong </w:t>
+      </w:r>
+      <w:r>
+        <w:t>ambition</w:t>
+      </w:r>
+      <w:r>
+        <w:t>s</w:t>
+      </w:r>
+      <w:r>
+        <w:t xml:space="preserve"> to disrupt the house help industry.</w:t>
+      </w:r>
+      <w:r>
+        <w:t>)</w:t>
+      </w:r>
+    </w:p>
+    <w:p>
+      <w:pPr>
         <w:pStyle w:val="ListParagraph"/>
         <w:numPr>
           <w:ilvl w:val="0"/>
@@ -2201,12 +2352,14 @@
         </w:rPr>
         <w:t xml:space="preserve"> </w:t>
       </w:r>
+      <w:proofErr w:type="spellStart"/>
       <w:r>
         <w:rPr>
           <w:szCs w:val="20"/>
         </w:rPr>
         <w:t>Hazirs</w:t>
       </w:r>
+      <w:proofErr w:type="spellEnd"/>
       <w:r>
         <w:rPr>
           <w:szCs w:val="20"/>
@@ -2362,10 +2515,13 @@
         </w:rPr>
       </w:pPr>
       <w:r>
-        <w:rPr>
-          <w:szCs w:val="20"/>
-        </w:rPr>
-        <w:t xml:space="preserve">Implemented </w:t>
+        <w:t>Incorporated</w:t>
+      </w:r>
+      <w:r>
+        <w:rPr>
+          <w:szCs w:val="20"/>
+        </w:rPr>
+        <w:t xml:space="preserve"> </w:t>
       </w:r>
       <w:r>
         <w:rPr>
@@ -2648,9 +2804,6 @@
       <w:r>
         <w:t>:</w:t>
       </w:r>
-      <w:r>
-        <w:t xml:space="preserve"> </w:t>
-      </w:r>
     </w:p>
     <w:p>
       <w:pPr>
@@ -2673,15 +2826,53 @@
         <w:t>d</w:t>
       </w:r>
       <w:r>
-        <w:t xml:space="preserve"> a</w:t>
-      </w:r>
-      <w:r>
-        <w:t xml:space="preserve"> brand-new programming language </w:t>
-      </w:r>
-      <w:r>
-        <w:t>in Hindi</w:t>
-      </w:r>
-      <w:r>
+        <w:t xml:space="preserve"> </w:t>
+      </w:r>
+      <w:r>
+        <w:rPr>
+          <w:i/>
+          <w:iCs/>
+        </w:rPr>
+        <w:t>a</w:t>
+      </w:r>
+      <w:r>
+        <w:rPr>
+          <w:i/>
+          <w:iCs/>
+        </w:rPr>
+        <w:t xml:space="preserve"> brand-new</w:t>
+      </w:r>
+      <w:r>
+        <w:rPr>
+          <w:b/>
+          <w:bCs/>
+          <w:i/>
+          <w:iCs/>
+        </w:rPr>
+        <w:t xml:space="preserve"> </w:t>
+      </w:r>
+      <w:r>
+        <w:rPr>
+          <w:i/>
+          <w:iCs/>
+        </w:rPr>
+        <w:t>programming language</w:t>
+      </w:r>
+      <w:r>
+        <w:t xml:space="preserve"> in </w:t>
+      </w:r>
+      <w:r>
+        <w:rPr>
+          <w:b/>
+          <w:bCs/>
+        </w:rPr>
+        <w:t>Hindi</w:t>
+      </w:r>
+      <w:r>
+        <w:rPr>
+          <w:b/>
+          <w:bCs/>
+        </w:rPr>
         <w:t>,</w:t>
       </w:r>
       <w:r>
@@ -2718,6 +2909,36 @@
           <w:b/>
           <w:bCs/>
         </w:rPr>
+        <w:t xml:space="preserve"> </w:t>
+      </w:r>
+      <w:r>
+        <w:t xml:space="preserve">by </w:t>
+      </w:r>
+      <w:r>
+        <w:t xml:space="preserve">enabling </w:t>
+      </w:r>
+      <w:r>
+        <w:t>the non-</w:t>
+      </w:r>
+      <w:r>
+        <w:t>E</w:t>
+      </w:r>
+      <w:r>
+        <w:t xml:space="preserve">nglish speaking population </w:t>
+      </w:r>
+      <w:r>
+        <w:t xml:space="preserve">to </w:t>
+      </w:r>
+      <w:r>
+        <w:t xml:space="preserve">enter the world of </w:t>
+      </w:r>
+      <w:r>
+        <w:t xml:space="preserve">programming and </w:t>
+      </w:r>
+      <w:r>
+        <w:t>technological advancements</w:t>
+      </w:r>
+      <w:r>
         <w:t>.</w:t>
       </w:r>
     </w:p>
@@ -2743,10 +2964,42 @@
       </w:r>
       <w:r>
         <w:rPr>
-          <w:b/>
-          <w:bCs/>
-        </w:rPr>
-        <w:t>if-else, switch statements</w:t>
+          <w:i/>
+          <w:iCs/>
+        </w:rPr>
+        <w:t>if-else,</w:t>
+      </w:r>
+      <w:r>
+        <w:rPr>
+          <w:b/>
+          <w:bCs/>
+          <w:i/>
+          <w:iCs/>
+        </w:rPr>
+        <w:t xml:space="preserve"> </w:t>
+      </w:r>
+      <w:r>
+        <w:rPr>
+          <w:i/>
+          <w:iCs/>
+        </w:rPr>
+        <w:t>switch</w:t>
+      </w:r>
+      <w:r>
+        <w:rPr>
+          <w:b/>
+          <w:bCs/>
+          <w:i/>
+          <w:iCs/>
+        </w:rPr>
+        <w:t xml:space="preserve"> </w:t>
+      </w:r>
+      <w:r>
+        <w:rPr>
+          <w:i/>
+          <w:iCs/>
+        </w:rPr>
+        <w:t>statements</w:t>
       </w:r>
       <w:r>
         <w:t xml:space="preserve">, </w:t>
@@ -2755,7 +3008,35 @@
         <w:t xml:space="preserve">and </w:t>
       </w:r>
       <w:r>
-        <w:t>for, while loops.</w:t>
+        <w:rPr>
+          <w:i/>
+          <w:iCs/>
+        </w:rPr>
+        <w:t>for</w:t>
+      </w:r>
+      <w:r>
+        <w:rPr>
+          <w:i/>
+          <w:iCs/>
+        </w:rPr>
+        <w:t>, while</w:t>
+      </w:r>
+      <w:r>
+        <w:rPr>
+          <w:i/>
+          <w:iCs/>
+        </w:rPr>
+        <w:t xml:space="preserve"> loop</w:t>
+      </w:r>
+      <w:r>
+        <w:rPr>
+          <w:i/>
+          <w:iCs/>
+        </w:rPr>
+        <w:t>s</w:t>
+      </w:r>
+      <w:r>
+        <w:t>.</w:t>
       </w:r>
     </w:p>
     <w:p>
@@ -2812,7 +3093,10 @@
         <w:t>the language</w:t>
       </w:r>
       <w:r>
-        <w:t xml:space="preserve"> to assist the developers</w:t>
+        <w:t xml:space="preserve"> to assist the</w:t>
+      </w:r>
+      <w:r>
+        <w:t xml:space="preserve"> users</w:t>
       </w:r>
       <w:r>
         <w:t>.</w:t>
@@ -2940,7 +3224,10 @@
         <w:t xml:space="preserve">Android and desktop </w:t>
       </w:r>
       <w:r>
-        <w:t xml:space="preserve">apps </w:t>
+        <w:t>app</w:t>
+      </w:r>
+      <w:r>
+        <w:t xml:space="preserve">lications </w:t>
       </w:r>
       <w:r>
         <w:t>that</w:t>
@@ -2952,27 +3239,77 @@
         <w:t xml:space="preserve"> leading</w:t>
       </w:r>
       <w:r>
+        <w:t xml:space="preserve"> Indian</w:t>
+      </w:r>
+      <w:r>
         <w:t xml:space="preserve"> </w:t>
       </w:r>
       <w:r>
-        <w:t xml:space="preserve">stock brokers, namely </w:t>
-      </w:r>
-      <w:r>
-        <w:rPr>
-          <w:b/>
-          <w:bCs/>
-        </w:rPr>
-        <w:t>Kota Securities</w:t>
+        <w:t xml:space="preserve">stock brokers, </w:t>
+      </w:r>
+      <w:r>
+        <w:t xml:space="preserve">namely </w:t>
+      </w:r>
+      <w:r>
+        <w:rPr>
+          <w:b/>
+          <w:bCs/>
+        </w:rPr>
+        <w:t>Kota</w:t>
+      </w:r>
+      <w:r>
+        <w:rPr>
+          <w:b/>
+          <w:bCs/>
+        </w:rPr>
+        <w:t>k</w:t>
+      </w:r>
+      <w:r>
+        <w:rPr>
+          <w:b/>
+          <w:bCs/>
+        </w:rPr>
+        <w:t xml:space="preserve"> Securitie</w:t>
+      </w:r>
+      <w:r>
+        <w:rPr>
+          <w:b/>
+          <w:bCs/>
+        </w:rPr>
+        <w:t>s</w:t>
+      </w:r>
+      <w:r>
+        <w:rPr>
+          <w:b/>
+          <w:bCs/>
+        </w:rPr>
+        <w:t xml:space="preserve"> </w:t>
+      </w:r>
+      <w:r>
+        <w:t>and</w:t>
+      </w:r>
+      <w:r>
+        <w:t xml:space="preserve"> </w:t>
+      </w:r>
+      <w:r>
+        <w:rPr>
+          <w:b/>
+          <w:bCs/>
+        </w:rPr>
+        <w:t>Fyers</w:t>
       </w:r>
       <w:r>
         <w:rPr>
           <w:i/>
           <w:iCs/>
         </w:rPr>
+        <w:t>,</w:t>
+      </w:r>
+      <w:r>
         <w:t xml:space="preserve"> </w:t>
       </w:r>
       <w:r>
-        <w:t>and</w:t>
+        <w:t>to</w:t>
       </w:r>
       <w:r>
         <w:rPr>
@@ -2983,23 +3320,10 @@
       </w:r>
       <w:r>
         <w:rPr>
-          <w:b/>
-          <w:bCs/>
-        </w:rPr>
-        <w:t>Fyers</w:t>
-      </w:r>
-      <w:r>
-        <w:rPr>
           <w:i/>
           <w:iCs/>
         </w:rPr>
-        <w:t>,</w:t>
-      </w:r>
-      <w:r>
-        <w:t xml:space="preserve"> </w:t>
-      </w:r>
-      <w:r>
-        <w:t xml:space="preserve">to </w:t>
+        <w:t xml:space="preserve">algorithmically </w:t>
       </w:r>
       <w:r>
         <w:rPr>
@@ -3060,10 +3384,7 @@
         <w:t xml:space="preserve"> </w:t>
       </w:r>
       <w:r>
-        <w:t>more than</w:t>
-      </w:r>
-      <w:r>
-        <w:t xml:space="preserve"> ~</w:t>
+        <w:t xml:space="preserve">over </w:t>
       </w:r>
       <w:r>
         <w:rPr>
@@ -3120,20 +3441,7 @@
         <w:t>)</w:t>
       </w:r>
       <w:r>
-        <w:rPr>
-          <w:b/>
-          <w:bCs/>
-        </w:rPr>
-        <w:t xml:space="preserve"> </w:t>
-      </w:r>
-      <w:r>
-        <w:t>algorithmically</w:t>
-      </w:r>
-      <w:r>
         <w:t>.</w:t>
-      </w:r>
-      <w:r>
-        <w:t xml:space="preserve"> </w:t>
       </w:r>
     </w:p>
     <w:p>
@@ -3152,104 +3460,28 @@
         </w:rPr>
       </w:pPr>
       <w:r>
+        <w:t>Crafted applications that</w:t>
+      </w:r>
+      <w:r>
         <w:rPr>
           <w:i/>
           <w:iCs/>
         </w:rPr>
-        <w:t>T</w:t>
+        <w:t xml:space="preserve"> </w:t>
       </w:r>
       <w:r>
         <w:rPr>
           <w:i/>
           <w:iCs/>
         </w:rPr>
-        <w:t>raded stocks autonomously</w:t>
-      </w:r>
-      <w:r>
-        <w:t xml:space="preserve"> by w</w:t>
-      </w:r>
-      <w:r>
-        <w:t>eb</w:t>
-      </w:r>
-      <w:r>
-        <w:t xml:space="preserve"> </w:t>
-      </w:r>
-      <w:r>
-        <w:t>scrap</w:t>
-      </w:r>
-      <w:r>
-        <w:t>ing</w:t>
-      </w:r>
-      <w:r>
-        <w:t xml:space="preserve"> </w:t>
-      </w:r>
-      <w:r>
-        <w:rPr>
-          <w:b/>
-          <w:bCs/>
-        </w:rPr>
-        <w:t>Zerodha’s</w:t>
-      </w:r>
-      <w:r>
-        <w:t xml:space="preserve"> </w:t>
-      </w:r>
-      <w:r>
-        <w:t xml:space="preserve">website </w:t>
-      </w:r>
-      <w:r>
-        <w:t>(</w:t>
-      </w:r>
-      <w:r>
-        <w:t>a</w:t>
-      </w:r>
-      <w:r>
-        <w:t>lso a</w:t>
-      </w:r>
-      <w:r>
-        <w:t xml:space="preserve"> </w:t>
-      </w:r>
-      <w:r>
-        <w:t>leading I</w:t>
-      </w:r>
-      <w:r>
-        <w:t>ndian stockbroker)</w:t>
-      </w:r>
-      <w:r>
-        <w:t xml:space="preserve"> </w:t>
-      </w:r>
-      <w:r>
-        <w:t xml:space="preserve">and </w:t>
-      </w:r>
-      <w:r>
-        <w:t>ma</w:t>
-      </w:r>
-      <w:r>
-        <w:t xml:space="preserve">king </w:t>
-      </w:r>
-      <w:r>
-        <w:t>automated logins</w:t>
-      </w:r>
-      <w:r>
-        <w:t xml:space="preserve"> </w:t>
-      </w:r>
-      <w:r>
-        <w:t>and booking</w:t>
-      </w:r>
-      <w:r>
-        <w:t>s</w:t>
-      </w:r>
-      <w:r>
-        <w:t xml:space="preserve"> </w:t>
-      </w:r>
-      <w:r>
-        <w:t xml:space="preserve">via </w:t>
+        <w:t>autonomously t</w:t>
       </w:r>
       <w:r>
         <w:rPr>
           <w:i/>
           <w:iCs/>
         </w:rPr>
-        <w:t>Selenium</w:t>
+        <w:t>raded stocks</w:t>
       </w:r>
       <w:r>
         <w:rPr>
@@ -3259,18 +3491,90 @@
         <w:t xml:space="preserve"> </w:t>
       </w:r>
       <w:r>
+        <w:t xml:space="preserve">by </w:t>
+      </w:r>
+      <w:r>
+        <w:t xml:space="preserve">making automated logins and </w:t>
+      </w:r>
+      <w:r>
+        <w:t xml:space="preserve">order </w:t>
+      </w:r>
+      <w:r>
+        <w:t xml:space="preserve">bookings via </w:t>
+      </w:r>
+      <w:r>
         <w:rPr>
           <w:i/>
           <w:iCs/>
         </w:rPr>
-        <w:t xml:space="preserve">&amp; </w:t>
+        <w:t xml:space="preserve">Selenium </w:t>
+      </w:r>
+      <w:r>
+        <w:t>and</w:t>
       </w:r>
       <w:r>
         <w:rPr>
           <w:i/>
           <w:iCs/>
         </w:rPr>
-        <w:t>Chromium</w:t>
+        <w:t xml:space="preserve"> Chromium</w:t>
+      </w:r>
+      <w:r>
+        <w:t xml:space="preserve"> </w:t>
+      </w:r>
+      <w:r>
+        <w:t xml:space="preserve">and </w:t>
+      </w:r>
+      <w:r>
+        <w:t>w</w:t>
+      </w:r>
+      <w:r>
+        <w:t>eb</w:t>
+      </w:r>
+      <w:r>
+        <w:t xml:space="preserve"> </w:t>
+      </w:r>
+      <w:r>
+        <w:t>scrap</w:t>
+      </w:r>
+      <w:r>
+        <w:t>ing</w:t>
+      </w:r>
+      <w:r>
+        <w:t xml:space="preserve"> </w:t>
+      </w:r>
+      <w:proofErr w:type="spellStart"/>
+      <w:r>
+        <w:rPr>
+          <w:b/>
+          <w:bCs/>
+        </w:rPr>
+        <w:t>Zerodha’s</w:t>
+      </w:r>
+      <w:proofErr w:type="spellEnd"/>
+      <w:r>
+        <w:t xml:space="preserve"> </w:t>
+      </w:r>
+      <w:r>
+        <w:t xml:space="preserve">website </w:t>
+      </w:r>
+      <w:r>
+        <w:t>(</w:t>
+      </w:r>
+      <w:r>
+        <w:t>a</w:t>
+      </w:r>
+      <w:r>
+        <w:t>lso a</w:t>
+      </w:r>
+      <w:r>
+        <w:t xml:space="preserve"> </w:t>
+      </w:r>
+      <w:r>
+        <w:t>leading I</w:t>
+      </w:r>
+      <w:r>
+        <w:t>ndian stockbroker)</w:t>
       </w:r>
       <w:r>
         <w:t>.</w:t>
@@ -3371,21 +3675,12 @@
         <w:r>
           <w:rPr>
             <w:rStyle w:val="Hyperlink"/>
-            <w:b/>
-            <w:bCs/>
             <w:color w:val="auto"/>
             <w:u w:val="none"/>
           </w:rPr>
           <w:t>:</w:t>
         </w:r>
       </w:hyperlink>
-      <w:r>
-        <w:rPr>
-          <w:b/>
-          <w:bCs/>
-        </w:rPr>
-        <w:t xml:space="preserve"> </w:t>
-      </w:r>
     </w:p>
     <w:p>
       <w:pPr>
@@ -3510,13 +3805,10 @@
         <w:t xml:space="preserve"> flight controller</w:t>
       </w:r>
       <w:r>
-        <w:t xml:space="preserve"> to help reduce the </w:t>
-      </w:r>
-      <w:r>
-        <w:t xml:space="preserve">built </w:t>
-      </w:r>
-      <w:r>
-        <w:t>cost</w:t>
+        <w:t xml:space="preserve"> to reduce the</w:t>
+      </w:r>
+      <w:r>
+        <w:t xml:space="preserve"> load on a single microcontroller</w:t>
       </w:r>
       <w:r>
         <w:t xml:space="preserve">. </w:t>
@@ -4036,6 +4328,7 @@
         <w:ind w:right="0"/>
         <w:jc w:val="both"/>
         <w:rPr>
+          <w:bCs/>
           <w:szCs w:val="20"/>
         </w:rPr>
       </w:pPr>
@@ -4043,37 +4336,141 @@
         <w:rPr>
           <w:i/>
           <w:iCs/>
-        </w:rPr>
-        <w:t>Databases</w:t>
+          <w:szCs w:val="20"/>
+        </w:rPr>
+        <w:t>Beginner</w:t>
       </w:r>
       <w:r>
         <w:rPr>
           <w:i/>
           <w:iCs/>
-        </w:rPr>
-        <w:t xml:space="preserve"> previously worked </w:t>
+          <w:szCs w:val="20"/>
+        </w:rPr>
+        <w:t>-</w:t>
       </w:r>
       <w:r>
         <w:rPr>
           <w:i/>
           <w:iCs/>
-        </w:rPr>
-        <w:t>with</w:t>
-      </w:r>
-      <w:r>
-        <w:t>: Firebase</w:t>
-      </w:r>
-      <w:r>
-        <w:t xml:space="preserve"> real</w:t>
-      </w:r>
-      <w:r>
-        <w:t>-</w:t>
-      </w:r>
-      <w:r>
-        <w:t>time database</w:t>
+          <w:szCs w:val="20"/>
+        </w:rPr>
+        <w:t>level proficiencies</w:t>
+      </w:r>
+      <w:r>
+        <w:rPr>
+          <w:i/>
+          <w:iCs/>
+          <w:szCs w:val="20"/>
+        </w:rPr>
+        <w:t>:</w:t>
+      </w:r>
+      <w:r>
+        <w:rPr>
+          <w:b/>
+          <w:bCs/>
+          <w:szCs w:val="20"/>
+        </w:rPr>
+        <w:t xml:space="preserve"> </w:t>
+      </w:r>
+      <w:r>
+        <w:rPr>
+          <w:szCs w:val="20"/>
+        </w:rPr>
+        <w:t>GitHub Actions,</w:t>
+      </w:r>
+      <w:r>
+        <w:rPr>
+          <w:b/>
+          <w:bCs/>
+          <w:szCs w:val="20"/>
+        </w:rPr>
+        <w:t xml:space="preserve"> </w:t>
+      </w:r>
+      <w:r>
+        <w:rPr>
+          <w:szCs w:val="20"/>
+        </w:rPr>
+        <w:t xml:space="preserve">AWS, Docker, </w:t>
+      </w:r>
+      <w:r>
+        <w:rPr>
+          <w:szCs w:val="20"/>
+        </w:rPr>
+        <w:t xml:space="preserve">Postman, </w:t>
+      </w:r>
+      <w:r>
+        <w:rPr>
+          <w:szCs w:val="20"/>
+        </w:rPr>
+        <w:t>Ubuntu (Linux)</w:t>
+      </w:r>
+      <w:r>
+        <w:rPr>
+          <w:szCs w:val="20"/>
+        </w:rPr>
+        <w:t>,</w:t>
+      </w:r>
+      <w:r>
+        <w:t xml:space="preserve"> </w:t>
+      </w:r>
+      <w:r>
+        <w:t xml:space="preserve">React, </w:t>
+      </w:r>
+      <w:r>
+        <w:t>Firebase</w:t>
+      </w:r>
+      <w:r>
+        <w:t xml:space="preserve"> real-time database</w:t>
       </w:r>
       <w:r>
         <w:t>, MySQL, and MySQL Workbench.</w:t>
+      </w:r>
+    </w:p>
+    <w:p>
+      <w:pPr>
+        <w:pBdr>
+          <w:bottom w:val="single" w:sz="6" w:space="1" w:color="auto"/>
+        </w:pBdr>
+        <w:spacing w:line="240" w:lineRule="auto"/>
+        <w:ind w:right="0"/>
+        <w:jc w:val="both"/>
+        <w:rPr>
+          <w:b/>
+          <w:bCs/>
+          <w:sz w:val="22"/>
+          <w:szCs w:val="22"/>
+        </w:rPr>
+      </w:pPr>
+    </w:p>
+    <w:p>
+      <w:pPr>
+        <w:spacing w:line="240" w:lineRule="auto"/>
+        <w:ind w:left="0" w:right="0" w:firstLine="0"/>
+        <w:jc w:val="center"/>
+        <w:rPr>
+          <w:b/>
+          <w:bCs/>
+          <w:sz w:val="24"/>
+          <w:szCs w:val="24"/>
+        </w:rPr>
+      </w:pPr>
+      <w:r>
+        <w:rPr>
+          <w:b/>
+          <w:bCs/>
+          <w:sz w:val="22"/>
+          <w:szCs w:val="22"/>
+        </w:rPr>
+        <w:t xml:space="preserve"> </w:t>
+      </w:r>
+      <w:r>
+        <w:rPr>
+          <w:b/>
+          <w:bCs/>
+          <w:sz w:val="24"/>
+          <w:szCs w:val="24"/>
+        </w:rPr>
+        <w:t>Accomplishments</w:t>
       </w:r>
     </w:p>
     <w:p>
@@ -4088,16 +4485,94 @@
         <w:jc w:val="both"/>
         <w:rPr>
           <w:bCs/>
-          <w:szCs w:val="20"/>
-        </w:rPr>
-      </w:pPr>
+          <w:sz w:val="18"/>
+        </w:rPr>
+      </w:pPr>
+      <w:r>
+        <w:rPr>
+          <w:b/>
+          <w:bCs/>
+          <w:szCs w:val="20"/>
+        </w:rPr>
+        <w:t xml:space="preserve">Top </w:t>
+      </w:r>
+      <w:r>
+        <w:rPr>
+          <w:b/>
+          <w:bCs/>
+          <w:szCs w:val="20"/>
+        </w:rPr>
+        <w:t>5</w:t>
+      </w:r>
+      <w:r>
+        <w:rPr>
+          <w:b/>
+          <w:bCs/>
+          <w:szCs w:val="20"/>
+        </w:rPr>
+        <w:t xml:space="preserve">% </w:t>
+      </w:r>
+      <w:r>
+        <w:rPr>
+          <w:szCs w:val="20"/>
+        </w:rPr>
+        <w:t>Leet Code</w:t>
+      </w:r>
+      <w:r>
+        <w:rPr>
+          <w:szCs w:val="20"/>
+        </w:rPr>
+        <w:t>r</w:t>
+      </w:r>
+      <w:r>
+        <w:rPr>
+          <w:szCs w:val="20"/>
+        </w:rPr>
+        <w:t xml:space="preserve"> with having t</w:t>
+      </w:r>
+      <w:r>
+        <w:rPr>
+          <w:szCs w:val="20"/>
+        </w:rPr>
+        <w:t xml:space="preserve">ackled </w:t>
+      </w:r>
+      <w:r>
+        <w:rPr>
+          <w:b/>
+          <w:bCs/>
+          <w:szCs w:val="20"/>
+        </w:rPr>
+        <w:t>3</w:t>
+      </w:r>
+      <w:r>
+        <w:rPr>
+          <w:b/>
+          <w:bCs/>
+          <w:szCs w:val="20"/>
+        </w:rPr>
+        <w:t>5</w:t>
+      </w:r>
+      <w:r>
+        <w:rPr>
+          <w:b/>
+          <w:bCs/>
+          <w:szCs w:val="20"/>
+        </w:rPr>
+        <w:t>0+ problems</w:t>
+      </w:r>
+      <w:r>
+        <w:rPr>
+          <w:szCs w:val="20"/>
+        </w:rPr>
+        <w:t xml:space="preserve"> and solved </w:t>
+      </w:r>
       <w:r>
         <w:rPr>
           <w:i/>
           <w:iCs/>
           <w:szCs w:val="20"/>
         </w:rPr>
-        <w:t>Beginner</w:t>
+        <w:t>150+ medium</w:t>
       </w:r>
       <w:r>
         <w:rPr>
@@ -4105,7 +4580,7 @@
           <w:iCs/>
           <w:szCs w:val="20"/>
         </w:rPr>
-        <w:t xml:space="preserve"> to intermediate </w:t>
+        <w:t>-</w:t>
       </w:r>
       <w:r>
         <w:rPr>
@@ -4113,108 +4588,13 @@
           <w:iCs/>
           <w:szCs w:val="20"/>
         </w:rPr>
-        <w:t>level proficiencies</w:t>
-      </w:r>
-      <w:r>
-        <w:rPr>
-          <w:i/>
-          <w:iCs/>
-          <w:szCs w:val="20"/>
-        </w:rPr>
-        <w:t>:</w:t>
-      </w:r>
-      <w:r>
-        <w:rPr>
-          <w:b/>
-          <w:bCs/>
-          <w:szCs w:val="20"/>
-        </w:rPr>
-        <w:t xml:space="preserve"> </w:t>
-      </w:r>
-      <w:r>
-        <w:rPr>
-          <w:szCs w:val="20"/>
-        </w:rPr>
-        <w:t>GitHub</w:t>
-      </w:r>
-      <w:r>
-        <w:rPr>
-          <w:szCs w:val="20"/>
-        </w:rPr>
-        <w:t xml:space="preserve"> Actions,</w:t>
-      </w:r>
-      <w:r>
-        <w:rPr>
-          <w:b/>
-          <w:bCs/>
-          <w:szCs w:val="20"/>
-        </w:rPr>
-        <w:t xml:space="preserve"> </w:t>
-      </w:r>
-      <w:r>
-        <w:rPr>
-          <w:szCs w:val="20"/>
-        </w:rPr>
-        <w:t xml:space="preserve">AWS, Docker, </w:t>
-      </w:r>
-      <w:r>
-        <w:rPr>
-          <w:szCs w:val="20"/>
-        </w:rPr>
-        <w:t xml:space="preserve">Postman, </w:t>
-      </w:r>
-      <w:r>
-        <w:rPr>
-          <w:szCs w:val="20"/>
-        </w:rPr>
-        <w:t>Ubuntu (Linux).</w:t>
-      </w:r>
-    </w:p>
-    <w:p>
-      <w:pPr>
-        <w:pBdr>
-          <w:bottom w:val="single" w:sz="6" w:space="1" w:color="auto"/>
-        </w:pBdr>
-        <w:spacing w:line="240" w:lineRule="auto"/>
-        <w:ind w:right="0"/>
-        <w:jc w:val="both"/>
-        <w:rPr>
-          <w:b/>
-          <w:bCs/>
-          <w:sz w:val="22"/>
-          <w:szCs w:val="22"/>
-        </w:rPr>
-      </w:pPr>
-    </w:p>
-    <w:p>
-      <w:pPr>
-        <w:spacing w:line="240" w:lineRule="auto"/>
-        <w:ind w:left="0" w:right="0" w:firstLine="0"/>
-        <w:jc w:val="center"/>
-        <w:rPr>
-          <w:b/>
-          <w:bCs/>
-          <w:sz w:val="24"/>
-          <w:szCs w:val="24"/>
-        </w:rPr>
-      </w:pPr>
-      <w:r>
-        <w:rPr>
-          <w:b/>
-          <w:bCs/>
-          <w:sz w:val="22"/>
-          <w:szCs w:val="22"/>
-        </w:rPr>
-        <w:t xml:space="preserve"> </w:t>
-      </w:r>
-      <w:r>
-        <w:rPr>
-          <w:b/>
-          <w:bCs/>
-          <w:sz w:val="24"/>
-          <w:szCs w:val="24"/>
-        </w:rPr>
-        <w:t>Accomplishments</w:t>
+        <w:t xml:space="preserve">level </w:t>
+      </w:r>
+      <w:r>
+        <w:rPr>
+          <w:szCs w:val="20"/>
+        </w:rPr>
+        <w:t>problems.</w:t>
       </w:r>
     </w:p>
     <w:p>
@@ -4234,81 +4614,49 @@
       </w:pPr>
       <w:r>
         <w:rPr>
-          <w:b/>
-          <w:bCs/>
-          <w:szCs w:val="20"/>
-        </w:rPr>
-        <w:t xml:space="preserve">Top </w:t>
-      </w:r>
-      <w:r>
-        <w:rPr>
-          <w:b/>
-          <w:bCs/>
-          <w:szCs w:val="20"/>
-        </w:rPr>
-        <w:t>5</w:t>
-      </w:r>
-      <w:r>
-        <w:rPr>
-          <w:b/>
-          <w:bCs/>
-          <w:szCs w:val="20"/>
-        </w:rPr>
-        <w:t xml:space="preserve">% </w:t>
-      </w:r>
-      <w:r>
-        <w:rPr>
-          <w:szCs w:val="20"/>
-        </w:rPr>
-        <w:t>Leet Code</w:t>
-      </w:r>
-      <w:r>
-        <w:rPr>
-          <w:szCs w:val="20"/>
-        </w:rPr>
-        <w:t>r</w:t>
-      </w:r>
-      <w:r>
-        <w:rPr>
-          <w:szCs w:val="20"/>
-        </w:rPr>
-        <w:t xml:space="preserve"> with having t</w:t>
-      </w:r>
-      <w:r>
-        <w:rPr>
-          <w:szCs w:val="20"/>
-        </w:rPr>
-        <w:t xml:space="preserve">ackled </w:t>
-      </w:r>
-      <w:r>
-        <w:rPr>
-          <w:b/>
-          <w:bCs/>
-          <w:szCs w:val="20"/>
-        </w:rPr>
-        <w:t>3</w:t>
-      </w:r>
-      <w:r>
-        <w:rPr>
-          <w:b/>
-          <w:bCs/>
-          <w:szCs w:val="20"/>
-        </w:rPr>
-        <w:t>5</w:t>
-      </w:r>
-      <w:r>
-        <w:rPr>
-          <w:b/>
-          <w:bCs/>
-          <w:szCs w:val="20"/>
-        </w:rPr>
-        <w:t>0+ problems</w:t>
-      </w:r>
-      <w:r>
-        <w:rPr>
-          <w:szCs w:val="20"/>
-        </w:rPr>
-        <w:t xml:space="preserve"> and solved </w:t>
+          <w:szCs w:val="20"/>
+        </w:rPr>
+        <w:t>Achieved an</w:t>
+      </w:r>
+      <w:r>
+        <w:rPr>
+          <w:szCs w:val="20"/>
+        </w:rPr>
+        <w:t xml:space="preserve"> </w:t>
+      </w:r>
+      <w:r>
+        <w:rPr>
+          <w:b/>
+          <w:bCs/>
+          <w:szCs w:val="20"/>
+        </w:rPr>
+        <w:t xml:space="preserve">Elite </w:t>
+      </w:r>
+      <w:r>
+        <w:rPr>
+          <w:szCs w:val="20"/>
+        </w:rPr>
+        <w:t>+</w:t>
+      </w:r>
+      <w:r>
+        <w:rPr>
+          <w:b/>
+          <w:bCs/>
+          <w:szCs w:val="20"/>
+        </w:rPr>
+        <w:t xml:space="preserve"> Silver</w:t>
+      </w:r>
+      <w:r>
+        <w:rPr>
+          <w:szCs w:val="20"/>
+        </w:rPr>
+        <w:t xml:space="preserve"> recognition in the</w:t>
+      </w:r>
+      <w:r>
+        <w:rPr>
+          <w:szCs w:val="20"/>
+        </w:rPr>
+        <w:t xml:space="preserve"> </w:t>
       </w:r>
       <w:r>
         <w:rPr>
@@ -4316,29 +4664,53 @@
           <w:iCs/>
           <w:szCs w:val="20"/>
         </w:rPr>
-        <w:t>150+ medium</w:t>
-      </w:r>
-      <w:r>
-        <w:rPr>
-          <w:i/>
-          <w:iCs/>
-          <w:szCs w:val="20"/>
-        </w:rPr>
-        <w:t>-</w:t>
-      </w:r>
-      <w:r>
-        <w:rPr>
-          <w:i/>
-          <w:iCs/>
-          <w:szCs w:val="20"/>
-        </w:rPr>
-        <w:t xml:space="preserve">level </w:t>
-      </w:r>
-      <w:r>
-        <w:rPr>
-          <w:szCs w:val="20"/>
-        </w:rPr>
-        <w:t>problems.</w:t>
+        <w:t>Programming in Java</w:t>
+      </w:r>
+      <w:r>
+        <w:rPr>
+          <w:szCs w:val="20"/>
+        </w:rPr>
+        <w:t xml:space="preserve"> </w:t>
+      </w:r>
+      <w:r>
+        <w:rPr>
+          <w:szCs w:val="20"/>
+        </w:rPr>
+        <w:t xml:space="preserve">course </w:t>
+      </w:r>
+      <w:r>
+        <w:rPr>
+          <w:szCs w:val="20"/>
+        </w:rPr>
+        <w:t xml:space="preserve">by </w:t>
+      </w:r>
+      <w:r>
+        <w:rPr>
+          <w:b/>
+          <w:bCs/>
+          <w:szCs w:val="20"/>
+        </w:rPr>
+        <w:t>IIT Kharagpur</w:t>
+      </w:r>
+      <w:r>
+        <w:rPr>
+          <w:b/>
+          <w:bCs/>
+          <w:szCs w:val="20"/>
+        </w:rPr>
+        <w:t xml:space="preserve"> </w:t>
+      </w:r>
+      <w:r>
+        <w:rPr>
+          <w:szCs w:val="20"/>
+        </w:rPr>
+        <w:t>(via NPTEL)</w:t>
+      </w:r>
+      <w:r>
+        <w:rPr>
+          <w:szCs w:val="20"/>
+        </w:rPr>
+        <w:t>.</w:t>
       </w:r>
     </w:p>
     <w:p>
@@ -4353,108 +4725,152 @@
         <w:jc w:val="both"/>
         <w:rPr>
           <w:bCs/>
-          <w:sz w:val="18"/>
-        </w:rPr>
-      </w:pPr>
-      <w:r>
-        <w:rPr>
-          <w:szCs w:val="20"/>
-        </w:rPr>
-        <w:t>Achieved an</w:t>
-      </w:r>
-      <w:r>
-        <w:rPr>
-          <w:szCs w:val="20"/>
-        </w:rPr>
-        <w:t xml:space="preserve"> </w:t>
-      </w:r>
-      <w:r>
-        <w:rPr>
-          <w:b/>
-          <w:bCs/>
-          <w:szCs w:val="20"/>
-        </w:rPr>
-        <w:t xml:space="preserve">Elite </w:t>
-      </w:r>
-      <w:r>
-        <w:rPr>
-          <w:szCs w:val="20"/>
-        </w:rPr>
-        <w:t>+</w:t>
-      </w:r>
-      <w:r>
-        <w:rPr>
-          <w:b/>
-          <w:bCs/>
-          <w:szCs w:val="20"/>
-        </w:rPr>
-        <w:t xml:space="preserve"> Silver</w:t>
-      </w:r>
-      <w:r>
-        <w:rPr>
-          <w:szCs w:val="20"/>
-        </w:rPr>
-        <w:t xml:space="preserve"> recognition in the</w:t>
-      </w:r>
-      <w:r>
-        <w:rPr>
-          <w:szCs w:val="20"/>
-        </w:rPr>
-        <w:t xml:space="preserve"> </w:t>
-      </w:r>
-      <w:r>
-        <w:rPr>
+          <w:szCs w:val="20"/>
+        </w:rPr>
+      </w:pPr>
+      <w:r>
+        <w:rPr>
+          <w:bCs/>
+          <w:szCs w:val="20"/>
+        </w:rPr>
+        <w:t>A</w:t>
+      </w:r>
+      <w:r>
+        <w:rPr>
+          <w:bCs/>
+          <w:szCs w:val="20"/>
+        </w:rPr>
+        <w:t>ttended</w:t>
+      </w:r>
+      <w:r>
+        <w:rPr>
+          <w:b/>
           <w:i/>
           <w:iCs/>
           <w:szCs w:val="20"/>
         </w:rPr>
-        <w:t>Programming in Java</w:t>
-      </w:r>
-      <w:r>
-        <w:rPr>
-          <w:szCs w:val="20"/>
-        </w:rPr>
         <w:t xml:space="preserve"> </w:t>
       </w:r>
       <w:r>
         <w:rPr>
-          <w:szCs w:val="20"/>
-        </w:rPr>
-        <w:t xml:space="preserve">course </w:t>
-      </w:r>
-      <w:r>
-        <w:rPr>
-          <w:szCs w:val="20"/>
-        </w:rPr>
-        <w:t xml:space="preserve">by </w:t>
-      </w:r>
-      <w:r>
-        <w:rPr>
-          <w:b/>
-          <w:bCs/>
-          <w:szCs w:val="20"/>
-        </w:rPr>
-        <w:t>IIT Kharagpur</w:t>
-      </w:r>
-      <w:r>
-        <w:rPr>
-          <w:b/>
-          <w:bCs/>
+          <w:b/>
+          <w:szCs w:val="20"/>
+        </w:rPr>
+        <w:t>A</w:t>
+      </w:r>
+      <w:r>
+        <w:rPr>
+          <w:b/>
+          <w:szCs w:val="20"/>
+        </w:rPr>
+        <w:t>sia’s large</w:t>
+      </w:r>
+      <w:r>
+        <w:rPr>
+          <w:b/>
+          <w:szCs w:val="20"/>
+        </w:rPr>
+        <w:t>s</w:t>
+      </w:r>
+      <w:r>
+        <w:rPr>
+          <w:b/>
+          <w:szCs w:val="20"/>
+        </w:rPr>
+        <w:t>t</w:t>
+      </w:r>
+      <w:r>
+        <w:rPr>
+          <w:b/>
           <w:szCs w:val="20"/>
         </w:rPr>
         <w:t xml:space="preserve"> </w:t>
       </w:r>
       <w:r>
         <w:rPr>
-          <w:szCs w:val="20"/>
-        </w:rPr>
-        <w:t>(via NPTEL)</w:t>
-      </w:r>
-      <w:r>
-        <w:rPr>
-          <w:szCs w:val="20"/>
-        </w:rPr>
-        <w:t>.</w:t>
+          <w:b/>
+          <w:szCs w:val="20"/>
+        </w:rPr>
+        <w:t>tech</w:t>
+      </w:r>
+      <w:r>
+        <w:rPr>
+          <w:b/>
+          <w:szCs w:val="20"/>
+        </w:rPr>
+        <w:t xml:space="preserve"> </w:t>
+      </w:r>
+      <w:r>
+        <w:rPr>
+          <w:b/>
+          <w:szCs w:val="20"/>
+        </w:rPr>
+        <w:t>fest</w:t>
+      </w:r>
+      <w:r>
+        <w:rPr>
+          <w:bCs/>
+          <w:szCs w:val="20"/>
+        </w:rPr>
+        <w:t xml:space="preserve"> </w:t>
+      </w:r>
+      <w:r>
+        <w:rPr>
+          <w:bCs/>
+          <w:szCs w:val="20"/>
+        </w:rPr>
+        <w:t>at IIT B</w:t>
+      </w:r>
+      <w:r>
+        <w:rPr>
+          <w:bCs/>
+          <w:szCs w:val="20"/>
+        </w:rPr>
+        <w:t>ombay</w:t>
+      </w:r>
+      <w:r>
+        <w:rPr>
+          <w:bCs/>
+          <w:szCs w:val="20"/>
+        </w:rPr>
+        <w:t xml:space="preserve"> </w:t>
+      </w:r>
+      <w:r>
+        <w:rPr>
+          <w:bCs/>
+          <w:i/>
+          <w:iCs/>
+          <w:szCs w:val="20"/>
+        </w:rPr>
+        <w:t>twice</w:t>
+      </w:r>
+      <w:r>
+        <w:rPr>
+          <w:bCs/>
+          <w:szCs w:val="20"/>
+        </w:rPr>
+        <w:t>, gaining exposure to cuttin</w:t>
+      </w:r>
+      <w:r>
+        <w:rPr>
+          <w:bCs/>
+          <w:szCs w:val="20"/>
+        </w:rPr>
+        <w:t>g-</w:t>
+      </w:r>
+      <w:r>
+        <w:rPr>
+          <w:bCs/>
+          <w:szCs w:val="20"/>
+        </w:rPr>
+        <w:t>edge technology</w:t>
+      </w:r>
+      <w:r>
+        <w:rPr>
+          <w:bCs/>
+          <w:szCs w:val="20"/>
+        </w:rPr>
+        <w:t xml:space="preserve"> and leveraging the opportunity to network with some of the country’s top talents and industry professionals.</w:t>
       </w:r>
     </w:p>
     <w:p>
@@ -4477,20 +4893,11 @@
           <w:bCs/>
           <w:szCs w:val="20"/>
         </w:rPr>
-        <w:t>A</w:t>
-      </w:r>
-      <w:r>
-        <w:rPr>
-          <w:bCs/>
-          <w:szCs w:val="20"/>
-        </w:rPr>
-        <w:t>ttended</w:t>
-      </w:r>
-      <w:r>
-        <w:rPr>
-          <w:b/>
-          <w:i/>
-          <w:iCs/>
+        <w:t>Earned</w:t>
+      </w:r>
+      <w:r>
+        <w:rPr>
+          <w:b/>
           <w:szCs w:val="20"/>
         </w:rPr>
         <w:t xml:space="preserve"> </w:t>
@@ -4500,121 +4907,91 @@
           <w:b/>
           <w:szCs w:val="20"/>
         </w:rPr>
-        <w:t>A</w:t>
-      </w:r>
-      <w:r>
-        <w:rPr>
-          <w:b/>
-          <w:szCs w:val="20"/>
-        </w:rPr>
-        <w:t>sia’s large</w:t>
-      </w:r>
-      <w:r>
-        <w:rPr>
-          <w:b/>
-          <w:szCs w:val="20"/>
-        </w:rPr>
-        <w:t>s</w:t>
-      </w:r>
-      <w:r>
-        <w:rPr>
-          <w:b/>
-          <w:szCs w:val="20"/>
-        </w:rPr>
-        <w:t>t</w:t>
-      </w:r>
-      <w:r>
-        <w:rPr>
-          <w:b/>
+        <w:t>W</w:t>
+      </w:r>
+      <w:r>
+        <w:rPr>
+          <w:b/>
+          <w:szCs w:val="20"/>
+        </w:rPr>
+        <w:t xml:space="preserve">eb </w:t>
+      </w:r>
+      <w:r>
+        <w:rPr>
+          <w:b/>
+          <w:szCs w:val="20"/>
+        </w:rPr>
+        <w:t>D</w:t>
+      </w:r>
+      <w:r>
+        <w:rPr>
+          <w:b/>
+          <w:szCs w:val="20"/>
+        </w:rPr>
+        <w:t>evelopment</w:t>
+      </w:r>
+      <w:r>
+        <w:rPr>
+          <w:bCs/>
           <w:szCs w:val="20"/>
         </w:rPr>
         <w:t xml:space="preserve"> </w:t>
       </w:r>
       <w:r>
         <w:rPr>
-          <w:b/>
-          <w:szCs w:val="20"/>
-        </w:rPr>
-        <w:t>tech</w:t>
-      </w:r>
-      <w:r>
-        <w:rPr>
-          <w:b/>
+          <w:bCs/>
+          <w:szCs w:val="20"/>
+        </w:rPr>
+        <w:t xml:space="preserve">certification from </w:t>
+      </w:r>
+      <w:r>
+        <w:rPr>
+          <w:b/>
+          <w:szCs w:val="20"/>
+        </w:rPr>
+        <w:t>IIT Bombay</w:t>
+      </w:r>
+      <w:r>
+        <w:rPr>
+          <w:bCs/>
+          <w:szCs w:val="20"/>
+        </w:rPr>
+        <w:t xml:space="preserve"> and</w:t>
+      </w:r>
+      <w:r>
+        <w:rPr>
+          <w:bCs/>
           <w:szCs w:val="20"/>
         </w:rPr>
         <w:t xml:space="preserve"> </w:t>
       </w:r>
       <w:r>
         <w:rPr>
-          <w:b/>
-          <w:szCs w:val="20"/>
-        </w:rPr>
-        <w:t>fest</w:t>
-      </w:r>
-      <w:r>
-        <w:rPr>
-          <w:bCs/>
-          <w:szCs w:val="20"/>
-        </w:rPr>
-        <w:t xml:space="preserve"> </w:t>
-      </w:r>
-      <w:r>
-        <w:rPr>
-          <w:bCs/>
-          <w:szCs w:val="20"/>
-        </w:rPr>
-        <w:t>at IIT B</w:t>
-      </w:r>
-      <w:r>
-        <w:rPr>
-          <w:bCs/>
-          <w:szCs w:val="20"/>
-        </w:rPr>
-        <w:t>ombay</w:t>
-      </w:r>
-      <w:r>
-        <w:rPr>
-          <w:bCs/>
-          <w:szCs w:val="20"/>
-        </w:rPr>
-        <w:t xml:space="preserve"> </w:t>
-      </w:r>
-      <w:r>
-        <w:rPr>
-          <w:bCs/>
-          <w:i/>
-          <w:iCs/>
-          <w:szCs w:val="20"/>
-        </w:rPr>
-        <w:t>twice</w:t>
-      </w:r>
-      <w:r>
-        <w:rPr>
-          <w:bCs/>
-          <w:szCs w:val="20"/>
-        </w:rPr>
-        <w:t>, gaining exposure to cuttin</w:t>
-      </w:r>
-      <w:r>
-        <w:rPr>
-          <w:bCs/>
-          <w:szCs w:val="20"/>
-        </w:rPr>
-        <w:t>g-</w:t>
-      </w:r>
-      <w:r>
-        <w:rPr>
-          <w:bCs/>
-          <w:szCs w:val="20"/>
-        </w:rPr>
-        <w:t>edge technology</w:t>
-      </w:r>
-      <w:r>
-        <w:rPr>
-          <w:bCs/>
-          <w:szCs w:val="20"/>
-        </w:rPr>
-        <w:t xml:space="preserve"> and leveraging the opportunity to network with some of the country’s top talents and industry professionals.</w:t>
+          <w:bCs/>
+          <w:szCs w:val="20"/>
+        </w:rPr>
+        <w:t>participated in its</w:t>
+      </w:r>
+      <w:r>
+        <w:rPr>
+          <w:bCs/>
+          <w:szCs w:val="20"/>
+        </w:rPr>
+        <w:t xml:space="preserve"> cultural fest</w:t>
+      </w:r>
+      <w:r>
+        <w:rPr>
+          <w:bCs/>
+          <w:szCs w:val="20"/>
+        </w:rPr>
+        <w:t>, Mood Indigo</w:t>
+      </w:r>
+      <w:r>
+        <w:rPr>
+          <w:bCs/>
+          <w:szCs w:val="20"/>
+        </w:rPr>
+        <w:t>.</w:t>
       </w:r>
     </w:p>
     <w:p>
@@ -4637,127 +5014,6 @@
           <w:bCs/>
           <w:szCs w:val="20"/>
         </w:rPr>
-        <w:t>Earned</w:t>
-      </w:r>
-      <w:r>
-        <w:rPr>
-          <w:b/>
-          <w:szCs w:val="20"/>
-        </w:rPr>
-        <w:t xml:space="preserve"> </w:t>
-      </w:r>
-      <w:r>
-        <w:rPr>
-          <w:b/>
-          <w:szCs w:val="20"/>
-        </w:rPr>
-        <w:t>W</w:t>
-      </w:r>
-      <w:r>
-        <w:rPr>
-          <w:b/>
-          <w:szCs w:val="20"/>
-        </w:rPr>
-        <w:t xml:space="preserve">eb </w:t>
-      </w:r>
-      <w:r>
-        <w:rPr>
-          <w:b/>
-          <w:szCs w:val="20"/>
-        </w:rPr>
-        <w:t>D</w:t>
-      </w:r>
-      <w:r>
-        <w:rPr>
-          <w:b/>
-          <w:szCs w:val="20"/>
-        </w:rPr>
-        <w:t>evelopment</w:t>
-      </w:r>
-      <w:r>
-        <w:rPr>
-          <w:bCs/>
-          <w:szCs w:val="20"/>
-        </w:rPr>
-        <w:t xml:space="preserve"> </w:t>
-      </w:r>
-      <w:r>
-        <w:rPr>
-          <w:bCs/>
-          <w:szCs w:val="20"/>
-        </w:rPr>
-        <w:t xml:space="preserve">certification from </w:t>
-      </w:r>
-      <w:r>
-        <w:rPr>
-          <w:b/>
-          <w:szCs w:val="20"/>
-        </w:rPr>
-        <w:t>IIT Bombay</w:t>
-      </w:r>
-      <w:r>
-        <w:rPr>
-          <w:bCs/>
-          <w:szCs w:val="20"/>
-        </w:rPr>
-        <w:t xml:space="preserve"> and</w:t>
-      </w:r>
-      <w:r>
-        <w:rPr>
-          <w:bCs/>
-          <w:szCs w:val="20"/>
-        </w:rPr>
-        <w:t xml:space="preserve"> </w:t>
-      </w:r>
-      <w:r>
-        <w:rPr>
-          <w:bCs/>
-          <w:szCs w:val="20"/>
-        </w:rPr>
-        <w:t>participated in its</w:t>
-      </w:r>
-      <w:r>
-        <w:rPr>
-          <w:bCs/>
-          <w:szCs w:val="20"/>
-        </w:rPr>
-        <w:t xml:space="preserve"> cultural fest</w:t>
-      </w:r>
-      <w:r>
-        <w:rPr>
-          <w:bCs/>
-          <w:szCs w:val="20"/>
-        </w:rPr>
-        <w:t>, Mood Indigo</w:t>
-      </w:r>
-      <w:r>
-        <w:rPr>
-          <w:bCs/>
-          <w:szCs w:val="20"/>
-        </w:rPr>
-        <w:t>.</w:t>
-      </w:r>
-    </w:p>
-    <w:p>
-      <w:pPr>
-        <w:pStyle w:val="ListParagraph"/>
-        <w:numPr>
-          <w:ilvl w:val="0"/>
-          <w:numId w:val="32"/>
-        </w:numPr>
-        <w:spacing w:line="240" w:lineRule="auto"/>
-        <w:ind w:right="0"/>
-        <w:jc w:val="both"/>
-        <w:rPr>
-          <w:bCs/>
-          <w:szCs w:val="20"/>
-        </w:rPr>
-      </w:pPr>
-      <w:r>
-        <w:rPr>
-          <w:bCs/>
-          <w:szCs w:val="20"/>
-        </w:rPr>
         <w:t>Earn</w:t>
       </w:r>
       <w:r>
@@ -4903,66 +5159,6 @@
         </w:rPr>
         <w:t>.</w:t>
       </w:r>
-    </w:p>
-    <w:p>
-      <w:pPr>
-        <w:spacing w:line="240" w:lineRule="auto"/>
-        <w:ind w:right="0"/>
-        <w:jc w:val="both"/>
-        <w:rPr>
-          <w:bCs/>
-        </w:rPr>
-      </w:pPr>
-    </w:p>
-    <w:p>
-      <w:pPr>
-        <w:spacing w:line="240" w:lineRule="auto"/>
-        <w:ind w:right="0"/>
-        <w:jc w:val="both"/>
-        <w:rPr>
-          <w:bCs/>
-        </w:rPr>
-      </w:pPr>
-    </w:p>
-    <w:p>
-      <w:pPr>
-        <w:spacing w:line="240" w:lineRule="auto"/>
-        <w:ind w:right="0"/>
-        <w:jc w:val="both"/>
-        <w:rPr>
-          <w:bCs/>
-        </w:rPr>
-      </w:pPr>
-    </w:p>
-    <w:p>
-      <w:pPr>
-        <w:spacing w:line="240" w:lineRule="auto"/>
-        <w:ind w:right="0"/>
-        <w:jc w:val="both"/>
-        <w:rPr>
-          <w:bCs/>
-        </w:rPr>
-      </w:pPr>
-    </w:p>
-    <w:p>
-      <w:pPr>
-        <w:spacing w:line="240" w:lineRule="auto"/>
-        <w:ind w:right="0"/>
-        <w:jc w:val="both"/>
-        <w:rPr>
-          <w:bCs/>
-        </w:rPr>
-      </w:pPr>
-    </w:p>
-    <w:p>
-      <w:pPr>
-        <w:spacing w:line="240" w:lineRule="auto"/>
-        <w:ind w:left="0" w:right="0" w:firstLine="0"/>
-        <w:jc w:val="both"/>
-        <w:rPr>
-          <w:bCs/>
-        </w:rPr>
-      </w:pPr>
     </w:p>
     <w:sectPr>
       <w:pgSz w:w="12240" w:h="15840" w:code="1"/>
@@ -5047,42 +5243,42 @@
         <v:path o:extrusionok="f" gradientshapeok="t" o:connecttype="rect"/>
         <o:lock v:ext="edit" aspectratio="t"/>
       </v:shapetype>
-      <v:shape id="_x0000_i1320" type="#_x0000_t75" style="width:513pt;height:513pt;rotation:180;flip:x y;visibility:visible;mso-wrap-style:square" o:bullet="t">
+      <v:shape id="_x0000_i1230" type="#_x0000_t75" style="width:513pt;height:513pt;rotation:180;flip:x y;visibility:visible;mso-wrap-style:square" o:bullet="t">
         <v:imagedata r:id="rId1" o:title="107161_circle_github_icon"/>
       </v:shape>
     </w:pict>
   </w:numPicBullet>
   <w:numPicBullet w:numPicBulletId="1">
     <w:pict>
-      <v:shape id="_x0000_i1321" type="#_x0000_t75" style="width:169pt;height:169pt;visibility:visible;mso-wrap-style:square" o:bullet="t">
+      <v:shape id="_x0000_i1231" type="#_x0000_t75" style="width:169pt;height:169pt;visibility:visible;mso-wrap-style:square" o:bullet="t">
         <v:imagedata r:id="rId2" o:title="941C13C7"/>
       </v:shape>
     </w:pict>
   </w:numPicBullet>
   <w:numPicBullet w:numPicBulletId="2">
     <w:pict>
-      <v:shape id="_x0000_i1322" type="#_x0000_t75" style="width:29pt;height:16.5pt;visibility:visible;mso-wrap-style:square" o:bullet="t">
+      <v:shape id="_x0000_i1232" type="#_x0000_t75" style="width:29pt;height:16.5pt;visibility:visible;mso-wrap-style:square" o:bullet="t">
         <v:imagedata r:id="rId3" o:title="107161_circle_github_icon"/>
       </v:shape>
     </w:pict>
   </w:numPicBullet>
   <w:numPicBullet w:numPicBulletId="3">
     <w:pict>
-      <v:shape id="_x0000_i1323" type="#_x0000_t75" style="width:240pt;height:234pt;visibility:visible;mso-wrap-style:square" o:bullet="t">
+      <v:shape id="_x0000_i1233" type="#_x0000_t75" style="width:240pt;height:234pt;visibility:visible;mso-wrap-style:square" o:bullet="t">
         <v:imagedata r:id="rId4" o:title="Indian_Institute_of_Technology_Bombay_Logo"/>
       </v:shape>
     </w:pict>
   </w:numPicBullet>
   <w:numPicBullet w:numPicBulletId="4">
     <w:pict>
-      <v:shape id="_x0000_i1324" type="#_x0000_t75" style="width:22.5pt;height:16.5pt;visibility:visible;mso-wrap-style:square" o:bullet="t">
+      <v:shape id="_x0000_i1234" type="#_x0000_t75" style="width:22.5pt;height:16.5pt;visibility:visible;mso-wrap-style:square" o:bullet="t">
         <v:imagedata r:id="rId5" o:title="Indian_Institute_of_Technology_Bombay_Logo"/>
       </v:shape>
     </w:pict>
   </w:numPicBullet>
   <w:numPicBullet w:numPicBulletId="5">
     <w:pict>
-      <v:shape id="_x0000_i1325" type="#_x0000_t75" style="width:76.5pt;height:76.5pt;visibility:visible;mso-wrap-style:square" o:bullet="t">
+      <v:shape id="_x0000_i1235" type="#_x0000_t75" style="width:76.5pt;height:76.5pt;visibility:visible;mso-wrap-style:square" o:bullet="t">
         <v:imagedata r:id="rId6" o:title=""/>
       </v:shape>
     </w:pict>

--- a/Resume_latest - Copy.docx
+++ b/Resume_latest - Copy.docx
@@ -211,25 +211,7 @@
             <w:color w:val="000000" w:themeColor="text1"/>
             <w:u w:val="none"/>
           </w:rPr>
-          <w:t>ub.com/</w:t>
-        </w:r>
-        <w:proofErr w:type="spellStart"/>
-        <w:r>
-          <w:rPr>
-            <w:rStyle w:val="Hyperlink"/>
-            <w:color w:val="000000" w:themeColor="text1"/>
-            <w:u w:val="none"/>
-          </w:rPr>
-          <w:t>PrathameshBhagat</w:t>
-        </w:r>
-        <w:proofErr w:type="spellEnd"/>
-        <w:r>
-          <w:rPr>
-            <w:rStyle w:val="Hyperlink"/>
-            <w:color w:val="000000" w:themeColor="text1"/>
-            <w:u w:val="none"/>
-          </w:rPr>
-          <w:t xml:space="preserve"> </w:t>
+          <w:t xml:space="preserve">ub.com/PrathameshBhagat </w:t>
         </w:r>
       </w:hyperlink>
     </w:p>
@@ -668,20 +650,8 @@
             <w:u w:val="none"/>
             <w:shd w:val="clear" w:color="auto" w:fill="FFFFFF"/>
           </w:rPr>
-          <w:t>n.com/in/</w:t>
+          <w:t>n.com/in/prathameshvivekbhagat</w:t>
         </w:r>
-        <w:proofErr w:type="spellStart"/>
-        <w:r>
-          <w:rPr>
-            <w:rStyle w:val="Hyperlink"/>
-            <w:bCs/>
-            <w:color w:val="000000" w:themeColor="text1"/>
-            <w:u w:val="none"/>
-            <w:shd w:val="clear" w:color="auto" w:fill="FFFFFF"/>
-          </w:rPr>
-          <w:t>prathameshvivekbhagat</w:t>
-        </w:r>
-        <w:proofErr w:type="spellEnd"/>
       </w:hyperlink>
       <w:r>
         <w:rPr>
@@ -991,19 +961,8 @@
             <w:color w:val="000000" w:themeColor="text1"/>
             <w:u w:val="none"/>
           </w:rPr>
-          <w:t xml:space="preserve">Lal Bahadur Shastri Jr. College, </w:t>
+          <w:t>Lal Bahadur Shastri Jr. College, Bhandara</w:t>
         </w:r>
-        <w:proofErr w:type="spellStart"/>
-        <w:r>
-          <w:rPr>
-            <w:rStyle w:val="Hyperlink"/>
-            <w:bCs/>
-            <w:color w:val="000000" w:themeColor="text1"/>
-            <w:u w:val="none"/>
-          </w:rPr>
-          <w:t>Bhandara</w:t>
-        </w:r>
-        <w:proofErr w:type="spellEnd"/>
       </w:hyperlink>
       <w:r>
         <w:rPr>
@@ -1586,18 +1545,6 @@
         <w:rPr>
           <w:szCs w:val="20"/>
         </w:rPr>
-        <w:t xml:space="preserve"> tracking </w:t>
-      </w:r>
-      <w:r>
-        <w:rPr>
-          <w:szCs w:val="20"/>
-        </w:rPr>
-        <w:t>features</w:t>
-      </w:r>
-      <w:r>
-        <w:rPr>
-          <w:szCs w:val="20"/>
-        </w:rPr>
         <w:t xml:space="preserve"> </w:t>
       </w:r>
       <w:r>
@@ -1692,7 +1639,19 @@
         <w:rPr>
           <w:szCs w:val="20"/>
         </w:rPr>
-        <w:t>medicine tracking feature</w:t>
+        <w:t>medicine</w:t>
+      </w:r>
+      <w:r>
+        <w:rPr>
+          <w:szCs w:val="20"/>
+        </w:rPr>
+        <w:t xml:space="preserve"> intake</w:t>
+      </w:r>
+      <w:r>
+        <w:rPr>
+          <w:szCs w:val="20"/>
+        </w:rPr>
+        <w:t xml:space="preserve"> tracking feature</w:t>
       </w:r>
       <w:r>
         <w:rPr>
@@ -2056,19 +2015,11 @@
           <w:szCs w:val="20"/>
         </w:rPr>
       </w:pPr>
-      <w:proofErr w:type="spellStart"/>
-      <w:r>
-        <w:rPr>
-          <w:szCs w:val="20"/>
-        </w:rPr>
-        <w:t>Dockerized</w:t>
-      </w:r>
-      <w:proofErr w:type="spellEnd"/>
-      <w:r>
-        <w:rPr>
-          <w:szCs w:val="20"/>
-        </w:rPr>
-        <w:t xml:space="preserve"> </w:t>
+      <w:r>
+        <w:rPr>
+          <w:szCs w:val="20"/>
+        </w:rPr>
+        <w:t xml:space="preserve">Dockerized </w:t>
       </w:r>
       <w:r>
         <w:rPr>
@@ -2198,7 +2149,6 @@
         <w:t xml:space="preserve"> | </w:t>
       </w:r>
       <w:hyperlink r:id="rId27" w:history="1">
-        <w:proofErr w:type="spellStart"/>
         <w:r>
           <w:rPr>
             <w:rStyle w:val="Hyperlink"/>
@@ -2207,7 +2157,6 @@
           </w:rPr>
           <w:t>Hazirs</w:t>
         </w:r>
-        <w:proofErr w:type="spellEnd"/>
         <w:r>
           <w:rPr>
             <w:rStyle w:val="Hyperlink"/>
@@ -2275,13 +2224,8 @@
       <w:r>
         <w:t>(</w:t>
       </w:r>
-      <w:proofErr w:type="spellStart"/>
-      <w:r>
-        <w:t>Hazirs</w:t>
-      </w:r>
-      <w:proofErr w:type="spellEnd"/>
-      <w:r>
-        <w:t xml:space="preserve"> is an early-stage start</w:t>
+      <w:r>
+        <w:t>Hazirs is an early-stage start</w:t>
       </w:r>
       <w:r>
         <w:t>-</w:t>
@@ -2352,14 +2296,12 @@
         </w:rPr>
         <w:t xml:space="preserve"> </w:t>
       </w:r>
-      <w:proofErr w:type="spellStart"/>
       <w:r>
         <w:rPr>
           <w:szCs w:val="20"/>
         </w:rPr>
         <w:t>Hazirs</w:t>
       </w:r>
-      <w:proofErr w:type="spellEnd"/>
       <w:r>
         <w:rPr>
           <w:szCs w:val="20"/>
@@ -2967,73 +2909,49 @@
           <w:i/>
           <w:iCs/>
         </w:rPr>
-        <w:t>if-else,</w:t>
-      </w:r>
-      <w:r>
-        <w:rPr>
-          <w:b/>
-          <w:bCs/>
+        <w:t>loop</w:t>
+      </w:r>
+      <w:r>
+        <w:rPr>
           <w:i/>
           <w:iCs/>
         </w:rPr>
-        <w:t xml:space="preserve"> </w:t>
+        <w:t>s</w:t>
       </w:r>
       <w:r>
         <w:rPr>
           <w:i/>
           <w:iCs/>
         </w:rPr>
-        <w:t>switch</w:t>
-      </w:r>
-      <w:r>
-        <w:rPr>
-          <w:b/>
-          <w:bCs/>
+        <w:t xml:space="preserve">, conditionals, </w:t>
+      </w:r>
+      <w:r>
+        <w:rPr>
           <w:i/>
           <w:iCs/>
         </w:rPr>
-        <w:t xml:space="preserve"> </w:t>
+        <w:t>operators</w:t>
       </w:r>
       <w:r>
         <w:rPr>
           <w:i/>
           <w:iCs/>
         </w:rPr>
-        <w:t>statements</w:t>
-      </w:r>
-      <w:r>
         <w:t xml:space="preserve">, </w:t>
-      </w:r>
-      <w:r>
-        <w:t xml:space="preserve">and </w:t>
       </w:r>
       <w:r>
         <w:rPr>
           <w:i/>
           <w:iCs/>
         </w:rPr>
-        <w:t>for</w:t>
+        <w:t xml:space="preserve">datatypes, </w:t>
       </w:r>
       <w:r>
         <w:rPr>
           <w:i/>
           <w:iCs/>
         </w:rPr>
-        <w:t>, while</w:t>
-      </w:r>
-      <w:r>
-        <w:rPr>
-          <w:i/>
-          <w:iCs/>
-        </w:rPr>
-        <w:t xml:space="preserve"> loop</w:t>
-      </w:r>
-      <w:r>
-        <w:rPr>
-          <w:i/>
-          <w:iCs/>
-        </w:rPr>
-        <w:t>s</w:t>
+        <w:t>etc</w:t>
       </w:r>
       <w:r>
         <w:t>.</w:t>
@@ -3543,7 +3461,6 @@
       <w:r>
         <w:t xml:space="preserve"> </w:t>
       </w:r>
-      <w:proofErr w:type="spellStart"/>
       <w:r>
         <w:rPr>
           <w:b/>
@@ -3551,7 +3468,6 @@
         </w:rPr>
         <w:t>Zerodha’s</w:t>
       </w:r>
-      <w:proofErr w:type="spellEnd"/>
       <w:r>
         <w:t xml:space="preserve"> </w:t>
       </w:r>
@@ -5243,42 +5159,42 @@
         <v:path o:extrusionok="f" gradientshapeok="t" o:connecttype="rect"/>
         <o:lock v:ext="edit" aspectratio="t"/>
       </v:shapetype>
-      <v:shape id="_x0000_i1230" type="#_x0000_t75" style="width:513pt;height:513pt;rotation:180;flip:x y;visibility:visible;mso-wrap-style:square" o:bullet="t">
+      <v:shape id="_x0000_i1548" type="#_x0000_t75" style="width:513pt;height:513pt;rotation:180;flip:x y;visibility:visible;mso-wrap-style:square" o:bullet="t">
         <v:imagedata r:id="rId1" o:title="107161_circle_github_icon"/>
       </v:shape>
     </w:pict>
   </w:numPicBullet>
   <w:numPicBullet w:numPicBulletId="1">
     <w:pict>
-      <v:shape id="_x0000_i1231" type="#_x0000_t75" style="width:169pt;height:169pt;visibility:visible;mso-wrap-style:square" o:bullet="t">
+      <v:shape id="_x0000_i1549" type="#_x0000_t75" style="width:169pt;height:169pt;visibility:visible;mso-wrap-style:square" o:bullet="t">
         <v:imagedata r:id="rId2" o:title="941C13C7"/>
       </v:shape>
     </w:pict>
   </w:numPicBullet>
   <w:numPicBullet w:numPicBulletId="2">
     <w:pict>
-      <v:shape id="_x0000_i1232" type="#_x0000_t75" style="width:29pt;height:16.5pt;visibility:visible;mso-wrap-style:square" o:bullet="t">
+      <v:shape id="_x0000_i1550" type="#_x0000_t75" style="width:29pt;height:16.5pt;visibility:visible;mso-wrap-style:square" o:bullet="t">
         <v:imagedata r:id="rId3" o:title="107161_circle_github_icon"/>
       </v:shape>
     </w:pict>
   </w:numPicBullet>
   <w:numPicBullet w:numPicBulletId="3">
     <w:pict>
-      <v:shape id="_x0000_i1233" type="#_x0000_t75" style="width:240pt;height:234pt;visibility:visible;mso-wrap-style:square" o:bullet="t">
+      <v:shape id="_x0000_i1551" type="#_x0000_t75" style="width:240pt;height:234pt;visibility:visible;mso-wrap-style:square" o:bullet="t">
         <v:imagedata r:id="rId4" o:title="Indian_Institute_of_Technology_Bombay_Logo"/>
       </v:shape>
     </w:pict>
   </w:numPicBullet>
   <w:numPicBullet w:numPicBulletId="4">
     <w:pict>
-      <v:shape id="_x0000_i1234" type="#_x0000_t75" style="width:22.5pt;height:16.5pt;visibility:visible;mso-wrap-style:square" o:bullet="t">
+      <v:shape id="_x0000_i1552" type="#_x0000_t75" style="width:22.5pt;height:16.5pt;visibility:visible;mso-wrap-style:square" o:bullet="t">
         <v:imagedata r:id="rId5" o:title="Indian_Institute_of_Technology_Bombay_Logo"/>
       </v:shape>
     </w:pict>
   </w:numPicBullet>
   <w:numPicBullet w:numPicBulletId="5">
     <w:pict>
-      <v:shape id="_x0000_i1235" type="#_x0000_t75" style="width:76.5pt;height:76.5pt;visibility:visible;mso-wrap-style:square" o:bullet="t">
+      <v:shape id="_x0000_i1553" type="#_x0000_t75" style="width:76.5pt;height:76.5pt;visibility:visible;mso-wrap-style:square" o:bullet="t">
         <v:imagedata r:id="rId6" o:title=""/>
       </v:shape>
     </w:pict>

--- a/Resume_latest - Copy.docx
+++ b/Resume_latest - Copy.docx
@@ -1591,7 +1591,7 @@
           <w:bCs/>
           <w:szCs w:val="20"/>
         </w:rPr>
-        <w:t xml:space="preserve">, </w:t>
+        <w:t xml:space="preserve"> </w:t>
       </w:r>
       <w:r>
         <w:rPr>
@@ -5159,42 +5159,42 @@
         <v:path o:extrusionok="f" gradientshapeok="t" o:connecttype="rect"/>
         <o:lock v:ext="edit" aspectratio="t"/>
       </v:shapetype>
-      <v:shape id="_x0000_i1548" type="#_x0000_t75" style="width:513pt;height:513pt;rotation:180;flip:x y;visibility:visible;mso-wrap-style:square" o:bullet="t">
+      <v:shape id="_x0000_i1224" type="#_x0000_t75" style="width:513pt;height:513pt;rotation:180;flip:x y;visibility:visible;mso-wrap-style:square" o:bullet="t">
         <v:imagedata r:id="rId1" o:title="107161_circle_github_icon"/>
       </v:shape>
     </w:pict>
   </w:numPicBullet>
   <w:numPicBullet w:numPicBulletId="1">
     <w:pict>
-      <v:shape id="_x0000_i1549" type="#_x0000_t75" style="width:169pt;height:169pt;visibility:visible;mso-wrap-style:square" o:bullet="t">
+      <v:shape id="_x0000_i1225" type="#_x0000_t75" style="width:169pt;height:169pt;visibility:visible;mso-wrap-style:square" o:bullet="t">
         <v:imagedata r:id="rId2" o:title="941C13C7"/>
       </v:shape>
     </w:pict>
   </w:numPicBullet>
   <w:numPicBullet w:numPicBulletId="2">
     <w:pict>
-      <v:shape id="_x0000_i1550" type="#_x0000_t75" style="width:29pt;height:16.5pt;visibility:visible;mso-wrap-style:square" o:bullet="t">
+      <v:shape id="_x0000_i1226" type="#_x0000_t75" style="width:29pt;height:16.5pt;visibility:visible;mso-wrap-style:square" o:bullet="t">
         <v:imagedata r:id="rId3" o:title="107161_circle_github_icon"/>
       </v:shape>
     </w:pict>
   </w:numPicBullet>
   <w:numPicBullet w:numPicBulletId="3">
     <w:pict>
-      <v:shape id="_x0000_i1551" type="#_x0000_t75" style="width:240pt;height:234pt;visibility:visible;mso-wrap-style:square" o:bullet="t">
+      <v:shape id="_x0000_i1227" type="#_x0000_t75" style="width:240pt;height:234pt;visibility:visible;mso-wrap-style:square" o:bullet="t">
         <v:imagedata r:id="rId4" o:title="Indian_Institute_of_Technology_Bombay_Logo"/>
       </v:shape>
     </w:pict>
   </w:numPicBullet>
   <w:numPicBullet w:numPicBulletId="4">
     <w:pict>
-      <v:shape id="_x0000_i1552" type="#_x0000_t75" style="width:22.5pt;height:16.5pt;visibility:visible;mso-wrap-style:square" o:bullet="t">
+      <v:shape id="_x0000_i1228" type="#_x0000_t75" style="width:22.5pt;height:16.5pt;visibility:visible;mso-wrap-style:square" o:bullet="t">
         <v:imagedata r:id="rId5" o:title="Indian_Institute_of_Technology_Bombay_Logo"/>
       </v:shape>
     </w:pict>
   </w:numPicBullet>
   <w:numPicBullet w:numPicBulletId="5">
     <w:pict>
-      <v:shape id="_x0000_i1553" type="#_x0000_t75" style="width:76.5pt;height:76.5pt;visibility:visible;mso-wrap-style:square" o:bullet="t">
+      <v:shape id="_x0000_i1229" type="#_x0000_t75" style="width:76.5pt;height:76.5pt;visibility:visible;mso-wrap-style:square" o:bullet="t">
         <v:imagedata r:id="rId6" o:title=""/>
       </v:shape>
     </w:pict>

--- a/Resume_latest - Copy.docx
+++ b/Resume_latest - Copy.docx
@@ -2866,7 +2866,13 @@
         <w:t>E</w:t>
       </w:r>
       <w:r>
-        <w:t xml:space="preserve">nglish speaking population </w:t>
+        <w:t>nglish</w:t>
+      </w:r>
+      <w:r>
+        <w:t>-</w:t>
+      </w:r>
+      <w:r>
+        <w:t xml:space="preserve">speaking population </w:t>
       </w:r>
       <w:r>
         <w:t xml:space="preserve">to </w:t>
@@ -5159,42 +5165,42 @@
         <v:path o:extrusionok="f" gradientshapeok="t" o:connecttype="rect"/>
         <o:lock v:ext="edit" aspectratio="t"/>
       </v:shapetype>
-      <v:shape id="_x0000_i1224" type="#_x0000_t75" style="width:513pt;height:513pt;rotation:180;flip:x y;visibility:visible;mso-wrap-style:square" o:bullet="t">
+      <v:shape id="_x0000_i1320" type="#_x0000_t75" style="width:513pt;height:513pt;rotation:180;flip:x y;visibility:visible;mso-wrap-style:square" o:bullet="t">
         <v:imagedata r:id="rId1" o:title="107161_circle_github_icon"/>
       </v:shape>
     </w:pict>
   </w:numPicBullet>
   <w:numPicBullet w:numPicBulletId="1">
     <w:pict>
-      <v:shape id="_x0000_i1225" type="#_x0000_t75" style="width:169pt;height:169pt;visibility:visible;mso-wrap-style:square" o:bullet="t">
+      <v:shape id="_x0000_i1321" type="#_x0000_t75" style="width:169pt;height:169pt;visibility:visible;mso-wrap-style:square" o:bullet="t">
         <v:imagedata r:id="rId2" o:title="941C13C7"/>
       </v:shape>
     </w:pict>
   </w:numPicBullet>
   <w:numPicBullet w:numPicBulletId="2">
     <w:pict>
-      <v:shape id="_x0000_i1226" type="#_x0000_t75" style="width:29pt;height:16.5pt;visibility:visible;mso-wrap-style:square" o:bullet="t">
+      <v:shape id="_x0000_i1322" type="#_x0000_t75" style="width:29pt;height:16.5pt;visibility:visible;mso-wrap-style:square" o:bullet="t">
         <v:imagedata r:id="rId3" o:title="107161_circle_github_icon"/>
       </v:shape>
     </w:pict>
   </w:numPicBullet>
   <w:numPicBullet w:numPicBulletId="3">
     <w:pict>
-      <v:shape id="_x0000_i1227" type="#_x0000_t75" style="width:240pt;height:234pt;visibility:visible;mso-wrap-style:square" o:bullet="t">
+      <v:shape id="_x0000_i1323" type="#_x0000_t75" style="width:240pt;height:234pt;visibility:visible;mso-wrap-style:square" o:bullet="t">
         <v:imagedata r:id="rId4" o:title="Indian_Institute_of_Technology_Bombay_Logo"/>
       </v:shape>
     </w:pict>
   </w:numPicBullet>
   <w:numPicBullet w:numPicBulletId="4">
     <w:pict>
-      <v:shape id="_x0000_i1228" type="#_x0000_t75" style="width:22.5pt;height:16.5pt;visibility:visible;mso-wrap-style:square" o:bullet="t">
+      <v:shape id="_x0000_i1324" type="#_x0000_t75" style="width:22.5pt;height:16.5pt;visibility:visible;mso-wrap-style:square" o:bullet="t">
         <v:imagedata r:id="rId5" o:title="Indian_Institute_of_Technology_Bombay_Logo"/>
       </v:shape>
     </w:pict>
   </w:numPicBullet>
   <w:numPicBullet w:numPicBulletId="5">
     <w:pict>
-      <v:shape id="_x0000_i1229" type="#_x0000_t75" style="width:76.5pt;height:76.5pt;visibility:visible;mso-wrap-style:square" o:bullet="t">
+      <v:shape id="_x0000_i1325" type="#_x0000_t75" style="width:76.5pt;height:76.5pt;visibility:visible;mso-wrap-style:square" o:bullet="t">
         <v:imagedata r:id="rId6" o:title=""/>
       </v:shape>
     </w:pict>

--- a/Resume_latest - Copy.docx
+++ b/Resume_latest - Copy.docx
@@ -39,21 +39,12 @@
       </w:r>
       <w:r>
         <w:rPr>
+          <w:rStyle w:val="Hyperlink"/>
+          <w:bCs/>
           <w:color w:val="000000" w:themeColor="text1"/>
-          <w:sz w:val="28"/>
-          <w:szCs w:val="28"/>
-        </w:rPr>
-        <w:t>|</w:t>
-      </w:r>
-      <w:r>
-        <w:rPr>
-          <w:b/>
-          <w:bCs/>
-          <w:color w:val="000000" w:themeColor="text1"/>
-          <w:sz w:val="28"/>
-          <w:szCs w:val="28"/>
-        </w:rPr>
-        <w:t xml:space="preserve"> </w:t>
+          <w:u w:val="none"/>
+        </w:rPr>
+        <w:t xml:space="preserve">| </w:t>
       </w:r>
       <w:r>
         <w:rPr>
@@ -211,7 +202,25 @@
             <w:color w:val="000000" w:themeColor="text1"/>
             <w:u w:val="none"/>
           </w:rPr>
-          <w:t xml:space="preserve">ub.com/PrathameshBhagat </w:t>
+          <w:t>ub.com/</w:t>
+        </w:r>
+        <w:proofErr w:type="spellStart"/>
+        <w:r>
+          <w:rPr>
+            <w:rStyle w:val="Hyperlink"/>
+            <w:color w:val="000000" w:themeColor="text1"/>
+            <w:u w:val="none"/>
+          </w:rPr>
+          <w:t>PrathameshBhagat</w:t>
+        </w:r>
+        <w:proofErr w:type="spellEnd"/>
+        <w:r>
+          <w:rPr>
+            <w:rStyle w:val="Hyperlink"/>
+            <w:color w:val="000000" w:themeColor="text1"/>
+            <w:u w:val="none"/>
+          </w:rPr>
+          <w:t xml:space="preserve"> </w:t>
         </w:r>
       </w:hyperlink>
     </w:p>
@@ -650,8 +659,20 @@
             <w:u w:val="none"/>
             <w:shd w:val="clear" w:color="auto" w:fill="FFFFFF"/>
           </w:rPr>
-          <w:t>n.com/in/prathameshvivekbhagat</w:t>
+          <w:t>n.com/in/</w:t>
         </w:r>
+        <w:proofErr w:type="spellStart"/>
+        <w:r>
+          <w:rPr>
+            <w:rStyle w:val="Hyperlink"/>
+            <w:bCs/>
+            <w:color w:val="000000" w:themeColor="text1"/>
+            <w:u w:val="none"/>
+            <w:shd w:val="clear" w:color="auto" w:fill="FFFFFF"/>
+          </w:rPr>
+          <w:t>prathameshvivekbhagat</w:t>
+        </w:r>
+        <w:proofErr w:type="spellEnd"/>
       </w:hyperlink>
       <w:r>
         <w:rPr>
@@ -961,8 +982,19 @@
             <w:color w:val="000000" w:themeColor="text1"/>
             <w:u w:val="none"/>
           </w:rPr>
-          <w:t>Lal Bahadur Shastri Jr. College, Bhandara</w:t>
+          <w:t xml:space="preserve">Lal Bahadur Shastri Jr. College, </w:t>
         </w:r>
+        <w:proofErr w:type="spellStart"/>
+        <w:r>
+          <w:rPr>
+            <w:rStyle w:val="Hyperlink"/>
+            <w:bCs/>
+            <w:color w:val="000000" w:themeColor="text1"/>
+            <w:u w:val="none"/>
+          </w:rPr>
+          <w:t>Bhandara</w:t>
+        </w:r>
+        <w:proofErr w:type="spellEnd"/>
       </w:hyperlink>
       <w:r>
         <w:rPr>
@@ -2015,11 +2047,19 @@
           <w:szCs w:val="20"/>
         </w:rPr>
       </w:pPr>
-      <w:r>
-        <w:rPr>
-          <w:szCs w:val="20"/>
-        </w:rPr>
-        <w:t xml:space="preserve">Dockerized </w:t>
+      <w:proofErr w:type="spellStart"/>
+      <w:r>
+        <w:rPr>
+          <w:szCs w:val="20"/>
+        </w:rPr>
+        <w:t>Dockerized</w:t>
+      </w:r>
+      <w:proofErr w:type="spellEnd"/>
+      <w:r>
+        <w:rPr>
+          <w:szCs w:val="20"/>
+        </w:rPr>
+        <w:t xml:space="preserve"> </w:t>
       </w:r>
       <w:r>
         <w:rPr>
@@ -2149,6 +2189,7 @@
         <w:t xml:space="preserve"> | </w:t>
       </w:r>
       <w:hyperlink r:id="rId27" w:history="1">
+        <w:proofErr w:type="spellStart"/>
         <w:r>
           <w:rPr>
             <w:rStyle w:val="Hyperlink"/>
@@ -2157,6 +2198,7 @@
           </w:rPr>
           <w:t>Hazirs</w:t>
         </w:r>
+        <w:proofErr w:type="spellEnd"/>
         <w:r>
           <w:rPr>
             <w:rStyle w:val="Hyperlink"/>
@@ -2224,8 +2266,13 @@
       <w:r>
         <w:t>(</w:t>
       </w:r>
-      <w:r>
-        <w:t>Hazirs is an early-stage start</w:t>
+      <w:proofErr w:type="spellStart"/>
+      <w:r>
+        <w:t>Hazirs</w:t>
+      </w:r>
+      <w:proofErr w:type="spellEnd"/>
+      <w:r>
+        <w:t xml:space="preserve"> is an early-stage start</w:t>
       </w:r>
       <w:r>
         <w:t>-</w:t>
@@ -2296,12 +2343,14 @@
         </w:rPr>
         <w:t xml:space="preserve"> </w:t>
       </w:r>
+      <w:proofErr w:type="spellStart"/>
       <w:r>
         <w:rPr>
           <w:szCs w:val="20"/>
         </w:rPr>
         <w:t>Hazirs</w:t>
       </w:r>
+      <w:proofErr w:type="spellEnd"/>
       <w:r>
         <w:rPr>
           <w:szCs w:val="20"/>
@@ -3467,6 +3516,7 @@
       <w:r>
         <w:t xml:space="preserve"> </w:t>
       </w:r>
+      <w:proofErr w:type="spellStart"/>
       <w:r>
         <w:rPr>
           <w:b/>
@@ -3474,6 +3524,7 @@
         </w:rPr>
         <w:t>Zerodha’s</w:t>
       </w:r>
+      <w:proofErr w:type="spellEnd"/>
       <w:r>
         <w:t xml:space="preserve"> </w:t>
       </w:r>
@@ -5165,42 +5216,42 @@
         <v:path o:extrusionok="f" gradientshapeok="t" o:connecttype="rect"/>
         <o:lock v:ext="edit" aspectratio="t"/>
       </v:shapetype>
-      <v:shape id="_x0000_i1320" type="#_x0000_t75" style="width:513pt;height:513pt;rotation:180;flip:x y;visibility:visible;mso-wrap-style:square" o:bullet="t">
+      <v:shape id="_x0000_i1230" type="#_x0000_t75" style="width:513pt;height:513pt;rotation:180;flip:x y;visibility:visible;mso-wrap-style:square" o:bullet="t">
         <v:imagedata r:id="rId1" o:title="107161_circle_github_icon"/>
       </v:shape>
     </w:pict>
   </w:numPicBullet>
   <w:numPicBullet w:numPicBulletId="1">
     <w:pict>
-      <v:shape id="_x0000_i1321" type="#_x0000_t75" style="width:169pt;height:169pt;visibility:visible;mso-wrap-style:square" o:bullet="t">
+      <v:shape id="_x0000_i1231" type="#_x0000_t75" style="width:169pt;height:169pt;visibility:visible;mso-wrap-style:square" o:bullet="t">
         <v:imagedata r:id="rId2" o:title="941C13C7"/>
       </v:shape>
     </w:pict>
   </w:numPicBullet>
   <w:numPicBullet w:numPicBulletId="2">
     <w:pict>
-      <v:shape id="_x0000_i1322" type="#_x0000_t75" style="width:29pt;height:16.5pt;visibility:visible;mso-wrap-style:square" o:bullet="t">
+      <v:shape id="_x0000_i1232" type="#_x0000_t75" style="width:29pt;height:16.5pt;visibility:visible;mso-wrap-style:square" o:bullet="t">
         <v:imagedata r:id="rId3" o:title="107161_circle_github_icon"/>
       </v:shape>
     </w:pict>
   </w:numPicBullet>
   <w:numPicBullet w:numPicBulletId="3">
     <w:pict>
-      <v:shape id="_x0000_i1323" type="#_x0000_t75" style="width:240pt;height:234pt;visibility:visible;mso-wrap-style:square" o:bullet="t">
+      <v:shape id="_x0000_i1233" type="#_x0000_t75" style="width:240pt;height:234pt;visibility:visible;mso-wrap-style:square" o:bullet="t">
         <v:imagedata r:id="rId4" o:title="Indian_Institute_of_Technology_Bombay_Logo"/>
       </v:shape>
     </w:pict>
   </w:numPicBullet>
   <w:numPicBullet w:numPicBulletId="4">
     <w:pict>
-      <v:shape id="_x0000_i1324" type="#_x0000_t75" style="width:22.5pt;height:16.5pt;visibility:visible;mso-wrap-style:square" o:bullet="t">
+      <v:shape id="_x0000_i1234" type="#_x0000_t75" style="width:22.5pt;height:16.5pt;visibility:visible;mso-wrap-style:square" o:bullet="t">
         <v:imagedata r:id="rId5" o:title="Indian_Institute_of_Technology_Bombay_Logo"/>
       </v:shape>
     </w:pict>
   </w:numPicBullet>
   <w:numPicBullet w:numPicBulletId="5">
     <w:pict>
-      <v:shape id="_x0000_i1325" type="#_x0000_t75" style="width:76.5pt;height:76.5pt;visibility:visible;mso-wrap-style:square" o:bullet="t">
+      <v:shape id="_x0000_i1235" type="#_x0000_t75" style="width:76.5pt;height:76.5pt;visibility:visible;mso-wrap-style:square" o:bullet="t">
         <v:imagedata r:id="rId6" o:title=""/>
       </v:shape>
     </w:pict>

--- a/Resume_latest - Copy.docx
+++ b/Resume_latest - Copy.docx
@@ -202,25 +202,7 @@
             <w:color w:val="000000" w:themeColor="text1"/>
             <w:u w:val="none"/>
           </w:rPr>
-          <w:t>ub.com/</w:t>
-        </w:r>
-        <w:proofErr w:type="spellStart"/>
-        <w:r>
-          <w:rPr>
-            <w:rStyle w:val="Hyperlink"/>
-            <w:color w:val="000000" w:themeColor="text1"/>
-            <w:u w:val="none"/>
-          </w:rPr>
-          <w:t>PrathameshBhagat</w:t>
-        </w:r>
-        <w:proofErr w:type="spellEnd"/>
-        <w:r>
-          <w:rPr>
-            <w:rStyle w:val="Hyperlink"/>
-            <w:color w:val="000000" w:themeColor="text1"/>
-            <w:u w:val="none"/>
-          </w:rPr>
-          <w:t xml:space="preserve"> </w:t>
+          <w:t xml:space="preserve">ub.com/PrathameshBhagat </w:t>
         </w:r>
       </w:hyperlink>
     </w:p>
@@ -659,20 +641,8 @@
             <w:u w:val="none"/>
             <w:shd w:val="clear" w:color="auto" w:fill="FFFFFF"/>
           </w:rPr>
-          <w:t>n.com/in/</w:t>
+          <w:t>n.com/in/prathameshvivekbhagat</w:t>
         </w:r>
-        <w:proofErr w:type="spellStart"/>
-        <w:r>
-          <w:rPr>
-            <w:rStyle w:val="Hyperlink"/>
-            <w:bCs/>
-            <w:color w:val="000000" w:themeColor="text1"/>
-            <w:u w:val="none"/>
-            <w:shd w:val="clear" w:color="auto" w:fill="FFFFFF"/>
-          </w:rPr>
-          <w:t>prathameshvivekbhagat</w:t>
-        </w:r>
-        <w:proofErr w:type="spellEnd"/>
       </w:hyperlink>
       <w:r>
         <w:rPr>
@@ -982,19 +952,8 @@
             <w:color w:val="000000" w:themeColor="text1"/>
             <w:u w:val="none"/>
           </w:rPr>
-          <w:t xml:space="preserve">Lal Bahadur Shastri Jr. College, </w:t>
+          <w:t>Lal Bahadur Shastri Jr. College, Bhandara</w:t>
         </w:r>
-        <w:proofErr w:type="spellStart"/>
-        <w:r>
-          <w:rPr>
-            <w:rStyle w:val="Hyperlink"/>
-            <w:bCs/>
-            <w:color w:val="000000" w:themeColor="text1"/>
-            <w:u w:val="none"/>
-          </w:rPr>
-          <w:t>Bhandara</w:t>
-        </w:r>
-        <w:proofErr w:type="spellEnd"/>
       </w:hyperlink>
       <w:r>
         <w:rPr>
@@ -1565,13 +1524,13 @@
         <w:rPr>
           <w:szCs w:val="20"/>
         </w:rPr>
-        <w:t xml:space="preserve">and </w:t>
-      </w:r>
-      <w:r>
-        <w:rPr>
-          <w:szCs w:val="20"/>
-        </w:rPr>
         <w:t>medicine intake</w:t>
+      </w:r>
+      <w:r>
+        <w:rPr>
+          <w:szCs w:val="20"/>
+        </w:rPr>
+        <w:t>,</w:t>
       </w:r>
       <w:r>
         <w:rPr>
@@ -1827,6 +1786,9 @@
     </w:p>
     <w:p>
       <w:pPr>
+        <w:tabs>
+          <w:tab w:val="center" w:pos="5449"/>
+        </w:tabs>
         <w:spacing w:line="240" w:lineRule="auto"/>
         <w:ind w:right="0" w:firstLine="350"/>
         <w:jc w:val="both"/>
@@ -1929,6 +1891,14 @@
           <w:t>]</w:t>
         </w:r>
       </w:hyperlink>
+      <w:r>
+        <w:rPr>
+          <w:rStyle w:val="Hyperlink"/>
+          <w:color w:val="000000" w:themeColor="text1"/>
+          <w:u w:val="none"/>
+        </w:rPr>
+        <w:tab/>
+      </w:r>
     </w:p>
     <w:p>
       <w:pPr>
@@ -2047,19 +2017,11 @@
           <w:szCs w:val="20"/>
         </w:rPr>
       </w:pPr>
-      <w:proofErr w:type="spellStart"/>
-      <w:r>
-        <w:rPr>
-          <w:szCs w:val="20"/>
-        </w:rPr>
-        <w:t>Dockerized</w:t>
-      </w:r>
-      <w:proofErr w:type="spellEnd"/>
-      <w:r>
-        <w:rPr>
-          <w:szCs w:val="20"/>
-        </w:rPr>
-        <w:t xml:space="preserve"> </w:t>
+      <w:r>
+        <w:rPr>
+          <w:szCs w:val="20"/>
+        </w:rPr>
+        <w:t xml:space="preserve">Dockerized </w:t>
       </w:r>
       <w:r>
         <w:rPr>
@@ -2189,7 +2151,6 @@
         <w:t xml:space="preserve"> | </w:t>
       </w:r>
       <w:hyperlink r:id="rId27" w:history="1">
-        <w:proofErr w:type="spellStart"/>
         <w:r>
           <w:rPr>
             <w:rStyle w:val="Hyperlink"/>
@@ -2198,7 +2159,6 @@
           </w:rPr>
           <w:t>Hazirs</w:t>
         </w:r>
-        <w:proofErr w:type="spellEnd"/>
         <w:r>
           <w:rPr>
             <w:rStyle w:val="Hyperlink"/>
@@ -2266,13 +2226,8 @@
       <w:r>
         <w:t>(</w:t>
       </w:r>
-      <w:proofErr w:type="spellStart"/>
-      <w:r>
-        <w:t>Hazirs</w:t>
-      </w:r>
-      <w:proofErr w:type="spellEnd"/>
-      <w:r>
-        <w:t xml:space="preserve"> is an early-stage start</w:t>
+      <w:r>
+        <w:t>Hazirs is an early-stage start</w:t>
       </w:r>
       <w:r>
         <w:t>-</w:t>
@@ -2343,14 +2298,12 @@
         </w:rPr>
         <w:t xml:space="preserve"> </w:t>
       </w:r>
-      <w:proofErr w:type="spellStart"/>
       <w:r>
         <w:rPr>
           <w:szCs w:val="20"/>
         </w:rPr>
         <w:t>Hazirs</w:t>
       </w:r>
-      <w:proofErr w:type="spellEnd"/>
       <w:r>
         <w:rPr>
           <w:szCs w:val="20"/>
@@ -3516,7 +3469,6 @@
       <w:r>
         <w:t xml:space="preserve"> </w:t>
       </w:r>
-      <w:proofErr w:type="spellStart"/>
       <w:r>
         <w:rPr>
           <w:b/>
@@ -3524,7 +3476,6 @@
         </w:rPr>
         <w:t>Zerodha’s</w:t>
       </w:r>
-      <w:proofErr w:type="spellEnd"/>
       <w:r>
         <w:t xml:space="preserve"> </w:t>
       </w:r>
@@ -5216,42 +5167,42 @@
         <v:path o:extrusionok="f" gradientshapeok="t" o:connecttype="rect"/>
         <o:lock v:ext="edit" aspectratio="t"/>
       </v:shapetype>
-      <v:shape id="_x0000_i1230" type="#_x0000_t75" style="width:513pt;height:513pt;rotation:180;flip:x y;visibility:visible;mso-wrap-style:square" o:bullet="t">
+      <v:shape id="_x0000_i1386" type="#_x0000_t75" style="width:513pt;height:513pt;rotation:180;flip:x y;visibility:visible;mso-wrap-style:square" o:bullet="t">
         <v:imagedata r:id="rId1" o:title="107161_circle_github_icon"/>
       </v:shape>
     </w:pict>
   </w:numPicBullet>
   <w:numPicBullet w:numPicBulletId="1">
     <w:pict>
-      <v:shape id="_x0000_i1231" type="#_x0000_t75" style="width:169pt;height:169pt;visibility:visible;mso-wrap-style:square" o:bullet="t">
+      <v:shape id="_x0000_i1387" type="#_x0000_t75" style="width:169pt;height:169pt;visibility:visible;mso-wrap-style:square" o:bullet="t">
         <v:imagedata r:id="rId2" o:title="941C13C7"/>
       </v:shape>
     </w:pict>
   </w:numPicBullet>
   <w:numPicBullet w:numPicBulletId="2">
     <w:pict>
-      <v:shape id="_x0000_i1232" type="#_x0000_t75" style="width:29pt;height:16.5pt;visibility:visible;mso-wrap-style:square" o:bullet="t">
+      <v:shape id="_x0000_i1388" type="#_x0000_t75" style="width:29pt;height:16.5pt;visibility:visible;mso-wrap-style:square" o:bullet="t">
         <v:imagedata r:id="rId3" o:title="107161_circle_github_icon"/>
       </v:shape>
     </w:pict>
   </w:numPicBullet>
   <w:numPicBullet w:numPicBulletId="3">
     <w:pict>
-      <v:shape id="_x0000_i1233" type="#_x0000_t75" style="width:240pt;height:234pt;visibility:visible;mso-wrap-style:square" o:bullet="t">
+      <v:shape id="_x0000_i1389" type="#_x0000_t75" style="width:240pt;height:234pt;visibility:visible;mso-wrap-style:square" o:bullet="t">
         <v:imagedata r:id="rId4" o:title="Indian_Institute_of_Technology_Bombay_Logo"/>
       </v:shape>
     </w:pict>
   </w:numPicBullet>
   <w:numPicBullet w:numPicBulletId="4">
     <w:pict>
-      <v:shape id="_x0000_i1234" type="#_x0000_t75" style="width:22.5pt;height:16.5pt;visibility:visible;mso-wrap-style:square" o:bullet="t">
+      <v:shape id="_x0000_i1390" type="#_x0000_t75" style="width:22.5pt;height:16.5pt;visibility:visible;mso-wrap-style:square" o:bullet="t">
         <v:imagedata r:id="rId5" o:title="Indian_Institute_of_Technology_Bombay_Logo"/>
       </v:shape>
     </w:pict>
   </w:numPicBullet>
   <w:numPicBullet w:numPicBulletId="5">
     <w:pict>
-      <v:shape id="_x0000_i1235" type="#_x0000_t75" style="width:76.5pt;height:76.5pt;visibility:visible;mso-wrap-style:square" o:bullet="t">
+      <v:shape id="_x0000_i1391" type="#_x0000_t75" style="width:76.5pt;height:76.5pt;visibility:visible;mso-wrap-style:square" o:bullet="t">
         <v:imagedata r:id="rId6" o:title=""/>
       </v:shape>
     </w:pict>

--- a/Resume_latest - Copy.docx
+++ b/Resume_latest - Copy.docx
@@ -3042,7 +3042,25 @@
             <w:bCs/>
             <w:u w:val="none"/>
           </w:rPr>
-          <w:t xml:space="preserve">Stock trading </w:t>
+          <w:t>Stock trading</w:t>
+        </w:r>
+        <w:r>
+          <w:rPr>
+            <w:rStyle w:val="Hyperlink"/>
+            <w:b/>
+            <w:bCs/>
+            <w:u w:val="none"/>
+          </w:rPr>
+          <w:t xml:space="preserve"> applications</w:t>
+        </w:r>
+        <w:r>
+          <w:rPr>
+            <w:rStyle w:val="Hyperlink"/>
+            <w:b/>
+            <w:bCs/>
+            <w:u w:val="none"/>
+          </w:rPr>
+          <w:t xml:space="preserve"> </w:t>
         </w:r>
         <w:r>
           <w:rPr>
@@ -5167,42 +5185,42 @@
         <v:path o:extrusionok="f" gradientshapeok="t" o:connecttype="rect"/>
         <o:lock v:ext="edit" aspectratio="t"/>
       </v:shapetype>
-      <v:shape id="_x0000_i1386" type="#_x0000_t75" style="width:513pt;height:513pt;rotation:180;flip:x y;visibility:visible;mso-wrap-style:square" o:bullet="t">
+      <v:shape id="_x0000_i1224" type="#_x0000_t75" style="width:513pt;height:513pt;rotation:180;flip:x y;visibility:visible;mso-wrap-style:square" o:bullet="t">
         <v:imagedata r:id="rId1" o:title="107161_circle_github_icon"/>
       </v:shape>
     </w:pict>
   </w:numPicBullet>
   <w:numPicBullet w:numPicBulletId="1">
     <w:pict>
-      <v:shape id="_x0000_i1387" type="#_x0000_t75" style="width:169pt;height:169pt;visibility:visible;mso-wrap-style:square" o:bullet="t">
+      <v:shape id="_x0000_i1225" type="#_x0000_t75" style="width:169pt;height:169pt;visibility:visible;mso-wrap-style:square" o:bullet="t">
         <v:imagedata r:id="rId2" o:title="941C13C7"/>
       </v:shape>
     </w:pict>
   </w:numPicBullet>
   <w:numPicBullet w:numPicBulletId="2">
     <w:pict>
-      <v:shape id="_x0000_i1388" type="#_x0000_t75" style="width:29pt;height:16.5pt;visibility:visible;mso-wrap-style:square" o:bullet="t">
+      <v:shape id="_x0000_i1226" type="#_x0000_t75" style="width:29pt;height:16.5pt;visibility:visible;mso-wrap-style:square" o:bullet="t">
         <v:imagedata r:id="rId3" o:title="107161_circle_github_icon"/>
       </v:shape>
     </w:pict>
   </w:numPicBullet>
   <w:numPicBullet w:numPicBulletId="3">
     <w:pict>
-      <v:shape id="_x0000_i1389" type="#_x0000_t75" style="width:240pt;height:234pt;visibility:visible;mso-wrap-style:square" o:bullet="t">
+      <v:shape id="_x0000_i1227" type="#_x0000_t75" style="width:240pt;height:234pt;visibility:visible;mso-wrap-style:square" o:bullet="t">
         <v:imagedata r:id="rId4" o:title="Indian_Institute_of_Technology_Bombay_Logo"/>
       </v:shape>
     </w:pict>
   </w:numPicBullet>
   <w:numPicBullet w:numPicBulletId="4">
     <w:pict>
-      <v:shape id="_x0000_i1390" type="#_x0000_t75" style="width:22.5pt;height:16.5pt;visibility:visible;mso-wrap-style:square" o:bullet="t">
+      <v:shape id="_x0000_i1228" type="#_x0000_t75" style="width:22.5pt;height:16.5pt;visibility:visible;mso-wrap-style:square" o:bullet="t">
         <v:imagedata r:id="rId5" o:title="Indian_Institute_of_Technology_Bombay_Logo"/>
       </v:shape>
     </w:pict>
   </w:numPicBullet>
   <w:numPicBullet w:numPicBulletId="5">
     <w:pict>
-      <v:shape id="_x0000_i1391" type="#_x0000_t75" style="width:76.5pt;height:76.5pt;visibility:visible;mso-wrap-style:square" o:bullet="t">
+      <v:shape id="_x0000_i1229" type="#_x0000_t75" style="width:76.5pt;height:76.5pt;visibility:visible;mso-wrap-style:square" o:bullet="t">
         <v:imagedata r:id="rId6" o:title=""/>
       </v:shape>
     </w:pict>
